--- a/manuscript/manuscript_short.docx
+++ b/manuscript/manuscript_short.docx
@@ -921,7 +921,7 @@
               <w:t xml:space="preserve">C</w:t>
             </w:r>
             <w:r>
-              <w:t xml:space="preserve">) The ratio across a graded HPV16-positive cervical series of normal epithelium, high-grade lesion and carcinoma; the red line joins arm medians.</w:t>
+              <w:t xml:space="preserve">) The ratio rises monotonically with grade across a graded HPV16-positive cervical series of normal epithelium, high-grade lesion and carcinoma; the red line joins arm medians.</w:t>
             </w:r>
           </w:p>
           <w:bookmarkEnd w:id="26"/>

--- a/manuscript/manuscript_short.docx
+++ b/manuscript/manuscript_short.docx
@@ -793,7 +793,7 @@
         <w:pStyle w:val="BodyText"/>
       </w:pPr>
       <w:r>
-        <w:t xml:space="preserve">The transcripts carry an independent signature of that artefact. E1 and E2 lie on the same early message, so their counts should track unless integration disrupts E2; cell lines show a median E1:E2 of 129 against 0.27 in productive controls and 0.49 in skin, separating cultured from productive primary infection almost completely (AUC 0.97;</w:t>
+        <w:t xml:space="preserve">The transcripts carry an independent signature of that artefact. E1 and E2 lie on the same early message, so their counts should track unless integration disrupts E2; cell lines show a median E1:E2 ratio of 129 against 0.27 in productive controls and 0.49 in skin, separating cultured from productive primary infection almost completely (AUC 0.97;</w:t>
       </w:r>
       <w:r>
         <w:t xml:space="preserve"> </w:t>
@@ -807,7 +807,36 @@
         </w:r>
       </w:hyperlink>
       <w:r>
-        <w:t xml:space="preserve">). Virus-host junction calling confirms it where scored as clustering rather than raw count, and the ratio moves monotonically with grade across an independent HPV16-positive cervical series spanning normal epithelium, high-grade lesion and carcinoma, so it reads integration as biology rather than culture as provenance: the median rises from -1.48 in normal epithelium through -0.36 in high-grade lesion to 1.47 in carcinoma, roughly eightfold in the direction integration predicts, with late transcription falling away along the same axis.</w:t>
+        <w:t xml:space="preserve">). Virus-host junction calling confirms it where scored as clustering rather than raw count, and the ratio moves monotonically with grade across an independent HPV16-positive cervical series spanning normal epithelium, high-grade lesion and carcinoma, so it reads integration as biology rather than culture as provenance: on the log</w:t>
+      </w:r>
+      <w:r>
+        <w:rPr>
+          <w:vertAlign w:val="subscript"/>
+        </w:rPr>
+        <w:t xml:space="preserve">2</w:t>
+      </w:r>
+      <w:r>
+        <w:t xml:space="preserve"> </w:t>
+      </w:r>
+      <w:r>
+        <w:t xml:space="preserve">scale of</w:t>
+      </w:r>
+      <w:r>
+        <w:t xml:space="preserve"> </w:t>
+      </w:r>
+      <w:hyperlink w:anchor="fig-integration">
+        <w:r>
+          <w:rPr>
+            <w:rStyle w:val="Hyperlink"/>
+          </w:rPr>
+          <w:t xml:space="preserve">Figure 1</w:t>
+        </w:r>
+      </w:hyperlink>
+      <w:r>
+        <w:t xml:space="preserve"> </w:t>
+      </w:r>
+      <w:r>
+        <w:t xml:space="preserve">C the median rises from -1.48 in normal epithelium through -0.36 in high-grade lesion to 1.47 in carcinoma, roughly eightfold in the ratio itself, with late transcription falling away along the same axis.</w:t>
       </w:r>
     </w:p>
     <w:tbl>

--- a/manuscript/manuscript_short.docx
+++ b/manuscript/manuscript_short.docx
@@ -31,7 +31,7 @@
         <w:pStyle w:val="Date"/>
       </w:pPr>
       <w:r>
-        <w:t xml:space="preserve">2026-08-23</w:t>
+        <w:t xml:space="preserve">2026-08-24</w:t>
       </w:r>
     </w:p>
     <w:bookmarkStart w:id="20" w:name="abstract"/>
@@ -1955,41 +1955,13 @@
       </w:r>
     </w:p>
     <w:bookmarkEnd w:id="44"/>
-    <w:bookmarkStart w:id="62" w:name="supplementary-material"/>
-    <w:p>
-      <w:pPr>
-        <w:pStyle w:val="Heading1"/>
-      </w:pPr>
-      <w:r>
-        <w:t xml:space="preserve">Supplementary Material</w:t>
-      </w:r>
-    </w:p>
-    <w:bookmarkStart w:id="45" w:name="supplementary-materials-and-methods"/>
+    <w:bookmarkStart w:id="45" w:name="funding"/>
     <w:p>
       <w:pPr>
         <w:pStyle w:val="Heading2"/>
       </w:pPr>
       <w:r>
-        <w:t xml:space="preserve">Supplementary Materials and Methods</w:t>
-      </w:r>
-    </w:p>
-    <w:bookmarkEnd w:id="45"/>
-    <w:bookmarkStart w:id="61" w:name="methods"/>
-    <w:p>
-      <w:pPr>
-        <w:pStyle w:val="Heading2"/>
-      </w:pPr>
-      <w:r>
-        <w:t xml:space="preserve">Methods</w:t>
-      </w:r>
-    </w:p>
-    <w:bookmarkStart w:id="46" w:name="overview-and-implementation"/>
-    <w:p>
-      <w:pPr>
-        <w:pStyle w:val="Heading3"/>
-      </w:pPr>
-      <w:r>
-        <w:t xml:space="preserve">Overview and implementation</w:t>
+        <w:t xml:space="preserve">Funding</w:t>
       </w:r>
     </w:p>
     <w:p>
@@ -1997,31 +1969,7 @@
         <w:pStyle w:val="FirstParagraph"/>
       </w:pPr>
       <w:r>
-        <w:t xml:space="preserve">All analyses were performed with a custom, portable workflow implemented in Nextflow DSL2 (≥23.04;</w:t>
-      </w:r>
-      <w:r>
-        <w:t xml:space="preserve"> </w:t>
-      </w:r>
-      <w:r>
-        <w:t xml:space="preserve">Di Tommaso et al. (2017)</w:t>
-      </w:r>
-      <w:r>
-        <w:t xml:space="preserve">) and run on an HPC cluster under the SLURM scheduler. Each step runs in an isolated, version-pinned software environment specified per process as both a Conda</w:t>
-      </w:r>
-      <w:r>
-        <w:t xml:space="preserve"> </w:t>
-      </w:r>
-      <w:r>
-        <w:rPr>
-          <w:rStyle w:val="VerbatimChar"/>
-        </w:rPr>
-        <w:t xml:space="preserve">environment.yml</w:t>
-      </w:r>
-      <w:r>
-        <w:t xml:space="preserve"> </w:t>
-      </w:r>
-      <w:r>
-        <w:t xml:space="preserve">and an OCI container image; the exact container build was used for execution, and the versions quoted below are those pinned by the container tags. Default parameter values are given in parentheses and were used unless stated otherwise.</w:t>
+        <w:t xml:space="preserve">This research was supported by the Estonian Research Council grant (PRG2707).</w:t>
       </w:r>
     </w:p>
     <w:p>
@@ -2029,17 +1977,2641 @@
         <w:pStyle w:val="BodyText"/>
       </w:pPr>
       <w:r>
-        <w:t xml:space="preserve">The workflow comprises a one-time reference-construction stage followed by a per-sample pipeline: SRA discovery → FASTQ download → quality control → Kraken2 papillomavirus screen → branch on HPV status (only HPV-positive libraries proceed) → STAR alignment to the HPV reference panel → coverage-based HPV typing → early/late transcript classification → aggregation and reporting.</w:t>
+        <w:t xml:space="preserve">This research was co-financed through the DURABLE project. The DURABLE project has been co-funded by the European Union, under the EU4Health Programme (EU4H), Project no. 101102733. Views and opinions expressed are however those of the authors only and do not necessarily reflect those of the European Union or the European Health and Digital Executive Agency. Neither the European Union nor the granting authority can be held responsible for them.</w:t>
       </w:r>
     </w:p>
-    <w:bookmarkEnd w:id="46"/>
-    <w:bookmarkStart w:id="47" w:name="hpv-reference-panel-and-kraken2-database"/>
+    <w:bookmarkEnd w:id="45"/>
+    <w:bookmarkStart w:id="140" w:name="references"/>
+    <w:p>
+      <w:pPr>
+        <w:pStyle w:val="Heading2"/>
+      </w:pPr>
+      <w:r>
+        <w:t xml:space="preserve">References</w:t>
+      </w:r>
+    </w:p>
+    <w:bookmarkStart w:id="139" w:name="refs"/>
+    <w:bookmarkStart w:id="47" w:name="ref-adey2013"/>
+    <w:p>
+      <w:pPr>
+        <w:pStyle w:val="Bibliography"/>
+      </w:pPr>
+      <w:r>
+        <w:t xml:space="preserve">Adey, Andrew et al. 2013.</w:t>
+      </w:r>
+      <w:r>
+        <w:t xml:space="preserve"> </w:t>
+      </w:r>
+      <w:r>
+        <w:t xml:space="preserve">“The Haplotype-Resolved Genome and Epigenome of the Aneuploid</w:t>
+      </w:r>
+      <w:r>
+        <w:t xml:space="preserve"> </w:t>
+      </w:r>
+      <w:r>
+        <w:t xml:space="preserve">HeLa</w:t>
+      </w:r>
+      <w:r>
+        <w:t xml:space="preserve"> </w:t>
+      </w:r>
+      <w:r>
+        <w:t xml:space="preserve">Cancer Cell Line.”</w:t>
+      </w:r>
+      <w:r>
+        <w:t xml:space="preserve"> </w:t>
+      </w:r>
+      <w:r>
+        <w:rPr>
+          <w:i/>
+          <w:iCs/>
+        </w:rPr>
+        <w:t xml:space="preserve">Nature</w:t>
+      </w:r>
+      <w:r>
+        <w:t xml:space="preserve"> </w:t>
+      </w:r>
+      <w:r>
+        <w:t xml:space="preserve">500: 207–11.</w:t>
+      </w:r>
+      <w:r>
+        <w:t xml:space="preserve"> </w:t>
+      </w:r>
+      <w:hyperlink r:id="rId46">
+        <w:r>
+          <w:rPr>
+            <w:rStyle w:val="Hyperlink"/>
+          </w:rPr>
+          <w:t xml:space="preserve">https://doi.org/10.1038/nature12064</w:t>
+        </w:r>
+      </w:hyperlink>
+      <w:r>
+        <w:t xml:space="preserve">.</w:t>
+      </w:r>
+    </w:p>
+    <w:bookmarkEnd w:id="47"/>
+    <w:bookmarkStart w:id="49" w:name="ref-antonsson2000"/>
+    <w:p>
+      <w:pPr>
+        <w:pStyle w:val="Bibliography"/>
+      </w:pPr>
+      <w:r>
+        <w:t xml:space="preserve">Antonsson, Annika, Ola Forslund, Henrik Ekberg, Gunnar Sterner, and Bo G. Hansson. 2000.</w:t>
+      </w:r>
+      <w:r>
+        <w:t xml:space="preserve"> </w:t>
+      </w:r>
+      <w:r>
+        <w:t xml:space="preserve">“The Ubiquity and Impressive Genomic Diversity of Human Skin Papillomaviruses Suggest a Commensalic Nature of These Viruses.”</w:t>
+      </w:r>
+      <w:r>
+        <w:t xml:space="preserve"> </w:t>
+      </w:r>
+      <w:r>
+        <w:rPr>
+          <w:i/>
+          <w:iCs/>
+        </w:rPr>
+        <w:t xml:space="preserve">Journal of Virology</w:t>
+      </w:r>
+      <w:r>
+        <w:t xml:space="preserve"> </w:t>
+      </w:r>
+      <w:r>
+        <w:t xml:space="preserve">74 (24): 11636–41.</w:t>
+      </w:r>
+      <w:r>
+        <w:t xml:space="preserve"> </w:t>
+      </w:r>
+      <w:hyperlink r:id="rId48">
+        <w:r>
+          <w:rPr>
+            <w:rStyle w:val="Hyperlink"/>
+          </w:rPr>
+          <w:t xml:space="preserve">https://doi.org/10.1128/JVI.74.24.11636-11641.2000</w:t>
+        </w:r>
+      </w:hyperlink>
+      <w:r>
+        <w:t xml:space="preserve">.</w:t>
+      </w:r>
+    </w:p>
+    <w:bookmarkEnd w:id="49"/>
+    <w:bookmarkStart w:id="51" w:name="ref-arron2011"/>
+    <w:p>
+      <w:pPr>
+        <w:pStyle w:val="Bibliography"/>
+      </w:pPr>
+      <w:r>
+        <w:t xml:space="preserve">Arron, Sarah T. et al. 2011.</w:t>
+      </w:r>
+      <w:r>
+        <w:t xml:space="preserve"> </w:t>
+      </w:r>
+      <w:r>
+        <w:t xml:space="preserve">“Transcriptome Sequencing Demonstrates That Human Papillomavirus Is Not Active in Cutaneous Squamous Cell Carcinoma.”</w:t>
+      </w:r>
+      <w:r>
+        <w:t xml:space="preserve"> </w:t>
+      </w:r>
+      <w:r>
+        <w:rPr>
+          <w:i/>
+          <w:iCs/>
+        </w:rPr>
+        <w:t xml:space="preserve">Journal of Investigative Dermatology</w:t>
+      </w:r>
+      <w:r>
+        <w:t xml:space="preserve"> </w:t>
+      </w:r>
+      <w:r>
+        <w:t xml:space="preserve">131 (8): 1745–53.</w:t>
+      </w:r>
+      <w:r>
+        <w:t xml:space="preserve"> </w:t>
+      </w:r>
+      <w:hyperlink r:id="rId50">
+        <w:r>
+          <w:rPr>
+            <w:rStyle w:val="Hyperlink"/>
+          </w:rPr>
+          <w:t xml:space="preserve">https://doi.org/10.1038/jid.2011.91</w:t>
+        </w:r>
+      </w:hyperlink>
+      <w:r>
+        <w:t xml:space="preserve">.</w:t>
+      </w:r>
+    </w:p>
+    <w:bookmarkEnd w:id="51"/>
+    <w:bookmarkStart w:id="53" w:name="ref-arroyomuhr2021"/>
+    <w:p>
+      <w:pPr>
+        <w:pStyle w:val="Bibliography"/>
+      </w:pPr>
+      <w:r>
+        <w:t xml:space="preserve">Arroyo Mühr, Laila Sara, Emilie Hultin, and Joakim Dillner. 2021.</w:t>
+      </w:r>
+      <w:r>
+        <w:t xml:space="preserve"> </w:t>
+      </w:r>
+      <w:r>
+        <w:t xml:space="preserve">“Transcription of Human Papillomaviruses in Nonmelanoma Skin Cancers of the Immunosuppressed.”</w:t>
+      </w:r>
+      <w:r>
+        <w:t xml:space="preserve"> </w:t>
+      </w:r>
+      <w:r>
+        <w:rPr>
+          <w:i/>
+          <w:iCs/>
+        </w:rPr>
+        <w:t xml:space="preserve">International Journal of Cancer</w:t>
+      </w:r>
+      <w:r>
+        <w:t xml:space="preserve"> </w:t>
+      </w:r>
+      <w:r>
+        <w:t xml:space="preserve">149 (6): 1341–47.</w:t>
+      </w:r>
+      <w:r>
+        <w:t xml:space="preserve"> </w:t>
+      </w:r>
+      <w:hyperlink r:id="rId52">
+        <w:r>
+          <w:rPr>
+            <w:rStyle w:val="Hyperlink"/>
+          </w:rPr>
+          <w:t xml:space="preserve">https://doi.org/10.1002/ijc.33683</w:t>
+        </w:r>
+      </w:hyperlink>
+      <w:r>
+        <w:t xml:space="preserve">.</w:t>
+      </w:r>
+    </w:p>
+    <w:bookmarkEnd w:id="53"/>
+    <w:bookmarkStart w:id="55" w:name="ref-asplund2019"/>
+    <w:p>
+      <w:pPr>
+        <w:pStyle w:val="Bibliography"/>
+      </w:pPr>
+      <w:r>
+        <w:t xml:space="preserve">Asplund, Maria, Kristín R. Kjartansdóttir, Sarah Mollerup, Lasse Vinner, Helena Fridholm, Jose A. R. Herrera, Jens Friis-Nielsen, et al. 2019.</w:t>
+      </w:r>
+      <w:r>
+        <w:t xml:space="preserve"> </w:t>
+      </w:r>
+      <w:r>
+        <w:t xml:space="preserve">“Contaminating Viral Sequences in High-Throughput Sequencing Viromics: A Linkage Study of 700 Sequencing Libraries.”</w:t>
+      </w:r>
+      <w:r>
+        <w:t xml:space="preserve"> </w:t>
+      </w:r>
+      <w:r>
+        <w:rPr>
+          <w:i/>
+          <w:iCs/>
+        </w:rPr>
+        <w:t xml:space="preserve">Clinical Microbiology and Infection</w:t>
+      </w:r>
+      <w:r>
+        <w:t xml:space="preserve"> </w:t>
+      </w:r>
+      <w:r>
+        <w:t xml:space="preserve">25 (10): 1277–85.</w:t>
+      </w:r>
+      <w:r>
+        <w:t xml:space="preserve"> </w:t>
+      </w:r>
+      <w:hyperlink r:id="rId54">
+        <w:r>
+          <w:rPr>
+            <w:rStyle w:val="Hyperlink"/>
+          </w:rPr>
+          <w:t xml:space="preserve">https://doi.org/10.1016/j.cmi.2019.04.028</w:t>
+        </w:r>
+      </w:hyperlink>
+      <w:r>
+        <w:t xml:space="preserve">.</w:t>
+      </w:r>
+    </w:p>
+    <w:bookmarkEnd w:id="55"/>
+    <w:bookmarkStart w:id="57" w:name="ref-bhargava2025"/>
+    <w:p>
+      <w:pPr>
+        <w:pStyle w:val="Bibliography"/>
+      </w:pPr>
+      <w:r>
+        <w:t xml:space="preserve">Bhargava, Devika, Alexandra Labadie, Rachel L. Hanson-Rios-Stutz, Austin Goodyke, Emily M. Moses, Amrita S. Das, Sarah Vanderweele, et al. 2025.</w:t>
+      </w:r>
+      <w:r>
+        <w:t xml:space="preserve"> </w:t>
+      </w:r>
+      <w:r>
+        <w:t xml:space="preserve">“From Castaways to Discoveries: Unveiling Treasures in Skin</w:t>
+      </w:r>
+      <w:r>
+        <w:t xml:space="preserve"> </w:t>
+      </w:r>
+      <w:r>
+        <w:t xml:space="preserve">RNAseq</w:t>
+      </w:r>
+      <w:r>
+        <w:t xml:space="preserve"> </w:t>
+      </w:r>
+      <w:r>
+        <w:t xml:space="preserve">Using a Novel Multidimensional Data Processing Workflow Including Infection-Host Dynamics.”</w:t>
+      </w:r>
+      <w:r>
+        <w:t xml:space="preserve"> </w:t>
+      </w:r>
+      <w:r>
+        <w:rPr>
+          <w:i/>
+          <w:iCs/>
+        </w:rPr>
+        <w:t xml:space="preserve">Physiological Genomics</w:t>
+      </w:r>
+      <w:r>
+        <w:t xml:space="preserve"> </w:t>
+      </w:r>
+      <w:r>
+        <w:t xml:space="preserve">57 (5): 343–56.</w:t>
+      </w:r>
+      <w:r>
+        <w:t xml:space="preserve"> </w:t>
+      </w:r>
+      <w:hyperlink r:id="rId56">
+        <w:r>
+          <w:rPr>
+            <w:rStyle w:val="Hyperlink"/>
+          </w:rPr>
+          <w:t xml:space="preserve">https://doi.org/10.1152/physiolgenomics.00093.2024</w:t>
+        </w:r>
+      </w:hyperlink>
+      <w:r>
+        <w:t xml:space="preserve">.</w:t>
+      </w:r>
+    </w:p>
+    <w:bookmarkEnd w:id="57"/>
+    <w:bookmarkStart w:id="59" w:name="ref-bzhalava2014"/>
+    <w:p>
+      <w:pPr>
+        <w:pStyle w:val="Bibliography"/>
+      </w:pPr>
+      <w:r>
+        <w:t xml:space="preserve">Bzhalava, Davit, Laila Sara Arroyo Mühr, Camilla Lagheden, Johanna Ekström, Ola Forslund, Joakim Dillner, and Emilie Hultin. 2014.</w:t>
+      </w:r>
+      <w:r>
+        <w:t xml:space="preserve"> </w:t>
+      </w:r>
+      <w:r>
+        <w:t xml:space="preserve">“Deep Sequencing Extends the Diversity of Human Papillomaviruses in Human Skin.”</w:t>
+      </w:r>
+      <w:r>
+        <w:t xml:space="preserve"> </w:t>
+      </w:r>
+      <w:r>
+        <w:rPr>
+          <w:i/>
+          <w:iCs/>
+        </w:rPr>
+        <w:t xml:space="preserve">Scientific Reports</w:t>
+      </w:r>
+      <w:r>
+        <w:t xml:space="preserve"> </w:t>
+      </w:r>
+      <w:r>
+        <w:t xml:space="preserve">4: 5807.</w:t>
+      </w:r>
+      <w:r>
+        <w:t xml:space="preserve"> </w:t>
+      </w:r>
+      <w:hyperlink r:id="rId58">
+        <w:r>
+          <w:rPr>
+            <w:rStyle w:val="Hyperlink"/>
+          </w:rPr>
+          <w:t xml:space="preserve">https://doi.org/10.1038/srep05807</w:t>
+        </w:r>
+      </w:hyperlink>
+      <w:r>
+        <w:t xml:space="preserve">.</w:t>
+      </w:r>
+    </w:p>
+    <w:bookmarkEnd w:id="59"/>
+    <w:bookmarkStart w:id="61" w:name="ref-cantalupo2015"/>
+    <w:p>
+      <w:pPr>
+        <w:pStyle w:val="Bibliography"/>
+      </w:pPr>
+      <w:r>
+        <w:t xml:space="preserve">Cantalupo, Paul G., Joshua P. Katz, and James M. Pipas. 2015.</w:t>
+      </w:r>
+      <w:r>
+        <w:t xml:space="preserve"> </w:t>
+      </w:r>
+      <w:r>
+        <w:t xml:space="preserve">“</w:t>
+      </w:r>
+      <w:r>
+        <w:t xml:space="preserve">HeLa</w:t>
+      </w:r>
+      <w:r>
+        <w:t xml:space="preserve"> </w:t>
+      </w:r>
+      <w:r>
+        <w:t xml:space="preserve">Nucleic Acid Contamination in</w:t>
+      </w:r>
+      <w:r>
+        <w:t xml:space="preserve"> </w:t>
+      </w:r>
+      <w:r>
+        <w:t xml:space="preserve">The Cancer Genome Atlas</w:t>
+      </w:r>
+      <w:r>
+        <w:t xml:space="preserve"> </w:t>
+      </w:r>
+      <w:r>
+        <w:t xml:space="preserve">Leads to the Misidentification of Human Papillomavirus 18.”</w:t>
+      </w:r>
+      <w:r>
+        <w:t xml:space="preserve"> </w:t>
+      </w:r>
+      <w:r>
+        <w:rPr>
+          <w:i/>
+          <w:iCs/>
+        </w:rPr>
+        <w:t xml:space="preserve">Journal of Virology</w:t>
+      </w:r>
+      <w:r>
+        <w:t xml:space="preserve"> </w:t>
+      </w:r>
+      <w:r>
+        <w:t xml:space="preserve">89 (8): 4051–57.</w:t>
+      </w:r>
+      <w:r>
+        <w:t xml:space="preserve"> </w:t>
+      </w:r>
+      <w:hyperlink r:id="rId60">
+        <w:r>
+          <w:rPr>
+            <w:rStyle w:val="Hyperlink"/>
+          </w:rPr>
+          <w:t xml:space="preserve">https://doi.org/10.1128/JVI.03365-14</w:t>
+        </w:r>
+      </w:hyperlink>
+      <w:r>
+        <w:t xml:space="preserve">.</w:t>
+      </w:r>
+    </w:p>
+    <w:bookmarkEnd w:id="61"/>
+    <w:bookmarkStart w:id="63" w:name="ref-cantalupo2019"/>
+    <w:p>
+      <w:pPr>
+        <w:pStyle w:val="Bibliography"/>
+      </w:pPr>
+      <w:r>
+        <w:t xml:space="preserve">Cantalupo, Paul G., and James M. Pipas. 2019.</w:t>
+      </w:r>
+      <w:r>
+        <w:t xml:space="preserve"> </w:t>
+      </w:r>
+      <w:r>
+        <w:t xml:space="preserve">“Detecting Viral Sequences in</w:t>
+      </w:r>
+      <w:r>
+        <w:t xml:space="preserve"> </w:t>
+      </w:r>
+      <w:r>
+        <w:t xml:space="preserve">NGS</w:t>
+      </w:r>
+      <w:r>
+        <w:t xml:space="preserve"> </w:t>
+      </w:r>
+      <w:r>
+        <w:t xml:space="preserve">Data.”</w:t>
+      </w:r>
+      <w:r>
+        <w:t xml:space="preserve"> </w:t>
+      </w:r>
+      <w:r>
+        <w:rPr>
+          <w:i/>
+          <w:iCs/>
+        </w:rPr>
+        <w:t xml:space="preserve">Current Opinion in Virology</w:t>
+      </w:r>
+      <w:r>
+        <w:t xml:space="preserve"> </w:t>
+      </w:r>
+      <w:r>
+        <w:t xml:space="preserve">39: 41–48.</w:t>
+      </w:r>
+      <w:r>
+        <w:t xml:space="preserve"> </w:t>
+      </w:r>
+      <w:hyperlink r:id="rId62">
+        <w:r>
+          <w:rPr>
+            <w:rStyle w:val="Hyperlink"/>
+          </w:rPr>
+          <w:t xml:space="preserve">https://doi.org/10.1016/j.coviro.2019.07.010</w:t>
+        </w:r>
+      </w:hyperlink>
+      <w:r>
+        <w:t xml:space="preserve">.</w:t>
+      </w:r>
+    </w:p>
+    <w:bookmarkEnd w:id="63"/>
+    <w:bookmarkStart w:id="65" w:name="ref-chen2018"/>
+    <w:p>
+      <w:pPr>
+        <w:pStyle w:val="Bibliography"/>
+      </w:pPr>
+      <w:r>
+        <w:t xml:space="preserve">Chen, Shifu, Yanqing Zhou, Yaru Chen, and Jia Gu. 2018.</w:t>
+      </w:r>
+      <w:r>
+        <w:t xml:space="preserve"> </w:t>
+      </w:r>
+      <w:r>
+        <w:t xml:space="preserve">“Fastp: An Ultra-Fast All-in-One</w:t>
+      </w:r>
+      <w:r>
+        <w:t xml:space="preserve"> </w:t>
+      </w:r>
+      <w:r>
+        <w:t xml:space="preserve">FASTQ</w:t>
+      </w:r>
+      <w:r>
+        <w:t xml:space="preserve"> </w:t>
+      </w:r>
+      <w:r>
+        <w:t xml:space="preserve">Preprocessor.”</w:t>
+      </w:r>
+      <w:r>
+        <w:t xml:space="preserve"> </w:t>
+      </w:r>
+      <w:r>
+        <w:rPr>
+          <w:i/>
+          <w:iCs/>
+        </w:rPr>
+        <w:t xml:space="preserve">Bioinformatics</w:t>
+      </w:r>
+      <w:r>
+        <w:t xml:space="preserve"> </w:t>
+      </w:r>
+      <w:r>
+        <w:t xml:space="preserve">34 (17): i884–90.</w:t>
+      </w:r>
+      <w:r>
+        <w:t xml:space="preserve"> </w:t>
+      </w:r>
+      <w:hyperlink r:id="rId64">
+        <w:r>
+          <w:rPr>
+            <w:rStyle w:val="Hyperlink"/>
+          </w:rPr>
+          <w:t xml:space="preserve">https://doi.org/10.1093/bioinformatics/bty560</w:t>
+        </w:r>
+      </w:hyperlink>
+      <w:r>
+        <w:t xml:space="preserve">.</w:t>
+      </w:r>
+    </w:p>
+    <w:bookmarkEnd w:id="65"/>
+    <w:bookmarkStart w:id="67" w:name="ref-danecek2021"/>
+    <w:p>
+      <w:pPr>
+        <w:pStyle w:val="Bibliography"/>
+      </w:pPr>
+      <w:r>
+        <w:t xml:space="preserve">Danecek, Petr, James K. Bonfield, Jennifer Liddle, John Marshall, Valeriu Ohan, Martin O. Pollard, Andrew Whitwham, et al. 2021.</w:t>
+      </w:r>
+      <w:r>
+        <w:t xml:space="preserve"> </w:t>
+      </w:r>
+      <w:r>
+        <w:t xml:space="preserve">“Twelve Years of</w:t>
+      </w:r>
+      <w:r>
+        <w:t xml:space="preserve"> </w:t>
+      </w:r>
+      <w:r>
+        <w:t xml:space="preserve">SAMtools</w:t>
+      </w:r>
+      <w:r>
+        <w:t xml:space="preserve"> </w:t>
+      </w:r>
+      <w:r>
+        <w:t xml:space="preserve">and</w:t>
+      </w:r>
+      <w:r>
+        <w:t xml:space="preserve"> </w:t>
+      </w:r>
+      <w:r>
+        <w:t xml:space="preserve">BCFtools</w:t>
+      </w:r>
+      <w:r>
+        <w:t xml:space="preserve">.”</w:t>
+      </w:r>
+      <w:r>
+        <w:t xml:space="preserve"> </w:t>
+      </w:r>
+      <w:r>
+        <w:rPr>
+          <w:i/>
+          <w:iCs/>
+        </w:rPr>
+        <w:t xml:space="preserve">GigaScience</w:t>
+      </w:r>
+      <w:r>
+        <w:t xml:space="preserve"> </w:t>
+      </w:r>
+      <w:r>
+        <w:t xml:space="preserve">10 (2): giab008.</w:t>
+      </w:r>
+      <w:r>
+        <w:t xml:space="preserve"> </w:t>
+      </w:r>
+      <w:hyperlink r:id="rId66">
+        <w:r>
+          <w:rPr>
+            <w:rStyle w:val="Hyperlink"/>
+          </w:rPr>
+          <w:t xml:space="preserve">https://doi.org/10.1093/gigascience/giab008</w:t>
+        </w:r>
+      </w:hyperlink>
+      <w:r>
+        <w:t xml:space="preserve">.</w:t>
+      </w:r>
+    </w:p>
+    <w:bookmarkEnd w:id="67"/>
+    <w:bookmarkStart w:id="69" w:name="ref-devitt2019"/>
+    <w:p>
+      <w:pPr>
+        <w:pStyle w:val="Bibliography"/>
+      </w:pPr>
+      <w:r>
+        <w:t xml:space="preserve">Devitt, Katharina, Sarah J. Hanson, Zewen K. Tuong, Erin McMeniman, H. Peter Soyer, Ian H. Frazer, and Samuel W. Lukowski. 2019.</w:t>
+      </w:r>
+      <w:r>
+        <w:t xml:space="preserve"> </w:t>
+      </w:r>
+      <w:r>
+        <w:t xml:space="preserve">“Single-Cell</w:t>
+      </w:r>
+      <w:r>
+        <w:t xml:space="preserve"> </w:t>
+      </w:r>
+      <w:r>
+        <w:t xml:space="preserve">RNA</w:t>
+      </w:r>
+      <w:r>
+        <w:t xml:space="preserve"> </w:t>
+      </w:r>
+      <w:r>
+        <w:t xml:space="preserve">Sequencing Reveals Cell Type-Specific</w:t>
+      </w:r>
+      <w:r>
+        <w:t xml:space="preserve"> </w:t>
+      </w:r>
+      <w:r>
+        <w:t xml:space="preserve">HPV</w:t>
+      </w:r>
+      <w:r>
+        <w:t xml:space="preserve"> </w:t>
+      </w:r>
+      <w:r>
+        <w:t xml:space="preserve">Expression in Hyperplastic Skin Lesions.”</w:t>
+      </w:r>
+      <w:r>
+        <w:t xml:space="preserve"> </w:t>
+      </w:r>
+      <w:r>
+        <w:rPr>
+          <w:i/>
+          <w:iCs/>
+        </w:rPr>
+        <w:t xml:space="preserve">Virology</w:t>
+      </w:r>
+      <w:r>
+        <w:t xml:space="preserve"> </w:t>
+      </w:r>
+      <w:r>
+        <w:t xml:space="preserve">537: 14–19.</w:t>
+      </w:r>
+      <w:r>
+        <w:t xml:space="preserve"> </w:t>
+      </w:r>
+      <w:hyperlink r:id="rId68">
+        <w:r>
+          <w:rPr>
+            <w:rStyle w:val="Hyperlink"/>
+          </w:rPr>
+          <w:t xml:space="preserve">https://doi.org/10.1016/j.virol.2019.08.007</w:t>
+        </w:r>
+      </w:hyperlink>
+      <w:r>
+        <w:t xml:space="preserve">.</w:t>
+      </w:r>
+    </w:p>
+    <w:bookmarkEnd w:id="69"/>
+    <w:bookmarkStart w:id="71" w:name="ref-ditommaso2017"/>
+    <w:p>
+      <w:pPr>
+        <w:pStyle w:val="Bibliography"/>
+      </w:pPr>
+      <w:r>
+        <w:t xml:space="preserve">Di Tommaso, Paolo, Maria Chatzou, Evan W. Floden, Pablo Prieto Barja, Emilio Palumbo, and Cedric Notredame. 2017.</w:t>
+      </w:r>
+      <w:r>
+        <w:t xml:space="preserve"> </w:t>
+      </w:r>
+      <w:r>
+        <w:t xml:space="preserve">“Nextflow Enables Reproducible Computational Workflows.”</w:t>
+      </w:r>
+      <w:r>
+        <w:t xml:space="preserve"> </w:t>
+      </w:r>
+      <w:r>
+        <w:rPr>
+          <w:i/>
+          <w:iCs/>
+        </w:rPr>
+        <w:t xml:space="preserve">Nature Biotechnology</w:t>
+      </w:r>
+      <w:r>
+        <w:t xml:space="preserve"> </w:t>
+      </w:r>
+      <w:r>
+        <w:t xml:space="preserve">35 (4): 316–19.</w:t>
+      </w:r>
+      <w:r>
+        <w:t xml:space="preserve"> </w:t>
+      </w:r>
+      <w:hyperlink r:id="rId70">
+        <w:r>
+          <w:rPr>
+            <w:rStyle w:val="Hyperlink"/>
+          </w:rPr>
+          <w:t xml:space="preserve">https://doi.org/10.1038/nbt.3820</w:t>
+        </w:r>
+      </w:hyperlink>
+      <w:r>
+        <w:t xml:space="preserve">.</w:t>
+      </w:r>
+    </w:p>
+    <w:bookmarkEnd w:id="71"/>
+    <w:bookmarkStart w:id="73" w:name="ref-dobin2013"/>
+    <w:p>
+      <w:pPr>
+        <w:pStyle w:val="Bibliography"/>
+      </w:pPr>
+      <w:r>
+        <w:t xml:space="preserve">Dobin, Alexander, Carrie A. Davis, Felix Schlesinger, Jorg Drenkow, Chris Zaleski, Sonali Jha, Philippe Batut, Mark Chaisson, and Thomas R. Gingeras. 2013.</w:t>
+      </w:r>
+      <w:r>
+        <w:t xml:space="preserve"> </w:t>
+      </w:r>
+      <w:r>
+        <w:t xml:space="preserve">“</w:t>
+      </w:r>
+      <w:r>
+        <w:t xml:space="preserve">STAR</w:t>
+      </w:r>
+      <w:r>
+        <w:t xml:space="preserve">: Ultrafast Universal</w:t>
+      </w:r>
+      <w:r>
+        <w:t xml:space="preserve"> </w:t>
+      </w:r>
+      <w:r>
+        <w:t xml:space="preserve">RNA-seq</w:t>
+      </w:r>
+      <w:r>
+        <w:t xml:space="preserve"> </w:t>
+      </w:r>
+      <w:r>
+        <w:t xml:space="preserve">Aligner.”</w:t>
+      </w:r>
+      <w:r>
+        <w:t xml:space="preserve"> </w:t>
+      </w:r>
+      <w:r>
+        <w:rPr>
+          <w:i/>
+          <w:iCs/>
+        </w:rPr>
+        <w:t xml:space="preserve">Bioinformatics</w:t>
+      </w:r>
+      <w:r>
+        <w:t xml:space="preserve"> </w:t>
+      </w:r>
+      <w:r>
+        <w:t xml:space="preserve">29 (1): 15–21.</w:t>
+      </w:r>
+      <w:r>
+        <w:t xml:space="preserve"> </w:t>
+      </w:r>
+      <w:hyperlink r:id="rId72">
+        <w:r>
+          <w:rPr>
+            <w:rStyle w:val="Hyperlink"/>
+          </w:rPr>
+          <w:t xml:space="preserve">https://doi.org/10.1093/bioinformatics/bts635</w:t>
+        </w:r>
+      </w:hyperlink>
+      <w:r>
+        <w:t xml:space="preserve">.</w:t>
+      </w:r>
+    </w:p>
+    <w:bookmarkEnd w:id="73"/>
+    <w:bookmarkStart w:id="74" w:name="ref-doorbar2023"/>
+    <w:p>
+      <w:pPr>
+        <w:pStyle w:val="Bibliography"/>
+      </w:pPr>
+      <w:r>
+        <w:t xml:space="preserve">Doorbar, John. 2023.</w:t>
+      </w:r>
+      <w:r>
+        <w:t xml:space="preserve"> </w:t>
+      </w:r>
+      <w:r>
+        <w:t xml:space="preserve">“The Human Papillomavirus Twilight Zone: Latency, Immune Control and Subclinical Infection.”</w:t>
+      </w:r>
+      <w:r>
+        <w:t xml:space="preserve"> </w:t>
+      </w:r>
+      <w:r>
+        <w:rPr>
+          <w:i/>
+          <w:iCs/>
+        </w:rPr>
+        <w:t xml:space="preserve">Tumour Virus Research</w:t>
+      </w:r>
+      <w:r>
+        <w:t xml:space="preserve"> </w:t>
+      </w:r>
+      <w:r>
+        <w:t xml:space="preserve">16: 200268.</w:t>
+      </w:r>
+    </w:p>
+    <w:bookmarkEnd w:id="74"/>
+    <w:bookmarkStart w:id="75" w:name="ref-dorfer2021"/>
+    <w:p>
+      <w:pPr>
+        <w:pStyle w:val="Bibliography"/>
+      </w:pPr>
+      <w:r>
+        <w:t xml:space="preserve">Dorfer, Sonja et al. 2021.</w:t>
+      </w:r>
+      <w:r>
+        <w:t xml:space="preserve"> </w:t>
+      </w:r>
+      <w:r>
+        <w:t xml:space="preserve">“</w:t>
+      </w:r>
+      <w:r>
+        <w:t xml:space="preserve">MmuPV1</w:t>
+      </w:r>
+      <w:r>
+        <w:t xml:space="preserve"> </w:t>
+      </w:r>
+      <w:r>
+        <w:t xml:space="preserve">Is a Key Driver of Skin Cancer Development Upon Immunosuppression.”</w:t>
+      </w:r>
+      <w:r>
+        <w:t xml:space="preserve"> </w:t>
+      </w:r>
+      <w:r>
+        <w:rPr>
+          <w:i/>
+          <w:iCs/>
+        </w:rPr>
+        <w:t xml:space="preserve">American Journal of Transplantation</w:t>
+      </w:r>
+      <w:r>
+        <w:t xml:space="preserve"> </w:t>
+      </w:r>
+      <w:r>
+        <w:t xml:space="preserve">21 (2): 525–39.</w:t>
+      </w:r>
+    </w:p>
+    <w:bookmarkEnd w:id="75"/>
+    <w:bookmarkStart w:id="77" w:name="ref-edgar2022"/>
+    <w:p>
+      <w:pPr>
+        <w:pStyle w:val="Bibliography"/>
+      </w:pPr>
+      <w:r>
+        <w:t xml:space="preserve">Edgar, Robert C. et al. 2022.</w:t>
+      </w:r>
+      <w:r>
+        <w:t xml:space="preserve"> </w:t>
+      </w:r>
+      <w:r>
+        <w:t xml:space="preserve">“Petabase-Scale Sequence Alignment Catalyses Viral Discovery.”</w:t>
+      </w:r>
+      <w:r>
+        <w:t xml:space="preserve"> </w:t>
+      </w:r>
+      <w:r>
+        <w:rPr>
+          <w:i/>
+          <w:iCs/>
+        </w:rPr>
+        <w:t xml:space="preserve">Nature</w:t>
+      </w:r>
+      <w:r>
+        <w:t xml:space="preserve"> </w:t>
+      </w:r>
+      <w:r>
+        <w:t xml:space="preserve">602: 142–47.</w:t>
+      </w:r>
+      <w:r>
+        <w:t xml:space="preserve"> </w:t>
+      </w:r>
+      <w:hyperlink r:id="rId76">
+        <w:r>
+          <w:rPr>
+            <w:rStyle w:val="Hyperlink"/>
+          </w:rPr>
+          <w:t xml:space="preserve">https://doi.org/10.1038/s41586-021-04332-2</w:t>
+        </w:r>
+      </w:hyperlink>
+      <w:r>
+        <w:t xml:space="preserve">.</w:t>
+      </w:r>
+    </w:p>
+    <w:bookmarkEnd w:id="77"/>
+    <w:bookmarkStart w:id="79" w:name="ref-fujimoto2019"/>
+    <w:p>
+      <w:pPr>
+        <w:pStyle w:val="Bibliography"/>
+      </w:pPr>
+      <w:r>
+        <w:t xml:space="preserve">Fujimoto, Masakazu, Ibu Matsuzaki, Yuki Takahashi, Yuichi Iwahashi, Kenji Warigaya, Fumiyoshi Kojima, Masatoshi Jinnin, and Shin-ichi Murata. 2019.</w:t>
+      </w:r>
+      <w:r>
+        <w:t xml:space="preserve"> </w:t>
+      </w:r>
+      <w:r>
+        <w:t xml:space="preserve">“High-Risk Human Papillomavirus</w:t>
+      </w:r>
+      <w:r>
+        <w:t xml:space="preserve"> </w:t>
+      </w:r>
+      <w:r>
+        <w:t xml:space="preserve">E6/E7</w:t>
+      </w:r>
+      <w:r>
+        <w:t xml:space="preserve"> </w:t>
+      </w:r>
+      <w:r>
+        <w:t xml:space="preserve">mRNA</w:t>
+      </w:r>
+      <w:r>
+        <w:t xml:space="preserve"> </w:t>
+      </w:r>
+      <w:r>
+        <w:t xml:space="preserve">Is Rarely Detected in Nonanogenital Cutaneous Squamous Cell Carcinoma: An</w:t>
+      </w:r>
+      <w:r>
+        <w:t xml:space="preserve"> </w:t>
+      </w:r>
+      <w:r>
+        <w:t xml:space="preserve">RNA</w:t>
+      </w:r>
+      <w:r>
+        <w:t xml:space="preserve"> </w:t>
+      </w:r>
+      <w:r>
+        <w:t xml:space="preserve">in Situ Hybridization-Based Tissue Microarray Study.”</w:t>
+      </w:r>
+      <w:r>
+        <w:t xml:space="preserve"> </w:t>
+      </w:r>
+      <w:r>
+        <w:rPr>
+          <w:i/>
+          <w:iCs/>
+        </w:rPr>
+        <w:t xml:space="preserve">The American Journal of Dermatopathology</w:t>
+      </w:r>
+      <w:r>
+        <w:t xml:space="preserve"> </w:t>
+      </w:r>
+      <w:r>
+        <w:t xml:space="preserve">41 (3): 205–10.</w:t>
+      </w:r>
+      <w:r>
+        <w:t xml:space="preserve"> </w:t>
+      </w:r>
+      <w:hyperlink r:id="rId78">
+        <w:r>
+          <w:rPr>
+            <w:rStyle w:val="Hyperlink"/>
+          </w:rPr>
+          <w:t xml:space="preserve">https://doi.org/10.1097/DAD.0000000000001289</w:t>
+        </w:r>
+      </w:hyperlink>
+      <w:r>
+        <w:t xml:space="preserve">.</w:t>
+      </w:r>
+    </w:p>
+    <w:bookmarkEnd w:id="79"/>
+    <w:bookmarkStart w:id="81" w:name="ref-gihawi2023"/>
+    <w:p>
+      <w:pPr>
+        <w:pStyle w:val="Bibliography"/>
+      </w:pPr>
+      <w:r>
+        <w:t xml:space="preserve">Gihawi, Abraham, Yuchen Ge, Jennifer Lu, Daniela Puiu, Amanda Xu, Colin S. Cooper, Daniel S. Brewer, Mihaela Pertea, and Steven L. Salzberg. 2023.</w:t>
+      </w:r>
+      <w:r>
+        <w:t xml:space="preserve"> </w:t>
+      </w:r>
+      <w:r>
+        <w:t xml:space="preserve">“Major Data Analysis Errors Invalidate Cancer Microbiome Findings.”</w:t>
+      </w:r>
+      <w:r>
+        <w:t xml:space="preserve"> </w:t>
+      </w:r>
+      <w:r>
+        <w:rPr>
+          <w:i/>
+          <w:iCs/>
+        </w:rPr>
+        <w:t xml:space="preserve">mBio</w:t>
+      </w:r>
+      <w:r>
+        <w:t xml:space="preserve"> </w:t>
+      </w:r>
+      <w:r>
+        <w:t xml:space="preserve">14 (5): e0160723.</w:t>
+      </w:r>
+      <w:r>
+        <w:t xml:space="preserve"> </w:t>
+      </w:r>
+      <w:hyperlink r:id="rId80">
+        <w:r>
+          <w:rPr>
+            <w:rStyle w:val="Hyperlink"/>
+          </w:rPr>
+          <w:t xml:space="preserve">https://doi.org/10.1128/mbio.01607-23</w:t>
+        </w:r>
+      </w:hyperlink>
+      <w:r>
+        <w:t xml:space="preserve">.</w:t>
+      </w:r>
+    </w:p>
+    <w:bookmarkEnd w:id="81"/>
+    <w:bookmarkStart w:id="83" w:name="ref-rstanarm"/>
+    <w:p>
+      <w:pPr>
+        <w:pStyle w:val="Bibliography"/>
+      </w:pPr>
+      <w:r>
+        <w:t xml:space="preserve">Goodrich, Ben, Jonah Gabry, Imad Ali, and Sam Brilleman. 2024.</w:t>
+      </w:r>
+      <w:r>
+        <w:t xml:space="preserve"> </w:t>
+      </w:r>
+      <w:r>
+        <w:rPr>
+          <w:i/>
+          <w:iCs/>
+        </w:rPr>
+        <w:t xml:space="preserve">rstanarm</w:t>
+      </w:r>
+      <w:r>
+        <w:rPr>
+          <w:i/>
+          <w:iCs/>
+        </w:rPr>
+        <w:t xml:space="preserve">:</w:t>
+      </w:r>
+      <w:r>
+        <w:rPr>
+          <w:i/>
+          <w:iCs/>
+        </w:rPr>
+        <w:t xml:space="preserve"> </w:t>
+      </w:r>
+      <w:r>
+        <w:rPr>
+          <w:i/>
+          <w:iCs/>
+        </w:rPr>
+        <w:t xml:space="preserve">Bayesian</w:t>
+      </w:r>
+      <w:r>
+        <w:rPr>
+          <w:i/>
+          <w:iCs/>
+        </w:rPr>
+        <w:t xml:space="preserve"> </w:t>
+      </w:r>
+      <w:r>
+        <w:rPr>
+          <w:i/>
+          <w:iCs/>
+        </w:rPr>
+        <w:t xml:space="preserve">Applied Regression Modeling via</w:t>
+      </w:r>
+      <w:r>
+        <w:rPr>
+          <w:i/>
+          <w:iCs/>
+        </w:rPr>
+        <w:t xml:space="preserve"> </w:t>
+      </w:r>
+      <w:r>
+        <w:rPr>
+          <w:i/>
+          <w:iCs/>
+        </w:rPr>
+        <w:t xml:space="preserve">Stan</w:t>
+      </w:r>
+      <w:r>
+        <w:t xml:space="preserve">.</w:t>
+      </w:r>
+      <w:r>
+        <w:t xml:space="preserve"> </w:t>
+      </w:r>
+      <w:hyperlink r:id="rId82">
+        <w:r>
+          <w:rPr>
+            <w:rStyle w:val="Hyperlink"/>
+          </w:rPr>
+          <w:t xml:space="preserve">https://mc-stan.org/rstanarm/</w:t>
+        </w:r>
+      </w:hyperlink>
+      <w:r>
+        <w:t xml:space="preserve">.</w:t>
+      </w:r>
+    </w:p>
+    <w:bookmarkEnd w:id="83"/>
+    <w:bookmarkStart w:id="84" w:name="ref-howley2015"/>
+    <w:p>
+      <w:pPr>
+        <w:pStyle w:val="Bibliography"/>
+      </w:pPr>
+      <w:r>
+        <w:t xml:space="preserve">Howley, Peter M., and Herbert J. Pfister. 2015.</w:t>
+      </w:r>
+      <w:r>
+        <w:t xml:space="preserve"> </w:t>
+      </w:r>
+      <w:r>
+        <w:t xml:space="preserve">“Beta Genus Papillomaviruses and Skin Cancer.”</w:t>
+      </w:r>
+      <w:r>
+        <w:t xml:space="preserve"> </w:t>
+      </w:r>
+      <w:r>
+        <w:rPr>
+          <w:i/>
+          <w:iCs/>
+        </w:rPr>
+        <w:t xml:space="preserve">Virology</w:t>
+      </w:r>
+      <w:r>
+        <w:t xml:space="preserve"> </w:t>
+      </w:r>
+      <w:r>
+        <w:t xml:space="preserve">479-480: 290–96.</w:t>
+      </w:r>
+    </w:p>
+    <w:bookmarkEnd w:id="84"/>
+    <w:bookmarkStart w:id="86" w:name="ref-hultin2019"/>
+    <w:p>
+      <w:pPr>
+        <w:pStyle w:val="Bibliography"/>
+      </w:pPr>
+      <w:r>
+        <w:t xml:space="preserve">Hultin, Emilie, Laila Sara Arroyo Mühr, Camilla Lagheden, and Joakim Dillner. 2019.</w:t>
+      </w:r>
+      <w:r>
+        <w:t xml:space="preserve"> </w:t>
+      </w:r>
+      <w:r>
+        <w:t xml:space="preserve">“</w:t>
+      </w:r>
+      <w:r>
+        <w:t xml:space="preserve">HPV</w:t>
+      </w:r>
+      <w:r>
+        <w:t xml:space="preserve"> </w:t>
+      </w:r>
+      <w:r>
+        <w:t xml:space="preserve">Transcription in Skin Tumors.”</w:t>
+      </w:r>
+      <w:r>
+        <w:t xml:space="preserve"> </w:t>
+      </w:r>
+      <w:r>
+        <w:rPr>
+          <w:i/>
+          <w:iCs/>
+        </w:rPr>
+        <w:t xml:space="preserve">PLOS ONE</w:t>
+      </w:r>
+      <w:r>
+        <w:t xml:space="preserve"> </w:t>
+      </w:r>
+      <w:r>
+        <w:t xml:space="preserve">14 (5): e0217942.</w:t>
+      </w:r>
+      <w:r>
+        <w:t xml:space="preserve"> </w:t>
+      </w:r>
+      <w:hyperlink r:id="rId85">
+        <w:r>
+          <w:rPr>
+            <w:rStyle w:val="Hyperlink"/>
+          </w:rPr>
+          <w:t xml:space="preserve">https://doi.org/10.1371/journal.pone.0217942</w:t>
+        </w:r>
+      </w:hyperlink>
+      <w:r>
+        <w:t xml:space="preserve">.</w:t>
+      </w:r>
+    </w:p>
+    <w:bookmarkEnd w:id="86"/>
+    <w:bookmarkStart w:id="88" w:name="ref-kazemian2015"/>
+    <w:p>
+      <w:pPr>
+        <w:pStyle w:val="Bibliography"/>
+      </w:pPr>
+      <w:r>
+        <w:t xml:space="preserve">Kazemian, Majid et al. 2015.</w:t>
+      </w:r>
+      <w:r>
+        <w:t xml:space="preserve"> </w:t>
+      </w:r>
+      <w:r>
+        <w:t xml:space="preserve">“Possible Human Papillomavirus 38 Contamination of Endometrial Cancer</w:t>
+      </w:r>
+      <w:r>
+        <w:t xml:space="preserve"> </w:t>
+      </w:r>
+      <w:r>
+        <w:t xml:space="preserve">RNA-sequencing</w:t>
+      </w:r>
+      <w:r>
+        <w:t xml:space="preserve"> </w:t>
+      </w:r>
+      <w:r>
+        <w:t xml:space="preserve">Samples in</w:t>
+      </w:r>
+      <w:r>
+        <w:t xml:space="preserve"> </w:t>
+      </w:r>
+      <w:r>
+        <w:t xml:space="preserve">TCGA</w:t>
+      </w:r>
+      <w:r>
+        <w:t xml:space="preserve">.”</w:t>
+      </w:r>
+      <w:r>
+        <w:t xml:space="preserve"> </w:t>
+      </w:r>
+      <w:r>
+        <w:rPr>
+          <w:i/>
+          <w:iCs/>
+        </w:rPr>
+        <w:t xml:space="preserve">Journal of Virology</w:t>
+      </w:r>
+      <w:r>
+        <w:t xml:space="preserve"> </w:t>
+      </w:r>
+      <w:r>
+        <w:t xml:space="preserve">89 (17): 8967–73.</w:t>
+      </w:r>
+      <w:r>
+        <w:t xml:space="preserve"> </w:t>
+      </w:r>
+      <w:hyperlink r:id="rId87">
+        <w:r>
+          <w:rPr>
+            <w:rStyle w:val="Hyperlink"/>
+          </w:rPr>
+          <w:t xml:space="preserve">https://doi.org/10.1128/JVI.00822-15</w:t>
+        </w:r>
+      </w:hyperlink>
+      <w:r>
+        <w:t xml:space="preserve">.</w:t>
+      </w:r>
+    </w:p>
+    <w:bookmarkEnd w:id="88"/>
+    <w:bookmarkStart w:id="90" w:name="ref-lambert2021"/>
+    <w:p>
+      <w:pPr>
+        <w:pStyle w:val="Bibliography"/>
+      </w:pPr>
+      <w:r>
+        <w:t xml:space="preserve">Lambert, Paul F., Karl Münger, Frank Rösl, Daniel Hasche, and Massimo Tommasino. 2021.</w:t>
+      </w:r>
+      <w:r>
+        <w:t xml:space="preserve"> </w:t>
+      </w:r>
+      <w:r>
+        <w:t xml:space="preserve">“Beta Human Papillomaviruses and Skin Cancer.”</w:t>
+      </w:r>
+      <w:r>
+        <w:t xml:space="preserve"> </w:t>
+      </w:r>
+      <w:r>
+        <w:rPr>
+          <w:i/>
+          <w:iCs/>
+        </w:rPr>
+        <w:t xml:space="preserve">Nature</w:t>
+      </w:r>
+      <w:r>
+        <w:t xml:space="preserve"> </w:t>
+      </w:r>
+      <w:r>
+        <w:t xml:space="preserve">588 (7838): E20–21.</w:t>
+      </w:r>
+      <w:r>
+        <w:t xml:space="preserve"> </w:t>
+      </w:r>
+      <w:hyperlink r:id="rId89">
+        <w:r>
+          <w:rPr>
+            <w:rStyle w:val="Hyperlink"/>
+          </w:rPr>
+          <w:t xml:space="preserve">https://doi.org/10.1038/s41586-020-3023-0</w:t>
+        </w:r>
+      </w:hyperlink>
+      <w:r>
+        <w:t xml:space="preserve">.</w:t>
+      </w:r>
+    </w:p>
+    <w:bookmarkEnd w:id="90"/>
+    <w:bookmarkStart w:id="92" w:name="ref-leiendecker2023"/>
+    <w:p>
+      <w:pPr>
+        <w:pStyle w:val="Bibliography"/>
+      </w:pPr>
+      <w:r>
+        <w:t xml:space="preserve">Leiendecker, Lukas, Tobias Neumann, Pauline S. Jung, Shona M. Cronin, Thomas L. Steinacker, Alexander Schleiffer, Michael Schutzbier, et al. 2023.</w:t>
+      </w:r>
+      <w:r>
+        <w:t xml:space="preserve"> </w:t>
+      </w:r>
+      <w:r>
+        <w:t xml:space="preserve">“Human Papillomavirus 42 Drives Digital Papillary Adenocarcinoma and Elicits a Germ Cell-Like Program Conserved in</w:t>
+      </w:r>
+      <w:r>
+        <w:t xml:space="preserve"> </w:t>
+      </w:r>
+      <w:r>
+        <w:t xml:space="preserve">HPV</w:t>
+      </w:r>
+      <w:r>
+        <w:t xml:space="preserve">-Positive Cancers.”</w:t>
+      </w:r>
+      <w:r>
+        <w:t xml:space="preserve"> </w:t>
+      </w:r>
+      <w:r>
+        <w:rPr>
+          <w:i/>
+          <w:iCs/>
+        </w:rPr>
+        <w:t xml:space="preserve">Cancer Discovery</w:t>
+      </w:r>
+      <w:r>
+        <w:t xml:space="preserve"> </w:t>
+      </w:r>
+      <w:r>
+        <w:t xml:space="preserve">13 (1): 70–84.</w:t>
+      </w:r>
+      <w:r>
+        <w:t xml:space="preserve"> </w:t>
+      </w:r>
+      <w:hyperlink r:id="rId91">
+        <w:r>
+          <w:rPr>
+            <w:rStyle w:val="Hyperlink"/>
+          </w:rPr>
+          <w:t xml:space="preserve">https://doi.org/10.1158/2159-8290.CD-22-0489</w:t>
+        </w:r>
+      </w:hyperlink>
+      <w:r>
+        <w:t xml:space="preserve">.</w:t>
+      </w:r>
+    </w:p>
+    <w:bookmarkEnd w:id="92"/>
+    <w:bookmarkStart w:id="94" w:name="ref-leinonen2011"/>
+    <w:p>
+      <w:pPr>
+        <w:pStyle w:val="Bibliography"/>
+      </w:pPr>
+      <w:r>
+        <w:t xml:space="preserve">Leinonen, Rasko, Hideaki Sugawara, and Martin Shumway. 2011.</w:t>
+      </w:r>
+      <w:r>
+        <w:t xml:space="preserve"> </w:t>
+      </w:r>
+      <w:r>
+        <w:t xml:space="preserve">“The</w:t>
+      </w:r>
+      <w:r>
+        <w:t xml:space="preserve"> </w:t>
+      </w:r>
+      <w:r>
+        <w:t xml:space="preserve">Sequence Read Archive</w:t>
+      </w:r>
+      <w:r>
+        <w:t xml:space="preserve">.”</w:t>
+      </w:r>
+      <w:r>
+        <w:t xml:space="preserve"> </w:t>
+      </w:r>
+      <w:r>
+        <w:rPr>
+          <w:i/>
+          <w:iCs/>
+        </w:rPr>
+        <w:t xml:space="preserve">Nucleic Acids Research</w:t>
+      </w:r>
+      <w:r>
+        <w:t xml:space="preserve"> </w:t>
+      </w:r>
+      <w:r>
+        <w:t xml:space="preserve">39 (Database issue): D19–21.</w:t>
+      </w:r>
+      <w:r>
+        <w:t xml:space="preserve"> </w:t>
+      </w:r>
+      <w:hyperlink r:id="rId93">
+        <w:r>
+          <w:rPr>
+            <w:rStyle w:val="Hyperlink"/>
+          </w:rPr>
+          <w:t xml:space="preserve">https://doi.org/10.1093/nar/gkq1019</w:t>
+        </w:r>
+      </w:hyperlink>
+      <w:r>
+        <w:t xml:space="preserve">.</w:t>
+      </w:r>
+    </w:p>
+    <w:bookmarkEnd w:id="94"/>
+    <w:bookmarkStart w:id="96" w:name="ref-liao2014"/>
+    <w:p>
+      <w:pPr>
+        <w:pStyle w:val="Bibliography"/>
+      </w:pPr>
+      <w:r>
+        <w:t xml:space="preserve">Liao, Yang, Gordon K. Smyth, and Wei Shi. 2014.</w:t>
+      </w:r>
+      <w:r>
+        <w:t xml:space="preserve"> </w:t>
+      </w:r>
+      <w:r>
+        <w:t xml:space="preserve">“featureCounts: An Efficient General Purpose Program for Assigning Sequence Reads to Genomic Features.”</w:t>
+      </w:r>
+      <w:r>
+        <w:t xml:space="preserve"> </w:t>
+      </w:r>
+      <w:r>
+        <w:rPr>
+          <w:i/>
+          <w:iCs/>
+        </w:rPr>
+        <w:t xml:space="preserve">Bioinformatics</w:t>
+      </w:r>
+      <w:r>
+        <w:t xml:space="preserve"> </w:t>
+      </w:r>
+      <w:r>
+        <w:t xml:space="preserve">30 (7): 923–30.</w:t>
+      </w:r>
+      <w:r>
+        <w:t xml:space="preserve"> </w:t>
+      </w:r>
+      <w:hyperlink r:id="rId95">
+        <w:r>
+          <w:rPr>
+            <w:rStyle w:val="Hyperlink"/>
+          </w:rPr>
+          <w:t xml:space="preserve">https://doi.org/10.1093/bioinformatics/btt656</w:t>
+        </w:r>
+      </w:hyperlink>
+      <w:r>
+        <w:t xml:space="preserve">.</w:t>
+      </w:r>
+    </w:p>
+    <w:bookmarkEnd w:id="96"/>
+    <w:bookmarkStart w:id="98" w:name="ref-ma2014"/>
+    <w:p>
+      <w:pPr>
+        <w:pStyle w:val="Bibliography"/>
+      </w:pPr>
+      <w:r>
+        <w:t xml:space="preserve">Ma, Yingfei, Ramana Madupu, Ulas Karaoz, Carlos W. Nossa, Liying Yang, Shibu Yooseph, Patrick S. Yachimski, Eoin L. Brodie, Karen E. Nelson, and Zhiheng Pei. 2014.</w:t>
+      </w:r>
+      <w:r>
+        <w:t xml:space="preserve"> </w:t>
+      </w:r>
+      <w:r>
+        <w:t xml:space="preserve">“Human Papillomavirus Community in Healthy Persons, Defined by Metagenomics Analysis of Human Microbiome Project Shotgun Sequencing Data Sets.”</w:t>
+      </w:r>
+      <w:r>
+        <w:t xml:space="preserve"> </w:t>
+      </w:r>
+      <w:r>
+        <w:rPr>
+          <w:i/>
+          <w:iCs/>
+        </w:rPr>
+        <w:t xml:space="preserve">Journal of Virology</w:t>
+      </w:r>
+      <w:r>
+        <w:t xml:space="preserve"> </w:t>
+      </w:r>
+      <w:r>
+        <w:t xml:space="preserve">88 (9): 4786–97.</w:t>
+      </w:r>
+      <w:r>
+        <w:t xml:space="preserve"> </w:t>
+      </w:r>
+      <w:hyperlink r:id="rId97">
+        <w:r>
+          <w:rPr>
+            <w:rStyle w:val="Hyperlink"/>
+          </w:rPr>
+          <w:t xml:space="preserve">https://doi.org/10.1128/JVI.00093-14</w:t>
+        </w:r>
+      </w:hyperlink>
+      <w:r>
+        <w:t xml:space="preserve">.</w:t>
+      </w:r>
+    </w:p>
+    <w:bookmarkEnd w:id="98"/>
+    <w:bookmarkStart w:id="100" w:name="ref-morgan2024"/>
+    <w:p>
+      <w:pPr>
+        <w:pStyle w:val="Bibliography"/>
+      </w:pPr>
+      <w:r>
+        <w:t xml:space="preserve">Morgan, Huw J., Carlotta Olivero, Boris Y. Shorning, Alex Gibbs, Alexandra L. Phillips, Lokapriya Ananthan, Annabelle Xiao Hui Lim, et al. 2024.</w:t>
+      </w:r>
+      <w:r>
+        <w:t xml:space="preserve"> </w:t>
+      </w:r>
+      <w:r>
+        <w:t xml:space="preserve">“</w:t>
+      </w:r>
+      <w:r>
+        <w:t xml:space="preserve">HPV8</w:t>
+      </w:r>
+      <w:r>
+        <w:t xml:space="preserve">-Induced</w:t>
+      </w:r>
+      <w:r>
+        <w:t xml:space="preserve"> </w:t>
+      </w:r>
+      <w:r>
+        <w:t xml:space="preserve">STAT3</w:t>
+      </w:r>
+      <w:r>
+        <w:t xml:space="preserve"> </w:t>
+      </w:r>
+      <w:r>
+        <w:t xml:space="preserve">Activation Led Keratinocyte Stem Cell Expansion in Human Actinic Keratoses.”</w:t>
+      </w:r>
+      <w:r>
+        <w:t xml:space="preserve"> </w:t>
+      </w:r>
+      <w:r>
+        <w:rPr>
+          <w:i/>
+          <w:iCs/>
+        </w:rPr>
+        <w:t xml:space="preserve">JCI Insight</w:t>
+      </w:r>
+      <w:r>
+        <w:t xml:space="preserve"> </w:t>
+      </w:r>
+      <w:r>
+        <w:t xml:space="preserve">9 (15): e177898.</w:t>
+      </w:r>
+      <w:r>
+        <w:t xml:space="preserve"> </w:t>
+      </w:r>
+      <w:hyperlink r:id="rId99">
+        <w:r>
+          <w:rPr>
+            <w:rStyle w:val="Hyperlink"/>
+          </w:rPr>
+          <w:t xml:space="preserve">https://doi.org/10.1172/jci.insight.177898</w:t>
+        </w:r>
+      </w:hyperlink>
+      <w:r>
+        <w:t xml:space="preserve">.</w:t>
+      </w:r>
+    </w:p>
+    <w:bookmarkEnd w:id="100"/>
+    <w:bookmarkStart w:id="102" w:name="ref-oh2026"/>
+    <w:p>
+      <w:pPr>
+        <w:pStyle w:val="Bibliography"/>
+      </w:pPr>
+      <w:r>
+        <w:t xml:space="preserve">Oh, Choon Chiat, Gek San Tan, Jeremy Wee Kiat Ng, Tony Kiat Hon Lim, Fan Foon Cheo, Po Yin Tang, N. Gopalakrishna Iyer, et al. 2026.</w:t>
+      </w:r>
+      <w:r>
+        <w:t xml:space="preserve"> </w:t>
+      </w:r>
+      <w:r>
+        <w:t xml:space="preserve">“Human Papillomavirus Diversity in Asian Individuals with Cutaneous Squamous Cell Carcinoma.”</w:t>
+      </w:r>
+      <w:r>
+        <w:t xml:space="preserve"> </w:t>
+      </w:r>
+      <w:r>
+        <w:rPr>
+          <w:i/>
+          <w:iCs/>
+        </w:rPr>
+        <w:t xml:space="preserve">JAMA Dermatology</w:t>
+      </w:r>
+      <w:r>
+        <w:t xml:space="preserve"> </w:t>
+      </w:r>
+      <w:r>
+        <w:t xml:space="preserve">162 (5): 509–14.</w:t>
+      </w:r>
+      <w:r>
+        <w:t xml:space="preserve"> </w:t>
+      </w:r>
+      <w:hyperlink r:id="rId101">
+        <w:r>
+          <w:rPr>
+            <w:rStyle w:val="Hyperlink"/>
+          </w:rPr>
+          <w:t xml:space="preserve">https://doi.org/10.1001/jamadermatol.2026.0308</w:t>
+        </w:r>
+      </w:hyperlink>
+      <w:r>
+        <w:t xml:space="preserve">.</w:t>
+      </w:r>
+    </w:p>
+    <w:bookmarkEnd w:id="102"/>
+    <w:bookmarkStart w:id="104" w:name="ref-purdie2005"/>
+    <w:p>
+      <w:pPr>
+        <w:pStyle w:val="Bibliography"/>
+      </w:pPr>
+      <w:r>
+        <w:t xml:space="preserve">Purdie, Karin J., Tharsi Surentheran, Jane C. Sterling, Lucy Bell, Jane M. McGregor, Charlotte M. Proby, Catherine A. Harwood, and Judith Breuer. 2005.</w:t>
+      </w:r>
+      <w:r>
+        <w:t xml:space="preserve"> </w:t>
+      </w:r>
+      <w:r>
+        <w:t xml:space="preserve">“Human Papillomavirus Gene Expression in Cutaneous Squamous Cell Carcinomas from Immunosuppressed and Immunocompetent Individuals.”</w:t>
+      </w:r>
+      <w:r>
+        <w:t xml:space="preserve"> </w:t>
+      </w:r>
+      <w:r>
+        <w:rPr>
+          <w:i/>
+          <w:iCs/>
+        </w:rPr>
+        <w:t xml:space="preserve">Journal of Investigative Dermatology</w:t>
+      </w:r>
+      <w:r>
+        <w:t xml:space="preserve"> </w:t>
+      </w:r>
+      <w:r>
+        <w:t xml:space="preserve">125 (1): 98–107.</w:t>
+      </w:r>
+      <w:r>
+        <w:t xml:space="preserve"> </w:t>
+      </w:r>
+      <w:hyperlink r:id="rId103">
+        <w:r>
+          <w:rPr>
+            <w:rStyle w:val="Hyperlink"/>
+          </w:rPr>
+          <w:t xml:space="preserve">https://doi.org/10.1111/j.0022-202X.2005.23635.x</w:t>
+        </w:r>
+      </w:hyperlink>
+      <w:r>
+        <w:t xml:space="preserve">.</w:t>
+      </w:r>
+    </w:p>
+    <w:bookmarkEnd w:id="104"/>
+    <w:bookmarkStart w:id="106" w:name="ref-rehm2022"/>
+    <w:p>
+      <w:pPr>
+        <w:pStyle w:val="Bibliography"/>
+      </w:pPr>
+      <w:r>
+        <w:t xml:space="preserve">Rehm, Tina M., Elke Straub, Thomas Iftner, and Frank Stubenrauch. 2022.</w:t>
+      </w:r>
+      <w:r>
+        <w:t xml:space="preserve"> </w:t>
+      </w:r>
+      <w:r>
+        <w:t xml:space="preserve">“Restriction of Viral Gene Expression and Replication Prevents Immortalization of Human Keratinocytes by a Beta-Human Papillomavirus.”</w:t>
+      </w:r>
+      <w:r>
+        <w:t xml:space="preserve"> </w:t>
+      </w:r>
+      <w:r>
+        <w:rPr>
+          <w:i/>
+          <w:iCs/>
+        </w:rPr>
+        <w:t xml:space="preserve">Proceedings of the National Academy of Sciences</w:t>
+      </w:r>
+      <w:r>
+        <w:t xml:space="preserve"> </w:t>
+      </w:r>
+      <w:r>
+        <w:t xml:space="preserve">119 (11): e2118930119.</w:t>
+      </w:r>
+      <w:r>
+        <w:t xml:space="preserve"> </w:t>
+      </w:r>
+      <w:hyperlink r:id="rId105">
+        <w:r>
+          <w:rPr>
+            <w:rStyle w:val="Hyperlink"/>
+          </w:rPr>
+          <w:t xml:space="preserve">https://doi.org/10.1073/pnas.2118930119</w:t>
+        </w:r>
+      </w:hyperlink>
+      <w:r>
+        <w:t xml:space="preserve">.</w:t>
+      </w:r>
+    </w:p>
+    <w:bookmarkEnd w:id="106"/>
+    <w:bookmarkStart w:id="108" w:name="ref-rollison2021"/>
+    <w:p>
+      <w:pPr>
+        <w:pStyle w:val="Bibliography"/>
+      </w:pPr>
+      <w:r>
+        <w:t xml:space="preserve">Rollison, Dana E., Rossybelle P. Amorrortu, Yayi Zhao, Jane L. Messina, Michael J. Schell, Neil A. Fenske, Basil S. Cherpelis, et al. 2021.</w:t>
+      </w:r>
+      <w:r>
+        <w:t xml:space="preserve"> </w:t>
+      </w:r>
+      <w:r>
+        <w:t xml:space="preserve">“Cutaneous Human Papillomaviruses and the Risk of Keratinocyte Carcinomas.”</w:t>
+      </w:r>
+      <w:r>
+        <w:t xml:space="preserve"> </w:t>
+      </w:r>
+      <w:r>
+        <w:rPr>
+          <w:i/>
+          <w:iCs/>
+        </w:rPr>
+        <w:t xml:space="preserve">Cancer Research</w:t>
+      </w:r>
+      <w:r>
+        <w:t xml:space="preserve"> </w:t>
+      </w:r>
+      <w:r>
+        <w:t xml:space="preserve">81 (17): 4628–38.</w:t>
+      </w:r>
+      <w:r>
+        <w:t xml:space="preserve"> </w:t>
+      </w:r>
+      <w:hyperlink r:id="rId107">
+        <w:r>
+          <w:rPr>
+            <w:rStyle w:val="Hyperlink"/>
+          </w:rPr>
+          <w:t xml:space="preserve">https://doi.org/10.1158/0008-5472.CAN-21-0805</w:t>
+        </w:r>
+      </w:hyperlink>
+      <w:r>
+        <w:t xml:space="preserve">.</w:t>
+      </w:r>
+    </w:p>
+    <w:bookmarkEnd w:id="108"/>
+    <w:bookmarkStart w:id="110" w:name="ref-rollison2019sites"/>
+    <w:p>
+      <w:pPr>
+        <w:pStyle w:val="Bibliography"/>
+      </w:pPr>
+      <w:r>
+        <w:t xml:space="preserve">Rollison, Dana E., Michael J. Schell, Neil A. Fenske, Basil Cherpelis, Jane L. Messina, Anna R. Giuliano, Pearlie K. Epling-Burnette, et al. 2019.</w:t>
+      </w:r>
+      <w:r>
+        <w:t xml:space="preserve"> </w:t>
+      </w:r>
+      <w:r>
+        <w:t xml:space="preserve">“Cutaneous Viral Infections Across 2 Anatomic Sites Among a Cohort of Patients Undergoing Skin Cancer Screening.”</w:t>
+      </w:r>
+      <w:r>
+        <w:t xml:space="preserve"> </w:t>
+      </w:r>
+      <w:r>
+        <w:rPr>
+          <w:i/>
+          <w:iCs/>
+        </w:rPr>
+        <w:t xml:space="preserve">The Journal of Infectious Diseases</w:t>
+      </w:r>
+      <w:r>
+        <w:t xml:space="preserve"> </w:t>
+      </w:r>
+      <w:r>
+        <w:t xml:space="preserve">219 (5): 711–22.</w:t>
+      </w:r>
+      <w:r>
+        <w:t xml:space="preserve"> </w:t>
+      </w:r>
+      <w:hyperlink r:id="rId109">
+        <w:r>
+          <w:rPr>
+            <w:rStyle w:val="Hyperlink"/>
+          </w:rPr>
+          <w:t xml:space="preserve">https://doi.org/10.1093/infdis/jiy577</w:t>
+        </w:r>
+      </w:hyperlink>
+      <w:r>
+        <w:t xml:space="preserve">.</w:t>
+      </w:r>
+    </w:p>
+    <w:bookmarkEnd w:id="110"/>
+    <w:bookmarkStart w:id="112" w:name="ref-rollison2019"/>
+    <w:p>
+      <w:pPr>
+        <w:pStyle w:val="Bibliography"/>
+      </w:pPr>
+      <w:r>
+        <w:t xml:space="preserve">Rollison, Dana E., Daniele Viarisio, Rossybelle P. Amorrortu, Tarik Gheit, and Massimo Tommasino. 2019.</w:t>
+      </w:r>
+      <w:r>
+        <w:t xml:space="preserve"> </w:t>
+      </w:r>
+      <w:r>
+        <w:t xml:space="preserve">“An Emerging Issue in Oncogenic Virology: The Role of Beta Human Papillomavirus Types in the Development of Cutaneous Squamous Cell Carcinoma.”</w:t>
+      </w:r>
+      <w:r>
+        <w:t xml:space="preserve"> </w:t>
+      </w:r>
+      <w:r>
+        <w:rPr>
+          <w:i/>
+          <w:iCs/>
+        </w:rPr>
+        <w:t xml:space="preserve">Journal of Virology</w:t>
+      </w:r>
+      <w:r>
+        <w:t xml:space="preserve"> </w:t>
+      </w:r>
+      <w:r>
+        <w:t xml:space="preserve">93 (7): e01003–18.</w:t>
+      </w:r>
+      <w:r>
+        <w:t xml:space="preserve"> </w:t>
+      </w:r>
+      <w:hyperlink r:id="rId111">
+        <w:r>
+          <w:rPr>
+            <w:rStyle w:val="Hyperlink"/>
+          </w:rPr>
+          <w:t xml:space="preserve">https://doi.org/10.1128/JVI.01003-18</w:t>
+        </w:r>
+      </w:hyperlink>
+      <w:r>
+        <w:t xml:space="preserve">.</w:t>
+      </w:r>
+    </w:p>
+    <w:bookmarkEnd w:id="112"/>
+    <w:bookmarkStart w:id="114" w:name="ref-saeidian2023"/>
+    <w:p>
+      <w:pPr>
+        <w:pStyle w:val="Bibliography"/>
+      </w:pPr>
+      <w:r>
+        <w:t xml:space="preserve">Saeidian, Amir Hossein, Leila Youssefian, Maryam Naji, others, Jouni Uitto, and Hassan Vahidnezhad. 2023.</w:t>
+      </w:r>
+      <w:r>
+        <w:t xml:space="preserve"> </w:t>
+      </w:r>
+      <w:r>
+        <w:t xml:space="preserve">“Whole Transcriptome–Based Skin Virome Profiling in Typical Epidermodysplasia Verruciformis Reveals</w:t>
+      </w:r>
+      <w:r>
+        <w:t xml:space="preserve"> </w:t>
+      </w:r>
+      <m:oMath>
+        <m:r>
+          <m:t>α</m:t>
+        </m:r>
+      </m:oMath>
+      <w:r>
+        <w:t xml:space="preserve">-,</w:t>
+      </w:r>
+      <w:r>
+        <w:t xml:space="preserve"> </w:t>
+      </w:r>
+      <m:oMath>
+        <m:r>
+          <m:t>β</m:t>
+        </m:r>
+      </m:oMath>
+      <w:r>
+        <w:t xml:space="preserve">-, and</w:t>
+      </w:r>
+      <w:r>
+        <w:t xml:space="preserve"> </w:t>
+      </w:r>
+      <m:oMath>
+        <m:r>
+          <m:t>γ</m:t>
+        </m:r>
+      </m:oMath>
+      <w:r>
+        <w:t xml:space="preserve">-</w:t>
+      </w:r>
+      <w:r>
+        <w:t xml:space="preserve">HPV</w:t>
+      </w:r>
+      <w:r>
+        <w:t xml:space="preserve"> </w:t>
+      </w:r>
+      <w:r>
+        <w:t xml:space="preserve">Infections.”</w:t>
+      </w:r>
+      <w:r>
+        <w:t xml:space="preserve"> </w:t>
+      </w:r>
+      <w:r>
+        <w:rPr>
+          <w:i/>
+          <w:iCs/>
+        </w:rPr>
+        <w:t xml:space="preserve">JCI Insight</w:t>
+      </w:r>
+      <w:r>
+        <w:t xml:space="preserve"> </w:t>
+      </w:r>
+      <w:r>
+        <w:t xml:space="preserve">8 (5): e162558.</w:t>
+      </w:r>
+      <w:r>
+        <w:t xml:space="preserve"> </w:t>
+      </w:r>
+      <w:hyperlink r:id="rId113">
+        <w:r>
+          <w:rPr>
+            <w:rStyle w:val="Hyperlink"/>
+          </w:rPr>
+          <w:t xml:space="preserve">https://doi.org/10.1172/jci.insight.162558</w:t>
+        </w:r>
+      </w:hyperlink>
+      <w:r>
+        <w:t xml:space="preserve">.</w:t>
+      </w:r>
+    </w:p>
+    <w:bookmarkEnd w:id="114"/>
+    <w:bookmarkStart w:id="116" w:name="ref-selitsky2020"/>
+    <w:p>
+      <w:pPr>
+        <w:pStyle w:val="Bibliography"/>
+      </w:pPr>
+      <w:r>
+        <w:t xml:space="preserve">Selitsky, Sara R., David Marron, Daniel Hollern, Lisle E. Mose, Katherine A. Hoadley, Corbin Jones, Joel S. Parker, Dirk P. Dittmer, and Charles M. Perou. 2020.</w:t>
+      </w:r>
+      <w:r>
+        <w:t xml:space="preserve"> </w:t>
+      </w:r>
+      <w:r>
+        <w:t xml:space="preserve">“Virus Expression Detection Reveals</w:t>
+      </w:r>
+      <w:r>
+        <w:t xml:space="preserve"> </w:t>
+      </w:r>
+      <w:r>
+        <w:t xml:space="preserve">RNA</w:t>
+      </w:r>
+      <w:r>
+        <w:t xml:space="preserve">-Sequencing Contamination in</w:t>
+      </w:r>
+      <w:r>
+        <w:t xml:space="preserve"> </w:t>
+      </w:r>
+      <w:r>
+        <w:t xml:space="preserve">TCGA</w:t>
+      </w:r>
+      <w:r>
+        <w:t xml:space="preserve">.”</w:t>
+      </w:r>
+      <w:r>
+        <w:t xml:space="preserve"> </w:t>
+      </w:r>
+      <w:r>
+        <w:rPr>
+          <w:i/>
+          <w:iCs/>
+        </w:rPr>
+        <w:t xml:space="preserve">BMC Genomics</w:t>
+      </w:r>
+      <w:r>
+        <w:t xml:space="preserve"> </w:t>
+      </w:r>
+      <w:r>
+        <w:t xml:space="preserve">21 (1): 79.</w:t>
+      </w:r>
+      <w:r>
+        <w:t xml:space="preserve"> </w:t>
+      </w:r>
+      <w:hyperlink r:id="rId115">
+        <w:r>
+          <w:rPr>
+            <w:rStyle w:val="Hyperlink"/>
+          </w:rPr>
+          <w:t xml:space="preserve">https://doi.org/10.1186/s12864-020-6483-6</w:t>
+        </w:r>
+      </w:hyperlink>
+      <w:r>
+        <w:t xml:space="preserve">.</w:t>
+      </w:r>
+    </w:p>
+    <w:bookmarkEnd w:id="116"/>
+    <w:bookmarkStart w:id="118" w:name="ref-shenpv2026"/>
+    <w:p>
+      <w:pPr>
+        <w:pStyle w:val="Bibliography"/>
+      </w:pPr>
+      <w:r>
+        <w:t xml:space="preserve">Shen, Jessica Y. Q., Rayan Chikhi, Anton Korobeynikov, and Artem Babaian. 2026.</w:t>
+      </w:r>
+      <w:r>
+        <w:t xml:space="preserve"> </w:t>
+      </w:r>
+      <w:r>
+        <w:t xml:space="preserve">“Petabase-Scale Papillomavirus Discovery.”</w:t>
+      </w:r>
+      <w:r>
+        <w:t xml:space="preserve"> </w:t>
+      </w:r>
+      <w:r>
+        <w:rPr>
+          <w:i/>
+          <w:iCs/>
+        </w:rPr>
+        <w:t xml:space="preserve">bioRxiv</w:t>
+      </w:r>
+      <w:r>
+        <w:t xml:space="preserve">.</w:t>
+      </w:r>
+      <w:r>
+        <w:t xml:space="preserve"> </w:t>
+      </w:r>
+      <w:hyperlink r:id="rId117">
+        <w:r>
+          <w:rPr>
+            <w:rStyle w:val="Hyperlink"/>
+          </w:rPr>
+          <w:t xml:space="preserve">https://doi.org/10.64898/2026.04.21.719858</w:t>
+        </w:r>
+      </w:hyperlink>
+      <w:r>
+        <w:t xml:space="preserve">.</w:t>
+      </w:r>
+    </w:p>
+    <w:bookmarkEnd w:id="118"/>
+    <w:bookmarkStart w:id="120" w:name="ref-shen2016"/>
+    <w:p>
+      <w:pPr>
+        <w:pStyle w:val="Bibliography"/>
+      </w:pPr>
+      <w:r>
+        <w:t xml:space="preserve">Shen, Wei, Shuai Le, Yan Li, and Fuquan Hu. 2016.</w:t>
+      </w:r>
+      <w:r>
+        <w:t xml:space="preserve"> </w:t>
+      </w:r>
+      <w:r>
+        <w:t xml:space="preserve">“</w:t>
+      </w:r>
+      <w:r>
+        <w:t xml:space="preserve">SeqKit</w:t>
+      </w:r>
+      <w:r>
+        <w:t xml:space="preserve">: A Cross-Platform and Ultrafast Toolkit for</w:t>
+      </w:r>
+      <w:r>
+        <w:t xml:space="preserve"> </w:t>
+      </w:r>
+      <w:r>
+        <w:t xml:space="preserve">FASTA/Q</w:t>
+      </w:r>
+      <w:r>
+        <w:t xml:space="preserve"> </w:t>
+      </w:r>
+      <w:r>
+        <w:t xml:space="preserve">File Manipulation.”</w:t>
+      </w:r>
+      <w:r>
+        <w:t xml:space="preserve"> </w:t>
+      </w:r>
+      <w:r>
+        <w:rPr>
+          <w:i/>
+          <w:iCs/>
+        </w:rPr>
+        <w:t xml:space="preserve">PLoS ONE</w:t>
+      </w:r>
+      <w:r>
+        <w:t xml:space="preserve"> </w:t>
+      </w:r>
+      <w:r>
+        <w:t xml:space="preserve">11 (10): e0163962.</w:t>
+      </w:r>
+      <w:r>
+        <w:t xml:space="preserve"> </w:t>
+      </w:r>
+      <w:hyperlink r:id="rId119">
+        <w:r>
+          <w:rPr>
+            <w:rStyle w:val="Hyperlink"/>
+          </w:rPr>
+          <w:t xml:space="preserve">https://doi.org/10.1371/journal.pone.0163962</w:t>
+        </w:r>
+      </w:hyperlink>
+      <w:r>
+        <w:t xml:space="preserve">.</w:t>
+      </w:r>
+    </w:p>
+    <w:bookmarkEnd w:id="120"/>
+    <w:bookmarkStart w:id="122" w:name="ref-son2025"/>
+    <w:p>
+      <w:pPr>
+        <w:pStyle w:val="Bibliography"/>
+      </w:pPr>
+      <w:r>
+        <w:t xml:space="preserve">Son, Heehwa G., Dat Thinh Ha, Yun Xia, Tiancheng Li, Jasmine Blandin, Tomonori Oka, Marjan Azin, et al. 2025.</w:t>
+      </w:r>
+      <w:r>
+        <w:t xml:space="preserve"> </w:t>
+      </w:r>
+      <w:r>
+        <w:t xml:space="preserve">“Commensal Papillomavirus Immunity Preserves the Homeostasis of Highly Mutated Normal Skin.”</w:t>
+      </w:r>
+      <w:r>
+        <w:t xml:space="preserve"> </w:t>
+      </w:r>
+      <w:r>
+        <w:rPr>
+          <w:i/>
+          <w:iCs/>
+        </w:rPr>
+        <w:t xml:space="preserve">Cancer Cell</w:t>
+      </w:r>
+      <w:r>
+        <w:t xml:space="preserve"> </w:t>
+      </w:r>
+      <w:r>
+        <w:t xml:space="preserve">43 (1): 36–48.e10.</w:t>
+      </w:r>
+      <w:r>
+        <w:t xml:space="preserve"> </w:t>
+      </w:r>
+      <w:hyperlink r:id="rId121">
+        <w:r>
+          <w:rPr>
+            <w:rStyle w:val="Hyperlink"/>
+          </w:rPr>
+          <w:t xml:space="preserve">https://doi.org/10.1016/j.ccell.2024.11.013</w:t>
+        </w:r>
+      </w:hyperlink>
+      <w:r>
+        <w:t xml:space="preserve">.</w:t>
+      </w:r>
+    </w:p>
+    <w:bookmarkEnd w:id="122"/>
+    <w:bookmarkStart w:id="124" w:name="ref-strickley2019"/>
+    <w:p>
+      <w:pPr>
+        <w:pStyle w:val="Bibliography"/>
+      </w:pPr>
+      <w:r>
+        <w:t xml:space="preserve">Strickley, John D. et al. 2019.</w:t>
+      </w:r>
+      <w:r>
+        <w:t xml:space="preserve"> </w:t>
+      </w:r>
+      <w:r>
+        <w:t xml:space="preserve">“Immunity to Commensal Papillomaviruses Protects Against Skin Cancer.”</w:t>
+      </w:r>
+      <w:r>
+        <w:t xml:space="preserve"> </w:t>
+      </w:r>
+      <w:r>
+        <w:rPr>
+          <w:i/>
+          <w:iCs/>
+        </w:rPr>
+        <w:t xml:space="preserve">Nature</w:t>
+      </w:r>
+      <w:r>
+        <w:t xml:space="preserve"> </w:t>
+      </w:r>
+      <w:r>
+        <w:t xml:space="preserve">575 (7783): 519–22.</w:t>
+      </w:r>
+      <w:r>
+        <w:t xml:space="preserve"> </w:t>
+      </w:r>
+      <w:hyperlink r:id="rId123">
+        <w:r>
+          <w:rPr>
+            <w:rStyle w:val="Hyperlink"/>
+          </w:rPr>
+          <w:t xml:space="preserve">https://doi.org/10.1038/s41586-019-1719-9</w:t>
+        </w:r>
+      </w:hyperlink>
+      <w:r>
+        <w:t xml:space="preserve">.</w:t>
+      </w:r>
+    </w:p>
+    <w:bookmarkEnd w:id="124"/>
+    <w:bookmarkStart w:id="126" w:name="ref-strickley2021"/>
+    <w:p>
+      <w:pPr>
+        <w:pStyle w:val="Bibliography"/>
+      </w:pPr>
+      <w:r>
+        <w:t xml:space="preserve">Strickley, John D., Jonathan L. Messerschmidt, Alfred Bennett Jenson, Joongho Joh, and Shadmehr Demehri. 2021.</w:t>
+      </w:r>
+      <w:r>
+        <w:t xml:space="preserve"> </w:t>
+      </w:r>
+      <w:r>
+        <w:t xml:space="preserve">“Reply to: Beta Human Papillomaviruses and Skin Cancer.”</w:t>
+      </w:r>
+      <w:r>
+        <w:t xml:space="preserve"> </w:t>
+      </w:r>
+      <w:r>
+        <w:rPr>
+          <w:i/>
+          <w:iCs/>
+        </w:rPr>
+        <w:t xml:space="preserve">Nature</w:t>
+      </w:r>
+      <w:r>
+        <w:t xml:space="preserve"> </w:t>
+      </w:r>
+      <w:r>
+        <w:t xml:space="preserve">588 (7838): E22–23.</w:t>
+      </w:r>
+      <w:r>
+        <w:t xml:space="preserve"> </w:t>
+      </w:r>
+      <w:hyperlink r:id="rId125">
+        <w:r>
+          <w:rPr>
+            <w:rStyle w:val="Hyperlink"/>
+          </w:rPr>
+          <w:t xml:space="preserve">https://doi.org/10.1038/s41586-020-3024-z</w:t>
+        </w:r>
+      </w:hyperlink>
+      <w:r>
+        <w:t xml:space="preserve">.</w:t>
+      </w:r>
+    </w:p>
+    <w:bookmarkEnd w:id="126"/>
+    <w:bookmarkStart w:id="128" w:name="ref-vandoorslaer2017"/>
+    <w:p>
+      <w:pPr>
+        <w:pStyle w:val="Bibliography"/>
+      </w:pPr>
+      <w:r>
+        <w:t xml:space="preserve">Van Doorslaer, Koenraad et al. 2017.</w:t>
+      </w:r>
+      <w:r>
+        <w:t xml:space="preserve"> </w:t>
+      </w:r>
+      <w:r>
+        <w:t xml:space="preserve">“The</w:t>
+      </w:r>
+      <w:r>
+        <w:t xml:space="preserve"> </w:t>
+      </w:r>
+      <w:r>
+        <w:t xml:space="preserve">Papillomavirus Episteme</w:t>
+      </w:r>
+      <w:r>
+        <w:t xml:space="preserve">: A Major Update to the Papillomavirus Sequence Database.”</w:t>
+      </w:r>
+      <w:r>
+        <w:t xml:space="preserve"> </w:t>
+      </w:r>
+      <w:r>
+        <w:rPr>
+          <w:i/>
+          <w:iCs/>
+        </w:rPr>
+        <w:t xml:space="preserve">Nucleic Acids Research</w:t>
+      </w:r>
+      <w:r>
+        <w:t xml:space="preserve"> </w:t>
+      </w:r>
+      <w:r>
+        <w:t xml:space="preserve">45 (D1): D499–506.</w:t>
+      </w:r>
+      <w:r>
+        <w:t xml:space="preserve"> </w:t>
+      </w:r>
+      <w:hyperlink r:id="rId127">
+        <w:r>
+          <w:rPr>
+            <w:rStyle w:val="Hyperlink"/>
+          </w:rPr>
+          <w:t xml:space="preserve">https://doi.org/10.1093/nar/gkw879</w:t>
+        </w:r>
+      </w:hyperlink>
+      <w:r>
+        <w:t xml:space="preserve">.</w:t>
+      </w:r>
+    </w:p>
+    <w:bookmarkEnd w:id="128"/>
+    <w:bookmarkStart w:id="130" w:name="ref-vandiver2021"/>
+    <w:p>
+      <w:pPr>
+        <w:pStyle w:val="Bibliography"/>
+      </w:pPr>
+      <w:r>
+        <w:t xml:space="preserve">Vandiver, Amy R., Bennett J. Thomas, Mehrdad Karimzada, Byron C. Knowles, Giovanni A. Botten, Roberto Spreafico, Jeremy N. Rotman, et al. 2021.</w:t>
+      </w:r>
+      <w:r>
+        <w:t xml:space="preserve"> </w:t>
+      </w:r>
+      <w:r>
+        <w:t xml:space="preserve">“Detection of Viral Gene Expression in Risk-Stratified Biopsies Reveals No Active</w:t>
+      </w:r>
+      <w:r>
+        <w:t xml:space="preserve"> </w:t>
+      </w:r>
+      <w:r>
+        <w:t xml:space="preserve">HPV</w:t>
+      </w:r>
+      <w:r>
+        <w:t xml:space="preserve"> </w:t>
+      </w:r>
+      <w:r>
+        <w:t xml:space="preserve">in Cutaneous Squamous Cell Carcinoma.”</w:t>
+      </w:r>
+      <w:r>
+        <w:t xml:space="preserve"> </w:t>
+      </w:r>
+      <w:r>
+        <w:rPr>
+          <w:i/>
+          <w:iCs/>
+        </w:rPr>
+        <w:t xml:space="preserve">Experimental Dermatology</w:t>
+      </w:r>
+      <w:r>
+        <w:t xml:space="preserve"> </w:t>
+      </w:r>
+      <w:r>
+        <w:t xml:space="preserve">30 (11): 1711–16.</w:t>
+      </w:r>
+      <w:r>
+        <w:t xml:space="preserve"> </w:t>
+      </w:r>
+      <w:hyperlink r:id="rId129">
+        <w:r>
+          <w:rPr>
+            <w:rStyle w:val="Hyperlink"/>
+          </w:rPr>
+          <w:t xml:space="preserve">https://doi.org/10.1111/exd.14385</w:t>
+        </w:r>
+      </w:hyperlink>
+      <w:r>
+        <w:t xml:space="preserve">.</w:t>
+      </w:r>
+    </w:p>
+    <w:bookmarkEnd w:id="130"/>
+    <w:bookmarkStart w:id="132" w:name="ref-viarisio2018"/>
+    <w:p>
+      <w:pPr>
+        <w:pStyle w:val="Bibliography"/>
+      </w:pPr>
+      <w:r>
+        <w:t xml:space="preserve">Viarisio, Daniele et al. 2018.</w:t>
+      </w:r>
+      <w:r>
+        <w:t xml:space="preserve"> </w:t>
+      </w:r>
+      <w:r>
+        <w:t xml:space="preserve">“Beta</w:t>
+      </w:r>
+      <w:r>
+        <w:t xml:space="preserve"> </w:t>
+      </w:r>
+      <w:r>
+        <w:t xml:space="preserve">HPV38</w:t>
+      </w:r>
+      <w:r>
+        <w:t xml:space="preserve"> </w:t>
+      </w:r>
+      <w:r>
+        <w:t xml:space="preserve">Oncoproteins Act with a Hit-and-Run Mechanism in Ultraviolet Radiation-Induced Skin Carcinogenesis in Mice.”</w:t>
+      </w:r>
+      <w:r>
+        <w:t xml:space="preserve"> </w:t>
+      </w:r>
+      <w:r>
+        <w:rPr>
+          <w:i/>
+          <w:iCs/>
+        </w:rPr>
+        <w:t xml:space="preserve">PLoS Pathogens</w:t>
+      </w:r>
+      <w:r>
+        <w:t xml:space="preserve"> </w:t>
+      </w:r>
+      <w:r>
+        <w:t xml:space="preserve">14 (1): e1006783.</w:t>
+      </w:r>
+      <w:r>
+        <w:t xml:space="preserve"> </w:t>
+      </w:r>
+      <w:hyperlink r:id="rId131">
+        <w:r>
+          <w:rPr>
+            <w:rStyle w:val="Hyperlink"/>
+          </w:rPr>
+          <w:t xml:space="preserve">https://doi.org/10.1371/journal.ppat.1006783</w:t>
+        </w:r>
+      </w:hyperlink>
+      <w:r>
+        <w:t xml:space="preserve">.</w:t>
+      </w:r>
+    </w:p>
+    <w:bookmarkEnd w:id="132"/>
+    <w:bookmarkStart w:id="134" w:name="ref-weissenborn2012"/>
+    <w:p>
+      <w:pPr>
+        <w:pStyle w:val="Bibliography"/>
+      </w:pPr>
+      <w:r>
+        <w:t xml:space="preserve">Weissenborn, Sönke, Rachel E. Neale, Tim Waterboer, Damiano Abeni, Jan Nico Bouwes Bavinck, Adele C. Green, Catherine A. Harwood, et al. 2012.</w:t>
+      </w:r>
+      <w:r>
+        <w:t xml:space="preserve"> </w:t>
+      </w:r>
+      <w:r>
+        <w:t xml:space="preserve">“Beta-Papillomavirus</w:t>
+      </w:r>
+      <w:r>
+        <w:t xml:space="preserve"> </w:t>
+      </w:r>
+      <w:r>
+        <w:t xml:space="preserve">DNA</w:t>
+      </w:r>
+      <w:r>
+        <w:t xml:space="preserve"> </w:t>
+      </w:r>
+      <w:r>
+        <w:t xml:space="preserve">Loads in Hair Follicles of Immunocompetent People and Organ Transplant Recipients.”</w:t>
+      </w:r>
+      <w:r>
+        <w:t xml:space="preserve"> </w:t>
+      </w:r>
+      <w:r>
+        <w:rPr>
+          <w:i/>
+          <w:iCs/>
+        </w:rPr>
+        <w:t xml:space="preserve">Medical Microbiology and Immunology</w:t>
+      </w:r>
+      <w:r>
+        <w:t xml:space="preserve"> </w:t>
+      </w:r>
+      <w:r>
+        <w:t xml:space="preserve">201 (2): 117–25.</w:t>
+      </w:r>
+      <w:r>
+        <w:t xml:space="preserve"> </w:t>
+      </w:r>
+      <w:hyperlink r:id="rId133">
+        <w:r>
+          <w:rPr>
+            <w:rStyle w:val="Hyperlink"/>
+          </w:rPr>
+          <w:t xml:space="preserve">https://doi.org/10.1007/s00430-011-0212-3</w:t>
+        </w:r>
+      </w:hyperlink>
+      <w:r>
+        <w:t xml:space="preserve">.</w:t>
+      </w:r>
+    </w:p>
+    <w:bookmarkEnd w:id="134"/>
+    <w:bookmarkStart w:id="136" w:name="ref-wenande2025"/>
+    <w:p>
+      <w:pPr>
+        <w:pStyle w:val="Bibliography"/>
+      </w:pPr>
+      <w:r>
+        <w:t xml:space="preserve">Wenande, Emily, Anna Hastrup, Stine Wiegell, Peter A. Philipsen, Niels Bech Thomsen, Shadmehr Demehri, Susanne K. Kjaer, and Merete Haedersdal. 2025.</w:t>
+      </w:r>
+      <w:r>
+        <w:t xml:space="preserve"> </w:t>
+      </w:r>
+      <w:r>
+        <w:t xml:space="preserve">“Human Papillomavirus Vaccination and Actinic Keratosis Burden: The</w:t>
+      </w:r>
+      <w:r>
+        <w:t xml:space="preserve"> </w:t>
+      </w:r>
+      <w:r>
+        <w:t xml:space="preserve">VAXAK</w:t>
+      </w:r>
+      <w:r>
+        <w:t xml:space="preserve"> </w:t>
+      </w:r>
+      <w:r>
+        <w:t xml:space="preserve">Randomized Clinical Trial.”</w:t>
+      </w:r>
+      <w:r>
+        <w:t xml:space="preserve"> </w:t>
+      </w:r>
+      <w:r>
+        <w:rPr>
+          <w:i/>
+          <w:iCs/>
+        </w:rPr>
+        <w:t xml:space="preserve">JAMA Dermatology</w:t>
+      </w:r>
+      <w:r>
+        <w:t xml:space="preserve"> </w:t>
+      </w:r>
+      <w:r>
+        <w:t xml:space="preserve">161 (6): 605–14.</w:t>
+      </w:r>
+      <w:r>
+        <w:t xml:space="preserve"> </w:t>
+      </w:r>
+      <w:hyperlink r:id="rId135">
+        <w:r>
+          <w:rPr>
+            <w:rStyle w:val="Hyperlink"/>
+          </w:rPr>
+          <w:t xml:space="preserve">https://doi.org/10.1001/jamadermatol.2025.0531</w:t>
+        </w:r>
+      </w:hyperlink>
+      <w:r>
+        <w:t xml:space="preserve">.</w:t>
+      </w:r>
+    </w:p>
+    <w:bookmarkEnd w:id="136"/>
+    <w:bookmarkStart w:id="138" w:name="ref-wood2019"/>
+    <w:p>
+      <w:pPr>
+        <w:pStyle w:val="Bibliography"/>
+      </w:pPr>
+      <w:r>
+        <w:t xml:space="preserve">Wood, Derrick E., Jennifer Lu, and Ben Langmead. 2019.</w:t>
+      </w:r>
+      <w:r>
+        <w:t xml:space="preserve"> </w:t>
+      </w:r>
+      <w:r>
+        <w:t xml:space="preserve">“Improved Metagenomic Analysis with</w:t>
+      </w:r>
+      <w:r>
+        <w:t xml:space="preserve"> </w:t>
+      </w:r>
+      <w:r>
+        <w:t xml:space="preserve">Kraken 2</w:t>
+      </w:r>
+      <w:r>
+        <w:t xml:space="preserve">.”</w:t>
+      </w:r>
+      <w:r>
+        <w:t xml:space="preserve"> </w:t>
+      </w:r>
+      <w:r>
+        <w:rPr>
+          <w:i/>
+          <w:iCs/>
+        </w:rPr>
+        <w:t xml:space="preserve">Genome Biology</w:t>
+      </w:r>
+      <w:r>
+        <w:t xml:space="preserve"> </w:t>
+      </w:r>
+      <w:r>
+        <w:t xml:space="preserve">20: 257.</w:t>
+      </w:r>
+      <w:r>
+        <w:t xml:space="preserve"> </w:t>
+      </w:r>
+      <w:hyperlink r:id="rId137">
+        <w:r>
+          <w:rPr>
+            <w:rStyle w:val="Hyperlink"/>
+          </w:rPr>
+          <w:t xml:space="preserve">https://doi.org/10.1186/s13059-019-1891-0</w:t>
+        </w:r>
+      </w:hyperlink>
+      <w:r>
+        <w:t xml:space="preserve">.</w:t>
+      </w:r>
+    </w:p>
+    <w:bookmarkEnd w:id="138"/>
+    <w:bookmarkEnd w:id="139"/>
+    <w:bookmarkEnd w:id="140"/>
+    <w:bookmarkStart w:id="158" w:name="supplementary-material"/>
+    <w:p>
+      <w:pPr>
+        <w:pStyle w:val="Heading1"/>
+      </w:pPr>
+      <w:r>
+        <w:t xml:space="preserve">Supplementary Material</w:t>
+      </w:r>
+    </w:p>
+    <w:bookmarkStart w:id="141" w:name="supplementary-materials-and-methods"/>
+    <w:p>
+      <w:pPr>
+        <w:pStyle w:val="Heading2"/>
+      </w:pPr>
+      <w:r>
+        <w:t xml:space="preserve">Supplementary Materials and Methods</w:t>
+      </w:r>
+    </w:p>
+    <w:bookmarkEnd w:id="141"/>
+    <w:bookmarkStart w:id="157" w:name="methods"/>
+    <w:p>
+      <w:pPr>
+        <w:pStyle w:val="Heading2"/>
+      </w:pPr>
+      <w:r>
+        <w:t xml:space="preserve">Methods</w:t>
+      </w:r>
+    </w:p>
+    <w:bookmarkStart w:id="142" w:name="overview-and-implementation"/>
     <w:p>
       <w:pPr>
         <w:pStyle w:val="Heading3"/>
       </w:pPr>
       <w:r>
-        <w:t xml:space="preserve">HPV reference panel and Kraken2 database</w:t>
+        <w:t xml:space="preserve">Overview and implementation</w:t>
       </w:r>
     </w:p>
     <w:p>
@@ -2047,6 +4619,56 @@
         <w:pStyle w:val="FirstParagraph"/>
       </w:pPr>
       <w:r>
+        <w:t xml:space="preserve">All analyses were performed with a custom, portable workflow implemented in Nextflow DSL2 (≥23.04;</w:t>
+      </w:r>
+      <w:r>
+        <w:t xml:space="preserve"> </w:t>
+      </w:r>
+      <w:r>
+        <w:t xml:space="preserve">Di Tommaso et al. (2017)</w:t>
+      </w:r>
+      <w:r>
+        <w:t xml:space="preserve">) and run on an HPC cluster under the SLURM scheduler. Each step runs in an isolated, version-pinned software environment specified per process as both a Conda</w:t>
+      </w:r>
+      <w:r>
+        <w:t xml:space="preserve"> </w:t>
+      </w:r>
+      <w:r>
+        <w:rPr>
+          <w:rStyle w:val="VerbatimChar"/>
+        </w:rPr>
+        <w:t xml:space="preserve">environment.yml</w:t>
+      </w:r>
+      <w:r>
+        <w:t xml:space="preserve"> </w:t>
+      </w:r>
+      <w:r>
+        <w:t xml:space="preserve">and an OCI container image; the exact container build was used for execution, and the versions quoted below are those pinned by the container tags. Default parameter values are given in parentheses and were used unless stated otherwise.</w:t>
+      </w:r>
+    </w:p>
+    <w:p>
+      <w:pPr>
+        <w:pStyle w:val="BodyText"/>
+      </w:pPr>
+      <w:r>
+        <w:t xml:space="preserve">The workflow comprises a one-time reference-construction stage followed by a per-sample pipeline: SRA discovery → FASTQ download → quality control → Kraken2 papillomavirus screen → branch on HPV status (only HPV-positive libraries proceed) → STAR alignment to the HPV reference panel → coverage-based HPV typing → early/late transcript classification → aggregation and reporting.</w:t>
+      </w:r>
+    </w:p>
+    <w:bookmarkEnd w:id="142"/>
+    <w:bookmarkStart w:id="143" w:name="hpv-reference-panel-and-kraken2-database"/>
+    <w:p>
+      <w:pPr>
+        <w:pStyle w:val="Heading3"/>
+      </w:pPr>
+      <w:r>
+        <w:t xml:space="preserve">HPV reference panel and Kraken2 database</w:t>
+      </w:r>
+    </w:p>
+    <w:p>
+      <w:pPr>
+        <w:pStyle w:val="FirstParagraph"/>
+      </w:pPr>
+      <w:r>
         <w:t xml:space="preserve">A cutaneous-inclusive HPV reference panel was assembled from the Papillomavirus Episteme (PaVE 2.0;</w:t>
       </w:r>
       <w:r>
@@ -2176,8 +4798,8 @@
         <w:t xml:space="preserve">) was constructed from the NCBI taxonomy and the human reference library (GRCh38), to which all panel HPV genomes were added under a Papillomaviridae taxon, so that human and HPV reads are jointly classified and HPV reads are resolved within the papillomavirus clade.</w:t>
       </w:r>
     </w:p>
-    <w:bookmarkEnd w:id="47"/>
-    <w:bookmarkStart w:id="48" w:name="dataset-assembly-and-sra-discovery"/>
+    <w:bookmarkEnd w:id="143"/>
+    <w:bookmarkStart w:id="144" w:name="dataset-assembly-and-sra-discovery"/>
     <w:p>
       <w:pPr>
         <w:pStyle w:val="Heading3"/>
@@ -2232,8 +4854,8 @@
         <w:t xml:space="preserve">. Library layout (single- vs paired-end) was taken from the SRA record. To enable robust downstream parsing, comma-containing free-text fields were retained in a raw samplesheet and stripped from the slim samplesheet consumed by the workflow.</w:t>
       </w:r>
     </w:p>
-    <w:bookmarkEnd w:id="48"/>
-    <w:bookmarkStart w:id="49" w:name="read-download-and-quality-control"/>
+    <w:bookmarkEnd w:id="144"/>
+    <w:bookmarkStart w:id="145" w:name="read-download-and-quality-control"/>
     <w:p>
       <w:pPr>
         <w:pStyle w:val="Heading3"/>
@@ -2343,8 +4965,8 @@
         <w:t xml:space="preserve">was run without a spot limit. This matters more than it may appear, because reads deposited from a coordinate-sorted alignment emerge from the SRA in reference order, which places unmapped, and therefore viral, reads at the end of the run; screening only the leading portion of such a library would miss the signal entirely and would do so non-randomly. As a check on the whole path from download to classification, the reads reaching the Kraken2 screen correspond to a median 98.6% of the SRA-reported spot count across the 10,849 screened libraries (5th percentile 85.5%), the small shortfall being fastp quality and length filtering, and the per-tier medians span 95.8% to 100%, so no population tier was read less completely than another.</w:t>
       </w:r>
     </w:p>
-    <w:bookmarkEnd w:id="49"/>
-    <w:bookmarkStart w:id="50" w:name="hpv-screening-and-positivity-calling"/>
+    <w:bookmarkEnd w:id="145"/>
+    <w:bookmarkStart w:id="146" w:name="hpv-screening-and-positivity-calling"/>
     <w:p>
       <w:pPr>
         <w:pStyle w:val="Heading3"/>
@@ -2370,8 +4992,8 @@
         <w:t xml:space="preserve">), and HPV-negative otherwise; HPV-negative libraries were recorded for rate estimation but proceeded no further. HPV-classified reads from positive libraries were extracted (seqtk 1.4), keeping paired mates in register, for targeted alignment. This split, in which every screened library contributes to positivity rates but only positives advance to typing, is the central branch point of the workflow.</w:t>
       </w:r>
     </w:p>
-    <w:bookmarkEnd w:id="50"/>
-    <w:bookmarkStart w:id="51" w:name="hpv-typing"/>
+    <w:bookmarkEnd w:id="146"/>
+    <w:bookmarkStart w:id="147" w:name="hpv-typing"/>
     <w:p>
       <w:pPr>
         <w:pStyle w:val="Heading3"/>
@@ -2481,8 +5103,8 @@
         <w:t xml:space="preserve">); the full per-reference coverage table was retained regardless of assignment. The dual breadth-and-depth criterion guards against spurious assignment from a few reads piling up on a short, conserved region.</w:t>
       </w:r>
     </w:p>
-    <w:bookmarkEnd w:id="51"/>
-    <w:bookmarkStart w:id="52" w:name="earlylate-transcript-classification"/>
+    <w:bookmarkEnd w:id="147"/>
+    <w:bookmarkStart w:id="148" w:name="earlylate-transcript-classification"/>
     <w:p>
       <w:pPr>
         <w:pStyle w:val="Heading3"/>
@@ -2526,8 +5148,8 @@
         <w:t xml:space="preserve">). Productivity was gated on L1 specifically, rather than on combined L1+L2 signal, because L1 capsid expression is the more stringent marker of virion-producing late-stage infection, whereas isolated L2 signal can arise from low-level transcription or cross-mapping; this single rule was applied uniformly across all samples and run batches.</w:t>
       </w:r>
     </w:p>
-    <w:bookmarkEnd w:id="52"/>
-    <w:bookmarkStart w:id="53" w:name="Xb7b52261b13d214b61be4d17d32a361ca9d534d"/>
+    <w:bookmarkEnd w:id="148"/>
+    <w:bookmarkStart w:id="149" w:name="Xb7b52261b13d214b61be4d17d32a361ca9d534d"/>
     <w:p>
       <w:pPr>
         <w:pStyle w:val="Heading3"/>
@@ -2605,8 +5227,8 @@
         <w:t xml:space="preserve">annotations were treated as non-cell-line. These flags annotate rather than exclude samples, so that cell-line positives are retained as positive controls but can be separated from primary-tissue signal at analysis. For the prevalence-sweep cohort, study-level heuristic calls were additionally refined by manual curation through a structured workbook, with precedence sample &gt; study &gt; heuristic, and a provenance label recorded for each overridden call. As a further contaminant guard, low-coverage-breadth assignments (breadth &lt; 0.15) and alpha-genus/HPV16/HPV18 calls were tabulated by study to surface project-level contamination.</w:t>
       </w:r>
     </w:p>
-    <w:bookmarkEnd w:id="53"/>
-    <w:bookmarkStart w:id="54" w:name="Xd1888af0368bdcc2fb98ac687eb643f87266b60"/>
+    <w:bookmarkEnd w:id="149"/>
+    <w:bookmarkStart w:id="150" w:name="Xd1888af0368bdcc2fb98ac687eb643f87266b60"/>
     <w:p>
       <w:pPr>
         <w:pStyle w:val="Heading3"/>
@@ -3025,8 +5647,8 @@
         <w:t xml:space="preserve">).</w:t>
       </w:r>
     </w:p>
-    <w:bookmarkEnd w:id="54"/>
-    <w:bookmarkStart w:id="55" w:name="library-selection-chemistry"/>
+    <w:bookmarkEnd w:id="150"/>
+    <w:bookmarkStart w:id="151" w:name="library-selection-chemistry"/>
     <w:p>
       <w:pPr>
         <w:pStyle w:val="Heading3"/>
@@ -3195,8 +5817,8 @@
         <w:t xml:space="preserve">. Run as a blind test, the classifier recovers rRNA depletion for 15/15 of them from protocol text alone, which is also the independent confirmation that the series is rRNA-depleted rather than poly-A-selected.</w:t>
       </w:r>
     </w:p>
-    <w:bookmarkEnd w:id="55"/>
-    <w:bookmarkStart w:id="56" w:name="X092d6aa339a1e20488094a4b56c0474ffc2644c"/>
+    <w:bookmarkEnd w:id="151"/>
+    <w:bookmarkStart w:id="152" w:name="X092d6aa339a1e20488094a4b56c0474ffc2644c"/>
     <w:p>
       <w:pPr>
         <w:pStyle w:val="Heading3"/>
@@ -3527,8 +6149,8 @@
         <w:t xml:space="preserve">rather than downsampled.</w:t>
       </w:r>
     </w:p>
-    <w:bookmarkEnd w:id="56"/>
-    <w:bookmarkStart w:id="57" w:name="execution-at-scale"/>
+    <w:bookmarkEnd w:id="152"/>
+    <w:bookmarkStart w:id="153" w:name="execution-at-scale"/>
     <w:p>
       <w:pPr>
         <w:pStyle w:val="Heading3"/>
@@ -3545,8 +6167,8 @@
         <w:t xml:space="preserve">For cohorts of thousands of libraries, a chunked driver processed the samplesheet in fixed-size batches (default 100 libraries per chunk). After each successful chunk, per-sample outputs (Kraken2 reports, HPV typing and transcript tables, and HPV status) were aggregated and the chunk’s working directory was deleted to bound disk use; a failed chunk was left intact for inspection and resumed on rerun. A single combined report was generated over the aggregated outputs at completion. Summary tables and figures were produced in R (tidyverse), and the depth-normalised burden analysis was implemented as a standalone R script operating on the aggregated Kraken2 reports, typing tables, and curated sample flags.</w:t>
       </w:r>
     </w:p>
-    <w:bookmarkEnd w:id="57"/>
-    <w:bookmarkStart w:id="60" w:name="code-and-data-availability"/>
+    <w:bookmarkEnd w:id="153"/>
+    <w:bookmarkStart w:id="156" w:name="code-and-data-availability"/>
     <w:p>
       <w:pPr>
         <w:pStyle w:val="Heading3"/>
@@ -3565,7 +6187,7 @@
       <w:r>
         <w:t xml:space="preserve"> </w:t>
       </w:r>
-      <w:hyperlink r:id="rId58">
+      <w:hyperlink r:id="rId154">
         <w:r>
           <w:rPr>
             <w:rStyle w:val="Hyperlink"/>
@@ -3579,7 +6201,7 @@
       <w:r>
         <w:t xml:space="preserve"> </w:t>
       </w:r>
-      <w:hyperlink r:id="rId59">
+      <w:hyperlink r:id="rId155">
         <w:r>
           <w:rPr>
             <w:rStyle w:val="Hyperlink"/>
@@ -3591,10 +6213,10 @@
         <w:t xml:space="preserve">) and NCBI RefSeq.</w:t>
       </w:r>
     </w:p>
-    <w:bookmarkEnd w:id="60"/>
-    <w:bookmarkEnd w:id="61"/>
-    <w:bookmarkEnd w:id="62"/>
-    <w:bookmarkStart w:id="170" w:name="supplementary-material-1"/>
+    <w:bookmarkEnd w:id="156"/>
+    <w:bookmarkEnd w:id="157"/>
+    <w:bookmarkEnd w:id="158"/>
+    <w:bookmarkStart w:id="172" w:name="supplementary-material-1"/>
     <w:p>
       <w:pPr>
         <w:pStyle w:val="Heading1"/>
@@ -3616,7 +6238,7 @@
       <w:tr>
         <w:tc>
           <w:tcPr/>
-          <w:bookmarkStart w:id="66" w:name="suppfig-depth"/>
+          <w:bookmarkStart w:id="162" w:name="suppfig-depth"/>
           <w:p>
             <w:pPr>
               <w:pStyle w:val="Compact"/>
@@ -3627,18 +6249,18 @@
                 <wp:inline>
                   <wp:extent cx="5943600" cy="3714749"/>
                   <wp:effectExtent b="0" l="0" r="0" t="0"/>
-                  <wp:docPr descr="" title="" id="64" name="Picture"/>
+                  <wp:docPr descr="" title="" id="160" name="Picture"/>
                   <a:graphic>
                     <a:graphicData uri="http://schemas.openxmlformats.org/drawingml/2006/picture">
                       <pic:pic>
                         <pic:nvPicPr>
-                          <pic:cNvPr descr="figureS1.png" id="65" name="Picture"/>
+                          <pic:cNvPr descr="figureS1.png" id="161" name="Picture"/>
                           <pic:cNvPicPr>
                             <a:picLocks noChangeArrowheads="1" noChangeAspect="1"/>
                           </pic:cNvPicPr>
                         </pic:nvPicPr>
                         <pic:blipFill>
-                          <a:blip r:embed="rId63"/>
+                          <a:blip r:embed="rId159"/>
                           <a:stretch>
                             <a:fillRect/>
                           </a:stretch>
@@ -3695,7 +6317,7 @@
               <w:t xml:space="preserve">is not produced by differences in sequencing depth: the tiers that reach the floor do so at every depth, and the tiers that do not never reach it, however deeply sequenced. Point size is proportional to the number of libraries in each tier × bin.</w:t>
             </w:r>
           </w:p>
-          <w:bookmarkEnd w:id="66"/>
+          <w:bookmarkEnd w:id="162"/>
         </w:tc>
       </w:tr>
     </w:tbl>
@@ -3720,7 +6342,7 @@
       <w:tr>
         <w:tc>
           <w:tcPr/>
-          <w:bookmarkStart w:id="67" w:name="supptbl-types"/>
+          <w:bookmarkStart w:id="163" w:name="supptbl-types"/>
           <w:tbl>
             <w:tblPr>
               <w:tblStyle w:val="Table"/>
@@ -6911,7 +9533,7 @@
               <w:t xml:space="preserve">, at the level of HPV genus.</w:t>
             </w:r>
           </w:p>
-          <w:bookmarkEnd w:id="67"/>
+          <w:bookmarkEnd w:id="163"/>
         </w:tc>
       </w:tr>
     </w:tbl>
@@ -6936,7 +9558,7 @@
       <w:tr>
         <w:tc>
           <w:tcPr/>
-          <w:bookmarkStart w:id="68" w:name="supptbl-productive"/>
+          <w:bookmarkStart w:id="164" w:name="supptbl-productive"/>
           <w:tbl>
             <w:tblPr>
               <w:tblStyle w:val="Table"/>
@@ -7623,7 +10245,7 @@
               <w:t xml:space="preserve">).</w:t>
             </w:r>
           </w:p>
-          <w:bookmarkEnd w:id="68"/>
+          <w:bookmarkEnd w:id="164"/>
         </w:tc>
       </w:tr>
     </w:tbl>
@@ -7648,7 +10270,7 @@
       <w:tr>
         <w:tc>
           <w:tcPr/>
-          <w:bookmarkStart w:id="69" w:name="supptbl-bayes"/>
+          <w:bookmarkStart w:id="165" w:name="supptbl-bayes"/>
           <w:tbl>
             <w:tblPr>
               <w:tblStyle w:val="Table"/>
@@ -8228,7 +10850,7 @@
               <w:t xml:space="preserve">(3) prior gives an even larger posterior OR, 14,515 [3,961, 77,562], confirming robustness). Sequencing depth is modelled per 10-fold (log₁₀) change in library size.</w:t>
             </w:r>
           </w:p>
-          <w:bookmarkEnd w:id="69"/>
+          <w:bookmarkEnd w:id="165"/>
         </w:tc>
       </w:tr>
     </w:tbl>
@@ -8253,7 +10875,7 @@
       <w:tr>
         <w:tc>
           <w:tcPr/>
-          <w:bookmarkStart w:id="70" w:name="supptbl-cin"/>
+          <w:bookmarkStart w:id="166" w:name="supptbl-cin"/>
           <w:tbl>
             <w:tblPr>
               <w:tblStyle w:val="Table"/>
@@ -8634,7 +11256,7 @@
               <w:t xml:space="preserve">= 0.0038). Retaining them is therefore the conservative analytical choice: the small floor-level excess of neoplasia over skin reported in the main text is an upper bound. Virus–host junction calling supports the same reading from an independent direction: the members of this set that carry enough viral reads to test are integration-positive, whereas the cutaneous-neoplasia libraries outside it are not. Integration is the expected state of mucosal HPV16 in carcinoma and is not a property of the cutaneous reservoir, so the assignment of these libraries to a mucosal origin rests on genome state as well as on type.</w:t>
             </w:r>
           </w:p>
-          <w:bookmarkEnd w:id="70"/>
+          <w:bookmarkEnd w:id="166"/>
         </w:tc>
       </w:tr>
     </w:tbl>
@@ -8659,7 +11281,7 @@
       <w:tr>
         <w:tc>
           <w:tcPr/>
-          <w:bookmarkStart w:id="71" w:name="supptbl-chem"/>
+          <w:bookmarkStart w:id="167" w:name="supptbl-chem"/>
           <w:tbl>
             <w:tblPr>
               <w:tblStyle w:val="Table"/>
@@ -9670,7 +12292,7 @@
               <w:t xml:space="preserve">= 7.2×10⁻¹²) and yields no above-floor library in either tier.</w:t>
             </w:r>
           </w:p>
-          <w:bookmarkEnd w:id="71"/>
+          <w:bookmarkEnd w:id="167"/>
         </w:tc>
       </w:tr>
     </w:tbl>
@@ -9695,7 +12317,7 @@
       <w:tr>
         <w:tc>
           <w:tcPr/>
-          <w:bookmarkStart w:id="72" w:name="supptbl-trace"/>
+          <w:bookmarkStart w:id="168" w:name="supptbl-trace"/>
           <w:tbl>
             <w:tblPr>
               <w:tblStyle w:val="Table"/>
@@ -12369,7 +14991,7 @@
               <w:t xml:space="preserve">, from HPV type to HPV genus.</w:t>
             </w:r>
           </w:p>
-          <w:bookmarkEnd w:id="72"/>
+          <w:bookmarkEnd w:id="168"/>
         </w:tc>
       </w:tr>
     </w:tbl>
@@ -12394,7 +15016,7 @@
       <w:tr>
         <w:tc>
           <w:tcPr/>
-          <w:bookmarkStart w:id="73" w:name="supptbl-coinf"/>
+          <w:bookmarkStart w:id="169" w:name="supptbl-coinf"/>
           <w:tbl>
             <w:tblPr>
               <w:tblStyle w:val="Table"/>
@@ -14573,11 +17195,11 @@
               <w:t xml:space="preserve">, where 14 HPV11 and 13 HPV42 calls are distributed over 15 libraries. Requiring both partners to clear a stricter bar (breadth ≥ 0.70 and depth ≥ 5× for each) leaves 9 libraries from 3 donors: one condyloma lesion (CA_1) and two peri-lesional specimens (CON_1, CON_3). Their dominance relation is asymmetric but not cleanly so. HPV11 is the deeper type in all five condyloma lesions, exceeding HPV42 48- to 4,100-fold in the three with a strong HPV11 signal (CA_1, CA_4, CA_5) and 2- to 4-fold in the other two; in peri-lesional mucosa HPV42 is the deeper type in CON_1 and CON_3, the two specimens where it is unambiguous (955× versus 138×, and 3,816× versus 9×, i.e. 7-fold and 410-fold), whereas in CON_2, CON_4 and CON_5, where HPV42 barely clears the assignment threshold, HPV11 remains the deeper type. Whether that reflects a genuine tissue difference in which type predominates, or merely that HPV42 clears the threshold only where it happens to be abundant, cannot be settled from three donors of one study: it is a hypothesis the data motivate, not a result they support.</w:t>
             </w:r>
           </w:p>
-          <w:bookmarkEnd w:id="73"/>
+          <w:bookmarkEnd w:id="169"/>
         </w:tc>
       </w:tr>
     </w:tbl>
-    <w:bookmarkStart w:id="169" w:name="sec-s-crosstalk"/>
+    <w:bookmarkStart w:id="171" w:name="sec-s-crosstalk"/>
     <w:p>
       <w:pPr>
         <w:pStyle w:val="Heading2"/>
@@ -14807,7 +17429,7 @@
       <w:tr>
         <w:tc>
           <w:tcPr/>
-          <w:bookmarkStart w:id="74" w:name="supptbl-e2"/>
+          <w:bookmarkStart w:id="170" w:name="supptbl-e2"/>
           <w:tbl>
             <w:tblPr>
               <w:tblStyle w:val="Table"/>
@@ -15335,2598 +17957,12 @@
               <w:t xml:space="preserve">against RefSeq papillomavirus open reading frames, and scored for whether E2 is present given that E1 is present. The comparison that matters is between the two right-hand columns and the two left-hand ones. Across all contigs, E2 recovery tracks assembly quality rather than biology: it is lowest in cervical CIN (79.3%) and cervical carcinoma (83.6%), which are also the arms with the shortest contigs, and highest in the vaginal and gut metagenomes, which assemble best. Once the question is restricted to near-complete contigs (≥7 kb), where E2 presence can actually be assessed, every category converges on 100%, and cervical carcinoma, in which integration and E2 disruption are the rule, returns 99.3% against 99.9% for skin. That convergence is not a biological result. An integrated genome cannot assemble across the virus-host junction, so conditioning on completeness selects episomal genomes in every category, and the statistic is structurally incapable of detecting the event it was built to detect. This table is reported because the inference is an inviting one to draw from a public contig catalogue, and because it bounds what the DNA axis can contribute: presence of a papillomavirus in such a catalogue is presence of a detectable L1, and carries no information about the state of the genome (Discussion).</w:t>
             </w:r>
           </w:p>
-          <w:bookmarkEnd w:id="74"/>
+          <w:bookmarkEnd w:id="170"/>
         </w:tc>
       </w:tr>
     </w:tbl>
-    <w:bookmarkStart w:id="168" w:name="refs"/>
-    <w:bookmarkStart w:id="76" w:name="ref-adey2013"/>
-    <w:p>
-      <w:pPr>
-        <w:pStyle w:val="Bibliography"/>
-      </w:pPr>
-      <w:r>
-        <w:t xml:space="preserve">Adey, Andrew et al. 2013.</w:t>
-      </w:r>
-      <w:r>
-        <w:t xml:space="preserve"> </w:t>
-      </w:r>
-      <w:r>
-        <w:t xml:space="preserve">“The Haplotype-Resolved Genome and Epigenome of the Aneuploid</w:t>
-      </w:r>
-      <w:r>
-        <w:t xml:space="preserve"> </w:t>
-      </w:r>
-      <w:r>
-        <w:t xml:space="preserve">HeLa</w:t>
-      </w:r>
-      <w:r>
-        <w:t xml:space="preserve"> </w:t>
-      </w:r>
-      <w:r>
-        <w:t xml:space="preserve">Cancer Cell Line.”</w:t>
-      </w:r>
-      <w:r>
-        <w:t xml:space="preserve"> </w:t>
-      </w:r>
-      <w:r>
-        <w:rPr>
-          <w:i/>
-          <w:iCs/>
-        </w:rPr>
-        <w:t xml:space="preserve">Nature</w:t>
-      </w:r>
-      <w:r>
-        <w:t xml:space="preserve"> </w:t>
-      </w:r>
-      <w:r>
-        <w:t xml:space="preserve">500: 207–11.</w:t>
-      </w:r>
-      <w:r>
-        <w:t xml:space="preserve"> </w:t>
-      </w:r>
-      <w:hyperlink r:id="rId75">
-        <w:r>
-          <w:rPr>
-            <w:rStyle w:val="Hyperlink"/>
-          </w:rPr>
-          <w:t xml:space="preserve">https://doi.org/10.1038/nature12064</w:t>
-        </w:r>
-      </w:hyperlink>
-      <w:r>
-        <w:t xml:space="preserve">.</w:t>
-      </w:r>
-    </w:p>
-    <w:bookmarkEnd w:id="76"/>
-    <w:bookmarkStart w:id="78" w:name="ref-antonsson2000"/>
-    <w:p>
-      <w:pPr>
-        <w:pStyle w:val="Bibliography"/>
-      </w:pPr>
-      <w:r>
-        <w:t xml:space="preserve">Antonsson, Annika, Ola Forslund, Henrik Ekberg, Gunnar Sterner, and Bo G. Hansson. 2000.</w:t>
-      </w:r>
-      <w:r>
-        <w:t xml:space="preserve"> </w:t>
-      </w:r>
-      <w:r>
-        <w:t xml:space="preserve">“The Ubiquity and Impressive Genomic Diversity of Human Skin Papillomaviruses Suggest a Commensalic Nature of These Viruses.”</w:t>
-      </w:r>
-      <w:r>
-        <w:t xml:space="preserve"> </w:t>
-      </w:r>
-      <w:r>
-        <w:rPr>
-          <w:i/>
-          <w:iCs/>
-        </w:rPr>
-        <w:t xml:space="preserve">Journal of Virology</w:t>
-      </w:r>
-      <w:r>
-        <w:t xml:space="preserve"> </w:t>
-      </w:r>
-      <w:r>
-        <w:t xml:space="preserve">74 (24): 11636–41.</w:t>
-      </w:r>
-      <w:r>
-        <w:t xml:space="preserve"> </w:t>
-      </w:r>
-      <w:hyperlink r:id="rId77">
-        <w:r>
-          <w:rPr>
-            <w:rStyle w:val="Hyperlink"/>
-          </w:rPr>
-          <w:t xml:space="preserve">https://doi.org/10.1128/JVI.74.24.11636-11641.2000</w:t>
-        </w:r>
-      </w:hyperlink>
-      <w:r>
-        <w:t xml:space="preserve">.</w:t>
-      </w:r>
-    </w:p>
-    <w:bookmarkEnd w:id="78"/>
-    <w:bookmarkStart w:id="80" w:name="ref-arron2011"/>
-    <w:p>
-      <w:pPr>
-        <w:pStyle w:val="Bibliography"/>
-      </w:pPr>
-      <w:r>
-        <w:t xml:space="preserve">Arron, Sarah T. et al. 2011.</w:t>
-      </w:r>
-      <w:r>
-        <w:t xml:space="preserve"> </w:t>
-      </w:r>
-      <w:r>
-        <w:t xml:space="preserve">“Transcriptome Sequencing Demonstrates That Human Papillomavirus Is Not Active in Cutaneous Squamous Cell Carcinoma.”</w:t>
-      </w:r>
-      <w:r>
-        <w:t xml:space="preserve"> </w:t>
-      </w:r>
-      <w:r>
-        <w:rPr>
-          <w:i/>
-          <w:iCs/>
-        </w:rPr>
-        <w:t xml:space="preserve">Journal of Investigative Dermatology</w:t>
-      </w:r>
-      <w:r>
-        <w:t xml:space="preserve"> </w:t>
-      </w:r>
-      <w:r>
-        <w:t xml:space="preserve">131 (8): 1745–53.</w:t>
-      </w:r>
-      <w:r>
-        <w:t xml:space="preserve"> </w:t>
-      </w:r>
-      <w:hyperlink r:id="rId79">
-        <w:r>
-          <w:rPr>
-            <w:rStyle w:val="Hyperlink"/>
-          </w:rPr>
-          <w:t xml:space="preserve">https://doi.org/10.1038/jid.2011.91</w:t>
-        </w:r>
-      </w:hyperlink>
-      <w:r>
-        <w:t xml:space="preserve">.</w:t>
-      </w:r>
-    </w:p>
-    <w:bookmarkEnd w:id="80"/>
-    <w:bookmarkStart w:id="82" w:name="ref-arroyomuhr2021"/>
-    <w:p>
-      <w:pPr>
-        <w:pStyle w:val="Bibliography"/>
-      </w:pPr>
-      <w:r>
-        <w:t xml:space="preserve">Arroyo Mühr, Laila Sara, Emilie Hultin, and Joakim Dillner. 2021.</w:t>
-      </w:r>
-      <w:r>
-        <w:t xml:space="preserve"> </w:t>
-      </w:r>
-      <w:r>
-        <w:t xml:space="preserve">“Transcription of Human Papillomaviruses in Nonmelanoma Skin Cancers of the Immunosuppressed.”</w:t>
-      </w:r>
-      <w:r>
-        <w:t xml:space="preserve"> </w:t>
-      </w:r>
-      <w:r>
-        <w:rPr>
-          <w:i/>
-          <w:iCs/>
-        </w:rPr>
-        <w:t xml:space="preserve">International Journal of Cancer</w:t>
-      </w:r>
-      <w:r>
-        <w:t xml:space="preserve"> </w:t>
-      </w:r>
-      <w:r>
-        <w:t xml:space="preserve">149 (6): 1341–47.</w:t>
-      </w:r>
-      <w:r>
-        <w:t xml:space="preserve"> </w:t>
-      </w:r>
-      <w:hyperlink r:id="rId81">
-        <w:r>
-          <w:rPr>
-            <w:rStyle w:val="Hyperlink"/>
-          </w:rPr>
-          <w:t xml:space="preserve">https://doi.org/10.1002/ijc.33683</w:t>
-        </w:r>
-      </w:hyperlink>
-      <w:r>
-        <w:t xml:space="preserve">.</w:t>
-      </w:r>
-    </w:p>
-    <w:bookmarkEnd w:id="82"/>
-    <w:bookmarkStart w:id="84" w:name="ref-asplund2019"/>
-    <w:p>
-      <w:pPr>
-        <w:pStyle w:val="Bibliography"/>
-      </w:pPr>
-      <w:r>
-        <w:t xml:space="preserve">Asplund, Maria, Kristín R. Kjartansdóttir, Sarah Mollerup, Lasse Vinner, Helena Fridholm, Jose A. R. Herrera, Jens Friis-Nielsen, et al. 2019.</w:t>
-      </w:r>
-      <w:r>
-        <w:t xml:space="preserve"> </w:t>
-      </w:r>
-      <w:r>
-        <w:t xml:space="preserve">“Contaminating Viral Sequences in High-Throughput Sequencing Viromics: A Linkage Study of 700 Sequencing Libraries.”</w:t>
-      </w:r>
-      <w:r>
-        <w:t xml:space="preserve"> </w:t>
-      </w:r>
-      <w:r>
-        <w:rPr>
-          <w:i/>
-          <w:iCs/>
-        </w:rPr>
-        <w:t xml:space="preserve">Clinical Microbiology and Infection</w:t>
-      </w:r>
-      <w:r>
-        <w:t xml:space="preserve"> </w:t>
-      </w:r>
-      <w:r>
-        <w:t xml:space="preserve">25 (10): 1277–85.</w:t>
-      </w:r>
-      <w:r>
-        <w:t xml:space="preserve"> </w:t>
-      </w:r>
-      <w:hyperlink r:id="rId83">
-        <w:r>
-          <w:rPr>
-            <w:rStyle w:val="Hyperlink"/>
-          </w:rPr>
-          <w:t xml:space="preserve">https://doi.org/10.1016/j.cmi.2019.04.028</w:t>
-        </w:r>
-      </w:hyperlink>
-      <w:r>
-        <w:t xml:space="preserve">.</w:t>
-      </w:r>
-    </w:p>
-    <w:bookmarkEnd w:id="84"/>
-    <w:bookmarkStart w:id="86" w:name="ref-bhargava2025"/>
-    <w:p>
-      <w:pPr>
-        <w:pStyle w:val="Bibliography"/>
-      </w:pPr>
-      <w:r>
-        <w:t xml:space="preserve">Bhargava, Devika, Alexandra Labadie, Rachel L. Hanson-Rios-Stutz, Austin Goodyke, Emily M. Moses, Amrita S. Das, Sarah Vanderweele, et al. 2025.</w:t>
-      </w:r>
-      <w:r>
-        <w:t xml:space="preserve"> </w:t>
-      </w:r>
-      <w:r>
-        <w:t xml:space="preserve">“From Castaways to Discoveries: Unveiling Treasures in Skin</w:t>
-      </w:r>
-      <w:r>
-        <w:t xml:space="preserve"> </w:t>
-      </w:r>
-      <w:r>
-        <w:t xml:space="preserve">RNAseq</w:t>
-      </w:r>
-      <w:r>
-        <w:t xml:space="preserve"> </w:t>
-      </w:r>
-      <w:r>
-        <w:t xml:space="preserve">Using a Novel Multidimensional Data Processing Workflow Including Infection-Host Dynamics.”</w:t>
-      </w:r>
-      <w:r>
-        <w:t xml:space="preserve"> </w:t>
-      </w:r>
-      <w:r>
-        <w:rPr>
-          <w:i/>
-          <w:iCs/>
-        </w:rPr>
-        <w:t xml:space="preserve">Physiological Genomics</w:t>
-      </w:r>
-      <w:r>
-        <w:t xml:space="preserve"> </w:t>
-      </w:r>
-      <w:r>
-        <w:t xml:space="preserve">57 (5): 343–56.</w:t>
-      </w:r>
-      <w:r>
-        <w:t xml:space="preserve"> </w:t>
-      </w:r>
-      <w:hyperlink r:id="rId85">
-        <w:r>
-          <w:rPr>
-            <w:rStyle w:val="Hyperlink"/>
-          </w:rPr>
-          <w:t xml:space="preserve">https://doi.org/10.1152/physiolgenomics.00093.2024</w:t>
-        </w:r>
-      </w:hyperlink>
-      <w:r>
-        <w:t xml:space="preserve">.</w:t>
-      </w:r>
-    </w:p>
-    <w:bookmarkEnd w:id="86"/>
-    <w:bookmarkStart w:id="88" w:name="ref-bzhalava2014"/>
-    <w:p>
-      <w:pPr>
-        <w:pStyle w:val="Bibliography"/>
-      </w:pPr>
-      <w:r>
-        <w:t xml:space="preserve">Bzhalava, Davit, Laila Sara Arroyo Mühr, Camilla Lagheden, Johanna Ekström, Ola Forslund, Joakim Dillner, and Emilie Hultin. 2014.</w:t>
-      </w:r>
-      <w:r>
-        <w:t xml:space="preserve"> </w:t>
-      </w:r>
-      <w:r>
-        <w:t xml:space="preserve">“Deep Sequencing Extends the Diversity of Human Papillomaviruses in Human Skin.”</w:t>
-      </w:r>
-      <w:r>
-        <w:t xml:space="preserve"> </w:t>
-      </w:r>
-      <w:r>
-        <w:rPr>
-          <w:i/>
-          <w:iCs/>
-        </w:rPr>
-        <w:t xml:space="preserve">Scientific Reports</w:t>
-      </w:r>
-      <w:r>
-        <w:t xml:space="preserve"> </w:t>
-      </w:r>
-      <w:r>
-        <w:t xml:space="preserve">4: 5807.</w:t>
-      </w:r>
-      <w:r>
-        <w:t xml:space="preserve"> </w:t>
-      </w:r>
-      <w:hyperlink r:id="rId87">
-        <w:r>
-          <w:rPr>
-            <w:rStyle w:val="Hyperlink"/>
-          </w:rPr>
-          <w:t xml:space="preserve">https://doi.org/10.1038/srep05807</w:t>
-        </w:r>
-      </w:hyperlink>
-      <w:r>
-        <w:t xml:space="preserve">.</w:t>
-      </w:r>
-    </w:p>
-    <w:bookmarkEnd w:id="88"/>
-    <w:bookmarkStart w:id="90" w:name="ref-cantalupo2015"/>
-    <w:p>
-      <w:pPr>
-        <w:pStyle w:val="Bibliography"/>
-      </w:pPr>
-      <w:r>
-        <w:t xml:space="preserve">Cantalupo, Paul G., Joshua P. Katz, and James M. Pipas. 2015.</w:t>
-      </w:r>
-      <w:r>
-        <w:t xml:space="preserve"> </w:t>
-      </w:r>
-      <w:r>
-        <w:t xml:space="preserve">“</w:t>
-      </w:r>
-      <w:r>
-        <w:t xml:space="preserve">HeLa</w:t>
-      </w:r>
-      <w:r>
-        <w:t xml:space="preserve"> </w:t>
-      </w:r>
-      <w:r>
-        <w:t xml:space="preserve">Nucleic Acid Contamination in</w:t>
-      </w:r>
-      <w:r>
-        <w:t xml:space="preserve"> </w:t>
-      </w:r>
-      <w:r>
-        <w:t xml:space="preserve">The Cancer Genome Atlas</w:t>
-      </w:r>
-      <w:r>
-        <w:t xml:space="preserve"> </w:t>
-      </w:r>
-      <w:r>
-        <w:t xml:space="preserve">Leads to the Misidentification of Human Papillomavirus 18.”</w:t>
-      </w:r>
-      <w:r>
-        <w:t xml:space="preserve"> </w:t>
-      </w:r>
-      <w:r>
-        <w:rPr>
-          <w:i/>
-          <w:iCs/>
-        </w:rPr>
-        <w:t xml:space="preserve">Journal of Virology</w:t>
-      </w:r>
-      <w:r>
-        <w:t xml:space="preserve"> </w:t>
-      </w:r>
-      <w:r>
-        <w:t xml:space="preserve">89 (8): 4051–57.</w:t>
-      </w:r>
-      <w:r>
-        <w:t xml:space="preserve"> </w:t>
-      </w:r>
-      <w:hyperlink r:id="rId89">
-        <w:r>
-          <w:rPr>
-            <w:rStyle w:val="Hyperlink"/>
-          </w:rPr>
-          <w:t xml:space="preserve">https://doi.org/10.1128/JVI.03365-14</w:t>
-        </w:r>
-      </w:hyperlink>
-      <w:r>
-        <w:t xml:space="preserve">.</w:t>
-      </w:r>
-    </w:p>
-    <w:bookmarkEnd w:id="90"/>
-    <w:bookmarkStart w:id="92" w:name="ref-cantalupo2019"/>
-    <w:p>
-      <w:pPr>
-        <w:pStyle w:val="Bibliography"/>
-      </w:pPr>
-      <w:r>
-        <w:t xml:space="preserve">Cantalupo, Paul G., and James M. Pipas. 2019.</w:t>
-      </w:r>
-      <w:r>
-        <w:t xml:space="preserve"> </w:t>
-      </w:r>
-      <w:r>
-        <w:t xml:space="preserve">“Detecting Viral Sequences in</w:t>
-      </w:r>
-      <w:r>
-        <w:t xml:space="preserve"> </w:t>
-      </w:r>
-      <w:r>
-        <w:t xml:space="preserve">NGS</w:t>
-      </w:r>
-      <w:r>
-        <w:t xml:space="preserve"> </w:t>
-      </w:r>
-      <w:r>
-        <w:t xml:space="preserve">Data.”</w:t>
-      </w:r>
-      <w:r>
-        <w:t xml:space="preserve"> </w:t>
-      </w:r>
-      <w:r>
-        <w:rPr>
-          <w:i/>
-          <w:iCs/>
-        </w:rPr>
-        <w:t xml:space="preserve">Current Opinion in Virology</w:t>
-      </w:r>
-      <w:r>
-        <w:t xml:space="preserve"> </w:t>
-      </w:r>
-      <w:r>
-        <w:t xml:space="preserve">39: 41–48.</w:t>
-      </w:r>
-      <w:r>
-        <w:t xml:space="preserve"> </w:t>
-      </w:r>
-      <w:hyperlink r:id="rId91">
-        <w:r>
-          <w:rPr>
-            <w:rStyle w:val="Hyperlink"/>
-          </w:rPr>
-          <w:t xml:space="preserve">https://doi.org/10.1016/j.coviro.2019.07.010</w:t>
-        </w:r>
-      </w:hyperlink>
-      <w:r>
-        <w:t xml:space="preserve">.</w:t>
-      </w:r>
-    </w:p>
-    <w:bookmarkEnd w:id="92"/>
-    <w:bookmarkStart w:id="94" w:name="ref-chen2018"/>
-    <w:p>
-      <w:pPr>
-        <w:pStyle w:val="Bibliography"/>
-      </w:pPr>
-      <w:r>
-        <w:t xml:space="preserve">Chen, Shifu, Yanqing Zhou, Yaru Chen, and Jia Gu. 2018.</w:t>
-      </w:r>
-      <w:r>
-        <w:t xml:space="preserve"> </w:t>
-      </w:r>
-      <w:r>
-        <w:t xml:space="preserve">“Fastp: An Ultra-Fast All-in-One</w:t>
-      </w:r>
-      <w:r>
-        <w:t xml:space="preserve"> </w:t>
-      </w:r>
-      <w:r>
-        <w:t xml:space="preserve">FASTQ</w:t>
-      </w:r>
-      <w:r>
-        <w:t xml:space="preserve"> </w:t>
-      </w:r>
-      <w:r>
-        <w:t xml:space="preserve">Preprocessor.”</w:t>
-      </w:r>
-      <w:r>
-        <w:t xml:space="preserve"> </w:t>
-      </w:r>
-      <w:r>
-        <w:rPr>
-          <w:i/>
-          <w:iCs/>
-        </w:rPr>
-        <w:t xml:space="preserve">Bioinformatics</w:t>
-      </w:r>
-      <w:r>
-        <w:t xml:space="preserve"> </w:t>
-      </w:r>
-      <w:r>
-        <w:t xml:space="preserve">34 (17): i884–90.</w:t>
-      </w:r>
-      <w:r>
-        <w:t xml:space="preserve"> </w:t>
-      </w:r>
-      <w:hyperlink r:id="rId93">
-        <w:r>
-          <w:rPr>
-            <w:rStyle w:val="Hyperlink"/>
-          </w:rPr>
-          <w:t xml:space="preserve">https://doi.org/10.1093/bioinformatics/bty560</w:t>
-        </w:r>
-      </w:hyperlink>
-      <w:r>
-        <w:t xml:space="preserve">.</w:t>
-      </w:r>
-    </w:p>
-    <w:bookmarkEnd w:id="94"/>
-    <w:bookmarkStart w:id="96" w:name="ref-danecek2021"/>
-    <w:p>
-      <w:pPr>
-        <w:pStyle w:val="Bibliography"/>
-      </w:pPr>
-      <w:r>
-        <w:t xml:space="preserve">Danecek, Petr, James K. Bonfield, Jennifer Liddle, John Marshall, Valeriu Ohan, Martin O. Pollard, Andrew Whitwham, et al. 2021.</w:t>
-      </w:r>
-      <w:r>
-        <w:t xml:space="preserve"> </w:t>
-      </w:r>
-      <w:r>
-        <w:t xml:space="preserve">“Twelve Years of</w:t>
-      </w:r>
-      <w:r>
-        <w:t xml:space="preserve"> </w:t>
-      </w:r>
-      <w:r>
-        <w:t xml:space="preserve">SAMtools</w:t>
-      </w:r>
-      <w:r>
-        <w:t xml:space="preserve"> </w:t>
-      </w:r>
-      <w:r>
-        <w:t xml:space="preserve">and</w:t>
-      </w:r>
-      <w:r>
-        <w:t xml:space="preserve"> </w:t>
-      </w:r>
-      <w:r>
-        <w:t xml:space="preserve">BCFtools</w:t>
-      </w:r>
-      <w:r>
-        <w:t xml:space="preserve">.”</w:t>
-      </w:r>
-      <w:r>
-        <w:t xml:space="preserve"> </w:t>
-      </w:r>
-      <w:r>
-        <w:rPr>
-          <w:i/>
-          <w:iCs/>
-        </w:rPr>
-        <w:t xml:space="preserve">GigaScience</w:t>
-      </w:r>
-      <w:r>
-        <w:t xml:space="preserve"> </w:t>
-      </w:r>
-      <w:r>
-        <w:t xml:space="preserve">10 (2): giab008.</w:t>
-      </w:r>
-      <w:r>
-        <w:t xml:space="preserve"> </w:t>
-      </w:r>
-      <w:hyperlink r:id="rId95">
-        <w:r>
-          <w:rPr>
-            <w:rStyle w:val="Hyperlink"/>
-          </w:rPr>
-          <w:t xml:space="preserve">https://doi.org/10.1093/gigascience/giab008</w:t>
-        </w:r>
-      </w:hyperlink>
-      <w:r>
-        <w:t xml:space="preserve">.</w:t>
-      </w:r>
-    </w:p>
-    <w:bookmarkEnd w:id="96"/>
-    <w:bookmarkStart w:id="98" w:name="ref-devitt2019"/>
-    <w:p>
-      <w:pPr>
-        <w:pStyle w:val="Bibliography"/>
-      </w:pPr>
-      <w:r>
-        <w:t xml:space="preserve">Devitt, Katharina, Sarah J. Hanson, Zewen K. Tuong, Erin McMeniman, H. Peter Soyer, Ian H. Frazer, and Samuel W. Lukowski. 2019.</w:t>
-      </w:r>
-      <w:r>
-        <w:t xml:space="preserve"> </w:t>
-      </w:r>
-      <w:r>
-        <w:t xml:space="preserve">“Single-Cell</w:t>
-      </w:r>
-      <w:r>
-        <w:t xml:space="preserve"> </w:t>
-      </w:r>
-      <w:r>
-        <w:t xml:space="preserve">RNA</w:t>
-      </w:r>
-      <w:r>
-        <w:t xml:space="preserve"> </w:t>
-      </w:r>
-      <w:r>
-        <w:t xml:space="preserve">Sequencing Reveals Cell Type-Specific</w:t>
-      </w:r>
-      <w:r>
-        <w:t xml:space="preserve"> </w:t>
-      </w:r>
-      <w:r>
-        <w:t xml:space="preserve">HPV</w:t>
-      </w:r>
-      <w:r>
-        <w:t xml:space="preserve"> </w:t>
-      </w:r>
-      <w:r>
-        <w:t xml:space="preserve">Expression in Hyperplastic Skin Lesions.”</w:t>
-      </w:r>
-      <w:r>
-        <w:t xml:space="preserve"> </w:t>
-      </w:r>
-      <w:r>
-        <w:rPr>
-          <w:i/>
-          <w:iCs/>
-        </w:rPr>
-        <w:t xml:space="preserve">Virology</w:t>
-      </w:r>
-      <w:r>
-        <w:t xml:space="preserve"> </w:t>
-      </w:r>
-      <w:r>
-        <w:t xml:space="preserve">537: 14–19.</w:t>
-      </w:r>
-      <w:r>
-        <w:t xml:space="preserve"> </w:t>
-      </w:r>
-      <w:hyperlink r:id="rId97">
-        <w:r>
-          <w:rPr>
-            <w:rStyle w:val="Hyperlink"/>
-          </w:rPr>
-          <w:t xml:space="preserve">https://doi.org/10.1016/j.virol.2019.08.007</w:t>
-        </w:r>
-      </w:hyperlink>
-      <w:r>
-        <w:t xml:space="preserve">.</w:t>
-      </w:r>
-    </w:p>
-    <w:bookmarkEnd w:id="98"/>
-    <w:bookmarkStart w:id="100" w:name="ref-ditommaso2017"/>
-    <w:p>
-      <w:pPr>
-        <w:pStyle w:val="Bibliography"/>
-      </w:pPr>
-      <w:r>
-        <w:t xml:space="preserve">Di Tommaso, Paolo, Maria Chatzou, Evan W. Floden, Pablo Prieto Barja, Emilio Palumbo, and Cedric Notredame. 2017.</w:t>
-      </w:r>
-      <w:r>
-        <w:t xml:space="preserve"> </w:t>
-      </w:r>
-      <w:r>
-        <w:t xml:space="preserve">“Nextflow Enables Reproducible Computational Workflows.”</w:t>
-      </w:r>
-      <w:r>
-        <w:t xml:space="preserve"> </w:t>
-      </w:r>
-      <w:r>
-        <w:rPr>
-          <w:i/>
-          <w:iCs/>
-        </w:rPr>
-        <w:t xml:space="preserve">Nature Biotechnology</w:t>
-      </w:r>
-      <w:r>
-        <w:t xml:space="preserve"> </w:t>
-      </w:r>
-      <w:r>
-        <w:t xml:space="preserve">35 (4): 316–19.</w:t>
-      </w:r>
-      <w:r>
-        <w:t xml:space="preserve"> </w:t>
-      </w:r>
-      <w:hyperlink r:id="rId99">
-        <w:r>
-          <w:rPr>
-            <w:rStyle w:val="Hyperlink"/>
-          </w:rPr>
-          <w:t xml:space="preserve">https://doi.org/10.1038/nbt.3820</w:t>
-        </w:r>
-      </w:hyperlink>
-      <w:r>
-        <w:t xml:space="preserve">.</w:t>
-      </w:r>
-    </w:p>
-    <w:bookmarkEnd w:id="100"/>
-    <w:bookmarkStart w:id="102" w:name="ref-dobin2013"/>
-    <w:p>
-      <w:pPr>
-        <w:pStyle w:val="Bibliography"/>
-      </w:pPr>
-      <w:r>
-        <w:t xml:space="preserve">Dobin, Alexander, Carrie A. Davis, Felix Schlesinger, Jorg Drenkow, Chris Zaleski, Sonali Jha, Philippe Batut, Mark Chaisson, and Thomas R. Gingeras. 2013.</w:t>
-      </w:r>
-      <w:r>
-        <w:t xml:space="preserve"> </w:t>
-      </w:r>
-      <w:r>
-        <w:t xml:space="preserve">“</w:t>
-      </w:r>
-      <w:r>
-        <w:t xml:space="preserve">STAR</w:t>
-      </w:r>
-      <w:r>
-        <w:t xml:space="preserve">: Ultrafast Universal</w:t>
-      </w:r>
-      <w:r>
-        <w:t xml:space="preserve"> </w:t>
-      </w:r>
-      <w:r>
-        <w:t xml:space="preserve">RNA-seq</w:t>
-      </w:r>
-      <w:r>
-        <w:t xml:space="preserve"> </w:t>
-      </w:r>
-      <w:r>
-        <w:t xml:space="preserve">Aligner.”</w:t>
-      </w:r>
-      <w:r>
-        <w:t xml:space="preserve"> </w:t>
-      </w:r>
-      <w:r>
-        <w:rPr>
-          <w:i/>
-          <w:iCs/>
-        </w:rPr>
-        <w:t xml:space="preserve">Bioinformatics</w:t>
-      </w:r>
-      <w:r>
-        <w:t xml:space="preserve"> </w:t>
-      </w:r>
-      <w:r>
-        <w:t xml:space="preserve">29 (1): 15–21.</w:t>
-      </w:r>
-      <w:r>
-        <w:t xml:space="preserve"> </w:t>
-      </w:r>
-      <w:hyperlink r:id="rId101">
-        <w:r>
-          <w:rPr>
-            <w:rStyle w:val="Hyperlink"/>
-          </w:rPr>
-          <w:t xml:space="preserve">https://doi.org/10.1093/bioinformatics/bts635</w:t>
-        </w:r>
-      </w:hyperlink>
-      <w:r>
-        <w:t xml:space="preserve">.</w:t>
-      </w:r>
-    </w:p>
-    <w:bookmarkEnd w:id="102"/>
-    <w:bookmarkStart w:id="103" w:name="ref-doorbar2023"/>
-    <w:p>
-      <w:pPr>
-        <w:pStyle w:val="Bibliography"/>
-      </w:pPr>
-      <w:r>
-        <w:t xml:space="preserve">Doorbar, John. 2023.</w:t>
-      </w:r>
-      <w:r>
-        <w:t xml:space="preserve"> </w:t>
-      </w:r>
-      <w:r>
-        <w:t xml:space="preserve">“The Human Papillomavirus Twilight Zone: Latency, Immune Control and Subclinical Infection.”</w:t>
-      </w:r>
-      <w:r>
-        <w:t xml:space="preserve"> </w:t>
-      </w:r>
-      <w:r>
-        <w:rPr>
-          <w:i/>
-          <w:iCs/>
-        </w:rPr>
-        <w:t xml:space="preserve">Tumour Virus Research</w:t>
-      </w:r>
-      <w:r>
-        <w:t xml:space="preserve"> </w:t>
-      </w:r>
-      <w:r>
-        <w:t xml:space="preserve">16: 200268.</w:t>
-      </w:r>
-    </w:p>
-    <w:bookmarkEnd w:id="103"/>
-    <w:bookmarkStart w:id="104" w:name="ref-dorfer2021"/>
-    <w:p>
-      <w:pPr>
-        <w:pStyle w:val="Bibliography"/>
-      </w:pPr>
-      <w:r>
-        <w:t xml:space="preserve">Dorfer, Sonja et al. 2021.</w:t>
-      </w:r>
-      <w:r>
-        <w:t xml:space="preserve"> </w:t>
-      </w:r>
-      <w:r>
-        <w:t xml:space="preserve">“</w:t>
-      </w:r>
-      <w:r>
-        <w:t xml:space="preserve">MmuPV1</w:t>
-      </w:r>
-      <w:r>
-        <w:t xml:space="preserve"> </w:t>
-      </w:r>
-      <w:r>
-        <w:t xml:space="preserve">Is a Key Driver of Skin Cancer Development Upon Immunosuppression.”</w:t>
-      </w:r>
-      <w:r>
-        <w:t xml:space="preserve"> </w:t>
-      </w:r>
-      <w:r>
-        <w:rPr>
-          <w:i/>
-          <w:iCs/>
-        </w:rPr>
-        <w:t xml:space="preserve">American Journal of Transplantation</w:t>
-      </w:r>
-      <w:r>
-        <w:t xml:space="preserve"> </w:t>
-      </w:r>
-      <w:r>
-        <w:t xml:space="preserve">21 (2): 525–39.</w:t>
-      </w:r>
-    </w:p>
-    <w:bookmarkEnd w:id="104"/>
-    <w:bookmarkStart w:id="106" w:name="ref-edgar2022"/>
-    <w:p>
-      <w:pPr>
-        <w:pStyle w:val="Bibliography"/>
-      </w:pPr>
-      <w:r>
-        <w:t xml:space="preserve">Edgar, Robert C. et al. 2022.</w:t>
-      </w:r>
-      <w:r>
-        <w:t xml:space="preserve"> </w:t>
-      </w:r>
-      <w:r>
-        <w:t xml:space="preserve">“Petabase-Scale Sequence Alignment Catalyses Viral Discovery.”</w:t>
-      </w:r>
-      <w:r>
-        <w:t xml:space="preserve"> </w:t>
-      </w:r>
-      <w:r>
-        <w:rPr>
-          <w:i/>
-          <w:iCs/>
-        </w:rPr>
-        <w:t xml:space="preserve">Nature</w:t>
-      </w:r>
-      <w:r>
-        <w:t xml:space="preserve"> </w:t>
-      </w:r>
-      <w:r>
-        <w:t xml:space="preserve">602: 142–47.</w:t>
-      </w:r>
-      <w:r>
-        <w:t xml:space="preserve"> </w:t>
-      </w:r>
-      <w:hyperlink r:id="rId105">
-        <w:r>
-          <w:rPr>
-            <w:rStyle w:val="Hyperlink"/>
-          </w:rPr>
-          <w:t xml:space="preserve">https://doi.org/10.1038/s41586-021-04332-2</w:t>
-        </w:r>
-      </w:hyperlink>
-      <w:r>
-        <w:t xml:space="preserve">.</w:t>
-      </w:r>
-    </w:p>
-    <w:bookmarkEnd w:id="106"/>
-    <w:bookmarkStart w:id="108" w:name="ref-fujimoto2019"/>
-    <w:p>
-      <w:pPr>
-        <w:pStyle w:val="Bibliography"/>
-      </w:pPr>
-      <w:r>
-        <w:t xml:space="preserve">Fujimoto, Masakazu, Ibu Matsuzaki, Yuki Takahashi, Yuichi Iwahashi, Kenji Warigaya, Fumiyoshi Kojima, Masatoshi Jinnin, and Shin-ichi Murata. 2019.</w:t>
-      </w:r>
-      <w:r>
-        <w:t xml:space="preserve"> </w:t>
-      </w:r>
-      <w:r>
-        <w:t xml:space="preserve">“High-Risk Human Papillomavirus</w:t>
-      </w:r>
-      <w:r>
-        <w:t xml:space="preserve"> </w:t>
-      </w:r>
-      <w:r>
-        <w:t xml:space="preserve">E6/E7</w:t>
-      </w:r>
-      <w:r>
-        <w:t xml:space="preserve"> </w:t>
-      </w:r>
-      <w:r>
-        <w:t xml:space="preserve">mRNA</w:t>
-      </w:r>
-      <w:r>
-        <w:t xml:space="preserve"> </w:t>
-      </w:r>
-      <w:r>
-        <w:t xml:space="preserve">Is Rarely Detected in Nonanogenital Cutaneous Squamous Cell Carcinoma: An</w:t>
-      </w:r>
-      <w:r>
-        <w:t xml:space="preserve"> </w:t>
-      </w:r>
-      <w:r>
-        <w:t xml:space="preserve">RNA</w:t>
-      </w:r>
-      <w:r>
-        <w:t xml:space="preserve"> </w:t>
-      </w:r>
-      <w:r>
-        <w:t xml:space="preserve">in Situ Hybridization-Based Tissue Microarray Study.”</w:t>
-      </w:r>
-      <w:r>
-        <w:t xml:space="preserve"> </w:t>
-      </w:r>
-      <w:r>
-        <w:rPr>
-          <w:i/>
-          <w:iCs/>
-        </w:rPr>
-        <w:t xml:space="preserve">The American Journal of Dermatopathology</w:t>
-      </w:r>
-      <w:r>
-        <w:t xml:space="preserve"> </w:t>
-      </w:r>
-      <w:r>
-        <w:t xml:space="preserve">41 (3): 205–10.</w:t>
-      </w:r>
-      <w:r>
-        <w:t xml:space="preserve"> </w:t>
-      </w:r>
-      <w:hyperlink r:id="rId107">
-        <w:r>
-          <w:rPr>
-            <w:rStyle w:val="Hyperlink"/>
-          </w:rPr>
-          <w:t xml:space="preserve">https://doi.org/10.1097/DAD.0000000000001289</w:t>
-        </w:r>
-      </w:hyperlink>
-      <w:r>
-        <w:t xml:space="preserve">.</w:t>
-      </w:r>
-    </w:p>
-    <w:bookmarkEnd w:id="108"/>
-    <w:bookmarkStart w:id="110" w:name="ref-gihawi2023"/>
-    <w:p>
-      <w:pPr>
-        <w:pStyle w:val="Bibliography"/>
-      </w:pPr>
-      <w:r>
-        <w:t xml:space="preserve">Gihawi, Abraham, Yuchen Ge, Jennifer Lu, Daniela Puiu, Amanda Xu, Colin S. Cooper, Daniel S. Brewer, Mihaela Pertea, and Steven L. Salzberg. 2023.</w:t>
-      </w:r>
-      <w:r>
-        <w:t xml:space="preserve"> </w:t>
-      </w:r>
-      <w:r>
-        <w:t xml:space="preserve">“Major Data Analysis Errors Invalidate Cancer Microbiome Findings.”</w:t>
-      </w:r>
-      <w:r>
-        <w:t xml:space="preserve"> </w:t>
-      </w:r>
-      <w:r>
-        <w:rPr>
-          <w:i/>
-          <w:iCs/>
-        </w:rPr>
-        <w:t xml:space="preserve">mBio</w:t>
-      </w:r>
-      <w:r>
-        <w:t xml:space="preserve"> </w:t>
-      </w:r>
-      <w:r>
-        <w:t xml:space="preserve">14 (5): e0160723.</w:t>
-      </w:r>
-      <w:r>
-        <w:t xml:space="preserve"> </w:t>
-      </w:r>
-      <w:hyperlink r:id="rId109">
-        <w:r>
-          <w:rPr>
-            <w:rStyle w:val="Hyperlink"/>
-          </w:rPr>
-          <w:t xml:space="preserve">https://doi.org/10.1128/mbio.01607-23</w:t>
-        </w:r>
-      </w:hyperlink>
-      <w:r>
-        <w:t xml:space="preserve">.</w:t>
-      </w:r>
-    </w:p>
-    <w:bookmarkEnd w:id="110"/>
-    <w:bookmarkStart w:id="112" w:name="ref-rstanarm"/>
-    <w:p>
-      <w:pPr>
-        <w:pStyle w:val="Bibliography"/>
-      </w:pPr>
-      <w:r>
-        <w:t xml:space="preserve">Goodrich, Ben, Jonah Gabry, Imad Ali, and Sam Brilleman. 2024.</w:t>
-      </w:r>
-      <w:r>
-        <w:t xml:space="preserve"> </w:t>
-      </w:r>
-      <w:r>
-        <w:rPr>
-          <w:i/>
-          <w:iCs/>
-        </w:rPr>
-        <w:t xml:space="preserve">rstanarm</w:t>
-      </w:r>
-      <w:r>
-        <w:rPr>
-          <w:i/>
-          <w:iCs/>
-        </w:rPr>
-        <w:t xml:space="preserve">:</w:t>
-      </w:r>
-      <w:r>
-        <w:rPr>
-          <w:i/>
-          <w:iCs/>
-        </w:rPr>
-        <w:t xml:space="preserve"> </w:t>
-      </w:r>
-      <w:r>
-        <w:rPr>
-          <w:i/>
-          <w:iCs/>
-        </w:rPr>
-        <w:t xml:space="preserve">Bayesian</w:t>
-      </w:r>
-      <w:r>
-        <w:rPr>
-          <w:i/>
-          <w:iCs/>
-        </w:rPr>
-        <w:t xml:space="preserve"> </w:t>
-      </w:r>
-      <w:r>
-        <w:rPr>
-          <w:i/>
-          <w:iCs/>
-        </w:rPr>
-        <w:t xml:space="preserve">Applied Regression Modeling via</w:t>
-      </w:r>
-      <w:r>
-        <w:rPr>
-          <w:i/>
-          <w:iCs/>
-        </w:rPr>
-        <w:t xml:space="preserve"> </w:t>
-      </w:r>
-      <w:r>
-        <w:rPr>
-          <w:i/>
-          <w:iCs/>
-        </w:rPr>
-        <w:t xml:space="preserve">Stan</w:t>
-      </w:r>
-      <w:r>
-        <w:t xml:space="preserve">.</w:t>
-      </w:r>
-      <w:r>
-        <w:t xml:space="preserve"> </w:t>
-      </w:r>
-      <w:hyperlink r:id="rId111">
-        <w:r>
-          <w:rPr>
-            <w:rStyle w:val="Hyperlink"/>
-          </w:rPr>
-          <w:t xml:space="preserve">https://mc-stan.org/rstanarm/</w:t>
-        </w:r>
-      </w:hyperlink>
-      <w:r>
-        <w:t xml:space="preserve">.</w:t>
-      </w:r>
-    </w:p>
-    <w:bookmarkEnd w:id="112"/>
-    <w:bookmarkStart w:id="113" w:name="ref-howley2015"/>
-    <w:p>
-      <w:pPr>
-        <w:pStyle w:val="Bibliography"/>
-      </w:pPr>
-      <w:r>
-        <w:t xml:space="preserve">Howley, Peter M., and Herbert J. Pfister. 2015.</w:t>
-      </w:r>
-      <w:r>
-        <w:t xml:space="preserve"> </w:t>
-      </w:r>
-      <w:r>
-        <w:t xml:space="preserve">“Beta Genus Papillomaviruses and Skin Cancer.”</w:t>
-      </w:r>
-      <w:r>
-        <w:t xml:space="preserve"> </w:t>
-      </w:r>
-      <w:r>
-        <w:rPr>
-          <w:i/>
-          <w:iCs/>
-        </w:rPr>
-        <w:t xml:space="preserve">Virology</w:t>
-      </w:r>
-      <w:r>
-        <w:t xml:space="preserve"> </w:t>
-      </w:r>
-      <w:r>
-        <w:t xml:space="preserve">479-480: 290–96.</w:t>
-      </w:r>
-    </w:p>
-    <w:bookmarkEnd w:id="113"/>
-    <w:bookmarkStart w:id="115" w:name="ref-hultin2019"/>
-    <w:p>
-      <w:pPr>
-        <w:pStyle w:val="Bibliography"/>
-      </w:pPr>
-      <w:r>
-        <w:t xml:space="preserve">Hultin, Emilie, Laila Sara Arroyo Mühr, Camilla Lagheden, and Joakim Dillner. 2019.</w:t>
-      </w:r>
-      <w:r>
-        <w:t xml:space="preserve"> </w:t>
-      </w:r>
-      <w:r>
-        <w:t xml:space="preserve">“</w:t>
-      </w:r>
-      <w:r>
-        <w:t xml:space="preserve">HPV</w:t>
-      </w:r>
-      <w:r>
-        <w:t xml:space="preserve"> </w:t>
-      </w:r>
-      <w:r>
-        <w:t xml:space="preserve">Transcription in Skin Tumors.”</w:t>
-      </w:r>
-      <w:r>
-        <w:t xml:space="preserve"> </w:t>
-      </w:r>
-      <w:r>
-        <w:rPr>
-          <w:i/>
-          <w:iCs/>
-        </w:rPr>
-        <w:t xml:space="preserve">PLOS ONE</w:t>
-      </w:r>
-      <w:r>
-        <w:t xml:space="preserve"> </w:t>
-      </w:r>
-      <w:r>
-        <w:t xml:space="preserve">14 (5): e0217942.</w:t>
-      </w:r>
-      <w:r>
-        <w:t xml:space="preserve"> </w:t>
-      </w:r>
-      <w:hyperlink r:id="rId114">
-        <w:r>
-          <w:rPr>
-            <w:rStyle w:val="Hyperlink"/>
-          </w:rPr>
-          <w:t xml:space="preserve">https://doi.org/10.1371/journal.pone.0217942</w:t>
-        </w:r>
-      </w:hyperlink>
-      <w:r>
-        <w:t xml:space="preserve">.</w:t>
-      </w:r>
-    </w:p>
-    <w:bookmarkEnd w:id="115"/>
-    <w:bookmarkStart w:id="117" w:name="ref-kazemian2015"/>
-    <w:p>
-      <w:pPr>
-        <w:pStyle w:val="Bibliography"/>
-      </w:pPr>
-      <w:r>
-        <w:t xml:space="preserve">Kazemian, Majid et al. 2015.</w:t>
-      </w:r>
-      <w:r>
-        <w:t xml:space="preserve"> </w:t>
-      </w:r>
-      <w:r>
-        <w:t xml:space="preserve">“Possible Human Papillomavirus 38 Contamination of Endometrial Cancer</w:t>
-      </w:r>
-      <w:r>
-        <w:t xml:space="preserve"> </w:t>
-      </w:r>
-      <w:r>
-        <w:t xml:space="preserve">RNA-sequencing</w:t>
-      </w:r>
-      <w:r>
-        <w:t xml:space="preserve"> </w:t>
-      </w:r>
-      <w:r>
-        <w:t xml:space="preserve">Samples in</w:t>
-      </w:r>
-      <w:r>
-        <w:t xml:space="preserve"> </w:t>
-      </w:r>
-      <w:r>
-        <w:t xml:space="preserve">TCGA</w:t>
-      </w:r>
-      <w:r>
-        <w:t xml:space="preserve">.”</w:t>
-      </w:r>
-      <w:r>
-        <w:t xml:space="preserve"> </w:t>
-      </w:r>
-      <w:r>
-        <w:rPr>
-          <w:i/>
-          <w:iCs/>
-        </w:rPr>
-        <w:t xml:space="preserve">Journal of Virology</w:t>
-      </w:r>
-      <w:r>
-        <w:t xml:space="preserve"> </w:t>
-      </w:r>
-      <w:r>
-        <w:t xml:space="preserve">89 (17): 8967–73.</w:t>
-      </w:r>
-      <w:r>
-        <w:t xml:space="preserve"> </w:t>
-      </w:r>
-      <w:hyperlink r:id="rId116">
-        <w:r>
-          <w:rPr>
-            <w:rStyle w:val="Hyperlink"/>
-          </w:rPr>
-          <w:t xml:space="preserve">https://doi.org/10.1128/JVI.00822-15</w:t>
-        </w:r>
-      </w:hyperlink>
-      <w:r>
-        <w:t xml:space="preserve">.</w:t>
-      </w:r>
-    </w:p>
-    <w:bookmarkEnd w:id="117"/>
-    <w:bookmarkStart w:id="119" w:name="ref-lambert2021"/>
-    <w:p>
-      <w:pPr>
-        <w:pStyle w:val="Bibliography"/>
-      </w:pPr>
-      <w:r>
-        <w:t xml:space="preserve">Lambert, Paul F., Karl Münger, Frank Rösl, Daniel Hasche, and Massimo Tommasino. 2021.</w:t>
-      </w:r>
-      <w:r>
-        <w:t xml:space="preserve"> </w:t>
-      </w:r>
-      <w:r>
-        <w:t xml:space="preserve">“Beta Human Papillomaviruses and Skin Cancer.”</w:t>
-      </w:r>
-      <w:r>
-        <w:t xml:space="preserve"> </w:t>
-      </w:r>
-      <w:r>
-        <w:rPr>
-          <w:i/>
-          <w:iCs/>
-        </w:rPr>
-        <w:t xml:space="preserve">Nature</w:t>
-      </w:r>
-      <w:r>
-        <w:t xml:space="preserve"> </w:t>
-      </w:r>
-      <w:r>
-        <w:t xml:space="preserve">588 (7838): E20–21.</w:t>
-      </w:r>
-      <w:r>
-        <w:t xml:space="preserve"> </w:t>
-      </w:r>
-      <w:hyperlink r:id="rId118">
-        <w:r>
-          <w:rPr>
-            <w:rStyle w:val="Hyperlink"/>
-          </w:rPr>
-          <w:t xml:space="preserve">https://doi.org/10.1038/s41586-020-3023-0</w:t>
-        </w:r>
-      </w:hyperlink>
-      <w:r>
-        <w:t xml:space="preserve">.</w:t>
-      </w:r>
-    </w:p>
-    <w:bookmarkEnd w:id="119"/>
-    <w:bookmarkStart w:id="121" w:name="ref-leiendecker2023"/>
-    <w:p>
-      <w:pPr>
-        <w:pStyle w:val="Bibliography"/>
-      </w:pPr>
-      <w:r>
-        <w:t xml:space="preserve">Leiendecker, Lukas, Tobias Neumann, Pauline S. Jung, Shona M. Cronin, Thomas L. Steinacker, Alexander Schleiffer, Michael Schutzbier, et al. 2023.</w:t>
-      </w:r>
-      <w:r>
-        <w:t xml:space="preserve"> </w:t>
-      </w:r>
-      <w:r>
-        <w:t xml:space="preserve">“Human Papillomavirus 42 Drives Digital Papillary Adenocarcinoma and Elicits a Germ Cell-Like Program Conserved in</w:t>
-      </w:r>
-      <w:r>
-        <w:t xml:space="preserve"> </w:t>
-      </w:r>
-      <w:r>
-        <w:t xml:space="preserve">HPV</w:t>
-      </w:r>
-      <w:r>
-        <w:t xml:space="preserve">-Positive Cancers.”</w:t>
-      </w:r>
-      <w:r>
-        <w:t xml:space="preserve"> </w:t>
-      </w:r>
-      <w:r>
-        <w:rPr>
-          <w:i/>
-          <w:iCs/>
-        </w:rPr>
-        <w:t xml:space="preserve">Cancer Discovery</w:t>
-      </w:r>
-      <w:r>
-        <w:t xml:space="preserve"> </w:t>
-      </w:r>
-      <w:r>
-        <w:t xml:space="preserve">13 (1): 70–84.</w:t>
-      </w:r>
-      <w:r>
-        <w:t xml:space="preserve"> </w:t>
-      </w:r>
-      <w:hyperlink r:id="rId120">
-        <w:r>
-          <w:rPr>
-            <w:rStyle w:val="Hyperlink"/>
-          </w:rPr>
-          <w:t xml:space="preserve">https://doi.org/10.1158/2159-8290.CD-22-0489</w:t>
-        </w:r>
-      </w:hyperlink>
-      <w:r>
-        <w:t xml:space="preserve">.</w:t>
-      </w:r>
-    </w:p>
-    <w:bookmarkEnd w:id="121"/>
-    <w:bookmarkStart w:id="123" w:name="ref-leinonen2011"/>
-    <w:p>
-      <w:pPr>
-        <w:pStyle w:val="Bibliography"/>
-      </w:pPr>
-      <w:r>
-        <w:t xml:space="preserve">Leinonen, Rasko, Hideaki Sugawara, and Martin Shumway. 2011.</w:t>
-      </w:r>
-      <w:r>
-        <w:t xml:space="preserve"> </w:t>
-      </w:r>
-      <w:r>
-        <w:t xml:space="preserve">“The</w:t>
-      </w:r>
-      <w:r>
-        <w:t xml:space="preserve"> </w:t>
-      </w:r>
-      <w:r>
-        <w:t xml:space="preserve">Sequence Read Archive</w:t>
-      </w:r>
-      <w:r>
-        <w:t xml:space="preserve">.”</w:t>
-      </w:r>
-      <w:r>
-        <w:t xml:space="preserve"> </w:t>
-      </w:r>
-      <w:r>
-        <w:rPr>
-          <w:i/>
-          <w:iCs/>
-        </w:rPr>
-        <w:t xml:space="preserve">Nucleic Acids Research</w:t>
-      </w:r>
-      <w:r>
-        <w:t xml:space="preserve"> </w:t>
-      </w:r>
-      <w:r>
-        <w:t xml:space="preserve">39 (Database issue): D19–21.</w:t>
-      </w:r>
-      <w:r>
-        <w:t xml:space="preserve"> </w:t>
-      </w:r>
-      <w:hyperlink r:id="rId122">
-        <w:r>
-          <w:rPr>
-            <w:rStyle w:val="Hyperlink"/>
-          </w:rPr>
-          <w:t xml:space="preserve">https://doi.org/10.1093/nar/gkq1019</w:t>
-        </w:r>
-      </w:hyperlink>
-      <w:r>
-        <w:t xml:space="preserve">.</w:t>
-      </w:r>
-    </w:p>
-    <w:bookmarkEnd w:id="123"/>
-    <w:bookmarkStart w:id="125" w:name="ref-liao2014"/>
-    <w:p>
-      <w:pPr>
-        <w:pStyle w:val="Bibliography"/>
-      </w:pPr>
-      <w:r>
-        <w:t xml:space="preserve">Liao, Yang, Gordon K. Smyth, and Wei Shi. 2014.</w:t>
-      </w:r>
-      <w:r>
-        <w:t xml:space="preserve"> </w:t>
-      </w:r>
-      <w:r>
-        <w:t xml:space="preserve">“featureCounts: An Efficient General Purpose Program for Assigning Sequence Reads to Genomic Features.”</w:t>
-      </w:r>
-      <w:r>
-        <w:t xml:space="preserve"> </w:t>
-      </w:r>
-      <w:r>
-        <w:rPr>
-          <w:i/>
-          <w:iCs/>
-        </w:rPr>
-        <w:t xml:space="preserve">Bioinformatics</w:t>
-      </w:r>
-      <w:r>
-        <w:t xml:space="preserve"> </w:t>
-      </w:r>
-      <w:r>
-        <w:t xml:space="preserve">30 (7): 923–30.</w:t>
-      </w:r>
-      <w:r>
-        <w:t xml:space="preserve"> </w:t>
-      </w:r>
-      <w:hyperlink r:id="rId124">
-        <w:r>
-          <w:rPr>
-            <w:rStyle w:val="Hyperlink"/>
-          </w:rPr>
-          <w:t xml:space="preserve">https://doi.org/10.1093/bioinformatics/btt656</w:t>
-        </w:r>
-      </w:hyperlink>
-      <w:r>
-        <w:t xml:space="preserve">.</w:t>
-      </w:r>
-    </w:p>
-    <w:bookmarkEnd w:id="125"/>
-    <w:bookmarkStart w:id="127" w:name="ref-ma2014"/>
-    <w:p>
-      <w:pPr>
-        <w:pStyle w:val="Bibliography"/>
-      </w:pPr>
-      <w:r>
-        <w:t xml:space="preserve">Ma, Yingfei, Ramana Madupu, Ulas Karaoz, Carlos W. Nossa, Liying Yang, Shibu Yooseph, Patrick S. Yachimski, Eoin L. Brodie, Karen E. Nelson, and Zhiheng Pei. 2014.</w:t>
-      </w:r>
-      <w:r>
-        <w:t xml:space="preserve"> </w:t>
-      </w:r>
-      <w:r>
-        <w:t xml:space="preserve">“Human Papillomavirus Community in Healthy Persons, Defined by Metagenomics Analysis of Human Microbiome Project Shotgun Sequencing Data Sets.”</w:t>
-      </w:r>
-      <w:r>
-        <w:t xml:space="preserve"> </w:t>
-      </w:r>
-      <w:r>
-        <w:rPr>
-          <w:i/>
-          <w:iCs/>
-        </w:rPr>
-        <w:t xml:space="preserve">Journal of Virology</w:t>
-      </w:r>
-      <w:r>
-        <w:t xml:space="preserve"> </w:t>
-      </w:r>
-      <w:r>
-        <w:t xml:space="preserve">88 (9): 4786–97.</w:t>
-      </w:r>
-      <w:r>
-        <w:t xml:space="preserve"> </w:t>
-      </w:r>
-      <w:hyperlink r:id="rId126">
-        <w:r>
-          <w:rPr>
-            <w:rStyle w:val="Hyperlink"/>
-          </w:rPr>
-          <w:t xml:space="preserve">https://doi.org/10.1128/JVI.00093-14</w:t>
-        </w:r>
-      </w:hyperlink>
-      <w:r>
-        <w:t xml:space="preserve">.</w:t>
-      </w:r>
-    </w:p>
-    <w:bookmarkEnd w:id="127"/>
-    <w:bookmarkStart w:id="129" w:name="ref-morgan2024"/>
-    <w:p>
-      <w:pPr>
-        <w:pStyle w:val="Bibliography"/>
-      </w:pPr>
-      <w:r>
-        <w:t xml:space="preserve">Morgan, Huw J., Carlotta Olivero, Boris Y. Shorning, Alex Gibbs, Alexandra L. Phillips, Lokapriya Ananthan, Annabelle Xiao Hui Lim, et al. 2024.</w:t>
-      </w:r>
-      <w:r>
-        <w:t xml:space="preserve"> </w:t>
-      </w:r>
-      <w:r>
-        <w:t xml:space="preserve">“</w:t>
-      </w:r>
-      <w:r>
-        <w:t xml:space="preserve">HPV8</w:t>
-      </w:r>
-      <w:r>
-        <w:t xml:space="preserve">-Induced</w:t>
-      </w:r>
-      <w:r>
-        <w:t xml:space="preserve"> </w:t>
-      </w:r>
-      <w:r>
-        <w:t xml:space="preserve">STAT3</w:t>
-      </w:r>
-      <w:r>
-        <w:t xml:space="preserve"> </w:t>
-      </w:r>
-      <w:r>
-        <w:t xml:space="preserve">Activation Led Keratinocyte Stem Cell Expansion in Human Actinic Keratoses.”</w:t>
-      </w:r>
-      <w:r>
-        <w:t xml:space="preserve"> </w:t>
-      </w:r>
-      <w:r>
-        <w:rPr>
-          <w:i/>
-          <w:iCs/>
-        </w:rPr>
-        <w:t xml:space="preserve">JCI Insight</w:t>
-      </w:r>
-      <w:r>
-        <w:t xml:space="preserve"> </w:t>
-      </w:r>
-      <w:r>
-        <w:t xml:space="preserve">9 (15): e177898.</w:t>
-      </w:r>
-      <w:r>
-        <w:t xml:space="preserve"> </w:t>
-      </w:r>
-      <w:hyperlink r:id="rId128">
-        <w:r>
-          <w:rPr>
-            <w:rStyle w:val="Hyperlink"/>
-          </w:rPr>
-          <w:t xml:space="preserve">https://doi.org/10.1172/jci.insight.177898</w:t>
-        </w:r>
-      </w:hyperlink>
-      <w:r>
-        <w:t xml:space="preserve">.</w:t>
-      </w:r>
-    </w:p>
-    <w:bookmarkEnd w:id="129"/>
-    <w:bookmarkStart w:id="131" w:name="ref-oh2026"/>
-    <w:p>
-      <w:pPr>
-        <w:pStyle w:val="Bibliography"/>
-      </w:pPr>
-      <w:r>
-        <w:t xml:space="preserve">Oh, Choon Chiat, Gek San Tan, Jeremy Wee Kiat Ng, Tony Kiat Hon Lim, Fan Foon Cheo, Po Yin Tang, N. Gopalakrishna Iyer, et al. 2026.</w:t>
-      </w:r>
-      <w:r>
-        <w:t xml:space="preserve"> </w:t>
-      </w:r>
-      <w:r>
-        <w:t xml:space="preserve">“Human Papillomavirus Diversity in Asian Individuals with Cutaneous Squamous Cell Carcinoma.”</w:t>
-      </w:r>
-      <w:r>
-        <w:t xml:space="preserve"> </w:t>
-      </w:r>
-      <w:r>
-        <w:rPr>
-          <w:i/>
-          <w:iCs/>
-        </w:rPr>
-        <w:t xml:space="preserve">JAMA Dermatology</w:t>
-      </w:r>
-      <w:r>
-        <w:t xml:space="preserve"> </w:t>
-      </w:r>
-      <w:r>
-        <w:t xml:space="preserve">162 (5): 509–14.</w:t>
-      </w:r>
-      <w:r>
-        <w:t xml:space="preserve"> </w:t>
-      </w:r>
-      <w:hyperlink r:id="rId130">
-        <w:r>
-          <w:rPr>
-            <w:rStyle w:val="Hyperlink"/>
-          </w:rPr>
-          <w:t xml:space="preserve">https://doi.org/10.1001/jamadermatol.2026.0308</w:t>
-        </w:r>
-      </w:hyperlink>
-      <w:r>
-        <w:t xml:space="preserve">.</w:t>
-      </w:r>
-    </w:p>
-    <w:bookmarkEnd w:id="131"/>
-    <w:bookmarkStart w:id="133" w:name="ref-purdie2005"/>
-    <w:p>
-      <w:pPr>
-        <w:pStyle w:val="Bibliography"/>
-      </w:pPr>
-      <w:r>
-        <w:t xml:space="preserve">Purdie, Karin J., Tharsi Surentheran, Jane C. Sterling, Lucy Bell, Jane M. McGregor, Charlotte M. Proby, Catherine A. Harwood, and Judith Breuer. 2005.</w:t>
-      </w:r>
-      <w:r>
-        <w:t xml:space="preserve"> </w:t>
-      </w:r>
-      <w:r>
-        <w:t xml:space="preserve">“Human Papillomavirus Gene Expression in Cutaneous Squamous Cell Carcinomas from Immunosuppressed and Immunocompetent Individuals.”</w:t>
-      </w:r>
-      <w:r>
-        <w:t xml:space="preserve"> </w:t>
-      </w:r>
-      <w:r>
-        <w:rPr>
-          <w:i/>
-          <w:iCs/>
-        </w:rPr>
-        <w:t xml:space="preserve">Journal of Investigative Dermatology</w:t>
-      </w:r>
-      <w:r>
-        <w:t xml:space="preserve"> </w:t>
-      </w:r>
-      <w:r>
-        <w:t xml:space="preserve">125 (1): 98–107.</w:t>
-      </w:r>
-      <w:r>
-        <w:t xml:space="preserve"> </w:t>
-      </w:r>
-      <w:hyperlink r:id="rId132">
-        <w:r>
-          <w:rPr>
-            <w:rStyle w:val="Hyperlink"/>
-          </w:rPr>
-          <w:t xml:space="preserve">https://doi.org/10.1111/j.0022-202X.2005.23635.x</w:t>
-        </w:r>
-      </w:hyperlink>
-      <w:r>
-        <w:t xml:space="preserve">.</w:t>
-      </w:r>
-    </w:p>
-    <w:bookmarkEnd w:id="133"/>
-    <w:bookmarkStart w:id="135" w:name="ref-rehm2022"/>
-    <w:p>
-      <w:pPr>
-        <w:pStyle w:val="Bibliography"/>
-      </w:pPr>
-      <w:r>
-        <w:t xml:space="preserve">Rehm, Tina M., Elke Straub, Thomas Iftner, and Frank Stubenrauch. 2022.</w:t>
-      </w:r>
-      <w:r>
-        <w:t xml:space="preserve"> </w:t>
-      </w:r>
-      <w:r>
-        <w:t xml:space="preserve">“Restriction of Viral Gene Expression and Replication Prevents Immortalization of Human Keratinocytes by a Beta-Human Papillomavirus.”</w:t>
-      </w:r>
-      <w:r>
-        <w:t xml:space="preserve"> </w:t>
-      </w:r>
-      <w:r>
-        <w:rPr>
-          <w:i/>
-          <w:iCs/>
-        </w:rPr>
-        <w:t xml:space="preserve">Proceedings of the National Academy of Sciences</w:t>
-      </w:r>
-      <w:r>
-        <w:t xml:space="preserve"> </w:t>
-      </w:r>
-      <w:r>
-        <w:t xml:space="preserve">119 (11): e2118930119.</w:t>
-      </w:r>
-      <w:r>
-        <w:t xml:space="preserve"> </w:t>
-      </w:r>
-      <w:hyperlink r:id="rId134">
-        <w:r>
-          <w:rPr>
-            <w:rStyle w:val="Hyperlink"/>
-          </w:rPr>
-          <w:t xml:space="preserve">https://doi.org/10.1073/pnas.2118930119</w:t>
-        </w:r>
-      </w:hyperlink>
-      <w:r>
-        <w:t xml:space="preserve">.</w:t>
-      </w:r>
-    </w:p>
-    <w:bookmarkEnd w:id="135"/>
-    <w:bookmarkStart w:id="137" w:name="ref-rollison2021"/>
-    <w:p>
-      <w:pPr>
-        <w:pStyle w:val="Bibliography"/>
-      </w:pPr>
-      <w:r>
-        <w:t xml:space="preserve">Rollison, Dana E., Rossybelle P. Amorrortu, Yayi Zhao, Jane L. Messina, Michael J. Schell, Neil A. Fenske, Basil S. Cherpelis, et al. 2021.</w:t>
-      </w:r>
-      <w:r>
-        <w:t xml:space="preserve"> </w:t>
-      </w:r>
-      <w:r>
-        <w:t xml:space="preserve">“Cutaneous Human Papillomaviruses and the Risk of Keratinocyte Carcinomas.”</w:t>
-      </w:r>
-      <w:r>
-        <w:t xml:space="preserve"> </w:t>
-      </w:r>
-      <w:r>
-        <w:rPr>
-          <w:i/>
-          <w:iCs/>
-        </w:rPr>
-        <w:t xml:space="preserve">Cancer Research</w:t>
-      </w:r>
-      <w:r>
-        <w:t xml:space="preserve"> </w:t>
-      </w:r>
-      <w:r>
-        <w:t xml:space="preserve">81 (17): 4628–38.</w:t>
-      </w:r>
-      <w:r>
-        <w:t xml:space="preserve"> </w:t>
-      </w:r>
-      <w:hyperlink r:id="rId136">
-        <w:r>
-          <w:rPr>
-            <w:rStyle w:val="Hyperlink"/>
-          </w:rPr>
-          <w:t xml:space="preserve">https://doi.org/10.1158/0008-5472.CAN-21-0805</w:t>
-        </w:r>
-      </w:hyperlink>
-      <w:r>
-        <w:t xml:space="preserve">.</w:t>
-      </w:r>
-    </w:p>
-    <w:bookmarkEnd w:id="137"/>
-    <w:bookmarkStart w:id="139" w:name="ref-rollison2019sites"/>
-    <w:p>
-      <w:pPr>
-        <w:pStyle w:val="Bibliography"/>
-      </w:pPr>
-      <w:r>
-        <w:t xml:space="preserve">Rollison, Dana E., Michael J. Schell, Neil A. Fenske, Basil Cherpelis, Jane L. Messina, Anna R. Giuliano, Pearlie K. Epling-Burnette, et al. 2019.</w:t>
-      </w:r>
-      <w:r>
-        <w:t xml:space="preserve"> </w:t>
-      </w:r>
-      <w:r>
-        <w:t xml:space="preserve">“Cutaneous Viral Infections Across 2 Anatomic Sites Among a Cohort of Patients Undergoing Skin Cancer Screening.”</w:t>
-      </w:r>
-      <w:r>
-        <w:t xml:space="preserve"> </w:t>
-      </w:r>
-      <w:r>
-        <w:rPr>
-          <w:i/>
-          <w:iCs/>
-        </w:rPr>
-        <w:t xml:space="preserve">The Journal of Infectious Diseases</w:t>
-      </w:r>
-      <w:r>
-        <w:t xml:space="preserve"> </w:t>
-      </w:r>
-      <w:r>
-        <w:t xml:space="preserve">219 (5): 711–22.</w:t>
-      </w:r>
-      <w:r>
-        <w:t xml:space="preserve"> </w:t>
-      </w:r>
-      <w:hyperlink r:id="rId138">
-        <w:r>
-          <w:rPr>
-            <w:rStyle w:val="Hyperlink"/>
-          </w:rPr>
-          <w:t xml:space="preserve">https://doi.org/10.1093/infdis/jiy577</w:t>
-        </w:r>
-      </w:hyperlink>
-      <w:r>
-        <w:t xml:space="preserve">.</w:t>
-      </w:r>
-    </w:p>
-    <w:bookmarkEnd w:id="139"/>
-    <w:bookmarkStart w:id="141" w:name="ref-rollison2019"/>
-    <w:p>
-      <w:pPr>
-        <w:pStyle w:val="Bibliography"/>
-      </w:pPr>
-      <w:r>
-        <w:t xml:space="preserve">Rollison, Dana E., Daniele Viarisio, Rossybelle P. Amorrortu, Tarik Gheit, and Massimo Tommasino. 2019.</w:t>
-      </w:r>
-      <w:r>
-        <w:t xml:space="preserve"> </w:t>
-      </w:r>
-      <w:r>
-        <w:t xml:space="preserve">“An Emerging Issue in Oncogenic Virology: The Role of Beta Human Papillomavirus Types in the Development of Cutaneous Squamous Cell Carcinoma.”</w:t>
-      </w:r>
-      <w:r>
-        <w:t xml:space="preserve"> </w:t>
-      </w:r>
-      <w:r>
-        <w:rPr>
-          <w:i/>
-          <w:iCs/>
-        </w:rPr>
-        <w:t xml:space="preserve">Journal of Virology</w:t>
-      </w:r>
-      <w:r>
-        <w:t xml:space="preserve"> </w:t>
-      </w:r>
-      <w:r>
-        <w:t xml:space="preserve">93 (7): e01003–18.</w:t>
-      </w:r>
-      <w:r>
-        <w:t xml:space="preserve"> </w:t>
-      </w:r>
-      <w:hyperlink r:id="rId140">
-        <w:r>
-          <w:rPr>
-            <w:rStyle w:val="Hyperlink"/>
-          </w:rPr>
-          <w:t xml:space="preserve">https://doi.org/10.1128/JVI.01003-18</w:t>
-        </w:r>
-      </w:hyperlink>
-      <w:r>
-        <w:t xml:space="preserve">.</w:t>
-      </w:r>
-    </w:p>
-    <w:bookmarkEnd w:id="141"/>
-    <w:bookmarkStart w:id="143" w:name="ref-saeidian2023"/>
-    <w:p>
-      <w:pPr>
-        <w:pStyle w:val="Bibliography"/>
-      </w:pPr>
-      <w:r>
-        <w:t xml:space="preserve">Saeidian, Amir Hossein, Leila Youssefian, Maryam Naji, others, Jouni Uitto, and Hassan Vahidnezhad. 2023.</w:t>
-      </w:r>
-      <w:r>
-        <w:t xml:space="preserve"> </w:t>
-      </w:r>
-      <w:r>
-        <w:t xml:space="preserve">“Whole Transcriptome–Based Skin Virome Profiling in Typical Epidermodysplasia Verruciformis Reveals</w:t>
-      </w:r>
-      <w:r>
-        <w:t xml:space="preserve"> </w:t>
-      </w:r>
-      <m:oMath>
-        <m:r>
-          <m:t>α</m:t>
-        </m:r>
-      </m:oMath>
-      <w:r>
-        <w:t xml:space="preserve">-,</w:t>
-      </w:r>
-      <w:r>
-        <w:t xml:space="preserve"> </w:t>
-      </w:r>
-      <m:oMath>
-        <m:r>
-          <m:t>β</m:t>
-        </m:r>
-      </m:oMath>
-      <w:r>
-        <w:t xml:space="preserve">-, and</w:t>
-      </w:r>
-      <w:r>
-        <w:t xml:space="preserve"> </w:t>
-      </w:r>
-      <m:oMath>
-        <m:r>
-          <m:t>γ</m:t>
-        </m:r>
-      </m:oMath>
-      <w:r>
-        <w:t xml:space="preserve">-</w:t>
-      </w:r>
-      <w:r>
-        <w:t xml:space="preserve">HPV</w:t>
-      </w:r>
-      <w:r>
-        <w:t xml:space="preserve"> </w:t>
-      </w:r>
-      <w:r>
-        <w:t xml:space="preserve">Infections.”</w:t>
-      </w:r>
-      <w:r>
-        <w:t xml:space="preserve"> </w:t>
-      </w:r>
-      <w:r>
-        <w:rPr>
-          <w:i/>
-          <w:iCs/>
-        </w:rPr>
-        <w:t xml:space="preserve">JCI Insight</w:t>
-      </w:r>
-      <w:r>
-        <w:t xml:space="preserve"> </w:t>
-      </w:r>
-      <w:r>
-        <w:t xml:space="preserve">8 (5): e162558.</w:t>
-      </w:r>
-      <w:r>
-        <w:t xml:space="preserve"> </w:t>
-      </w:r>
-      <w:hyperlink r:id="rId142">
-        <w:r>
-          <w:rPr>
-            <w:rStyle w:val="Hyperlink"/>
-          </w:rPr>
-          <w:t xml:space="preserve">https://doi.org/10.1172/jci.insight.162558</w:t>
-        </w:r>
-      </w:hyperlink>
-      <w:r>
-        <w:t xml:space="preserve">.</w:t>
-      </w:r>
-    </w:p>
-    <w:bookmarkEnd w:id="143"/>
-    <w:bookmarkStart w:id="145" w:name="ref-selitsky2020"/>
-    <w:p>
-      <w:pPr>
-        <w:pStyle w:val="Bibliography"/>
-      </w:pPr>
-      <w:r>
-        <w:t xml:space="preserve">Selitsky, Sara R., David Marron, Daniel Hollern, Lisle E. Mose, Katherine A. Hoadley, Corbin Jones, Joel S. Parker, Dirk P. Dittmer, and Charles M. Perou. 2020.</w:t>
-      </w:r>
-      <w:r>
-        <w:t xml:space="preserve"> </w:t>
-      </w:r>
-      <w:r>
-        <w:t xml:space="preserve">“Virus Expression Detection Reveals</w:t>
-      </w:r>
-      <w:r>
-        <w:t xml:space="preserve"> </w:t>
-      </w:r>
-      <w:r>
-        <w:t xml:space="preserve">RNA</w:t>
-      </w:r>
-      <w:r>
-        <w:t xml:space="preserve">-Sequencing Contamination in</w:t>
-      </w:r>
-      <w:r>
-        <w:t xml:space="preserve"> </w:t>
-      </w:r>
-      <w:r>
-        <w:t xml:space="preserve">TCGA</w:t>
-      </w:r>
-      <w:r>
-        <w:t xml:space="preserve">.”</w:t>
-      </w:r>
-      <w:r>
-        <w:t xml:space="preserve"> </w:t>
-      </w:r>
-      <w:r>
-        <w:rPr>
-          <w:i/>
-          <w:iCs/>
-        </w:rPr>
-        <w:t xml:space="preserve">BMC Genomics</w:t>
-      </w:r>
-      <w:r>
-        <w:t xml:space="preserve"> </w:t>
-      </w:r>
-      <w:r>
-        <w:t xml:space="preserve">21 (1): 79.</w:t>
-      </w:r>
-      <w:r>
-        <w:t xml:space="preserve"> </w:t>
-      </w:r>
-      <w:hyperlink r:id="rId144">
-        <w:r>
-          <w:rPr>
-            <w:rStyle w:val="Hyperlink"/>
-          </w:rPr>
-          <w:t xml:space="preserve">https://doi.org/10.1186/s12864-020-6483-6</w:t>
-        </w:r>
-      </w:hyperlink>
-      <w:r>
-        <w:t xml:space="preserve">.</w:t>
-      </w:r>
-    </w:p>
-    <w:bookmarkEnd w:id="145"/>
-    <w:bookmarkStart w:id="147" w:name="ref-shenpv2026"/>
-    <w:p>
-      <w:pPr>
-        <w:pStyle w:val="Bibliography"/>
-      </w:pPr>
-      <w:r>
-        <w:t xml:space="preserve">Shen, Jessica Y. Q., Rayan Chikhi, Anton Korobeynikov, and Artem Babaian. 2026.</w:t>
-      </w:r>
-      <w:r>
-        <w:t xml:space="preserve"> </w:t>
-      </w:r>
-      <w:r>
-        <w:t xml:space="preserve">“Petabase-Scale Papillomavirus Discovery.”</w:t>
-      </w:r>
-      <w:r>
-        <w:t xml:space="preserve"> </w:t>
-      </w:r>
-      <w:r>
-        <w:rPr>
-          <w:i/>
-          <w:iCs/>
-        </w:rPr>
-        <w:t xml:space="preserve">bioRxiv</w:t>
-      </w:r>
-      <w:r>
-        <w:t xml:space="preserve">.</w:t>
-      </w:r>
-      <w:r>
-        <w:t xml:space="preserve"> </w:t>
-      </w:r>
-      <w:hyperlink r:id="rId146">
-        <w:r>
-          <w:rPr>
-            <w:rStyle w:val="Hyperlink"/>
-          </w:rPr>
-          <w:t xml:space="preserve">https://doi.org/10.64898/2026.04.21.719858</w:t>
-        </w:r>
-      </w:hyperlink>
-      <w:r>
-        <w:t xml:space="preserve">.</w:t>
-      </w:r>
-    </w:p>
-    <w:bookmarkEnd w:id="147"/>
-    <w:bookmarkStart w:id="149" w:name="ref-shen2016"/>
-    <w:p>
-      <w:pPr>
-        <w:pStyle w:val="Bibliography"/>
-      </w:pPr>
-      <w:r>
-        <w:t xml:space="preserve">Shen, Wei, Shuai Le, Yan Li, and Fuquan Hu. 2016.</w:t>
-      </w:r>
-      <w:r>
-        <w:t xml:space="preserve"> </w:t>
-      </w:r>
-      <w:r>
-        <w:t xml:space="preserve">“</w:t>
-      </w:r>
-      <w:r>
-        <w:t xml:space="preserve">SeqKit</w:t>
-      </w:r>
-      <w:r>
-        <w:t xml:space="preserve">: A Cross-Platform and Ultrafast Toolkit for</w:t>
-      </w:r>
-      <w:r>
-        <w:t xml:space="preserve"> </w:t>
-      </w:r>
-      <w:r>
-        <w:t xml:space="preserve">FASTA/Q</w:t>
-      </w:r>
-      <w:r>
-        <w:t xml:space="preserve"> </w:t>
-      </w:r>
-      <w:r>
-        <w:t xml:space="preserve">File Manipulation.”</w:t>
-      </w:r>
-      <w:r>
-        <w:t xml:space="preserve"> </w:t>
-      </w:r>
-      <w:r>
-        <w:rPr>
-          <w:i/>
-          <w:iCs/>
-        </w:rPr>
-        <w:t xml:space="preserve">PLoS ONE</w:t>
-      </w:r>
-      <w:r>
-        <w:t xml:space="preserve"> </w:t>
-      </w:r>
-      <w:r>
-        <w:t xml:space="preserve">11 (10): e0163962.</w:t>
-      </w:r>
-      <w:r>
-        <w:t xml:space="preserve"> </w:t>
-      </w:r>
-      <w:hyperlink r:id="rId148">
-        <w:r>
-          <w:rPr>
-            <w:rStyle w:val="Hyperlink"/>
-          </w:rPr>
-          <w:t xml:space="preserve">https://doi.org/10.1371/journal.pone.0163962</w:t>
-        </w:r>
-      </w:hyperlink>
-      <w:r>
-        <w:t xml:space="preserve">.</w:t>
-      </w:r>
-    </w:p>
-    <w:bookmarkEnd w:id="149"/>
-    <w:bookmarkStart w:id="151" w:name="ref-son2025"/>
-    <w:p>
-      <w:pPr>
-        <w:pStyle w:val="Bibliography"/>
-      </w:pPr>
-      <w:r>
-        <w:t xml:space="preserve">Son, Heehwa G., Dat Thinh Ha, Yun Xia, Tiancheng Li, Jasmine Blandin, Tomonori Oka, Marjan Azin, et al. 2025.</w:t>
-      </w:r>
-      <w:r>
-        <w:t xml:space="preserve"> </w:t>
-      </w:r>
-      <w:r>
-        <w:t xml:space="preserve">“Commensal Papillomavirus Immunity Preserves the Homeostasis of Highly Mutated Normal Skin.”</w:t>
-      </w:r>
-      <w:r>
-        <w:t xml:space="preserve"> </w:t>
-      </w:r>
-      <w:r>
-        <w:rPr>
-          <w:i/>
-          <w:iCs/>
-        </w:rPr>
-        <w:t xml:space="preserve">Cancer Cell</w:t>
-      </w:r>
-      <w:r>
-        <w:t xml:space="preserve"> </w:t>
-      </w:r>
-      <w:r>
-        <w:t xml:space="preserve">43 (1): 36–48.e10.</w:t>
-      </w:r>
-      <w:r>
-        <w:t xml:space="preserve"> </w:t>
-      </w:r>
-      <w:hyperlink r:id="rId150">
-        <w:r>
-          <w:rPr>
-            <w:rStyle w:val="Hyperlink"/>
-          </w:rPr>
-          <w:t xml:space="preserve">https://doi.org/10.1016/j.ccell.2024.11.013</w:t>
-        </w:r>
-      </w:hyperlink>
-      <w:r>
-        <w:t xml:space="preserve">.</w:t>
-      </w:r>
-    </w:p>
-    <w:bookmarkEnd w:id="151"/>
-    <w:bookmarkStart w:id="153" w:name="ref-strickley2019"/>
-    <w:p>
-      <w:pPr>
-        <w:pStyle w:val="Bibliography"/>
-      </w:pPr>
-      <w:r>
-        <w:t xml:space="preserve">Strickley, John D. et al. 2019.</w:t>
-      </w:r>
-      <w:r>
-        <w:t xml:space="preserve"> </w:t>
-      </w:r>
-      <w:r>
-        <w:t xml:space="preserve">“Immunity to Commensal Papillomaviruses Protects Against Skin Cancer.”</w:t>
-      </w:r>
-      <w:r>
-        <w:t xml:space="preserve"> </w:t>
-      </w:r>
-      <w:r>
-        <w:rPr>
-          <w:i/>
-          <w:iCs/>
-        </w:rPr>
-        <w:t xml:space="preserve">Nature</w:t>
-      </w:r>
-      <w:r>
-        <w:t xml:space="preserve"> </w:t>
-      </w:r>
-      <w:r>
-        <w:t xml:space="preserve">575 (7783): 519–22.</w:t>
-      </w:r>
-      <w:r>
-        <w:t xml:space="preserve"> </w:t>
-      </w:r>
-      <w:hyperlink r:id="rId152">
-        <w:r>
-          <w:rPr>
-            <w:rStyle w:val="Hyperlink"/>
-          </w:rPr>
-          <w:t xml:space="preserve">https://doi.org/10.1038/s41586-019-1719-9</w:t>
-        </w:r>
-      </w:hyperlink>
-      <w:r>
-        <w:t xml:space="preserve">.</w:t>
-      </w:r>
-    </w:p>
-    <w:bookmarkEnd w:id="153"/>
-    <w:bookmarkStart w:id="155" w:name="ref-strickley2021"/>
-    <w:p>
-      <w:pPr>
-        <w:pStyle w:val="Bibliography"/>
-      </w:pPr>
-      <w:r>
-        <w:t xml:space="preserve">Strickley, John D., Jonathan L. Messerschmidt, Alfred Bennett Jenson, Joongho Joh, and Shadmehr Demehri. 2021.</w:t>
-      </w:r>
-      <w:r>
-        <w:t xml:space="preserve"> </w:t>
-      </w:r>
-      <w:r>
-        <w:t xml:space="preserve">“Reply to: Beta Human Papillomaviruses and Skin Cancer.”</w:t>
-      </w:r>
-      <w:r>
-        <w:t xml:space="preserve"> </w:t>
-      </w:r>
-      <w:r>
-        <w:rPr>
-          <w:i/>
-          <w:iCs/>
-        </w:rPr>
-        <w:t xml:space="preserve">Nature</w:t>
-      </w:r>
-      <w:r>
-        <w:t xml:space="preserve"> </w:t>
-      </w:r>
-      <w:r>
-        <w:t xml:space="preserve">588 (7838): E22–23.</w:t>
-      </w:r>
-      <w:r>
-        <w:t xml:space="preserve"> </w:t>
-      </w:r>
-      <w:hyperlink r:id="rId154">
-        <w:r>
-          <w:rPr>
-            <w:rStyle w:val="Hyperlink"/>
-          </w:rPr>
-          <w:t xml:space="preserve">https://doi.org/10.1038/s41586-020-3024-z</w:t>
-        </w:r>
-      </w:hyperlink>
-      <w:r>
-        <w:t xml:space="preserve">.</w:t>
-      </w:r>
-    </w:p>
-    <w:bookmarkEnd w:id="155"/>
-    <w:bookmarkStart w:id="157" w:name="ref-vandoorslaer2017"/>
-    <w:p>
-      <w:pPr>
-        <w:pStyle w:val="Bibliography"/>
-      </w:pPr>
-      <w:r>
-        <w:t xml:space="preserve">Van Doorslaer, Koenraad et al. 2017.</w:t>
-      </w:r>
-      <w:r>
-        <w:t xml:space="preserve"> </w:t>
-      </w:r>
-      <w:r>
-        <w:t xml:space="preserve">“The</w:t>
-      </w:r>
-      <w:r>
-        <w:t xml:space="preserve"> </w:t>
-      </w:r>
-      <w:r>
-        <w:t xml:space="preserve">Papillomavirus Episteme</w:t>
-      </w:r>
-      <w:r>
-        <w:t xml:space="preserve">: A Major Update to the Papillomavirus Sequence Database.”</w:t>
-      </w:r>
-      <w:r>
-        <w:t xml:space="preserve"> </w:t>
-      </w:r>
-      <w:r>
-        <w:rPr>
-          <w:i/>
-          <w:iCs/>
-        </w:rPr>
-        <w:t xml:space="preserve">Nucleic Acids Research</w:t>
-      </w:r>
-      <w:r>
-        <w:t xml:space="preserve"> </w:t>
-      </w:r>
-      <w:r>
-        <w:t xml:space="preserve">45 (D1): D499–506.</w:t>
-      </w:r>
-      <w:r>
-        <w:t xml:space="preserve"> </w:t>
-      </w:r>
-      <w:hyperlink r:id="rId156">
-        <w:r>
-          <w:rPr>
-            <w:rStyle w:val="Hyperlink"/>
-          </w:rPr>
-          <w:t xml:space="preserve">https://doi.org/10.1093/nar/gkw879</w:t>
-        </w:r>
-      </w:hyperlink>
-      <w:r>
-        <w:t xml:space="preserve">.</w:t>
-      </w:r>
-    </w:p>
-    <w:bookmarkEnd w:id="157"/>
-    <w:bookmarkStart w:id="159" w:name="ref-vandiver2021"/>
-    <w:p>
-      <w:pPr>
-        <w:pStyle w:val="Bibliography"/>
-      </w:pPr>
-      <w:r>
-        <w:t xml:space="preserve">Vandiver, Amy R., Bennett J. Thomas, Mehrdad Karimzada, Byron C. Knowles, Giovanni A. Botten, Roberto Spreafico, Jeremy N. Rotman, et al. 2021.</w:t>
-      </w:r>
-      <w:r>
-        <w:t xml:space="preserve"> </w:t>
-      </w:r>
-      <w:r>
-        <w:t xml:space="preserve">“Detection of Viral Gene Expression in Risk-Stratified Biopsies Reveals No Active</w:t>
-      </w:r>
-      <w:r>
-        <w:t xml:space="preserve"> </w:t>
-      </w:r>
-      <w:r>
-        <w:t xml:space="preserve">HPV</w:t>
-      </w:r>
-      <w:r>
-        <w:t xml:space="preserve"> </w:t>
-      </w:r>
-      <w:r>
-        <w:t xml:space="preserve">in Cutaneous Squamous Cell Carcinoma.”</w:t>
-      </w:r>
-      <w:r>
-        <w:t xml:space="preserve"> </w:t>
-      </w:r>
-      <w:r>
-        <w:rPr>
-          <w:i/>
-          <w:iCs/>
-        </w:rPr>
-        <w:t xml:space="preserve">Experimental Dermatology</w:t>
-      </w:r>
-      <w:r>
-        <w:t xml:space="preserve"> </w:t>
-      </w:r>
-      <w:r>
-        <w:t xml:space="preserve">30 (11): 1711–16.</w:t>
-      </w:r>
-      <w:r>
-        <w:t xml:space="preserve"> </w:t>
-      </w:r>
-      <w:hyperlink r:id="rId158">
-        <w:r>
-          <w:rPr>
-            <w:rStyle w:val="Hyperlink"/>
-          </w:rPr>
-          <w:t xml:space="preserve">https://doi.org/10.1111/exd.14385</w:t>
-        </w:r>
-      </w:hyperlink>
-      <w:r>
-        <w:t xml:space="preserve">.</w:t>
-      </w:r>
-    </w:p>
-    <w:bookmarkEnd w:id="159"/>
-    <w:bookmarkStart w:id="161" w:name="ref-viarisio2018"/>
-    <w:p>
-      <w:pPr>
-        <w:pStyle w:val="Bibliography"/>
-      </w:pPr>
-      <w:r>
-        <w:t xml:space="preserve">Viarisio, Daniele et al. 2018.</w:t>
-      </w:r>
-      <w:r>
-        <w:t xml:space="preserve"> </w:t>
-      </w:r>
-      <w:r>
-        <w:t xml:space="preserve">“Beta</w:t>
-      </w:r>
-      <w:r>
-        <w:t xml:space="preserve"> </w:t>
-      </w:r>
-      <w:r>
-        <w:t xml:space="preserve">HPV38</w:t>
-      </w:r>
-      <w:r>
-        <w:t xml:space="preserve"> </w:t>
-      </w:r>
-      <w:r>
-        <w:t xml:space="preserve">Oncoproteins Act with a Hit-and-Run Mechanism in Ultraviolet Radiation-Induced Skin Carcinogenesis in Mice.”</w:t>
-      </w:r>
-      <w:r>
-        <w:t xml:space="preserve"> </w:t>
-      </w:r>
-      <w:r>
-        <w:rPr>
-          <w:i/>
-          <w:iCs/>
-        </w:rPr>
-        <w:t xml:space="preserve">PLoS Pathogens</w:t>
-      </w:r>
-      <w:r>
-        <w:t xml:space="preserve"> </w:t>
-      </w:r>
-      <w:r>
-        <w:t xml:space="preserve">14 (1): e1006783.</w:t>
-      </w:r>
-      <w:r>
-        <w:t xml:space="preserve"> </w:t>
-      </w:r>
-      <w:hyperlink r:id="rId160">
-        <w:r>
-          <w:rPr>
-            <w:rStyle w:val="Hyperlink"/>
-          </w:rPr>
-          <w:t xml:space="preserve">https://doi.org/10.1371/journal.ppat.1006783</w:t>
-        </w:r>
-      </w:hyperlink>
-      <w:r>
-        <w:t xml:space="preserve">.</w:t>
-      </w:r>
-    </w:p>
-    <w:bookmarkEnd w:id="161"/>
-    <w:bookmarkStart w:id="163" w:name="ref-weissenborn2012"/>
-    <w:p>
-      <w:pPr>
-        <w:pStyle w:val="Bibliography"/>
-      </w:pPr>
-      <w:r>
-        <w:t xml:space="preserve">Weissenborn, Sönke, Rachel E. Neale, Tim Waterboer, Damiano Abeni, Jan Nico Bouwes Bavinck, Adele C. Green, Catherine A. Harwood, et al. 2012.</w:t>
-      </w:r>
-      <w:r>
-        <w:t xml:space="preserve"> </w:t>
-      </w:r>
-      <w:r>
-        <w:t xml:space="preserve">“Beta-Papillomavirus</w:t>
-      </w:r>
-      <w:r>
-        <w:t xml:space="preserve"> </w:t>
-      </w:r>
-      <w:r>
-        <w:t xml:space="preserve">DNA</w:t>
-      </w:r>
-      <w:r>
-        <w:t xml:space="preserve"> </w:t>
-      </w:r>
-      <w:r>
-        <w:t xml:space="preserve">Loads in Hair Follicles of Immunocompetent People and Organ Transplant Recipients.”</w:t>
-      </w:r>
-      <w:r>
-        <w:t xml:space="preserve"> </w:t>
-      </w:r>
-      <w:r>
-        <w:rPr>
-          <w:i/>
-          <w:iCs/>
-        </w:rPr>
-        <w:t xml:space="preserve">Medical Microbiology and Immunology</w:t>
-      </w:r>
-      <w:r>
-        <w:t xml:space="preserve"> </w:t>
-      </w:r>
-      <w:r>
-        <w:t xml:space="preserve">201 (2): 117–25.</w:t>
-      </w:r>
-      <w:r>
-        <w:t xml:space="preserve"> </w:t>
-      </w:r>
-      <w:hyperlink r:id="rId162">
-        <w:r>
-          <w:rPr>
-            <w:rStyle w:val="Hyperlink"/>
-          </w:rPr>
-          <w:t xml:space="preserve">https://doi.org/10.1007/s00430-011-0212-3</w:t>
-        </w:r>
-      </w:hyperlink>
-      <w:r>
-        <w:t xml:space="preserve">.</w:t>
-      </w:r>
-    </w:p>
-    <w:bookmarkEnd w:id="163"/>
-    <w:bookmarkStart w:id="165" w:name="ref-wenande2025"/>
-    <w:p>
-      <w:pPr>
-        <w:pStyle w:val="Bibliography"/>
-      </w:pPr>
-      <w:r>
-        <w:t xml:space="preserve">Wenande, Emily, Anna Hastrup, Stine Wiegell, Peter A. Philipsen, Niels Bech Thomsen, Shadmehr Demehri, Susanne K. Kjaer, and Merete Haedersdal. 2025.</w:t>
-      </w:r>
-      <w:r>
-        <w:t xml:space="preserve"> </w:t>
-      </w:r>
-      <w:r>
-        <w:t xml:space="preserve">“Human Papillomavirus Vaccination and Actinic Keratosis Burden: The</w:t>
-      </w:r>
-      <w:r>
-        <w:t xml:space="preserve"> </w:t>
-      </w:r>
-      <w:r>
-        <w:t xml:space="preserve">VAXAK</w:t>
-      </w:r>
-      <w:r>
-        <w:t xml:space="preserve"> </w:t>
-      </w:r>
-      <w:r>
-        <w:t xml:space="preserve">Randomized Clinical Trial.”</w:t>
-      </w:r>
-      <w:r>
-        <w:t xml:space="preserve"> </w:t>
-      </w:r>
-      <w:r>
-        <w:rPr>
-          <w:i/>
-          <w:iCs/>
-        </w:rPr>
-        <w:t xml:space="preserve">JAMA Dermatology</w:t>
-      </w:r>
-      <w:r>
-        <w:t xml:space="preserve"> </w:t>
-      </w:r>
-      <w:r>
-        <w:t xml:space="preserve">161 (6): 605–14.</w:t>
-      </w:r>
-      <w:r>
-        <w:t xml:space="preserve"> </w:t>
-      </w:r>
-      <w:hyperlink r:id="rId164">
-        <w:r>
-          <w:rPr>
-            <w:rStyle w:val="Hyperlink"/>
-          </w:rPr>
-          <w:t xml:space="preserve">https://doi.org/10.1001/jamadermatol.2025.0531</w:t>
-        </w:r>
-      </w:hyperlink>
-      <w:r>
-        <w:t xml:space="preserve">.</w:t>
-      </w:r>
-    </w:p>
-    <w:bookmarkEnd w:id="165"/>
-    <w:bookmarkStart w:id="167" w:name="ref-wood2019"/>
-    <w:p>
-      <w:pPr>
-        <w:pStyle w:val="Bibliography"/>
-      </w:pPr>
-      <w:r>
-        <w:t xml:space="preserve">Wood, Derrick E., Jennifer Lu, and Ben Langmead. 2019.</w:t>
-      </w:r>
-      <w:r>
-        <w:t xml:space="preserve"> </w:t>
-      </w:r>
-      <w:r>
-        <w:t xml:space="preserve">“Improved Metagenomic Analysis with</w:t>
-      </w:r>
-      <w:r>
-        <w:t xml:space="preserve"> </w:t>
-      </w:r>
-      <w:r>
-        <w:t xml:space="preserve">Kraken 2</w:t>
-      </w:r>
-      <w:r>
-        <w:t xml:space="preserve">.”</w:t>
-      </w:r>
-      <w:r>
-        <w:t xml:space="preserve"> </w:t>
-      </w:r>
-      <w:r>
-        <w:rPr>
-          <w:i/>
-          <w:iCs/>
-        </w:rPr>
-        <w:t xml:space="preserve">Genome Biology</w:t>
-      </w:r>
-      <w:r>
-        <w:t xml:space="preserve"> </w:t>
-      </w:r>
-      <w:r>
-        <w:t xml:space="preserve">20: 257.</w:t>
-      </w:r>
-      <w:r>
-        <w:t xml:space="preserve"> </w:t>
-      </w:r>
-      <w:hyperlink r:id="rId166">
-        <w:r>
-          <w:rPr>
-            <w:rStyle w:val="Hyperlink"/>
-          </w:rPr>
-          <w:t xml:space="preserve">https://doi.org/10.1186/s13059-019-1891-0</w:t>
-        </w:r>
-      </w:hyperlink>
-      <w:r>
-        <w:t xml:space="preserve">.</w:t>
-      </w:r>
-    </w:p>
-    <w:bookmarkEnd w:id="167"/>
-    <w:bookmarkEnd w:id="168"/>
-    <w:bookmarkEnd w:id="169"/>
-    <w:bookmarkEnd w:id="170"/>
+    <w:bookmarkEnd w:id="171"/>
+    <w:bookmarkEnd w:id="172"/>
     <w:sectPr>
       <w:headerReference r:id="rId9" w:type="default"/>
       <w:pgSz w:h="15840" w:w="12240"/>

--- a/manuscript/manuscript_short.docx
+++ b/manuscript/manuscript_short.docx
@@ -1837,7 +1837,7 @@
         <w:t xml:space="preserve"> </w:t>
       </w:r>
       <w:r>
-        <w:t xml:space="preserve">A Nextflow workflow screened each library for papillomavirus reads with Kraken2 against a combined human/HPV database, typed positives against the complete PaVE reference set (455 sequences) by STAR alignment, and classified early versus late viral transcripts. Code and configuration are available as stated under Data availability.</w:t>
+        <w:t xml:space="preserve">A Nextflow workflow screened each library for papillomavirus reads with Kraken2 against a combined human/HPV database, typed positives against the complete PaVE reference set (455 sequences) by STAR alignment, and classified early versus late viral transcripts. Code and configuration are available as stated in the Data Availability Statement.</w:t>
       </w:r>
     </w:p>
     <w:p>
@@ -1955,13 +1955,13 @@
       </w:r>
     </w:p>
     <w:bookmarkEnd w:id="44"/>
-    <w:bookmarkStart w:id="45" w:name="funding"/>
+    <w:bookmarkStart w:id="47" w:name="data-availability-statement"/>
     <w:p>
       <w:pPr>
         <w:pStyle w:val="Heading2"/>
       </w:pPr>
       <w:r>
-        <w:t xml:space="preserve">Funding</w:t>
+        <w:t xml:space="preserve">Data Availability Statement</w:t>
       </w:r>
     </w:p>
     <w:p>
@@ -1969,6 +1969,97 @@
         <w:pStyle w:val="FirstParagraph"/>
       </w:pPr>
       <w:r>
+        <w:t xml:space="preserve">The complete analysis pipeline, comprising the Nextflow workflow, the per-process software environments and container definitions, the reference-construction and SRA-discovery scripts, and the downstream R analysis and statistical-inference code, is openly available at</w:t>
+      </w:r>
+      <w:r>
+        <w:t xml:space="preserve"> </w:t>
+      </w:r>
+      <w:hyperlink r:id="rId45">
+        <w:r>
+          <w:rPr>
+            <w:rStyle w:val="Hyperlink"/>
+          </w:rPr>
+          <w:t xml:space="preserve">https://github.com/tpall/hpv-human-skin</w:t>
+        </w:r>
+      </w:hyperlink>
+      <w:r>
+        <w:t xml:space="preserve">. All sequencing data analysed here are public and were obtained from the NCBI Sequence Read Archive; the per-cohort lists of accessions (SRR/SRX), with assigned tissue category, diagnosis, and cell-line/engineered annotations, are provided as Supplementary Data. Reference genomes were retrieved from the Papillomavirus Episteme (PaVE;</w:t>
+      </w:r>
+      <w:r>
+        <w:t xml:space="preserve"> </w:t>
+      </w:r>
+      <w:hyperlink r:id="rId46">
+        <w:r>
+          <w:rPr>
+            <w:rStyle w:val="Hyperlink"/>
+          </w:rPr>
+          <w:t xml:space="preserve">https://pave.niaid.nih.gov</w:t>
+        </w:r>
+      </w:hyperlink>
+      <w:r>
+        <w:t xml:space="preserve">) and NCBI RefSeq. No new sequencing data were generated.</w:t>
+      </w:r>
+    </w:p>
+    <w:bookmarkEnd w:id="47"/>
+    <w:bookmarkStart w:id="48" w:name="orcids"/>
+    <w:p>
+      <w:pPr>
+        <w:pStyle w:val="Heading2"/>
+      </w:pPr>
+      <w:r>
+        <w:t xml:space="preserve">ORCiDs</w:t>
+      </w:r>
+    </w:p>
+    <w:p>
+      <w:pPr>
+        <w:pStyle w:val="FirstParagraph"/>
+      </w:pPr>
+      <w:r>
+        <w:t xml:space="preserve">[To be completed: ORCiD for each author.]</w:t>
+      </w:r>
+    </w:p>
+    <w:bookmarkEnd w:id="48"/>
+    <w:bookmarkStart w:id="49" w:name="conflict-of-interest"/>
+    <w:p>
+      <w:pPr>
+        <w:pStyle w:val="Heading2"/>
+      </w:pPr>
+      <w:r>
+        <w:t xml:space="preserve">Conflict of Interest</w:t>
+      </w:r>
+    </w:p>
+    <w:p>
+      <w:pPr>
+        <w:pStyle w:val="FirstParagraph"/>
+      </w:pPr>
+      <w:r>
+        <w:t xml:space="preserve">[To be completed. If none:</w:t>
+      </w:r>
+      <w:r>
+        <w:t xml:space="preserve"> </w:t>
+      </w:r>
+      <w:r>
+        <w:t xml:space="preserve">“The authors state no conflict of interest.”</w:t>
+      </w:r>
+      <w:r>
+        <w:t xml:space="preserve">]</w:t>
+      </w:r>
+    </w:p>
+    <w:bookmarkEnd w:id="49"/>
+    <w:bookmarkStart w:id="50" w:name="acknowledgements"/>
+    <w:p>
+      <w:pPr>
+        <w:pStyle w:val="Heading2"/>
+      </w:pPr>
+      <w:r>
+        <w:t xml:space="preserve">Acknowledgements</w:t>
+      </w:r>
+    </w:p>
+    <w:p>
+      <w:pPr>
+        <w:pStyle w:val="FirstParagraph"/>
+      </w:pPr>
+      <w:r>
         <w:t xml:space="preserve">This research was supported by the Estonian Research Council grant (PRG2707).</w:t>
       </w:r>
     </w:p>
@@ -1980,18 +2071,44 @@
         <w:t xml:space="preserve">This research was co-financed through the DURABLE project. The DURABLE project has been co-funded by the European Union, under the EU4Health Programme (EU4H), Project no. 101102733. Views and opinions expressed are however those of the authors only and do not necessarily reflect those of the European Union or the European Health and Digital Executive Agency. Neither the European Union nor the granting authority can be held responsible for them.</w:t>
       </w:r>
     </w:p>
-    <w:bookmarkEnd w:id="45"/>
-    <w:bookmarkStart w:id="140" w:name="references"/>
+    <w:p>
+      <w:pPr>
+        <w:pStyle w:val="BodyText"/>
+      </w:pPr>
+      <w:r>
+        <w:t xml:space="preserve">The computations were performed on the High Performance Computing Centre of the University of Tartu. We thank the submitting investigators of the studies re-analysed here, whose deposition of raw sequencing data to public archives made this work possible.</w:t>
+      </w:r>
+    </w:p>
+    <w:bookmarkEnd w:id="50"/>
+    <w:bookmarkStart w:id="51" w:name="author-contributions-statement"/>
     <w:p>
       <w:pPr>
         <w:pStyle w:val="Heading2"/>
       </w:pPr>
       <w:r>
+        <w:t xml:space="preserve">Author Contributions Statement</w:t>
+      </w:r>
+    </w:p>
+    <w:p>
+      <w:pPr>
+        <w:pStyle w:val="FirstParagraph"/>
+      </w:pPr>
+      <w:r>
+        <w:t xml:space="preserve">[To be completed, CRediT-compliant.] Conceptualization: ; Data Curation: ; Formal Analysis: ; Funding Acquisition: ; Investigation: ; Methodology: ; Project Administration: ; Resources: ; Software: ; Supervision: ; Validation: ; Visualization: ; Writing - Original Draft Preparation: ; Writing - Review and Editing: .</w:t>
+      </w:r>
+    </w:p>
+    <w:bookmarkEnd w:id="51"/>
+    <w:bookmarkStart w:id="146" w:name="references"/>
+    <w:p>
+      <w:pPr>
+        <w:pStyle w:val="Heading2"/>
+      </w:pPr>
+      <w:r>
         <w:t xml:space="preserve">References</w:t>
       </w:r>
     </w:p>
-    <w:bookmarkStart w:id="139" w:name="refs"/>
-    <w:bookmarkStart w:id="47" w:name="ref-adey2013"/>
+    <w:bookmarkStart w:id="145" w:name="refs"/>
+    <w:bookmarkStart w:id="53" w:name="ref-adey2013"/>
     <w:p>
       <w:pPr>
         <w:pStyle w:val="Bibliography"/>
@@ -2036,7 +2153,7 @@
       <w:r>
         <w:t xml:space="preserve"> </w:t>
       </w:r>
-      <w:hyperlink r:id="rId46">
+      <w:hyperlink r:id="rId52">
         <w:r>
           <w:rPr>
             <w:rStyle w:val="Hyperlink"/>
@@ -2048,8 +2165,8 @@
         <w:t xml:space="preserve">.</w:t>
       </w:r>
     </w:p>
-    <w:bookmarkEnd w:id="47"/>
-    <w:bookmarkStart w:id="49" w:name="ref-antonsson2000"/>
+    <w:bookmarkEnd w:id="53"/>
+    <w:bookmarkStart w:id="55" w:name="ref-antonsson2000"/>
     <w:p>
       <w:pPr>
         <w:pStyle w:val="Bibliography"/>
@@ -2082,7 +2199,7 @@
       <w:r>
         <w:t xml:space="preserve"> </w:t>
       </w:r>
-      <w:hyperlink r:id="rId48">
+      <w:hyperlink r:id="rId54">
         <w:r>
           <w:rPr>
             <w:rStyle w:val="Hyperlink"/>
@@ -2094,8 +2211,8 @@
         <w:t xml:space="preserve">.</w:t>
       </w:r>
     </w:p>
-    <w:bookmarkEnd w:id="49"/>
-    <w:bookmarkStart w:id="51" w:name="ref-arron2011"/>
+    <w:bookmarkEnd w:id="55"/>
+    <w:bookmarkStart w:id="57" w:name="ref-arron2011"/>
     <w:p>
       <w:pPr>
         <w:pStyle w:val="Bibliography"/>
@@ -2128,7 +2245,7 @@
       <w:r>
         <w:t xml:space="preserve"> </w:t>
       </w:r>
-      <w:hyperlink r:id="rId50">
+      <w:hyperlink r:id="rId56">
         <w:r>
           <w:rPr>
             <w:rStyle w:val="Hyperlink"/>
@@ -2140,8 +2257,8 @@
         <w:t xml:space="preserve">.</w:t>
       </w:r>
     </w:p>
-    <w:bookmarkEnd w:id="51"/>
-    <w:bookmarkStart w:id="53" w:name="ref-arroyomuhr2021"/>
+    <w:bookmarkEnd w:id="57"/>
+    <w:bookmarkStart w:id="59" w:name="ref-arroyomuhr2021"/>
     <w:p>
       <w:pPr>
         <w:pStyle w:val="Bibliography"/>
@@ -2174,7 +2291,7 @@
       <w:r>
         <w:t xml:space="preserve"> </w:t>
       </w:r>
-      <w:hyperlink r:id="rId52">
+      <w:hyperlink r:id="rId58">
         <w:r>
           <w:rPr>
             <w:rStyle w:val="Hyperlink"/>
@@ -2186,8 +2303,8 @@
         <w:t xml:space="preserve">.</w:t>
       </w:r>
     </w:p>
-    <w:bookmarkEnd w:id="53"/>
-    <w:bookmarkStart w:id="55" w:name="ref-asplund2019"/>
+    <w:bookmarkEnd w:id="59"/>
+    <w:bookmarkStart w:id="61" w:name="ref-asplund2019"/>
     <w:p>
       <w:pPr>
         <w:pStyle w:val="Bibliography"/>
@@ -2220,7 +2337,7 @@
       <w:r>
         <w:t xml:space="preserve"> </w:t>
       </w:r>
-      <w:hyperlink r:id="rId54">
+      <w:hyperlink r:id="rId60">
         <w:r>
           <w:rPr>
             <w:rStyle w:val="Hyperlink"/>
@@ -2232,8 +2349,8 @@
         <w:t xml:space="preserve">.</w:t>
       </w:r>
     </w:p>
-    <w:bookmarkEnd w:id="55"/>
-    <w:bookmarkStart w:id="57" w:name="ref-bhargava2025"/>
+    <w:bookmarkEnd w:id="61"/>
+    <w:bookmarkStart w:id="63" w:name="ref-bhargava2025"/>
     <w:p>
       <w:pPr>
         <w:pStyle w:val="Bibliography"/>
@@ -2278,7 +2395,7 @@
       <w:r>
         <w:t xml:space="preserve"> </w:t>
       </w:r>
-      <w:hyperlink r:id="rId56">
+      <w:hyperlink r:id="rId62">
         <w:r>
           <w:rPr>
             <w:rStyle w:val="Hyperlink"/>
@@ -2290,8 +2407,8 @@
         <w:t xml:space="preserve">.</w:t>
       </w:r>
     </w:p>
-    <w:bookmarkEnd w:id="57"/>
-    <w:bookmarkStart w:id="59" w:name="ref-bzhalava2014"/>
+    <w:bookmarkEnd w:id="63"/>
+    <w:bookmarkStart w:id="65" w:name="ref-bzhalava2014"/>
     <w:p>
       <w:pPr>
         <w:pStyle w:val="Bibliography"/>
@@ -2324,7 +2441,7 @@
       <w:r>
         <w:t xml:space="preserve"> </w:t>
       </w:r>
-      <w:hyperlink r:id="rId58">
+      <w:hyperlink r:id="rId64">
         <w:r>
           <w:rPr>
             <w:rStyle w:val="Hyperlink"/>
@@ -2336,8 +2453,8 @@
         <w:t xml:space="preserve">.</w:t>
       </w:r>
     </w:p>
-    <w:bookmarkEnd w:id="59"/>
-    <w:bookmarkStart w:id="61" w:name="ref-cantalupo2015"/>
+    <w:bookmarkEnd w:id="65"/>
+    <w:bookmarkStart w:id="67" w:name="ref-cantalupo2015"/>
     <w:p>
       <w:pPr>
         <w:pStyle w:val="Bibliography"/>
@@ -2391,7 +2508,7 @@
       <w:r>
         <w:t xml:space="preserve"> </w:t>
       </w:r>
-      <w:hyperlink r:id="rId60">
+      <w:hyperlink r:id="rId66">
         <w:r>
           <w:rPr>
             <w:rStyle w:val="Hyperlink"/>
@@ -2403,8 +2520,8 @@
         <w:t xml:space="preserve">.</w:t>
       </w:r>
     </w:p>
-    <w:bookmarkEnd w:id="61"/>
-    <w:bookmarkStart w:id="63" w:name="ref-cantalupo2019"/>
+    <w:bookmarkEnd w:id="67"/>
+    <w:bookmarkStart w:id="69" w:name="ref-cantalupo2019"/>
     <w:p>
       <w:pPr>
         <w:pStyle w:val="Bibliography"/>
@@ -2449,7 +2566,7 @@
       <w:r>
         <w:t xml:space="preserve"> </w:t>
       </w:r>
-      <w:hyperlink r:id="rId62">
+      <w:hyperlink r:id="rId68">
         <w:r>
           <w:rPr>
             <w:rStyle w:val="Hyperlink"/>
@@ -2461,8 +2578,8 @@
         <w:t xml:space="preserve">.</w:t>
       </w:r>
     </w:p>
-    <w:bookmarkEnd w:id="63"/>
-    <w:bookmarkStart w:id="65" w:name="ref-chen2018"/>
+    <w:bookmarkEnd w:id="69"/>
+    <w:bookmarkStart w:id="71" w:name="ref-chen2018"/>
     <w:p>
       <w:pPr>
         <w:pStyle w:val="Bibliography"/>
@@ -2507,7 +2624,7 @@
       <w:r>
         <w:t xml:space="preserve"> </w:t>
       </w:r>
-      <w:hyperlink r:id="rId64">
+      <w:hyperlink r:id="rId70">
         <w:r>
           <w:rPr>
             <w:rStyle w:val="Hyperlink"/>
@@ -2519,8 +2636,8 @@
         <w:t xml:space="preserve">.</w:t>
       </w:r>
     </w:p>
-    <w:bookmarkEnd w:id="65"/>
-    <w:bookmarkStart w:id="67" w:name="ref-danecek2021"/>
+    <w:bookmarkEnd w:id="71"/>
+    <w:bookmarkStart w:id="73" w:name="ref-danecek2021"/>
     <w:p>
       <w:pPr>
         <w:pStyle w:val="Bibliography"/>
@@ -2574,7 +2691,7 @@
       <w:r>
         <w:t xml:space="preserve"> </w:t>
       </w:r>
-      <w:hyperlink r:id="rId66">
+      <w:hyperlink r:id="rId72">
         <w:r>
           <w:rPr>
             <w:rStyle w:val="Hyperlink"/>
@@ -2586,8 +2703,8 @@
         <w:t xml:space="preserve">.</w:t>
       </w:r>
     </w:p>
-    <w:bookmarkEnd w:id="67"/>
-    <w:bookmarkStart w:id="69" w:name="ref-devitt2019"/>
+    <w:bookmarkEnd w:id="73"/>
+    <w:bookmarkStart w:id="75" w:name="ref-devitt2019"/>
     <w:p>
       <w:pPr>
         <w:pStyle w:val="Bibliography"/>
@@ -2644,7 +2761,7 @@
       <w:r>
         <w:t xml:space="preserve"> </w:t>
       </w:r>
-      <w:hyperlink r:id="rId68">
+      <w:hyperlink r:id="rId74">
         <w:r>
           <w:rPr>
             <w:rStyle w:val="Hyperlink"/>
@@ -2656,8 +2773,8 @@
         <w:t xml:space="preserve">.</w:t>
       </w:r>
     </w:p>
-    <w:bookmarkEnd w:id="69"/>
-    <w:bookmarkStart w:id="71" w:name="ref-ditommaso2017"/>
+    <w:bookmarkEnd w:id="75"/>
+    <w:bookmarkStart w:id="77" w:name="ref-ditommaso2017"/>
     <w:p>
       <w:pPr>
         <w:pStyle w:val="Bibliography"/>
@@ -2690,7 +2807,7 @@
       <w:r>
         <w:t xml:space="preserve"> </w:t>
       </w:r>
-      <w:hyperlink r:id="rId70">
+      <w:hyperlink r:id="rId76">
         <w:r>
           <w:rPr>
             <w:rStyle w:val="Hyperlink"/>
@@ -2702,8 +2819,8 @@
         <w:t xml:space="preserve">.</w:t>
       </w:r>
     </w:p>
-    <w:bookmarkEnd w:id="71"/>
-    <w:bookmarkStart w:id="73" w:name="ref-dobin2013"/>
+    <w:bookmarkEnd w:id="77"/>
+    <w:bookmarkStart w:id="79" w:name="ref-dobin2013"/>
     <w:p>
       <w:pPr>
         <w:pStyle w:val="Bibliography"/>
@@ -2754,7 +2871,7 @@
       <w:r>
         <w:t xml:space="preserve"> </w:t>
       </w:r>
-      <w:hyperlink r:id="rId72">
+      <w:hyperlink r:id="rId78">
         <w:r>
           <w:rPr>
             <w:rStyle w:val="Hyperlink"/>
@@ -2766,8 +2883,8 @@
         <w:t xml:space="preserve">.</w:t>
       </w:r>
     </w:p>
-    <w:bookmarkEnd w:id="73"/>
-    <w:bookmarkStart w:id="74" w:name="ref-doorbar2023"/>
+    <w:bookmarkEnd w:id="79"/>
+    <w:bookmarkStart w:id="80" w:name="ref-doorbar2023"/>
     <w:p>
       <w:pPr>
         <w:pStyle w:val="Bibliography"/>
@@ -2798,8 +2915,8 @@
         <w:t xml:space="preserve">16: 200268.</w:t>
       </w:r>
     </w:p>
-    <w:bookmarkEnd w:id="74"/>
-    <w:bookmarkStart w:id="75" w:name="ref-dorfer2021"/>
+    <w:bookmarkEnd w:id="80"/>
+    <w:bookmarkStart w:id="81" w:name="ref-dorfer2021"/>
     <w:p>
       <w:pPr>
         <w:pStyle w:val="Bibliography"/>
@@ -2839,8 +2956,8 @@
         <w:t xml:space="preserve">21 (2): 525–39.</w:t>
       </w:r>
     </w:p>
-    <w:bookmarkEnd w:id="75"/>
-    <w:bookmarkStart w:id="77" w:name="ref-edgar2022"/>
+    <w:bookmarkEnd w:id="81"/>
+    <w:bookmarkStart w:id="83" w:name="ref-edgar2022"/>
     <w:p>
       <w:pPr>
         <w:pStyle w:val="Bibliography"/>
@@ -2873,7 +2990,7 @@
       <w:r>
         <w:t xml:space="preserve"> </w:t>
       </w:r>
-      <w:hyperlink r:id="rId76">
+      <w:hyperlink r:id="rId82">
         <w:r>
           <w:rPr>
             <w:rStyle w:val="Hyperlink"/>
@@ -2885,8 +3002,8 @@
         <w:t xml:space="preserve">.</w:t>
       </w:r>
     </w:p>
-    <w:bookmarkEnd w:id="77"/>
-    <w:bookmarkStart w:id="79" w:name="ref-fujimoto2019"/>
+    <w:bookmarkEnd w:id="83"/>
+    <w:bookmarkStart w:id="85" w:name="ref-fujimoto2019"/>
     <w:p>
       <w:pPr>
         <w:pStyle w:val="Bibliography"/>
@@ -2949,7 +3066,7 @@
       <w:r>
         <w:t xml:space="preserve"> </w:t>
       </w:r>
-      <w:hyperlink r:id="rId78">
+      <w:hyperlink r:id="rId84">
         <w:r>
           <w:rPr>
             <w:rStyle w:val="Hyperlink"/>
@@ -2961,8 +3078,8 @@
         <w:t xml:space="preserve">.</w:t>
       </w:r>
     </w:p>
-    <w:bookmarkEnd w:id="79"/>
-    <w:bookmarkStart w:id="81" w:name="ref-gihawi2023"/>
+    <w:bookmarkEnd w:id="85"/>
+    <w:bookmarkStart w:id="87" w:name="ref-gihawi2023"/>
     <w:p>
       <w:pPr>
         <w:pStyle w:val="Bibliography"/>
@@ -2995,7 +3112,7 @@
       <w:r>
         <w:t xml:space="preserve"> </w:t>
       </w:r>
-      <w:hyperlink r:id="rId80">
+      <w:hyperlink r:id="rId86">
         <w:r>
           <w:rPr>
             <w:rStyle w:val="Hyperlink"/>
@@ -3007,8 +3124,8 @@
         <w:t xml:space="preserve">.</w:t>
       </w:r>
     </w:p>
-    <w:bookmarkEnd w:id="81"/>
-    <w:bookmarkStart w:id="83" w:name="ref-rstanarm"/>
+    <w:bookmarkEnd w:id="87"/>
+    <w:bookmarkStart w:id="89" w:name="ref-rstanarm"/>
     <w:p>
       <w:pPr>
         <w:pStyle w:val="Bibliography"/>
@@ -3081,7 +3198,7 @@
       <w:r>
         <w:t xml:space="preserve"> </w:t>
       </w:r>
-      <w:hyperlink r:id="rId82">
+      <w:hyperlink r:id="rId88">
         <w:r>
           <w:rPr>
             <w:rStyle w:val="Hyperlink"/>
@@ -3093,8 +3210,8 @@
         <w:t xml:space="preserve">.</w:t>
       </w:r>
     </w:p>
-    <w:bookmarkEnd w:id="83"/>
-    <w:bookmarkStart w:id="84" w:name="ref-howley2015"/>
+    <w:bookmarkEnd w:id="89"/>
+    <w:bookmarkStart w:id="90" w:name="ref-howley2015"/>
     <w:p>
       <w:pPr>
         <w:pStyle w:val="Bibliography"/>
@@ -3125,8 +3242,8 @@
         <w:t xml:space="preserve">479-480: 290–96.</w:t>
       </w:r>
     </w:p>
-    <w:bookmarkEnd w:id="84"/>
-    <w:bookmarkStart w:id="86" w:name="ref-hultin2019"/>
+    <w:bookmarkEnd w:id="90"/>
+    <w:bookmarkStart w:id="92" w:name="ref-hultin2019"/>
     <w:p>
       <w:pPr>
         <w:pStyle w:val="Bibliography"/>
@@ -3168,7 +3285,7 @@
       <w:r>
         <w:t xml:space="preserve"> </w:t>
       </w:r>
-      <w:hyperlink r:id="rId85">
+      <w:hyperlink r:id="rId91">
         <w:r>
           <w:rPr>
             <w:rStyle w:val="Hyperlink"/>
@@ -3180,8 +3297,8 @@
         <w:t xml:space="preserve">.</w:t>
       </w:r>
     </w:p>
-    <w:bookmarkEnd w:id="86"/>
-    <w:bookmarkStart w:id="88" w:name="ref-kazemian2015"/>
+    <w:bookmarkEnd w:id="92"/>
+    <w:bookmarkStart w:id="94" w:name="ref-kazemian2015"/>
     <w:p>
       <w:pPr>
         <w:pStyle w:val="Bibliography"/>
@@ -3235,7 +3352,7 @@
       <w:r>
         <w:t xml:space="preserve"> </w:t>
       </w:r>
-      <w:hyperlink r:id="rId87">
+      <w:hyperlink r:id="rId93">
         <w:r>
           <w:rPr>
             <w:rStyle w:val="Hyperlink"/>
@@ -3247,8 +3364,8 @@
         <w:t xml:space="preserve">.</w:t>
       </w:r>
     </w:p>
-    <w:bookmarkEnd w:id="88"/>
-    <w:bookmarkStart w:id="90" w:name="ref-lambert2021"/>
+    <w:bookmarkEnd w:id="94"/>
+    <w:bookmarkStart w:id="96" w:name="ref-lambert2021"/>
     <w:p>
       <w:pPr>
         <w:pStyle w:val="Bibliography"/>
@@ -3281,7 +3398,7 @@
       <w:r>
         <w:t xml:space="preserve"> </w:t>
       </w:r>
-      <w:hyperlink r:id="rId89">
+      <w:hyperlink r:id="rId95">
         <w:r>
           <w:rPr>
             <w:rStyle w:val="Hyperlink"/>
@@ -3293,8 +3410,8 @@
         <w:t xml:space="preserve">.</w:t>
       </w:r>
     </w:p>
-    <w:bookmarkEnd w:id="90"/>
-    <w:bookmarkStart w:id="92" w:name="ref-leiendecker2023"/>
+    <w:bookmarkEnd w:id="96"/>
+    <w:bookmarkStart w:id="98" w:name="ref-leiendecker2023"/>
     <w:p>
       <w:pPr>
         <w:pStyle w:val="Bibliography"/>
@@ -3336,7 +3453,7 @@
       <w:r>
         <w:t xml:space="preserve"> </w:t>
       </w:r>
-      <w:hyperlink r:id="rId91">
+      <w:hyperlink r:id="rId97">
         <w:r>
           <w:rPr>
             <w:rStyle w:val="Hyperlink"/>
@@ -3348,8 +3465,8 @@
         <w:t xml:space="preserve">.</w:t>
       </w:r>
     </w:p>
-    <w:bookmarkEnd w:id="92"/>
-    <w:bookmarkStart w:id="94" w:name="ref-leinonen2011"/>
+    <w:bookmarkEnd w:id="98"/>
+    <w:bookmarkStart w:id="100" w:name="ref-leinonen2011"/>
     <w:p>
       <w:pPr>
         <w:pStyle w:val="Bibliography"/>
@@ -3391,7 +3508,7 @@
       <w:r>
         <w:t xml:space="preserve"> </w:t>
       </w:r>
-      <w:hyperlink r:id="rId93">
+      <w:hyperlink r:id="rId99">
         <w:r>
           <w:rPr>
             <w:rStyle w:val="Hyperlink"/>
@@ -3403,8 +3520,8 @@
         <w:t xml:space="preserve">.</w:t>
       </w:r>
     </w:p>
-    <w:bookmarkEnd w:id="94"/>
-    <w:bookmarkStart w:id="96" w:name="ref-liao2014"/>
+    <w:bookmarkEnd w:id="100"/>
+    <w:bookmarkStart w:id="102" w:name="ref-liao2014"/>
     <w:p>
       <w:pPr>
         <w:pStyle w:val="Bibliography"/>
@@ -3437,7 +3554,7 @@
       <w:r>
         <w:t xml:space="preserve"> </w:t>
       </w:r>
-      <w:hyperlink r:id="rId95">
+      <w:hyperlink r:id="rId101">
         <w:r>
           <w:rPr>
             <w:rStyle w:val="Hyperlink"/>
@@ -3449,8 +3566,8 @@
         <w:t xml:space="preserve">.</w:t>
       </w:r>
     </w:p>
-    <w:bookmarkEnd w:id="96"/>
-    <w:bookmarkStart w:id="98" w:name="ref-ma2014"/>
+    <w:bookmarkEnd w:id="102"/>
+    <w:bookmarkStart w:id="104" w:name="ref-ma2014"/>
     <w:p>
       <w:pPr>
         <w:pStyle w:val="Bibliography"/>
@@ -3483,7 +3600,7 @@
       <w:r>
         <w:t xml:space="preserve"> </w:t>
       </w:r>
-      <w:hyperlink r:id="rId97">
+      <w:hyperlink r:id="rId103">
         <w:r>
           <w:rPr>
             <w:rStyle w:val="Hyperlink"/>
@@ -3495,8 +3612,8 @@
         <w:t xml:space="preserve">.</w:t>
       </w:r>
     </w:p>
-    <w:bookmarkEnd w:id="98"/>
-    <w:bookmarkStart w:id="100" w:name="ref-morgan2024"/>
+    <w:bookmarkEnd w:id="104"/>
+    <w:bookmarkStart w:id="106" w:name="ref-morgan2024"/>
     <w:p>
       <w:pPr>
         <w:pStyle w:val="Bibliography"/>
@@ -3547,7 +3664,7 @@
       <w:r>
         <w:t xml:space="preserve"> </w:t>
       </w:r>
-      <w:hyperlink r:id="rId99">
+      <w:hyperlink r:id="rId105">
         <w:r>
           <w:rPr>
             <w:rStyle w:val="Hyperlink"/>
@@ -3559,8 +3676,8 @@
         <w:t xml:space="preserve">.</w:t>
       </w:r>
     </w:p>
-    <w:bookmarkEnd w:id="100"/>
-    <w:bookmarkStart w:id="102" w:name="ref-oh2026"/>
+    <w:bookmarkEnd w:id="106"/>
+    <w:bookmarkStart w:id="108" w:name="ref-oh2026"/>
     <w:p>
       <w:pPr>
         <w:pStyle w:val="Bibliography"/>
@@ -3593,7 +3710,7 @@
       <w:r>
         <w:t xml:space="preserve"> </w:t>
       </w:r>
-      <w:hyperlink r:id="rId101">
+      <w:hyperlink r:id="rId107">
         <w:r>
           <w:rPr>
             <w:rStyle w:val="Hyperlink"/>
@@ -3605,8 +3722,8 @@
         <w:t xml:space="preserve">.</w:t>
       </w:r>
     </w:p>
-    <w:bookmarkEnd w:id="102"/>
-    <w:bookmarkStart w:id="104" w:name="ref-purdie2005"/>
+    <w:bookmarkEnd w:id="108"/>
+    <w:bookmarkStart w:id="110" w:name="ref-purdie2005"/>
     <w:p>
       <w:pPr>
         <w:pStyle w:val="Bibliography"/>
@@ -3639,7 +3756,7 @@
       <w:r>
         <w:t xml:space="preserve"> </w:t>
       </w:r>
-      <w:hyperlink r:id="rId103">
+      <w:hyperlink r:id="rId109">
         <w:r>
           <w:rPr>
             <w:rStyle w:val="Hyperlink"/>
@@ -3651,8 +3768,8 @@
         <w:t xml:space="preserve">.</w:t>
       </w:r>
     </w:p>
-    <w:bookmarkEnd w:id="104"/>
-    <w:bookmarkStart w:id="106" w:name="ref-rehm2022"/>
+    <w:bookmarkEnd w:id="110"/>
+    <w:bookmarkStart w:id="112" w:name="ref-rehm2022"/>
     <w:p>
       <w:pPr>
         <w:pStyle w:val="Bibliography"/>
@@ -3685,7 +3802,7 @@
       <w:r>
         <w:t xml:space="preserve"> </w:t>
       </w:r>
-      <w:hyperlink r:id="rId105">
+      <w:hyperlink r:id="rId111">
         <w:r>
           <w:rPr>
             <w:rStyle w:val="Hyperlink"/>
@@ -3697,8 +3814,8 @@
         <w:t xml:space="preserve">.</w:t>
       </w:r>
     </w:p>
-    <w:bookmarkEnd w:id="106"/>
-    <w:bookmarkStart w:id="108" w:name="ref-rollison2021"/>
+    <w:bookmarkEnd w:id="112"/>
+    <w:bookmarkStart w:id="114" w:name="ref-rollison2021"/>
     <w:p>
       <w:pPr>
         <w:pStyle w:val="Bibliography"/>
@@ -3731,7 +3848,7 @@
       <w:r>
         <w:t xml:space="preserve"> </w:t>
       </w:r>
-      <w:hyperlink r:id="rId107">
+      <w:hyperlink r:id="rId113">
         <w:r>
           <w:rPr>
             <w:rStyle w:val="Hyperlink"/>
@@ -3743,8 +3860,8 @@
         <w:t xml:space="preserve">.</w:t>
       </w:r>
     </w:p>
-    <w:bookmarkEnd w:id="108"/>
-    <w:bookmarkStart w:id="110" w:name="ref-rollison2019sites"/>
+    <w:bookmarkEnd w:id="114"/>
+    <w:bookmarkStart w:id="116" w:name="ref-rollison2019sites"/>
     <w:p>
       <w:pPr>
         <w:pStyle w:val="Bibliography"/>
@@ -3777,7 +3894,7 @@
       <w:r>
         <w:t xml:space="preserve"> </w:t>
       </w:r>
-      <w:hyperlink r:id="rId109">
+      <w:hyperlink r:id="rId115">
         <w:r>
           <w:rPr>
             <w:rStyle w:val="Hyperlink"/>
@@ -3789,8 +3906,8 @@
         <w:t xml:space="preserve">.</w:t>
       </w:r>
     </w:p>
-    <w:bookmarkEnd w:id="110"/>
-    <w:bookmarkStart w:id="112" w:name="ref-rollison2019"/>
+    <w:bookmarkEnd w:id="116"/>
+    <w:bookmarkStart w:id="118" w:name="ref-rollison2019"/>
     <w:p>
       <w:pPr>
         <w:pStyle w:val="Bibliography"/>
@@ -3823,7 +3940,7 @@
       <w:r>
         <w:t xml:space="preserve"> </w:t>
       </w:r>
-      <w:hyperlink r:id="rId111">
+      <w:hyperlink r:id="rId117">
         <w:r>
           <w:rPr>
             <w:rStyle w:val="Hyperlink"/>
@@ -3835,8 +3952,8 @@
         <w:t xml:space="preserve">.</w:t>
       </w:r>
     </w:p>
-    <w:bookmarkEnd w:id="112"/>
-    <w:bookmarkStart w:id="114" w:name="ref-saeidian2023"/>
+    <w:bookmarkEnd w:id="118"/>
+    <w:bookmarkStart w:id="120" w:name="ref-saeidian2023"/>
     <w:p>
       <w:pPr>
         <w:pStyle w:val="Bibliography"/>
@@ -3911,7 +4028,7 @@
       <w:r>
         <w:t xml:space="preserve"> </w:t>
       </w:r>
-      <w:hyperlink r:id="rId113">
+      <w:hyperlink r:id="rId119">
         <w:r>
           <w:rPr>
             <w:rStyle w:val="Hyperlink"/>
@@ -3923,8 +4040,8 @@
         <w:t xml:space="preserve">.</w:t>
       </w:r>
     </w:p>
-    <w:bookmarkEnd w:id="114"/>
-    <w:bookmarkStart w:id="116" w:name="ref-selitsky2020"/>
+    <w:bookmarkEnd w:id="120"/>
+    <w:bookmarkStart w:id="122" w:name="ref-selitsky2020"/>
     <w:p>
       <w:pPr>
         <w:pStyle w:val="Bibliography"/>
@@ -3975,7 +4092,7 @@
       <w:r>
         <w:t xml:space="preserve"> </w:t>
       </w:r>
-      <w:hyperlink r:id="rId115">
+      <w:hyperlink r:id="rId121">
         <w:r>
           <w:rPr>
             <w:rStyle w:val="Hyperlink"/>
@@ -3987,8 +4104,8 @@
         <w:t xml:space="preserve">.</w:t>
       </w:r>
     </w:p>
-    <w:bookmarkEnd w:id="116"/>
-    <w:bookmarkStart w:id="118" w:name="ref-shenpv2026"/>
+    <w:bookmarkEnd w:id="122"/>
+    <w:bookmarkStart w:id="124" w:name="ref-shenpv2026"/>
     <w:p>
       <w:pPr>
         <w:pStyle w:val="Bibliography"/>
@@ -4018,7 +4135,7 @@
       <w:r>
         <w:t xml:space="preserve"> </w:t>
       </w:r>
-      <w:hyperlink r:id="rId117">
+      <w:hyperlink r:id="rId123">
         <w:r>
           <w:rPr>
             <w:rStyle w:val="Hyperlink"/>
@@ -4030,8 +4147,8 @@
         <w:t xml:space="preserve">.</w:t>
       </w:r>
     </w:p>
-    <w:bookmarkEnd w:id="118"/>
-    <w:bookmarkStart w:id="120" w:name="ref-shen2016"/>
+    <w:bookmarkEnd w:id="124"/>
+    <w:bookmarkStart w:id="126" w:name="ref-shen2016"/>
     <w:p>
       <w:pPr>
         <w:pStyle w:val="Bibliography"/>
@@ -4082,7 +4199,7 @@
       <w:r>
         <w:t xml:space="preserve"> </w:t>
       </w:r>
-      <w:hyperlink r:id="rId119">
+      <w:hyperlink r:id="rId125">
         <w:r>
           <w:rPr>
             <w:rStyle w:val="Hyperlink"/>
@@ -4094,8 +4211,8 @@
         <w:t xml:space="preserve">.</w:t>
       </w:r>
     </w:p>
-    <w:bookmarkEnd w:id="120"/>
-    <w:bookmarkStart w:id="122" w:name="ref-son2025"/>
+    <w:bookmarkEnd w:id="126"/>
+    <w:bookmarkStart w:id="128" w:name="ref-son2025"/>
     <w:p>
       <w:pPr>
         <w:pStyle w:val="Bibliography"/>
@@ -4128,7 +4245,7 @@
       <w:r>
         <w:t xml:space="preserve"> </w:t>
       </w:r>
-      <w:hyperlink r:id="rId121">
+      <w:hyperlink r:id="rId127">
         <w:r>
           <w:rPr>
             <w:rStyle w:val="Hyperlink"/>
@@ -4140,8 +4257,8 @@
         <w:t xml:space="preserve">.</w:t>
       </w:r>
     </w:p>
-    <w:bookmarkEnd w:id="122"/>
-    <w:bookmarkStart w:id="124" w:name="ref-strickley2019"/>
+    <w:bookmarkEnd w:id="128"/>
+    <w:bookmarkStart w:id="130" w:name="ref-strickley2019"/>
     <w:p>
       <w:pPr>
         <w:pStyle w:val="Bibliography"/>
@@ -4174,7 +4291,7 @@
       <w:r>
         <w:t xml:space="preserve"> </w:t>
       </w:r>
-      <w:hyperlink r:id="rId123">
+      <w:hyperlink r:id="rId129">
         <w:r>
           <w:rPr>
             <w:rStyle w:val="Hyperlink"/>
@@ -4186,8 +4303,8 @@
         <w:t xml:space="preserve">.</w:t>
       </w:r>
     </w:p>
-    <w:bookmarkEnd w:id="124"/>
-    <w:bookmarkStart w:id="126" w:name="ref-strickley2021"/>
+    <w:bookmarkEnd w:id="130"/>
+    <w:bookmarkStart w:id="132" w:name="ref-strickley2021"/>
     <w:p>
       <w:pPr>
         <w:pStyle w:val="Bibliography"/>
@@ -4220,7 +4337,7 @@
       <w:r>
         <w:t xml:space="preserve"> </w:t>
       </w:r>
-      <w:hyperlink r:id="rId125">
+      <w:hyperlink r:id="rId131">
         <w:r>
           <w:rPr>
             <w:rStyle w:val="Hyperlink"/>
@@ -4232,8 +4349,8 @@
         <w:t xml:space="preserve">.</w:t>
       </w:r>
     </w:p>
-    <w:bookmarkEnd w:id="126"/>
-    <w:bookmarkStart w:id="128" w:name="ref-vandoorslaer2017"/>
+    <w:bookmarkEnd w:id="132"/>
+    <w:bookmarkStart w:id="134" w:name="ref-vandoorslaer2017"/>
     <w:p>
       <w:pPr>
         <w:pStyle w:val="Bibliography"/>
@@ -4275,7 +4392,7 @@
       <w:r>
         <w:t xml:space="preserve"> </w:t>
       </w:r>
-      <w:hyperlink r:id="rId127">
+      <w:hyperlink r:id="rId133">
         <w:r>
           <w:rPr>
             <w:rStyle w:val="Hyperlink"/>
@@ -4287,8 +4404,8 @@
         <w:t xml:space="preserve">.</w:t>
       </w:r>
     </w:p>
-    <w:bookmarkEnd w:id="128"/>
-    <w:bookmarkStart w:id="130" w:name="ref-vandiver2021"/>
+    <w:bookmarkEnd w:id="134"/>
+    <w:bookmarkStart w:id="136" w:name="ref-vandiver2021"/>
     <w:p>
       <w:pPr>
         <w:pStyle w:val="Bibliography"/>
@@ -4333,7 +4450,7 @@
       <w:r>
         <w:t xml:space="preserve"> </w:t>
       </w:r>
-      <w:hyperlink r:id="rId129">
+      <w:hyperlink r:id="rId135">
         <w:r>
           <w:rPr>
             <w:rStyle w:val="Hyperlink"/>
@@ -4345,8 +4462,8 @@
         <w:t xml:space="preserve">.</w:t>
       </w:r>
     </w:p>
-    <w:bookmarkEnd w:id="130"/>
-    <w:bookmarkStart w:id="132" w:name="ref-viarisio2018"/>
+    <w:bookmarkEnd w:id="136"/>
+    <w:bookmarkStart w:id="138" w:name="ref-viarisio2018"/>
     <w:p>
       <w:pPr>
         <w:pStyle w:val="Bibliography"/>
@@ -4391,7 +4508,7 @@
       <w:r>
         <w:t xml:space="preserve"> </w:t>
       </w:r>
-      <w:hyperlink r:id="rId131">
+      <w:hyperlink r:id="rId137">
         <w:r>
           <w:rPr>
             <w:rStyle w:val="Hyperlink"/>
@@ -4403,8 +4520,8 @@
         <w:t xml:space="preserve">.</w:t>
       </w:r>
     </w:p>
-    <w:bookmarkEnd w:id="132"/>
-    <w:bookmarkStart w:id="134" w:name="ref-weissenborn2012"/>
+    <w:bookmarkEnd w:id="138"/>
+    <w:bookmarkStart w:id="140" w:name="ref-weissenborn2012"/>
     <w:p>
       <w:pPr>
         <w:pStyle w:val="Bibliography"/>
@@ -4449,7 +4566,7 @@
       <w:r>
         <w:t xml:space="preserve"> </w:t>
       </w:r>
-      <w:hyperlink r:id="rId133">
+      <w:hyperlink r:id="rId139">
         <w:r>
           <w:rPr>
             <w:rStyle w:val="Hyperlink"/>
@@ -4461,8 +4578,8 @@
         <w:t xml:space="preserve">.</w:t>
       </w:r>
     </w:p>
-    <w:bookmarkEnd w:id="134"/>
-    <w:bookmarkStart w:id="136" w:name="ref-wenande2025"/>
+    <w:bookmarkEnd w:id="140"/>
+    <w:bookmarkStart w:id="142" w:name="ref-wenande2025"/>
     <w:p>
       <w:pPr>
         <w:pStyle w:val="Bibliography"/>
@@ -4507,7 +4624,7 @@
       <w:r>
         <w:t xml:space="preserve"> </w:t>
       </w:r>
-      <w:hyperlink r:id="rId135">
+      <w:hyperlink r:id="rId141">
         <w:r>
           <w:rPr>
             <w:rStyle w:val="Hyperlink"/>
@@ -4519,8 +4636,8 @@
         <w:t xml:space="preserve">.</w:t>
       </w:r>
     </w:p>
-    <w:bookmarkEnd w:id="136"/>
-    <w:bookmarkStart w:id="138" w:name="ref-wood2019"/>
+    <w:bookmarkEnd w:id="142"/>
+    <w:bookmarkStart w:id="144" w:name="ref-wood2019"/>
     <w:p>
       <w:pPr>
         <w:pStyle w:val="Bibliography"/>
@@ -4562,7 +4679,7 @@
       <w:r>
         <w:t xml:space="preserve"> </w:t>
       </w:r>
-      <w:hyperlink r:id="rId137">
+      <w:hyperlink r:id="rId143">
         <w:r>
           <w:rPr>
             <w:rStyle w:val="Hyperlink"/>
@@ -4574,10 +4691,10 @@
         <w:t xml:space="preserve">.</w:t>
       </w:r>
     </w:p>
-    <w:bookmarkEnd w:id="138"/>
-    <w:bookmarkEnd w:id="139"/>
-    <w:bookmarkEnd w:id="140"/>
-    <w:bookmarkStart w:id="158" w:name="supplementary-material"/>
+    <w:bookmarkEnd w:id="144"/>
+    <w:bookmarkEnd w:id="145"/>
+    <w:bookmarkEnd w:id="146"/>
+    <w:bookmarkStart w:id="161" w:name="supplementary-material"/>
     <w:p>
       <w:pPr>
         <w:pStyle w:val="Heading1"/>
@@ -4586,7 +4703,7 @@
         <w:t xml:space="preserve">Supplementary Material</w:t>
       </w:r>
     </w:p>
-    <w:bookmarkStart w:id="141" w:name="supplementary-materials-and-methods"/>
+    <w:bookmarkStart w:id="147" w:name="supplementary-materials-and-methods"/>
     <w:p>
       <w:pPr>
         <w:pStyle w:val="Heading2"/>
@@ -4595,8 +4712,8 @@
         <w:t xml:space="preserve">Supplementary Materials and Methods</w:t>
       </w:r>
     </w:p>
-    <w:bookmarkEnd w:id="141"/>
-    <w:bookmarkStart w:id="157" w:name="methods"/>
+    <w:bookmarkEnd w:id="147"/>
+    <w:bookmarkStart w:id="160" w:name="methods"/>
     <w:p>
       <w:pPr>
         <w:pStyle w:val="Heading2"/>
@@ -4605,7 +4722,7 @@
         <w:t xml:space="preserve">Methods</w:t>
       </w:r>
     </w:p>
-    <w:bookmarkStart w:id="142" w:name="overview-and-implementation"/>
+    <w:bookmarkStart w:id="148" w:name="overview-and-implementation"/>
     <w:p>
       <w:pPr>
         <w:pStyle w:val="Heading3"/>
@@ -4654,8 +4771,8 @@
         <w:t xml:space="preserve">The workflow comprises a one-time reference-construction stage followed by a per-sample pipeline: SRA discovery → FASTQ download → quality control → Kraken2 papillomavirus screen → branch on HPV status (only HPV-positive libraries proceed) → STAR alignment to the HPV reference panel → coverage-based HPV typing → early/late transcript classification → aggregation and reporting.</w:t>
       </w:r>
     </w:p>
-    <w:bookmarkEnd w:id="142"/>
-    <w:bookmarkStart w:id="143" w:name="hpv-reference-panel-and-kraken2-database"/>
+    <w:bookmarkEnd w:id="148"/>
+    <w:bookmarkStart w:id="149" w:name="hpv-reference-panel-and-kraken2-database"/>
     <w:p>
       <w:pPr>
         <w:pStyle w:val="Heading3"/>
@@ -4798,8 +4915,8 @@
         <w:t xml:space="preserve">) was constructed from the NCBI taxonomy and the human reference library (GRCh38), to which all panel HPV genomes were added under a Papillomaviridae taxon, so that human and HPV reads are jointly classified and HPV reads are resolved within the papillomavirus clade.</w:t>
       </w:r>
     </w:p>
-    <w:bookmarkEnd w:id="143"/>
-    <w:bookmarkStart w:id="144" w:name="dataset-assembly-and-sra-discovery"/>
+    <w:bookmarkEnd w:id="149"/>
+    <w:bookmarkStart w:id="150" w:name="dataset-assembly-and-sra-discovery"/>
     <w:p>
       <w:pPr>
         <w:pStyle w:val="Heading3"/>
@@ -4854,8 +4971,8 @@
         <w:t xml:space="preserve">. Library layout (single- vs paired-end) was taken from the SRA record. To enable robust downstream parsing, comma-containing free-text fields were retained in a raw samplesheet and stripped from the slim samplesheet consumed by the workflow.</w:t>
       </w:r>
     </w:p>
-    <w:bookmarkEnd w:id="144"/>
-    <w:bookmarkStart w:id="145" w:name="read-download-and-quality-control"/>
+    <w:bookmarkEnd w:id="150"/>
+    <w:bookmarkStart w:id="151" w:name="read-download-and-quality-control"/>
     <w:p>
       <w:pPr>
         <w:pStyle w:val="Heading3"/>
@@ -4965,8 +5082,8 @@
         <w:t xml:space="preserve">was run without a spot limit. This matters more than it may appear, because reads deposited from a coordinate-sorted alignment emerge from the SRA in reference order, which places unmapped, and therefore viral, reads at the end of the run; screening only the leading portion of such a library would miss the signal entirely and would do so non-randomly. As a check on the whole path from download to classification, the reads reaching the Kraken2 screen correspond to a median 98.6% of the SRA-reported spot count across the 10,849 screened libraries (5th percentile 85.5%), the small shortfall being fastp quality and length filtering, and the per-tier medians span 95.8% to 100%, so no population tier was read less completely than another.</w:t>
       </w:r>
     </w:p>
-    <w:bookmarkEnd w:id="145"/>
-    <w:bookmarkStart w:id="146" w:name="hpv-screening-and-positivity-calling"/>
+    <w:bookmarkEnd w:id="151"/>
+    <w:bookmarkStart w:id="152" w:name="hpv-screening-and-positivity-calling"/>
     <w:p>
       <w:pPr>
         <w:pStyle w:val="Heading3"/>
@@ -4992,8 +5109,8 @@
         <w:t xml:space="preserve">), and HPV-negative otherwise; HPV-negative libraries were recorded for rate estimation but proceeded no further. HPV-classified reads from positive libraries were extracted (seqtk 1.4), keeping paired mates in register, for targeted alignment. This split, in which every screened library contributes to positivity rates but only positives advance to typing, is the central branch point of the workflow.</w:t>
       </w:r>
     </w:p>
-    <w:bookmarkEnd w:id="146"/>
-    <w:bookmarkStart w:id="147" w:name="hpv-typing"/>
+    <w:bookmarkEnd w:id="152"/>
+    <w:bookmarkStart w:id="153" w:name="hpv-typing"/>
     <w:p>
       <w:pPr>
         <w:pStyle w:val="Heading3"/>
@@ -5103,8 +5220,8 @@
         <w:t xml:space="preserve">); the full per-reference coverage table was retained regardless of assignment. The dual breadth-and-depth criterion guards against spurious assignment from a few reads piling up on a short, conserved region.</w:t>
       </w:r>
     </w:p>
-    <w:bookmarkEnd w:id="147"/>
-    <w:bookmarkStart w:id="148" w:name="earlylate-transcript-classification"/>
+    <w:bookmarkEnd w:id="153"/>
+    <w:bookmarkStart w:id="154" w:name="earlylate-transcript-classification"/>
     <w:p>
       <w:pPr>
         <w:pStyle w:val="Heading3"/>
@@ -5148,8 +5265,8 @@
         <w:t xml:space="preserve">). Productivity was gated on L1 specifically, rather than on combined L1+L2 signal, because L1 capsid expression is the more stringent marker of virion-producing late-stage infection, whereas isolated L2 signal can arise from low-level transcription or cross-mapping; this single rule was applied uniformly across all samples and run batches.</w:t>
       </w:r>
     </w:p>
-    <w:bookmarkEnd w:id="148"/>
-    <w:bookmarkStart w:id="149" w:name="Xb7b52261b13d214b61be4d17d32a361ca9d534d"/>
+    <w:bookmarkEnd w:id="154"/>
+    <w:bookmarkStart w:id="155" w:name="Xb7b52261b13d214b61be4d17d32a361ca9d534d"/>
     <w:p>
       <w:pPr>
         <w:pStyle w:val="Heading3"/>
@@ -5227,8 +5344,8 @@
         <w:t xml:space="preserve">annotations were treated as non-cell-line. These flags annotate rather than exclude samples, so that cell-line positives are retained as positive controls but can be separated from primary-tissue signal at analysis. For the prevalence-sweep cohort, study-level heuristic calls were additionally refined by manual curation through a structured workbook, with precedence sample &gt; study &gt; heuristic, and a provenance label recorded for each overridden call. As a further contaminant guard, low-coverage-breadth assignments (breadth &lt; 0.15) and alpha-genus/HPV16/HPV18 calls were tabulated by study to surface project-level contamination.</w:t>
       </w:r>
     </w:p>
-    <w:bookmarkEnd w:id="149"/>
-    <w:bookmarkStart w:id="150" w:name="Xd1888af0368bdcc2fb98ac687eb643f87266b60"/>
+    <w:bookmarkEnd w:id="155"/>
+    <w:bookmarkStart w:id="156" w:name="Xd1888af0368bdcc2fb98ac687eb643f87266b60"/>
     <w:p>
       <w:pPr>
         <w:pStyle w:val="Heading3"/>
@@ -5647,8 +5764,8 @@
         <w:t xml:space="preserve">).</w:t>
       </w:r>
     </w:p>
-    <w:bookmarkEnd w:id="150"/>
-    <w:bookmarkStart w:id="151" w:name="library-selection-chemistry"/>
+    <w:bookmarkEnd w:id="156"/>
+    <w:bookmarkStart w:id="157" w:name="library-selection-chemistry"/>
     <w:p>
       <w:pPr>
         <w:pStyle w:val="Heading3"/>
@@ -5817,8 +5934,8 @@
         <w:t xml:space="preserve">. Run as a blind test, the classifier recovers rRNA depletion for 15/15 of them from protocol text alone, which is also the independent confirmation that the series is rRNA-depleted rather than poly-A-selected.</w:t>
       </w:r>
     </w:p>
-    <w:bookmarkEnd w:id="151"/>
-    <w:bookmarkStart w:id="152" w:name="X092d6aa339a1e20488094a4b56c0474ffc2644c"/>
+    <w:bookmarkEnd w:id="157"/>
+    <w:bookmarkStart w:id="158" w:name="X092d6aa339a1e20488094a4b56c0474ffc2644c"/>
     <w:p>
       <w:pPr>
         <w:pStyle w:val="Heading3"/>
@@ -6149,8 +6266,8 @@
         <w:t xml:space="preserve">rather than downsampled.</w:t>
       </w:r>
     </w:p>
-    <w:bookmarkEnd w:id="152"/>
-    <w:bookmarkStart w:id="153" w:name="execution-at-scale"/>
+    <w:bookmarkEnd w:id="158"/>
+    <w:bookmarkStart w:id="159" w:name="execution-at-scale"/>
     <w:p>
       <w:pPr>
         <w:pStyle w:val="Heading3"/>
@@ -6167,56 +6284,10 @@
         <w:t xml:space="preserve">For cohorts of thousands of libraries, a chunked driver processed the samplesheet in fixed-size batches (default 100 libraries per chunk). After each successful chunk, per-sample outputs (Kraken2 reports, HPV typing and transcript tables, and HPV status) were aggregated and the chunk’s working directory was deleted to bound disk use; a failed chunk was left intact for inspection and resumed on rerun. A single combined report was generated over the aggregated outputs at completion. Summary tables and figures were produced in R (tidyverse), and the depth-normalised burden analysis was implemented as a standalone R script operating on the aggregated Kraken2 reports, typing tables, and curated sample flags.</w:t>
       </w:r>
     </w:p>
-    <w:bookmarkEnd w:id="153"/>
-    <w:bookmarkStart w:id="156" w:name="code-and-data-availability"/>
-    <w:p>
-      <w:pPr>
-        <w:pStyle w:val="Heading3"/>
-      </w:pPr>
-      <w:r>
-        <w:t xml:space="preserve">Code and data availability</w:t>
-      </w:r>
-    </w:p>
-    <w:p>
-      <w:pPr>
-        <w:pStyle w:val="FirstParagraph"/>
-      </w:pPr>
-      <w:r>
-        <w:t xml:space="preserve">The complete analysis pipeline, comprising the Nextflow workflow, the per-process software environments and container definitions, the reference-construction and SRA-discovery scripts, and the downstream R analysis and statistical-inference code, is openly available at</w:t>
-      </w:r>
-      <w:r>
-        <w:t xml:space="preserve"> </w:t>
-      </w:r>
-      <w:hyperlink r:id="rId154">
-        <w:r>
-          <w:rPr>
-            <w:rStyle w:val="Hyperlink"/>
-          </w:rPr>
-          <w:t xml:space="preserve">https://github.com/tpall/hpv-human-skin</w:t>
-        </w:r>
-      </w:hyperlink>
-      <w:r>
-        <w:t xml:space="preserve">. All sequencing data analysed here are public and were obtained from the NCBI Sequence Read Archive; the per-cohort lists of accessions (SRR/SRX), with assigned tissue category, diagnosis, and cell-line/engineered annotations, are provided as Supplementary Data. Reference genomes were retrieved from the Papillomavirus Episteme (PaVE;</w:t>
-      </w:r>
-      <w:r>
-        <w:t xml:space="preserve"> </w:t>
-      </w:r>
-      <w:hyperlink r:id="rId155">
-        <w:r>
-          <w:rPr>
-            <w:rStyle w:val="Hyperlink"/>
-          </w:rPr>
-          <w:t xml:space="preserve">https://pave.niaid.nih.gov</w:t>
-        </w:r>
-      </w:hyperlink>
-      <w:r>
-        <w:t xml:space="preserve">) and NCBI RefSeq.</w:t>
-      </w:r>
-    </w:p>
-    <w:bookmarkEnd w:id="156"/>
-    <w:bookmarkEnd w:id="157"/>
-    <w:bookmarkEnd w:id="158"/>
-    <w:bookmarkStart w:id="172" w:name="supplementary-material-1"/>
+    <w:bookmarkEnd w:id="159"/>
+    <w:bookmarkEnd w:id="160"/>
+    <w:bookmarkEnd w:id="161"/>
+    <w:bookmarkStart w:id="175" w:name="supplementary-material-1"/>
     <w:p>
       <w:pPr>
         <w:pStyle w:val="Heading1"/>
@@ -6238,7 +6309,7 @@
       <w:tr>
         <w:tc>
           <w:tcPr/>
-          <w:bookmarkStart w:id="162" w:name="suppfig-depth"/>
+          <w:bookmarkStart w:id="165" w:name="suppfig-depth"/>
           <w:p>
             <w:pPr>
               <w:pStyle w:val="Compact"/>
@@ -6249,18 +6320,18 @@
                 <wp:inline>
                   <wp:extent cx="5943600" cy="3714749"/>
                   <wp:effectExtent b="0" l="0" r="0" t="0"/>
-                  <wp:docPr descr="" title="" id="160" name="Picture"/>
+                  <wp:docPr descr="" title="" id="163" name="Picture"/>
                   <a:graphic>
                     <a:graphicData uri="http://schemas.openxmlformats.org/drawingml/2006/picture">
                       <pic:pic>
                         <pic:nvPicPr>
-                          <pic:cNvPr descr="figureS1.png" id="161" name="Picture"/>
+                          <pic:cNvPr descr="figureS1.png" id="164" name="Picture"/>
                           <pic:cNvPicPr>
                             <a:picLocks noChangeArrowheads="1" noChangeAspect="1"/>
                           </pic:cNvPicPr>
                         </pic:nvPicPr>
                         <pic:blipFill>
-                          <a:blip r:embed="rId159"/>
+                          <a:blip r:embed="rId162"/>
                           <a:stretch>
                             <a:fillRect/>
                           </a:stretch>
@@ -6317,7 +6388,7 @@
               <w:t xml:space="preserve">is not produced by differences in sequencing depth: the tiers that reach the floor do so at every depth, and the tiers that do not never reach it, however deeply sequenced. Point size is proportional to the number of libraries in each tier × bin.</w:t>
             </w:r>
           </w:p>
-          <w:bookmarkEnd w:id="162"/>
+          <w:bookmarkEnd w:id="165"/>
         </w:tc>
       </w:tr>
     </w:tbl>
@@ -6342,7 +6413,7 @@
       <w:tr>
         <w:tc>
           <w:tcPr/>
-          <w:bookmarkStart w:id="163" w:name="supptbl-types"/>
+          <w:bookmarkStart w:id="166" w:name="supptbl-types"/>
           <w:tbl>
             <w:tblPr>
               <w:tblStyle w:val="Table"/>
@@ -9533,7 +9604,7 @@
               <w:t xml:space="preserve">, at the level of HPV genus.</w:t>
             </w:r>
           </w:p>
-          <w:bookmarkEnd w:id="163"/>
+          <w:bookmarkEnd w:id="166"/>
         </w:tc>
       </w:tr>
     </w:tbl>
@@ -9558,7 +9629,7 @@
       <w:tr>
         <w:tc>
           <w:tcPr/>
-          <w:bookmarkStart w:id="164" w:name="supptbl-productive"/>
+          <w:bookmarkStart w:id="167" w:name="supptbl-productive"/>
           <w:tbl>
             <w:tblPr>
               <w:tblStyle w:val="Table"/>
@@ -10245,7 +10316,7 @@
               <w:t xml:space="preserve">).</w:t>
             </w:r>
           </w:p>
-          <w:bookmarkEnd w:id="164"/>
+          <w:bookmarkEnd w:id="167"/>
         </w:tc>
       </w:tr>
     </w:tbl>
@@ -10270,7 +10341,7 @@
       <w:tr>
         <w:tc>
           <w:tcPr/>
-          <w:bookmarkStart w:id="165" w:name="supptbl-bayes"/>
+          <w:bookmarkStart w:id="168" w:name="supptbl-bayes"/>
           <w:tbl>
             <w:tblPr>
               <w:tblStyle w:val="Table"/>
@@ -10850,7 +10921,7 @@
               <w:t xml:space="preserve">(3) prior gives an even larger posterior OR, 14,515 [3,961, 77,562], confirming robustness). Sequencing depth is modelled per 10-fold (log₁₀) change in library size.</w:t>
             </w:r>
           </w:p>
-          <w:bookmarkEnd w:id="165"/>
+          <w:bookmarkEnd w:id="168"/>
         </w:tc>
       </w:tr>
     </w:tbl>
@@ -10875,7 +10946,7 @@
       <w:tr>
         <w:tc>
           <w:tcPr/>
-          <w:bookmarkStart w:id="166" w:name="supptbl-cin"/>
+          <w:bookmarkStart w:id="169" w:name="supptbl-cin"/>
           <w:tbl>
             <w:tblPr>
               <w:tblStyle w:val="Table"/>
@@ -11256,7 +11327,7 @@
               <w:t xml:space="preserve">= 0.0038). Retaining them is therefore the conservative analytical choice: the small floor-level excess of neoplasia over skin reported in the main text is an upper bound. Virus–host junction calling supports the same reading from an independent direction: the members of this set that carry enough viral reads to test are integration-positive, whereas the cutaneous-neoplasia libraries outside it are not. Integration is the expected state of mucosal HPV16 in carcinoma and is not a property of the cutaneous reservoir, so the assignment of these libraries to a mucosal origin rests on genome state as well as on type.</w:t>
             </w:r>
           </w:p>
-          <w:bookmarkEnd w:id="166"/>
+          <w:bookmarkEnd w:id="169"/>
         </w:tc>
       </w:tr>
     </w:tbl>
@@ -11281,7 +11352,7 @@
       <w:tr>
         <w:tc>
           <w:tcPr/>
-          <w:bookmarkStart w:id="167" w:name="supptbl-chem"/>
+          <w:bookmarkStart w:id="170" w:name="supptbl-chem"/>
           <w:tbl>
             <w:tblPr>
               <w:tblStyle w:val="Table"/>
@@ -12292,7 +12363,7 @@
               <w:t xml:space="preserve">= 7.2×10⁻¹²) and yields no above-floor library in either tier.</w:t>
             </w:r>
           </w:p>
-          <w:bookmarkEnd w:id="167"/>
+          <w:bookmarkEnd w:id="170"/>
         </w:tc>
       </w:tr>
     </w:tbl>
@@ -12317,7 +12388,7 @@
       <w:tr>
         <w:tc>
           <w:tcPr/>
-          <w:bookmarkStart w:id="168" w:name="supptbl-trace"/>
+          <w:bookmarkStart w:id="171" w:name="supptbl-trace"/>
           <w:tbl>
             <w:tblPr>
               <w:tblStyle w:val="Table"/>
@@ -14991,7 +15062,7 @@
               <w:t xml:space="preserve">, from HPV type to HPV genus.</w:t>
             </w:r>
           </w:p>
-          <w:bookmarkEnd w:id="168"/>
+          <w:bookmarkEnd w:id="171"/>
         </w:tc>
       </w:tr>
     </w:tbl>
@@ -15016,7 +15087,7 @@
       <w:tr>
         <w:tc>
           <w:tcPr/>
-          <w:bookmarkStart w:id="169" w:name="supptbl-coinf"/>
+          <w:bookmarkStart w:id="172" w:name="supptbl-coinf"/>
           <w:tbl>
             <w:tblPr>
               <w:tblStyle w:val="Table"/>
@@ -17195,11 +17266,11 @@
               <w:t xml:space="preserve">, where 14 HPV11 and 13 HPV42 calls are distributed over 15 libraries. Requiring both partners to clear a stricter bar (breadth ≥ 0.70 and depth ≥ 5× for each) leaves 9 libraries from 3 donors: one condyloma lesion (CA_1) and two peri-lesional specimens (CON_1, CON_3). Their dominance relation is asymmetric but not cleanly so. HPV11 is the deeper type in all five condyloma lesions, exceeding HPV42 48- to 4,100-fold in the three with a strong HPV11 signal (CA_1, CA_4, CA_5) and 2- to 4-fold in the other two; in peri-lesional mucosa HPV42 is the deeper type in CON_1 and CON_3, the two specimens where it is unambiguous (955× versus 138×, and 3,816× versus 9×, i.e. 7-fold and 410-fold), whereas in CON_2, CON_4 and CON_5, where HPV42 barely clears the assignment threshold, HPV11 remains the deeper type. Whether that reflects a genuine tissue difference in which type predominates, or merely that HPV42 clears the threshold only where it happens to be abundant, cannot be settled from three donors of one study: it is a hypothesis the data motivate, not a result they support.</w:t>
             </w:r>
           </w:p>
-          <w:bookmarkEnd w:id="169"/>
+          <w:bookmarkEnd w:id="172"/>
         </w:tc>
       </w:tr>
     </w:tbl>
-    <w:bookmarkStart w:id="171" w:name="sec-s-crosstalk"/>
+    <w:bookmarkStart w:id="174" w:name="sec-s-crosstalk"/>
     <w:p>
       <w:pPr>
         <w:pStyle w:val="Heading2"/>
@@ -17429,7 +17500,7 @@
       <w:tr>
         <w:tc>
           <w:tcPr/>
-          <w:bookmarkStart w:id="170" w:name="supptbl-e2"/>
+          <w:bookmarkStart w:id="173" w:name="supptbl-e2"/>
           <w:tbl>
             <w:tblPr>
               <w:tblStyle w:val="Table"/>
@@ -17957,12 +18028,12 @@
               <w:t xml:space="preserve">against RefSeq papillomavirus open reading frames, and scored for whether E2 is present given that E1 is present. The comparison that matters is between the two right-hand columns and the two left-hand ones. Across all contigs, E2 recovery tracks assembly quality rather than biology: it is lowest in cervical CIN (79.3%) and cervical carcinoma (83.6%), which are also the arms with the shortest contigs, and highest in the vaginal and gut metagenomes, which assemble best. Once the question is restricted to near-complete contigs (≥7 kb), where E2 presence can actually be assessed, every category converges on 100%, and cervical carcinoma, in which integration and E2 disruption are the rule, returns 99.3% against 99.9% for skin. That convergence is not a biological result. An integrated genome cannot assemble across the virus-host junction, so conditioning on completeness selects episomal genomes in every category, and the statistic is structurally incapable of detecting the event it was built to detect. This table is reported because the inference is an inviting one to draw from a public contig catalogue, and because it bounds what the DNA axis can contribute: presence of a papillomavirus in such a catalogue is presence of a detectable L1, and carries no information about the state of the genome (Discussion).</w:t>
             </w:r>
           </w:p>
-          <w:bookmarkEnd w:id="170"/>
+          <w:bookmarkEnd w:id="173"/>
         </w:tc>
       </w:tr>
     </w:tbl>
-    <w:bookmarkEnd w:id="171"/>
-    <w:bookmarkEnd w:id="172"/>
+    <w:bookmarkEnd w:id="174"/>
+    <w:bookmarkEnd w:id="175"/>
     <w:sectPr>
       <w:headerReference r:id="rId9" w:type="default"/>
       <w:pgSz w:h="15840" w:w="12240"/>

--- a/manuscript/manuscript_short.docx
+++ b/manuscript/manuscript_short.docx
@@ -1412,6 +1412,20 @@
         </w:r>
       </w:hyperlink>
       <w:r>
+        <w:t xml:space="preserve">, by type in</w:t>
+      </w:r>
+      <w:r>
+        <w:t xml:space="preserve"> </w:t>
+      </w:r>
+      <w:hyperlink w:anchor="suppfig-types">
+        <w:r>
+          <w:rPr>
+            <w:rStyle w:val="Hyperlink"/>
+          </w:rPr>
+          <w:t xml:space="preserve">Figure S2</w:t>
+        </w:r>
+      </w:hyperlink>
+      <w:r>
         <w:t xml:space="preserve">): high-risk mucosal HPV16/18 confined almost entirely to cultured material, cutaneous wart and low-risk types in productive controls, the defining beta types in EV, and a beta/gamma reservoir in healthy skin visible mainly below the assignment threshold. Most of the small floor-level excess in neoplasia is attributable to 3 mucosal HPV16 cases the broadened query captured; excluding them halves it, to 0.7%.</w:t>
       </w:r>
     </w:p>
@@ -6287,7 +6301,7 @@
     <w:bookmarkEnd w:id="159"/>
     <w:bookmarkEnd w:id="160"/>
     <w:bookmarkEnd w:id="161"/>
-    <w:bookmarkStart w:id="175" w:name="supplementary-material-1"/>
+    <w:bookmarkStart w:id="179" w:name="supplementary-material-1"/>
     <w:p>
       <w:pPr>
         <w:pStyle w:val="Heading1"/>
@@ -15087,7 +15101,170 @@
       <w:tr>
         <w:tc>
           <w:tcPr/>
-          <w:bookmarkStart w:id="172" w:name="supptbl-coinf"/>
+          <w:bookmarkStart w:id="175" w:name="suppfig-types"/>
+          <w:p>
+            <w:pPr>
+              <w:pStyle w:val="Compact"/>
+              <w:jc w:val="center"/>
+            </w:pPr>
+            <w:r>
+              <w:drawing>
+                <wp:inline>
+                  <wp:extent cx="5943600" cy="8255000"/>
+                  <wp:effectExtent b="0" l="0" r="0" t="0"/>
+                  <wp:docPr descr="" title="" id="173" name="Picture"/>
+                  <a:graphic>
+                    <a:graphicData uri="http://schemas.openxmlformats.org/drawingml/2006/picture">
+                      <pic:pic>
+                        <pic:nvPicPr>
+                          <pic:cNvPr descr="figureS2.png" id="174" name="Picture"/>
+                          <pic:cNvPicPr>
+                            <a:picLocks noChangeArrowheads="1" noChangeAspect="1"/>
+                          </pic:cNvPicPr>
+                        </pic:nvPicPr>
+                        <pic:blipFill>
+                          <a:blip r:embed="rId172"/>
+                          <a:stretch>
+                            <a:fillRect/>
+                          </a:stretch>
+                        </pic:blipFill>
+                        <pic:spPr bwMode="auto">
+                          <a:xfrm>
+                            <a:off x="0" y="0"/>
+                            <a:ext cx="5943600" cy="8255000"/>
+                          </a:xfrm>
+                          <a:prstGeom prst="rect">
+                            <a:avLst/>
+                          </a:prstGeom>
+                          <a:noFill/>
+                          <a:ln w="9525">
+                            <a:noFill/>
+                            <a:headEnd/>
+                            <a:tailEnd/>
+                          </a:ln>
+                        </pic:spPr>
+                      </pic:pic>
+                    </a:graphicData>
+                  </a:graphic>
+                </wp:inline>
+              </w:drawing>
+            </w:r>
+          </w:p>
+          <w:p>
+            <w:pPr>
+              <w:jc w:val="center"/>
+            </w:pPr>
+            <w:pPr>
+              <w:jc w:val="start"/>
+              <w:spacing w:before="200"/>
+              <w:pStyle w:val="ImageCaption"/>
+            </w:pPr>
+            <w:r>
+              <w:t xml:space="preserve">Figure S2: The HPV type landscape, assigned catalogue against detection tier. The same data as</w:t>
+            </w:r>
+            <w:r>
+              <w:t xml:space="preserve"> </w:t>
+            </w:r>
+            <w:hyperlink w:anchor="supptbl-types">
+              <w:r>
+                <w:rPr>
+                  <w:rStyle w:val="Hyperlink"/>
+                </w:rPr>
+                <w:t xml:space="preserve">Table S1</w:t>
+              </w:r>
+            </w:hyperlink>
+            <w:r>
+              <w:t xml:space="preserve"> </w:t>
+            </w:r>
+            <w:r>
+              <w:t xml:space="preserve">and</w:t>
+            </w:r>
+            <w:r>
+              <w:t xml:space="preserve"> </w:t>
+            </w:r>
+            <w:hyperlink w:anchor="supptbl-trace">
+              <w:r>
+                <w:rPr>
+                  <w:rStyle w:val="Hyperlink"/>
+                </w:rPr>
+                <w:t xml:space="preserve">Table S6</w:t>
+              </w:r>
+            </w:hyperlink>
+            <w:r>
+              <w:t xml:space="preserve">, laid out as one grid because the two tables partition a single cohort: a library either clears the assignment criterion (coverage breadth ≥ 0.10</w:t>
+            </w:r>
+            <w:r>
+              <w:t xml:space="preserve"> </w:t>
+            </w:r>
+            <w:r>
+              <w:rPr>
+                <w:b/>
+                <w:bCs/>
+              </w:rPr>
+              <w:t xml:space="preserve">and</w:t>
+            </w:r>
+            <w:r>
+              <w:t xml:space="preserve"> </w:t>
+            </w:r>
+            <w:r>
+              <w:t xml:space="preserve">mean depth ≥ 2) and appears on the left, or resolves to a confident type below it and appears on the right, never both. Rows are HPV types grouped by genus, columns are population tiers, and each cell gives the number of libraries of that tier carrying that type. Fill is on a log</w:t>
+            </w:r>
+            <w:r>
+              <w:rPr>
+                <w:vertAlign w:val="subscript"/>
+              </w:rPr>
+              <w:t xml:space="preserve">10</w:t>
+            </w:r>
+            <w:r>
+              <w:t xml:space="preserve"> </w:t>
+            </w:r>
+            <w:r>
+              <w:t xml:space="preserve">scale, since more than a third of non-empty cells carry three or fewer libraries and a linear ramp renders them indistinguishable from empty; grey marks a type not seen in that tier at all. Read across the two panels, the complementarity is the point. The assigned catalogue is dominated by the mucosal alpha types, concentrated in cell lines (HPV16 and HPV18), in productive controls and in peri-lesional mucosa, which is the contamination and productive-lesion signal respectively. The cutaneous beta and gamma reservoir of healthy skin is almost absent from that panel and appears instead in the detection tier, in the unselected-skin column, because it sits below the coverage threshold a type assignment requires rather than because it is not there.</w:t>
+            </w:r>
+            <w:r>
+              <w:t xml:space="preserve"> </w:t>
+            </w:r>
+            <w:hyperlink w:anchor="fig-genus">
+              <w:r>
+                <w:rPr>
+                  <w:rStyle w:val="Hyperlink"/>
+                </w:rPr>
+                <w:t xml:space="preserve">Figure 4</w:t>
+              </w:r>
+            </w:hyperlink>
+            <w:r>
+              <w:t xml:space="preserve"> </w:t>
+            </w:r>
+            <w:r>
+              <w:t xml:space="preserve">collapses both panels from type to genus.</w:t>
+            </w:r>
+          </w:p>
+          <w:bookmarkEnd w:id="175"/>
+        </w:tc>
+      </w:tr>
+    </w:tbl>
+    <w:p>
+      <w:pPr>
+        <w:pStyle w:val="BodyText"/>
+      </w:pPr>
+      <w:r>
+        <w:t xml:space="preserve"> </w:t>
+      </w:r>
+    </w:p>
+    <w:tbl>
+      <w:tblPr>
+        <w:tblStyle w:val="Table"/>
+        <w:tblW w:type="pct" w:w="5000"/>
+        <w:tblLayout w:type="fixed"/>
+        <w:tblLook w:firstRow="0" w:lastRow="0" w:firstColumn="0" w:lastColumn="0" w:noHBand="0" w:noVBand="0" w:val="0000"/>
+      </w:tblPr>
+      <w:tblGrid>
+        <w:gridCol w:w="7920"/>
+      </w:tblGrid>
+      <w:tr>
+        <w:tc>
+          <w:tcPr/>
+          <w:bookmarkStart w:id="176" w:name="supptbl-coinf"/>
           <w:tbl>
             <w:tblPr>
               <w:tblStyle w:val="Table"/>
@@ -17266,11 +17443,11 @@
               <w:t xml:space="preserve">, where 14 HPV11 and 13 HPV42 calls are distributed over 15 libraries. Requiring both partners to clear a stricter bar (breadth ≥ 0.70 and depth ≥ 5× for each) leaves 9 libraries from 3 donors: one condyloma lesion (CA_1) and two peri-lesional specimens (CON_1, CON_3). Their dominance relation is asymmetric but not cleanly so. HPV11 is the deeper type in all five condyloma lesions, exceeding HPV42 48- to 4,100-fold in the three with a strong HPV11 signal (CA_1, CA_4, CA_5) and 2- to 4-fold in the other two; in peri-lesional mucosa HPV42 is the deeper type in CON_1 and CON_3, the two specimens where it is unambiguous (955× versus 138×, and 3,816× versus 9×, i.e. 7-fold and 410-fold), whereas in CON_2, CON_4 and CON_5, where HPV42 barely clears the assignment threshold, HPV11 remains the deeper type. Whether that reflects a genuine tissue difference in which type predominates, or merely that HPV42 clears the threshold only where it happens to be abundant, cannot be settled from three donors of one study: it is a hypothesis the data motivate, not a result they support.</w:t>
             </w:r>
           </w:p>
-          <w:bookmarkEnd w:id="172"/>
+          <w:bookmarkEnd w:id="176"/>
         </w:tc>
       </w:tr>
     </w:tbl>
-    <w:bookmarkStart w:id="174" w:name="sec-s-crosstalk"/>
+    <w:bookmarkStart w:id="178" w:name="sec-s-crosstalk"/>
     <w:p>
       <w:pPr>
         <w:pStyle w:val="Heading2"/>
@@ -17500,7 +17677,7 @@
       <w:tr>
         <w:tc>
           <w:tcPr/>
-          <w:bookmarkStart w:id="173" w:name="supptbl-e2"/>
+          <w:bookmarkStart w:id="177" w:name="supptbl-e2"/>
           <w:tbl>
             <w:tblPr>
               <w:tblStyle w:val="Table"/>
@@ -18028,12 +18205,12 @@
               <w:t xml:space="preserve">against RefSeq papillomavirus open reading frames, and scored for whether E2 is present given that E1 is present. The comparison that matters is between the two right-hand columns and the two left-hand ones. Across all contigs, E2 recovery tracks assembly quality rather than biology: it is lowest in cervical CIN (79.3%) and cervical carcinoma (83.6%), which are also the arms with the shortest contigs, and highest in the vaginal and gut metagenomes, which assemble best. Once the question is restricted to near-complete contigs (≥7 kb), where E2 presence can actually be assessed, every category converges on 100%, and cervical carcinoma, in which integration and E2 disruption are the rule, returns 99.3% against 99.9% for skin. That convergence is not a biological result. An integrated genome cannot assemble across the virus-host junction, so conditioning on completeness selects episomal genomes in every category, and the statistic is structurally incapable of detecting the event it was built to detect. This table is reported because the inference is an inviting one to draw from a public contig catalogue, and because it bounds what the DNA axis can contribute: presence of a papillomavirus in such a catalogue is presence of a detectable L1, and carries no information about the state of the genome (Discussion).</w:t>
             </w:r>
           </w:p>
-          <w:bookmarkEnd w:id="173"/>
+          <w:bookmarkEnd w:id="177"/>
         </w:tc>
       </w:tr>
     </w:tbl>
-    <w:bookmarkEnd w:id="174"/>
-    <w:bookmarkEnd w:id="175"/>
+    <w:bookmarkEnd w:id="178"/>
+    <w:bookmarkEnd w:id="179"/>
     <w:sectPr>
       <w:headerReference r:id="rId9" w:type="default"/>
       <w:pgSz w:h="15840" w:w="12240"/>

--- a/manuscript/manuscript_short.docx
+++ b/manuscript/manuscript_short.docx
@@ -1156,7 +1156,18 @@
         <w:t xml:space="preserve"> </w:t>
       </w:r>
       <w:r>
-        <w:t xml:space="preserve">= 0.7). The deepest cSCC/AK libraries, at 327.3M reads, did not cross it.</w:t>
+        <w:t xml:space="preserve">= 0.7). The deepest cSCC/AK libraries, at 327.3M reads, did not cross it, and the same holds within matched depth bins (</w:t>
+      </w:r>
+      <w:hyperlink w:anchor="suppfig-depth">
+        <w:r>
+          <w:rPr>
+            <w:rStyle w:val="Hyperlink"/>
+          </w:rPr>
+          <w:t xml:space="preserve">Figure S1</w:t>
+        </w:r>
+      </w:hyperlink>
+      <w:r>
+        <w:t xml:space="preserve">).</w:t>
       </w:r>
     </w:p>
     <w:p>
@@ -1164,7 +1175,18 @@
         <w:pStyle w:val="BodyText"/>
       </w:pPr>
       <w:r>
-        <w:t xml:space="preserve">Nor is it library chemistry, the other bound on viral recovery. Chemistry was resolved for 6,751 libraries (62.2%) from SRA metadata and construction-protocol text, and its imbalance runs against the negative result: neoplasia is rRNA-depleted in 22.9% of libraries against 7.2% of unselected skin, while the productive controls contain none. Adjusting for depth and tier, rRNA-depleted libraries were no likelier than poly-A to carry an HPV read (OR 1.0, 95% CI 0.8–1.2), and among the 657 rRNA-depleted libraries alone, not one in either tier reached the productive floor.</w:t>
+        <w:t xml:space="preserve">Nor is it library chemistry, the other bound on viral recovery. Chemistry was resolved for 6,751 libraries (62.2%) from SRA metadata and construction-protocol text, and its imbalance runs against the negative result: neoplasia is rRNA-depleted in 22.9% of libraries against 7.2% of unselected skin (</w:t>
+      </w:r>
+      <w:hyperlink w:anchor="supptbl-chem">
+        <w:r>
+          <w:rPr>
+            <w:rStyle w:val="Hyperlink"/>
+          </w:rPr>
+          <w:t xml:space="preserve">Table S5</w:t>
+        </w:r>
+      </w:hyperlink>
+      <w:r>
+        <w:t xml:space="preserve">), while the productive controls contain none. Adjusting for depth and tier, rRNA-depleted libraries were no likelier than poly-A to carry an HPV read (OR 1.0, 95% CI 0.8–1.2), and among the 657 rRNA-depleted libraries alone, not one in either tier reached the productive floor.</w:t>
       </w:r>
     </w:p>
     <w:p>
@@ -1401,7 +1423,29 @@
         <w:t xml:space="preserve"> </w:t>
       </w:r>
       <w:r>
-        <w:t xml:space="preserve">= 0.013), spanning the expected cutaneous repertoire. A minority of genuine primary-skin lesions carried unambiguous productive infection, most strikingly an HPV12-productive cSCC and two lesions co-infected with the gamma types HPV96 and HPV182 at near-complete genome coverage. The type landscape is partitioned by population (</w:t>
+        <w:t xml:space="preserve">= 0.013), spanning the expected cutaneous repertoire. A minority of genuine primary-skin lesions carried unambiguous productive infection, most strikingly an HPV12-productive cSCC and two lesions co-infected with the gamma types HPV96 and HPV182 at near-complete genome coverage (</w:t>
+      </w:r>
+      <w:hyperlink w:anchor="supptbl-productive">
+        <w:r>
+          <w:rPr>
+            <w:rStyle w:val="Hyperlink"/>
+          </w:rPr>
+          <w:t xml:space="preserve">Table S2</w:t>
+        </w:r>
+      </w:hyperlink>
+      <w:r>
+        <w:t xml:space="preserve">); co-infection by two assigned types is itself common enough to tabulate (</w:t>
+      </w:r>
+      <w:hyperlink w:anchor="supptbl-coinf">
+        <w:r>
+          <w:rPr>
+            <w:rStyle w:val="Hyperlink"/>
+          </w:rPr>
+          <w:t xml:space="preserve">Table S7</w:t>
+        </w:r>
+      </w:hyperlink>
+      <w:r>
+        <w:t xml:space="preserve">). The type landscape is partitioned by population (</w:t>
       </w:r>
       <w:hyperlink w:anchor="fig-genus">
         <w:r>
@@ -1412,7 +1456,38 @@
         </w:r>
       </w:hyperlink>
       <w:r>
-        <w:t xml:space="preserve">, by type in</w:t>
+        <w:t xml:space="preserve">; by type in</w:t>
+      </w:r>
+      <w:r>
+        <w:t xml:space="preserve"> </w:t>
+      </w:r>
+      <w:hyperlink w:anchor="supptbl-types">
+        <w:r>
+          <w:rPr>
+            <w:rStyle w:val="Hyperlink"/>
+          </w:rPr>
+          <w:t xml:space="preserve">Table S1</w:t>
+        </w:r>
+      </w:hyperlink>
+      <w:r>
+        <w:t xml:space="preserve">,</w:t>
+      </w:r>
+      <w:r>
+        <w:t xml:space="preserve"> </w:t>
+      </w:r>
+      <w:hyperlink w:anchor="supptbl-trace">
+        <w:r>
+          <w:rPr>
+            <w:rStyle w:val="Hyperlink"/>
+          </w:rPr>
+          <w:t xml:space="preserve">Table S6</w:t>
+        </w:r>
+      </w:hyperlink>
+      <w:r>
+        <w:t xml:space="preserve"> </w:t>
+      </w:r>
+      <w:r>
+        <w:t xml:space="preserve">and</w:t>
       </w:r>
       <w:r>
         <w:t xml:space="preserve"> </w:t>
@@ -1426,7 +1501,18 @@
         </w:r>
       </w:hyperlink>
       <w:r>
-        <w:t xml:space="preserve">): high-risk mucosal HPV16/18 confined almost entirely to cultured material, cutaneous wart and low-risk types in productive controls, the defining beta types in EV, and a beta/gamma reservoir in healthy skin visible mainly below the assignment threshold. Most of the small floor-level excess in neoplasia is attributable to 3 mucosal HPV16 cases the broadened query captured; excluding them halves it, to 0.7%.</w:t>
+        <w:t xml:space="preserve">): high-risk mucosal HPV16/18 confined almost entirely to cultured material, cutaneous wart and low-risk types in productive controls, the defining beta types in EV, and a beta/gamma reservoir in healthy skin visible mainly below the assignment threshold. Most of the small floor-level excess in neoplasia is attributable to 3 mucosal HPV16 cases the broadened query captured (</w:t>
+      </w:r>
+      <w:hyperlink w:anchor="supptbl-cin">
+        <w:r>
+          <w:rPr>
+            <w:rStyle w:val="Hyperlink"/>
+          </w:rPr>
+          <w:t xml:space="preserve">Table S4</w:t>
+        </w:r>
+      </w:hyperlink>
+      <w:r>
+        <w:t xml:space="preserve">); excluding them halves it, to 0.7%.</w:t>
       </w:r>
     </w:p>
     <w:tbl>
@@ -1759,6 +1845,35 @@
       </w:r>
       <w:r>
         <w:t xml:space="preserve">; what we contribute is their operationalisation with the size of each artefact reported rather than asserted.</w:t>
+      </w:r>
+    </w:p>
+    <w:p>
+      <w:pPr>
+        <w:pStyle w:val="BodyText"/>
+      </w:pPr>
+      <w:r>
+        <w:rPr>
+          <w:b/>
+          <w:bCs/>
+        </w:rPr>
+        <w:t xml:space="preserve">What a presence catalogue cannot measure.</w:t>
+      </w:r>
+      <w:r>
+        <w:t xml:space="preserve"> </w:t>
+      </w:r>
+      <w:r>
+        <w:t xml:space="preserve">Petabase-scale surveys establish that a virus is present in a body site, and are now the standard way to do so, but presence is not activity. They are also assembly-based, and an integrated genome cannot assemble across the virus-host junction, so genome state has to be read from reads or from transcription rather than from catalogue membership: conditioning on near-complete L1-anchored contigs returns an intact E2 in 99.3% of cervical carcinoma contigs against 99.9% in skin (</w:t>
+      </w:r>
+      <w:hyperlink w:anchor="supptbl-e2">
+        <w:r>
+          <w:rPr>
+            <w:rStyle w:val="Hyperlink"/>
+          </w:rPr>
+          <w:t xml:space="preserve">Table S8</w:t>
+        </w:r>
+      </w:hyperlink>
+      <w:r>
+        <w:t xml:space="preserve">), which is close to a tautology, since the completeness criterion has already selected episomal genomes in both.</w:t>
       </w:r>
     </w:p>
     <w:p>
@@ -15207,7 +15322,23 @@
               <w:t xml:space="preserve"> </w:t>
             </w:r>
             <w:r>
-              <w:t xml:space="preserve">mean depth ≥ 2) and appears on the left, or resolves to a confident type below it and appears on the right, never both. Rows are HPV types grouped by genus, columns are population tiers, and each cell gives the number of libraries of that tier carrying that type. Fill is on a log</w:t>
+              <w:t xml:space="preserve">mean depth ≥ 2) and appears on the left, or resolves to a confident type below it and appears on the right, never both. Rows are HPV types grouped by genus and columns are population tiers, with each tier’s size given on the axis. Fill is the prevalence of that type</w:t>
+            </w:r>
+            <w:r>
+              <w:t xml:space="preserve"> </w:t>
+            </w:r>
+            <w:r>
+              <w:rPr>
+                <w:i/>
+                <w:iCs/>
+              </w:rPr>
+              <w:t xml:space="preserve">within</w:t>
+            </w:r>
+            <w:r>
+              <w:t xml:space="preserve"> </w:t>
+            </w:r>
+            <w:r>
+              <w:t xml:space="preserve">that tier, as a Beta-Binomial posterior mean under a Beta(0.5, 0.5) prior, the same estimator the tables use; the number printed in each cell is the raw library count. Prevalence rather than count is what the colour encodes because tier sizes span 10 to 7,800 libraries, so counts are not comparable across columns: three libraries is 23% of the EV tier and 0.04% of unselected skin. The scale is log</w:t>
             </w:r>
             <w:r>
               <w:rPr>
@@ -15219,7 +15350,7 @@
               <w:t xml:space="preserve"> </w:t>
             </w:r>
             <w:r>
-              <w:t xml:space="preserve">scale, since more than a third of non-empty cells carry three or fewer libraries and a linear ramp renders them indistinguishable from empty; grey marks a type not seen in that tier at all. Read across the two panels, the complementarity is the point. The assigned catalogue is dominated by the mucosal alpha types, concentrated in cell lines (HPV16 and HPV18), in productive controls and in peri-lesional mucosa, which is the contamination and productive-lesion signal respectively. The cutaneous beta and gamma reservoir of healthy skin is almost absent from that panel and appears instead in the detection tier, in the unselected-skin column, because it sits below the coverage threshold a type assignment requires rather than because it is not there.</w:t>
+              <w:t xml:space="preserve">for the same reason, spanning 0.02% to 91%, and grey marks a type not seen in that tier at all. Read that way the two panels say different things. The assigned catalogue is dominated by mucosal alpha types at high within-tier prevalence, concentrated in cell lines (HPV16, HPV18), in productive controls and in peri-lesional mucosa, which is the contamination signal and the productive-lesion signal respectively. The unselected-skin column is pale in both panels, and that is the finding rather than an absence: no single cutaneous type is common in healthy skin, but the column of the detection panel is long, with many distinct beta and gamma types each carried by a handful of libraries. A commensal reservoir is diverse and individually rare, and it is visible here as the number of rows that have a skin cell at all rather than as the intensity of any one of them. Those same types are largely missing from the assigned panel, because they sit below the coverage threshold a type assignment requires, not because they are absent.</w:t>
             </w:r>
             <w:r>
               <w:t xml:space="preserve"> </w:t>

--- a/manuscript/manuscript_short.docx
+++ b/manuscript/manuscript_short.docx
@@ -15225,7 +15225,7 @@
             <w:r>
               <w:drawing>
                 <wp:inline>
-                  <wp:extent cx="5943600" cy="8255000"/>
+                  <wp:extent cx="5943600" cy="2729653"/>
                   <wp:effectExtent b="0" l="0" r="0" t="0"/>
                   <wp:docPr descr="" title="" id="173" name="Picture"/>
                   <a:graphic>
@@ -15246,7 +15246,7 @@
                         <pic:spPr bwMode="auto">
                           <a:xfrm>
                             <a:off x="0" y="0"/>
-                            <a:ext cx="5943600" cy="8255000"/>
+                            <a:ext cx="5943600" cy="2729653"/>
                           </a:xfrm>
                           <a:prstGeom prst="rect">
                             <a:avLst/>
@@ -15322,7 +15322,7 @@
               <w:t xml:space="preserve"> </w:t>
             </w:r>
             <w:r>
-              <w:t xml:space="preserve">mean depth ≥ 2) and appears on the left, or resolves to a confident type below it and appears on the right, never both. Rows are HPV types grouped by genus and columns are population tiers, with each tier’s size given on the axis. Fill is the prevalence of that type</w:t>
+              <w:t xml:space="preserve">mean depth ≥ 2) and appears in the upper panel, or resolves to a confident type below it and appears in the lower panel, never both. Columns are HPV types grouped by genus and ordered within each genus by total libraries; rows are population tiers, with each tier’s size on the axis. Fill is the prevalence of that type</w:t>
             </w:r>
             <w:r>
               <w:t xml:space="preserve"> </w:t>
@@ -15338,7 +15338,7 @@
               <w:t xml:space="preserve"> </w:t>
             </w:r>
             <w:r>
-              <w:t xml:space="preserve">that tier, as a Beta-Binomial posterior mean under a Beta(0.5, 0.5) prior, the same estimator the tables use; the number printed in each cell is the raw library count. Prevalence rather than count is what the colour encodes because tier sizes span 10 to 7,800 libraries, so counts are not comparable across columns: three libraries is 23% of the EV tier and 0.04% of unselected skin. The scale is log</w:t>
+              <w:t xml:space="preserve">that tier, as a Beta-Binomial posterior mean under a Beta(0.5, 0.5) prior, the same estimator the tables use; the number printed in each cell is the raw library count. Prevalence rather than count is what the colour encodes because tier sizes span 10 to 7,800 libraries, so counts are not comparable across rows: three libraries is 23% of the EV tier and 0.04% of unselected skin. The scale is log</w:t>
             </w:r>
             <w:r>
               <w:rPr>
@@ -15350,7 +15350,7 @@
               <w:t xml:space="preserve"> </w:t>
             </w:r>
             <w:r>
-              <w:t xml:space="preserve">for the same reason, spanning 0.02% to 91%, and grey marks a type not seen in that tier at all. Read that way the two panels say different things. The assigned catalogue is dominated by mucosal alpha types at high within-tier prevalence, concentrated in cell lines (HPV16, HPV18), in productive controls and in peri-lesional mucosa, which is the contamination signal and the productive-lesion signal respectively. The unselected-skin column is pale in both panels, and that is the finding rather than an absence: no single cutaneous type is common in healthy skin, but the column of the detection panel is long, with many distinct beta and gamma types each carried by a handful of libraries. A commensal reservoir is diverse and individually rare, and it is visible here as the number of rows that have a skin cell at all rather than as the intensity of any one of them. Those same types are largely missing from the assigned panel, because they sit below the coverage threshold a type assignment requires, not because they are absent.</w:t>
+              <w:t xml:space="preserve">for the same reason, spanning 0.02% to 91%, and grey marks a type not seen in that tier at all. Read that way the two panels say different things. The assigned catalogue is concentrated in three rows, productive controls, peri-lesional mucosa and cell lines, and almost entirely in the alpha block, which is the productive-lesion signal and the contamination signal respectively. The unselected-skin row is pale in both panels, and that is the finding rather than an absence: no single cutaneous type is common in healthy skin, but in the detection panel that row runs almost the full width of the beta and gamma blocks, each type carried by a handful of libraries. A commensal reservoir is diverse and individually rare, and it is visible here as the length of that row rather than the intensity of any cell in it. Those same types are largely missing from the assigned panel, because they sit below the coverage threshold a type assignment requires, not because they are absent.</w:t>
             </w:r>
             <w:r>
               <w:t xml:space="preserve"> </w:t>

--- a/manuscript/manuscript_short.docx
+++ b/manuscript/manuscript_short.docx
@@ -6542,7 +6542,189 @@
       <w:tr>
         <w:tc>
           <w:tcPr/>
-          <w:bookmarkStart w:id="166" w:name="supptbl-types"/>
+          <w:bookmarkStart w:id="169" w:name="suppfig-types"/>
+          <w:p>
+            <w:pPr>
+              <w:pStyle w:val="Compact"/>
+              <w:jc w:val="center"/>
+            </w:pPr>
+            <w:r>
+              <w:drawing>
+                <wp:inline>
+                  <wp:extent cx="5943600" cy="2729653"/>
+                  <wp:effectExtent b="0" l="0" r="0" t="0"/>
+                  <wp:docPr descr="" title="" id="167" name="Picture"/>
+                  <a:graphic>
+                    <a:graphicData uri="http://schemas.openxmlformats.org/drawingml/2006/picture">
+                      <pic:pic>
+                        <pic:nvPicPr>
+                          <pic:cNvPr descr="figureS2.png" id="168" name="Picture"/>
+                          <pic:cNvPicPr>
+                            <a:picLocks noChangeArrowheads="1" noChangeAspect="1"/>
+                          </pic:cNvPicPr>
+                        </pic:nvPicPr>
+                        <pic:blipFill>
+                          <a:blip r:embed="rId166"/>
+                          <a:stretch>
+                            <a:fillRect/>
+                          </a:stretch>
+                        </pic:blipFill>
+                        <pic:spPr bwMode="auto">
+                          <a:xfrm>
+                            <a:off x="0" y="0"/>
+                            <a:ext cx="5943600" cy="2729653"/>
+                          </a:xfrm>
+                          <a:prstGeom prst="rect">
+                            <a:avLst/>
+                          </a:prstGeom>
+                          <a:noFill/>
+                          <a:ln w="9525">
+                            <a:noFill/>
+                            <a:headEnd/>
+                            <a:tailEnd/>
+                          </a:ln>
+                        </pic:spPr>
+                      </pic:pic>
+                    </a:graphicData>
+                  </a:graphic>
+                </wp:inline>
+              </w:drawing>
+            </w:r>
+          </w:p>
+          <w:p>
+            <w:pPr>
+              <w:jc w:val="center"/>
+            </w:pPr>
+            <w:pPr>
+              <w:jc w:val="start"/>
+              <w:spacing w:before="200"/>
+              <w:pStyle w:val="ImageCaption"/>
+            </w:pPr>
+            <w:r>
+              <w:t xml:space="preserve">Figure S2: The HPV type landscape, assigned catalogue against detection tier. An overview of the two type catalogues tabulated in full in</w:t>
+            </w:r>
+            <w:r>
+              <w:t xml:space="preserve"> </w:t>
+            </w:r>
+            <w:hyperlink w:anchor="supptbl-types">
+              <w:r>
+                <w:rPr>
+                  <w:rStyle w:val="Hyperlink"/>
+                </w:rPr>
+                <w:t xml:space="preserve">Table S1</w:t>
+              </w:r>
+            </w:hyperlink>
+            <w:r>
+              <w:t xml:space="preserve"> </w:t>
+            </w:r>
+            <w:r>
+              <w:t xml:space="preserve">and</w:t>
+            </w:r>
+            <w:r>
+              <w:t xml:space="preserve"> </w:t>
+            </w:r>
+            <w:hyperlink w:anchor="supptbl-trace">
+              <w:r>
+                <w:rPr>
+                  <w:rStyle w:val="Hyperlink"/>
+                </w:rPr>
+                <w:t xml:space="preserve">Table S6</w:t>
+              </w:r>
+            </w:hyperlink>
+            <w:r>
+              <w:t xml:space="preserve"> </w:t>
+            </w:r>
+            <w:r>
+              <w:t xml:space="preserve">below, laid out as one grid because the two tables partition a single cohort: a library either clears the assignment criterion (coverage breadth ≥ 0.10</w:t>
+            </w:r>
+            <w:r>
+              <w:t xml:space="preserve"> </w:t>
+            </w:r>
+            <w:r>
+              <w:rPr>
+                <w:b/>
+                <w:bCs/>
+              </w:rPr>
+              <w:t xml:space="preserve">and</w:t>
+            </w:r>
+            <w:r>
+              <w:t xml:space="preserve"> </w:t>
+            </w:r>
+            <w:r>
+              <w:t xml:space="preserve">mean depth ≥ 2) and appears in the upper panel, or resolves to a confident type below it and appears in the lower panel, never both. Columns are HPV types grouped by genus and ordered within each genus by total libraries; rows are population tiers, with each tier’s size on the axis. Fill is the prevalence of that type</w:t>
+            </w:r>
+            <w:r>
+              <w:t xml:space="preserve"> </w:t>
+            </w:r>
+            <w:r>
+              <w:rPr>
+                <w:i/>
+                <w:iCs/>
+              </w:rPr>
+              <w:t xml:space="preserve">within</w:t>
+            </w:r>
+            <w:r>
+              <w:t xml:space="preserve"> </w:t>
+            </w:r>
+            <w:r>
+              <w:t xml:space="preserve">that tier, as a Beta-Binomial posterior mean under a Beta(0.5, 0.5) prior, the same estimator the tables use; the number printed in each cell is the raw library count. Prevalence rather than count is what the colour encodes because tier sizes span 10 to 7,800 libraries, so counts are not comparable across rows: three libraries is 23% of the EV tier and 0.04% of unselected skin. The scale is log</w:t>
+            </w:r>
+            <w:r>
+              <w:rPr>
+                <w:vertAlign w:val="subscript"/>
+              </w:rPr>
+              <w:t xml:space="preserve">10</w:t>
+            </w:r>
+            <w:r>
+              <w:t xml:space="preserve"> </w:t>
+            </w:r>
+            <w:r>
+              <w:t xml:space="preserve">for the same reason, spanning 0.02% to 91%, and grey marks a type not seen in that tier at all. Read that way the two panels say different things. The assigned catalogue is concentrated in three rows, productive controls, peri-lesional mucosa and cell lines, and almost entirely in the alpha block, which is the productive-lesion signal and the contamination signal respectively. The unselected-skin row is pale in both panels, and that is the finding rather than an absence: no single cutaneous type is common in healthy skin, but in the detection panel that row runs almost the full width of the beta and gamma blocks, each type carried by a handful of libraries. A commensal reservoir is diverse and individually rare, and it is visible here as the length of that row rather than the intensity of any cell in it. Those same types are largely missing from the assigned panel, because they sit below the coverage threshold a type assignment requires, not because they are absent.</w:t>
+            </w:r>
+            <w:r>
+              <w:t xml:space="preserve"> </w:t>
+            </w:r>
+            <w:hyperlink w:anchor="fig-genus">
+              <w:r>
+                <w:rPr>
+                  <w:rStyle w:val="Hyperlink"/>
+                </w:rPr>
+                <w:t xml:space="preserve">Figure 4</w:t>
+              </w:r>
+            </w:hyperlink>
+            <w:r>
+              <w:t xml:space="preserve"> </w:t>
+            </w:r>
+            <w:r>
+              <w:t xml:space="preserve">collapses both panels from type to genus.</w:t>
+            </w:r>
+          </w:p>
+          <w:bookmarkEnd w:id="169"/>
+        </w:tc>
+      </w:tr>
+    </w:tbl>
+    <w:p>
+      <w:pPr>
+        <w:pStyle w:val="BodyText"/>
+      </w:pPr>
+      <w:r>
+        <w:t xml:space="preserve"> </w:t>
+      </w:r>
+    </w:p>
+    <w:tbl>
+      <w:tblPr>
+        <w:tblStyle w:val="Table"/>
+        <w:tblW w:type="pct" w:w="5000"/>
+        <w:tblLayout w:type="fixed"/>
+        <w:tblLook w:firstRow="0" w:lastRow="0" w:firstColumn="0" w:lastColumn="0" w:noHBand="0" w:noVBand="0" w:val="0000"/>
+      </w:tblPr>
+      <w:tblGrid>
+        <w:gridCol w:w="7920"/>
+      </w:tblGrid>
+      <w:tr>
+        <w:tc>
+          <w:tcPr/>
+          <w:bookmarkStart w:id="170" w:name="supptbl-types"/>
           <w:tbl>
             <w:tblPr>
               <w:tblStyle w:val="Table"/>
@@ -9669,7 +9851,41 @@
               <w:pStyle w:val="ImageCaption"/>
             </w:pPr>
             <w:r>
-              <w:t xml:space="preserve">Table S1: Number of libraries assigned to each HPV reference type across population tiers (types with ≥2 assigned libraries shown). Each cell also gives, in parentheses, the prevalence</w:t>
+              <w:t xml:space="preserve">Table S1: Number of libraries assigned to each HPV reference type across population tiers (types with ≥2 assigned libraries shown).</w:t>
+            </w:r>
+            <w:r>
+              <w:t xml:space="preserve"> </w:t>
+            </w:r>
+            <w:hyperlink w:anchor="suppfig-types">
+              <w:r>
+                <w:rPr>
+                  <w:rStyle w:val="Hyperlink"/>
+                </w:rPr>
+                <w:t xml:space="preserve">Figure S2</w:t>
+              </w:r>
+            </w:hyperlink>
+            <w:r>
+              <w:t xml:space="preserve"> </w:t>
+            </w:r>
+            <w:r>
+              <w:t xml:space="preserve">shows this catalogue and that of</w:t>
+            </w:r>
+            <w:r>
+              <w:t xml:space="preserve"> </w:t>
+            </w:r>
+            <w:hyperlink w:anchor="supptbl-trace">
+              <w:r>
+                <w:rPr>
+                  <w:rStyle w:val="Hyperlink"/>
+                </w:rPr>
+                <w:t xml:space="preserve">Table S6</w:t>
+              </w:r>
+            </w:hyperlink>
+            <w:r>
+              <w:t xml:space="preserve"> </w:t>
+            </w:r>
+            <w:r>
+              <w:t xml:space="preserve">together as a single grid. Each cell also gives, in parentheses, the prevalence</w:t>
             </w:r>
             <w:r>
               <w:t xml:space="preserve"> </w:t>
@@ -9733,7 +9949,7 @@
               <w:t xml:space="preserve">, at the level of HPV genus.</w:t>
             </w:r>
           </w:p>
-          <w:bookmarkEnd w:id="166"/>
+          <w:bookmarkEnd w:id="170"/>
         </w:tc>
       </w:tr>
     </w:tbl>
@@ -9758,7 +9974,7 @@
       <w:tr>
         <w:tc>
           <w:tcPr/>
-          <w:bookmarkStart w:id="167" w:name="supptbl-productive"/>
+          <w:bookmarkStart w:id="171" w:name="supptbl-productive"/>
           <w:tbl>
             <w:tblPr>
               <w:tblStyle w:val="Table"/>
@@ -10445,7 +10661,7 @@
               <w:t xml:space="preserve">).</w:t>
             </w:r>
           </w:p>
-          <w:bookmarkEnd w:id="167"/>
+          <w:bookmarkEnd w:id="171"/>
         </w:tc>
       </w:tr>
     </w:tbl>
@@ -10470,7 +10686,7 @@
       <w:tr>
         <w:tc>
           <w:tcPr/>
-          <w:bookmarkStart w:id="168" w:name="supptbl-bayes"/>
+          <w:bookmarkStart w:id="172" w:name="supptbl-bayes"/>
           <w:tbl>
             <w:tblPr>
               <w:tblStyle w:val="Table"/>
@@ -11050,7 +11266,7 @@
               <w:t xml:space="preserve">(3) prior gives an even larger posterior OR, 14,515 [3,961, 77,562], confirming robustness). Sequencing depth is modelled per 10-fold (log₁₀) change in library size.</w:t>
             </w:r>
           </w:p>
-          <w:bookmarkEnd w:id="168"/>
+          <w:bookmarkEnd w:id="172"/>
         </w:tc>
       </w:tr>
     </w:tbl>
@@ -11075,7 +11291,7 @@
       <w:tr>
         <w:tc>
           <w:tcPr/>
-          <w:bookmarkStart w:id="169" w:name="supptbl-cin"/>
+          <w:bookmarkStart w:id="173" w:name="supptbl-cin"/>
           <w:tbl>
             <w:tblPr>
               <w:tblStyle w:val="Table"/>
@@ -11456,7 +11672,7 @@
               <w:t xml:space="preserve">= 0.0038). Retaining them is therefore the conservative analytical choice: the small floor-level excess of neoplasia over skin reported in the main text is an upper bound. Virus–host junction calling supports the same reading from an independent direction: the members of this set that carry enough viral reads to test are integration-positive, whereas the cutaneous-neoplasia libraries outside it are not. Integration is the expected state of mucosal HPV16 in carcinoma and is not a property of the cutaneous reservoir, so the assignment of these libraries to a mucosal origin rests on genome state as well as on type.</w:t>
             </w:r>
           </w:p>
-          <w:bookmarkEnd w:id="169"/>
+          <w:bookmarkEnd w:id="173"/>
         </w:tc>
       </w:tr>
     </w:tbl>
@@ -11481,7 +11697,7 @@
       <w:tr>
         <w:tc>
           <w:tcPr/>
-          <w:bookmarkStart w:id="170" w:name="supptbl-chem"/>
+          <w:bookmarkStart w:id="174" w:name="supptbl-chem"/>
           <w:tbl>
             <w:tblPr>
               <w:tblStyle w:val="Table"/>
@@ -12492,7 +12708,7 @@
               <w:t xml:space="preserve">= 7.2×10⁻¹²) and yields no above-floor library in either tier.</w:t>
             </w:r>
           </w:p>
-          <w:bookmarkEnd w:id="170"/>
+          <w:bookmarkEnd w:id="174"/>
         </w:tc>
       </w:tr>
     </w:tbl>
@@ -12517,7 +12733,7 @@
       <w:tr>
         <w:tc>
           <w:tcPr/>
-          <w:bookmarkStart w:id="171" w:name="supptbl-trace"/>
+          <w:bookmarkStart w:id="175" w:name="supptbl-trace"/>
           <w:tbl>
             <w:tblPr>
               <w:tblStyle w:val="Table"/>
@@ -15049,7 +15265,38 @@
               <w:pStyle w:val="ImageCaption"/>
             </w:pPr>
             <w:r>
-              <w:t xml:space="preserve">Table S6: Detection-tier HPV type catalogue. This table is the complement of</w:t>
+              <w:t xml:space="preserve">Table S6: Detection-tier HPV type catalogue, shown alongside</w:t>
+            </w:r>
+            <w:r>
+              <w:t xml:space="preserve"> </w:t>
+            </w:r>
+            <w:hyperlink w:anchor="supptbl-types">
+              <w:r>
+                <w:rPr>
+                  <w:rStyle w:val="Hyperlink"/>
+                </w:rPr>
+                <w:t xml:space="preserve">Table S1</w:t>
+              </w:r>
+            </w:hyperlink>
+            <w:r>
+              <w:t xml:space="preserve"> </w:t>
+            </w:r>
+            <w:r>
+              <w:t xml:space="preserve">as a grid in</w:t>
+            </w:r>
+            <w:r>
+              <w:t xml:space="preserve"> </w:t>
+            </w:r>
+            <w:hyperlink w:anchor="suppfig-types">
+              <w:r>
+                <w:rPr>
+                  <w:rStyle w:val="Hyperlink"/>
+                </w:rPr>
+                <w:t xml:space="preserve">Figure S2</w:t>
+              </w:r>
+            </w:hyperlink>
+            <w:r>
+              <w:t xml:space="preserve">. This table is the complement of</w:t>
             </w:r>
             <w:r>
               <w:t xml:space="preserve"> </w:t>
@@ -15189,185 +15436,6 @@
             </w:hyperlink>
             <w:r>
               <w:t xml:space="preserve">, from HPV type to HPV genus.</w:t>
-            </w:r>
-          </w:p>
-          <w:bookmarkEnd w:id="171"/>
-        </w:tc>
-      </w:tr>
-    </w:tbl>
-    <w:p>
-      <w:pPr>
-        <w:pStyle w:val="BodyText"/>
-      </w:pPr>
-      <w:r>
-        <w:t xml:space="preserve"> </w:t>
-      </w:r>
-    </w:p>
-    <w:tbl>
-      <w:tblPr>
-        <w:tblStyle w:val="Table"/>
-        <w:tblW w:type="pct" w:w="5000"/>
-        <w:tblLayout w:type="fixed"/>
-        <w:tblLook w:firstRow="0" w:lastRow="0" w:firstColumn="0" w:lastColumn="0" w:noHBand="0" w:noVBand="0" w:val="0000"/>
-      </w:tblPr>
-      <w:tblGrid>
-        <w:gridCol w:w="7920"/>
-      </w:tblGrid>
-      <w:tr>
-        <w:tc>
-          <w:tcPr/>
-          <w:bookmarkStart w:id="175" w:name="suppfig-types"/>
-          <w:p>
-            <w:pPr>
-              <w:pStyle w:val="Compact"/>
-              <w:jc w:val="center"/>
-            </w:pPr>
-            <w:r>
-              <w:drawing>
-                <wp:inline>
-                  <wp:extent cx="5943600" cy="2729653"/>
-                  <wp:effectExtent b="0" l="0" r="0" t="0"/>
-                  <wp:docPr descr="" title="" id="173" name="Picture"/>
-                  <a:graphic>
-                    <a:graphicData uri="http://schemas.openxmlformats.org/drawingml/2006/picture">
-                      <pic:pic>
-                        <pic:nvPicPr>
-                          <pic:cNvPr descr="figureS2.png" id="174" name="Picture"/>
-                          <pic:cNvPicPr>
-                            <a:picLocks noChangeArrowheads="1" noChangeAspect="1"/>
-                          </pic:cNvPicPr>
-                        </pic:nvPicPr>
-                        <pic:blipFill>
-                          <a:blip r:embed="rId172"/>
-                          <a:stretch>
-                            <a:fillRect/>
-                          </a:stretch>
-                        </pic:blipFill>
-                        <pic:spPr bwMode="auto">
-                          <a:xfrm>
-                            <a:off x="0" y="0"/>
-                            <a:ext cx="5943600" cy="2729653"/>
-                          </a:xfrm>
-                          <a:prstGeom prst="rect">
-                            <a:avLst/>
-                          </a:prstGeom>
-                          <a:noFill/>
-                          <a:ln w="9525">
-                            <a:noFill/>
-                            <a:headEnd/>
-                            <a:tailEnd/>
-                          </a:ln>
-                        </pic:spPr>
-                      </pic:pic>
-                    </a:graphicData>
-                  </a:graphic>
-                </wp:inline>
-              </w:drawing>
-            </w:r>
-          </w:p>
-          <w:p>
-            <w:pPr>
-              <w:jc w:val="center"/>
-            </w:pPr>
-            <w:pPr>
-              <w:jc w:val="start"/>
-              <w:spacing w:before="200"/>
-              <w:pStyle w:val="ImageCaption"/>
-            </w:pPr>
-            <w:r>
-              <w:t xml:space="preserve">Figure S2: The HPV type landscape, assigned catalogue against detection tier. The same data as</w:t>
-            </w:r>
-            <w:r>
-              <w:t xml:space="preserve"> </w:t>
-            </w:r>
-            <w:hyperlink w:anchor="supptbl-types">
-              <w:r>
-                <w:rPr>
-                  <w:rStyle w:val="Hyperlink"/>
-                </w:rPr>
-                <w:t xml:space="preserve">Table S1</w:t>
-              </w:r>
-            </w:hyperlink>
-            <w:r>
-              <w:t xml:space="preserve"> </w:t>
-            </w:r>
-            <w:r>
-              <w:t xml:space="preserve">and</w:t>
-            </w:r>
-            <w:r>
-              <w:t xml:space="preserve"> </w:t>
-            </w:r>
-            <w:hyperlink w:anchor="supptbl-trace">
-              <w:r>
-                <w:rPr>
-                  <w:rStyle w:val="Hyperlink"/>
-                </w:rPr>
-                <w:t xml:space="preserve">Table S6</w:t>
-              </w:r>
-            </w:hyperlink>
-            <w:r>
-              <w:t xml:space="preserve">, laid out as one grid because the two tables partition a single cohort: a library either clears the assignment criterion (coverage breadth ≥ 0.10</w:t>
-            </w:r>
-            <w:r>
-              <w:t xml:space="preserve"> </w:t>
-            </w:r>
-            <w:r>
-              <w:rPr>
-                <w:b/>
-                <w:bCs/>
-              </w:rPr>
-              <w:t xml:space="preserve">and</w:t>
-            </w:r>
-            <w:r>
-              <w:t xml:space="preserve"> </w:t>
-            </w:r>
-            <w:r>
-              <w:t xml:space="preserve">mean depth ≥ 2) and appears in the upper panel, or resolves to a confident type below it and appears in the lower panel, never both. Columns are HPV types grouped by genus and ordered within each genus by total libraries; rows are population tiers, with each tier’s size on the axis. Fill is the prevalence of that type</w:t>
-            </w:r>
-            <w:r>
-              <w:t xml:space="preserve"> </w:t>
-            </w:r>
-            <w:r>
-              <w:rPr>
-                <w:i/>
-                <w:iCs/>
-              </w:rPr>
-              <w:t xml:space="preserve">within</w:t>
-            </w:r>
-            <w:r>
-              <w:t xml:space="preserve"> </w:t>
-            </w:r>
-            <w:r>
-              <w:t xml:space="preserve">that tier, as a Beta-Binomial posterior mean under a Beta(0.5, 0.5) prior, the same estimator the tables use; the number printed in each cell is the raw library count. Prevalence rather than count is what the colour encodes because tier sizes span 10 to 7,800 libraries, so counts are not comparable across rows: three libraries is 23% of the EV tier and 0.04% of unselected skin. The scale is log</w:t>
-            </w:r>
-            <w:r>
-              <w:rPr>
-                <w:vertAlign w:val="subscript"/>
-              </w:rPr>
-              <w:t xml:space="preserve">10</w:t>
-            </w:r>
-            <w:r>
-              <w:t xml:space="preserve"> </w:t>
-            </w:r>
-            <w:r>
-              <w:t xml:space="preserve">for the same reason, spanning 0.02% to 91%, and grey marks a type not seen in that tier at all. Read that way the two panels say different things. The assigned catalogue is concentrated in three rows, productive controls, peri-lesional mucosa and cell lines, and almost entirely in the alpha block, which is the productive-lesion signal and the contamination signal respectively. The unselected-skin row is pale in both panels, and that is the finding rather than an absence: no single cutaneous type is common in healthy skin, but in the detection panel that row runs almost the full width of the beta and gamma blocks, each type carried by a handful of libraries. A commensal reservoir is diverse and individually rare, and it is visible here as the length of that row rather than the intensity of any cell in it. Those same types are largely missing from the assigned panel, because they sit below the coverage threshold a type assignment requires, not because they are absent.</w:t>
-            </w:r>
-            <w:r>
-              <w:t xml:space="preserve"> </w:t>
-            </w:r>
-            <w:hyperlink w:anchor="fig-genus">
-              <w:r>
-                <w:rPr>
-                  <w:rStyle w:val="Hyperlink"/>
-                </w:rPr>
-                <w:t xml:space="preserve">Figure 4</w:t>
-              </w:r>
-            </w:hyperlink>
-            <w:r>
-              <w:t xml:space="preserve"> </w:t>
-            </w:r>
-            <w:r>
-              <w:t xml:space="preserve">collapses both panels from type to genus.</w:t>
             </w:r>
           </w:p>
           <w:bookmarkEnd w:id="175"/>

--- a/manuscript/manuscript_short.docx
+++ b/manuscript/manuscript_short.docx
@@ -304,7 +304,7 @@
         <w:t xml:space="preserve">(Cantalupo, Katz, and Pipas 2015; Kazemian et al. 2015; Adey et al. 2013)</w:t>
       </w:r>
       <w:r>
-        <w:t xml:space="preserve">, and depth and library chemistry both bound what any survey can detect. Here we re-mine public human RNA-seq across the skin spectrum, asking at what rate cutaneous HPV is transcribed, which types, and whether the infection is productive.</w:t>
+        <w:t xml:space="preserve">, and depth and library chemistry both bound what any survey can detect. Here we re-mine public human RNA-seq across the skin spectrum, asking at what rate cutaneous HPV is transcribed, which types are present, and whether the infection is productive.</w:t>
       </w:r>
     </w:p>
     <w:bookmarkEnd w:id="21"/>

--- a/manuscript/manuscript_short.docx
+++ b/manuscript/manuscript_short.docx
@@ -61,7 +61,7 @@
         <w:t xml:space="preserve"> </w:t>
       </w:r>
       <w:r>
-        <w:t xml:space="preserve">&lt; 10⁻⁸), dominated by integrated HPV16/HPV18, whereas primary skin carried HPV at 2–4%. Productive infection was abundant in warts and epidermodysplasia verruciformis (93.2% above a control-calibrated floor). cSCC and actinic keratosis, though sequenced four times more deeply, reached that floor in 1.5% of libraries, with median burden six orders of magnitude lower, and were indistinguishable from each other. The deficit was explained neither by depth nor by library chemistry. A minority of primary lesions carried genuine productive gamma- and alpha-HPV infection. Cutaneous HPV is productive in warts but transcriptionally quiet in healthy skin and carcinoma: a trace, non-productive footprint that any account of beta-HPV in skin cancer must accommodate.</w:t>
+        <w:t xml:space="preserve">&lt; 10⁻⁸), dominated by integrated HPV16/HPV18, whereas primary skin carried HPV at 2–4%. Productive infection was abundant in warts and epidermodysplasia verruciformis (93.2% above a control-calibrated floor). cSCC and actinic keratosis, though sequenced four times more deeply, reached that floor in 1.5% of libraries, with median burden six orders of magnitude lower, and were indistinguishable from each other. The deficit was explained neither by depth nor by library chemistry. A minority of primary lesions carried genuine productive beta- and alpha-HPV infection. Cutaneous HPV is productive in warts but transcriptionally quiet in healthy skin and carcinoma: a trace, non-productive footprint that any account of beta-HPV in skin cancer must accommodate.</w:t>
       </w:r>
     </w:p>
     <w:p>
@@ -428,12 +428,12 @@
               <w:tblLook w:firstRow="1" w:lastRow="0" w:firstColumn="0" w:lastColumn="0" w:noHBand="0" w:noVBand="0" w:val="0020"/>
             </w:tblPr>
             <w:tblGrid>
-              <w:gridCol w:w="1173"/>
-              <w:gridCol w:w="1173"/>
-              <w:gridCol w:w="1173"/>
-              <w:gridCol w:w="1466"/>
-              <w:gridCol w:w="1466"/>
-              <w:gridCol w:w="1466"/>
+              <w:gridCol w:w="1320"/>
+              <w:gridCol w:w="1320"/>
+              <w:gridCol w:w="1320"/>
+              <w:gridCol w:w="1320"/>
+              <w:gridCol w:w="1320"/>
+              <w:gridCol w:w="1320"/>
             </w:tblGrid>
             <w:tr>
               <w:trPr>
@@ -1423,7 +1423,7 @@
         <w:t xml:space="preserve"> </w:t>
       </w:r>
       <w:r>
-        <w:t xml:space="preserve">= 0.013), spanning the expected cutaneous repertoire. A minority of genuine primary-skin lesions carried unambiguous productive infection, most strikingly an HPV12-productive cSCC and two lesions co-infected with the gamma types HPV96 and HPV182 at near-complete genome coverage (</w:t>
+        <w:t xml:space="preserve">= 0.013), spanning the expected cutaneous repertoire. A minority of genuine primary-skin lesions carried unambiguous productive infection, most strikingly an HPV12-productive cSCC and two lesions co-infected with the beta types HPV96 and HPV182 at near-complete genome coverage (</w:t>
       </w:r>
       <w:hyperlink w:anchor="supptbl-productive">
         <w:r>
@@ -1610,7 +1610,7 @@
         <w:pStyle w:val="FirstParagraph"/>
       </w:pPr>
       <w:r>
-        <w:t xml:space="preserve">Re-mining the reads that transcriptomic pipelines discard, we find cutaneous HPV productive in warts and EV, transcriptionally quiet in healthy skin, and present in cSCC and actinic keratosis only as a trace that no amount of sequencing depth or favourable library chemistry converts into productive burden.</w:t>
+        <w:t xml:space="preserve">By re-analyzing reads typically discarded by transcriptomic pipelines, we show that cutaneous HPV is active in warts and epidermodysplasia verruciformis (EV) and quiet in healthy skin. In cutaneous squamous cell carcinoma (cSCC) and actinic keratosis, it appears only as a trace amount, a presence that increased sequencing depth or improved library chemistry cannot turn into a productive infection.</w:t>
       </w:r>
     </w:p>
     <w:p>
@@ -1618,17 +1618,7 @@
         <w:pStyle w:val="BodyText"/>
       </w:pPr>
       <w:r>
-        <w:rPr>
-          <w:b/>
-          <w:bCs/>
-        </w:rPr>
-        <w:t xml:space="preserve">This is not a new observation, and we do not present it as one.</w:t>
-      </w:r>
-      <w:r>
-        <w:t xml:space="preserve"> </w:t>
-      </w:r>
-      <w:r>
-        <w:t xml:space="preserve">Transcriptional silence of HPV in cutaneous carcinoma has been reported from four independent RNA-sequencing series</w:t>
+        <w:t xml:space="preserve">Previous studies have reported transcriptional silence of HPV in cutaneous carcinoma across four independent RNA-sequencing cohorts</w:t>
       </w:r>
       <w:r>
         <w:t xml:space="preserve"> </w:t>
@@ -1637,10 +1627,7 @@
         <w:t xml:space="preserve">(Arron et al. 2011; Hultin et al. 2019; Arroyo Mühr, Hultin, and Dillner 2021; Vandiver et al. 2021)</w:t>
       </w:r>
       <w:r>
-        <w:t xml:space="preserve"> </w:t>
-      </w:r>
-      <w:r>
-        <w:t xml:space="preserve">and corroborated by in situ hybridization at comparable cohort size</w:t>
+        <w:t xml:space="preserve">. In situ hybridization in similar cohort sizes supports these findings</w:t>
       </w:r>
       <w:r>
         <w:t xml:space="preserve"> </w:t>
@@ -1649,7 +1636,7 @@
         <w:t xml:space="preserve">(Fujimoto et al. 2019)</w:t>
       </w:r>
       <w:r>
-        <w:t xml:space="preserve">. Two of those series ran at 35 and 66 million median reads, so the possibility that the negative is an artefact of shallow sequencing was disposed of years ago; depth here is a modelled covariate, not a discovery. What our data add is the denominator, the controls and the criterion. The prior series run from 11 to 345 specimens; ours contrasts 406 cSCC/AK libraries against 7,800 unselected-skin libraries in one pipeline, converting an absence reported within lesions into a case/control contrast with an effect size. Where prior work scores presence or transcription, we score productive replication against a floor calibrated on lesions in which productive infection is certain, so</w:t>
+        <w:t xml:space="preserve">. Because two prior series reached median depths of 35 and 66 million reads, shallow sequencing does not explain the negative results.Our study adds rigorous controls, a clear denominator, and a defined metric. While past work evaluated 11 to 345 specimens, we jointly analyze 406 cSCC/AK libraries and 7,800 unselected-skin libraries in one pipeline. This changes a simple absence report into a quantified case-control comparison with an effect size. Instead of only scoring viral presence or transcription, we measure productive replication against a calibrated baseline. We anchor this baseline using lesions with confirmed productive infection. We evaluate</w:t>
       </w:r>
       <w:r>
         <w:t xml:space="preserve"> </w:t>
@@ -1661,7 +1648,7 @@
         <w:t xml:space="preserve"> </w:t>
       </w:r>
       <w:r>
-        <w:t xml:space="preserve">is measured on the instrument that reports 93.2% productivity in warts.</w:t>
+        <w:t xml:space="preserve">using an instrument that reports 93.2% productivity in warts.</w:t>
       </w:r>
     </w:p>
     <w:p>
@@ -1669,17 +1656,7 @@
         <w:pStyle w:val="BodyText"/>
       </w:pPr>
       <w:r>
-        <w:rPr>
-          <w:b/>
-          <w:bCs/>
-        </w:rPr>
-        <w:t xml:space="preserve">What the result does not settle is mechanism.</w:t>
-      </w:r>
-      <w:r>
-        <w:t xml:space="preserve"> </w:t>
-      </w:r>
-      <w:r>
-        <w:t xml:space="preserve">All three live accounts predict a declining viral signal along the progression axis: hit-and-run because the virus becomes dispensable, protective immunity because virus-positive cells are selected against</w:t>
+        <w:t xml:space="preserve">This result does not settle the underlying mechanism. All three models predict a declining viral signal along the progression axis. The hit-and-run model works because the virus becomes dispensable. Protective immunity works because virus-positive cells face negative selection</w:t>
       </w:r>
       <w:r>
         <w:t xml:space="preserve"> </w:t>
@@ -1688,7 +1665,7 @@
         <w:t xml:space="preserve">(Strickley et al. 2019; Son et al. 2025)</w:t>
       </w:r>
       <w:r>
-        <w:t xml:space="preserve">, and cis-restriction because quiescence is the viral default</w:t>
+        <w:t xml:space="preserve">. Cis-restriction works because quiescence is the viral default</w:t>
       </w:r>
       <w:r>
         <w:t xml:space="preserve"> </w:t>
@@ -1697,7 +1674,7 @@
         <w:t xml:space="preserve">(Rehm et al. 2022)</w:t>
       </w:r>
       <w:r>
-        <w:t xml:space="preserve">. Our data measure exactly that axis and therefore cannot separate them. Son and colleagues also report beta-HPV activity elevated in sun-exposed skin, which is not in tension with our quiet reservoir: theirs is in situ activity localised to keratinocyte clones, ours a whole-biopsy average over libraries unstratified by ultraviolet exposure, and a focal clonal signal is what such an average dilutes. The same applies to the HPV8-driven expansion of Lrig1⁺ follicular stem cells proposed for actinic keratosis</w:t>
+        <w:t xml:space="preserve">. Our data measure this exact axis and cannot separate the three.Son and colleagues found elevated beta-HPV activity in sun-exposed skin. This finding does not conflict with our quiet reservoir. Their study observed local activity in keratinocyte clones. Our study used whole biopsies without sorting for ultraviolet exposure. A wide biopsy average dilutes a small clonal signal.The same logic applies to the HPV8-driven expansion of Lrig1⁺ follicular stem cells in actinic keratosis</w:t>
       </w:r>
       <w:r>
         <w:t xml:space="preserve"> </w:t>
@@ -1706,7 +1683,7 @@
         <w:t xml:space="preserve">(Morgan et al. 2024)</w:t>
       </w:r>
       <w:r>
-        <w:t xml:space="preserve">: on presence we do not disagree, since trace HPV was recovered from 62.5% of AK libraries, and an E6-driven stem-cell mechanism requires oncogene function rather than capsid production, so a non-productive footprint is what it predicts. Interventional evidence exists and is worth stating precisely: nine-valent vaccination reduced actinic-keratosis burden in a randomised trial</w:t>
+        <w:t xml:space="preserve">. We agree on viral presence, as we recovered trace HPV from 62.5% of AK libraries. An E6-driven stem cell mechanism requires oncogene function, not capsid production. This matches our non-productive footprint.A randomized trial shows that the nine-valent vaccine reduces the burden of actinic keratosis</w:t>
       </w:r>
       <w:r>
         <w:t xml:space="preserve"> </w:t>
@@ -1715,7 +1692,7 @@
         <w:t xml:space="preserve">(Wenande et al. 2025)</w:t>
       </w:r>
       <w:r>
-        <w:t xml:space="preserve">, but that vaccine targets mucosal alpha types, so any effect runs through cross-reactive or non-specific immunity rather than neutralising the resident beta reservoir.</w:t>
+        <w:t xml:space="preserve">. This vaccine targets mucosal alpha types rather than the resident beta reservoir. Therefore, any protective effect likely depends on cross-reactive or non-specific immunity.</w:t>
       </w:r>
     </w:p>
     <w:p>
@@ -1723,65 +1700,7 @@
         <w:pStyle w:val="BodyText"/>
       </w:pPr>
       <w:r>
-        <w:rPr>
-          <w:b/>
-          <w:bCs/>
-        </w:rPr>
-        <w:t xml:space="preserve">A 2–4% transcriptome prevalence is not a competing estimate against a 90% DNA reservoir.</w:t>
-      </w:r>
-      <w:r>
-        <w:t xml:space="preserve"> </w:t>
-      </w:r>
-      <w:r>
-        <w:t xml:space="preserve">Three published quantities reconcile them. Beta-HPV DNA loads in normal skin sit below one viral copy per 60 cells</w:t>
-      </w:r>
-      <w:r>
-        <w:t xml:space="preserve"> </w:t>
-      </w:r>
-      <w:r>
-        <w:t xml:space="preserve">(Weissenborn et al. 2012)</w:t>
-      </w:r>
-      <w:r>
-        <w:t xml:space="preserve">, which is beneath the detection floor of bulk RNA-seq by construction. The substrates differ: cutaneous HPV epidemiology samples skin swabs and plucked hair bulbs, where prevalence is 92% and 73% respectively</w:t>
-      </w:r>
-      <w:r>
-        <w:t xml:space="preserve"> </w:t>
-      </w:r>
-      <w:r>
-        <w:t xml:space="preserve">(Rollison, Schell, et al. 2019)</w:t>
-      </w:r>
-      <w:r>
-        <w:t xml:space="preserve">, whereas archived RNA-seq is biopsy tissue and samples neither the surface nor the follicular compartment. And typing is panel-anchored, so the 229 skin types without reference genomes</w:t>
-      </w:r>
-      <w:r>
-        <w:t xml:space="preserve"> </w:t>
-      </w:r>
-      <w:r>
-        <w:t xml:space="preserve">(Bzhalava et al. 2014)</w:t>
-      </w:r>
-      <w:r>
-        <w:t xml:space="preserve"> </w:t>
-      </w:r>
-      <w:r>
-        <w:t xml:space="preserve">are invisible to it. Our figure is the transcriptionally detectable fraction of a genuinely near-ubiquitous reservoir. That the reservoir and the tumour virus are largely different is supported from the DNA side independently: fewer than 5% of beta-HPV types on a person’s skin appear in the cSCC they later develop</w:t>
-      </w:r>
-      <w:r>
-        <w:t xml:space="preserve"> </w:t>
-      </w:r>
-      <w:r>
-        <w:t xml:space="preserve">(Rollison et al. 2021)</w:t>
-      </w:r>
-      <w:r>
-        <w:t xml:space="preserve">, and genotype concordance between paired eyebrow hair and cSCC was 9.1% in a second cohort</w:t>
-      </w:r>
-      <w:r>
-        <w:t xml:space="preserve"> </w:t>
-      </w:r>
-      <w:r>
-        <w:t xml:space="preserve">(Oh et al. 2026)</w:t>
-      </w:r>
-      <w:r>
-        <w:t xml:space="preserve">.</w:t>
+        <w:t xml:space="preserve">The rare productive infections we do find are beta-HPV, which constrains how the trace result should be read. Outside warts and EV, three primary-skin lesions carry unambiguous productive infection: an HPV12-productive cSCC, and two actinic-keratosis/cSCC libraries co-infected with HPV96 and HPV182 at near-complete genome coverage and high depth. These are Betapapillomavirus 1, 5 and 2 respectively, so the genus running a complete productive program in these lesions is the same genus the cofactor debate concerns. Productive beta-HPV infection of primary skin is therefore possible and simply rare. The silence we report in cutaneous neoplasia is consequently not a ceiling on what beta-HPV can do in skin, because the same assay detects it doing exactly that in a handful of libraries. We are not aware of productive HPV12, HPV96 or HPV182 being reported from public RNA-seq of primary skin before.</w:t>
       </w:r>
     </w:p>
     <w:p>
@@ -1789,62 +1708,52 @@
         <w:pStyle w:val="BodyText"/>
       </w:pPr>
       <w:r>
-        <w:rPr>
-          <w:b/>
-          <w:bCs/>
-        </w:rPr>
-        <w:t xml:space="preserve">Contamination is the dominant signal in naive analyses.</w:t>
-      </w:r>
-      <w:r>
-        <w:t xml:space="preserve"> </w:t>
-      </w:r>
-      <w:r>
-        <w:t xml:space="preserve">The five-fold enrichment in cultured material mirrors documented HeLa-derived contamination of archives</w:t>
-      </w:r>
-      <w:r>
-        <w:t xml:space="preserve"> </w:t>
-      </w:r>
-      <w:r>
-        <w:t xml:space="preserve">(Cantalupo, Katz, and Pipas 2015; Kazemian et al. 2015; Adey et al. 2013)</w:t>
-      </w:r>
-      <w:r>
-        <w:t xml:space="preserve">, traced in one centre to a cell-line pool run alongside tumours as a quality-control reference</w:t>
-      </w:r>
-      <w:r>
-        <w:t xml:space="preserve"> </w:t>
-      </w:r>
-      <w:r>
-        <w:t xml:space="preserve">(Selitsky et al. 2020)</w:t>
-      </w:r>
-      <w:r>
-        <w:t xml:space="preserve">; more than 65% of viral sequences recovered from 712 libraries cluster with a reagent or protocol step rather than the specimen</w:t>
-      </w:r>
-      <w:r>
-        <w:t xml:space="preserve"> </w:t>
-      </w:r>
-      <w:r>
-        <w:t xml:space="preserve">(Asplund et al. 2019)</w:t>
-      </w:r>
-      <w:r>
-        <w:t xml:space="preserve">, and re-analysis has invalidated an archive-scale microbial result outright</w:t>
-      </w:r>
-      <w:r>
-        <w:t xml:space="preserve"> </w:t>
-      </w:r>
-      <w:r>
-        <w:t xml:space="preserve">(Gihawi et al. 2023)</w:t>
-      </w:r>
-      <w:r>
-        <w:t xml:space="preserve">. None of the individual safeguards we applied is novel and the requirements were set out before</w:t>
-      </w:r>
-      <w:r>
-        <w:t xml:space="preserve"> </w:t>
-      </w:r>
-      <w:r>
-        <w:t xml:space="preserve">(Cantalupo and Pipas 2019)</w:t>
-      </w:r>
-      <w:r>
-        <w:t xml:space="preserve">; what we contribute is their operationalisation with the size of each artefact reported rather than asserted.</w:t>
+        <w:t xml:space="preserve">A 2–4% active transcription rate does not contradict a 90% viral DNA reservoir. Three factors reconcile this gap. First, beta-HPV DNA loads sit below one copy per 60 cells</w:t>
+      </w:r>
+      <w:r>
+        <w:t xml:space="preserve"> </w:t>
+      </w:r>
+      <w:r>
+        <w:t xml:space="preserve">(Weissenborn et al. 2012)</w:t>
+      </w:r>
+      <w:r>
+        <w:t xml:space="preserve">, falling beneath the detection limit of bulk RNA sequencing. Second, the tissue sources differ: skin epidemiology studies test surface swabs and hair bulbs (92% and 73% prevalence)</w:t>
+      </w:r>
+      <w:r>
+        <w:t xml:space="preserve"> </w:t>
+      </w:r>
+      <w:r>
+        <w:t xml:space="preserve">(Rollison, Schell, et al. 2019)</w:t>
+      </w:r>
+      <w:r>
+        <w:t xml:space="preserve">, while RNA-seq uses deep biopsies that miss surface and hair follicle layers. Third, screening panels miss 229 skin types that lack reference genomes</w:t>
+      </w:r>
+      <w:r>
+        <w:t xml:space="preserve"> </w:t>
+      </w:r>
+      <w:r>
+        <w:t xml:space="preserve">(Bzhalava et al. 2014)</w:t>
+      </w:r>
+      <w:r>
+        <w:t xml:space="preserve">. Ultimately, our figure reflects the actively transcribed portion of a widespread reservoir. DNA data confirms that the general reservoir differs from tumor-driving viruses: fewer than 5% of skin types match later cutaneous squamous cell carcinoma (cSCC)</w:t>
+      </w:r>
+      <w:r>
+        <w:t xml:space="preserve"> </w:t>
+      </w:r>
+      <w:r>
+        <w:t xml:space="preserve">(Rollison et al. 2021)</w:t>
+      </w:r>
+      <w:r>
+        <w:t xml:space="preserve">, and paired eyebrow hair and cSCC showed only 9.1% genotype concordance in another cohort</w:t>
+      </w:r>
+      <w:r>
+        <w:t xml:space="preserve"> </w:t>
+      </w:r>
+      <w:r>
+        <w:t xml:space="preserve">(Oh et al. 2026)</w:t>
+      </w:r>
+      <w:r>
+        <w:t xml:space="preserve">.</w:t>
       </w:r>
     </w:p>
     <w:p>
@@ -1852,17 +1761,60 @@
         <w:pStyle w:val="BodyText"/>
       </w:pPr>
       <w:r>
-        <w:rPr>
-          <w:b/>
-          <w:bCs/>
-        </w:rPr>
-        <w:t xml:space="preserve">What a presence catalogue cannot measure.</w:t>
-      </w:r>
-      <w:r>
-        <w:t xml:space="preserve"> </w:t>
-      </w:r>
-      <w:r>
-        <w:t xml:space="preserve">Petabase-scale surveys establish that a virus is present in a body site, and are now the standard way to do so, but presence is not activity. They are also assembly-based, and an integrated genome cannot assemble across the virus-host junction, so genome state has to be read from reads or from transcription rather than from catalogue membership: conditioning on near-complete L1-anchored contigs returns an intact E2 in 99.3% of cervical carcinoma contigs against 99.9% in skin (</w:t>
+        <w:t xml:space="preserve">Unadjusted analyses are heavily dominated by contamination. For instance, cultured materials show a five-fold enrichment that reflects known HeLa cell contamination in archives</w:t>
+      </w:r>
+      <w:r>
+        <w:t xml:space="preserve"> </w:t>
+      </w:r>
+      <w:r>
+        <w:t xml:space="preserve">(Cantalupo, Katz, and Pipas 2015; Kazemian et al. 2015; Adey et al. 2013)</w:t>
+      </w:r>
+      <w:r>
+        <w:t xml:space="preserve">, traced in one facility to a quality-control cell pool run with tumors</w:t>
+      </w:r>
+      <w:r>
+        <w:t xml:space="preserve"> </w:t>
+      </w:r>
+      <w:r>
+        <w:t xml:space="preserve">(Selitsky et al. 2020)</w:t>
+      </w:r>
+      <w:r>
+        <w:t xml:space="preserve">. Furthermore, over 65% of viral sequences from 712 libraries group with reagents or protocols instead of actual specimens</w:t>
+      </w:r>
+      <w:r>
+        <w:t xml:space="preserve"> </w:t>
+      </w:r>
+      <w:r>
+        <w:t xml:space="preserve">(Asplund et al. 2019)</w:t>
+      </w:r>
+      <w:r>
+        <w:t xml:space="preserve">, and re-analyses have completely invalidated major archive-scale microbial findings</w:t>
+      </w:r>
+      <w:r>
+        <w:t xml:space="preserve"> </w:t>
+      </w:r>
+      <w:r>
+        <w:t xml:space="preserve">(Gihawi et al. 2023)</w:t>
+      </w:r>
+      <w:r>
+        <w:t xml:space="preserve">. While our safeguards are not individually new</w:t>
+      </w:r>
+      <w:r>
+        <w:t xml:space="preserve"> </w:t>
+      </w:r>
+      <w:r>
+        <w:t xml:space="preserve">(Cantalupo and Pipas 2019)</w:t>
+      </w:r>
+      <w:r>
+        <w:t xml:space="preserve">, our contribution lies in operationalizing them by quantifying the size of each artifact rather than merely asserting it.</w:t>
+      </w:r>
+    </w:p>
+    <w:p>
+      <w:pPr>
+        <w:pStyle w:val="BodyText"/>
+      </w:pPr>
+      <w:r>
+        <w:t xml:space="preserve">While petabase-scale surveys are now the standard method for establishing viral presence across body sites, a presence catalogue cannot measure biological activity. Because these surveys rely on sequence assembly, integrated genomes fail to assemble across the virus-host junction. Consequently, the viral genome state must be inferred from individual reads or transcription rather than catalogue membership alone. For example, conditioning data on near-complete L1-anchored contigs yields an intact E2 gene in 99.3% of cervical carcinoma contigs compared to 99.9% in skin (</w:t>
       </w:r>
       <w:hyperlink w:anchor="supptbl-e2">
         <w:r>
@@ -1873,7 +1825,7 @@
         </w:r>
       </w:hyperlink>
       <w:r>
-        <w:t xml:space="preserve">), which is close to a tautology, since the completeness criterion has already selected episomal genomes in both.</w:t>
+        <w:t xml:space="preserve">). This finding approaches a tautology, as the completeness criterion itself inherently selects for episomal genomes in both tissues.</w:t>
       </w:r>
     </w:p>
     <w:p>
@@ -1881,17 +1833,7 @@
         <w:pStyle w:val="BodyText"/>
       </w:pPr>
       <w:r>
-        <w:rPr>
-          <w:b/>
-          <w:bCs/>
-        </w:rPr>
-        <w:t xml:space="preserve">Limitations.</w:t>
-      </w:r>
-      <w:r>
-        <w:t xml:space="preserve"> </w:t>
-      </w:r>
-      <w:r>
-        <w:t xml:space="preserve">Archival sampling is non-random, so the absolute healthy-skin rate is an estimate. Chemistry was resolvable for 62.2% of libraries; input amount, RNA integrity and fragment selection are not recoverable from archived metadata at all. Bulk sequencing averages over a whole biopsy, so focal transcription is diluted, which is not hypothetical for cutaneous HPV</w:t>
+        <w:t xml:space="preserve">Several limitations affect these findings, starting with the non-random nature of archival sampling, which makes the absolute healthy-skin rate an estimate. Furthermore, sequencing chemistry could only be resolved for 62.2% of libraries, while input amount, RNA integrity, and fragment selection are entirely unrecoverable from the archived metadata. Additionally, bulk sequencing averages data across an entire biopsy, which dilutes focal transcription. This dilution is a documented reality for cutaneous HPV</w:t>
       </w:r>
       <w:r>
         <w:t xml:space="preserve"> </w:t>
@@ -1903,7 +1845,7 @@
         <w:t xml:space="preserve"> </w:t>
       </w:r>
       <w:r>
-        <w:t xml:space="preserve">and makes our productivity estimates a lower bound. Tissue and diagnosis labels are programmatic and imperfect, typing is bounded by the reference panel, and our data are cross-sectional, so we describe the productive-status phenomenology rather than prove mechanism.</w:t>
+        <w:t xml:space="preserve">and means our productivity estimates represent a conservative lower bound. Finally, because tissue and diagnosis labels are programmatic and imperfect, viral typing is constrained by the reference panel, and the data are cross-sectional, these results describe productive-status phenomenology rather than prove a definitive mechanism.</w:t>
       </w:r>
     </w:p>
     <w:p>
@@ -1911,17 +1853,7 @@
         <w:pStyle w:val="BodyText"/>
       </w:pPr>
       <w:r>
-        <w:rPr>
-          <w:b/>
-          <w:bCs/>
-        </w:rPr>
-        <w:t xml:space="preserve">Conclusion.</w:t>
-      </w:r>
-      <w:r>
-        <w:t xml:space="preserve"> </w:t>
-      </w:r>
-      <w:r>
-        <w:t xml:space="preserve">Cutaneous HPV is productive in warts and EV and a trace, non-productive footprint in cutaneous squamous neoplasia, independent of sequencing depth and library chemistry. That phenotype is the common ground every current account of beta-HPV in skin cancer must explain, and because all three predict it, separating them will not come from measuring viral activity more precisely. It will require designs that break the shared prediction: matched DNA and RNA profiling across the precursor-to-carcinoma transition, resolution of where residual virus sits relative to mutant clones and infiltrating T cells, and interventional studies of the kind now begun. Single-cell resolution is not the missing piece, having been demonstrated in cutaneous lesions already</w:t>
+        <w:t xml:space="preserve">Ultimately, cutaneous HPV presents a active, productive infection in warts and epidermodysplasia verruciformis, but leaves only a trace, non-productive footprint in cutaneous squamous neoplasia, regardless of sequencing depth or library chemistry. This distinct phenotype forms the fundamental baseline that any current theory of beta-HPV in skin cancer must address. Because all major hypotheses predict this exact outcome, simply measuring viral activity with higher precision will not differentiate between them. Instead, distinguishing these mechanisms will require study designs that disrupt this shared prediction. Crucial approaches include matched DNA and RNA profiling across the precursor-to-carcinoma transition, precise spatial resolution of residual viral particles relative to mutant clones and infiltrating T cells, and ongoing interventional studies. While single-cell resolution has already been demonstrated in cutaneous lesions</w:t>
       </w:r>
       <w:r>
         <w:t xml:space="preserve"> </w:t>
@@ -1930,7 +1862,7 @@
         <w:t xml:space="preserve">(Devitt et al. 2019)</w:t>
       </w:r>
       <w:r>
-        <w:t xml:space="preserve">; applying it at cohort scale across the actinic-keratosis-to-carcinoma transition is.</w:t>
+        <w:t xml:space="preserve">, the critical next step is applying this technology at a cohort scale across the actinic-keratosis-to-carcinoma transition.</w:t>
       </w:r>
     </w:p>
     <w:bookmarkEnd w:id="43"/>
@@ -9901,7 +9833,7 @@
               <w:t xml:space="preserve"> </w:t>
             </w:r>
             <w:r>
-              <w:t xml:space="preserve">that tier, the library count divided by the tier size in the column header, estimated as a Beta-Binomial posterior mean under a weakly-informative Beta(0.5, 0.5) prior. Because tier sizes span more than two orders of magnitude, raw counts are not comparable across tiers: the 14 HPV11 detections in productive controls and the 14 in peri-lesional mucosa correspond to very different prevalences (32% [20–46] versus 91% [73–99]; posterior mean with 95% credible interval), and the high-risk mucosal types HPV16 and HPV18 are confined almost entirely to cell-line material (3.5% [2.3–5.0] and 4.7% [3.2–6.3] of cell-line libraries, versus below 0.1% of skin libraries for both), the signature of integrated-HPV cell-line contamination. Productive controls are dominated by cutaneous wart and low-risk types (HPV57, HPV2, HPV27, HPV6/11, HPV42); the EV tier by the beta-types that define the syndrome (HPV9, HPV14, HPV20, HPV25, HPV47); peri-lesional mucosa by the mucosal alpha repertoire of the adjacent condylomata (HPV11, HPV42, HPV6, HPV74, HPV90). The neoplasia-associated infections are the gamma- and alpha-types HPV12, HPV16, HPV96 and HPV182. Unselected skin contributes no type above the two-library display threshold apart from two HPV18 contamination calls: its beta/gamma reservoir lies below the breadth-and-depth assignment criterion and appears instead in</w:t>
+              <w:t xml:space="preserve">that tier, the library count divided by the tier size in the column header, estimated as a Beta-Binomial posterior mean under a weakly-informative Beta(0.5, 0.5) prior. Because tier sizes span more than two orders of magnitude, raw counts are not comparable across tiers: the 14 HPV11 detections in productive controls and the 14 in peri-lesional mucosa correspond to very different prevalences (32% [20–46] versus 91% [73–99]; posterior mean with 95% credible interval), and the high-risk mucosal types HPV16 and HPV18 are confined almost entirely to cell-line material (3.5% [2.3–5.0] and 4.7% [3.2–6.3] of cell-line libraries, versus below 0.1% of skin libraries for both), the signature of integrated-HPV cell-line contamination. Productive controls are dominated by cutaneous wart and low-risk types (HPV57, HPV2, HPV27, HPV6/11, HPV42); the EV tier by the beta-types that define the syndrome (HPV9, HPV14, HPV20, HPV25, HPV47); peri-lesional mucosa by the mucosal alpha repertoire of the adjacent condylomata (HPV11, HPV42, HPV6, HPV74, HPV90). The neoplasia-associated infections are the beta- and alpha-types HPV12, HPV16, HPV96 and HPV182. Unselected skin contributes no type above the two-library display threshold apart from two HPV18 contamination calls: its beta/gamma reservoir lies below the breadth-and-depth assignment criterion and appears instead in</w:t>
             </w:r>
             <w:r>
               <w:t xml:space="preserve"> </w:t>
@@ -10644,7 +10576,7 @@
               <w:pStyle w:val="ImageCaption"/>
             </w:pPr>
             <w:r>
-              <w:t xml:space="preserve">Table S2: Genuine, non-cell-line productive HPV infections detected in primary skin and skin-associated tissue. Each library met the productive criterion (≥3 L1 major-capsid reads) and was flagged as primary tissue rather than cell line or engineered material. Coverage breadth is the maximum across assigned references for that sample. In the two site-unrecorded co-infections (ERR2274877, ERR1971044, both from cutaneous actinic-keratosis/cSCC cohorts) the co-infecting gamma-type HPV182 reached 98–99% genome coverage at 243–245× mean depth. These cases show that bona fide productive cutaneous beta- and gamma-HPV infection does occur in primary tissue, but against the population-scale null they are the exception (see main text and</w:t>
+              <w:t xml:space="preserve">Table S2: Genuine, non-cell-line productive HPV infections detected in primary skin and skin-associated tissue. Each library met the productive criterion (≥3 L1 major-capsid reads) and was flagged as primary tissue rather than cell line or engineered material. Coverage breadth is the maximum across assigned references for that sample. In the two site-unrecorded co-infections (ERR2274877, ERR1971044, both from cutaneous actinic-keratosis/cSCC cohorts) the co-infecting beta-type HPV182 reached 98–99% genome coverage at 243–245× mean depth. These cases show that bona fide productive cutaneous beta- and gamma-HPV infection does occur in primary tissue, but against the population-scale null they are the exception (see main text and</w:t>
             </w:r>
             <w:r>
               <w:t xml:space="preserve"> </w:t>
@@ -17625,7 +17557,7 @@
               <w:t xml:space="preserve">samtools coverage -q 10</w:t>
             </w:r>
             <w:r>
-              <w:t xml:space="preserve">, which retains only uniquely-mapped reads, since STAR assigns MAPQ ≤ 3 to any read placing equally well on two references, so cross-mapping between similar types cannot manufacture a co-infection call: each type in a row is supported by reads that map to it and to nothing else. Three cautions govern how far the table can be read. First, the rows are not independent observations: 25 of the 38 come from the paired studies SRP314958 (RNA-seq) and SRP314961 (MeRIP-seq), which are the same 9 donors, five condyloma lesions (CA_1 to CA_5) and four matched peri-lesional specimens (CON_1 to CON_4), each sequenced as an RNA-seq library plus a MeRIP input and IP fraction, so rows sharing a donor carry near-identical read profiles. Second, the secondary types often sit close to the threshold: across all non-dominant calls the median depth is 6.8× and 40% fall below 5×, so which type is called second can depend on the library fraction, and in donor CA_2 the RNA-seq and MeRIP input fractions call HPV6 + HPV11 while the IP fraction of the same specimen calls HPV6 + HPV42. Third, the deepest type in a co-infected library typically dominates its partner, by a median of 22-fold (interquartile range 3.9 to 330), so most rows describe one established infection alongside a minor second type rather than two comparable ones. Where both partners are unambiguous the pairings are biologically coherent: two carcinoma and actinic-keratosis libraries whose SRA records carry no tissue field (ERR2274877, ERR1971044) carry the gamma-types HPV96 and HPV182 together at 98–99% breadth and 61–245× depth, and an EV biopsy (SRR21205038) carries the beta-types HPV20 and HPV9 at 18,558× and 736×; both are two full genomes in one library, not a genome plus a fragment. The most frequent pairing in the study is HPV11 with HPV42: 20 libraries carry both, 16 carry HPV11 without HPV42, and only 2 carry HPV42 without HPV11; in the peri-lesional tier the association is forced by the marginals of</w:t>
+              <w:t xml:space="preserve">, which retains only uniquely-mapped reads, since STAR assigns MAPQ ≤ 3 to any read placing equally well on two references, so cross-mapping between similar types cannot manufacture a co-infection call: each type in a row is supported by reads that map to it and to nothing else. Three cautions govern how far the table can be read. First, the rows are not independent observations: 25 of the 38 come from the paired studies SRP314958 (RNA-seq) and SRP314961 (MeRIP-seq), which are the same 9 donors, five condyloma lesions (CA_1 to CA_5) and four matched peri-lesional specimens (CON_1 to CON_4), each sequenced as an RNA-seq library plus a MeRIP input and IP fraction, so rows sharing a donor carry near-identical read profiles. Second, the secondary types often sit close to the threshold: across all non-dominant calls the median depth is 6.8× and 40% fall below 5×, so which type is called second can depend on the library fraction, and in donor CA_2 the RNA-seq and MeRIP input fractions call HPV6 + HPV11 while the IP fraction of the same specimen calls HPV6 + HPV42. Third, the deepest type in a co-infected library typically dominates its partner, by a median of 22-fold (interquartile range 3.9 to 330), so most rows describe one established infection alongside a minor second type rather than two comparable ones. Where both partners are unambiguous the pairings are biologically coherent: two carcinoma and actinic-keratosis libraries whose SRA records carry no tissue field (ERR2274877, ERR1971044) carry the beta-types HPV96 and HPV182 together at 98–99% breadth and 61–245× depth, and an EV biopsy (SRR21205038) carries the beta-types HPV20 and HPV9 at 18,558× and 736×; both are two full genomes in one library, not a genome plus a fragment. The most frequent pairing in the study is HPV11 with HPV42: 20 libraries carry both, 16 carry HPV11 without HPV42, and only 2 carry HPV42 without HPV11; in the peri-lesional tier the association is forced by the marginals of</w:t>
             </w:r>
             <w:r>
               <w:t xml:space="preserve"> </w:t>

--- a/manuscript/manuscript_short.docx
+++ b/manuscript/manuscript_short.docx
@@ -189,7 +189,7 @@
         <w:t xml:space="preserve">(Lambert et al. 2021; Strickley et al. 2021)</w:t>
       </w:r>
       <w:r>
-        <w:t xml:space="preserve">, and has since been extended to show papillomavirus colonisation blocking mutant p53 clone expansion, with beta-HPV lost as those clones expand</w:t>
+        <w:t xml:space="preserve">, and has since been extended to show papillomavirus colonization blocking mutant p53 clone expansion, with beta-HPV lost as those clones expand</w:t>
       </w:r>
       <w:r>
         <w:t xml:space="preserve"> </w:t>
@@ -198,7 +198,7 @@
         <w:t xml:space="preserve">(Son et al. 2025)</w:t>
       </w:r>
       <w:r>
-        <w:t xml:space="preserve">. A third account needs neither premise: the beta-HPV genome represses its own expression through E8^E2, and immortalisation of keratinocytes requires that repressor to be inactivated</w:t>
+        <w:t xml:space="preserve">. A third account needs neither premise: the beta-HPV genome represses its own expression through E8^E2, and immortalization of keratinocytes requires that repressor to be inactivated</w:t>
       </w:r>
       <w:r>
         <w:t xml:space="preserve"> </w:t>
@@ -374,7 +374,7 @@
         <w:t xml:space="preserve"> </w:t>
       </w:r>
       <w:r>
-        <w:t xml:space="preserve">= 9.9×10⁻²²). These positives were almost entirely mucosal alpha types: HPV18 accounted for 32/34 of its calls in cell lines and HPV16 for 24/28, the signature of integrated-HPV lines and their documented contamination of archived data. Genuine primary skin therefore carries HPV at only 2–4%, and the apparent abundance of HPV in public transcriptomes is largely a laboratory artefact that must be partitioned out before any prevalence claim.</w:t>
+        <w:t xml:space="preserve">= 9.9×10⁻²²). These positives were almost entirely mucosal alpha types: HPV18 accounted for 32/34 of its calls in cell lines and HPV16 for 24/28, the signature of integrated-HPV lines and their documented contamination of archived data. Genuine primary skin therefore carries HPV at only 2–4%, and the apparent abundance of HPV in public transcriptomes is largely a laboratory artifact that must be partitioned out before any prevalence claim.</w:t>
       </w:r>
     </w:p>
     <w:tbl>
@@ -793,7 +793,7 @@
         <w:pStyle w:val="BodyText"/>
       </w:pPr>
       <w:r>
-        <w:t xml:space="preserve">The transcripts carry an independent signature of that artefact. E1 and E2 lie on the same early message, so their counts should track unless integration disrupts E2; cell lines show a median E1:E2 ratio of 129 against 0.27 in productive controls and 0.49 in skin, separating cultured from productive primary infection almost completely (AUC 0.97;</w:t>
+        <w:t xml:space="preserve">The transcripts carry an independent signature of that artifact. E1 and E2 lie on the same early message, so their counts should track unless integration disrupts E2; cell lines show a median E1:E2 ratio of 129 against 0.27 in productive controls and 0.49 in skin, separating cultured from productive primary infection almost completely (AUC 0.97;</w:t>
       </w:r>
       <w:r>
         <w:t xml:space="preserve"> </w:t>
@@ -1074,7 +1074,7 @@
               <w:pStyle w:val="ImageCaption"/>
             </w:pPr>
             <w:r>
-              <w:t xml:space="preserve">Figure 2: Depth-normalised HPV transcript burden by population tier. Each point is one screened library, scored as papillomavirus reads per million; boxes show median and interquartile range and the</w:t>
+              <w:t xml:space="preserve">Figure 2: Depth-normalized HPV transcript burden by population tier. Each point is one screened library, scored as papillomavirus reads per million; boxes show median and interquartile range and the</w:t>
             </w:r>
             <w:r>
               <w:t xml:space="preserve"> </w:t>
@@ -1253,7 +1253,7 @@
         <w:pStyle w:val="BodyText"/>
       </w:pPr>
       <w:r>
-        <w:t xml:space="preserve">The transcript programme makes the distinction visible (</w:t>
+        <w:t xml:space="preserve">The transcript program makes the distinction visible (</w:t>
       </w:r>
       <w:hyperlink w:anchor="fig-orf">
         <w:r>
@@ -1264,7 +1264,7 @@
         </w:r>
       </w:hyperlink>
       <w:r>
-        <w:t xml:space="preserve">). Productive tiers run the complete viral programme, capsid genes included (L1 in 90% of productive controls, 95.5% of EV). Skin and neoplasia are not a truncated programme but a uniformly faint one, low across all six frames alike (unselected skin 10.3% for E6, 18.6% for L1). Cell lines are the third shape: E6 and E7 in 90.4% and 93.4% against E2 in 33.8% and L2 in 10.6%. In composition, productive controls place 34.9% of viral reads on late genes against 6.4% on the oncogenes; cell lines invert this exactly.</w:t>
+        <w:t xml:space="preserve">). Productive tiers run the complete viral program, capsid genes included (L1 in 90% of productive controls, 95.5% of EV). Skin and neoplasia are not a truncated program but a uniformly faint one, low across all six frames alike (unselected skin 10.3% for E6, 18.6% for L1). Cell lines are the third shape: E6 and E7 in 90.4% and 93.4% against E2 in 33.8% and L2 in 10.6%. In composition, productive controls place 34.9% of viral reads on late genes against 6.4% on the oncogenes; cell lines invert this exactly.</w:t>
       </w:r>
     </w:p>
     <w:tbl>
@@ -1339,7 +1339,7 @@
               <w:pStyle w:val="ImageCaption"/>
             </w:pPr>
             <w:r>
-              <w:t xml:space="preserve">Figure 3: The viral transcriptional programme by population tier. All panels are conditional on HPV positivity and successful typing, so none is a prevalence statement; tier</w:t>
+              <w:t xml:space="preserve">Figure 3: The viral transcriptional program by population tier. All panels are conditional on HPV positivity and successful typing, so none is a prevalence statement; tier</w:t>
             </w:r>
             <w:r>
               <w:t xml:space="preserve"> </w:t>
@@ -1587,7 +1587,7 @@
               <w:pStyle w:val="ImageCaption"/>
             </w:pPr>
             <w:r>
-              <w:t xml:space="preserve">Figure 4: HPV genus prevalence by population tier. The assigned-type catalogue, the detection-tier trace catalogue, and their union, collapsed from HPV type to genus, with a library contributing to at most one row. High-risk mucosal alpha types concentrate in cultured and engineered material, the cutaneous beta and gamma genera dominate healthy skin and EV, and productive controls carry the wart-associated alpha and mu types. The trace tier is where the healthy-skin beta/gamma reservoir becomes visible, most of it falling below the criterion for a type assignment.</w:t>
+              <w:t xml:space="preserve">Figure 4: HPV genus prevalence by population tier. The assigned-type catalog, the detection-tier trace catalog, and their union, collapsed from HPV type to genus, with a library contributing to at most one row. High-risk mucosal alpha types concentrate in cultured and engineered material, the cutaneous beta and gamma genera dominate healthy skin and EV, and productive controls carry the wart-associated alpha and mu types. The trace tier is where the healthy-skin beta/gamma reservoir becomes visible, most of it falling below the criterion for a type assignment.</w:t>
             </w:r>
           </w:p>
           <w:bookmarkEnd w:id="40"/>
@@ -1814,7 +1814,7 @@
         <w:pStyle w:val="BodyText"/>
       </w:pPr>
       <w:r>
-        <w:t xml:space="preserve">While petabase-scale surveys are now the standard method for establishing viral presence across body sites, a presence catalogue cannot measure biological activity. Because these surveys rely on sequence assembly, integrated genomes fail to assemble across the virus-host junction. Consequently, the viral genome state must be inferred from individual reads or transcription rather than catalogue membership alone. For example, conditioning data on near-complete L1-anchored contigs yields an intact E2 gene in 99.3% of cervical carcinoma contigs compared to 99.9% in skin (</w:t>
+        <w:t xml:space="preserve">While petabase-scale surveys are now the standard method for establishing viral presence across body sites, a presence catalog cannot measure biological activity. Because these surveys rely on sequence assembly, integrated genomes fail to assemble across the virus-host junction. Consequently, the viral genome state must be inferred from individual reads or transcription rather than catalog membership alone. For example, conditioning data on near-complete L1-anchored contigs yields an intact E2 gene in 99.3% of cervical carcinoma contigs compared to 99.9% in skin (</w:t>
       </w:r>
       <w:hyperlink w:anchor="supptbl-e2">
         <w:r>
@@ -2044,7 +2044,7 @@
         </w:r>
       </w:hyperlink>
       <w:r>
-        <w:t xml:space="preserve">. All sequencing data analysed here are public and were obtained from the NCBI Sequence Read Archive; the per-cohort lists of accessions (SRR/SRX), with assigned tissue category, diagnosis, and cell-line/engineered annotations, are provided as Supplementary Data. Reference genomes were retrieved from the Papillomavirus Episteme (PaVE;</w:t>
+        <w:t xml:space="preserve">. All sequencing data analyzed here are public and were obtained from the NCBI Sequence Read Archive; the per-cohort lists of accessions (SRR/SRX), with assigned tissue category, diagnosis, and cell-line/engineered annotations, are provided as Supplementary Data. Reference genomes were retrieved from the Papillomavirus Episteme (PaVE;</w:t>
       </w:r>
       <w:r>
         <w:t xml:space="preserve"> </w:t>
@@ -2137,7 +2137,7 @@
         <w:pStyle w:val="BodyText"/>
       </w:pPr>
       <w:r>
-        <w:t xml:space="preserve">The computations were performed on the High Performance Computing Centre of the University of Tartu. We thank the submitting investigators of the studies re-analysed here, whose deposition of raw sequencing data to public archives made this work possible.</w:t>
+        <w:t xml:space="preserve">The computations were performed on the High Performance Computing Center of the University of Tartu. We thank the submitting investigators of the studies re-analyzed here, whose deposition of raw sequencing data to public archives made this work possible.</w:t>
       </w:r>
     </w:p>
     <w:bookmarkEnd w:id="50"/>
@@ -5236,7 +5236,7 @@
         <w:t xml:space="preserve">--outFilterMultimapNmax 50</w:t>
       </w:r>
       <w:r>
-        <w:t xml:space="preserve">) to accommodate the high sequence similarity among HPV types. Sorted, indexed BAMs were summarised per reference with</w:t>
+        <w:t xml:space="preserve">) to accommodate the high sequence similarity among HPV types. Sorted, indexed BAMs were summarized per reference with</w:t>
       </w:r>
       <w:r>
         <w:t xml:space="preserve"> </w:t>
@@ -5390,7 +5390,7 @@
         <w:t xml:space="preserve">”</w:t>
       </w:r>
       <w:r>
-        <w:t xml:space="preserve">, ATCC/DSMZ accessioning, PDX/xenograft), is_engineered (shRNA/siRNA/sgRNA, CRISPR/Cas9, transduction/transfection, lentiviral and plasmid-backbone constructs), and is_in_vitro (cultured but non-immortalised material such as primary keratinocytes/fibroblasts/melanocytes, NHEK, organotypic/raft cultures, organoids, and differentiation time-courses). Explicit</w:t>
+        <w:t xml:space="preserve">, ATCC/DSMZ accessioning, PDX/xenograft), is_engineered (shRNA/siRNA/sgRNA, CRISPR/Cas9, transduction/transfection, lentiviral and plasmid-backbone constructs), and is_in_vitro (cultured but non-immortalized material such as primary keratinocytes/fibroblasts/melanocytes, NHEK, organotypic/raft cultures, organoids, and differentiation time-courses). Explicit</w:t>
       </w:r>
       <w:r>
         <w:t xml:space="preserve"> </w:t>
@@ -5406,13 +5406,13 @@
       </w:r>
     </w:p>
     <w:bookmarkEnd w:id="155"/>
-    <w:bookmarkStart w:id="156" w:name="Xd1888af0368bdcc2fb98ac687eb643f87266b60"/>
+    <w:bookmarkStart w:id="156" w:name="X7eaa2f8331f5c25e50e9f6c362aa899cbb1292c"/>
     <w:p>
       <w:pPr>
         <w:pStyle w:val="Heading3"/>
       </w:pPr>
       <w:r>
-        <w:t xml:space="preserve">Cohort framing and depth-normalised burden analysis</w:t>
+        <w:t xml:space="preserve">Cohort framing and depth-normalized burden analysis</w:t>
       </w:r>
     </w:p>
     <w:p>
@@ -5420,7 +5420,7 @@
         <w:pStyle w:val="FirstParagraph"/>
       </w:pPr>
       <w:r>
-        <w:t xml:space="preserve">Because lesional libraries may simply be sequenced more deeply than unselected skin, raw HPV read counts confound infection burden with sequencing depth. To neutralise this, every Kraken2-screened library, including HPV-negative ones, was scored as papillomavirus reads per million (RPM), computed from the Kraken2 report as the Papillomaviridae clade read count divided by the sum of unclassified and root-level clade reads, times 10⁶. Samples were assigned to mutually exclusive population tiers in fixed precedence:</w:t>
+        <w:t xml:space="preserve">Because lesional libraries may simply be sequenced more deeply than unselected skin, raw HPV read counts confound infection burden with sequencing depth. To neutralize this, every Kraken2-screened library, including HPV-negative ones, was scored as papillomavirus reads per million (RPM), computed from the Kraken2 report as the Papillomaviridae clade read count divided by the sum of unclassified and root-level clade reads, times 10⁶. Samples were assigned to mutually exclusive population tiers in fixed precedence:</w:t>
       </w:r>
       <w:r>
         <w:t xml:space="preserve"> </w:t>
@@ -5590,7 +5590,7 @@
         <w:t xml:space="preserve"> </w:t>
       </w:r>
       <w:r>
-        <w:t xml:space="preserve">tier, which otherwise contained only immortalised EV</w:t>
+        <w:t xml:space="preserve">tier, which otherwise contained only immortalized EV</w:t>
       </w:r>
       <w:r>
         <w:t xml:space="preserve"> </w:t>
@@ -5747,7 +5747,7 @@
         <w:t xml:space="preserve">“not detected at control level”</w:t>
       </w:r>
       <w:r>
-        <w:t xml:space="preserve">. To show that any tier difference was not an artefact of depth, the fraction of libraries at or above the detection floor was additionally computed within matched total-read bins (&lt;5M, 5–10M, 10–20M, 20–40M, &gt;40M). The same per-sample table also yielded an HPV-type × tier catalogue. This analysis pooled the lesion cohorts against the prevalence-sweep null and used the curated cell-line flags. Logistic-regression models (positivity by sample class; productive-level detection by tier with a log</w:t>
+        <w:t xml:space="preserve">. To show that any tier difference was not an artifact of depth, the fraction of libraries at or above the detection floor was additionally computed within matched total-read bins (&lt;5M, 5–10M, 10–20M, 20–40M, &gt;40M). The same per-sample table also yielded an HPV-type × tier catalog. This analysis pooled the lesion cohorts against the prevalence-sweep null and used the curated cell-line flags. Logistic-regression models (positivity by sample class; productive-level detection by tier with a log</w:t>
       </w:r>
       <w:r>
         <w:rPr>
@@ -5801,7 +5801,7 @@
         <w:t xml:space="preserve"> </w:t>
       </w:r>
       <w:r>
-        <w:t xml:space="preserve">with no divergent transitions). Effects are summarised by the posterior median odds ratio, its 95% credible interval, and the posterior probability of a positive effect; the near-separated productive-controls-versus-skin contrast was additionally checked under a heavier-tailed Student-</w:t>
+        <w:t xml:space="preserve">with no divergent transitions). Effects are summarized by the posterior median odds ratio, its 95% credible interval, and the posterior probability of a positive effect; the near-separated productive-controls-versus-skin contrast was additionally checked under a heavier-tailed Student-</w:t>
       </w:r>
       <w:r>
         <w:rPr>
@@ -5855,7 +5855,7 @@
         <w:t xml:space="preserve"> </w:t>
       </w:r>
       <w:r>
-        <w:t xml:space="preserve">was fetched for the exact accession set already analysed, with no fresh search, so the cohort is unchanged (</w:t>
+        <w:t xml:space="preserve">was fetched for the exact accession set already analyzed, with no fresh search, so the cohort is unchanged (</w:t>
       </w:r>
       <w:r>
         <w:rPr>
@@ -6091,7 +6091,7 @@
         <w:t xml:space="preserve"> </w:t>
       </w:r>
       <w:r>
-        <w:t xml:space="preserve">late programme. A library was called integration-like if either criterion fired;</w:t>
+        <w:t xml:space="preserve">late program. A library was called integration-like if either criterion fired;</w:t>
       </w:r>
       <w:r>
         <w:t xml:space="preserve"> </w:t>
@@ -6205,7 +6205,7 @@
         <w:t xml:space="preserve"> </w:t>
       </w:r>
       <w:r>
-        <w:t xml:space="preserve">recurrent junction whereas chimeric-read artefacts are scattered. Observed values</w:t>
+        <w:t xml:space="preserve">recurrent junction whereas chimeric-read artifacts are scattered. Observed values</w:t>
       </w:r>
       <w:r>
         <w:t xml:space="preserve"> </w:t>
@@ -6342,7 +6342,7 @@
         <w:pStyle w:val="FirstParagraph"/>
       </w:pPr>
       <w:r>
-        <w:t xml:space="preserve">For cohorts of thousands of libraries, a chunked driver processed the samplesheet in fixed-size batches (default 100 libraries per chunk). After each successful chunk, per-sample outputs (Kraken2 reports, HPV typing and transcript tables, and HPV status) were aggregated and the chunk’s working directory was deleted to bound disk use; a failed chunk was left intact for inspection and resumed on rerun. A single combined report was generated over the aggregated outputs at completion. Summary tables and figures were produced in R (tidyverse), and the depth-normalised burden analysis was implemented as a standalone R script operating on the aggregated Kraken2 reports, typing tables, and curated sample flags.</w:t>
+        <w:t xml:space="preserve">For cohorts of thousands of libraries, a chunked driver processed the samplesheet in fixed-size batches (default 100 libraries per chunk). After each successful chunk, per-sample outputs (Kraken2 reports, HPV typing and transcript tables, and HPV status) were aggregated and the chunk’s working directory was deleted to bound disk use; a failed chunk was left intact for inspection and resumed on rerun. A single combined report was generated over the aggregated outputs at completion. Summary tables and figures were produced in R (tidyverse), and the depth-normalized burden analysis was implemented as a standalone R script operating on the aggregated Kraken2 reports, typing tables, and curated sample flags.</w:t>
       </w:r>
     </w:p>
     <w:bookmarkEnd w:id="159"/>
@@ -6533,7 +6533,7 @@
               <w:pStyle w:val="ImageCaption"/>
             </w:pPr>
             <w:r>
-              <w:t xml:space="preserve">Figure S2: The HPV type landscape, assigned catalogue against detection tier. An overview of the two type catalogues tabulated in full in</w:t>
+              <w:t xml:space="preserve">Figure S2: The HPV type landscape, assigned catalog against detection tier. An overview of the two type catalogs tabulated in full in</w:t>
             </w:r>
             <w:r>
               <w:t xml:space="preserve"> </w:t>
@@ -6599,7 +6599,7 @@
               <w:t xml:space="preserve"> </w:t>
             </w:r>
             <w:r>
-              <w:t xml:space="preserve">that tier, as a Beta-Binomial posterior mean under a Beta(0.5, 0.5) prior, the same estimator the tables use; the number printed in each cell is the raw library count. Prevalence rather than count is what the colour encodes because tier sizes span 10 to 7,800 libraries, so counts are not comparable across rows: three libraries is 23% of the EV tier and 0.04% of unselected skin. The scale is log</w:t>
+              <w:t xml:space="preserve">that tier, as a Beta-Binomial posterior mean under a Beta(0.5, 0.5) prior, the same estimator the tables use; the number printed in each cell is the raw library count. Prevalence rather than count is what the color encodes because tier sizes span 10 to 7,800 libraries, so counts are not comparable across rows: three libraries is 23% of the EV tier and 0.04% of unselected skin. The scale is log</w:t>
             </w:r>
             <w:r>
               <w:rPr>
@@ -6611,7 +6611,7 @@
               <w:t xml:space="preserve"> </w:t>
             </w:r>
             <w:r>
-              <w:t xml:space="preserve">for the same reason, spanning 0.02% to 91%, and grey marks a type not seen in that tier at all. Read that way the two panels say different things. The assigned catalogue is concentrated in three rows, productive controls, peri-lesional mucosa and cell lines, and almost entirely in the alpha block, which is the productive-lesion signal and the contamination signal respectively. The unselected-skin row is pale in both panels, and that is the finding rather than an absence: no single cutaneous type is common in healthy skin, but in the detection panel that row runs almost the full width of the beta and gamma blocks, each type carried by a handful of libraries. A commensal reservoir is diverse and individually rare, and it is visible here as the length of that row rather than the intensity of any cell in it. Those same types are largely missing from the assigned panel, because they sit below the coverage threshold a type assignment requires, not because they are absent.</w:t>
+              <w:t xml:space="preserve">for the same reason, spanning 0.02% to 91%, and gray marks a type not seen in that tier at all. Read that way the two panels say different things. The assigned catalog is concentrated in three rows, productive controls, peri-lesional mucosa and cell lines, and almost entirely in the alpha block, which is the productive-lesion signal and the contamination signal respectively. The unselected-skin row is pale in both panels, and that is the finding rather than an absence: no single cutaneous type is common in healthy skin, but in the detection panel that row runs almost the full width of the beta and gamma blocks, each type carried by a handful of libraries. A commensal reservoir is diverse and individually rare, and it is visible here as the length of that row rather than the intensity of any cell in it. Those same types are largely missing from the assigned panel, because they sit below the coverage threshold a type assignment requires, not because they are absent.</w:t>
             </w:r>
             <w:r>
               <w:t xml:space="preserve"> </w:t>
@@ -9800,7 +9800,7 @@
               <w:t xml:space="preserve"> </w:t>
             </w:r>
             <w:r>
-              <w:t xml:space="preserve">shows this catalogue and that of</w:t>
+              <w:t xml:space="preserve">shows this catalog and that of</w:t>
             </w:r>
             <w:r>
               <w:t xml:space="preserve"> </w:t>
@@ -9864,7 +9864,7 @@
               <w:t xml:space="preserve"> </w:t>
             </w:r>
             <w:r>
-              <w:t xml:space="preserve">summarises this table, and</w:t>
+              <w:t xml:space="preserve">summarizes this table, and</w:t>
             </w:r>
             <w:r>
               <w:t xml:space="preserve"> </w:t>
@@ -11185,7 +11185,7 @@
               <w:t xml:space="preserve"> </w:t>
             </w:r>
             <w:r>
-              <w:t xml:space="preserve">values) are shown for comparison; the productive-controls-versus-skin row is a Fisher exact estimate inflated by near-complete separation, whose Bayesian counterpart is regularised by the prior (a heavier-tailed Student-</w:t>
+              <w:t xml:space="preserve">values) are shown for comparison; the productive-controls-versus-skin row is a Fisher exact estimate inflated by near-complete separation, whose Bayesian counterpart is regularized by the prior (a heavier-tailed Student-</w:t>
             </w:r>
             <w:r>
               <w:rPr>
@@ -11195,7 +11195,7 @@
               <w:t xml:space="preserve">t</w:t>
             </w:r>
             <w:r>
-              <w:t xml:space="preserve">(3) prior gives an even larger posterior OR, 14,515 [3,961, 77,562], confirming robustness). Sequencing depth is modelled per 10-fold (log₁₀) change in library size.</w:t>
+              <w:t xml:space="preserve">(3) prior gives an even larger posterior OR, 14,515 [3,961, 77,562], confirming robustness). Sequencing depth is modeled per 10-fold (log₁₀) change in library size.</w:t>
             </w:r>
           </w:p>
           <w:bookmarkEnd w:id="172"/>
@@ -12605,7 +12605,7 @@
               <w:t xml:space="preserve"> </w:t>
             </w:r>
             <w:r>
-              <w:t xml:space="preserve">where that field carries a specific value, and otherwise from the free-text library-construction protocol (Methods); 62.2% of the 10,849 libraries resolved, the remainder being records in which neither source states how the library was selected. The table exists because poly-A capture is the chemistry least favourable to viral-transcript recovery, so an unbalanced distribution of chemistry across tiers could in principle manufacture the productivity contrast reported in the main text. It does not: the imbalance runs the other way. The neoplasia tier, in which no productive infection is found, is rRNA-depleted in 22.9% of libraries against 7.2% of unselected skin, while the productive controls, in which productive infection is abundant, contain no rRNA-depleted libraries at all. The two selection chemistries are in any case indistinguishable in their yield of trace HPV reads once depth and tier are accounted for (rRNA-depleted versus poly-A, OR 1.0, 95% CI 0.8–1.2,</w:t>
+              <w:t xml:space="preserve">where that field carries a specific value, and otherwise from the free-text library-construction protocol (Methods); 62.2% of the 10,849 libraries resolved, the remainder being records in which neither source states how the library was selected. The table exists because poly-A capture is the chemistry least favorable to viral-transcript recovery, so an unbalanced distribution of chemistry across tiers could in principle manufacture the productivity contrast reported in the main text. It does not: the imbalance runs the other way. The neoplasia tier, in which no productive infection is found, is rRNA-depleted in 22.9% of libraries against 7.2% of unselected skin, while the productive controls, in which productive infection is abundant, contain no rRNA-depleted libraries at all. The two selection chemistries are in any case indistinguishable in their yield of trace HPV reads once depth and tier are accounted for (rRNA-depleted versus poly-A, OR 1.0, 95% CI 0.8–1.2,</w:t>
             </w:r>
             <w:r>
               <w:t xml:space="preserve"> </w:t>
@@ -12621,7 +12621,7 @@
               <w:t xml:space="preserve"> </w:t>
             </w:r>
             <w:r>
-              <w:t xml:space="preserve">= 0.93); the levels that do carry more trace signal are the amplification chemistries, template-switching (OR 4.4) and 3’-barcoded droplet libraries (OR 3.6), which is the profile of amplification and barcode-swapping artefact rather than of recovery. Restricting the skin-versus-neoplasia contrast to the 657 rRNA-depleted libraries alone leaves the trace excess intact (OR 5.6, 3.4–9.2,</w:t>
+              <w:t xml:space="preserve">= 0.93); the levels that do carry more trace signal are the amplification chemistries, template-switching (OR 4.4) and 3’-barcoded droplet libraries (OR 3.6), which is the profile of amplification and barcode-swapping artifact rather than of recovery. Restricting the skin-versus-neoplasia contrast to the 657 rRNA-depleted libraries alone leaves the trace excess intact (OR 5.6, 3.4–9.2,</w:t>
             </w:r>
             <w:r>
               <w:t xml:space="preserve"> </w:t>
@@ -15197,7 +15197,7 @@
               <w:pStyle w:val="ImageCaption"/>
             </w:pPr>
             <w:r>
-              <w:t xml:space="preserve">Table S6: Detection-tier HPV type catalogue, shown alongside</w:t>
+              <w:t xml:space="preserve">Table S6: Detection-tier HPV type catalog, shown alongside</w:t>
             </w:r>
             <w:r>
               <w:t xml:space="preserve"> </w:t>
@@ -15289,7 +15289,7 @@
               <w:t xml:space="preserve"> </w:t>
             </w:r>
             <w:r>
-              <w:t xml:space="preserve">and only 5 remain eligible for this table, of which 2 resolve; the peri-lesional tier contributes none at all. The near-absence of productive controls from the detection tier is a positive control on the assignment criterion, not a missing signal. For each eligible library the best-hit reference was taken from unique STAR primary alignments (MAPQ 255); 137 resolved to a confident low-coverage type spanning 42 types (those with ≥ 2 resolved calls shown), with genus from the complete PaVE lookup. These are low-coverage, non-productive detections: the type is confidently identified but genome coverage is below the assignment breadth, so they extend the descriptive type catalogue without bearing on productivity. As in</w:t>
+              <w:t xml:space="preserve">and only 5 remain eligible for this table, of which 2 resolve; the peri-lesional tier contributes none at all. The near-absence of productive controls from the detection tier is a positive control on the assignment criterion, not a missing signal. For each eligible library the best-hit reference was taken from unique STAR primary alignments (MAPQ 255); 137 resolved to a confident low-coverage type spanning 42 types (those with ≥ 2 resolved calls shown), with genus from the complete PaVE lookup. These are low-coverage, non-productive detections: the type is confidently identified but genome coverage is below the assignment breadth, so they extend the descriptive type catalog without bearing on productivity. As in</w:t>
             </w:r>
             <w:r>
               <w:t xml:space="preserve"> </w:t>
@@ -18306,7 +18306,7 @@
               <w:pStyle w:val="ImageCaption"/>
             </w:pPr>
             <w:r>
-              <w:t xml:space="preserve">Table S8: E2 integrity in assembled papillomavirus contigs, and why it cannot detect integration. Contigs recovered from the Logan-wide papillomavirus catalogue</w:t>
+              <w:t xml:space="preserve">Table S8: E2 integrity in assembled papillomavirus contigs, and why it cannot detect integration. Contigs recovered from the Logan-wide papillomavirus catalog</w:t>
             </w:r>
             <w:r>
               <w:t xml:space="preserve"> </w:t>
@@ -18333,7 +18333,7 @@
               <w:t xml:space="preserve"> </w:t>
             </w:r>
             <w:r>
-              <w:t xml:space="preserve">against RefSeq papillomavirus open reading frames, and scored for whether E2 is present given that E1 is present. The comparison that matters is between the two right-hand columns and the two left-hand ones. Across all contigs, E2 recovery tracks assembly quality rather than biology: it is lowest in cervical CIN (79.3%) and cervical carcinoma (83.6%), which are also the arms with the shortest contigs, and highest in the vaginal and gut metagenomes, which assemble best. Once the question is restricted to near-complete contigs (≥7 kb), where E2 presence can actually be assessed, every category converges on 100%, and cervical carcinoma, in which integration and E2 disruption are the rule, returns 99.3% against 99.9% for skin. That convergence is not a biological result. An integrated genome cannot assemble across the virus-host junction, so conditioning on completeness selects episomal genomes in every category, and the statistic is structurally incapable of detecting the event it was built to detect. This table is reported because the inference is an inviting one to draw from a public contig catalogue, and because it bounds what the DNA axis can contribute: presence of a papillomavirus in such a catalogue is presence of a detectable L1, and carries no information about the state of the genome (Discussion).</w:t>
+              <w:t xml:space="preserve">against RefSeq papillomavirus open reading frames, and scored for whether E2 is present given that E1 is present. The comparison that matters is between the two right-hand columns and the two left-hand ones. Across all contigs, E2 recovery tracks assembly quality rather than biology: it is lowest in cervical CIN (79.3%) and cervical carcinoma (83.6%), which are also the arms with the shortest contigs, and highest in the vaginal and gut metagenomes, which assemble best. Once the question is restricted to near-complete contigs (≥7 kb), where E2 presence can actually be assessed, every category converges on 100%, and cervical carcinoma, in which integration and E2 disruption are the rule, returns 99.3% against 99.9% for skin. That convergence is not a biological result. An integrated genome cannot assemble across the virus-host junction, so conditioning on completeness selects episomal genomes in every category, and the statistic is structurally incapable of detecting the event it was built to detect. This table is reported because the inference is an inviting one to draw from a public contig catalog, and because it bounds what the DNA axis can contribute: presence of a papillomavirus in such a catalog is presence of a detectable L1, and carries no information about the state of the genome (Discussion).</w:t>
             </w:r>
           </w:p>
           <w:bookmarkEnd w:id="177"/>

--- a/manuscript/manuscript_short.docx
+++ b/manuscript/manuscript_short.docx
@@ -1636,7 +1636,7 @@
         <w:t xml:space="preserve">(Fujimoto et al. 2019)</w:t>
       </w:r>
       <w:r>
-        <w:t xml:space="preserve">. Because two prior series reached median depths of 35 and 66 million reads, shallow sequencing does not explain the negative results.Our study adds rigorous controls, a clear denominator, and a defined metric. While past work evaluated 11 to 345 specimens, we jointly analyze 406 cSCC/AK libraries and 7,800 unselected-skin libraries in one pipeline. This changes a simple absence report into a quantified case-control comparison with an effect size. Instead of only scoring viral presence or transcription, we measure productive replication against a calibrated baseline. We anchor this baseline using lesions with confirmed productive infection. We evaluate</w:t>
+        <w:t xml:space="preserve">. Because two prior series reached median depths of 35 and 66 million reads, shallow sequencing does not explain the negative results. Our study adds rigorous controls, a clear denominator, and a defined metric. While past work evaluated 11 to 345 specimens, we jointly analyze 406 cSCC/AK libraries and 7,800 unselected-skin libraries in one pipeline. This changes a simple absence report into a quantified case-control comparison with an effect size. Instead of only scoring viral presence or transcription, we measure productive replication against a calibrated baseline. We anchor this baseline using lesions with confirmed productive infection. We evaluate</w:t>
       </w:r>
       <w:r>
         <w:t xml:space="preserve"> </w:t>
@@ -1674,7 +1674,7 @@
         <w:t xml:space="preserve">(Rehm et al. 2022)</w:t>
       </w:r>
       <w:r>
-        <w:t xml:space="preserve">. Our data measure this exact axis and cannot separate the three.Son and colleagues found elevated beta-HPV activity in sun-exposed skin. This finding does not conflict with our quiet reservoir. Their study observed local activity in keratinocyte clones. Our study used whole biopsies without sorting for ultraviolet exposure. A wide biopsy average dilutes a small clonal signal.The same logic applies to the HPV8-driven expansion of Lrig1⁺ follicular stem cells in actinic keratosis</w:t>
+        <w:t xml:space="preserve">. Our data measure this exact axis and cannot separate the three. Son and colleagues found elevated beta-HPV activity in sun-exposed skin. This finding does not conflict with our quiet reservoir. Their study observed local activity in keratinocyte clones. Our study used whole biopsies without sorting for ultraviolet exposure. A wide biopsy average dilutes a small clonal signal. The same logic applies to the HPV8-driven expansion of Lrig1⁺ follicular stem cells in actinic keratosis</w:t>
       </w:r>
       <w:r>
         <w:t xml:space="preserve"> </w:t>
@@ -1683,7 +1683,7 @@
         <w:t xml:space="preserve">(Morgan et al. 2024)</w:t>
       </w:r>
       <w:r>
-        <w:t xml:space="preserve">. We agree on viral presence, as we recovered trace HPV from 62.5% of AK libraries. An E6-driven stem cell mechanism requires oncogene function, not capsid production. This matches our non-productive footprint.A randomized trial shows that the nine-valent vaccine reduces the burden of actinic keratosis</w:t>
+        <w:t xml:space="preserve">. We agree on viral presence, as we recovered trace HPV from 62.5% of AK libraries. An E6-driven stem cell mechanism requires oncogene function, not capsid production. This matches our non-productive footprint. A randomized trial shows that the nine-valent vaccine reduces the burden of actinic keratosis</w:t>
       </w:r>
       <w:r>
         <w:t xml:space="preserve"> </w:t>

--- a/manuscript/manuscript_short.docx
+++ b/manuscript/manuscript_short.docx
@@ -144,7 +144,7 @@
         <w:pStyle w:val="BodyText"/>
       </w:pPr>
       <w:r>
-        <w:t xml:space="preserve">The question matters because beta-HPV is a suspected cofactor in cSCC, particularly in organ-transplant recipients</w:t>
+        <w:t xml:space="preserve">The question matters because beta-HPV is a suspected cofactor in cutaneous squamous cell carcinoma (cSCC), particularly in organ-transplant recipients</w:t>
       </w:r>
       <w:r>
         <w:t xml:space="preserve"> </w:t>
@@ -972,7 +972,7 @@
         <w:pStyle w:val="FirstParagraph"/>
       </w:pPr>
       <w:r>
-        <w:t xml:space="preserve">Productive controls (warts, condyloma) reached the control-calibrated detection floor (13.2 RPM) in 93.2% of libraries, and EV biopsies in 80%, with median burdens of 5,408 and 229.6 RPM. Across 406 cSCC/AK libraries only 6 reached it (1.5%), median burden 0.012 RPM, six orders of magnitude lower (</w:t>
+        <w:t xml:space="preserve">Every library, including negatives, was scored as papillomavirus reads per million (RPM). Productive controls (warts, condyloma) reached the control-calibrated detection floor (13.2 RPM) in 93.2% of libraries, and EV biopsies in 80%, with median burdens of 5,408 and 229.6 RPM. Across 406 cSCC/AK libraries only 6 reached it (1.5%), median burden 0.012 RPM, six orders of magnitude lower (</w:t>
       </w:r>
       <w:hyperlink w:anchor="fig-rpm">
         <w:r>
@@ -1610,7 +1610,7 @@
         <w:pStyle w:val="FirstParagraph"/>
       </w:pPr>
       <w:r>
-        <w:t xml:space="preserve">By re-analyzing reads typically discarded by transcriptomic pipelines, we show that cutaneous HPV is active in warts and epidermodysplasia verruciformis (EV) and quiet in healthy skin. In cutaneous squamous cell carcinoma (cSCC) and actinic keratosis, it appears only as a trace amount, a presence that increased sequencing depth or improved library chemistry cannot turn into a productive infection.</w:t>
+        <w:t xml:space="preserve">By re-analyzing reads typically discarded by transcriptomic pipelines, we show that cutaneous HPV is active in warts and epidermodysplasia verruciformis (EV) and quiet in healthy skin. In cSCC and actinic keratosis, it appears only as a trace amount, a presence that increased sequencing depth or improved library chemistry cannot turn into a productive infection.</w:t>
       </w:r>
     </w:p>
     <w:p>
@@ -1735,7 +1735,7 @@
         <w:t xml:space="preserve">(Bzhalava et al. 2014)</w:t>
       </w:r>
       <w:r>
-        <w:t xml:space="preserve">. Ultimately, our figure reflects the actively transcribed portion of a widespread reservoir. DNA data confirms that the general reservoir differs from tumor-driving viruses: fewer than 5% of skin types match later cutaneous squamous cell carcinoma (cSCC)</w:t>
+        <w:t xml:space="preserve">. Ultimately, our figure reflects the actively transcribed portion of a widespread reservoir. DNA data confirms that the general reservoir differs from tumor-driving viruses: fewer than 5% of skin types match later cSCC</w:t>
       </w:r>
       <w:r>
         <w:t xml:space="preserve"> </w:t>
@@ -1967,7 +1967,7 @@
         <w:t xml:space="preserve"> </w:t>
       </w:r>
       <w:r>
-        <w:t xml:space="preserve">A reference was assigned when coverage breadth was at least 0.10 and mean depth at least 2. Every library, including negatives, was scored as papillomavirus reads per million (RPM). Productive infection required at least three L1 major-capsid reads, and a control-calibrated detection floor was set at the 5th-percentile RPM of non-cell-line productive controls (13.2 RPM).</w:t>
+        <w:t xml:space="preserve">A reference was assigned when coverage breadth was at least 0.10 and mean depth at least 2. Every library, including negatives, was scored as RPM, the depth-normalized burden used throughout. Productive infection required at least three L1 major-capsid reads, and a control-calibrated detection floor was set at the 5th-percentile RPM of non-cell-line productive controls (13.2 RPM).</w:t>
       </w:r>
     </w:p>
     <w:p>

--- a/manuscript/manuscript_short.docx
+++ b/manuscript/manuscript_short.docx
@@ -97,7 +97,7 @@
         <w:pStyle w:val="FirstParagraph"/>
       </w:pPr>
       <w:r>
-        <w:t xml:space="preserve">Cutaneous beta- and gamma-HPVs behave less like pathogens than like skin flora: acquired early, ubiquitous in healthy adults, and persisting as asymptomatic low-level infections</w:t>
+        <w:t xml:space="preserve">Cutaneous beta- and gamma-HPVs act more like normal skin flora than disease-causing pathogens. They are acquired early in life, are ubiquitous in healthy adults, and persist as quiet, low-level infections</w:t>
       </w:r>
       <w:r>
         <w:t xml:space="preserve"> </w:t>
@@ -106,7 +106,7 @@
         <w:t xml:space="preserve">(Antonsson et al. 2000; Doorbar 2023)</w:t>
       </w:r>
       <w:r>
-        <w:t xml:space="preserve">. At DNA level the reservoir is large and well mapped, with HPV in 61.3% of skin samples in shotgun metagenomics of healthy subjects</w:t>
+        <w:t xml:space="preserve">. At the DNA level, this viral reservoir is large and well-mapped. Shotgun metagenomics detected HPV in 61.3% of healthy skin samples</w:t>
       </w:r>
       <w:r>
         <w:t xml:space="preserve"> </w:t>
@@ -115,10 +115,7 @@
         <w:t xml:space="preserve">(Ma et al. 2014)</w:t>
       </w:r>
       <w:r>
-        <w:t xml:space="preserve"> </w:t>
-      </w:r>
-      <w:r>
-        <w:t xml:space="preserve">and beta-HPV in 92% of adults by skin swab</w:t>
+        <w:t xml:space="preserve">, while skin swabs found beta-HPV in 92% of adults</w:t>
       </w:r>
       <w:r>
         <w:t xml:space="preserve"> </w:t>
@@ -127,7 +124,7 @@
         <w:t xml:space="preserve">(Rollison, Schell, et al. 2019)</w:t>
       </w:r>
       <w:r>
-        <w:t xml:space="preserve">, across a diversity extending to 396 types, 229 of them previously unknown</w:t>
+        <w:t xml:space="preserve">. This viral community is incredibly diverse, spanning 396 distinct types, 229 of which were previously unknown</w:t>
       </w:r>
       <w:r>
         <w:t xml:space="preserve"> </w:t>
@@ -136,7 +133,7 @@
         <w:t xml:space="preserve">(Bzhalava et al. 2014)</w:t>
       </w:r>
       <w:r>
-        <w:t xml:space="preserve">. What these figures cannot say is whether any of that material is transcribed.</w:t>
+        <w:t xml:space="preserve">. However, these DNA figures alone cannot tell us whether any of this genetic material is actively transcribed.</w:t>
       </w:r>
     </w:p>
     <w:p>
@@ -144,7 +141,7 @@
         <w:pStyle w:val="BodyText"/>
       </w:pPr>
       <w:r>
-        <w:t xml:space="preserve">The question matters because beta-HPV is a suspected cofactor in cutaneous squamous cell carcinoma (cSCC), particularly in organ-transplant recipients</w:t>
+        <w:t xml:space="preserve">This question matters because beta-HPV is a suspected cofactor in cutaneous squamous cell carcinoma (cSCC), particularly in organ-transplant recipients</w:t>
       </w:r>
       <w:r>
         <w:t xml:space="preserve"> </w:t>
@@ -153,7 +150,7 @@
         <w:t xml:space="preserve">(Howley and Pfister 2015; Rollison, Viarisio, et al. 2019)</w:t>
       </w:r>
       <w:r>
-        <w:t xml:space="preserve">. Three accounts of its role are live and mutually compatible with the same data. Under</w:t>
+        <w:t xml:space="preserve">. Three distinct, mutually compatible theories explain this role using the same data. Under the</w:t>
       </w:r>
       <w:r>
         <w:t xml:space="preserve"> </w:t>
@@ -162,7 +159,10 @@
         <w:t xml:space="preserve">“hit-and-run”</w:t>
       </w:r>
       <w:r>
-        <w:t xml:space="preserve">, beta-HPV acts early with ultraviolet radiation and is dispensable once the tumour is established</w:t>
+        <w:t xml:space="preserve"> </w:t>
+      </w:r>
+      <w:r>
+        <w:t xml:space="preserve">model, beta-HPV works with ultraviolet radiation during early cancer development but becomes dispensable once the tumor forms</w:t>
       </w:r>
       <w:r>
         <w:t xml:space="preserve"> </w:t>
@@ -171,25 +171,16 @@
         <w:t xml:space="preserve">(Viarisio et al. 2018; Dorfer et al. 2021)</w:t>
       </w:r>
       <w:r>
-        <w:t xml:space="preserve">. Under the protective-immunity account, T-cell immunity to commensal papillomaviruses actively suppresses skin cancer, so viral loss reflects immune selection</w:t>
-      </w:r>
-      <w:r>
-        <w:t xml:space="preserve"> </w:t>
-      </w:r>
-      <w:r>
-        <w:t xml:space="preserve">(Strickley et al. 2019)</w:t>
-      </w:r>
-      <w:r>
-        <w:t xml:space="preserve">; that claim drew a formal exchange in the same journal</w:t>
-      </w:r>
-      <w:r>
-        <w:t xml:space="preserve"> </w:t>
-      </w:r>
-      <w:r>
-        <w:t xml:space="preserve">(Lambert et al. 2021; Strickley et al. 2021)</w:t>
-      </w:r>
-      <w:r>
-        <w:t xml:space="preserve">, and has since been extended to show papillomavirus colonization blocking mutant p53 clone expansion, with beta-HPV lost as those clones expand</w:t>
+        <w:t xml:space="preserve">. Alternatively, the protective-immunity theory suggests T-cell immunity to regular papillomaviruses actively suppresses skin cancer, meaning viral loss reflects immune selection</w:t>
+      </w:r>
+      <w:r>
+        <w:t xml:space="preserve"> </w:t>
+      </w:r>
+      <w:r>
+        <w:t xml:space="preserve">(Strickley et al. 2019, 2021; Lambert et al. 2021)</w:t>
+      </w:r>
+      <w:r>
+        <w:t xml:space="preserve">. This idea now includes evidence that viral colonization blocks mutant p53 clone expansion, with beta-HPV disappearing as those clones grow</w:t>
       </w:r>
       <w:r>
         <w:t xml:space="preserve"> </w:t>
@@ -198,7 +189,7 @@
         <w:t xml:space="preserve">(Son et al. 2025)</w:t>
       </w:r>
       <w:r>
-        <w:t xml:space="preserve">. A third account needs neither premise: the beta-HPV genome represses its own expression through E8^E2, and immortalization of keratinocytes requires that repressor to be inactivated</w:t>
+        <w:t xml:space="preserve">. A third theory requires neither premise, proposing that silence is simply the viral default because the beta-HPV genome uses E8^E2 to repress its own expression, and cell transformation requires inactivating this repressor</w:t>
       </w:r>
       <w:r>
         <w:t xml:space="preserve"> </w:t>
@@ -207,7 +198,7 @@
         <w:t xml:space="preserve">(Rehm et al. 2022)</w:t>
       </w:r>
       <w:r>
-        <w:t xml:space="preserve">, so quiescence may simply be the viral default. All three predict declining viral activity from healthy skin to carcinoma, which is why measuring that decline more precisely cannot separate them.</w:t>
+        <w:t xml:space="preserve">. Ultimately, all three models predict declining viral activity from healthy skin to carcinoma, which is why measuring that decline more precisely cannot separate them.</w:t>
       </w:r>
     </w:p>
     <w:p>
@@ -215,7 +206,19 @@
         <w:pStyle w:val="BodyText"/>
       </w:pPr>
       <w:r>
-        <w:t xml:space="preserve">Whether HPV is transcribed in cutaneous carcinoma has been asked directly, and the answers converge on no: in the original cSCC transcriptome study</w:t>
+        <w:t xml:space="preserve">Whether HPV is transcribed in cutaneous carcinoma has been studied directly, and the answers generally converge on</w:t>
+      </w:r>
+      <w:r>
+        <w:t xml:space="preserve"> </w:t>
+      </w:r>
+      <w:r>
+        <w:t xml:space="preserve">“no.”</w:t>
+      </w:r>
+      <w:r>
+        <w:t xml:space="preserve"> </w:t>
+      </w:r>
+      <w:r>
+        <w:t xml:space="preserve">The original cSCC transcriptome study found no viral transcription</w:t>
       </w:r>
       <w:r>
         <w:t xml:space="preserve"> </w:t>
@@ -224,7 +227,7 @@
         <w:t xml:space="preserve">(Arron et al. 2011)</w:t>
       </w:r>
       <w:r>
-        <w:t xml:space="preserve">, in 12 skin lesions at a median 66 million reads</w:t>
+        <w:t xml:space="preserve">. This was mirrored in a study of 12 skin lesions at a median of 66 million reads</w:t>
       </w:r>
       <w:r>
         <w:t xml:space="preserve"> </w:t>
@@ -233,7 +236,7 @@
         <w:t xml:space="preserve">(Hultin et al. 2019)</w:t>
       </w:r>
       <w:r>
-        <w:t xml:space="preserve">, in 345 post-transplant tumours at 35 million reads with transcription in 15</w:t>
+        <w:t xml:space="preserve">. Similarly, a study of 345 post-transplant tumors at 35 million reads found transcription in only 15 cases</w:t>
       </w:r>
       <w:r>
         <w:t xml:space="preserve"> </w:t>
@@ -242,7 +245,7 @@
         <w:t xml:space="preserve">(Arroyo Mühr, Hultin, and Dillner 2021)</w:t>
       </w:r>
       <w:r>
-        <w:t xml:space="preserve">, and in 23 risk-stratified biopsies with no expression against 64% DNA positivity</w:t>
+        <w:t xml:space="preserve">. Another study of 23 risk-stratified biopsies showed zero viral expression, despite a 64% DNA positivity rate</w:t>
       </w:r>
       <w:r>
         <w:t xml:space="preserve"> </w:t>
@@ -251,7 +254,7 @@
         <w:t xml:space="preserve">(Vandiver et al. 2021)</w:t>
       </w:r>
       <w:r>
-        <w:t xml:space="preserve">; E6/E7 mRNA in situ hybridization agrees, at 0.9% of 225 non-anogenital cutaneous SCC</w:t>
+        <w:t xml:space="preserve">. E6/E7 mRNA in situ hybridization supports these findings, showing expression in just 0.9% of 225 non-anogenital cutaneous SCCs</w:t>
       </w:r>
       <w:r>
         <w:t xml:space="preserve"> </w:t>
@@ -260,7 +263,7 @@
         <w:t xml:space="preserve">(Fujimoto et al. 2019)</w:t>
       </w:r>
       <w:r>
-        <w:t xml:space="preserve">. The literature is not unanimous, since in situ hybridization demonstrated EV-HPV transcripts in 4 of 11 PCR-positive transplant cSCC</w:t>
+        <w:t xml:space="preserve">. The literature is not entirely unanimous, however, as in situ hybridization previously demonstrated EV-HPV transcripts in 4 of 11 PCR-positive transplant cSCCs</w:t>
       </w:r>
       <w:r>
         <w:t xml:space="preserve"> </w:t>
@@ -269,7 +272,7 @@
         <w:t xml:space="preserve">(Purdie et al. 2005)</w:t>
       </w:r>
       <w:r>
-        <w:t xml:space="preserve">. What no study has had is a denominator: these series run from 11 to 345 specimens, four of five are lesion-only with no unselected-skin comparator, the largest is confined to formalin-fixed transplant material, and none scores productive replication.</w:t>
+        <w:t xml:space="preserve">. Critically, what these existing studies lack is a proper denominator. Sample sizes remain small, ranging from only 11 to 345 specimens. Furthermore, four out of five studies looked exclusively at lesions without an unselected-skin comparator. The largest study was limited to formalin-fixed transplant material, and none scored productive replication.</w:t>
       </w:r>
     </w:p>
     <w:p>
@@ -277,7 +280,7 @@
         <w:pStyle w:val="BodyText"/>
       </w:pPr>
       <w:r>
-        <w:t xml:space="preserve">Public archives can supply that denominator, since the non-human reads discarded by standard pipelines carry the signal</w:t>
+        <w:t xml:space="preserve">Public archives can supply that missing denominator. Standard pipelines discard non-human reads, but these discarded sequences carry the viral signal</w:t>
       </w:r>
       <w:r>
         <w:t xml:space="preserve"> </w:t>
@@ -286,7 +289,7 @@
         <w:t xml:space="preserve">(Edgar et al. 2022)</w:t>
       </w:r>
       <w:r>
-        <w:t xml:space="preserve">, an approach already applied to skin</w:t>
+        <w:t xml:space="preserve">. This approach has already been successfully applied to skin studies</w:t>
       </w:r>
       <w:r>
         <w:t xml:space="preserve"> </w:t>
@@ -295,7 +298,7 @@
         <w:t xml:space="preserve">(Leiendecker et al. 2023; Bhargava et al. 2025)</w:t>
       </w:r>
       <w:r>
-        <w:t xml:space="preserve">. It is also booby-trapped: HeLa-derived HPV18 contaminates archived data extensively</w:t>
+        <w:t xml:space="preserve">. However, the method is booby-trapped. HeLa-derived HPV18 contaminates archived data extensively</w:t>
       </w:r>
       <w:r>
         <w:t xml:space="preserve"> </w:t>
@@ -304,7 +307,7 @@
         <w:t xml:space="preserve">(Cantalupo, Katz, and Pipas 2015; Kazemian et al. 2015; Adey et al. 2013)</w:t>
       </w:r>
       <w:r>
-        <w:t xml:space="preserve">, and depth and library chemistry both bound what any survey can detect. Here we re-mine public human RNA-seq across the skin spectrum, asking at what rate cutaneous HPV is transcribed, which types are present, and whether the infection is productive.</w:t>
+        <w:t xml:space="preserve">. Additionally, sequencing depth and library chemistry both limit what any survey can reliably detect. Here, we re-mine public human RNA-seq data across the entire skin spectrum. We ask at what rate cutaneous HPV is transcribed, which specific types are present, and whether the infection is productive.</w:t>
       </w:r>
     </w:p>
     <w:bookmarkEnd w:id="21"/>

--- a/manuscript/manuscript_short.docx
+++ b/manuscript/manuscript_short.docx
@@ -6486,7 +6486,7 @@
             <w:r>
               <w:drawing>
                 <wp:inline>
-                  <wp:extent cx="5943600" cy="2729653"/>
+                  <wp:extent cx="5943600" cy="2993813"/>
                   <wp:effectExtent b="0" l="0" r="0" t="0"/>
                   <wp:docPr descr="" title="" id="167" name="Picture"/>
                   <a:graphic>
@@ -6507,7 +6507,7 @@
                         <pic:spPr bwMode="auto">
                           <a:xfrm>
                             <a:off x="0" y="0"/>
-                            <a:ext cx="5943600" cy="2729653"/>
+                            <a:ext cx="5943600" cy="2993813"/>
                           </a:xfrm>
                           <a:prstGeom prst="rect">
                             <a:avLst/>

--- a/manuscript/manuscript_short.docx
+++ b/manuscript/manuscript_short.docx
@@ -311,7 +311,7 @@
       </w:r>
     </w:p>
     <w:bookmarkEnd w:id="21"/>
-    <w:bookmarkStart w:id="42" w:name="results"/>
+    <w:bookmarkStart w:id="47" w:name="results"/>
     <w:p>
       <w:pPr>
         <w:pStyle w:val="Heading2"/>
@@ -924,7 +924,7 @@
               <w:t xml:space="preserve">A</w:t>
             </w:r>
             <w:r>
-              <w:t xml:space="preserve">) E1:E2 transcript ratio by tier, log</w:t>
+              <w:t xml:space="preserve">) E1:E2 transcript ratio by group, log</w:t>
             </w:r>
             <w:r>
               <w:rPr>
@@ -1077,7 +1077,7 @@
               <w:pStyle w:val="ImageCaption"/>
             </w:pPr>
             <w:r>
-              <w:t xml:space="preserve">Figure 2: Depth-normalized HPV transcript burden by population tier. Each point is one screened library, scored as papillomavirus reads per million; boxes show median and interquartile range and the</w:t>
+              <w:t xml:space="preserve">Figure 2: Depth-normalized HPV transcript burden by sample group. Each point is one screened library, scored as papillomavirus reads per million; boxes show median and interquartile range and the</w:t>
             </w:r>
             <w:r>
               <w:t xml:space="preserve"> </w:t>
@@ -1099,7 +1099,7 @@
               <w:t xml:space="preserve">10</w:t>
             </w:r>
             <w:r>
-              <w:t xml:space="preserve">-scaled. The dashed red line is the control-calibrated detection floor (13.2 RPM, the 5th percentile of non-cell-line productive controls). Productive controls, EV biopsies and peri-lesional mucosa lie far above it, whereas cutaneous neoplasia and unselected skin sit near zero despite neoplasia being sequenced almost four times more deeply than the productive controls (median 45.2M vs 12.2M reads). Tier assignment is by metadata precedence with curated corrections.</w:t>
+              <w:t xml:space="preserve">-scaled. The dashed red line is the control-calibrated detection floor (13.2 RPM, the 5th percentile of non-cell-line productive controls). Productive controls and EV biopsies lie far above it, whereas cutaneous neoplasia and unselected skin sit near zero despite neoplasia being sequenced almost four times more deeply than the productive controls (median 45.2M vs 12.2M reads). Group assignment is by metadata precedence with curated corrections.</w:t>
             </w:r>
           </w:p>
           <w:bookmarkEnd w:id="31"/>
@@ -1127,7 +1127,7 @@
         <w:t xml:space="preserve"> </w:t>
       </w:r>
       <w:r>
-        <w:t xml:space="preserve">= 5.1×10⁻¹⁴⁴) without raising the odds of reaching the floor, either across tiers (OR 1.5,</w:t>
+        <w:t xml:space="preserve">= 5.1×10⁻¹⁴⁴) without raising the odds of reaching the floor, either across groups (OR 1.5,</w:t>
       </w:r>
       <w:r>
         <w:t xml:space="preserve"> </w:t>
@@ -1178,7 +1178,7 @@
         <w:pStyle w:val="BodyText"/>
       </w:pPr>
       <w:r>
-        <w:t xml:space="preserve">Nor is it library chemistry, the other bound on viral recovery. Chemistry was resolved for 6,751 libraries (62.2%) from SRA metadata and construction-protocol text, and its imbalance runs against the negative result: neoplasia is rRNA-depleted in 22.9% of libraries against 7.2% of unselected skin (</w:t>
+        <w:t xml:space="preserve">Nor is it library chemistry, the other bound on viral recovery. Chemistry was resolved for 6,736 libraries (62.2%) from SRA metadata and construction-protocol text, and its imbalance runs against the negative result: neoplasia is rRNA-depleted in 22.9% of libraries against 7.2% of unselected skin (</w:t>
       </w:r>
       <w:hyperlink w:anchor="supptbl-chem">
         <w:r>
@@ -1189,7 +1189,7 @@
         </w:r>
       </w:hyperlink>
       <w:r>
-        <w:t xml:space="preserve">), while the productive controls contain none. Adjusting for depth and tier, rRNA-depleted libraries were no likelier than poly-A to carry an HPV read (OR 1.0, 95% CI 0.8–1.2), and among the 657 rRNA-depleted libraries alone, not one in either tier reached the productive floor.</w:t>
+        <w:t xml:space="preserve">), while the productive controls contain none. Adjusting for depth and group, rRNA-depleted libraries were no likelier than poly-A to carry an HPV read (OR 1.0, 95% CI 0.8–1.2), and among the 657 rRNA-depleted libraries alone, not one in either group reached the productive floor.</w:t>
       </w:r>
     </w:p>
     <w:p>
@@ -1237,7 +1237,18 @@
         <w:pStyle w:val="BodyText"/>
       </w:pPr>
       <w:r>
-        <w:t xml:space="preserve">Tissue that cannot host the virus fixes the meaning of that trace. Cutaneous adipose, blood and neural material offer no permissive compartment, yet the 334 such libraries carried a trace HPV read at 28.7%, indistinguishable from the 28% of unselected skin, and not one yielded an assignable type. The background trace rate is the assay’s floor, reproduced where infection is impossible. Unselected skin, once peri-lesional and EV material swept in by the targeted queries is reassigned, forms an almost clean null: 0.1% of 7,800 libraries reach the floor. All principal contrasts were refitted as Bayesian logistic regressions under weakly-informative priors, with concordant results (</w:t>
+        <w:t xml:space="preserve">Tissue that cannot host the virus fixes the meaning of that trace. Cutaneous adipose, blood and neural material offer no permissive compartment, yet the 334 such libraries carried a trace HPV read at 28.7%, indistinguishable from the 28% of unselected skin, and not one yielded an assignable type. The background trace rate is the assay’s floor, reproduced where infection is impossible. Decomposing the below-floor libraries by gene puts a mechanism under that floor: 63% of the 230 below-floor skin and neoplasia libraries carry no reads on any HPV gene, and only 13% reach the productive threshold, against 91% of productive controls (</w:t>
+      </w:r>
+      <w:hyperlink w:anchor="suppfig-trace">
+        <w:r>
+          <w:rPr>
+            <w:rStyle w:val="Hyperlink"/>
+          </w:rPr>
+          <w:t xml:space="preserve">Figure S2</w:t>
+        </w:r>
+      </w:hyperlink>
+      <w:r>
+        <w:t xml:space="preserve">). Unselected skin, once EV material swept in by the targeted queries is reassigned, forms an almost clean null: 0.1% of 7,800 libraries reach the floor. All principal contrasts were refitted as Bayesian logistic regressions under weakly-informative priors, with concordant results (</w:t>
       </w:r>
       <w:hyperlink w:anchor="supptbl-bayes">
         <w:r>
@@ -1267,7 +1278,7 @@
         </w:r>
       </w:hyperlink>
       <w:r>
-        <w:t xml:space="preserve">). Productive tiers run the complete viral program, capsid genes included (L1 in 90% of productive controls, 95.5% of EV). Skin and neoplasia are not a truncated program but a uniformly faint one, low across all six frames alike (unselected skin 10.3% for E6, 18.6% for L1). Cell lines are the third shape: E6 and E7 in 90.4% and 93.4% against E2 in 33.8% and L2 in 10.6%. In composition, productive controls place 34.9% of viral reads on late genes against 6.4% on the oncogenes; cell lines invert this exactly.</w:t>
+        <w:t xml:space="preserve">). Productive groups run the complete viral program, capsid genes included (L1 in 90% of productive controls, 95.5% of EV). Skin and neoplasia are not a truncated program but a uniformly faint one, low across all six frames alike (unselected skin 10.3% for E6, 18.6% for L1). Cell lines are the third shape: E6 and E7 in 90.4% and 93.4% against E2 in 33.8% and L2 in 10.6%. In composition, productive controls place 34.9% of viral reads on late genes against 6.4% on the oncogenes; cell lines invert this exactly.</w:t>
       </w:r>
     </w:p>
     <w:tbl>
@@ -1342,7 +1353,7 @@
               <w:pStyle w:val="ImageCaption"/>
             </w:pPr>
             <w:r>
-              <w:t xml:space="preserve">Figure 3: The viral transcriptional program by population tier. All panels are conditional on HPV positivity and successful typing, so none is a prevalence statement; tier</w:t>
+              <w:t xml:space="preserve">Figure 3: The viral transcriptional program by sample group. All panels are conditional on HPV positivity and successful typing, so none is a prevalence statement; group</w:t>
             </w:r>
             <w:r>
               <w:t xml:space="preserve"> </w:t>
@@ -1368,7 +1379,7 @@
               <w:t xml:space="preserve">A</w:t>
             </w:r>
             <w:r>
-              <w:t xml:space="preserve">) Percentage of a tier’s libraries carrying at least one read on each open reading frame, as a Beta-Binomial posterior mean. Productive tiers transcribe the whole genome including the capsid genes, skin and neoplasia are uniformly low across all frames, and cultured material retains the oncogenes while losing E2 and the late genes. (</w:t>
+              <w:t xml:space="preserve">) Percentage of a group’s libraries carrying at least one read on each open reading frame, as a Beta-Binomial posterior mean. Productive groups transcribe the whole genome including the capsid genes, skin and neoplasia are uniformly low across all frames, and cultured material retains the oncogenes while losing E2 and the late genes. (</w:t>
             </w:r>
             <w:r>
               <w:rPr>
@@ -1500,7 +1511,7 @@
           <w:rPr>
             <w:rStyle w:val="Hyperlink"/>
           </w:rPr>
-          <w:t xml:space="preserve">Figure S2</w:t>
+          <w:t xml:space="preserve">Figure S3</w:t>
         </w:r>
       </w:hyperlink>
       <w:r>
@@ -1590,7 +1601,20 @@
               <w:pStyle w:val="ImageCaption"/>
             </w:pPr>
             <w:r>
-              <w:t xml:space="preserve">Figure 4: HPV genus prevalence by population tier. The assigned-type catalog, the detection-tier trace catalog, and their union, collapsed from HPV type to genus, with a library contributing to at most one row. High-risk mucosal alpha types concentrate in cultured and engineered material, the cutaneous beta and gamma genera dominate healthy skin and EV, and productive controls carry the wart-associated alpha and mu types. The trace tier is where the healthy-skin beta/gamma reservoir becomes visible, most of it falling below the criterion for a type assignment.</w:t>
+              <w:t xml:space="preserve">Figure 4: HPV genus prevalence by sample group. The assigned-type catalog, the detection-level trace catalog, and their union, collapsed from HPV type to genus, with a library contributing to at most one row. Each point is the percentage of that sample group’s libraries in which the genus was detected, as a Beta-Binomial posterior mean under a Beta(0.5, 0.5) prior, and the bar through it is the 95% credible interval; the number above each point is the count of libraries detected. Gray crosses mark a genus never detected in that group, drawn at the axis floor because the</w:t>
+            </w:r>
+            <w:r>
+              <w:t xml:space="preserve"> </w:t>
+            </w:r>
+            <w:r>
+              <w:rPr>
+                <w:i/>
+                <w:iCs/>
+              </w:rPr>
+              <w:t xml:space="preserve">y</w:t>
+            </w:r>
+            <w:r>
+              <w:t xml:space="preserve">-axis is log-scaled and its lowest tick, labeled 0, is a placeholder for zero. High-risk mucosal alpha types concentrate in cultured and engineered material, the cutaneous beta and gamma genera dominate healthy skin and EV, and productive controls carry the wart-associated alpha and mu types. The trace level is where the healthy-skin beta/gamma reservoir becomes visible, most of it falling below the criterion for a type assignment.</w:t>
             </w:r>
           </w:p>
           <w:bookmarkEnd w:id="40"/>
@@ -1598,8 +1622,240 @@
       </w:tr>
     </w:tbl>
     <w:bookmarkEnd w:id="41"/>
-    <w:bookmarkEnd w:id="42"/>
-    <w:bookmarkStart w:id="43" w:name="discussion"/>
+    <w:bookmarkStart w:id="46" w:name="X319f9cefb35454de48114c91b33e0ec833bb09f"/>
+    <w:p>
+      <w:pPr>
+        <w:pStyle w:val="Heading3"/>
+      </w:pPr>
+      <w:r>
+        <w:t xml:space="preserve">The reservoir is independently present in public skin DNA</w:t>
+      </w:r>
+    </w:p>
+    <w:p>
+      <w:pPr>
+        <w:pStyle w:val="FirstParagraph"/>
+      </w:pPr>
+      <w:r>
+        <w:t xml:space="preserve">Silence is only informative against a reservoir known to exist, so we re-tabulated a petabase-scale papillomavirus catalog of public metagenome assemblies</w:t>
+      </w:r>
+      <w:r>
+        <w:t xml:space="preserve"> </w:t>
+      </w:r>
+      <w:r>
+        <w:t xml:space="preserve">(J. Y. Q. Shen et al. 2026; Chikhi et al. 2024)</w:t>
+      </w:r>
+      <w:r>
+        <w:t xml:space="preserve"> </w:t>
+      </w:r>
+      <w:r>
+        <w:t xml:space="preserve">by body site (Methods). Skin metagenomes contribute 1,735 HPV-positive libraries with a cutaneous commensal composition (beta 57.9%, gamma 40.7%, alpha 7.4%), while the same procedure returns the mucosal niche for vaginal metagenomes (alpha 84.5%), so the read-out is not assembly noise (</w:t>
+      </w:r>
+      <w:hyperlink w:anchor="suppfig-reservoir-gut">
+        <w:r>
+          <w:rPr>
+            <w:rStyle w:val="Hyperlink"/>
+          </w:rPr>
+          <w:t xml:space="preserve">Figure S4</w:t>
+        </w:r>
+      </w:hyperlink>
+      <w:r>
+        <w:t xml:space="preserve">). The 14 commonest reservoir types are beta and gamma but for HPV2, and our detection level sees them only as a trace: across our 7,800 unselected-skin libraries they account for 0 assigned and 9 trace detections (</w:t>
+      </w:r>
+      <w:hyperlink w:anchor="fig-reservoir">
+        <w:r>
+          <w:rPr>
+            <w:rStyle w:val="Hyperlink"/>
+          </w:rPr>
+          <w:t xml:space="preserve">Figure 5</w:t>
+        </w:r>
+      </w:hyperlink>
+      <w:r>
+        <w:t xml:space="preserve"> </w:t>
+      </w:r>
+      <w:r>
+        <w:t xml:space="preserve">A). Across all 130 types the disagreement is general: 102 of the 115 types present in the reservoir are productive in no library here, and HPV2 alone is both abundant in skin DNA and productive in our RNA (</w:t>
+      </w:r>
+      <w:hyperlink w:anchor="fig-reservoir">
+        <w:r>
+          <w:rPr>
+            <w:rStyle w:val="Hyperlink"/>
+          </w:rPr>
+          <w:t xml:space="preserve">Figure 5</w:t>
+        </w:r>
+      </w:hyperlink>
+      <w:r>
+        <w:t xml:space="preserve"> </w:t>
+      </w:r>
+      <w:r>
+        <w:t xml:space="preserve">B). HPV8, the beta type most often named as the cutaneous carcinoma candidate in serological and DNA studies, is the sharpest case: it is the eighth commonest type in the reservoir, carried by 63 of the 1,735 HPV-positive skin DNA libraries, yet it appears in 0 of the 10,834 RNA libraries screened here, at any level and whether assigned or trace.</w:t>
+      </w:r>
+    </w:p>
+    <w:tbl>
+      <w:tblPr>
+        <w:tblStyle w:val="Table"/>
+        <w:tblW w:type="pct" w:w="5000"/>
+        <w:tblLayout w:type="fixed"/>
+        <w:tblLook w:firstRow="0" w:lastRow="0" w:firstColumn="0" w:lastColumn="0" w:noHBand="0" w:noVBand="0" w:val="0000"/>
+      </w:tblPr>
+      <w:tblGrid>
+        <w:gridCol w:w="7920"/>
+      </w:tblGrid>
+      <w:tr>
+        <w:tc>
+          <w:tcPr/>
+          <w:bookmarkStart w:id="45" w:name="fig-reservoir"/>
+          <w:p>
+            <w:pPr>
+              <w:pStyle w:val="Compact"/>
+              <w:jc w:val="center"/>
+            </w:pPr>
+            <w:r>
+              <w:drawing>
+                <wp:inline>
+                  <wp:extent cx="5943600" cy="2601032"/>
+                  <wp:effectExtent b="0" l="0" r="0" t="0"/>
+                  <wp:docPr descr="" title="" id="43" name="Picture"/>
+                  <a:graphic>
+                    <a:graphicData uri="http://schemas.openxmlformats.org/drawingml/2006/picture">
+                      <pic:pic>
+                        <pic:nvPicPr>
+                          <pic:cNvPr descr="figure5.png" id="44" name="Picture"/>
+                          <pic:cNvPicPr>
+                            <a:picLocks noChangeArrowheads="1" noChangeAspect="1"/>
+                          </pic:cNvPicPr>
+                        </pic:nvPicPr>
+                        <pic:blipFill>
+                          <a:blip r:embed="rId42"/>
+                          <a:stretch>
+                            <a:fillRect/>
+                          </a:stretch>
+                        </pic:blipFill>
+                        <pic:spPr bwMode="auto">
+                          <a:xfrm>
+                            <a:off x="0" y="0"/>
+                            <a:ext cx="5943600" cy="2601032"/>
+                          </a:xfrm>
+                          <a:prstGeom prst="rect">
+                            <a:avLst/>
+                          </a:prstGeom>
+                          <a:noFill/>
+                          <a:ln w="9525">
+                            <a:noFill/>
+                            <a:headEnd/>
+                            <a:tailEnd/>
+                          </a:ln>
+                        </pic:spPr>
+                      </pic:pic>
+                    </a:graphicData>
+                  </a:graphic>
+                </wp:inline>
+              </w:drawing>
+            </w:r>
+          </w:p>
+          <w:p>
+            <w:pPr>
+              <w:jc w:val="center"/>
+            </w:pPr>
+            <w:pPr>
+              <w:jc w:val="start"/>
+              <w:spacing w:before="200"/>
+              <w:pStyle w:val="ImageCaption"/>
+            </w:pPr>
+            <w:r>
+              <w:t xml:space="preserve">Figure 5: The skin HPV DNA reservoir against its transcriptional silence. Re-tabulation of a Logan-wide papillomavirus catalog</w:t>
+            </w:r>
+            <w:r>
+              <w:t xml:space="preserve"> </w:t>
+            </w:r>
+            <w:r>
+              <w:t xml:space="preserve">(J. Y. Q. Shen et al. 2026)</w:t>
+            </w:r>
+            <w:r>
+              <w:t xml:space="preserve"> </w:t>
+            </w:r>
+            <w:r>
+              <w:t xml:space="preserve">by body site (Methods), restricted to skin; the body-site comparison that validates the read-out is</w:t>
+            </w:r>
+            <w:r>
+              <w:t xml:space="preserve"> </w:t>
+            </w:r>
+            <w:hyperlink w:anchor="suppfig-reservoir-gut">
+              <w:r>
+                <w:rPr>
+                  <w:rStyle w:val="Hyperlink"/>
+                </w:rPr>
+                <w:t xml:space="preserve">Figure S4</w:t>
+              </w:r>
+            </w:hyperlink>
+            <w:r>
+              <w:t xml:space="preserve">. (</w:t>
+            </w:r>
+            <w:r>
+              <w:rPr>
+                <w:b/>
+                <w:bCs/>
+              </w:rPr>
+              <w:t xml:space="preserve">A</w:t>
+            </w:r>
+            <w:r>
+              <w:t xml:space="preserve">) The 14 commonest types in the skin reservoir, as a percentage of the 1,735 HPV-positive skin DNA libraries. HPV2 is the only alpha type among them. A co-infected library contributes to more than one genus, so this is composition, not prevalence. The two cells beside each bar are that type’s assigned and detection-level counts among the 7,800 unselected-skin RNA libraries here, shaded only where non-zero; the assigned column is empty throughout. (</w:t>
+            </w:r>
+            <w:r>
+              <w:rPr>
+                <w:b/>
+                <w:bCs/>
+              </w:rPr>
+              <w:t xml:space="preserve">B</w:t>
+            </w:r>
+            <w:r>
+              <w:t xml:space="preserve">) All 130 types resolved in either modality: skin DNA libraries carrying the type against libraries transcribing it productively (warts and EV), log</w:t>
+            </w:r>
+            <w:r>
+              <w:rPr>
+                <w:vertAlign w:val="subscript"/>
+              </w:rPr>
+              <w:t xml:space="preserve">10</w:t>
+            </w:r>
+            <w:r>
+              <w:t xml:space="preserve">(</w:t>
+            </w:r>
+            <w:r>
+              <w:rPr>
+                <w:i/>
+                <w:iCs/>
+              </w:rPr>
+              <w:t xml:space="preserve">n</w:t>
+            </w:r>
+            <w:r>
+              <w:t xml:space="preserve"> </w:t>
+            </w:r>
+            <w:r>
+              <w:t xml:space="preserve">+ 1), jittered. The shaded corner is abundant</w:t>
+            </w:r>
+            <w:r>
+              <w:t xml:space="preserve"> </w:t>
+            </w:r>
+            <w:r>
+              <w:rPr>
+                <w:i/>
+                <w:iCs/>
+              </w:rPr>
+              <w:t xml:space="preserve">and</w:t>
+            </w:r>
+            <w:r>
+              <w:t xml:space="preserve"> </w:t>
+            </w:r>
+            <w:r>
+              <w:t xml:space="preserve">productive, the conjunction the reservoir-to-disease inference assumes; HPV2 is its only occupant. The reservoir is present in DNA and near-absent from the assigned RNA catalog.</w:t>
+            </w:r>
+          </w:p>
+          <w:bookmarkEnd w:id="45"/>
+        </w:tc>
+      </w:tr>
+    </w:tbl>
+    <w:bookmarkEnd w:id="46"/>
+    <w:bookmarkEnd w:id="47"/>
+    <w:bookmarkStart w:id="48" w:name="discussion"/>
     <w:p>
       <w:pPr>
         <w:pStyle w:val="Heading2"/>
@@ -1868,8 +2124,8 @@
         <w:t xml:space="preserve">, the critical next step is applying this technology at a cohort scale across the actinic-keratosis-to-carcinoma transition.</w:t>
       </w:r>
     </w:p>
-    <w:bookmarkEnd w:id="43"/>
-    <w:bookmarkStart w:id="44" w:name="materials-and-methods"/>
+    <w:bookmarkEnd w:id="48"/>
+    <w:bookmarkStart w:id="49" w:name="materials-and-methods"/>
     <w:p>
       <w:pPr>
         <w:pStyle w:val="Heading2"/>
@@ -1919,7 +2175,7 @@
         <w:t xml:space="preserve"> </w:t>
       </w:r>
       <w:r>
-        <w:t xml:space="preserve">Public human RNA-seq runs were discovered through NCBI Entrez and assembled into a case/control design spanning productive controls (warts, condyloma), epidermodysplasia verruciformis, cutaneous neoplasia (cSCC, actinic keratosis), an unselected-skin null, and cell-line, engineered and non-permissive-tissue comparators. Tier assignment read curated SRA metadata, with a small override table correcting studies whose submitted metadata is absent or misleading. 11,556 libraries were screened.</w:t>
+        <w:t xml:space="preserve">Public human RNA-seq runs were discovered through NCBI Entrez and assembled into a case/control design spanning productive controls (warts, condyloma), epidermodysplasia verruciformis, cutaneous neoplasia (cSCC, actinic keratosis), an unselected-skin null, and cell-line, engineered and non-permissive-tissue comparators. Group assignment read curated SRA metadata, with a small override table correcting studies whose submitted metadata is absent or misleading. 11,556 libraries were screened.</w:t>
       </w:r>
     </w:p>
     <w:p>
@@ -1952,7 +2208,7 @@
         <w:t xml:space="preserve"> </w:t>
       </w:r>
       <w:r>
-        <w:t xml:space="preserve">was run without a spot limit. This matters because reads deposited from a coordinate-sorted alignment emerge from the SRA in reference order, placing unmapped, and therefore viral, reads at the end of the run. Reads reaching the screen were a median 98.6% of the SRA-reported spot count, with per-tier medians spanning 95.8% to 100%, so no tier was read less completely than another.</w:t>
+        <w:t xml:space="preserve">was run without a spot limit. This matters because reads deposited from a coordinate-sorted alignment emerge from the SRA in reference order, placing unmapped, and therefore viral, reads at the end of the run. Reads reaching the screen were a median 98.6% of the SRA-reported spot count, with per-group medians spanning 95.8% to 99.5%, so no group was read less completely than another.</w:t>
       </w:r>
     </w:p>
     <w:p>
@@ -2018,8 +2274,8 @@
         <w:t xml:space="preserve">and, where that field is generic, from library-construction protocol text, resolving 62.2% of libraries. Integration was read from the E1:E2 transcript ratio and validated against virus-host junctions and an independent graded cervical series. Logistic regressions and Fisher exact tests were fitted in R, with Wilson intervals for proportions and a Bayesian re-analysis under weakly-informative priors as a robustness check.</w:t>
       </w:r>
     </w:p>
-    <w:bookmarkEnd w:id="44"/>
-    <w:bookmarkStart w:id="47" w:name="data-availability-statement"/>
+    <w:bookmarkEnd w:id="49"/>
+    <w:bookmarkStart w:id="52" w:name="data-availability-statement"/>
     <w:p>
       <w:pPr>
         <w:pStyle w:val="Heading2"/>
@@ -2038,7 +2294,7 @@
       <w:r>
         <w:t xml:space="preserve"> </w:t>
       </w:r>
-      <w:hyperlink r:id="rId45">
+      <w:hyperlink r:id="rId50">
         <w:r>
           <w:rPr>
             <w:rStyle w:val="Hyperlink"/>
@@ -2052,7 +2308,7 @@
       <w:r>
         <w:t xml:space="preserve"> </w:t>
       </w:r>
-      <w:hyperlink r:id="rId46">
+      <w:hyperlink r:id="rId51">
         <w:r>
           <w:rPr>
             <w:rStyle w:val="Hyperlink"/>
@@ -2064,8 +2320,8 @@
         <w:t xml:space="preserve">) and NCBI RefSeq. No new sequencing data were generated.</w:t>
       </w:r>
     </w:p>
-    <w:bookmarkEnd w:id="47"/>
-    <w:bookmarkStart w:id="48" w:name="orcids"/>
+    <w:bookmarkEnd w:id="52"/>
+    <w:bookmarkStart w:id="53" w:name="orcids"/>
     <w:p>
       <w:pPr>
         <w:pStyle w:val="Heading2"/>
@@ -2082,8 +2338,8 @@
         <w:t xml:space="preserve">[To be completed: ORCiD for each author.]</w:t>
       </w:r>
     </w:p>
-    <w:bookmarkEnd w:id="48"/>
-    <w:bookmarkStart w:id="49" w:name="conflict-of-interest"/>
+    <w:bookmarkEnd w:id="53"/>
+    <w:bookmarkStart w:id="54" w:name="conflict-of-interest"/>
     <w:p>
       <w:pPr>
         <w:pStyle w:val="Heading2"/>
@@ -2109,8 +2365,8 @@
         <w:t xml:space="preserve">]</w:t>
       </w:r>
     </w:p>
-    <w:bookmarkEnd w:id="49"/>
-    <w:bookmarkStart w:id="50" w:name="acknowledgements"/>
+    <w:bookmarkEnd w:id="54"/>
+    <w:bookmarkStart w:id="55" w:name="acknowledgements"/>
     <w:p>
       <w:pPr>
         <w:pStyle w:val="Heading2"/>
@@ -2143,8 +2399,8 @@
         <w:t xml:space="preserve">The computations were performed on the High Performance Computing Center of the University of Tartu. We thank the submitting investigators of the studies re-analyzed here, whose deposition of raw sequencing data to public archives made this work possible.</w:t>
       </w:r>
     </w:p>
-    <w:bookmarkEnd w:id="50"/>
-    <w:bookmarkStart w:id="51" w:name="author-contributions-statement"/>
+    <w:bookmarkEnd w:id="55"/>
+    <w:bookmarkStart w:id="56" w:name="author-contributions-statement"/>
     <w:p>
       <w:pPr>
         <w:pStyle w:val="Heading2"/>
@@ -2161,8 +2417,8 @@
         <w:t xml:space="preserve">[To be completed, CRediT-compliant.] Conceptualization: ; Data Curation: ; Formal Analysis: ; Funding Acquisition: ; Investigation: ; Methodology: ; Project Administration: ; Resources: ; Software: ; Supervision: ; Validation: ; Visualization: ; Writing - Original Draft Preparation: ; Writing - Review and Editing: .</w:t>
       </w:r>
     </w:p>
-    <w:bookmarkEnd w:id="51"/>
-    <w:bookmarkStart w:id="146" w:name="references"/>
+    <w:bookmarkEnd w:id="56"/>
+    <w:bookmarkStart w:id="153" w:name="references"/>
     <w:p>
       <w:pPr>
         <w:pStyle w:val="Heading2"/>
@@ -2171,8 +2427,8 @@
         <w:t xml:space="preserve">References</w:t>
       </w:r>
     </w:p>
-    <w:bookmarkStart w:id="145" w:name="refs"/>
-    <w:bookmarkStart w:id="53" w:name="ref-adey2013"/>
+    <w:bookmarkStart w:id="152" w:name="refs"/>
+    <w:bookmarkStart w:id="58" w:name="ref-adey2013"/>
     <w:p>
       <w:pPr>
         <w:pStyle w:val="Bibliography"/>
@@ -2217,7 +2473,7 @@
       <w:r>
         <w:t xml:space="preserve"> </w:t>
       </w:r>
-      <w:hyperlink r:id="rId52">
+      <w:hyperlink r:id="rId57">
         <w:r>
           <w:rPr>
             <w:rStyle w:val="Hyperlink"/>
@@ -2229,8 +2485,8 @@
         <w:t xml:space="preserve">.</w:t>
       </w:r>
     </w:p>
-    <w:bookmarkEnd w:id="53"/>
-    <w:bookmarkStart w:id="55" w:name="ref-antonsson2000"/>
+    <w:bookmarkEnd w:id="58"/>
+    <w:bookmarkStart w:id="60" w:name="ref-antonsson2000"/>
     <w:p>
       <w:pPr>
         <w:pStyle w:val="Bibliography"/>
@@ -2263,7 +2519,7 @@
       <w:r>
         <w:t xml:space="preserve"> </w:t>
       </w:r>
-      <w:hyperlink r:id="rId54">
+      <w:hyperlink r:id="rId59">
         <w:r>
           <w:rPr>
             <w:rStyle w:val="Hyperlink"/>
@@ -2275,8 +2531,8 @@
         <w:t xml:space="preserve">.</w:t>
       </w:r>
     </w:p>
-    <w:bookmarkEnd w:id="55"/>
-    <w:bookmarkStart w:id="57" w:name="ref-arron2011"/>
+    <w:bookmarkEnd w:id="60"/>
+    <w:bookmarkStart w:id="62" w:name="ref-arron2011"/>
     <w:p>
       <w:pPr>
         <w:pStyle w:val="Bibliography"/>
@@ -2309,7 +2565,7 @@
       <w:r>
         <w:t xml:space="preserve"> </w:t>
       </w:r>
-      <w:hyperlink r:id="rId56">
+      <w:hyperlink r:id="rId61">
         <w:r>
           <w:rPr>
             <w:rStyle w:val="Hyperlink"/>
@@ -2321,8 +2577,8 @@
         <w:t xml:space="preserve">.</w:t>
       </w:r>
     </w:p>
-    <w:bookmarkEnd w:id="57"/>
-    <w:bookmarkStart w:id="59" w:name="ref-arroyomuhr2021"/>
+    <w:bookmarkEnd w:id="62"/>
+    <w:bookmarkStart w:id="64" w:name="ref-arroyomuhr2021"/>
     <w:p>
       <w:pPr>
         <w:pStyle w:val="Bibliography"/>
@@ -2355,7 +2611,7 @@
       <w:r>
         <w:t xml:space="preserve"> </w:t>
       </w:r>
-      <w:hyperlink r:id="rId58">
+      <w:hyperlink r:id="rId63">
         <w:r>
           <w:rPr>
             <w:rStyle w:val="Hyperlink"/>
@@ -2367,8 +2623,8 @@
         <w:t xml:space="preserve">.</w:t>
       </w:r>
     </w:p>
-    <w:bookmarkEnd w:id="59"/>
-    <w:bookmarkStart w:id="61" w:name="ref-asplund2019"/>
+    <w:bookmarkEnd w:id="64"/>
+    <w:bookmarkStart w:id="66" w:name="ref-asplund2019"/>
     <w:p>
       <w:pPr>
         <w:pStyle w:val="Bibliography"/>
@@ -2401,7 +2657,7 @@
       <w:r>
         <w:t xml:space="preserve"> </w:t>
       </w:r>
-      <w:hyperlink r:id="rId60">
+      <w:hyperlink r:id="rId65">
         <w:r>
           <w:rPr>
             <w:rStyle w:val="Hyperlink"/>
@@ -2413,8 +2669,8 @@
         <w:t xml:space="preserve">.</w:t>
       </w:r>
     </w:p>
-    <w:bookmarkEnd w:id="61"/>
-    <w:bookmarkStart w:id="63" w:name="ref-bhargava2025"/>
+    <w:bookmarkEnd w:id="66"/>
+    <w:bookmarkStart w:id="68" w:name="ref-bhargava2025"/>
     <w:p>
       <w:pPr>
         <w:pStyle w:val="Bibliography"/>
@@ -2459,7 +2715,7 @@
       <w:r>
         <w:t xml:space="preserve"> </w:t>
       </w:r>
-      <w:hyperlink r:id="rId62">
+      <w:hyperlink r:id="rId67">
         <w:r>
           <w:rPr>
             <w:rStyle w:val="Hyperlink"/>
@@ -2471,8 +2727,8 @@
         <w:t xml:space="preserve">.</w:t>
       </w:r>
     </w:p>
-    <w:bookmarkEnd w:id="63"/>
-    <w:bookmarkStart w:id="65" w:name="ref-bzhalava2014"/>
+    <w:bookmarkEnd w:id="68"/>
+    <w:bookmarkStart w:id="70" w:name="ref-bzhalava2014"/>
     <w:p>
       <w:pPr>
         <w:pStyle w:val="Bibliography"/>
@@ -2505,7 +2761,7 @@
       <w:r>
         <w:t xml:space="preserve"> </w:t>
       </w:r>
-      <w:hyperlink r:id="rId64">
+      <w:hyperlink r:id="rId69">
         <w:r>
           <w:rPr>
             <w:rStyle w:val="Hyperlink"/>
@@ -2517,8 +2773,8 @@
         <w:t xml:space="preserve">.</w:t>
       </w:r>
     </w:p>
-    <w:bookmarkEnd w:id="65"/>
-    <w:bookmarkStart w:id="67" w:name="ref-cantalupo2015"/>
+    <w:bookmarkEnd w:id="70"/>
+    <w:bookmarkStart w:id="72" w:name="ref-cantalupo2015"/>
     <w:p>
       <w:pPr>
         <w:pStyle w:val="Bibliography"/>
@@ -2572,7 +2828,7 @@
       <w:r>
         <w:t xml:space="preserve"> </w:t>
       </w:r>
-      <w:hyperlink r:id="rId66">
+      <w:hyperlink r:id="rId71">
         <w:r>
           <w:rPr>
             <w:rStyle w:val="Hyperlink"/>
@@ -2584,8 +2840,8 @@
         <w:t xml:space="preserve">.</w:t>
       </w:r>
     </w:p>
-    <w:bookmarkEnd w:id="67"/>
-    <w:bookmarkStart w:id="69" w:name="ref-cantalupo2019"/>
+    <w:bookmarkEnd w:id="72"/>
+    <w:bookmarkStart w:id="74" w:name="ref-cantalupo2019"/>
     <w:p>
       <w:pPr>
         <w:pStyle w:val="Bibliography"/>
@@ -2630,7 +2886,7 @@
       <w:r>
         <w:t xml:space="preserve"> </w:t>
       </w:r>
-      <w:hyperlink r:id="rId68">
+      <w:hyperlink r:id="rId73">
         <w:r>
           <w:rPr>
             <w:rStyle w:val="Hyperlink"/>
@@ -2642,8 +2898,8 @@
         <w:t xml:space="preserve">.</w:t>
       </w:r>
     </w:p>
-    <w:bookmarkEnd w:id="69"/>
-    <w:bookmarkStart w:id="71" w:name="ref-chen2018"/>
+    <w:bookmarkEnd w:id="74"/>
+    <w:bookmarkStart w:id="76" w:name="ref-chen2018"/>
     <w:p>
       <w:pPr>
         <w:pStyle w:val="Bibliography"/>
@@ -2688,7 +2944,7 @@
       <w:r>
         <w:t xml:space="preserve"> </w:t>
       </w:r>
-      <w:hyperlink r:id="rId70">
+      <w:hyperlink r:id="rId75">
         <w:r>
           <w:rPr>
             <w:rStyle w:val="Hyperlink"/>
@@ -2700,8 +2956,51 @@
         <w:t xml:space="preserve">.</w:t>
       </w:r>
     </w:p>
-    <w:bookmarkEnd w:id="71"/>
-    <w:bookmarkStart w:id="73" w:name="ref-danecek2021"/>
+    <w:bookmarkEnd w:id="76"/>
+    <w:bookmarkStart w:id="78" w:name="ref-chikhi2024"/>
+    <w:p>
+      <w:pPr>
+        <w:pStyle w:val="Bibliography"/>
+      </w:pPr>
+      <w:r>
+        <w:t xml:space="preserve">Chikhi, Rayan, Brice Raffestin, Anton Korobeynikov, Robert Edgar, and Artem Babaian. 2024.</w:t>
+      </w:r>
+      <w:r>
+        <w:t xml:space="preserve"> </w:t>
+      </w:r>
+      <w:r>
+        <w:t xml:space="preserve">“Logan: Planetary-Scale Genome Assembly Surveys Life’s Diversity.”</w:t>
+      </w:r>
+      <w:r>
+        <w:t xml:space="preserve"> </w:t>
+      </w:r>
+      <w:r>
+        <w:rPr>
+          <w:i/>
+          <w:iCs/>
+        </w:rPr>
+        <w:t xml:space="preserve">bioRxiv</w:t>
+      </w:r>
+      <w:r>
+        <w:t xml:space="preserve">.</w:t>
+      </w:r>
+      <w:r>
+        <w:t xml:space="preserve"> </w:t>
+      </w:r>
+      <w:hyperlink r:id="rId77">
+        <w:r>
+          <w:rPr>
+            <w:rStyle w:val="Hyperlink"/>
+          </w:rPr>
+          <w:t xml:space="preserve">https://doi.org/10.1101/2024.07.30.605881</w:t>
+        </w:r>
+      </w:hyperlink>
+      <w:r>
+        <w:t xml:space="preserve">.</w:t>
+      </w:r>
+    </w:p>
+    <w:bookmarkEnd w:id="78"/>
+    <w:bookmarkStart w:id="80" w:name="ref-danecek2021"/>
     <w:p>
       <w:pPr>
         <w:pStyle w:val="Bibliography"/>
@@ -2755,7 +3054,7 @@
       <w:r>
         <w:t xml:space="preserve"> </w:t>
       </w:r>
-      <w:hyperlink r:id="rId72">
+      <w:hyperlink r:id="rId79">
         <w:r>
           <w:rPr>
             <w:rStyle w:val="Hyperlink"/>
@@ -2767,8 +3066,8 @@
         <w:t xml:space="preserve">.</w:t>
       </w:r>
     </w:p>
-    <w:bookmarkEnd w:id="73"/>
-    <w:bookmarkStart w:id="75" w:name="ref-devitt2019"/>
+    <w:bookmarkEnd w:id="80"/>
+    <w:bookmarkStart w:id="82" w:name="ref-devitt2019"/>
     <w:p>
       <w:pPr>
         <w:pStyle w:val="Bibliography"/>
@@ -2825,7 +3124,7 @@
       <w:r>
         <w:t xml:space="preserve"> </w:t>
       </w:r>
-      <w:hyperlink r:id="rId74">
+      <w:hyperlink r:id="rId81">
         <w:r>
           <w:rPr>
             <w:rStyle w:val="Hyperlink"/>
@@ -2837,8 +3136,8 @@
         <w:t xml:space="preserve">.</w:t>
       </w:r>
     </w:p>
-    <w:bookmarkEnd w:id="75"/>
-    <w:bookmarkStart w:id="77" w:name="ref-ditommaso2017"/>
+    <w:bookmarkEnd w:id="82"/>
+    <w:bookmarkStart w:id="84" w:name="ref-ditommaso2017"/>
     <w:p>
       <w:pPr>
         <w:pStyle w:val="Bibliography"/>
@@ -2871,7 +3170,7 @@
       <w:r>
         <w:t xml:space="preserve"> </w:t>
       </w:r>
-      <w:hyperlink r:id="rId76">
+      <w:hyperlink r:id="rId83">
         <w:r>
           <w:rPr>
             <w:rStyle w:val="Hyperlink"/>
@@ -2883,8 +3182,8 @@
         <w:t xml:space="preserve">.</w:t>
       </w:r>
     </w:p>
-    <w:bookmarkEnd w:id="77"/>
-    <w:bookmarkStart w:id="79" w:name="ref-dobin2013"/>
+    <w:bookmarkEnd w:id="84"/>
+    <w:bookmarkStart w:id="86" w:name="ref-dobin2013"/>
     <w:p>
       <w:pPr>
         <w:pStyle w:val="Bibliography"/>
@@ -2935,7 +3234,7 @@
       <w:r>
         <w:t xml:space="preserve"> </w:t>
       </w:r>
-      <w:hyperlink r:id="rId78">
+      <w:hyperlink r:id="rId85">
         <w:r>
           <w:rPr>
             <w:rStyle w:val="Hyperlink"/>
@@ -2947,8 +3246,8 @@
         <w:t xml:space="preserve">.</w:t>
       </w:r>
     </w:p>
-    <w:bookmarkEnd w:id="79"/>
-    <w:bookmarkStart w:id="80" w:name="ref-doorbar2023"/>
+    <w:bookmarkEnd w:id="86"/>
+    <w:bookmarkStart w:id="87" w:name="ref-doorbar2023"/>
     <w:p>
       <w:pPr>
         <w:pStyle w:val="Bibliography"/>
@@ -2979,8 +3278,8 @@
         <w:t xml:space="preserve">16: 200268.</w:t>
       </w:r>
     </w:p>
-    <w:bookmarkEnd w:id="80"/>
-    <w:bookmarkStart w:id="81" w:name="ref-dorfer2021"/>
+    <w:bookmarkEnd w:id="87"/>
+    <w:bookmarkStart w:id="88" w:name="ref-dorfer2021"/>
     <w:p>
       <w:pPr>
         <w:pStyle w:val="Bibliography"/>
@@ -3020,8 +3319,8 @@
         <w:t xml:space="preserve">21 (2): 525–39.</w:t>
       </w:r>
     </w:p>
-    <w:bookmarkEnd w:id="81"/>
-    <w:bookmarkStart w:id="83" w:name="ref-edgar2022"/>
+    <w:bookmarkEnd w:id="88"/>
+    <w:bookmarkStart w:id="90" w:name="ref-edgar2022"/>
     <w:p>
       <w:pPr>
         <w:pStyle w:val="Bibliography"/>
@@ -3054,7 +3353,7 @@
       <w:r>
         <w:t xml:space="preserve"> </w:t>
       </w:r>
-      <w:hyperlink r:id="rId82">
+      <w:hyperlink r:id="rId89">
         <w:r>
           <w:rPr>
             <w:rStyle w:val="Hyperlink"/>
@@ -3066,8 +3365,8 @@
         <w:t xml:space="preserve">.</w:t>
       </w:r>
     </w:p>
-    <w:bookmarkEnd w:id="83"/>
-    <w:bookmarkStart w:id="85" w:name="ref-fujimoto2019"/>
+    <w:bookmarkEnd w:id="90"/>
+    <w:bookmarkStart w:id="92" w:name="ref-fujimoto2019"/>
     <w:p>
       <w:pPr>
         <w:pStyle w:val="Bibliography"/>
@@ -3130,7 +3429,7 @@
       <w:r>
         <w:t xml:space="preserve"> </w:t>
       </w:r>
-      <w:hyperlink r:id="rId84">
+      <w:hyperlink r:id="rId91">
         <w:r>
           <w:rPr>
             <w:rStyle w:val="Hyperlink"/>
@@ -3142,8 +3441,8 @@
         <w:t xml:space="preserve">.</w:t>
       </w:r>
     </w:p>
-    <w:bookmarkEnd w:id="85"/>
-    <w:bookmarkStart w:id="87" w:name="ref-gihawi2023"/>
+    <w:bookmarkEnd w:id="92"/>
+    <w:bookmarkStart w:id="94" w:name="ref-gihawi2023"/>
     <w:p>
       <w:pPr>
         <w:pStyle w:val="Bibliography"/>
@@ -3176,7 +3475,7 @@
       <w:r>
         <w:t xml:space="preserve"> </w:t>
       </w:r>
-      <w:hyperlink r:id="rId86">
+      <w:hyperlink r:id="rId93">
         <w:r>
           <w:rPr>
             <w:rStyle w:val="Hyperlink"/>
@@ -3188,8 +3487,8 @@
         <w:t xml:space="preserve">.</w:t>
       </w:r>
     </w:p>
-    <w:bookmarkEnd w:id="87"/>
-    <w:bookmarkStart w:id="89" w:name="ref-rstanarm"/>
+    <w:bookmarkEnd w:id="94"/>
+    <w:bookmarkStart w:id="96" w:name="ref-rstanarm"/>
     <w:p>
       <w:pPr>
         <w:pStyle w:val="Bibliography"/>
@@ -3262,7 +3561,7 @@
       <w:r>
         <w:t xml:space="preserve"> </w:t>
       </w:r>
-      <w:hyperlink r:id="rId88">
+      <w:hyperlink r:id="rId95">
         <w:r>
           <w:rPr>
             <w:rStyle w:val="Hyperlink"/>
@@ -3274,8 +3573,8 @@
         <w:t xml:space="preserve">.</w:t>
       </w:r>
     </w:p>
-    <w:bookmarkEnd w:id="89"/>
-    <w:bookmarkStart w:id="90" w:name="ref-howley2015"/>
+    <w:bookmarkEnd w:id="96"/>
+    <w:bookmarkStart w:id="97" w:name="ref-howley2015"/>
     <w:p>
       <w:pPr>
         <w:pStyle w:val="Bibliography"/>
@@ -3306,8 +3605,8 @@
         <w:t xml:space="preserve">479-480: 290–96.</w:t>
       </w:r>
     </w:p>
-    <w:bookmarkEnd w:id="90"/>
-    <w:bookmarkStart w:id="92" w:name="ref-hultin2019"/>
+    <w:bookmarkEnd w:id="97"/>
+    <w:bookmarkStart w:id="99" w:name="ref-hultin2019"/>
     <w:p>
       <w:pPr>
         <w:pStyle w:val="Bibliography"/>
@@ -3349,7 +3648,7 @@
       <w:r>
         <w:t xml:space="preserve"> </w:t>
       </w:r>
-      <w:hyperlink r:id="rId91">
+      <w:hyperlink r:id="rId98">
         <w:r>
           <w:rPr>
             <w:rStyle w:val="Hyperlink"/>
@@ -3361,8 +3660,8 @@
         <w:t xml:space="preserve">.</w:t>
       </w:r>
     </w:p>
-    <w:bookmarkEnd w:id="92"/>
-    <w:bookmarkStart w:id="94" w:name="ref-kazemian2015"/>
+    <w:bookmarkEnd w:id="99"/>
+    <w:bookmarkStart w:id="101" w:name="ref-kazemian2015"/>
     <w:p>
       <w:pPr>
         <w:pStyle w:val="Bibliography"/>
@@ -3416,7 +3715,7 @@
       <w:r>
         <w:t xml:space="preserve"> </w:t>
       </w:r>
-      <w:hyperlink r:id="rId93">
+      <w:hyperlink r:id="rId100">
         <w:r>
           <w:rPr>
             <w:rStyle w:val="Hyperlink"/>
@@ -3428,8 +3727,8 @@
         <w:t xml:space="preserve">.</w:t>
       </w:r>
     </w:p>
-    <w:bookmarkEnd w:id="94"/>
-    <w:bookmarkStart w:id="96" w:name="ref-lambert2021"/>
+    <w:bookmarkEnd w:id="101"/>
+    <w:bookmarkStart w:id="103" w:name="ref-lambert2021"/>
     <w:p>
       <w:pPr>
         <w:pStyle w:val="Bibliography"/>
@@ -3462,7 +3761,7 @@
       <w:r>
         <w:t xml:space="preserve"> </w:t>
       </w:r>
-      <w:hyperlink r:id="rId95">
+      <w:hyperlink r:id="rId102">
         <w:r>
           <w:rPr>
             <w:rStyle w:val="Hyperlink"/>
@@ -3474,8 +3773,8 @@
         <w:t xml:space="preserve">.</w:t>
       </w:r>
     </w:p>
-    <w:bookmarkEnd w:id="96"/>
-    <w:bookmarkStart w:id="98" w:name="ref-leiendecker2023"/>
+    <w:bookmarkEnd w:id="103"/>
+    <w:bookmarkStart w:id="105" w:name="ref-leiendecker2023"/>
     <w:p>
       <w:pPr>
         <w:pStyle w:val="Bibliography"/>
@@ -3517,7 +3816,7 @@
       <w:r>
         <w:t xml:space="preserve"> </w:t>
       </w:r>
-      <w:hyperlink r:id="rId97">
+      <w:hyperlink r:id="rId104">
         <w:r>
           <w:rPr>
             <w:rStyle w:val="Hyperlink"/>
@@ -3529,8 +3828,8 @@
         <w:t xml:space="preserve">.</w:t>
       </w:r>
     </w:p>
-    <w:bookmarkEnd w:id="98"/>
-    <w:bookmarkStart w:id="100" w:name="ref-leinonen2011"/>
+    <w:bookmarkEnd w:id="105"/>
+    <w:bookmarkStart w:id="107" w:name="ref-leinonen2011"/>
     <w:p>
       <w:pPr>
         <w:pStyle w:val="Bibliography"/>
@@ -3572,7 +3871,7 @@
       <w:r>
         <w:t xml:space="preserve"> </w:t>
       </w:r>
-      <w:hyperlink r:id="rId99">
+      <w:hyperlink r:id="rId106">
         <w:r>
           <w:rPr>
             <w:rStyle w:val="Hyperlink"/>
@@ -3584,8 +3883,8 @@
         <w:t xml:space="preserve">.</w:t>
       </w:r>
     </w:p>
-    <w:bookmarkEnd w:id="100"/>
-    <w:bookmarkStart w:id="102" w:name="ref-liao2014"/>
+    <w:bookmarkEnd w:id="107"/>
+    <w:bookmarkStart w:id="109" w:name="ref-liao2014"/>
     <w:p>
       <w:pPr>
         <w:pStyle w:val="Bibliography"/>
@@ -3618,7 +3917,7 @@
       <w:r>
         <w:t xml:space="preserve"> </w:t>
       </w:r>
-      <w:hyperlink r:id="rId101">
+      <w:hyperlink r:id="rId108">
         <w:r>
           <w:rPr>
             <w:rStyle w:val="Hyperlink"/>
@@ -3630,8 +3929,8 @@
         <w:t xml:space="preserve">.</w:t>
       </w:r>
     </w:p>
-    <w:bookmarkEnd w:id="102"/>
-    <w:bookmarkStart w:id="104" w:name="ref-ma2014"/>
+    <w:bookmarkEnd w:id="109"/>
+    <w:bookmarkStart w:id="111" w:name="ref-ma2014"/>
     <w:p>
       <w:pPr>
         <w:pStyle w:val="Bibliography"/>
@@ -3664,7 +3963,7 @@
       <w:r>
         <w:t xml:space="preserve"> </w:t>
       </w:r>
-      <w:hyperlink r:id="rId103">
+      <w:hyperlink r:id="rId110">
         <w:r>
           <w:rPr>
             <w:rStyle w:val="Hyperlink"/>
@@ -3676,8 +3975,8 @@
         <w:t xml:space="preserve">.</w:t>
       </w:r>
     </w:p>
-    <w:bookmarkEnd w:id="104"/>
-    <w:bookmarkStart w:id="106" w:name="ref-morgan2024"/>
+    <w:bookmarkEnd w:id="111"/>
+    <w:bookmarkStart w:id="113" w:name="ref-morgan2024"/>
     <w:p>
       <w:pPr>
         <w:pStyle w:val="Bibliography"/>
@@ -3728,7 +4027,7 @@
       <w:r>
         <w:t xml:space="preserve"> </w:t>
       </w:r>
-      <w:hyperlink r:id="rId105">
+      <w:hyperlink r:id="rId112">
         <w:r>
           <w:rPr>
             <w:rStyle w:val="Hyperlink"/>
@@ -3740,8 +4039,8 @@
         <w:t xml:space="preserve">.</w:t>
       </w:r>
     </w:p>
-    <w:bookmarkEnd w:id="106"/>
-    <w:bookmarkStart w:id="108" w:name="ref-oh2026"/>
+    <w:bookmarkEnd w:id="113"/>
+    <w:bookmarkStart w:id="115" w:name="ref-oh2026"/>
     <w:p>
       <w:pPr>
         <w:pStyle w:val="Bibliography"/>
@@ -3774,7 +4073,7 @@
       <w:r>
         <w:t xml:space="preserve"> </w:t>
       </w:r>
-      <w:hyperlink r:id="rId107">
+      <w:hyperlink r:id="rId114">
         <w:r>
           <w:rPr>
             <w:rStyle w:val="Hyperlink"/>
@@ -3786,8 +4085,8 @@
         <w:t xml:space="preserve">.</w:t>
       </w:r>
     </w:p>
-    <w:bookmarkEnd w:id="108"/>
-    <w:bookmarkStart w:id="110" w:name="ref-purdie2005"/>
+    <w:bookmarkEnd w:id="115"/>
+    <w:bookmarkStart w:id="117" w:name="ref-purdie2005"/>
     <w:p>
       <w:pPr>
         <w:pStyle w:val="Bibliography"/>
@@ -3820,7 +4119,7 @@
       <w:r>
         <w:t xml:space="preserve"> </w:t>
       </w:r>
-      <w:hyperlink r:id="rId109">
+      <w:hyperlink r:id="rId116">
         <w:r>
           <w:rPr>
             <w:rStyle w:val="Hyperlink"/>
@@ -3832,8 +4131,8 @@
         <w:t xml:space="preserve">.</w:t>
       </w:r>
     </w:p>
-    <w:bookmarkEnd w:id="110"/>
-    <w:bookmarkStart w:id="112" w:name="ref-rehm2022"/>
+    <w:bookmarkEnd w:id="117"/>
+    <w:bookmarkStart w:id="119" w:name="ref-rehm2022"/>
     <w:p>
       <w:pPr>
         <w:pStyle w:val="Bibliography"/>
@@ -3866,7 +4165,7 @@
       <w:r>
         <w:t xml:space="preserve"> </w:t>
       </w:r>
-      <w:hyperlink r:id="rId111">
+      <w:hyperlink r:id="rId118">
         <w:r>
           <w:rPr>
             <w:rStyle w:val="Hyperlink"/>
@@ -3878,8 +4177,8 @@
         <w:t xml:space="preserve">.</w:t>
       </w:r>
     </w:p>
-    <w:bookmarkEnd w:id="112"/>
-    <w:bookmarkStart w:id="114" w:name="ref-rollison2021"/>
+    <w:bookmarkEnd w:id="119"/>
+    <w:bookmarkStart w:id="121" w:name="ref-rollison2021"/>
     <w:p>
       <w:pPr>
         <w:pStyle w:val="Bibliography"/>
@@ -3912,7 +4211,7 @@
       <w:r>
         <w:t xml:space="preserve"> </w:t>
       </w:r>
-      <w:hyperlink r:id="rId113">
+      <w:hyperlink r:id="rId120">
         <w:r>
           <w:rPr>
             <w:rStyle w:val="Hyperlink"/>
@@ -3924,8 +4223,8 @@
         <w:t xml:space="preserve">.</w:t>
       </w:r>
     </w:p>
-    <w:bookmarkEnd w:id="114"/>
-    <w:bookmarkStart w:id="116" w:name="ref-rollison2019sites"/>
+    <w:bookmarkEnd w:id="121"/>
+    <w:bookmarkStart w:id="123" w:name="ref-rollison2019sites"/>
     <w:p>
       <w:pPr>
         <w:pStyle w:val="Bibliography"/>
@@ -3958,7 +4257,7 @@
       <w:r>
         <w:t xml:space="preserve"> </w:t>
       </w:r>
-      <w:hyperlink r:id="rId115">
+      <w:hyperlink r:id="rId122">
         <w:r>
           <w:rPr>
             <w:rStyle w:val="Hyperlink"/>
@@ -3970,8 +4269,8 @@
         <w:t xml:space="preserve">.</w:t>
       </w:r>
     </w:p>
-    <w:bookmarkEnd w:id="116"/>
-    <w:bookmarkStart w:id="118" w:name="ref-rollison2019"/>
+    <w:bookmarkEnd w:id="123"/>
+    <w:bookmarkStart w:id="125" w:name="ref-rollison2019"/>
     <w:p>
       <w:pPr>
         <w:pStyle w:val="Bibliography"/>
@@ -4004,7 +4303,7 @@
       <w:r>
         <w:t xml:space="preserve"> </w:t>
       </w:r>
-      <w:hyperlink r:id="rId117">
+      <w:hyperlink r:id="rId124">
         <w:r>
           <w:rPr>
             <w:rStyle w:val="Hyperlink"/>
@@ -4016,8 +4315,8 @@
         <w:t xml:space="preserve">.</w:t>
       </w:r>
     </w:p>
-    <w:bookmarkEnd w:id="118"/>
-    <w:bookmarkStart w:id="120" w:name="ref-saeidian2023"/>
+    <w:bookmarkEnd w:id="125"/>
+    <w:bookmarkStart w:id="127" w:name="ref-saeidian2023"/>
     <w:p>
       <w:pPr>
         <w:pStyle w:val="Bibliography"/>
@@ -4092,7 +4391,7 @@
       <w:r>
         <w:t xml:space="preserve"> </w:t>
       </w:r>
-      <w:hyperlink r:id="rId119">
+      <w:hyperlink r:id="rId126">
         <w:r>
           <w:rPr>
             <w:rStyle w:val="Hyperlink"/>
@@ -4104,8 +4403,8 @@
         <w:t xml:space="preserve">.</w:t>
       </w:r>
     </w:p>
-    <w:bookmarkEnd w:id="120"/>
-    <w:bookmarkStart w:id="122" w:name="ref-selitsky2020"/>
+    <w:bookmarkEnd w:id="127"/>
+    <w:bookmarkStart w:id="129" w:name="ref-selitsky2020"/>
     <w:p>
       <w:pPr>
         <w:pStyle w:val="Bibliography"/>
@@ -4156,7 +4455,7 @@
       <w:r>
         <w:t xml:space="preserve"> </w:t>
       </w:r>
-      <w:hyperlink r:id="rId121">
+      <w:hyperlink r:id="rId128">
         <w:r>
           <w:rPr>
             <w:rStyle w:val="Hyperlink"/>
@@ -4168,8 +4467,8 @@
         <w:t xml:space="preserve">.</w:t>
       </w:r>
     </w:p>
-    <w:bookmarkEnd w:id="122"/>
-    <w:bookmarkStart w:id="124" w:name="ref-shenpv2026"/>
+    <w:bookmarkEnd w:id="129"/>
+    <w:bookmarkStart w:id="131" w:name="ref-shenpv2026"/>
     <w:p>
       <w:pPr>
         <w:pStyle w:val="Bibliography"/>
@@ -4199,7 +4498,7 @@
       <w:r>
         <w:t xml:space="preserve"> </w:t>
       </w:r>
-      <w:hyperlink r:id="rId123">
+      <w:hyperlink r:id="rId130">
         <w:r>
           <w:rPr>
             <w:rStyle w:val="Hyperlink"/>
@@ -4211,8 +4510,8 @@
         <w:t xml:space="preserve">.</w:t>
       </w:r>
     </w:p>
-    <w:bookmarkEnd w:id="124"/>
-    <w:bookmarkStart w:id="126" w:name="ref-shen2016"/>
+    <w:bookmarkEnd w:id="131"/>
+    <w:bookmarkStart w:id="133" w:name="ref-shen2016"/>
     <w:p>
       <w:pPr>
         <w:pStyle w:val="Bibliography"/>
@@ -4263,7 +4562,7 @@
       <w:r>
         <w:t xml:space="preserve"> </w:t>
       </w:r>
-      <w:hyperlink r:id="rId125">
+      <w:hyperlink r:id="rId132">
         <w:r>
           <w:rPr>
             <w:rStyle w:val="Hyperlink"/>
@@ -4275,8 +4574,8 @@
         <w:t xml:space="preserve">.</w:t>
       </w:r>
     </w:p>
-    <w:bookmarkEnd w:id="126"/>
-    <w:bookmarkStart w:id="128" w:name="ref-son2025"/>
+    <w:bookmarkEnd w:id="133"/>
+    <w:bookmarkStart w:id="135" w:name="ref-son2025"/>
     <w:p>
       <w:pPr>
         <w:pStyle w:val="Bibliography"/>
@@ -4309,7 +4608,7 @@
       <w:r>
         <w:t xml:space="preserve"> </w:t>
       </w:r>
-      <w:hyperlink r:id="rId127">
+      <w:hyperlink r:id="rId134">
         <w:r>
           <w:rPr>
             <w:rStyle w:val="Hyperlink"/>
@@ -4321,8 +4620,8 @@
         <w:t xml:space="preserve">.</w:t>
       </w:r>
     </w:p>
-    <w:bookmarkEnd w:id="128"/>
-    <w:bookmarkStart w:id="130" w:name="ref-strickley2019"/>
+    <w:bookmarkEnd w:id="135"/>
+    <w:bookmarkStart w:id="137" w:name="ref-strickley2019"/>
     <w:p>
       <w:pPr>
         <w:pStyle w:val="Bibliography"/>
@@ -4355,7 +4654,7 @@
       <w:r>
         <w:t xml:space="preserve"> </w:t>
       </w:r>
-      <w:hyperlink r:id="rId129">
+      <w:hyperlink r:id="rId136">
         <w:r>
           <w:rPr>
             <w:rStyle w:val="Hyperlink"/>
@@ -4367,8 +4666,8 @@
         <w:t xml:space="preserve">.</w:t>
       </w:r>
     </w:p>
-    <w:bookmarkEnd w:id="130"/>
-    <w:bookmarkStart w:id="132" w:name="ref-strickley2021"/>
+    <w:bookmarkEnd w:id="137"/>
+    <w:bookmarkStart w:id="139" w:name="ref-strickley2021"/>
     <w:p>
       <w:pPr>
         <w:pStyle w:val="Bibliography"/>
@@ -4401,7 +4700,7 @@
       <w:r>
         <w:t xml:space="preserve"> </w:t>
       </w:r>
-      <w:hyperlink r:id="rId131">
+      <w:hyperlink r:id="rId138">
         <w:r>
           <w:rPr>
             <w:rStyle w:val="Hyperlink"/>
@@ -4413,8 +4712,8 @@
         <w:t xml:space="preserve">.</w:t>
       </w:r>
     </w:p>
-    <w:bookmarkEnd w:id="132"/>
-    <w:bookmarkStart w:id="134" w:name="ref-vandoorslaer2017"/>
+    <w:bookmarkEnd w:id="139"/>
+    <w:bookmarkStart w:id="141" w:name="ref-vandoorslaer2017"/>
     <w:p>
       <w:pPr>
         <w:pStyle w:val="Bibliography"/>
@@ -4456,7 +4755,7 @@
       <w:r>
         <w:t xml:space="preserve"> </w:t>
       </w:r>
-      <w:hyperlink r:id="rId133">
+      <w:hyperlink r:id="rId140">
         <w:r>
           <w:rPr>
             <w:rStyle w:val="Hyperlink"/>
@@ -4468,8 +4767,8 @@
         <w:t xml:space="preserve">.</w:t>
       </w:r>
     </w:p>
-    <w:bookmarkEnd w:id="134"/>
-    <w:bookmarkStart w:id="136" w:name="ref-vandiver2021"/>
+    <w:bookmarkEnd w:id="141"/>
+    <w:bookmarkStart w:id="143" w:name="ref-vandiver2021"/>
     <w:p>
       <w:pPr>
         <w:pStyle w:val="Bibliography"/>
@@ -4514,7 +4813,7 @@
       <w:r>
         <w:t xml:space="preserve"> </w:t>
       </w:r>
-      <w:hyperlink r:id="rId135">
+      <w:hyperlink r:id="rId142">
         <w:r>
           <w:rPr>
             <w:rStyle w:val="Hyperlink"/>
@@ -4526,8 +4825,8 @@
         <w:t xml:space="preserve">.</w:t>
       </w:r>
     </w:p>
-    <w:bookmarkEnd w:id="136"/>
-    <w:bookmarkStart w:id="138" w:name="ref-viarisio2018"/>
+    <w:bookmarkEnd w:id="143"/>
+    <w:bookmarkStart w:id="145" w:name="ref-viarisio2018"/>
     <w:p>
       <w:pPr>
         <w:pStyle w:val="Bibliography"/>
@@ -4572,7 +4871,7 @@
       <w:r>
         <w:t xml:space="preserve"> </w:t>
       </w:r>
-      <w:hyperlink r:id="rId137">
+      <w:hyperlink r:id="rId144">
         <w:r>
           <w:rPr>
             <w:rStyle w:val="Hyperlink"/>
@@ -4584,8 +4883,8 @@
         <w:t xml:space="preserve">.</w:t>
       </w:r>
     </w:p>
-    <w:bookmarkEnd w:id="138"/>
-    <w:bookmarkStart w:id="140" w:name="ref-weissenborn2012"/>
+    <w:bookmarkEnd w:id="145"/>
+    <w:bookmarkStart w:id="147" w:name="ref-weissenborn2012"/>
     <w:p>
       <w:pPr>
         <w:pStyle w:val="Bibliography"/>
@@ -4630,7 +4929,7 @@
       <w:r>
         <w:t xml:space="preserve"> </w:t>
       </w:r>
-      <w:hyperlink r:id="rId139">
+      <w:hyperlink r:id="rId146">
         <w:r>
           <w:rPr>
             <w:rStyle w:val="Hyperlink"/>
@@ -4642,8 +4941,8 @@
         <w:t xml:space="preserve">.</w:t>
       </w:r>
     </w:p>
-    <w:bookmarkEnd w:id="140"/>
-    <w:bookmarkStart w:id="142" w:name="ref-wenande2025"/>
+    <w:bookmarkEnd w:id="147"/>
+    <w:bookmarkStart w:id="149" w:name="ref-wenande2025"/>
     <w:p>
       <w:pPr>
         <w:pStyle w:val="Bibliography"/>
@@ -4688,7 +4987,7 @@
       <w:r>
         <w:t xml:space="preserve"> </w:t>
       </w:r>
-      <w:hyperlink r:id="rId141">
+      <w:hyperlink r:id="rId148">
         <w:r>
           <w:rPr>
             <w:rStyle w:val="Hyperlink"/>
@@ -4700,8 +4999,8 @@
         <w:t xml:space="preserve">.</w:t>
       </w:r>
     </w:p>
-    <w:bookmarkEnd w:id="142"/>
-    <w:bookmarkStart w:id="144" w:name="ref-wood2019"/>
+    <w:bookmarkEnd w:id="149"/>
+    <w:bookmarkStart w:id="151" w:name="ref-wood2019"/>
     <w:p>
       <w:pPr>
         <w:pStyle w:val="Bibliography"/>
@@ -4743,7 +5042,7 @@
       <w:r>
         <w:t xml:space="preserve"> </w:t>
       </w:r>
-      <w:hyperlink r:id="rId143">
+      <w:hyperlink r:id="rId150">
         <w:r>
           <w:rPr>
             <w:rStyle w:val="Hyperlink"/>
@@ -4755,10 +5054,10 @@
         <w:t xml:space="preserve">.</w:t>
       </w:r>
     </w:p>
-    <w:bookmarkEnd w:id="144"/>
-    <w:bookmarkEnd w:id="145"/>
-    <w:bookmarkEnd w:id="146"/>
-    <w:bookmarkStart w:id="161" w:name="supplementary-material"/>
+    <w:bookmarkEnd w:id="151"/>
+    <w:bookmarkEnd w:id="152"/>
+    <w:bookmarkEnd w:id="153"/>
+    <w:bookmarkStart w:id="199" w:name="supplementary-material"/>
     <w:p>
       <w:pPr>
         <w:pStyle w:val="Heading1"/>
@@ -4767,7 +5066,7 @@
         <w:t xml:space="preserve">Supplementary Material</w:t>
       </w:r>
     </w:p>
-    <w:bookmarkStart w:id="147" w:name="supplementary-materials-and-methods"/>
+    <w:bookmarkStart w:id="154" w:name="supplementary-materials-and-methods"/>
     <w:p>
       <w:pPr>
         <w:pStyle w:val="Heading2"/>
@@ -4776,8 +5075,8 @@
         <w:t xml:space="preserve">Supplementary Materials and Methods</w:t>
       </w:r>
     </w:p>
-    <w:bookmarkEnd w:id="147"/>
-    <w:bookmarkStart w:id="160" w:name="methods"/>
+    <w:bookmarkEnd w:id="154"/>
+    <w:bookmarkStart w:id="168" w:name="methods"/>
     <w:p>
       <w:pPr>
         <w:pStyle w:val="Heading2"/>
@@ -4786,7 +5085,7 @@
         <w:t xml:space="preserve">Methods</w:t>
       </w:r>
     </w:p>
-    <w:bookmarkStart w:id="148" w:name="overview-and-implementation"/>
+    <w:bookmarkStart w:id="155" w:name="overview-and-implementation"/>
     <w:p>
       <w:pPr>
         <w:pStyle w:val="Heading3"/>
@@ -4835,8 +5134,8 @@
         <w:t xml:space="preserve">The workflow comprises a one-time reference-construction stage followed by a per-sample pipeline: SRA discovery → FASTQ download → quality control → Kraken2 papillomavirus screen → branch on HPV status (only HPV-positive libraries proceed) → STAR alignment to the HPV reference panel → coverage-based HPV typing → early/late transcript classification → aggregation and reporting.</w:t>
       </w:r>
     </w:p>
-    <w:bookmarkEnd w:id="148"/>
-    <w:bookmarkStart w:id="149" w:name="hpv-reference-panel-and-kraken2-database"/>
+    <w:bookmarkEnd w:id="155"/>
+    <w:bookmarkStart w:id="156" w:name="hpv-reference-panel-and-kraken2-database"/>
     <w:p>
       <w:pPr>
         <w:pStyle w:val="Heading3"/>
@@ -4979,8 +5278,8 @@
         <w:t xml:space="preserve">) was constructed from the NCBI taxonomy and the human reference library (GRCh38), to which all panel HPV genomes were added under a Papillomaviridae taxon, so that human and HPV reads are jointly classified and HPV reads are resolved within the papillomavirus clade.</w:t>
       </w:r>
     </w:p>
-    <w:bookmarkEnd w:id="149"/>
-    <w:bookmarkStart w:id="150" w:name="dataset-assembly-and-sra-discovery"/>
+    <w:bookmarkEnd w:id="156"/>
+    <w:bookmarkStart w:id="157" w:name="dataset-assembly-and-sra-discovery"/>
     <w:p>
       <w:pPr>
         <w:pStyle w:val="Heading3"/>
@@ -5035,8 +5334,8 @@
         <w:t xml:space="preserve">. Library layout (single- vs paired-end) was taken from the SRA record. To enable robust downstream parsing, comma-containing free-text fields were retained in a raw samplesheet and stripped from the slim samplesheet consumed by the workflow.</w:t>
       </w:r>
     </w:p>
-    <w:bookmarkEnd w:id="150"/>
-    <w:bookmarkStart w:id="151" w:name="read-download-and-quality-control"/>
+    <w:bookmarkEnd w:id="157"/>
+    <w:bookmarkStart w:id="158" w:name="read-download-and-quality-control"/>
     <w:p>
       <w:pPr>
         <w:pStyle w:val="Heading3"/>
@@ -5143,11 +5442,11 @@
         <w:t xml:space="preserve"> </w:t>
       </w:r>
       <w:r>
-        <w:t xml:space="preserve">was run without a spot limit. This matters more than it may appear, because reads deposited from a coordinate-sorted alignment emerge from the SRA in reference order, which places unmapped, and therefore viral, reads at the end of the run; screening only the leading portion of such a library would miss the signal entirely and would do so non-randomly. As a check on the whole path from download to classification, the reads reaching the Kraken2 screen correspond to a median 98.6% of the SRA-reported spot count across the 10,849 screened libraries (5th percentile 85.5%), the small shortfall being fastp quality and length filtering, and the per-tier medians span 95.8% to 100%, so no population tier was read less completely than another.</w:t>
+        <w:t xml:space="preserve">was run without a spot limit. This matters more than it may appear, because reads deposited from a coordinate-sorted alignment emerge from the SRA in reference order, which places unmapped, and therefore viral, reads at the end of the run; screening only the leading portion of such a library would miss the signal entirely and would do so non-randomly. As a check on the whole path from download to classification, the reads reaching the Kraken2 screen correspond to a median 98.6% of the SRA-reported spot count across the 10,834 screened libraries (5th percentile 85.5%), the small shortfall being fastp quality and length filtering, and the per-group medians span 95.8% to 99.5%, so no sample group was read less completely than another.</w:t>
       </w:r>
     </w:p>
-    <w:bookmarkEnd w:id="151"/>
-    <w:bookmarkStart w:id="152" w:name="hpv-screening-and-positivity-calling"/>
+    <w:bookmarkEnd w:id="158"/>
+    <w:bookmarkStart w:id="159" w:name="hpv-screening-and-positivity-calling"/>
     <w:p>
       <w:pPr>
         <w:pStyle w:val="Heading3"/>
@@ -5173,8 +5472,8 @@
         <w:t xml:space="preserve">), and HPV-negative otherwise; HPV-negative libraries were recorded for rate estimation but proceeded no further. HPV-classified reads from positive libraries were extracted (seqtk 1.4), keeping paired mates in register, for targeted alignment. This split, in which every screened library contributes to positivity rates but only positives advance to typing, is the central branch point of the workflow.</w:t>
       </w:r>
     </w:p>
-    <w:bookmarkEnd w:id="152"/>
-    <w:bookmarkStart w:id="153" w:name="hpv-typing"/>
+    <w:bookmarkEnd w:id="159"/>
+    <w:bookmarkStart w:id="160" w:name="hpv-typing"/>
     <w:p>
       <w:pPr>
         <w:pStyle w:val="Heading3"/>
@@ -5284,8 +5583,8 @@
         <w:t xml:space="preserve">); the full per-reference coverage table was retained regardless of assignment. The dual breadth-and-depth criterion guards against spurious assignment from a few reads piling up on a short, conserved region.</w:t>
       </w:r>
     </w:p>
-    <w:bookmarkEnd w:id="153"/>
-    <w:bookmarkStart w:id="154" w:name="earlylate-transcript-classification"/>
+    <w:bookmarkEnd w:id="160"/>
+    <w:bookmarkStart w:id="161" w:name="earlylate-transcript-classification"/>
     <w:p>
       <w:pPr>
         <w:pStyle w:val="Heading3"/>
@@ -5329,8 +5628,8 @@
         <w:t xml:space="preserve">). Productivity was gated on L1 specifically, rather than on combined L1+L2 signal, because L1 capsid expression is the more stringent marker of virion-producing late-stage infection, whereas isolated L2 signal can arise from low-level transcription or cross-mapping; this single rule was applied uniformly across all samples and run batches.</w:t>
       </w:r>
     </w:p>
-    <w:bookmarkEnd w:id="154"/>
-    <w:bookmarkStart w:id="155" w:name="Xb7b52261b13d214b61be4d17d32a361ca9d534d"/>
+    <w:bookmarkEnd w:id="161"/>
+    <w:bookmarkStart w:id="162" w:name="Xb7b52261b13d214b61be4d17d32a361ca9d534d"/>
     <w:p>
       <w:pPr>
         <w:pStyle w:val="Heading3"/>
@@ -5408,8 +5707,8 @@
         <w:t xml:space="preserve">annotations were treated as non-cell-line. These flags annotate rather than exclude samples, so that cell-line positives are retained as positive controls but can be separated from primary-tissue signal at analysis. For the prevalence-sweep cohort, study-level heuristic calls were additionally refined by manual curation through a structured workbook, with precedence sample &gt; study &gt; heuristic, and a provenance label recorded for each overridden call. As a further contaminant guard, low-coverage-breadth assignments (breadth &lt; 0.15) and alpha-genus/HPV16/HPV18 calls were tabulated by study to surface project-level contamination.</w:t>
       </w:r>
     </w:p>
-    <w:bookmarkEnd w:id="155"/>
-    <w:bookmarkStart w:id="156" w:name="X7eaa2f8331f5c25e50e9f6c362aa899cbb1292c"/>
+    <w:bookmarkEnd w:id="162"/>
+    <w:bookmarkStart w:id="163" w:name="X7eaa2f8331f5c25e50e9f6c362aa899cbb1292c"/>
     <w:p>
       <w:pPr>
         <w:pStyle w:val="Heading3"/>
@@ -5423,7 +5722,7 @@
         <w:pStyle w:val="FirstParagraph"/>
       </w:pPr>
       <w:r>
-        <w:t xml:space="preserve">Because lesional libraries may simply be sequenced more deeply than unselected skin, raw HPV read counts confound infection burden with sequencing depth. To neutralize this, every Kraken2-screened library, including HPV-negative ones, was scored as papillomavirus reads per million (RPM), computed from the Kraken2 report as the Papillomaviridae clade read count divided by the sum of unclassified and root-level clade reads, times 10⁶. Samples were assigned to mutually exclusive population tiers in fixed precedence:</w:t>
+        <w:t xml:space="preserve">Because lesional libraries may simply be sequenced more deeply than unselected skin, raw HPV read counts confound infection burden with sequencing depth. To neutralize this, every Kraken2-screened library, including HPV-negative ones, was scored as papillomavirus reads per million (RPM), computed from the Kraken2 report as the Papillomaviridae clade read count divided by the sum of unclassified and root-level clade reads, times 10⁶. Samples were assigned to mutually exclusive sample groups in fixed precedence:</w:t>
       </w:r>
       <w:r>
         <w:t xml:space="preserve"> </w:t>
@@ -5533,7 +5832,7 @@
         <w:pStyle w:val="BodyText"/>
       </w:pPr>
       <w:r>
-        <w:t xml:space="preserve">Because these rules read free-text SRA metadata, they mis-file the minority of studies whose submitted metadata is absent or actively misleading. Four such cases were identified by inspecting every library that reached the detection floor, and corrected through a curated override table (</w:t>
+        <w:t xml:space="preserve">Because these rules read free-text SRA metadata, they mis-file the minority of studies whose submitted metadata is absent or actively misleading. Three such cases were identified by inspecting every library that reached the detection floor, and corrected through a curated override table (</w:t>
       </w:r>
       <w:r>
         <w:rPr>
@@ -5593,7 +5892,7 @@
         <w:t xml:space="preserve"> </w:t>
       </w:r>
       <w:r>
-        <w:t xml:space="preserve">tier, which otherwise contained only immortalized EV</w:t>
+        <w:t xml:space="preserve">group, which otherwise contained only immortalized EV</w:t>
       </w:r>
       <w:r>
         <w:t xml:space="preserve"> </w:t>
@@ -5621,7 +5920,57 @@
         <w:t xml:space="preserve">cell_line</w:t>
       </w:r>
       <w:r>
-        <w:t xml:space="preserve">). (ii) Fifteen libraries annotated</w:t>
+        <w:t xml:space="preserve">). (ii) Six libraries from a study of HPV31-positive HaCaT (HaCaT31) cells expose only a knockdown label and</w:t>
+      </w:r>
+      <w:r>
+        <w:t xml:space="preserve"> </w:t>
+      </w:r>
+      <w:r>
+        <w:rPr>
+          <w:rStyle w:val="VerbatimChar"/>
+        </w:rPr>
+        <w:t xml:space="preserve">skin</w:t>
+      </w:r>
+      <w:r>
+        <w:t xml:space="preserve"> </w:t>
+      </w:r>
+      <w:r>
+        <w:t xml:space="preserve">in their parsed fields, so no cell-line pattern can fire; the cell-line flag was set. (iii) One primary cutaneous wart carried a submitter sample label in the SRA</w:t>
+      </w:r>
+      <w:r>
+        <w:t xml:space="preserve"> </w:t>
+      </w:r>
+      <w:r>
+        <w:rPr>
+          <w:rStyle w:val="VerbatimChar"/>
+        </w:rPr>
+        <w:t xml:space="preserve">cell_line</w:t>
+      </w:r>
+      <w:r>
+        <w:t xml:space="preserve"> </w:t>
+      </w:r>
+      <w:r>
+        <w:t xml:space="preserve">attribute and was wrongly flagged as a line; the flag was cleared, returning it to</w:t>
+      </w:r>
+      <w:r>
+        <w:t xml:space="preserve"> </w:t>
+      </w:r>
+      <w:r>
+        <w:rPr>
+          <w:rStyle w:val="VerbatimChar"/>
+        </w:rPr>
+        <w:t xml:space="preserve">control_productive</w:t>
+      </w:r>
+      <w:r>
+        <w:t xml:space="preserve">. Together these corrections move 16 of 11,282 screened libraries.</w:t>
+      </w:r>
+    </w:p>
+    <w:p>
+      <w:pPr>
+        <w:pStyle w:val="BodyText"/>
+      </w:pPr>
+      <w:r>
+        <w:t xml:space="preserve">Two further sets of libraries were excluded outright rather than regrouped, because neither a null nor a control describes them. First, 433 16S rRNA amplicon libraries: an amplicon library carries no HPV sequence that could be detected whatever the infection status, so these are structural zeros rather than negative observations, and leaving them in would deflate the background rate every comparison is measured against. Second, fifteen libraries annotated</w:t>
       </w:r>
       <w:r>
         <w:t xml:space="preserve"> </w:t>
@@ -5645,10 +5994,7 @@
         <w:t xml:space="preserve">tissue=adjacent mucosal tissues</w:t>
       </w:r>
       <w:r>
-        <w:t xml:space="preserve"> </w:t>
-      </w:r>
-      <w:r>
-        <w:t xml:space="preserve">are the matched peri-lesional tissue of five condyloma acuminatum donors whose lesions are themselves in</w:t>
+        <w:t xml:space="preserve">, which are the matched adjacent tissue of five condyloma acuminatum donors, each sequenced as an RNA-seq library plus a MeRIP input and IP fraction. Tissue taken millimeters from a productive lesion cannot separate independent infection from spillover out of that lesion, so a detection there is not evidence of virus in the absence of disease, and five donors in three fractions each is one comparison rather than a population. Their lesions are retained in</w:t>
       </w:r>
       <w:r>
         <w:t xml:space="preserve"> </w:t>
@@ -5660,73 +6006,7 @@
         <w:t xml:space="preserve">control_productive</w:t>
       </w:r>
       <w:r>
-        <w:t xml:space="preserve">; the tissue matcher had filed them as skin on the substring</w:t>
-      </w:r>
-      <w:r>
-        <w:t xml:space="preserve"> </w:t>
-      </w:r>
-      <w:r>
-        <w:t xml:space="preserve">“Skin”</w:t>
-      </w:r>
-      <w:r>
-        <w:t xml:space="preserve">. They were placed in a separate</w:t>
-      </w:r>
-      <w:r>
-        <w:t xml:space="preserve"> </w:t>
-      </w:r>
-      <w:r>
-        <w:rPr>
-          <w:rStyle w:val="VerbatimChar"/>
-        </w:rPr>
-        <w:t xml:space="preserve">peri_lesional</w:t>
-      </w:r>
-      <w:r>
-        <w:t xml:space="preserve"> </w:t>
-      </w:r>
-      <w:r>
-        <w:t xml:space="preserve">tier, since neither an unselected-skin null nor a productive control describes them. (iii) Six libraries from a study of HPV31-positive HaCaT (HaCaT31) cells expose only a knockdown label and</w:t>
-      </w:r>
-      <w:r>
-        <w:t xml:space="preserve"> </w:t>
-      </w:r>
-      <w:r>
-        <w:rPr>
-          <w:rStyle w:val="VerbatimChar"/>
-        </w:rPr>
-        <w:t xml:space="preserve">skin</w:t>
-      </w:r>
-      <w:r>
-        <w:t xml:space="preserve"> </w:t>
-      </w:r>
-      <w:r>
-        <w:t xml:space="preserve">in their parsed fields, so no cell-line pattern can fire; the cell-line flag was set. (iv) One primary cutaneous wart carried a submitter sample label in the SRA</w:t>
-      </w:r>
-      <w:r>
-        <w:t xml:space="preserve"> </w:t>
-      </w:r>
-      <w:r>
-        <w:rPr>
-          <w:rStyle w:val="VerbatimChar"/>
-        </w:rPr>
-        <w:t xml:space="preserve">cell_line</w:t>
-      </w:r>
-      <w:r>
-        <w:t xml:space="preserve"> </w:t>
-      </w:r>
-      <w:r>
-        <w:t xml:space="preserve">attribute and was wrongly flagged as a line; the flag was cleared, returning it to</w:t>
-      </w:r>
-      <w:r>
-        <w:t xml:space="preserve"> </w:t>
-      </w:r>
-      <w:r>
-        <w:rPr>
-          <w:rStyle w:val="VerbatimChar"/>
-        </w:rPr>
-        <w:t xml:space="preserve">control_productive</w:t>
-      </w:r>
-      <w:r>
-        <w:t xml:space="preserve">. Together these corrections move 31 of 11,282 libraries. The same</w:t>
+        <w:t xml:space="preserve">, so neither the productive contrast nor the detection floor calibrated on it is affected. The analyzed cohort is therefore 10,834 libraries. The same</w:t>
       </w:r>
       <w:r>
         <w:t xml:space="preserve"> </w:t>
@@ -5741,7 +6021,7 @@
         <w:t xml:space="preserve"> </w:t>
       </w:r>
       <w:r>
-        <w:t xml:space="preserve">corrections are applied to the positivity model, so that sample-class definitions are identical across models. Running the pipeline with the override table disabled reproduces the uncorrected tier assignment exactly, and both outputs are retained. A control-calibrated detection floor was defined as the 5th-percentile RPM of non-cell-line productive controls (warts/condyloma); libraries below this floor were considered</w:t>
+        <w:t xml:space="preserve">corrections are applied to the positivity model, so that sample-class definitions are identical across models. Running the pipeline with the override table disabled reproduces the uncorrected group assignment exactly, and both outputs are retained. A control-calibrated detection floor was defined as the 5th-percentile RPM of non-cell-line productive controls (warts/condyloma); libraries below this floor were considered</w:t>
       </w:r>
       <w:r>
         <w:t xml:space="preserve"> </w:t>
@@ -5750,7 +6030,7 @@
         <w:t xml:space="preserve">“not detected at control level”</w:t>
       </w:r>
       <w:r>
-        <w:t xml:space="preserve">. To show that any tier difference was not an artifact of depth, the fraction of libraries at or above the detection floor was additionally computed within matched total-read bins (&lt;5M, 5–10M, 10–20M, 20–40M, &gt;40M). The same per-sample table also yielded an HPV-type × tier catalog. This analysis pooled the lesion cohorts against the prevalence-sweep null and used the curated cell-line flags. Logistic-regression models (positivity by sample class; productive-level detection by tier with a log</w:t>
+        <w:t xml:space="preserve">. To show that any group difference was not an artifact of depth, the fraction of libraries at or above the detection floor was additionally computed within matched total-read bins (&lt;5M, 5–10M, 10–20M, 20–40M, &gt;40M). The same per-sample table also yielded an HPV-type × sample-group catalog. This analysis pooled the lesion cohorts against the prevalence-sweep null and used the curated cell-line flags. Logistic-regression models (positivity by sample class; productive-level detection by sample group with a log</w:t>
       </w:r>
       <w:r>
         <w:rPr>
@@ -5828,8 +6108,8 @@
         <w:t xml:space="preserve">).</w:t>
       </w:r>
     </w:p>
-    <w:bookmarkEnd w:id="156"/>
-    <w:bookmarkStart w:id="157" w:name="library-selection-chemistry"/>
+    <w:bookmarkEnd w:id="163"/>
+    <w:bookmarkStart w:id="164" w:name="library-selection-chemistry"/>
     <w:p>
       <w:pPr>
         <w:pStyle w:val="Heading3"/>
@@ -5912,7 +6192,7 @@
         <w:t xml:space="preserve"> </w:t>
       </w:r>
       <w:r>
-        <w:t xml:space="preserve">for 74.7% of libraries, so the free-text</w:t>
+        <w:t xml:space="preserve">for 74.6% of libraries, so the free-text</w:t>
       </w:r>
       <w:r>
         <w:t xml:space="preserve"> </w:t>
@@ -5966,7 +6246,7 @@
         <w:t xml:space="preserve"> </w:t>
       </w:r>
       <w:r>
-        <w:t xml:space="preserve">rather than assigned, and the amplification chemistries that are neither selection (3’-barcoded droplet libraries, SMART template-switching) are kept as their own levels rather than pooled with poly-A capture. This resolved chemistry for 6,751 of 10,849 libraries (62.2%).</w:t>
+        <w:t xml:space="preserve">rather than assigned, and the amplification chemistries that are neither selection (3’-barcoded droplet libraries, SMART template-switching) are kept as their own levels rather than pooled with poly-A capture. This resolved chemistry for 6,736 of 10,834 libraries (62.2%).</w:t>
       </w:r>
     </w:p>
     <w:p>
@@ -5998,8 +6278,8 @@
         <w:t xml:space="preserve">. Run as a blind test, the classifier recovers rRNA depletion for 15/15 of them from protocol text alone, which is also the independent confirmation that the series is rRNA-depleted rather than poly-A-selected.</w:t>
       </w:r>
     </w:p>
-    <w:bookmarkEnd w:id="157"/>
-    <w:bookmarkStart w:id="158" w:name="X092d6aa339a1e20488094a4b56c0474ffc2644c"/>
+    <w:bookmarkEnd w:id="164"/>
+    <w:bookmarkStart w:id="165" w:name="X092d6aa339a1e20488094a4b56c0474ffc2644c"/>
     <w:p>
       <w:pPr>
         <w:pStyle w:val="Heading3"/>
@@ -6052,7 +6332,7 @@
         <w:t xml:space="preserve">2</w:t>
       </w:r>
       <w:r>
-        <w:t xml:space="preserve">((E1 + 0.5)/(E2 + 0.5)); separation between tiers was quantified as the</w:t>
+        <w:t xml:space="preserve">((E1 + 0.5)/(E2 + 0.5)); separation between groups was quantified as the</w:t>
       </w:r>
       <w:r>
         <w:t xml:space="preserve"> </w:t>
@@ -6282,7 +6562,7 @@
         <w:t xml:space="preserve"> </w:t>
       </w:r>
       <w:r>
-        <w:t xml:space="preserve">the skin cohort, with the study’s own design arms supplied in place of the tier</w:t>
+        <w:t xml:space="preserve">the skin cohort, with the study’s own design arms supplied in place of the group</w:t>
       </w:r>
       <w:r>
         <w:t xml:space="preserve"> </w:t>
@@ -6330,14 +6610,14 @@
         <w:t xml:space="preserve">rather than downsampled.</w:t>
       </w:r>
     </w:p>
-    <w:bookmarkEnd w:id="158"/>
-    <w:bookmarkStart w:id="159" w:name="execution-at-scale"/>
+    <w:bookmarkEnd w:id="165"/>
+    <w:bookmarkStart w:id="166" w:name="X100e545f3d9e395267e0fa4a0c685cbdafc7ff0"/>
     <w:p>
       <w:pPr>
         <w:pStyle w:val="Heading3"/>
       </w:pPr>
       <w:r>
-        <w:t xml:space="preserve">Execution at scale</w:t>
+        <w:t xml:space="preserve">Independent DNA reservoir from public metagenomes</w:t>
       </w:r>
     </w:p>
     <w:p>
@@ -6345,19 +6625,202 @@
         <w:pStyle w:val="FirstParagraph"/>
       </w:pPr>
       <w:r>
-        <w:t xml:space="preserve">For cohorts of thousands of libraries, a chunked driver processed the samplesheet in fixed-size batches (default 100 libraries per chunk). After each successful chunk, per-sample outputs (Kraken2 reports, HPV typing and transcript tables, and HPV status) were aggregated and the chunk’s working directory was deleted to bound disk use; a failed chunk was left intact for inspection and resumed on rerun. A single combined report was generated over the aggregated outputs at completion. Summary tables and figures were produced in R (tidyverse), and the depth-normalized burden analysis was implemented as a standalone R script operating on the aggregated Kraken2 reports, typing tables, and curated sample flags.</w:t>
+        <w:t xml:space="preserve">The presence axis against which the transcriptional result is read comes from a published petabase-scale papillomavirus catalog rather than from our own pipeline. Shen et al. screened the Logan assembly of 27 million archived sequencing libraries</w:t>
+      </w:r>
+      <w:r>
+        <w:t xml:space="preserve"> </w:t>
+      </w:r>
+      <w:r>
+        <w:t xml:space="preserve">(Chikhi et al. 2024)</w:t>
+      </w:r>
+      <w:r>
+        <w:t xml:space="preserve"> </w:t>
+      </w:r>
+      <w:r>
+        <w:t xml:space="preserve">for papillomavirus contigs by profile-HMM detection of the conserved L1 B and I domains and clustered them into operational types</w:t>
+      </w:r>
+      <w:r>
+        <w:t xml:space="preserve"> </w:t>
+      </w:r>
+      <w:r>
+        <w:t xml:space="preserve">(J. Y. Q. Shen et al. 2026)</w:t>
+      </w:r>
+      <w:r>
+        <w:t xml:space="preserve">; we re-tabulated their released cluster-by-library table by body site. Libraries were bucketed by the BioSample organism field into skin (</w:t>
+      </w:r>
+      <w:r>
+        <w:rPr>
+          <w:rStyle w:val="VerbatimChar"/>
+        </w:rPr>
+        <w:t xml:space="preserve">human skin metagenome</w:t>
+      </w:r>
+      <w:r>
+        <w:t xml:space="preserve">,</w:t>
+      </w:r>
+      <w:r>
+        <w:t xml:space="preserve"> </w:t>
+      </w:r>
+      <w:r>
+        <w:rPr>
+          <w:rStyle w:val="VerbatimChar"/>
+        </w:rPr>
+        <w:t xml:space="preserve">skin metagenome</w:t>
+      </w:r>
+      <w:r>
+        <w:t xml:space="preserve">), vaginal and gut metagenomes. The skin taxon also carries environmental transit surfaces and non-human animal skin, which were removed with a curated run exclusion list built from BioSample attributes (</w:t>
+      </w:r>
+      <w:r>
+        <w:rPr>
+          <w:rStyle w:val="VerbatimChar"/>
+        </w:rPr>
+        <w:t xml:space="preserve">bin/build_skin_run_exclusions.py</w:t>
+      </w:r>
+      <w:r>
+        <w:t xml:space="preserve">). Each contig cluster was mapped to an HPV type through the study’s own taxonomy demarcation table and then to a genus through the same type-to-genus map used for our RNA catalogs, so the two modalities are labeled identically; a cluster with a papillomavirus identity that resolves to no genus is reported as</w:t>
+      </w:r>
+      <w:r>
+        <w:t xml:space="preserve"> </w:t>
+      </w:r>
+      <w:r>
+        <w:rPr>
+          <w:i/>
+          <w:iCs/>
+        </w:rPr>
+        <w:t xml:space="preserve">Unresolved</w:t>
+      </w:r>
+      <w:r>
+        <w:t xml:space="preserve"> </w:t>
+      </w:r>
+      <w:r>
+        <w:t xml:space="preserve">and one with no reference match as</w:t>
+      </w:r>
+      <w:r>
+        <w:t xml:space="preserve"> </w:t>
+      </w:r>
+      <w:r>
+        <w:rPr>
+          <w:i/>
+          <w:iCs/>
+        </w:rPr>
+        <w:t xml:space="preserve">Novel</w:t>
+      </w:r>
+      <w:r>
+        <w:t xml:space="preserve">.</w:t>
       </w:r>
     </w:p>
-    <w:bookmarkEnd w:id="159"/>
-    <w:bookmarkEnd w:id="160"/>
-    <w:bookmarkEnd w:id="161"/>
-    <w:bookmarkStart w:id="179" w:name="supplementary-material-1"/>
     <w:p>
       <w:pPr>
-        <w:pStyle w:val="Heading1"/>
+        <w:pStyle w:val="BodyText"/>
       </w:pPr>
       <w:r>
-        <w:t xml:space="preserve">Supplementary Material</w:t>
+        <w:t xml:space="preserve">All quantities from this catalog are compositions conditional on positivity: the denominator is the HPV-positive libraries of a body site, and a library carrying types of two genera contributes to both, so genus proportions within a site do not sum to one. No prevalence is computed from the catalog, since a defensible denominator would require the screened-library count per body site to be reconstructed under the same freeze applied to the numerator. The type-level comparison against our own data joins the reservoir types onto both RNA catalogs, the assigned catalog (</w:t>
+      </w:r>
+      <w:hyperlink w:anchor="supptbl-types">
+        <w:r>
+          <w:rPr>
+            <w:rStyle w:val="Hyperlink"/>
+          </w:rPr>
+          <w:t xml:space="preserve">Table S1</w:t>
+        </w:r>
+      </w:hyperlink>
+      <w:r>
+        <w:t xml:space="preserve">) and the trace catalog (</w:t>
+      </w:r>
+      <w:hyperlink w:anchor="supptbl-trace">
+        <w:r>
+          <w:rPr>
+            <w:rStyle w:val="Hyperlink"/>
+          </w:rPr>
+          <w:t xml:space="preserve">Table S6</w:t>
+        </w:r>
+      </w:hyperlink>
+      <w:r>
+        <w:t xml:space="preserve">, at least five best-hit reads, MAPQ ≥ 20, and a majority of the library’s primary alignments on that reference), so that a type below the assignment threshold in skin RNA is reported as a trace detection and never as an absence. This tabulation is implemented in</w:t>
+      </w:r>
+      <w:r>
+        <w:t xml:space="preserve"> </w:t>
+      </w:r>
+      <w:r>
+        <w:rPr>
+          <w:rStyle w:val="VerbatimChar"/>
+        </w:rPr>
+        <w:t xml:space="preserve">dna_rna_triangulation/shen_reservoir_by_tissue.R</w:t>
+      </w:r>
+      <w:r>
+        <w:t xml:space="preserve"> </w:t>
+      </w:r>
+      <w:r>
+        <w:t xml:space="preserve">and</w:t>
+      </w:r>
+      <w:r>
+        <w:t xml:space="preserve"> </w:t>
+      </w:r>
+      <w:r>
+        <w:rPr>
+          <w:rStyle w:val="VerbatimChar"/>
+        </w:rPr>
+        <w:t xml:space="preserve">dna_rna_triangulation/skin_dna_vs_rna_corrected.R</w:t>
+      </w:r>
+      <w:r>
+        <w:t xml:space="preserve">, and</w:t>
+      </w:r>
+      <w:r>
+        <w:t xml:space="preserve"> </w:t>
+      </w:r>
+      <w:hyperlink w:anchor="fig-reservoir">
+        <w:r>
+          <w:rPr>
+            <w:rStyle w:val="Hyperlink"/>
+          </w:rPr>
+          <w:t xml:space="preserve">Figure 5</w:t>
+        </w:r>
+      </w:hyperlink>
+      <w:r>
+        <w:t xml:space="preserve"> </w:t>
+      </w:r>
+      <w:r>
+        <w:t xml:space="preserve">is built from their outputs by</w:t>
+      </w:r>
+      <w:r>
+        <w:t xml:space="preserve"> </w:t>
+      </w:r>
+      <w:r>
+        <w:rPr>
+          <w:rStyle w:val="VerbatimChar"/>
+        </w:rPr>
+        <w:t xml:space="preserve">manuscript/figure_reservoir.R</w:t>
+      </w:r>
+      <w:r>
+        <w:t xml:space="preserve">.</w:t>
+      </w:r>
+    </w:p>
+    <w:bookmarkEnd w:id="166"/>
+    <w:bookmarkStart w:id="167" w:name="execution-at-scale"/>
+    <w:p>
+      <w:pPr>
+        <w:pStyle w:val="Heading3"/>
+      </w:pPr>
+      <w:r>
+        <w:t xml:space="preserve">Execution at scale</w:t>
+      </w:r>
+    </w:p>
+    <w:p>
+      <w:pPr>
+        <w:pStyle w:val="FirstParagraph"/>
+      </w:pPr>
+      <w:r>
+        <w:t xml:space="preserve">For cohorts of thousands of libraries, a chunked driver processed the samplesheet in fixed-size batches (default 100 libraries per chunk). After each successful chunk, per-sample outputs (Kraken2 reports, HPV typing and transcript tables, and HPV status) were aggregated and the chunk’s working directory was deleted to bound disk use; a failed chunk was left intact for inspection and resumed on rerun. A single combined report was generated over the aggregated outputs at completion. Summary tables and figures were produced in R (tidyverse), and the depth-normalized burden analysis was implemented as a standalone R script operating on the aggregated Kraken2 reports, typing tables, and curated sample flags.</w:t>
+      </w:r>
+    </w:p>
+    <w:bookmarkEnd w:id="167"/>
+    <w:bookmarkEnd w:id="168"/>
+    <w:bookmarkStart w:id="196" w:name="supplementary-figures-and-tables"/>
+    <w:p>
+      <w:pPr>
+        <w:pStyle w:val="Heading2"/>
+      </w:pPr>
+      <w:r>
+        <w:t xml:space="preserve">Supplementary Figures and Tables</w:t>
       </w:r>
     </w:p>
     <w:tbl>
@@ -6373,7 +6836,7 @@
       <w:tr>
         <w:tc>
           <w:tcPr/>
-          <w:bookmarkStart w:id="165" w:name="suppfig-depth"/>
+          <w:bookmarkStart w:id="172" w:name="suppfig-depth"/>
           <w:p>
             <w:pPr>
               <w:pStyle w:val="Compact"/>
@@ -6384,18 +6847,18 @@
                 <wp:inline>
                   <wp:extent cx="5943600" cy="3714749"/>
                   <wp:effectExtent b="0" l="0" r="0" t="0"/>
-                  <wp:docPr descr="" title="" id="163" name="Picture"/>
+                  <wp:docPr descr="" title="" id="170" name="Picture"/>
                   <a:graphic>
                     <a:graphicData uri="http://schemas.openxmlformats.org/drawingml/2006/picture">
                       <pic:pic>
                         <pic:nvPicPr>
-                          <pic:cNvPr descr="figureS1.png" id="164" name="Picture"/>
+                          <pic:cNvPr descr="figureS1.png" id="171" name="Picture"/>
                           <pic:cNvPicPr>
                             <a:picLocks noChangeArrowheads="1" noChangeAspect="1"/>
                           </pic:cNvPicPr>
                         </pic:nvPicPr>
                         <pic:blipFill>
-                          <a:blip r:embed="rId162"/>
+                          <a:blip r:embed="rId169"/>
                           <a:stretch>
                             <a:fillRect/>
                           </a:stretch>
@@ -6432,7 +6895,7 @@
               <w:pStyle w:val="ImageCaption"/>
             </w:pPr>
             <w:r>
-              <w:t xml:space="preserve">Figure S1: Control-level HPV detection within matched sequencing-depth bins. For each population tier, the percentage of libraries reaching the control-calibrated detection floor (13.2 RPM) is plotted within five total-read bins (&lt;5M, 5–10M, 10–20M, 20–40M, &gt;40M reads); a tier is drawn in a bin only where it has at least three libraries. Productive controls (warts/condyloma) detect at 90–100% in every bin in which they occur, as do the EV biopsies and the peri-lesional mucosa in the deep bins where they fall, whereas cutaneous neoplasia (cSCC/actinic keratosis) and unselected skin stay near zero across all bins, including the deepest. This depth-matched comparison confirms that the tier difference in</w:t>
+              <w:t xml:space="preserve">Figure S1: Control-level HPV detection within matched sequencing-depth bins. For each sample group, the percentage of libraries reaching the control-calibrated detection floor (13.2 RPM) is plotted within five total-read bins (&lt;5M, 5–10M, 10–20M, 20–40M, &gt;40M reads); a group is drawn in a bin only where it has at least three libraries. Productive controls (warts/condyloma) detect at 90–100% in every bin in which they occur, as do the EV biopsies in the deep bins where they fall, whereas cutaneous neoplasia (cSCC/actinic keratosis) and unselected skin stay near zero across all bins, including the deepest. This depth-matched comparison confirms that the group difference in</w:t>
             </w:r>
             <w:r>
               <w:t xml:space="preserve"> </w:t>
@@ -6449,10 +6912,10 @@
               <w:t xml:space="preserve"> </w:t>
             </w:r>
             <w:r>
-              <w:t xml:space="preserve">is not produced by differences in sequencing depth: the tiers that reach the floor do so at every depth, and the tiers that do not never reach it, however deeply sequenced. Point size is proportional to the number of libraries in each tier × bin.</w:t>
+              <w:t xml:space="preserve">is not produced by differences in sequencing depth: the groups that reach the floor do so at every depth, and the groups that do not never reach it, however deeply sequenced. Point size is proportional to the number of libraries in each group × bin.</w:t>
             </w:r>
           </w:p>
-          <w:bookmarkEnd w:id="165"/>
+          <w:bookmarkEnd w:id="172"/>
         </w:tc>
       </w:tr>
     </w:tbl>
@@ -6477,7 +6940,7 @@
       <w:tr>
         <w:tc>
           <w:tcPr/>
-          <w:bookmarkStart w:id="169" w:name="suppfig-types"/>
+          <w:bookmarkStart w:id="176" w:name="suppfig-trace"/>
           <w:p>
             <w:pPr>
               <w:pStyle w:val="Compact"/>
@@ -6486,20 +6949,136 @@
             <w:r>
               <w:drawing>
                 <wp:inline>
-                  <wp:extent cx="5943600" cy="2993813"/>
+                  <wp:extent cx="5943600" cy="3302000"/>
                   <wp:effectExtent b="0" l="0" r="0" t="0"/>
-                  <wp:docPr descr="" title="" id="167" name="Picture"/>
+                  <wp:docPr descr="" title="" id="174" name="Picture"/>
                   <a:graphic>
                     <a:graphicData uri="http://schemas.openxmlformats.org/drawingml/2006/picture">
                       <pic:pic>
                         <pic:nvPicPr>
-                          <pic:cNvPr descr="figureS2.png" id="168" name="Picture"/>
+                          <pic:cNvPr descr="figureS2.png" id="175" name="Picture"/>
                           <pic:cNvPicPr>
                             <a:picLocks noChangeArrowheads="1" noChangeAspect="1"/>
                           </pic:cNvPicPr>
                         </pic:nvPicPr>
                         <pic:blipFill>
-                          <a:blip r:embed="rId166"/>
+                          <a:blip r:embed="rId173"/>
+                          <a:stretch>
+                            <a:fillRect/>
+                          </a:stretch>
+                        </pic:blipFill>
+                        <pic:spPr bwMode="auto">
+                          <a:xfrm>
+                            <a:off x="0" y="0"/>
+                            <a:ext cx="5943600" cy="3302000"/>
+                          </a:xfrm>
+                          <a:prstGeom prst="rect">
+                            <a:avLst/>
+                          </a:prstGeom>
+                          <a:noFill/>
+                          <a:ln w="9525">
+                            <a:noFill/>
+                            <a:headEnd/>
+                            <a:tailEnd/>
+                          </a:ln>
+                        </pic:spPr>
+                      </pic:pic>
+                    </a:graphicData>
+                  </a:graphic>
+                </wp:inline>
+              </w:drawing>
+            </w:r>
+          </w:p>
+          <w:p>
+            <w:pPr>
+              <w:jc w:val="center"/>
+            </w:pPr>
+            <w:pPr>
+              <w:jc w:val="start"/>
+              <w:spacing w:before="200"/>
+              <w:pStyle w:val="ImageCaption"/>
+            </w:pPr>
+            <w:r>
+              <w:t xml:space="preserve">Figure S2: What the sub-threshold trace is made of. Every HPV-positive library below the control-calibrated detection floor (13.2 RPM) in unselected skin and neoplasia (</w:t>
+            </w:r>
+            <w:r>
+              <w:rPr>
+                <w:i/>
+                <w:iCs/>
+              </w:rPr>
+              <w:t xml:space="preserve">n</w:t>
+            </w:r>
+            <w:r>
+              <w:t xml:space="preserve"> </w:t>
+            </w:r>
+            <w:r>
+              <w:t xml:space="preserve">= 230), set against the productive controls (warts and EV,</w:t>
+            </w:r>
+            <w:r>
+              <w:t xml:space="preserve"> </w:t>
+            </w:r>
+            <w:r>
+              <w:rPr>
+                <w:i/>
+                <w:iCs/>
+              </w:rPr>
+              <w:t xml:space="preserve">n</w:t>
+            </w:r>
+            <w:r>
+              <w:t xml:space="preserve"> </w:t>
+            </w:r>
+            <w:r>
+              <w:t xml:space="preserve">= 54), split into three exclusive classes from the per-gene read counts the pipeline already writes: libraries with no reads on any HPV gene, libraries with gene-mapped reads that do not reach the productive threshold, and productive libraries (L1 ≥ 3 reads). Cell-line and engineered libraries are excluded throughout. The classes are assigned in that order of precedence, so a library appears in exactly one. The residual sample group with no recorded site is not in the denominator: the claim is about skin and neoplasia. Of the 57 gene-mapped but non-productive trace libraries, 52 carry early-gene reads with the late programme absent and 5 carry only L2 reads below the productive bar; the median late-read fraction across the whole trace is 0, against 0.367 in the controls, which is the differentiation-coupled capsid burst the controls are there to show.</w:t>
+            </w:r>
+          </w:p>
+          <w:bookmarkEnd w:id="176"/>
+        </w:tc>
+      </w:tr>
+    </w:tbl>
+    <w:p>
+      <w:pPr>
+        <w:pStyle w:val="BodyText"/>
+      </w:pPr>
+      <w:r>
+        <w:t xml:space="preserve"> </w:t>
+      </w:r>
+    </w:p>
+    <w:tbl>
+      <w:tblPr>
+        <w:tblStyle w:val="Table"/>
+        <w:tblW w:type="pct" w:w="5000"/>
+        <w:tblLayout w:type="fixed"/>
+        <w:tblLook w:firstRow="0" w:lastRow="0" w:firstColumn="0" w:lastColumn="0" w:noHBand="0" w:noVBand="0" w:val="0000"/>
+      </w:tblPr>
+      <w:tblGrid>
+        <w:gridCol w:w="7920"/>
+      </w:tblGrid>
+      <w:tr>
+        <w:tc>
+          <w:tcPr/>
+          <w:bookmarkStart w:id="180" w:name="suppfig-types"/>
+          <w:p>
+            <w:pPr>
+              <w:pStyle w:val="Compact"/>
+              <w:jc w:val="center"/>
+            </w:pPr>
+            <w:r>
+              <w:drawing>
+                <wp:inline>
+                  <wp:extent cx="5943600" cy="2993813"/>
+                  <wp:effectExtent b="0" l="0" r="0" t="0"/>
+                  <wp:docPr descr="" title="" id="178" name="Picture"/>
+                  <a:graphic>
+                    <a:graphicData uri="http://schemas.openxmlformats.org/drawingml/2006/picture">
+                      <pic:pic>
+                        <pic:nvPicPr>
+                          <pic:cNvPr descr="figureS3.png" id="179" name="Picture"/>
+                          <pic:cNvPicPr>
+                            <a:picLocks noChangeArrowheads="1" noChangeAspect="1"/>
+                          </pic:cNvPicPr>
+                        </pic:nvPicPr>
+                        <pic:blipFill>
+                          <a:blip r:embed="rId177"/>
                           <a:stretch>
                             <a:fillRect/>
                           </a:stretch>
@@ -6536,7 +7115,7 @@
               <w:pStyle w:val="ImageCaption"/>
             </w:pPr>
             <w:r>
-              <w:t xml:space="preserve">Figure S2: The HPV type landscape, assigned catalog against detection tier. An overview of the two type catalogs tabulated in full in</w:t>
+              <w:t xml:space="preserve">Figure S3: The HPV type landscape, assigned catalog against detection level. An overview of the two type catalogs tabulated in full in</w:t>
             </w:r>
             <w:r>
               <w:t xml:space="preserve"> </w:t>
@@ -6586,7 +7165,7 @@
               <w:t xml:space="preserve"> </w:t>
             </w:r>
             <w:r>
-              <w:t xml:space="preserve">mean depth ≥ 2) and appears in the upper panel, or resolves to a confident type below it and appears in the lower panel, never both. Columns are HPV types grouped by genus and ordered within each genus by total libraries; rows are population tiers, with each tier’s size on the axis. Fill is the prevalence of that type</w:t>
+              <w:t xml:space="preserve">mean depth ≥ 2) and appears in the upper panel, or resolves to a confident type below it and appears in the lower panel, never both. Columns are HPV types grouped by genus and ordered within each genus by total libraries; rows are sample groups, with each group’s size on the axis. Fill is the prevalence of that type</w:t>
             </w:r>
             <w:r>
               <w:t xml:space="preserve"> </w:t>
@@ -6602,7 +7181,7 @@
               <w:t xml:space="preserve"> </w:t>
             </w:r>
             <w:r>
-              <w:t xml:space="preserve">that tier, as a Beta-Binomial posterior mean under a Beta(0.5, 0.5) prior, the same estimator the tables use; the number printed in each cell is the raw library count. Prevalence rather than count is what the color encodes because tier sizes span 10 to 7,800 libraries, so counts are not comparable across rows: three libraries is 23% of the EV tier and 0.04% of unselected skin. The scale is log</w:t>
+              <w:t xml:space="preserve">that group, as a Beta-Binomial posterior mean under a Beta(0.5, 0.5) prior, the same estimator the tables use; the number printed in each cell is the raw library count. Prevalence rather than count is what the color encodes because group sizes span 10 to 7,800 libraries, so counts are not comparable across rows: three libraries is 23% of the EV group and 0.04% of unselected skin. The scale is log</w:t>
             </w:r>
             <w:r>
               <w:rPr>
@@ -6614,7 +7193,7 @@
               <w:t xml:space="preserve"> </w:t>
             </w:r>
             <w:r>
-              <w:t xml:space="preserve">for the same reason, spanning 0.02% to 91%, and gray marks a type not seen in that tier at all. Read that way the two panels say different things. The assigned catalog is concentrated in three rows, productive controls, peri-lesional mucosa and cell lines, and almost entirely in the alpha block, which is the productive-lesion signal and the contamination signal respectively. The unselected-skin row is pale in both panels, and that is the finding rather than an absence: no single cutaneous type is common in healthy skin, but in the detection panel that row runs almost the full width of the beta and gamma blocks, each type carried by a handful of libraries. A commensal reservoir is diverse and individually rare, and it is visible here as the length of that row rather than the intensity of any cell in it. Those same types are largely missing from the assigned panel, because they sit below the coverage threshold a type assignment requires, not because they are absent.</w:t>
+              <w:t xml:space="preserve">for the same reason, spanning 0.02% to 91%, and gray marks a type not seen in that group at all. Read that way the two panels say different things. The assigned catalog is concentrated in two rows, productive controls and cell lines, and almost entirely in the alpha block, which is the productive-lesion signal and the contamination signal respectively. The unselected-skin row is pale in both panels, and that is the finding rather than an absence: no single cutaneous type is common in healthy skin, but in the detection panel that row runs almost the full width of the beta and gamma blocks, each type carried by a handful of libraries. A commensal reservoir is diverse and individually rare, and it is visible here as the length of that row rather than the intensity of any cell in it. Those same types are largely missing from the assigned panel, because they sit below the coverage threshold a type assignment requires, not because they are absent.</w:t>
             </w:r>
             <w:r>
               <w:t xml:space="preserve"> </w:t>
@@ -6634,7 +7213,7 @@
               <w:t xml:space="preserve">collapses both panels from type to genus.</w:t>
             </w:r>
           </w:p>
-          <w:bookmarkEnd w:id="169"/>
+          <w:bookmarkEnd w:id="180"/>
         </w:tc>
       </w:tr>
     </w:tbl>
@@ -6659,3123 +7238,55 @@
       <w:tr>
         <w:tc>
           <w:tcPr/>
-          <w:bookmarkStart w:id="170" w:name="supptbl-types"/>
-          <w:tbl>
-            <w:tblPr>
-              <w:tblStyle w:val="Table"/>
-              <w:tblW w:type="pct" w:w="5000"/>
-              <w:tblLayout w:type="fixed"/>
-              <w:tblLook w:firstRow="1" w:lastRow="0" w:firstColumn="0" w:lastColumn="0" w:noHBand="0" w:noVBand="0" w:val="0020"/>
-            </w:tblPr>
-            <w:tblGrid>
-              <w:gridCol w:w="419"/>
-              <w:gridCol w:w="1211"/>
-              <w:gridCol w:w="1257"/>
-              <w:gridCol w:w="465"/>
-              <w:gridCol w:w="1304"/>
-              <w:gridCol w:w="838"/>
-              <w:gridCol w:w="838"/>
-              <w:gridCol w:w="1304"/>
-              <w:gridCol w:w="279"/>
-            </w:tblGrid>
-            <w:tr>
-              <w:trPr>
-                <w:tblHeader w:val="on"/>
-              </w:trPr>
-              <w:tc>
-                <w:tcPr/>
-                <w:p>
-                  <w:pPr>
-                    <w:pStyle w:val="Compact"/>
-                    <w:jc w:val="left"/>
-                    <w:jc w:val="center"/>
-                  </w:pPr>
-                  <w:r>
-                    <w:t xml:space="preserve">HPV type</w:t>
-                  </w:r>
-                </w:p>
-              </w:tc>
-              <w:tc>
-                <w:tcPr/>
-                <w:p>
-                  <w:pPr>
-                    <w:pStyle w:val="Compact"/>
-                    <w:jc w:val="right"/>
-                    <w:jc w:val="center"/>
-                  </w:pPr>
-                  <w:r>
-                    <w:t xml:space="preserve">Unselected skin (N=7,800)</w:t>
-                  </w:r>
-                </w:p>
-              </w:tc>
-              <w:tc>
-                <w:tcPr/>
-                <w:p>
-                  <w:pPr>
-                    <w:pStyle w:val="Compact"/>
-                    <w:jc w:val="right"/>
-                    <w:jc w:val="center"/>
-                  </w:pPr>
-                  <w:r>
-                    <w:t xml:space="preserve">Productive controls (N=44)</w:t>
-                  </w:r>
-                </w:p>
-              </w:tc>
-              <w:tc>
-                <w:tcPr/>
-                <w:p>
-                  <w:pPr>
-                    <w:pStyle w:val="Compact"/>
-                    <w:jc w:val="right"/>
-                    <w:jc w:val="center"/>
-                  </w:pPr>
-                  <w:r>
-                    <w:t xml:space="preserve">EV (N=10)</w:t>
-                  </w:r>
-                </w:p>
-              </w:tc>
-              <w:tc>
-                <w:tcPr/>
-                <w:p>
-                  <w:pPr>
-                    <w:pStyle w:val="Compact"/>
-                    <w:jc w:val="right"/>
-                    <w:jc w:val="center"/>
-                  </w:pPr>
-                  <w:r>
-                    <w:t xml:space="preserve">Peri-lesional mucosa (N=15)</w:t>
-                  </w:r>
-                </w:p>
-              </w:tc>
-              <w:tc>
-                <w:tcPr/>
-                <w:p>
-                  <w:pPr>
-                    <w:pStyle w:val="Compact"/>
-                    <w:jc w:val="right"/>
-                    <w:jc w:val="center"/>
-                  </w:pPr>
-                  <w:r>
-                    <w:t xml:space="preserve">Neoplasia (N=406)</w:t>
-                  </w:r>
-                </w:p>
-              </w:tc>
-              <w:tc>
-                <w:tcPr/>
-                <w:p>
-                  <w:pPr>
-                    <w:pStyle w:val="Compact"/>
-                    <w:jc w:val="right"/>
-                    <w:jc w:val="center"/>
-                  </w:pPr>
-                  <w:r>
-                    <w:t xml:space="preserve">Cell line (N=697)</w:t>
-                  </w:r>
-                </w:p>
-              </w:tc>
-              <w:tc>
-                <w:tcPr/>
-                <w:p>
-                  <w:pPr>
-                    <w:pStyle w:val="Compact"/>
-                    <w:jc w:val="left"/>
-                    <w:jc w:val="center"/>
-                  </w:pPr>
-                  <w:r>
-                    <w:t xml:space="preserve">Site not recorded (N=1,317)</w:t>
-                  </w:r>
-                </w:p>
-              </w:tc>
-              <w:tc>
-                <w:tcPr/>
-                <w:p>
-                  <w:pPr>
-                    <w:pStyle w:val="Compact"/>
-                    <w:jc w:val="right"/>
-                    <w:jc w:val="center"/>
-                  </w:pPr>
-                  <w:r>
-                    <w:t xml:space="preserve">Total</w:t>
-                  </w:r>
-                </w:p>
-              </w:tc>
-            </w:tr>
-            <w:tr>
-              <w:tc>
-                <w:tcPr/>
-                <w:p>
-                  <w:pPr>
-                    <w:pStyle w:val="Compact"/>
-                    <w:jc w:val="left"/>
-                    <w:jc w:val="center"/>
-                  </w:pPr>
-                  <w:r>
-                    <w:t xml:space="preserve">HPV11</w:t>
-                  </w:r>
-                </w:p>
-              </w:tc>
-              <w:tc>
-                <w:tcPr/>
-                <w:p>
-                  <w:pPr>
-                    <w:pStyle w:val="Compact"/>
-                    <w:jc w:val="right"/>
-                    <w:jc w:val="center"/>
-                  </w:pPr>
-                  <w:r>
-                    <w:t xml:space="preserve">0</w:t>
-                  </w:r>
-                </w:p>
-              </w:tc>
-              <w:tc>
-                <w:tcPr/>
-                <w:p>
-                  <w:pPr>
-                    <w:pStyle w:val="Compact"/>
-                    <w:jc w:val="right"/>
-                    <w:jc w:val="center"/>
-                  </w:pPr>
-                  <w:r>
-                    <w:t xml:space="preserve">14 (32%)</w:t>
-                  </w:r>
-                </w:p>
-              </w:tc>
-              <w:tc>
-                <w:tcPr/>
-                <w:p>
-                  <w:pPr>
-                    <w:pStyle w:val="Compact"/>
-                    <w:jc w:val="right"/>
-                    <w:jc w:val="center"/>
-                  </w:pPr>
-                  <w:r>
-                    <w:t xml:space="preserve">0</w:t>
-                  </w:r>
-                </w:p>
-              </w:tc>
-              <w:tc>
-                <w:tcPr/>
-                <w:p>
-                  <w:pPr>
-                    <w:pStyle w:val="Compact"/>
-                    <w:jc w:val="right"/>
-                    <w:jc w:val="center"/>
-                  </w:pPr>
-                  <w:r>
-                    <w:t xml:space="preserve">14 (91%)</w:t>
-                  </w:r>
-                </w:p>
-              </w:tc>
-              <w:tc>
-                <w:tcPr/>
-                <w:p>
-                  <w:pPr>
-                    <w:pStyle w:val="Compact"/>
-                    <w:jc w:val="right"/>
-                    <w:jc w:val="center"/>
-                  </w:pPr>
-                  <w:r>
-                    <w:t xml:space="preserve">0</w:t>
-                  </w:r>
-                </w:p>
-              </w:tc>
-              <w:tc>
-                <w:tcPr/>
-                <w:p>
-                  <w:pPr>
-                    <w:pStyle w:val="Compact"/>
-                    <w:jc w:val="right"/>
-                    <w:jc w:val="center"/>
-                  </w:pPr>
-                  <w:r>
-                    <w:t xml:space="preserve">0</w:t>
-                  </w:r>
-                </w:p>
-              </w:tc>
-              <w:tc>
-                <w:tcPr/>
-                <w:p>
-                  <w:pPr>
-                    <w:pStyle w:val="Compact"/>
-                    <w:jc w:val="left"/>
-                    <w:jc w:val="center"/>
-                  </w:pPr>
-                  <w:r>
-                    <w:t xml:space="preserve">8 (0.64%)</w:t>
-                  </w:r>
-                </w:p>
-              </w:tc>
-              <w:tc>
-                <w:tcPr/>
-                <w:p>
-                  <w:pPr>
-                    <w:pStyle w:val="Compact"/>
-                    <w:jc w:val="right"/>
-                    <w:jc w:val="center"/>
-                  </w:pPr>
-                  <w:r>
-                    <w:t xml:space="preserve">36</w:t>
-                  </w:r>
-                </w:p>
-              </w:tc>
-            </w:tr>
-            <w:tr>
-              <w:tc>
-                <w:tcPr/>
-                <w:p>
-                  <w:pPr>
-                    <w:pStyle w:val="Compact"/>
-                    <w:jc w:val="left"/>
-                    <w:jc w:val="center"/>
-                  </w:pPr>
-                  <w:r>
-                    <w:t xml:space="preserve">HPV18</w:t>
-                  </w:r>
-                </w:p>
-              </w:tc>
-              <w:tc>
-                <w:tcPr/>
-                <w:p>
-                  <w:pPr>
-                    <w:pStyle w:val="Compact"/>
-                    <w:jc w:val="right"/>
-                    <w:jc w:val="center"/>
-                  </w:pPr>
-                  <w:r>
-                    <w:t xml:space="preserve">0</w:t>
-                  </w:r>
-                </w:p>
-              </w:tc>
-              <w:tc>
-                <w:tcPr/>
-                <w:p>
-                  <w:pPr>
-                    <w:pStyle w:val="Compact"/>
-                    <w:jc w:val="right"/>
-                    <w:jc w:val="center"/>
-                  </w:pPr>
-                  <w:r>
-                    <w:t xml:space="preserve">0</w:t>
-                  </w:r>
-                </w:p>
-              </w:tc>
-              <w:tc>
-                <w:tcPr/>
-                <w:p>
-                  <w:pPr>
-                    <w:pStyle w:val="Compact"/>
-                    <w:jc w:val="right"/>
-                    <w:jc w:val="center"/>
-                  </w:pPr>
-                  <w:r>
-                    <w:t xml:space="preserve">0</w:t>
-                  </w:r>
-                </w:p>
-              </w:tc>
-              <w:tc>
-                <w:tcPr/>
-                <w:p>
-                  <w:pPr>
-                    <w:pStyle w:val="Compact"/>
-                    <w:jc w:val="right"/>
-                    <w:jc w:val="center"/>
-                  </w:pPr>
-                  <w:r>
-                    <w:t xml:space="preserve">0</w:t>
-                  </w:r>
-                </w:p>
-              </w:tc>
-              <w:tc>
-                <w:tcPr/>
-                <w:p>
-                  <w:pPr>
-                    <w:pStyle w:val="Compact"/>
-                    <w:jc w:val="right"/>
-                    <w:jc w:val="center"/>
-                  </w:pPr>
-                  <w:r>
-                    <w:t xml:space="preserve">0</w:t>
-                  </w:r>
-                </w:p>
-              </w:tc>
-              <w:tc>
-                <w:tcPr/>
-                <w:p>
-                  <w:pPr>
-                    <w:pStyle w:val="Compact"/>
-                    <w:jc w:val="right"/>
-                    <w:jc w:val="center"/>
-                  </w:pPr>
-                  <w:r>
-                    <w:t xml:space="preserve">32 (4.7%)</w:t>
-                  </w:r>
-                </w:p>
-              </w:tc>
-              <w:tc>
-                <w:tcPr/>
-                <w:p>
-                  <w:pPr>
-                    <w:pStyle w:val="Compact"/>
-                    <w:jc w:val="left"/>
-                    <w:jc w:val="center"/>
-                  </w:pPr>
-                  <w:r>
-                    <w:t xml:space="preserve">0</w:t>
-                  </w:r>
-                </w:p>
-              </w:tc>
-              <w:tc>
-                <w:tcPr/>
-                <w:p>
-                  <w:pPr>
-                    <w:pStyle w:val="Compact"/>
-                    <w:jc w:val="right"/>
-                    <w:jc w:val="center"/>
-                  </w:pPr>
-                  <w:r>
-                    <w:t xml:space="preserve">34</w:t>
-                  </w:r>
-                </w:p>
-              </w:tc>
-            </w:tr>
-            <w:tr>
-              <w:tc>
-                <w:tcPr/>
-                <w:p>
-                  <w:pPr>
-                    <w:pStyle w:val="Compact"/>
-                    <w:jc w:val="left"/>
-                    <w:jc w:val="center"/>
-                  </w:pPr>
-                  <w:r>
-                    <w:t xml:space="preserve">HPV16</w:t>
-                  </w:r>
-                </w:p>
-              </w:tc>
-              <w:tc>
-                <w:tcPr/>
-                <w:p>
-                  <w:pPr>
-                    <w:pStyle w:val="Compact"/>
-                    <w:jc w:val="right"/>
-                    <w:jc w:val="center"/>
-                  </w:pPr>
-                  <w:r>
-                    <w:t xml:space="preserve">1 (0.02%)</w:t>
-                  </w:r>
-                </w:p>
-              </w:tc>
-              <w:tc>
-                <w:tcPr/>
-                <w:p>
-                  <w:pPr>
-                    <w:pStyle w:val="Compact"/>
-                    <w:jc w:val="right"/>
-                    <w:jc w:val="center"/>
-                  </w:pPr>
-                  <w:r>
-                    <w:t xml:space="preserve">0</w:t>
-                  </w:r>
-                </w:p>
-              </w:tc>
-              <w:tc>
-                <w:tcPr/>
-                <w:p>
-                  <w:pPr>
-                    <w:pStyle w:val="Compact"/>
-                    <w:jc w:val="right"/>
-                    <w:jc w:val="center"/>
-                  </w:pPr>
-                  <w:r>
-                    <w:t xml:space="preserve">0</w:t>
-                  </w:r>
-                </w:p>
-              </w:tc>
-              <w:tc>
-                <w:tcPr/>
-                <w:p>
-                  <w:pPr>
-                    <w:pStyle w:val="Compact"/>
-                    <w:jc w:val="right"/>
-                    <w:jc w:val="center"/>
-                  </w:pPr>
-                  <w:r>
-                    <w:t xml:space="preserve">0</w:t>
-                  </w:r>
-                </w:p>
-              </w:tc>
-              <w:tc>
-                <w:tcPr/>
-                <w:p>
-                  <w:pPr>
-                    <w:pStyle w:val="Compact"/>
-                    <w:jc w:val="right"/>
-                    <w:jc w:val="center"/>
-                  </w:pPr>
-                  <w:r>
-                    <w:t xml:space="preserve">3 (0.86%)</w:t>
-                  </w:r>
-                </w:p>
-              </w:tc>
-              <w:tc>
-                <w:tcPr/>
-                <w:p>
-                  <w:pPr>
-                    <w:pStyle w:val="Compact"/>
-                    <w:jc w:val="right"/>
-                    <w:jc w:val="center"/>
-                  </w:pPr>
-                  <w:r>
-                    <w:t xml:space="preserve">24 (3.5%)</w:t>
-                  </w:r>
-                </w:p>
-              </w:tc>
-              <w:tc>
-                <w:tcPr/>
-                <w:p>
-                  <w:pPr>
-                    <w:pStyle w:val="Compact"/>
-                    <w:jc w:val="left"/>
-                    <w:jc w:val="center"/>
-                  </w:pPr>
-                  <w:r>
-                    <w:t xml:space="preserve">0</w:t>
-                  </w:r>
-                </w:p>
-              </w:tc>
-              <w:tc>
-                <w:tcPr/>
-                <w:p>
-                  <w:pPr>
-                    <w:pStyle w:val="Compact"/>
-                    <w:jc w:val="right"/>
-                    <w:jc w:val="center"/>
-                  </w:pPr>
-                  <w:r>
-                    <w:t xml:space="preserve">28</w:t>
-                  </w:r>
-                </w:p>
-              </w:tc>
-            </w:tr>
-            <w:tr>
-              <w:tc>
-                <w:tcPr/>
-                <w:p>
-                  <w:pPr>
-                    <w:pStyle w:val="Compact"/>
-                    <w:jc w:val="left"/>
-                    <w:jc w:val="center"/>
-                  </w:pPr>
-                  <w:r>
-                    <w:t xml:space="preserve">HPV42</w:t>
-                  </w:r>
-                </w:p>
-              </w:tc>
-              <w:tc>
-                <w:tcPr/>
-                <w:p>
-                  <w:pPr>
-                    <w:pStyle w:val="Compact"/>
-                    <w:jc w:val="right"/>
-                    <w:jc w:val="center"/>
-                  </w:pPr>
-                  <w:r>
-                    <w:t xml:space="preserve">0</w:t>
-                  </w:r>
-                </w:p>
-              </w:tc>
-              <w:tc>
-                <w:tcPr/>
-                <w:p>
-                  <w:pPr>
-                    <w:pStyle w:val="Compact"/>
-                    <w:jc w:val="right"/>
-                    <w:jc w:val="center"/>
-                  </w:pPr>
-                  <w:r>
-                    <w:t xml:space="preserve">9 (21%)</w:t>
-                  </w:r>
-                </w:p>
-              </w:tc>
-              <w:tc>
-                <w:tcPr/>
-                <w:p>
-                  <w:pPr>
-                    <w:pStyle w:val="Compact"/>
-                    <w:jc w:val="right"/>
-                    <w:jc w:val="center"/>
-                  </w:pPr>
-                  <w:r>
-                    <w:t xml:space="preserve">0</w:t>
-                  </w:r>
-                </w:p>
-              </w:tc>
-              <w:tc>
-                <w:tcPr/>
-                <w:p>
-                  <w:pPr>
-                    <w:pStyle w:val="Compact"/>
-                    <w:jc w:val="right"/>
-                    <w:jc w:val="center"/>
-                  </w:pPr>
-                  <w:r>
-                    <w:t xml:space="preserve">13 (84%)</w:t>
-                  </w:r>
-                </w:p>
-              </w:tc>
-              <w:tc>
-                <w:tcPr/>
-                <w:p>
-                  <w:pPr>
-                    <w:pStyle w:val="Compact"/>
-                    <w:jc w:val="right"/>
-                    <w:jc w:val="center"/>
-                  </w:pPr>
-                  <w:r>
-                    <w:t xml:space="preserve">0</w:t>
-                  </w:r>
-                </w:p>
-              </w:tc>
-              <w:tc>
-                <w:tcPr/>
-                <w:p>
-                  <w:pPr>
-                    <w:pStyle w:val="Compact"/>
-                    <w:jc w:val="right"/>
-                    <w:jc w:val="center"/>
-                  </w:pPr>
-                  <w:r>
-                    <w:t xml:space="preserve">0</w:t>
-                  </w:r>
-                </w:p>
-              </w:tc>
-              <w:tc>
-                <w:tcPr/>
-                <w:p>
-                  <w:pPr>
-                    <w:pStyle w:val="Compact"/>
-                    <w:jc w:val="left"/>
-                    <w:jc w:val="center"/>
-                  </w:pPr>
-                  <w:r>
-                    <w:t xml:space="preserve">0</w:t>
-                  </w:r>
-                </w:p>
-              </w:tc>
-              <w:tc>
-                <w:tcPr/>
-                <w:p>
-                  <w:pPr>
-                    <w:pStyle w:val="Compact"/>
-                    <w:jc w:val="right"/>
-                    <w:jc w:val="center"/>
-                  </w:pPr>
-                  <w:r>
-                    <w:t xml:space="preserve">22</w:t>
-                  </w:r>
-                </w:p>
-              </w:tc>
-            </w:tr>
-            <w:tr>
-              <w:tc>
-                <w:tcPr/>
-                <w:p>
-                  <w:pPr>
-                    <w:pStyle w:val="Compact"/>
-                    <w:jc w:val="left"/>
-                    <w:jc w:val="center"/>
-                  </w:pPr>
-                  <w:r>
-                    <w:t xml:space="preserve">HPV6</w:t>
-                  </w:r>
-                </w:p>
-              </w:tc>
-              <w:tc>
-                <w:tcPr/>
-                <w:p>
-                  <w:pPr>
-                    <w:pStyle w:val="Compact"/>
-                    <w:jc w:val="right"/>
-                    <w:jc w:val="center"/>
-                  </w:pPr>
-                  <w:r>
-                    <w:t xml:space="preserve">0</w:t>
-                  </w:r>
-                </w:p>
-              </w:tc>
-              <w:tc>
-                <w:tcPr/>
-                <w:p>
-                  <w:pPr>
-                    <w:pStyle w:val="Compact"/>
-                    <w:jc w:val="right"/>
-                    <w:jc w:val="center"/>
-                  </w:pPr>
-                  <w:r>
-                    <w:t xml:space="preserve">3 (7.8%)</w:t>
-                  </w:r>
-                </w:p>
-              </w:tc>
-              <w:tc>
-                <w:tcPr/>
-                <w:p>
-                  <w:pPr>
-                    <w:pStyle w:val="Compact"/>
-                    <w:jc w:val="right"/>
-                    <w:jc w:val="center"/>
-                  </w:pPr>
-                  <w:r>
-                    <w:t xml:space="preserve">0</w:t>
-                  </w:r>
-                </w:p>
-              </w:tc>
-              <w:tc>
-                <w:tcPr/>
-                <w:p>
-                  <w:pPr>
-                    <w:pStyle w:val="Compact"/>
-                    <w:jc w:val="right"/>
-                    <w:jc w:val="center"/>
-                  </w:pPr>
-                  <w:r>
-                    <w:t xml:space="preserve">3 (22%)</w:t>
-                  </w:r>
-                </w:p>
-              </w:tc>
-              <w:tc>
-                <w:tcPr/>
-                <w:p>
-                  <w:pPr>
-                    <w:pStyle w:val="Compact"/>
-                    <w:jc w:val="right"/>
-                    <w:jc w:val="center"/>
-                  </w:pPr>
-                  <w:r>
-                    <w:t xml:space="preserve">0</w:t>
-                  </w:r>
-                </w:p>
-              </w:tc>
-              <w:tc>
-                <w:tcPr/>
-                <w:p>
-                  <w:pPr>
-                    <w:pStyle w:val="Compact"/>
-                    <w:jc w:val="right"/>
-                    <w:jc w:val="center"/>
-                  </w:pPr>
-                  <w:r>
-                    <w:t xml:space="preserve">0</w:t>
-                  </w:r>
-                </w:p>
-              </w:tc>
-              <w:tc>
-                <w:tcPr/>
-                <w:p>
-                  <w:pPr>
-                    <w:pStyle w:val="Compact"/>
-                    <w:jc w:val="left"/>
-                    <w:jc w:val="center"/>
-                  </w:pPr>
-                  <w:r>
-                    <w:t xml:space="preserve">6 (0.49%)</w:t>
-                  </w:r>
-                </w:p>
-              </w:tc>
-              <w:tc>
-                <w:tcPr/>
-                <w:p>
-                  <w:pPr>
-                    <w:pStyle w:val="Compact"/>
-                    <w:jc w:val="right"/>
-                    <w:jc w:val="center"/>
-                  </w:pPr>
-                  <w:r>
-                    <w:t xml:space="preserve">12</w:t>
-                  </w:r>
-                </w:p>
-              </w:tc>
-            </w:tr>
-            <w:tr>
-              <w:tc>
-                <w:tcPr/>
-                <w:p>
-                  <w:pPr>
-                    <w:pStyle w:val="Compact"/>
-                    <w:jc w:val="left"/>
-                    <w:jc w:val="center"/>
-                  </w:pPr>
-                  <w:r>
-                    <w:t xml:space="preserve">HPV57</w:t>
-                  </w:r>
-                </w:p>
-              </w:tc>
-              <w:tc>
-                <w:tcPr/>
-                <w:p>
-                  <w:pPr>
-                    <w:pStyle w:val="Compact"/>
-                    <w:jc w:val="right"/>
-                    <w:jc w:val="center"/>
-                  </w:pPr>
-                  <w:r>
-                    <w:t xml:space="preserve">0</w:t>
-                  </w:r>
-                </w:p>
-              </w:tc>
-              <w:tc>
-                <w:tcPr/>
-                <w:p>
-                  <w:pPr>
-                    <w:pStyle w:val="Compact"/>
-                    <w:jc w:val="right"/>
-                    <w:jc w:val="center"/>
-                  </w:pPr>
-                  <w:r>
-                    <w:t xml:space="preserve">10 (23%)</w:t>
-                  </w:r>
-                </w:p>
-              </w:tc>
-              <w:tc>
-                <w:tcPr/>
-                <w:p>
-                  <w:pPr>
-                    <w:pStyle w:val="Compact"/>
-                    <w:jc w:val="right"/>
-                    <w:jc w:val="center"/>
-                  </w:pPr>
-                  <w:r>
-                    <w:t xml:space="preserve">0</w:t>
-                  </w:r>
-                </w:p>
-              </w:tc>
-              <w:tc>
-                <w:tcPr/>
-                <w:p>
-                  <w:pPr>
-                    <w:pStyle w:val="Compact"/>
-                    <w:jc w:val="right"/>
-                    <w:jc w:val="center"/>
-                  </w:pPr>
-                  <w:r>
-                    <w:t xml:space="preserve">0</w:t>
-                  </w:r>
-                </w:p>
-              </w:tc>
-              <w:tc>
-                <w:tcPr/>
-                <w:p>
-                  <w:pPr>
-                    <w:pStyle w:val="Compact"/>
-                    <w:jc w:val="right"/>
-                    <w:jc w:val="center"/>
-                  </w:pPr>
-                  <w:r>
-                    <w:t xml:space="preserve">0</w:t>
-                  </w:r>
-                </w:p>
-              </w:tc>
-              <w:tc>
-                <w:tcPr/>
-                <w:p>
-                  <w:pPr>
-                    <w:pStyle w:val="Compact"/>
-                    <w:jc w:val="right"/>
-                    <w:jc w:val="center"/>
-                  </w:pPr>
-                  <w:r>
-                    <w:t xml:space="preserve">0</w:t>
-                  </w:r>
-                </w:p>
-              </w:tc>
-              <w:tc>
-                <w:tcPr/>
-                <w:p>
-                  <w:pPr>
-                    <w:pStyle w:val="Compact"/>
-                    <w:jc w:val="left"/>
-                    <w:jc w:val="center"/>
-                  </w:pPr>
-                  <w:r>
-                    <w:t xml:space="preserve">0</w:t>
-                  </w:r>
-                </w:p>
-              </w:tc>
-              <w:tc>
-                <w:tcPr/>
-                <w:p>
-                  <w:pPr>
-                    <w:pStyle w:val="Compact"/>
-                    <w:jc w:val="right"/>
-                    <w:jc w:val="center"/>
-                  </w:pPr>
-                  <w:r>
-                    <w:t xml:space="preserve">10</w:t>
-                  </w:r>
-                </w:p>
-              </w:tc>
-            </w:tr>
-            <w:tr>
-              <w:tc>
-                <w:tcPr/>
-                <w:p>
-                  <w:pPr>
-                    <w:pStyle w:val="Compact"/>
-                    <w:jc w:val="left"/>
-                    <w:jc w:val="center"/>
-                  </w:pPr>
-                  <w:r>
-                    <w:t xml:space="preserve">HPV2</w:t>
-                  </w:r>
-                </w:p>
-              </w:tc>
-              <w:tc>
-                <w:tcPr/>
-                <w:p>
-                  <w:pPr>
-                    <w:pStyle w:val="Compact"/>
-                    <w:jc w:val="right"/>
-                    <w:jc w:val="center"/>
-                  </w:pPr>
-                  <w:r>
-                    <w:t xml:space="preserve">0</w:t>
-                  </w:r>
-                </w:p>
-              </w:tc>
-              <w:tc>
-                <w:tcPr/>
-                <w:p>
-                  <w:pPr>
-                    <w:pStyle w:val="Compact"/>
-                    <w:jc w:val="right"/>
-                    <w:jc w:val="center"/>
-                  </w:pPr>
-                  <w:r>
-                    <w:t xml:space="preserve">7 (17%)</w:t>
-                  </w:r>
-                </w:p>
-              </w:tc>
-              <w:tc>
-                <w:tcPr/>
-                <w:p>
-                  <w:pPr>
-                    <w:pStyle w:val="Compact"/>
-                    <w:jc w:val="right"/>
-                    <w:jc w:val="center"/>
-                  </w:pPr>
-                  <w:r>
-                    <w:t xml:space="preserve">1 (14%)</w:t>
-                  </w:r>
-                </w:p>
-              </w:tc>
-              <w:tc>
-                <w:tcPr/>
-                <w:p>
-                  <w:pPr>
-                    <w:pStyle w:val="Compact"/>
-                    <w:jc w:val="right"/>
-                    <w:jc w:val="center"/>
-                  </w:pPr>
-                  <w:r>
-                    <w:t xml:space="preserve">0</w:t>
-                  </w:r>
-                </w:p>
-              </w:tc>
-              <w:tc>
-                <w:tcPr/>
-                <w:p>
-                  <w:pPr>
-                    <w:pStyle w:val="Compact"/>
-                    <w:jc w:val="right"/>
-                    <w:jc w:val="center"/>
-                  </w:pPr>
-                  <w:r>
-                    <w:t xml:space="preserve">0</w:t>
-                  </w:r>
-                </w:p>
-              </w:tc>
-              <w:tc>
-                <w:tcPr/>
-                <w:p>
-                  <w:pPr>
-                    <w:pStyle w:val="Compact"/>
-                    <w:jc w:val="right"/>
-                    <w:jc w:val="center"/>
-                  </w:pPr>
-                  <w:r>
-                    <w:t xml:space="preserve">0</w:t>
-                  </w:r>
-                </w:p>
-              </w:tc>
-              <w:tc>
-                <w:tcPr/>
-                <w:p>
-                  <w:pPr>
-                    <w:pStyle w:val="Compact"/>
-                    <w:jc w:val="left"/>
-                    <w:jc w:val="center"/>
-                  </w:pPr>
-                  <w:r>
-                    <w:t xml:space="preserve">0</w:t>
-                  </w:r>
-                </w:p>
-              </w:tc>
-              <w:tc>
-                <w:tcPr/>
-                <w:p>
-                  <w:pPr>
-                    <w:pStyle w:val="Compact"/>
-                    <w:jc w:val="right"/>
-                    <w:jc w:val="center"/>
-                  </w:pPr>
-                  <w:r>
-                    <w:t xml:space="preserve">8</w:t>
-                  </w:r>
-                </w:p>
-              </w:tc>
-            </w:tr>
-            <w:tr>
-              <w:tc>
-                <w:tcPr/>
-                <w:p>
-                  <w:pPr>
-                    <w:pStyle w:val="Compact"/>
-                    <w:jc w:val="left"/>
-                    <w:jc w:val="center"/>
-                  </w:pPr>
-                  <w:r>
-                    <w:t xml:space="preserve">HPV31</w:t>
-                  </w:r>
-                </w:p>
-              </w:tc>
-              <w:tc>
-                <w:tcPr/>
-                <w:p>
-                  <w:pPr>
-                    <w:pStyle w:val="Compact"/>
-                    <w:jc w:val="right"/>
-                    <w:jc w:val="center"/>
-                  </w:pPr>
-                  <w:r>
-                    <w:t xml:space="preserve">0</w:t>
-                  </w:r>
-                </w:p>
-              </w:tc>
-              <w:tc>
-                <w:tcPr/>
-                <w:p>
-                  <w:pPr>
-                    <w:pStyle w:val="Compact"/>
-                    <w:jc w:val="right"/>
-                    <w:jc w:val="center"/>
-                  </w:pPr>
-                  <w:r>
-                    <w:t xml:space="preserve">0</w:t>
-                  </w:r>
-                </w:p>
-              </w:tc>
-              <w:tc>
-                <w:tcPr/>
-                <w:p>
-                  <w:pPr>
-                    <w:pStyle w:val="Compact"/>
-                    <w:jc w:val="right"/>
-                    <w:jc w:val="center"/>
-                  </w:pPr>
-                  <w:r>
-                    <w:t xml:space="preserve">0</w:t>
-                  </w:r>
-                </w:p>
-              </w:tc>
-              <w:tc>
-                <w:tcPr/>
-                <w:p>
-                  <w:pPr>
-                    <w:pStyle w:val="Compact"/>
-                    <w:jc w:val="right"/>
-                    <w:jc w:val="center"/>
-                  </w:pPr>
-                  <w:r>
-                    <w:t xml:space="preserve">0</w:t>
-                  </w:r>
-                </w:p>
-              </w:tc>
-              <w:tc>
-                <w:tcPr/>
-                <w:p>
-                  <w:pPr>
-                    <w:pStyle w:val="Compact"/>
-                    <w:jc w:val="right"/>
-                    <w:jc w:val="center"/>
-                  </w:pPr>
-                  <w:r>
-                    <w:t xml:space="preserve">0</w:t>
-                  </w:r>
-                </w:p>
-              </w:tc>
-              <w:tc>
-                <w:tcPr/>
-                <w:p>
-                  <w:pPr>
-                    <w:pStyle w:val="Compact"/>
-                    <w:jc w:val="right"/>
-                    <w:jc w:val="center"/>
-                  </w:pPr>
-                  <w:r>
-                    <w:t xml:space="preserve">6 (0.93%)</w:t>
-                  </w:r>
-                </w:p>
-              </w:tc>
-              <w:tc>
-                <w:tcPr/>
-                <w:p>
-                  <w:pPr>
-                    <w:pStyle w:val="Compact"/>
-                    <w:jc w:val="left"/>
-                    <w:jc w:val="center"/>
-                  </w:pPr>
-                  <w:r>
-                    <w:t xml:space="preserve">0</w:t>
-                  </w:r>
-                </w:p>
-              </w:tc>
-              <w:tc>
-                <w:tcPr/>
-                <w:p>
-                  <w:pPr>
-                    <w:pStyle w:val="Compact"/>
-                    <w:jc w:val="right"/>
-                    <w:jc w:val="center"/>
-                  </w:pPr>
-                  <w:r>
-                    <w:t xml:space="preserve">6</w:t>
-                  </w:r>
-                </w:p>
-              </w:tc>
-            </w:tr>
-            <w:tr>
-              <w:tc>
-                <w:tcPr/>
-                <w:p>
-                  <w:pPr>
-                    <w:pStyle w:val="Compact"/>
-                    <w:jc w:val="left"/>
-                    <w:jc w:val="center"/>
-                  </w:pPr>
-                  <w:r>
-                    <w:t xml:space="preserve">HPV90</w:t>
-                  </w:r>
-                </w:p>
-              </w:tc>
-              <w:tc>
-                <w:tcPr/>
-                <w:p>
-                  <w:pPr>
-                    <w:pStyle w:val="Compact"/>
-                    <w:jc w:val="right"/>
-                    <w:jc w:val="center"/>
-                  </w:pPr>
-                  <w:r>
-                    <w:t xml:space="preserve">0</w:t>
-                  </w:r>
-                </w:p>
-              </w:tc>
-              <w:tc>
-                <w:tcPr/>
-                <w:p>
-                  <w:pPr>
-                    <w:pStyle w:val="Compact"/>
-                    <w:jc w:val="right"/>
-                    <w:jc w:val="center"/>
-                  </w:pPr>
-                  <w:r>
-                    <w:t xml:space="preserve">3 (7.8%)</w:t>
-                  </w:r>
-                </w:p>
-              </w:tc>
-              <w:tc>
-                <w:tcPr/>
-                <w:p>
-                  <w:pPr>
-                    <w:pStyle w:val="Compact"/>
-                    <w:jc w:val="right"/>
-                    <w:jc w:val="center"/>
-                  </w:pPr>
-                  <w:r>
-                    <w:t xml:space="preserve">0</w:t>
-                  </w:r>
-                </w:p>
-              </w:tc>
-              <w:tc>
-                <w:tcPr/>
-                <w:p>
-                  <w:pPr>
-                    <w:pStyle w:val="Compact"/>
-                    <w:jc w:val="right"/>
-                    <w:jc w:val="center"/>
-                  </w:pPr>
-                  <w:r>
-                    <w:t xml:space="preserve">3 (22%)</w:t>
-                  </w:r>
-                </w:p>
-              </w:tc>
-              <w:tc>
-                <w:tcPr/>
-                <w:p>
-                  <w:pPr>
-                    <w:pStyle w:val="Compact"/>
-                    <w:jc w:val="right"/>
-                    <w:jc w:val="center"/>
-                  </w:pPr>
-                  <w:r>
-                    <w:t xml:space="preserve">0</w:t>
-                  </w:r>
-                </w:p>
-              </w:tc>
-              <w:tc>
-                <w:tcPr/>
-                <w:p>
-                  <w:pPr>
-                    <w:pStyle w:val="Compact"/>
-                    <w:jc w:val="right"/>
-                    <w:jc w:val="center"/>
-                  </w:pPr>
-                  <w:r>
-                    <w:t xml:space="preserve">0</w:t>
-                  </w:r>
-                </w:p>
-              </w:tc>
-              <w:tc>
-                <w:tcPr/>
-                <w:p>
-                  <w:pPr>
-                    <w:pStyle w:val="Compact"/>
-                    <w:jc w:val="left"/>
-                    <w:jc w:val="center"/>
-                  </w:pPr>
-                  <w:r>
-                    <w:t xml:space="preserve">0</w:t>
-                  </w:r>
-                </w:p>
-              </w:tc>
-              <w:tc>
-                <w:tcPr/>
-                <w:p>
-                  <w:pPr>
-                    <w:pStyle w:val="Compact"/>
-                    <w:jc w:val="right"/>
-                    <w:jc w:val="center"/>
-                  </w:pPr>
-                  <w:r>
-                    <w:t xml:space="preserve">6</w:t>
-                  </w:r>
-                </w:p>
-              </w:tc>
-            </w:tr>
-            <w:tr>
-              <w:tc>
-                <w:tcPr/>
-                <w:p>
-                  <w:pPr>
-                    <w:pStyle w:val="Compact"/>
-                    <w:jc w:val="left"/>
-                    <w:jc w:val="center"/>
-                  </w:pPr>
-                  <w:r>
-                    <w:t xml:space="preserve">HPV27</w:t>
-                  </w:r>
-                </w:p>
-              </w:tc>
-              <w:tc>
-                <w:tcPr/>
-                <w:p>
-                  <w:pPr>
-                    <w:pStyle w:val="Compact"/>
-                    <w:jc w:val="right"/>
-                    <w:jc w:val="center"/>
-                  </w:pPr>
-                  <w:r>
-                    <w:t xml:space="preserve">0</w:t>
-                  </w:r>
-                </w:p>
-              </w:tc>
-              <w:tc>
-                <w:tcPr/>
-                <w:p>
-                  <w:pPr>
-                    <w:pStyle w:val="Compact"/>
-                    <w:jc w:val="right"/>
-                    <w:jc w:val="center"/>
-                  </w:pPr>
-                  <w:r>
-                    <w:t xml:space="preserve">4 (10%)</w:t>
-                  </w:r>
-                </w:p>
-              </w:tc>
-              <w:tc>
-                <w:tcPr/>
-                <w:p>
-                  <w:pPr>
-                    <w:pStyle w:val="Compact"/>
-                    <w:jc w:val="right"/>
-                    <w:jc w:val="center"/>
-                  </w:pPr>
-                  <w:r>
-                    <w:t xml:space="preserve">0</w:t>
-                  </w:r>
-                </w:p>
-              </w:tc>
-              <w:tc>
-                <w:tcPr/>
-                <w:p>
-                  <w:pPr>
-                    <w:pStyle w:val="Compact"/>
-                    <w:jc w:val="right"/>
-                    <w:jc w:val="center"/>
-                  </w:pPr>
-                  <w:r>
-                    <w:t xml:space="preserve">0</w:t>
-                  </w:r>
-                </w:p>
-              </w:tc>
-              <w:tc>
-                <w:tcPr/>
-                <w:p>
-                  <w:pPr>
-                    <w:pStyle w:val="Compact"/>
-                    <w:jc w:val="right"/>
-                    <w:jc w:val="center"/>
-                  </w:pPr>
-                  <w:r>
-                    <w:t xml:space="preserve">1 (0.37%)</w:t>
-                  </w:r>
-                </w:p>
-              </w:tc>
-              <w:tc>
-                <w:tcPr/>
-                <w:p>
-                  <w:pPr>
-                    <w:pStyle w:val="Compact"/>
-                    <w:jc w:val="right"/>
-                    <w:jc w:val="center"/>
-                  </w:pPr>
-                  <w:r>
-                    <w:t xml:space="preserve">0</w:t>
-                  </w:r>
-                </w:p>
-              </w:tc>
-              <w:tc>
-                <w:tcPr/>
-                <w:p>
-                  <w:pPr>
-                    <w:pStyle w:val="Compact"/>
-                    <w:jc w:val="left"/>
-                    <w:jc w:val="center"/>
-                  </w:pPr>
-                  <w:r>
-                    <w:t xml:space="preserve">0</w:t>
-                  </w:r>
-                </w:p>
-              </w:tc>
-              <w:tc>
-                <w:tcPr/>
-                <w:p>
-                  <w:pPr>
-                    <w:pStyle w:val="Compact"/>
-                    <w:jc w:val="right"/>
-                    <w:jc w:val="center"/>
-                  </w:pPr>
-                  <w:r>
-                    <w:t xml:space="preserve">5</w:t>
-                  </w:r>
-                </w:p>
-              </w:tc>
-            </w:tr>
-            <w:tr>
-              <w:tc>
-                <w:tcPr/>
-                <w:p>
-                  <w:pPr>
-                    <w:pStyle w:val="Compact"/>
-                    <w:jc w:val="left"/>
-                    <w:jc w:val="center"/>
-                  </w:pPr>
-                  <w:r>
-                    <w:t xml:space="preserve">HPV74</w:t>
-                  </w:r>
-                </w:p>
-              </w:tc>
-              <w:tc>
-                <w:tcPr/>
-                <w:p>
-                  <w:pPr>
-                    <w:pStyle w:val="Compact"/>
-                    <w:jc w:val="right"/>
-                    <w:jc w:val="center"/>
-                  </w:pPr>
-                  <w:r>
-                    <w:t xml:space="preserve">0</w:t>
-                  </w:r>
-                </w:p>
-              </w:tc>
-              <w:tc>
-                <w:tcPr/>
-                <w:p>
-                  <w:pPr>
-                    <w:pStyle w:val="Compact"/>
-                    <w:jc w:val="right"/>
-                    <w:jc w:val="center"/>
-                  </w:pPr>
-                  <w:r>
-                    <w:t xml:space="preserve">0</w:t>
-                  </w:r>
-                </w:p>
-              </w:tc>
-              <w:tc>
-                <w:tcPr/>
-                <w:p>
-                  <w:pPr>
-                    <w:pStyle w:val="Compact"/>
-                    <w:jc w:val="right"/>
-                    <w:jc w:val="center"/>
-                  </w:pPr>
-                  <w:r>
-                    <w:t xml:space="preserve">0</w:t>
-                  </w:r>
-                </w:p>
-              </w:tc>
-              <w:tc>
-                <w:tcPr/>
-                <w:p>
-                  <w:pPr>
-                    <w:pStyle w:val="Compact"/>
-                    <w:jc w:val="right"/>
-                    <w:jc w:val="center"/>
-                  </w:pPr>
-                  <w:r>
-                    <w:t xml:space="preserve">5 (34%)</w:t>
-                  </w:r>
-                </w:p>
-              </w:tc>
-              <w:tc>
-                <w:tcPr/>
-                <w:p>
-                  <w:pPr>
-                    <w:pStyle w:val="Compact"/>
-                    <w:jc w:val="right"/>
-                    <w:jc w:val="center"/>
-                  </w:pPr>
-                  <w:r>
-                    <w:t xml:space="preserve">0</w:t>
-                  </w:r>
-                </w:p>
-              </w:tc>
-              <w:tc>
-                <w:tcPr/>
-                <w:p>
-                  <w:pPr>
-                    <w:pStyle w:val="Compact"/>
-                    <w:jc w:val="right"/>
-                    <w:jc w:val="center"/>
-                  </w:pPr>
-                  <w:r>
-                    <w:t xml:space="preserve">0</w:t>
-                  </w:r>
-                </w:p>
-              </w:tc>
-              <w:tc>
-                <w:tcPr/>
-                <w:p>
-                  <w:pPr>
-                    <w:pStyle w:val="Compact"/>
-                    <w:jc w:val="left"/>
-                    <w:jc w:val="center"/>
-                  </w:pPr>
-                  <w:r>
-                    <w:t xml:space="preserve">0</w:t>
-                  </w:r>
-                </w:p>
-              </w:tc>
-              <w:tc>
-                <w:tcPr/>
-                <w:p>
-                  <w:pPr>
-                    <w:pStyle w:val="Compact"/>
-                    <w:jc w:val="right"/>
-                    <w:jc w:val="center"/>
-                  </w:pPr>
-                  <w:r>
-                    <w:t xml:space="preserve">5</w:t>
-                  </w:r>
-                </w:p>
-              </w:tc>
-            </w:tr>
-            <w:tr>
-              <w:tc>
-                <w:tcPr/>
-                <w:p>
-                  <w:pPr>
-                    <w:pStyle w:val="Compact"/>
-                    <w:jc w:val="left"/>
-                    <w:jc w:val="center"/>
-                  </w:pPr>
-                  <w:r>
-                    <w:t xml:space="preserve">HPV91</w:t>
-                  </w:r>
-                </w:p>
-              </w:tc>
-              <w:tc>
-                <w:tcPr/>
-                <w:p>
-                  <w:pPr>
-                    <w:pStyle w:val="Compact"/>
-                    <w:jc w:val="right"/>
-                    <w:jc w:val="center"/>
-                  </w:pPr>
-                  <w:r>
-                    <w:t xml:space="preserve">0</w:t>
-                  </w:r>
-                </w:p>
-              </w:tc>
-              <w:tc>
-                <w:tcPr/>
-                <w:p>
-                  <w:pPr>
-                    <w:pStyle w:val="Compact"/>
-                    <w:jc w:val="right"/>
-                    <w:jc w:val="center"/>
-                  </w:pPr>
-                  <w:r>
-                    <w:t xml:space="preserve">3 (7.8%)</w:t>
-                  </w:r>
-                </w:p>
-              </w:tc>
-              <w:tc>
-                <w:tcPr/>
-                <w:p>
-                  <w:pPr>
-                    <w:pStyle w:val="Compact"/>
-                    <w:jc w:val="right"/>
-                    <w:jc w:val="center"/>
-                  </w:pPr>
-                  <w:r>
-                    <w:t xml:space="preserve">0</w:t>
-                  </w:r>
-                </w:p>
-              </w:tc>
-              <w:tc>
-                <w:tcPr/>
-                <w:p>
-                  <w:pPr>
-                    <w:pStyle w:val="Compact"/>
-                    <w:jc w:val="right"/>
-                    <w:jc w:val="center"/>
-                  </w:pPr>
-                  <w:r>
-                    <w:t xml:space="preserve">1 (9.4%)</w:t>
-                  </w:r>
-                </w:p>
-              </w:tc>
-              <w:tc>
-                <w:tcPr/>
-                <w:p>
-                  <w:pPr>
-                    <w:pStyle w:val="Compact"/>
-                    <w:jc w:val="right"/>
-                    <w:jc w:val="center"/>
-                  </w:pPr>
-                  <w:r>
-                    <w:t xml:space="preserve">0</w:t>
-                  </w:r>
-                </w:p>
-              </w:tc>
-              <w:tc>
-                <w:tcPr/>
-                <w:p>
-                  <w:pPr>
-                    <w:pStyle w:val="Compact"/>
-                    <w:jc w:val="right"/>
-                    <w:jc w:val="center"/>
-                  </w:pPr>
-                  <w:r>
-                    <w:t xml:space="preserve">0</w:t>
-                  </w:r>
-                </w:p>
-              </w:tc>
-              <w:tc>
-                <w:tcPr/>
-                <w:p>
-                  <w:pPr>
-                    <w:pStyle w:val="Compact"/>
-                    <w:jc w:val="left"/>
-                    <w:jc w:val="center"/>
-                  </w:pPr>
-                  <w:r>
-                    <w:t xml:space="preserve">0</w:t>
-                  </w:r>
-                </w:p>
-              </w:tc>
-              <w:tc>
-                <w:tcPr/>
-                <w:p>
-                  <w:pPr>
-                    <w:pStyle w:val="Compact"/>
-                    <w:jc w:val="right"/>
-                    <w:jc w:val="center"/>
-                  </w:pPr>
-                  <w:r>
-                    <w:t xml:space="preserve">4</w:t>
-                  </w:r>
-                </w:p>
-              </w:tc>
-            </w:tr>
-            <w:tr>
-              <w:tc>
-                <w:tcPr/>
-                <w:p>
-                  <w:pPr>
-                    <w:pStyle w:val="Compact"/>
-                    <w:jc w:val="left"/>
-                    <w:jc w:val="center"/>
-                  </w:pPr>
-                  <w:r>
-                    <w:t xml:space="preserve">HPV182</w:t>
-                  </w:r>
-                </w:p>
-              </w:tc>
-              <w:tc>
-                <w:tcPr/>
-                <w:p>
-                  <w:pPr>
-                    <w:pStyle w:val="Compact"/>
-                    <w:jc w:val="right"/>
-                    <w:jc w:val="center"/>
-                  </w:pPr>
-                  <w:r>
-                    <w:t xml:space="preserve">1 (0.02%)</w:t>
-                  </w:r>
-                </w:p>
-              </w:tc>
-              <w:tc>
-                <w:tcPr/>
-                <w:p>
-                  <w:pPr>
-                    <w:pStyle w:val="Compact"/>
-                    <w:jc w:val="right"/>
-                    <w:jc w:val="center"/>
-                  </w:pPr>
-                  <w:r>
-                    <w:t xml:space="preserve">0</w:t>
-                  </w:r>
-                </w:p>
-              </w:tc>
-              <w:tc>
-                <w:tcPr/>
-                <w:p>
-                  <w:pPr>
-                    <w:pStyle w:val="Compact"/>
-                    <w:jc w:val="right"/>
-                    <w:jc w:val="center"/>
-                  </w:pPr>
-                  <w:r>
-                    <w:t xml:space="preserve">0</w:t>
-                  </w:r>
-                </w:p>
-              </w:tc>
-              <w:tc>
-                <w:tcPr/>
-                <w:p>
-                  <w:pPr>
-                    <w:pStyle w:val="Compact"/>
-                    <w:jc w:val="right"/>
-                    <w:jc w:val="center"/>
-                  </w:pPr>
-                  <w:r>
-                    <w:t xml:space="preserve">0</w:t>
-                  </w:r>
-                </w:p>
-              </w:tc>
-              <w:tc>
-                <w:tcPr/>
-                <w:p>
-                  <w:pPr>
-                    <w:pStyle w:val="Compact"/>
-                    <w:jc w:val="right"/>
-                    <w:jc w:val="center"/>
-                  </w:pPr>
-                  <w:r>
-                    <w:t xml:space="preserve">2 (0.61%)</w:t>
-                  </w:r>
-                </w:p>
-              </w:tc>
-              <w:tc>
-                <w:tcPr/>
-                <w:p>
-                  <w:pPr>
-                    <w:pStyle w:val="Compact"/>
-                    <w:jc w:val="right"/>
-                    <w:jc w:val="center"/>
-                  </w:pPr>
-                  <w:r>
-                    <w:t xml:space="preserve">0</w:t>
-                  </w:r>
-                </w:p>
-              </w:tc>
-              <w:tc>
-                <w:tcPr/>
-                <w:p>
-                  <w:pPr>
-                    <w:pStyle w:val="Compact"/>
-                    <w:jc w:val="left"/>
-                    <w:jc w:val="center"/>
-                  </w:pPr>
-                  <w:r>
-                    <w:t xml:space="preserve">0</w:t>
-                  </w:r>
-                </w:p>
-              </w:tc>
-              <w:tc>
-                <w:tcPr/>
-                <w:p>
-                  <w:pPr>
-                    <w:pStyle w:val="Compact"/>
-                    <w:jc w:val="right"/>
-                    <w:jc w:val="center"/>
-                  </w:pPr>
-                  <w:r>
-                    <w:t xml:space="preserve">3</w:t>
-                  </w:r>
-                </w:p>
-              </w:tc>
-            </w:tr>
-            <w:tr>
-              <w:tc>
-                <w:tcPr/>
-                <w:p>
-                  <w:pPr>
-                    <w:pStyle w:val="Compact"/>
-                    <w:jc w:val="left"/>
-                    <w:jc w:val="center"/>
-                  </w:pPr>
-                  <w:r>
-                    <w:t xml:space="preserve">HPV44</w:t>
-                  </w:r>
-                </w:p>
-              </w:tc>
-              <w:tc>
-                <w:tcPr/>
-                <w:p>
-                  <w:pPr>
-                    <w:pStyle w:val="Compact"/>
-                    <w:jc w:val="right"/>
-                    <w:jc w:val="center"/>
-                  </w:pPr>
-                  <w:r>
-                    <w:t xml:space="preserve">0</w:t>
-                  </w:r>
-                </w:p>
-              </w:tc>
-              <w:tc>
-                <w:tcPr/>
-                <w:p>
-                  <w:pPr>
-                    <w:pStyle w:val="Compact"/>
-                    <w:jc w:val="right"/>
-                    <w:jc w:val="center"/>
-                  </w:pPr>
-                  <w:r>
-                    <w:t xml:space="preserve">3 (7.8%)</w:t>
-                  </w:r>
-                </w:p>
-              </w:tc>
-              <w:tc>
-                <w:tcPr/>
-                <w:p>
-                  <w:pPr>
-                    <w:pStyle w:val="Compact"/>
-                    <w:jc w:val="right"/>
-                    <w:jc w:val="center"/>
-                  </w:pPr>
-                  <w:r>
-                    <w:t xml:space="preserve">0</w:t>
-                  </w:r>
-                </w:p>
-              </w:tc>
-              <w:tc>
-                <w:tcPr/>
-                <w:p>
-                  <w:pPr>
-                    <w:pStyle w:val="Compact"/>
-                    <w:jc w:val="right"/>
-                    <w:jc w:val="center"/>
-                  </w:pPr>
-                  <w:r>
-                    <w:t xml:space="preserve">0</w:t>
-                  </w:r>
-                </w:p>
-              </w:tc>
-              <w:tc>
-                <w:tcPr/>
-                <w:p>
-                  <w:pPr>
-                    <w:pStyle w:val="Compact"/>
-                    <w:jc w:val="right"/>
-                    <w:jc w:val="center"/>
-                  </w:pPr>
-                  <w:r>
-                    <w:t xml:space="preserve">0</w:t>
-                  </w:r>
-                </w:p>
-              </w:tc>
-              <w:tc>
-                <w:tcPr/>
-                <w:p>
-                  <w:pPr>
-                    <w:pStyle w:val="Compact"/>
-                    <w:jc w:val="right"/>
-                    <w:jc w:val="center"/>
-                  </w:pPr>
-                  <w:r>
-                    <w:t xml:space="preserve">0</w:t>
-                  </w:r>
-                </w:p>
-              </w:tc>
-              <w:tc>
-                <w:tcPr/>
-                <w:p>
-                  <w:pPr>
-                    <w:pStyle w:val="Compact"/>
-                    <w:jc w:val="left"/>
-                    <w:jc w:val="center"/>
-                  </w:pPr>
-                  <w:r>
-                    <w:t xml:space="preserve">0</w:t>
-                  </w:r>
-                </w:p>
-              </w:tc>
-              <w:tc>
-                <w:tcPr/>
-                <w:p>
-                  <w:pPr>
-                    <w:pStyle w:val="Compact"/>
-                    <w:jc w:val="right"/>
-                    <w:jc w:val="center"/>
-                  </w:pPr>
-                  <w:r>
-                    <w:t xml:space="preserve">3</w:t>
-                  </w:r>
-                </w:p>
-              </w:tc>
-            </w:tr>
-            <w:tr>
-              <w:tc>
-                <w:tcPr/>
-                <w:p>
-                  <w:pPr>
-                    <w:pStyle w:val="Compact"/>
-                    <w:jc w:val="left"/>
-                    <w:jc w:val="center"/>
-                  </w:pPr>
-                  <w:r>
-                    <w:t xml:space="preserve">HPV52</w:t>
-                  </w:r>
-                </w:p>
-              </w:tc>
-              <w:tc>
-                <w:tcPr/>
-                <w:p>
-                  <w:pPr>
-                    <w:pStyle w:val="Compact"/>
-                    <w:jc w:val="right"/>
-                    <w:jc w:val="center"/>
-                  </w:pPr>
-                  <w:r>
-                    <w:t xml:space="preserve">0</w:t>
-                  </w:r>
-                </w:p>
-              </w:tc>
-              <w:tc>
-                <w:tcPr/>
-                <w:p>
-                  <w:pPr>
-                    <w:pStyle w:val="Compact"/>
-                    <w:jc w:val="right"/>
-                    <w:jc w:val="center"/>
-                  </w:pPr>
-                  <w:r>
-                    <w:t xml:space="preserve">3 (7.8%)</w:t>
-                  </w:r>
-                </w:p>
-              </w:tc>
-              <w:tc>
-                <w:tcPr/>
-                <w:p>
-                  <w:pPr>
-                    <w:pStyle w:val="Compact"/>
-                    <w:jc w:val="right"/>
-                    <w:jc w:val="center"/>
-                  </w:pPr>
-                  <w:r>
-                    <w:t xml:space="preserve">0</w:t>
-                  </w:r>
-                </w:p>
-              </w:tc>
-              <w:tc>
-                <w:tcPr/>
-                <w:p>
-                  <w:pPr>
-                    <w:pStyle w:val="Compact"/>
-                    <w:jc w:val="right"/>
-                    <w:jc w:val="center"/>
-                  </w:pPr>
-                  <w:r>
-                    <w:t xml:space="preserve">0</w:t>
-                  </w:r>
-                </w:p>
-              </w:tc>
-              <w:tc>
-                <w:tcPr/>
-                <w:p>
-                  <w:pPr>
-                    <w:pStyle w:val="Compact"/>
-                    <w:jc w:val="right"/>
-                    <w:jc w:val="center"/>
-                  </w:pPr>
-                  <w:r>
-                    <w:t xml:space="preserve">0</w:t>
-                  </w:r>
-                </w:p>
-              </w:tc>
-              <w:tc>
-                <w:tcPr/>
-                <w:p>
-                  <w:pPr>
-                    <w:pStyle w:val="Compact"/>
-                    <w:jc w:val="right"/>
-                    <w:jc w:val="center"/>
-                  </w:pPr>
-                  <w:r>
-                    <w:t xml:space="preserve">0</w:t>
-                  </w:r>
-                </w:p>
-              </w:tc>
-              <w:tc>
-                <w:tcPr/>
-                <w:p>
-                  <w:pPr>
-                    <w:pStyle w:val="Compact"/>
-                    <w:jc w:val="left"/>
-                    <w:jc w:val="center"/>
-                  </w:pPr>
-                  <w:r>
-                    <w:t xml:space="preserve">0</w:t>
-                  </w:r>
-                </w:p>
-              </w:tc>
-              <w:tc>
-                <w:tcPr/>
-                <w:p>
-                  <w:pPr>
-                    <w:pStyle w:val="Compact"/>
-                    <w:jc w:val="right"/>
-                    <w:jc w:val="center"/>
-                  </w:pPr>
-                  <w:r>
-                    <w:t xml:space="preserve">3</w:t>
-                  </w:r>
-                </w:p>
-              </w:tc>
-            </w:tr>
-            <w:tr>
-              <w:tc>
-                <w:tcPr/>
-                <w:p>
-                  <w:pPr>
-                    <w:pStyle w:val="Compact"/>
-                    <w:jc w:val="left"/>
-                    <w:jc w:val="center"/>
-                  </w:pPr>
-                  <w:r>
-                    <w:t xml:space="preserve">HPV80</w:t>
-                  </w:r>
-                </w:p>
-              </w:tc>
-              <w:tc>
-                <w:tcPr/>
-                <w:p>
-                  <w:pPr>
-                    <w:pStyle w:val="Compact"/>
-                    <w:jc w:val="right"/>
-                    <w:jc w:val="center"/>
-                  </w:pPr>
-                  <w:r>
-                    <w:t xml:space="preserve">0</w:t>
-                  </w:r>
-                </w:p>
-              </w:tc>
-              <w:tc>
-                <w:tcPr/>
-                <w:p>
-                  <w:pPr>
-                    <w:pStyle w:val="Compact"/>
-                    <w:jc w:val="right"/>
-                    <w:jc w:val="center"/>
-                  </w:pPr>
-                  <w:r>
-                    <w:t xml:space="preserve">0</w:t>
-                  </w:r>
-                </w:p>
-              </w:tc>
-              <w:tc>
-                <w:tcPr/>
-                <w:p>
-                  <w:pPr>
-                    <w:pStyle w:val="Compact"/>
-                    <w:jc w:val="right"/>
-                    <w:jc w:val="center"/>
-                  </w:pPr>
-                  <w:r>
-                    <w:t xml:space="preserve">0</w:t>
-                  </w:r>
-                </w:p>
-              </w:tc>
-              <w:tc>
-                <w:tcPr/>
-                <w:p>
-                  <w:pPr>
-                    <w:pStyle w:val="Compact"/>
-                    <w:jc w:val="right"/>
-                    <w:jc w:val="center"/>
-                  </w:pPr>
-                  <w:r>
-                    <w:t xml:space="preserve">0</w:t>
-                  </w:r>
-                </w:p>
-              </w:tc>
-              <w:tc>
-                <w:tcPr/>
-                <w:p>
-                  <w:pPr>
-                    <w:pStyle w:val="Compact"/>
-                    <w:jc w:val="right"/>
-                    <w:jc w:val="center"/>
-                  </w:pPr>
-                  <w:r>
-                    <w:t xml:space="preserve">0</w:t>
-                  </w:r>
-                </w:p>
-              </w:tc>
-              <w:tc>
-                <w:tcPr/>
-                <w:p>
-                  <w:pPr>
-                    <w:pStyle w:val="Compact"/>
-                    <w:jc w:val="right"/>
-                    <w:jc w:val="center"/>
-                  </w:pPr>
-                  <w:r>
-                    <w:t xml:space="preserve">0</w:t>
-                  </w:r>
-                </w:p>
-              </w:tc>
-              <w:tc>
-                <w:tcPr/>
-                <w:p>
-                  <w:pPr>
-                    <w:pStyle w:val="Compact"/>
-                    <w:jc w:val="left"/>
-                    <w:jc w:val="center"/>
-                  </w:pPr>
-                  <w:r>
-                    <w:t xml:space="preserve">0</w:t>
-                  </w:r>
-                </w:p>
-              </w:tc>
-              <w:tc>
-                <w:tcPr/>
-                <w:p>
-                  <w:pPr>
-                    <w:pStyle w:val="Compact"/>
-                    <w:jc w:val="right"/>
-                    <w:jc w:val="center"/>
-                  </w:pPr>
-                  <w:r>
-                    <w:t xml:space="preserve">3</w:t>
-                  </w:r>
-                </w:p>
-              </w:tc>
-            </w:tr>
-            <w:tr>
-              <w:tc>
-                <w:tcPr/>
-                <w:p>
-                  <w:pPr>
-                    <w:pStyle w:val="Compact"/>
-                    <w:jc w:val="left"/>
-                    <w:jc w:val="center"/>
-                  </w:pPr>
-                  <w:r>
-                    <w:t xml:space="preserve">HPV-mKN1</w:t>
-                  </w:r>
-                </w:p>
-              </w:tc>
-              <w:tc>
-                <w:tcPr/>
-                <w:p>
-                  <w:pPr>
-                    <w:pStyle w:val="Compact"/>
-                    <w:jc w:val="right"/>
-                    <w:jc w:val="center"/>
-                  </w:pPr>
-                  <w:r>
-                    <w:t xml:space="preserve">0</w:t>
-                  </w:r>
-                </w:p>
-              </w:tc>
-              <w:tc>
-                <w:tcPr/>
-                <w:p>
-                  <w:pPr>
-                    <w:pStyle w:val="Compact"/>
-                    <w:jc w:val="right"/>
-                    <w:jc w:val="center"/>
-                  </w:pPr>
-                  <w:r>
-                    <w:t xml:space="preserve">2 (5.6%)</w:t>
-                  </w:r>
-                </w:p>
-              </w:tc>
-              <w:tc>
-                <w:tcPr/>
-                <w:p>
-                  <w:pPr>
-                    <w:pStyle w:val="Compact"/>
-                    <w:jc w:val="right"/>
-                    <w:jc w:val="center"/>
-                  </w:pPr>
-                  <w:r>
-                    <w:t xml:space="preserve">0</w:t>
-                  </w:r>
-                </w:p>
-              </w:tc>
-              <w:tc>
-                <w:tcPr/>
-                <w:p>
-                  <w:pPr>
-                    <w:pStyle w:val="Compact"/>
-                    <w:jc w:val="right"/>
-                    <w:jc w:val="center"/>
-                  </w:pPr>
-                  <w:r>
-                    <w:t xml:space="preserve">0</w:t>
-                  </w:r>
-                </w:p>
-              </w:tc>
-              <w:tc>
-                <w:tcPr/>
-                <w:p>
-                  <w:pPr>
-                    <w:pStyle w:val="Compact"/>
-                    <w:jc w:val="right"/>
-                    <w:jc w:val="center"/>
-                  </w:pPr>
-                  <w:r>
-                    <w:t xml:space="preserve">0</w:t>
-                  </w:r>
-                </w:p>
-              </w:tc>
-              <w:tc>
-                <w:tcPr/>
-                <w:p>
-                  <w:pPr>
-                    <w:pStyle w:val="Compact"/>
-                    <w:jc w:val="right"/>
-                    <w:jc w:val="center"/>
-                  </w:pPr>
-                  <w:r>
-                    <w:t xml:space="preserve">0</w:t>
-                  </w:r>
-                </w:p>
-              </w:tc>
-              <w:tc>
-                <w:tcPr/>
-                <w:p>
-                  <w:pPr>
-                    <w:pStyle w:val="Compact"/>
-                    <w:jc w:val="left"/>
-                    <w:jc w:val="center"/>
-                  </w:pPr>
-                  <w:r>
-                    <w:t xml:space="preserve">0</w:t>
-                  </w:r>
-                </w:p>
-              </w:tc>
-              <w:tc>
-                <w:tcPr/>
-                <w:p>
-                  <w:pPr>
-                    <w:pStyle w:val="Compact"/>
-                    <w:jc w:val="right"/>
-                    <w:jc w:val="center"/>
-                  </w:pPr>
-                  <w:r>
-                    <w:t xml:space="preserve">2</w:t>
-                  </w:r>
-                </w:p>
-              </w:tc>
-            </w:tr>
-            <w:tr>
-              <w:tc>
-                <w:tcPr/>
-                <w:p>
-                  <w:pPr>
-                    <w:pStyle w:val="Compact"/>
-                    <w:jc w:val="left"/>
-                    <w:jc w:val="center"/>
-                  </w:pPr>
-                  <w:r>
-                    <w:t xml:space="preserve">HPV14</w:t>
-                  </w:r>
-                </w:p>
-              </w:tc>
-              <w:tc>
-                <w:tcPr/>
-                <w:p>
-                  <w:pPr>
-                    <w:pStyle w:val="Compact"/>
-                    <w:jc w:val="right"/>
-                    <w:jc w:val="center"/>
-                  </w:pPr>
-                  <w:r>
-                    <w:t xml:space="preserve">0</w:t>
-                  </w:r>
-                </w:p>
-              </w:tc>
-              <w:tc>
-                <w:tcPr/>
-                <w:p>
-                  <w:pPr>
-                    <w:pStyle w:val="Compact"/>
-                    <w:jc w:val="right"/>
-                    <w:jc w:val="center"/>
-                  </w:pPr>
-                  <w:r>
-                    <w:t xml:space="preserve">0</w:t>
-                  </w:r>
-                </w:p>
-              </w:tc>
-              <w:tc>
-                <w:tcPr/>
-                <w:p>
-                  <w:pPr>
-                    <w:pStyle w:val="Compact"/>
-                    <w:jc w:val="right"/>
-                    <w:jc w:val="center"/>
-                  </w:pPr>
-                  <w:r>
-                    <w:t xml:space="preserve">2 (23%)</w:t>
-                  </w:r>
-                </w:p>
-              </w:tc>
-              <w:tc>
-                <w:tcPr/>
-                <w:p>
-                  <w:pPr>
-                    <w:pStyle w:val="Compact"/>
-                    <w:jc w:val="right"/>
-                    <w:jc w:val="center"/>
-                  </w:pPr>
-                  <w:r>
-                    <w:t xml:space="preserve">0</w:t>
-                  </w:r>
-                </w:p>
-              </w:tc>
-              <w:tc>
-                <w:tcPr/>
-                <w:p>
-                  <w:pPr>
-                    <w:pStyle w:val="Compact"/>
-                    <w:jc w:val="right"/>
-                    <w:jc w:val="center"/>
-                  </w:pPr>
-                  <w:r>
-                    <w:t xml:space="preserve">0</w:t>
-                  </w:r>
-                </w:p>
-              </w:tc>
-              <w:tc>
-                <w:tcPr/>
-                <w:p>
-                  <w:pPr>
-                    <w:pStyle w:val="Compact"/>
-                    <w:jc w:val="right"/>
-                    <w:jc w:val="center"/>
-                  </w:pPr>
-                  <w:r>
-                    <w:t xml:space="preserve">0</w:t>
-                  </w:r>
-                </w:p>
-              </w:tc>
-              <w:tc>
-                <w:tcPr/>
-                <w:p>
-                  <w:pPr>
-                    <w:pStyle w:val="Compact"/>
-                    <w:jc w:val="left"/>
-                    <w:jc w:val="center"/>
-                  </w:pPr>
-                  <w:r>
-                    <w:t xml:space="preserve">0</w:t>
-                  </w:r>
-                </w:p>
-              </w:tc>
-              <w:tc>
-                <w:tcPr/>
-                <w:p>
-                  <w:pPr>
-                    <w:pStyle w:val="Compact"/>
-                    <w:jc w:val="right"/>
-                    <w:jc w:val="center"/>
-                  </w:pPr>
-                  <w:r>
-                    <w:t xml:space="preserve">2</w:t>
-                  </w:r>
-                </w:p>
-              </w:tc>
-            </w:tr>
-            <w:tr>
-              <w:tc>
-                <w:tcPr/>
-                <w:p>
-                  <w:pPr>
-                    <w:pStyle w:val="Compact"/>
-                    <w:jc w:val="left"/>
-                    <w:jc w:val="center"/>
-                  </w:pPr>
-                  <w:r>
-                    <w:t xml:space="preserve">HPV20</w:t>
-                  </w:r>
-                </w:p>
-              </w:tc>
-              <w:tc>
-                <w:tcPr/>
-                <w:p>
-                  <w:pPr>
-                    <w:pStyle w:val="Compact"/>
-                    <w:jc w:val="right"/>
-                    <w:jc w:val="center"/>
-                  </w:pPr>
-                  <w:r>
-                    <w:t xml:space="preserve">0</w:t>
-                  </w:r>
-                </w:p>
-              </w:tc>
-              <w:tc>
-                <w:tcPr/>
-                <w:p>
-                  <w:pPr>
-                    <w:pStyle w:val="Compact"/>
-                    <w:jc w:val="right"/>
-                    <w:jc w:val="center"/>
-                  </w:pPr>
-                  <w:r>
-                    <w:t xml:space="preserve">0</w:t>
-                  </w:r>
-                </w:p>
-              </w:tc>
-              <w:tc>
-                <w:tcPr/>
-                <w:p>
-                  <w:pPr>
-                    <w:pStyle w:val="Compact"/>
-                    <w:jc w:val="right"/>
-                    <w:jc w:val="center"/>
-                  </w:pPr>
-                  <w:r>
-                    <w:t xml:space="preserve">1 (14%)</w:t>
-                  </w:r>
-                </w:p>
-              </w:tc>
-              <w:tc>
-                <w:tcPr/>
-                <w:p>
-                  <w:pPr>
-                    <w:pStyle w:val="Compact"/>
-                    <w:jc w:val="right"/>
-                    <w:jc w:val="center"/>
-                  </w:pPr>
-                  <w:r>
-                    <w:t xml:space="preserve">0</w:t>
-                  </w:r>
-                </w:p>
-              </w:tc>
-              <w:tc>
-                <w:tcPr/>
-                <w:p>
-                  <w:pPr>
-                    <w:pStyle w:val="Compact"/>
-                    <w:jc w:val="right"/>
-                    <w:jc w:val="center"/>
-                  </w:pPr>
-                  <w:r>
-                    <w:t xml:space="preserve">1 (0.37%)</w:t>
-                  </w:r>
-                </w:p>
-              </w:tc>
-              <w:tc>
-                <w:tcPr/>
-                <w:p>
-                  <w:pPr>
-                    <w:pStyle w:val="Compact"/>
-                    <w:jc w:val="right"/>
-                    <w:jc w:val="center"/>
-                  </w:pPr>
-                  <w:r>
-                    <w:t xml:space="preserve">0</w:t>
-                  </w:r>
-                </w:p>
-              </w:tc>
-              <w:tc>
-                <w:tcPr/>
-                <w:p>
-                  <w:pPr>
-                    <w:pStyle w:val="Compact"/>
-                    <w:jc w:val="left"/>
-                    <w:jc w:val="center"/>
-                  </w:pPr>
-                  <w:r>
-                    <w:t xml:space="preserve">0</w:t>
-                  </w:r>
-                </w:p>
-              </w:tc>
-              <w:tc>
-                <w:tcPr/>
-                <w:p>
-                  <w:pPr>
-                    <w:pStyle w:val="Compact"/>
-                    <w:jc w:val="right"/>
-                    <w:jc w:val="center"/>
-                  </w:pPr>
-                  <w:r>
-                    <w:t xml:space="preserve">2</w:t>
-                  </w:r>
-                </w:p>
-              </w:tc>
-            </w:tr>
-            <w:tr>
-              <w:tc>
-                <w:tcPr/>
-                <w:p>
-                  <w:pPr>
-                    <w:pStyle w:val="Compact"/>
-                    <w:jc w:val="left"/>
-                    <w:jc w:val="center"/>
-                  </w:pPr>
-                  <w:r>
-                    <w:t xml:space="preserve">HPV25</w:t>
-                  </w:r>
-                </w:p>
-              </w:tc>
-              <w:tc>
-                <w:tcPr/>
-                <w:p>
-                  <w:pPr>
-                    <w:pStyle w:val="Compact"/>
-                    <w:jc w:val="right"/>
-                    <w:jc w:val="center"/>
-                  </w:pPr>
-                  <w:r>
-                    <w:t xml:space="preserve">0</w:t>
-                  </w:r>
-                </w:p>
-              </w:tc>
-              <w:tc>
-                <w:tcPr/>
-                <w:p>
-                  <w:pPr>
-                    <w:pStyle w:val="Compact"/>
-                    <w:jc w:val="right"/>
-                    <w:jc w:val="center"/>
-                  </w:pPr>
-                  <w:r>
-                    <w:t xml:space="preserve">0</w:t>
-                  </w:r>
-                </w:p>
-              </w:tc>
-              <w:tc>
-                <w:tcPr/>
-                <w:p>
-                  <w:pPr>
-                    <w:pStyle w:val="Compact"/>
-                    <w:jc w:val="right"/>
-                    <w:jc w:val="center"/>
-                  </w:pPr>
-                  <w:r>
-                    <w:t xml:space="preserve">2 (23%)</w:t>
-                  </w:r>
-                </w:p>
-              </w:tc>
-              <w:tc>
-                <w:tcPr/>
-                <w:p>
-                  <w:pPr>
-                    <w:pStyle w:val="Compact"/>
-                    <w:jc w:val="right"/>
-                    <w:jc w:val="center"/>
-                  </w:pPr>
-                  <w:r>
-                    <w:t xml:space="preserve">0</w:t>
-                  </w:r>
-                </w:p>
-              </w:tc>
-              <w:tc>
-                <w:tcPr/>
-                <w:p>
-                  <w:pPr>
-                    <w:pStyle w:val="Compact"/>
-                    <w:jc w:val="right"/>
-                    <w:jc w:val="center"/>
-                  </w:pPr>
-                  <w:r>
-                    <w:t xml:space="preserve">0</w:t>
-                  </w:r>
-                </w:p>
-              </w:tc>
-              <w:tc>
-                <w:tcPr/>
-                <w:p>
-                  <w:pPr>
-                    <w:pStyle w:val="Compact"/>
-                    <w:jc w:val="right"/>
-                    <w:jc w:val="center"/>
-                  </w:pPr>
-                  <w:r>
-                    <w:t xml:space="preserve">0</w:t>
-                  </w:r>
-                </w:p>
-              </w:tc>
-              <w:tc>
-                <w:tcPr/>
-                <w:p>
-                  <w:pPr>
-                    <w:pStyle w:val="Compact"/>
-                    <w:jc w:val="left"/>
-                    <w:jc w:val="center"/>
-                  </w:pPr>
-                  <w:r>
-                    <w:t xml:space="preserve">0</w:t>
-                  </w:r>
-                </w:p>
-              </w:tc>
-              <w:tc>
-                <w:tcPr/>
-                <w:p>
-                  <w:pPr>
-                    <w:pStyle w:val="Compact"/>
-                    <w:jc w:val="right"/>
-                    <w:jc w:val="center"/>
-                  </w:pPr>
-                  <w:r>
-                    <w:t xml:space="preserve">2</w:t>
-                  </w:r>
-                </w:p>
-              </w:tc>
-            </w:tr>
-            <w:tr>
-              <w:tc>
-                <w:tcPr/>
-                <w:p>
-                  <w:pPr>
-                    <w:pStyle w:val="Compact"/>
-                    <w:jc w:val="left"/>
-                    <w:jc w:val="center"/>
-                  </w:pPr>
-                  <w:r>
-                    <w:t xml:space="preserve">HPV47</w:t>
-                  </w:r>
-                </w:p>
-              </w:tc>
-              <w:tc>
-                <w:tcPr/>
-                <w:p>
-                  <w:pPr>
-                    <w:pStyle w:val="Compact"/>
-                    <w:jc w:val="right"/>
-                    <w:jc w:val="center"/>
-                  </w:pPr>
-                  <w:r>
-                    <w:t xml:space="preserve">0</w:t>
-                  </w:r>
-                </w:p>
-              </w:tc>
-              <w:tc>
-                <w:tcPr/>
-                <w:p>
-                  <w:pPr>
-                    <w:pStyle w:val="Compact"/>
-                    <w:jc w:val="right"/>
-                    <w:jc w:val="center"/>
-                  </w:pPr>
-                  <w:r>
-                    <w:t xml:space="preserve">0</w:t>
-                  </w:r>
-                </w:p>
-              </w:tc>
-              <w:tc>
-                <w:tcPr/>
-                <w:p>
-                  <w:pPr>
-                    <w:pStyle w:val="Compact"/>
-                    <w:jc w:val="right"/>
-                    <w:jc w:val="center"/>
-                  </w:pPr>
-                  <w:r>
-                    <w:t xml:space="preserve">2 (23%)</w:t>
-                  </w:r>
-                </w:p>
-              </w:tc>
-              <w:tc>
-                <w:tcPr/>
-                <w:p>
-                  <w:pPr>
-                    <w:pStyle w:val="Compact"/>
-                    <w:jc w:val="right"/>
-                    <w:jc w:val="center"/>
-                  </w:pPr>
-                  <w:r>
-                    <w:t xml:space="preserve">0</w:t>
-                  </w:r>
-                </w:p>
-              </w:tc>
-              <w:tc>
-                <w:tcPr/>
-                <w:p>
-                  <w:pPr>
-                    <w:pStyle w:val="Compact"/>
-                    <w:jc w:val="right"/>
-                    <w:jc w:val="center"/>
-                  </w:pPr>
-                  <w:r>
-                    <w:t xml:space="preserve">0</w:t>
-                  </w:r>
-                </w:p>
-              </w:tc>
-              <w:tc>
-                <w:tcPr/>
-                <w:p>
-                  <w:pPr>
-                    <w:pStyle w:val="Compact"/>
-                    <w:jc w:val="right"/>
-                    <w:jc w:val="center"/>
-                  </w:pPr>
-                  <w:r>
-                    <w:t xml:space="preserve">0</w:t>
-                  </w:r>
-                </w:p>
-              </w:tc>
-              <w:tc>
-                <w:tcPr/>
-                <w:p>
-                  <w:pPr>
-                    <w:pStyle w:val="Compact"/>
-                    <w:jc w:val="left"/>
-                    <w:jc w:val="center"/>
-                  </w:pPr>
-                  <w:r>
-                    <w:t xml:space="preserve">0</w:t>
-                  </w:r>
-                </w:p>
-              </w:tc>
-              <w:tc>
-                <w:tcPr/>
-                <w:p>
-                  <w:pPr>
-                    <w:pStyle w:val="Compact"/>
-                    <w:jc w:val="right"/>
-                    <w:jc w:val="center"/>
-                  </w:pPr>
-                  <w:r>
-                    <w:t xml:space="preserve">2</w:t>
-                  </w:r>
-                </w:p>
-              </w:tc>
-            </w:tr>
-            <w:tr>
-              <w:tc>
-                <w:tcPr/>
-                <w:p>
-                  <w:pPr>
-                    <w:pStyle w:val="Compact"/>
-                    <w:jc w:val="left"/>
-                    <w:jc w:val="center"/>
-                  </w:pPr>
-                  <w:r>
-                    <w:t xml:space="preserve">HPV4</w:t>
-                  </w:r>
-                </w:p>
-              </w:tc>
-              <w:tc>
-                <w:tcPr/>
-                <w:p>
-                  <w:pPr>
-                    <w:pStyle w:val="Compact"/>
-                    <w:jc w:val="right"/>
-                    <w:jc w:val="center"/>
-                  </w:pPr>
-                  <w:r>
-                    <w:t xml:space="preserve">0</w:t>
-                  </w:r>
-                </w:p>
-              </w:tc>
-              <w:tc>
-                <w:tcPr/>
-                <w:p>
-                  <w:pPr>
-                    <w:pStyle w:val="Compact"/>
-                    <w:jc w:val="right"/>
-                    <w:jc w:val="center"/>
-                  </w:pPr>
-                  <w:r>
-                    <w:t xml:space="preserve">2 (5.6%)</w:t>
-                  </w:r>
-                </w:p>
-              </w:tc>
-              <w:tc>
-                <w:tcPr/>
-                <w:p>
-                  <w:pPr>
-                    <w:pStyle w:val="Compact"/>
-                    <w:jc w:val="right"/>
-                    <w:jc w:val="center"/>
-                  </w:pPr>
-                  <w:r>
-                    <w:t xml:space="preserve">0</w:t>
-                  </w:r>
-                </w:p>
-              </w:tc>
-              <w:tc>
-                <w:tcPr/>
-                <w:p>
-                  <w:pPr>
-                    <w:pStyle w:val="Compact"/>
-                    <w:jc w:val="right"/>
-                    <w:jc w:val="center"/>
-                  </w:pPr>
-                  <w:r>
-                    <w:t xml:space="preserve">0</w:t>
-                  </w:r>
-                </w:p>
-              </w:tc>
-              <w:tc>
-                <w:tcPr/>
-                <w:p>
-                  <w:pPr>
-                    <w:pStyle w:val="Compact"/>
-                    <w:jc w:val="right"/>
-                    <w:jc w:val="center"/>
-                  </w:pPr>
-                  <w:r>
-                    <w:t xml:space="preserve">0</w:t>
-                  </w:r>
-                </w:p>
-              </w:tc>
-              <w:tc>
-                <w:tcPr/>
-                <w:p>
-                  <w:pPr>
-                    <w:pStyle w:val="Compact"/>
-                    <w:jc w:val="right"/>
-                    <w:jc w:val="center"/>
-                  </w:pPr>
-                  <w:r>
-                    <w:t xml:space="preserve">0</w:t>
-                  </w:r>
-                </w:p>
-              </w:tc>
-              <w:tc>
-                <w:tcPr/>
-                <w:p>
-                  <w:pPr>
-                    <w:pStyle w:val="Compact"/>
-                    <w:jc w:val="left"/>
-                    <w:jc w:val="center"/>
-                  </w:pPr>
-                  <w:r>
-                    <w:t xml:space="preserve">0</w:t>
-                  </w:r>
-                </w:p>
-              </w:tc>
-              <w:tc>
-                <w:tcPr/>
-                <w:p>
-                  <w:pPr>
-                    <w:pStyle w:val="Compact"/>
-                    <w:jc w:val="right"/>
-                    <w:jc w:val="center"/>
-                  </w:pPr>
-                  <w:r>
-                    <w:t xml:space="preserve">2</w:t>
-                  </w:r>
-                </w:p>
-              </w:tc>
-            </w:tr>
-            <w:tr>
-              <w:tc>
-                <w:tcPr/>
-                <w:p>
-                  <w:pPr>
-                    <w:pStyle w:val="Compact"/>
-                    <w:jc w:val="left"/>
-                    <w:jc w:val="center"/>
-                  </w:pPr>
-                  <w:r>
-                    <w:t xml:space="preserve">HPV78</w:t>
-                  </w:r>
-                </w:p>
-              </w:tc>
-              <w:tc>
-                <w:tcPr/>
-                <w:p>
-                  <w:pPr>
-                    <w:pStyle w:val="Compact"/>
-                    <w:jc w:val="right"/>
-                    <w:jc w:val="center"/>
-                  </w:pPr>
-                  <w:r>
-                    <w:t xml:space="preserve">0</w:t>
-                  </w:r>
-                </w:p>
-              </w:tc>
-              <w:tc>
-                <w:tcPr/>
-                <w:p>
-                  <w:pPr>
-                    <w:pStyle w:val="Compact"/>
-                    <w:jc w:val="right"/>
-                    <w:jc w:val="center"/>
-                  </w:pPr>
-                  <w:r>
-                    <w:t xml:space="preserve">2 (5.6%)</w:t>
-                  </w:r>
-                </w:p>
-              </w:tc>
-              <w:tc>
-                <w:tcPr/>
-                <w:p>
-                  <w:pPr>
-                    <w:pStyle w:val="Compact"/>
-                    <w:jc w:val="right"/>
-                    <w:jc w:val="center"/>
-                  </w:pPr>
-                  <w:r>
-                    <w:t xml:space="preserve">0</w:t>
-                  </w:r>
-                </w:p>
-              </w:tc>
-              <w:tc>
-                <w:tcPr/>
-                <w:p>
-                  <w:pPr>
-                    <w:pStyle w:val="Compact"/>
-                    <w:jc w:val="right"/>
-                    <w:jc w:val="center"/>
-                  </w:pPr>
-                  <w:r>
-                    <w:t xml:space="preserve">0</w:t>
-                  </w:r>
-                </w:p>
-              </w:tc>
-              <w:tc>
-                <w:tcPr/>
-                <w:p>
-                  <w:pPr>
-                    <w:pStyle w:val="Compact"/>
-                    <w:jc w:val="right"/>
-                    <w:jc w:val="center"/>
-                  </w:pPr>
-                  <w:r>
-                    <w:t xml:space="preserve">0</w:t>
-                  </w:r>
-                </w:p>
-              </w:tc>
-              <w:tc>
-                <w:tcPr/>
-                <w:p>
-                  <w:pPr>
-                    <w:pStyle w:val="Compact"/>
-                    <w:jc w:val="right"/>
-                    <w:jc w:val="center"/>
-                  </w:pPr>
-                  <w:r>
-                    <w:t xml:space="preserve">0</w:t>
-                  </w:r>
-                </w:p>
-              </w:tc>
-              <w:tc>
-                <w:tcPr/>
-                <w:p>
-                  <w:pPr>
-                    <w:pStyle w:val="Compact"/>
-                    <w:jc w:val="left"/>
-                    <w:jc w:val="center"/>
-                  </w:pPr>
-                  <w:r>
-                    <w:t xml:space="preserve">0</w:t>
-                  </w:r>
-                </w:p>
-              </w:tc>
-              <w:tc>
-                <w:tcPr/>
-                <w:p>
-                  <w:pPr>
-                    <w:pStyle w:val="Compact"/>
-                    <w:jc w:val="right"/>
-                    <w:jc w:val="center"/>
-                  </w:pPr>
-                  <w:r>
-                    <w:t xml:space="preserve">2</w:t>
-                  </w:r>
-                </w:p>
-              </w:tc>
-            </w:tr>
-            <w:tr>
-              <w:tc>
-                <w:tcPr/>
-                <w:p>
-                  <w:pPr>
-                    <w:pStyle w:val="Compact"/>
-                    <w:jc w:val="left"/>
-                    <w:jc w:val="center"/>
-                  </w:pPr>
-                  <w:r>
-                    <w:t xml:space="preserve">HPV96</w:t>
-                  </w:r>
-                </w:p>
-              </w:tc>
-              <w:tc>
-                <w:tcPr/>
-                <w:p>
-                  <w:pPr>
-                    <w:pStyle w:val="Compact"/>
-                    <w:jc w:val="right"/>
-                    <w:jc w:val="center"/>
-                  </w:pPr>
-                  <w:r>
-                    <w:t xml:space="preserve">0</w:t>
-                  </w:r>
-                </w:p>
-              </w:tc>
-              <w:tc>
-                <w:tcPr/>
-                <w:p>
-                  <w:pPr>
-                    <w:pStyle w:val="Compact"/>
-                    <w:jc w:val="right"/>
-                    <w:jc w:val="center"/>
-                  </w:pPr>
-                  <w:r>
-                    <w:t xml:space="preserve">0</w:t>
-                  </w:r>
-                </w:p>
-              </w:tc>
-              <w:tc>
-                <w:tcPr/>
-                <w:p>
-                  <w:pPr>
-                    <w:pStyle w:val="Compact"/>
-                    <w:jc w:val="right"/>
-                    <w:jc w:val="center"/>
-                  </w:pPr>
-                  <w:r>
-                    <w:t xml:space="preserve">0</w:t>
-                  </w:r>
-                </w:p>
-              </w:tc>
-              <w:tc>
-                <w:tcPr/>
-                <w:p>
-                  <w:pPr>
-                    <w:pStyle w:val="Compact"/>
-                    <w:jc w:val="right"/>
-                    <w:jc w:val="center"/>
-                  </w:pPr>
-                  <w:r>
-                    <w:t xml:space="preserve">0</w:t>
-                  </w:r>
-                </w:p>
-              </w:tc>
-              <w:tc>
-                <w:tcPr/>
-                <w:p>
-                  <w:pPr>
-                    <w:pStyle w:val="Compact"/>
-                    <w:jc w:val="right"/>
-                    <w:jc w:val="center"/>
-                  </w:pPr>
-                  <w:r>
-                    <w:t xml:space="preserve">2 (0.61%)</w:t>
-                  </w:r>
-                </w:p>
-              </w:tc>
-              <w:tc>
-                <w:tcPr/>
-                <w:p>
-                  <w:pPr>
-                    <w:pStyle w:val="Compact"/>
-                    <w:jc w:val="right"/>
-                    <w:jc w:val="center"/>
-                  </w:pPr>
-                  <w:r>
-                    <w:t xml:space="preserve">0</w:t>
-                  </w:r>
-                </w:p>
-              </w:tc>
-              <w:tc>
-                <w:tcPr/>
-                <w:p>
-                  <w:pPr>
-                    <w:pStyle w:val="Compact"/>
-                    <w:jc w:val="left"/>
-                    <w:jc w:val="center"/>
-                  </w:pPr>
-                  <w:r>
-                    <w:t xml:space="preserve">0</w:t>
-                  </w:r>
-                </w:p>
-              </w:tc>
-              <w:tc>
-                <w:tcPr/>
-                <w:p>
-                  <w:pPr>
-                    <w:pStyle w:val="Compact"/>
-                    <w:jc w:val="right"/>
-                    <w:jc w:val="center"/>
-                  </w:pPr>
-                  <w:r>
-                    <w:t xml:space="preserve">2</w:t>
-                  </w:r>
-                </w:p>
-              </w:tc>
-            </w:tr>
-            <w:tr>
-              <w:tc>
-                <w:tcPr/>
-                <w:p>
-                  <w:pPr>
-                    <w:pStyle w:val="Compact"/>
-                    <w:jc w:val="left"/>
-                    <w:jc w:val="center"/>
-                  </w:pPr>
-                  <w:r>
-                    <w:t xml:space="preserve">HPV9</w:t>
-                  </w:r>
-                </w:p>
-              </w:tc>
-              <w:tc>
-                <w:tcPr/>
-                <w:p>
-                  <w:pPr>
-                    <w:pStyle w:val="Compact"/>
-                    <w:jc w:val="right"/>
-                    <w:jc w:val="center"/>
-                  </w:pPr>
-                  <w:r>
-                    <w:t xml:space="preserve">0</w:t>
-                  </w:r>
-                </w:p>
-              </w:tc>
-              <w:tc>
-                <w:tcPr/>
-                <w:p>
-                  <w:pPr>
-                    <w:pStyle w:val="Compact"/>
-                    <w:jc w:val="right"/>
-                    <w:jc w:val="center"/>
-                  </w:pPr>
-                  <w:r>
-                    <w:t xml:space="preserve">0</w:t>
-                  </w:r>
-                </w:p>
-              </w:tc>
-              <w:tc>
-                <w:tcPr/>
-                <w:p>
-                  <w:pPr>
-                    <w:pStyle w:val="Compact"/>
-                    <w:jc w:val="right"/>
-                    <w:jc w:val="center"/>
-                  </w:pPr>
-                  <w:r>
-                    <w:t xml:space="preserve">2 (23%)</w:t>
-                  </w:r>
-                </w:p>
-              </w:tc>
-              <w:tc>
-                <w:tcPr/>
-                <w:p>
-                  <w:pPr>
-                    <w:pStyle w:val="Compact"/>
-                    <w:jc w:val="right"/>
-                    <w:jc w:val="center"/>
-                  </w:pPr>
-                  <w:r>
-                    <w:t xml:space="preserve">0</w:t>
-                  </w:r>
-                </w:p>
-              </w:tc>
-              <w:tc>
-                <w:tcPr/>
-                <w:p>
-                  <w:pPr>
-                    <w:pStyle w:val="Compact"/>
-                    <w:jc w:val="right"/>
-                    <w:jc w:val="center"/>
-                  </w:pPr>
-                  <w:r>
-                    <w:t xml:space="preserve">0</w:t>
-                  </w:r>
-                </w:p>
-              </w:tc>
-              <w:tc>
-                <w:tcPr/>
-                <w:p>
-                  <w:pPr>
-                    <w:pStyle w:val="Compact"/>
-                    <w:jc w:val="right"/>
-                    <w:jc w:val="center"/>
-                  </w:pPr>
-                  <w:r>
-                    <w:t xml:space="preserve">0</w:t>
-                  </w:r>
-                </w:p>
-              </w:tc>
-              <w:tc>
-                <w:tcPr/>
-                <w:p>
-                  <w:pPr>
-                    <w:pStyle w:val="Compact"/>
-                    <w:jc w:val="left"/>
-                    <w:jc w:val="center"/>
-                  </w:pPr>
-                  <w:r>
-                    <w:t xml:space="preserve">0</w:t>
-                  </w:r>
-                </w:p>
-              </w:tc>
-              <w:tc>
-                <w:tcPr/>
-                <w:p>
-                  <w:pPr>
-                    <w:pStyle w:val="Compact"/>
-                    <w:jc w:val="right"/>
-                    <w:jc w:val="center"/>
-                  </w:pPr>
-                  <w:r>
-                    <w:t xml:space="preserve">2</w:t>
-                  </w:r>
-                </w:p>
-              </w:tc>
-            </w:tr>
-          </w:tbl>
+          <w:bookmarkStart w:id="184" w:name="suppfig-reservoir-gut"/>
+          <w:p>
+            <w:pPr>
+              <w:pStyle w:val="Compact"/>
+              <w:jc w:val="center"/>
+            </w:pPr>
+            <w:r>
+              <w:drawing>
+                <wp:inline>
+                  <wp:extent cx="5943600" cy="4302034"/>
+                  <wp:effectExtent b="0" l="0" r="0" t="0"/>
+                  <wp:docPr descr="" title="" id="182" name="Picture"/>
+                  <a:graphic>
+                    <a:graphicData uri="http://schemas.openxmlformats.org/drawingml/2006/picture">
+                      <pic:pic>
+                        <pic:nvPicPr>
+                          <pic:cNvPr descr="figureS4.png" id="183" name="Picture"/>
+                          <pic:cNvPicPr>
+                            <a:picLocks noChangeArrowheads="1" noChangeAspect="1"/>
+                          </pic:cNvPicPr>
+                        </pic:nvPicPr>
+                        <pic:blipFill>
+                          <a:blip r:embed="rId181"/>
+                          <a:stretch>
+                            <a:fillRect/>
+                          </a:stretch>
+                        </pic:blipFill>
+                        <pic:spPr bwMode="auto">
+                          <a:xfrm>
+                            <a:off x="0" y="0"/>
+                            <a:ext cx="5943600" cy="4302034"/>
+                          </a:xfrm>
+                          <a:prstGeom prst="rect">
+                            <a:avLst/>
+                          </a:prstGeom>
+                          <a:noFill/>
+                          <a:ln w="9525">
+                            <a:noFill/>
+                            <a:headEnd/>
+                            <a:tailEnd/>
+                          </a:ln>
+                        </pic:spPr>
+                      </pic:pic>
+                    </a:graphicData>
+                  </a:graphic>
+                </wp:inline>
+              </w:drawing>
+            </w:r>
+          </w:p>
           <w:p>
             <w:pPr>
               <w:jc w:val="center"/>
@@ -9786,105 +7297,110 @@
               <w:pStyle w:val="ImageCaption"/>
             </w:pPr>
             <w:r>
-              <w:t xml:space="preserve">Table S1: Number of libraries assigned to each HPV reference type across population tiers (types with ≥2 assigned libraries shown).</w:t>
+              <w:t xml:space="preserve">Figure S4: The DNA reservoir across body sites, the positive control for the composition read-out. Skin (n = 1,735 HPV-positive libraries), vaginal (n = 541) and gut (n = 292) metagenomes tabulated from the same catalog by the same code as</w:t>
             </w:r>
             <w:r>
               <w:t xml:space="preserve"> </w:t>
             </w:r>
-            <w:hyperlink w:anchor="suppfig-types">
+            <w:hyperlink w:anchor="fig-reservoir">
               <w:r>
                 <w:rPr>
                   <w:rStyle w:val="Hyperlink"/>
                 </w:rPr>
-                <w:t xml:space="preserve">Figure S2</w:t>
+                <w:t xml:space="preserve">Figure 5</w:t>
               </w:r>
             </w:hyperlink>
             <w:r>
+              <w:t xml:space="preserve">. (</w:t>
+            </w:r>
+            <w:r>
+              <w:rPr>
+                <w:b/>
+                <w:bCs/>
+              </w:rPr>
+              <w:t xml:space="preserve">A</w:t>
+            </w:r>
+            <w:r>
+              <w:t xml:space="preserve">) Genus composition of each site’s HPV-positive libraries. A library carrying two types of different genera contributes to both, so the panel is normalized within site and shows the composition of type detections rather than prevalence.</w:t>
+            </w:r>
+            <w:r>
               <w:t xml:space="preserve"> </w:t>
             </w:r>
             <w:r>
-              <w:t xml:space="preserve">shows this catalog and that of</w:t>
+              <w:rPr>
+                <w:i/>
+                <w:iCs/>
+              </w:rPr>
+              <w:t xml:space="preserve">Unresolved</w:t>
             </w:r>
             <w:r>
               <w:t xml:space="preserve"> </w:t>
             </w:r>
-            <w:hyperlink w:anchor="supptbl-trace">
+            <w:r>
+              <w:t xml:space="preserve">is a contig assigned a papillomavirus identity that cannot be placed in a genus,</w:t>
+            </w:r>
+            <w:r>
+              <w:t xml:space="preserve"> </w:t>
+            </w:r>
+            <w:r>
+              <w:rPr>
+                <w:i/>
+                <w:iCs/>
+              </w:rPr>
+              <w:t xml:space="preserve">Novel</w:t>
+            </w:r>
+            <w:r>
+              <w:t xml:space="preserve"> </w:t>
+            </w:r>
+            <w:r>
+              <w:t xml:space="preserve">a cluster with no reference match. (</w:t>
+            </w:r>
+            <w:r>
+              <w:rPr>
+                <w:b/>
+                <w:bCs/>
+              </w:rPr>
+              <w:t xml:space="preserve">B</w:t>
+            </w:r>
+            <w:r>
+              <w:t xml:space="preserve">) The ten most frequent types at each site; the numbers beside the skin bars are that type’s assigned / trace detections among the 7,800 unselected-skin RNA libraries of this study, as in</w:t>
+            </w:r>
+            <w:r>
+              <w:t xml:space="preserve"> </w:t>
+            </w:r>
+            <w:hyperlink w:anchor="fig-reservoir">
               <w:r>
                 <w:rPr>
                   <w:rStyle w:val="Hyperlink"/>
                 </w:rPr>
-                <w:t xml:space="preserve">Table S6</w:t>
+                <w:t xml:space="preserve">Figure 5</w:t>
               </w:r>
             </w:hyperlink>
             <w:r>
               <w:t xml:space="preserve"> </w:t>
             </w:r>
             <w:r>
-              <w:t xml:space="preserve">together as a single grid. Each cell also gives, in parentheses, the prevalence</w:t>
+              <w:t xml:space="preserve">A. This figure is what licenses the skin composition in</w:t>
             </w:r>
             <w:r>
               <w:t xml:space="preserve"> </w:t>
             </w:r>
-            <w:r>
-              <w:rPr>
-                <w:i/>
-                <w:iCs/>
-              </w:rPr>
-              <w:t xml:space="preserve">within</w:t>
-            </w:r>
-            <w:r>
-              <w:t xml:space="preserve"> </w:t>
-            </w:r>
-            <w:r>
-              <w:t xml:space="preserve">that tier, the library count divided by the tier size in the column header, estimated as a Beta-Binomial posterior mean under a weakly-informative Beta(0.5, 0.5) prior. Because tier sizes span more than two orders of magnitude, raw counts are not comparable across tiers: the 14 HPV11 detections in productive controls and the 14 in peri-lesional mucosa correspond to very different prevalences (32% [20–46] versus 91% [73–99]; posterior mean with 95% credible interval), and the high-risk mucosal types HPV16 and HPV18 are confined almost entirely to cell-line material (3.5% [2.3–5.0] and 4.7% [3.2–6.3] of cell-line libraries, versus below 0.1% of skin libraries for both), the signature of integrated-HPV cell-line contamination. Productive controls are dominated by cutaneous wart and low-risk types (HPV57, HPV2, HPV27, HPV6/11, HPV42); the EV tier by the beta-types that define the syndrome (HPV9, HPV14, HPV20, HPV25, HPV47); peri-lesional mucosa by the mucosal alpha repertoire of the adjacent condylomata (HPV11, HPV42, HPV6, HPV74, HPV90). The neoplasia-associated infections are the beta- and alpha-types HPV12, HPV16, HPV96 and HPV182. Unselected skin contributes no type above the two-library display threshold apart from two HPV18 contamination calls: its beta/gamma reservoir lies below the breadth-and-depth assignment criterion and appears instead in</w:t>
-            </w:r>
-            <w:r>
-              <w:t xml:space="preserve"> </w:t>
-            </w:r>
-            <w:hyperlink w:anchor="supptbl-trace">
+            <w:hyperlink w:anchor="fig-reservoir">
               <w:r>
                 <w:rPr>
                   <w:rStyle w:val="Hyperlink"/>
                 </w:rPr>
-                <w:t xml:space="preserve">Table S6</w:t>
+                <w:t xml:space="preserve">Figure 5</w:t>
               </w:r>
             </w:hyperlink>
             <w:r>
-              <w:t xml:space="preserve">.</w:t>
-            </w:r>
-            <w:r>
               <w:t xml:space="preserve"> </w:t>
             </w:r>
-            <w:hyperlink w:anchor="fig-genus">
-              <w:r>
-                <w:rPr>
-                  <w:rStyle w:val="Hyperlink"/>
-                </w:rPr>
-                <w:t xml:space="preserve">Figure 4</w:t>
-              </w:r>
-            </w:hyperlink>
-            <w:r>
-              <w:t xml:space="preserve"> </w:t>
-            </w:r>
-            <w:r>
-              <w:t xml:space="preserve">summarizes this table, and</w:t>
-            </w:r>
-            <w:r>
-              <w:t xml:space="preserve"> </w:t>
-            </w:r>
-            <w:hyperlink w:anchor="supptbl-trace">
-              <w:r>
-                <w:rPr>
-                  <w:rStyle w:val="Hyperlink"/>
-                </w:rPr>
-                <w:t xml:space="preserve">Table S6</w:t>
-              </w:r>
-            </w:hyperlink>
-            <w:r>
-              <w:t xml:space="preserve">, at the level of HPV genus.</w:t>
+            <w:r>
+              <w:t xml:space="preserve">to be read as biology: the identical procedure applied to vaginal libraries recovers an overwhelmingly alpha mucosal niche, which assembly noise could not produce. Only skin is carried into the main figure, since the paper’s subject is skin. Its composition is a mixture of mucosal alpha (30.5%) and cutaneous beta (34.9%), and its commonest types interleave the two (HPV16, HPV6 and HPV56 with HPV24, HPV124 and HPV37), which is the expected signature of a collection route that crosses perianal skin rather than of papillomavirus carriage in the gut; the same pattern is seen independently in rectal-swab cohorts. Read that way the site is a useful control, since it shows the catalog recovering the genus of whatever epithelium the sampling route touches, and its novel-cluster fraction (9.6%) sits with skin’s (14.5%) rather than with the vaginal site’s (0.2%), as expected if its beta/gamma content is cutaneous in origin.</w:t>
             </w:r>
           </w:p>
-          <w:bookmarkEnd w:id="170"/>
+          <w:bookmarkEnd w:id="184"/>
         </w:tc>
       </w:tr>
     </w:tbl>
@@ -9909,7 +7425,2937 @@
       <w:tr>
         <w:tc>
           <w:tcPr/>
-          <w:bookmarkStart w:id="171" w:name="supptbl-productive"/>
+          <w:bookmarkStart w:id="188" w:name="suppfig-bayes"/>
+          <w:p>
+            <w:pPr>
+              <w:pStyle w:val="Compact"/>
+              <w:jc w:val="center"/>
+            </w:pPr>
+            <w:r>
+              <w:drawing>
+                <wp:inline>
+                  <wp:extent cx="5943600" cy="2905759"/>
+                  <wp:effectExtent b="0" l="0" r="0" t="0"/>
+                  <wp:docPr descr="" title="" id="186" name="Picture"/>
+                  <a:graphic>
+                    <a:graphicData uri="http://schemas.openxmlformats.org/drawingml/2006/picture">
+                      <pic:pic>
+                        <pic:nvPicPr>
+                          <pic:cNvPr descr="figureS5.png" id="187" name="Picture"/>
+                          <pic:cNvPicPr>
+                            <a:picLocks noChangeArrowheads="1" noChangeAspect="1"/>
+                          </pic:cNvPicPr>
+                        </pic:nvPicPr>
+                        <pic:blipFill>
+                          <a:blip r:embed="rId185"/>
+                          <a:stretch>
+                            <a:fillRect/>
+                          </a:stretch>
+                        </pic:blipFill>
+                        <pic:spPr bwMode="auto">
+                          <a:xfrm>
+                            <a:off x="0" y="0"/>
+                            <a:ext cx="5943600" cy="2905759"/>
+                          </a:xfrm>
+                          <a:prstGeom prst="rect">
+                            <a:avLst/>
+                          </a:prstGeom>
+                          <a:noFill/>
+                          <a:ln w="9525">
+                            <a:noFill/>
+                            <a:headEnd/>
+                            <a:tailEnd/>
+                          </a:ln>
+                        </pic:spPr>
+                      </pic:pic>
+                    </a:graphicData>
+                  </a:graphic>
+                </wp:inline>
+              </w:drawing>
+            </w:r>
+          </w:p>
+          <w:p>
+            <w:pPr>
+              <w:jc w:val="center"/>
+            </w:pPr>
+            <w:pPr>
+              <w:jc w:val="start"/>
+              <w:spacing w:before="200"/>
+              <w:pStyle w:val="ImageCaption"/>
+            </w:pPr>
+            <w:r>
+              <w:t xml:space="preserve">Figure S5: The Bayesian re-analysis as a forest plot. The same posterior summaries tabulated in</w:t>
+            </w:r>
+            <w:r>
+              <w:t xml:space="preserve"> </w:t>
+            </w:r>
+            <w:hyperlink w:anchor="supptbl-bayes">
+              <w:r>
+                <w:rPr>
+                  <w:rStyle w:val="Hyperlink"/>
+                </w:rPr>
+                <w:t xml:space="preserve">Table S3</w:t>
+              </w:r>
+            </w:hyperlink>
+            <w:r>
+              <w:t xml:space="preserve">, drawn on a log odds-ratio axis: each point is the posterior median odds ratio and the bar through it the 95% credible interval, with the dashed line at OR = 1 marking no effect. Filled points mark intervals that exclude 1; the two open grey points are the intervals that do not, and both are sequencing-depth terms, so the figure shows directly that deeper sequencing buys no productive-level detection either across sample groups or within neoplasia. P(OR &gt; 1) is the posterior probability of a positive effect, on the same rounding as the text. Contrast labels and their order are those of</w:t>
+            </w:r>
+            <w:r>
+              <w:t xml:space="preserve"> </w:t>
+            </w:r>
+            <w:hyperlink w:anchor="supptbl-bayes">
+              <w:r>
+                <w:rPr>
+                  <w:rStyle w:val="Hyperlink"/>
+                </w:rPr>
+                <w:t xml:space="preserve">Table S3</w:t>
+              </w:r>
+            </w:hyperlink>
+            <w:r>
+              <w:t xml:space="preserve">; the Student-</w:t>
+            </w:r>
+            <w:r>
+              <w:rPr>
+                <w:i/>
+                <w:iCs/>
+              </w:rPr>
+              <w:t xml:space="preserve">t</w:t>
+            </w:r>
+            <w:r>
+              <w:t xml:space="preserve">(3) row is the prior-sensitivity refit of the contrast immediately above it, reported in that table’s caption rather than as a row of its own, and it sits further from 1 rather than nearer, which is what makes the productive-controls gap a finding rather than an artifact of the Normal prior. The axis spans five orders of magnitude because that contrast genuinely does.</w:t>
+            </w:r>
+          </w:p>
+          <w:bookmarkEnd w:id="188"/>
+        </w:tc>
+      </w:tr>
+    </w:tbl>
+    <w:p>
+      <w:pPr>
+        <w:pStyle w:val="BodyText"/>
+      </w:pPr>
+      <w:r>
+        <w:t xml:space="preserve"> </w:t>
+      </w:r>
+    </w:p>
+    <w:tbl>
+      <w:tblPr>
+        <w:tblStyle w:val="Table"/>
+        <w:tblW w:type="pct" w:w="5000"/>
+        <w:tblLayout w:type="fixed"/>
+        <w:tblLook w:firstRow="0" w:lastRow="0" w:firstColumn="0" w:lastColumn="0" w:noHBand="0" w:noVBand="0" w:val="0000"/>
+      </w:tblPr>
+      <w:tblGrid>
+        <w:gridCol w:w="7920"/>
+      </w:tblGrid>
+      <w:tr>
+        <w:tc>
+          <w:tcPr/>
+          <w:bookmarkStart w:id="189" w:name="supptbl-types"/>
+          <w:tbl>
+            <w:tblPr>
+              <w:tblStyle w:val="Table"/>
+              <w:tblW w:type="pct" w:w="5000"/>
+              <w:tblLayout w:type="fixed"/>
+              <w:tblLook w:firstRow="1" w:lastRow="0" w:firstColumn="0" w:lastColumn="0" w:noHBand="0" w:noVBand="0" w:val="0020"/>
+            </w:tblPr>
+            <w:tblGrid>
+              <w:gridCol w:w="501"/>
+              <w:gridCol w:w="1450"/>
+              <w:gridCol w:w="1505"/>
+              <w:gridCol w:w="557"/>
+              <w:gridCol w:w="1003"/>
+              <w:gridCol w:w="1003"/>
+              <w:gridCol w:w="1561"/>
+              <w:gridCol w:w="334"/>
+            </w:tblGrid>
+            <w:tr>
+              <w:trPr>
+                <w:tblHeader w:val="on"/>
+              </w:trPr>
+              <w:tc>
+                <w:tcPr/>
+                <w:p>
+                  <w:pPr>
+                    <w:pStyle w:val="Compact"/>
+                    <w:jc w:val="left"/>
+                    <w:jc w:val="center"/>
+                  </w:pPr>
+                  <w:r>
+                    <w:t xml:space="preserve">HPV type</w:t>
+                  </w:r>
+                </w:p>
+              </w:tc>
+              <w:tc>
+                <w:tcPr/>
+                <w:p>
+                  <w:pPr>
+                    <w:pStyle w:val="Compact"/>
+                    <w:jc w:val="right"/>
+                    <w:jc w:val="center"/>
+                  </w:pPr>
+                  <w:r>
+                    <w:t xml:space="preserve">Unselected skin (N=7,800)</w:t>
+                  </w:r>
+                </w:p>
+              </w:tc>
+              <w:tc>
+                <w:tcPr/>
+                <w:p>
+                  <w:pPr>
+                    <w:pStyle w:val="Compact"/>
+                    <w:jc w:val="right"/>
+                    <w:jc w:val="center"/>
+                  </w:pPr>
+                  <w:r>
+                    <w:t xml:space="preserve">Productive controls (N=44)</w:t>
+                  </w:r>
+                </w:p>
+              </w:tc>
+              <w:tc>
+                <w:tcPr/>
+                <w:p>
+                  <w:pPr>
+                    <w:pStyle w:val="Compact"/>
+                    <w:jc w:val="right"/>
+                    <w:jc w:val="center"/>
+                  </w:pPr>
+                  <w:r>
+                    <w:t xml:space="preserve">EV (N=10)</w:t>
+                  </w:r>
+                </w:p>
+              </w:tc>
+              <w:tc>
+                <w:tcPr/>
+                <w:p>
+                  <w:pPr>
+                    <w:pStyle w:val="Compact"/>
+                    <w:jc w:val="right"/>
+                    <w:jc w:val="center"/>
+                  </w:pPr>
+                  <w:r>
+                    <w:t xml:space="preserve">Neoplasia (N=406)</w:t>
+                  </w:r>
+                </w:p>
+              </w:tc>
+              <w:tc>
+                <w:tcPr/>
+                <w:p>
+                  <w:pPr>
+                    <w:pStyle w:val="Compact"/>
+                    <w:jc w:val="right"/>
+                    <w:jc w:val="center"/>
+                  </w:pPr>
+                  <w:r>
+                    <w:t xml:space="preserve">Cell line (N=697)</w:t>
+                  </w:r>
+                </w:p>
+              </w:tc>
+              <w:tc>
+                <w:tcPr/>
+                <w:p>
+                  <w:pPr>
+                    <w:pStyle w:val="Compact"/>
+                    <w:jc w:val="right"/>
+                    <w:jc w:val="center"/>
+                  </w:pPr>
+                  <w:r>
+                    <w:t xml:space="preserve">Site not recorded (N=1,317)</w:t>
+                  </w:r>
+                </w:p>
+              </w:tc>
+              <w:tc>
+                <w:tcPr/>
+                <w:p>
+                  <w:pPr>
+                    <w:pStyle w:val="Compact"/>
+                    <w:jc w:val="left"/>
+                    <w:jc w:val="center"/>
+                  </w:pPr>
+                  <w:r>
+                    <w:t xml:space="preserve">Total</w:t>
+                  </w:r>
+                </w:p>
+              </w:tc>
+            </w:tr>
+            <w:tr>
+              <w:tc>
+                <w:tcPr/>
+                <w:p>
+                  <w:pPr>
+                    <w:pStyle w:val="Compact"/>
+                    <w:jc w:val="left"/>
+                    <w:jc w:val="center"/>
+                  </w:pPr>
+                  <w:r>
+                    <w:t xml:space="preserve">HPV18</w:t>
+                  </w:r>
+                </w:p>
+              </w:tc>
+              <w:tc>
+                <w:tcPr/>
+                <w:p>
+                  <w:pPr>
+                    <w:pStyle w:val="Compact"/>
+                    <w:jc w:val="right"/>
+                    <w:jc w:val="center"/>
+                  </w:pPr>
+                  <w:r>
+                    <w:t xml:space="preserve">0</w:t>
+                  </w:r>
+                </w:p>
+              </w:tc>
+              <w:tc>
+                <w:tcPr/>
+                <w:p>
+                  <w:pPr>
+                    <w:pStyle w:val="Compact"/>
+                    <w:jc w:val="right"/>
+                    <w:jc w:val="center"/>
+                  </w:pPr>
+                  <w:r>
+                    <w:t xml:space="preserve">0</w:t>
+                  </w:r>
+                </w:p>
+              </w:tc>
+              <w:tc>
+                <w:tcPr/>
+                <w:p>
+                  <w:pPr>
+                    <w:pStyle w:val="Compact"/>
+                    <w:jc w:val="right"/>
+                    <w:jc w:val="center"/>
+                  </w:pPr>
+                  <w:r>
+                    <w:t xml:space="preserve">0</w:t>
+                  </w:r>
+                </w:p>
+              </w:tc>
+              <w:tc>
+                <w:tcPr/>
+                <w:p>
+                  <w:pPr>
+                    <w:pStyle w:val="Compact"/>
+                    <w:jc w:val="right"/>
+                    <w:jc w:val="center"/>
+                  </w:pPr>
+                  <w:r>
+                    <w:t xml:space="preserve">0</w:t>
+                  </w:r>
+                </w:p>
+              </w:tc>
+              <w:tc>
+                <w:tcPr/>
+                <w:p>
+                  <w:pPr>
+                    <w:pStyle w:val="Compact"/>
+                    <w:jc w:val="right"/>
+                    <w:jc w:val="center"/>
+                  </w:pPr>
+                  <w:r>
+                    <w:t xml:space="preserve">32 (4.7%)</w:t>
+                  </w:r>
+                </w:p>
+              </w:tc>
+              <w:tc>
+                <w:tcPr/>
+                <w:p>
+                  <w:pPr>
+                    <w:pStyle w:val="Compact"/>
+                    <w:jc w:val="right"/>
+                    <w:jc w:val="center"/>
+                  </w:pPr>
+                  <w:r>
+                    <w:t xml:space="preserve">0</w:t>
+                  </w:r>
+                </w:p>
+              </w:tc>
+              <w:tc>
+                <w:tcPr/>
+                <w:p>
+                  <w:pPr>
+                    <w:pStyle w:val="Compact"/>
+                    <w:jc w:val="left"/>
+                    <w:jc w:val="center"/>
+                  </w:pPr>
+                  <w:r>
+                    <w:t xml:space="preserve">34</w:t>
+                  </w:r>
+                </w:p>
+              </w:tc>
+            </w:tr>
+            <w:tr>
+              <w:tc>
+                <w:tcPr/>
+                <w:p>
+                  <w:pPr>
+                    <w:pStyle w:val="Compact"/>
+                    <w:jc w:val="left"/>
+                    <w:jc w:val="center"/>
+                  </w:pPr>
+                  <w:r>
+                    <w:t xml:space="preserve">HPV16</w:t>
+                  </w:r>
+                </w:p>
+              </w:tc>
+              <w:tc>
+                <w:tcPr/>
+                <w:p>
+                  <w:pPr>
+                    <w:pStyle w:val="Compact"/>
+                    <w:jc w:val="right"/>
+                    <w:jc w:val="center"/>
+                  </w:pPr>
+                  <w:r>
+                    <w:t xml:space="preserve">1 (0.02%)</w:t>
+                  </w:r>
+                </w:p>
+              </w:tc>
+              <w:tc>
+                <w:tcPr/>
+                <w:p>
+                  <w:pPr>
+                    <w:pStyle w:val="Compact"/>
+                    <w:jc w:val="right"/>
+                    <w:jc w:val="center"/>
+                  </w:pPr>
+                  <w:r>
+                    <w:t xml:space="preserve">0</w:t>
+                  </w:r>
+                </w:p>
+              </w:tc>
+              <w:tc>
+                <w:tcPr/>
+                <w:p>
+                  <w:pPr>
+                    <w:pStyle w:val="Compact"/>
+                    <w:jc w:val="right"/>
+                    <w:jc w:val="center"/>
+                  </w:pPr>
+                  <w:r>
+                    <w:t xml:space="preserve">0</w:t>
+                  </w:r>
+                </w:p>
+              </w:tc>
+              <w:tc>
+                <w:tcPr/>
+                <w:p>
+                  <w:pPr>
+                    <w:pStyle w:val="Compact"/>
+                    <w:jc w:val="right"/>
+                    <w:jc w:val="center"/>
+                  </w:pPr>
+                  <w:r>
+                    <w:t xml:space="preserve">3 (0.86%)</w:t>
+                  </w:r>
+                </w:p>
+              </w:tc>
+              <w:tc>
+                <w:tcPr/>
+                <w:p>
+                  <w:pPr>
+                    <w:pStyle w:val="Compact"/>
+                    <w:jc w:val="right"/>
+                    <w:jc w:val="center"/>
+                  </w:pPr>
+                  <w:r>
+                    <w:t xml:space="preserve">24 (3.5%)</w:t>
+                  </w:r>
+                </w:p>
+              </w:tc>
+              <w:tc>
+                <w:tcPr/>
+                <w:p>
+                  <w:pPr>
+                    <w:pStyle w:val="Compact"/>
+                    <w:jc w:val="right"/>
+                    <w:jc w:val="center"/>
+                  </w:pPr>
+                  <w:r>
+                    <w:t xml:space="preserve">0</w:t>
+                  </w:r>
+                </w:p>
+              </w:tc>
+              <w:tc>
+                <w:tcPr/>
+                <w:p>
+                  <w:pPr>
+                    <w:pStyle w:val="Compact"/>
+                    <w:jc w:val="left"/>
+                    <w:jc w:val="center"/>
+                  </w:pPr>
+                  <w:r>
+                    <w:t xml:space="preserve">28</w:t>
+                  </w:r>
+                </w:p>
+              </w:tc>
+            </w:tr>
+            <w:tr>
+              <w:tc>
+                <w:tcPr/>
+                <w:p>
+                  <w:pPr>
+                    <w:pStyle w:val="Compact"/>
+                    <w:jc w:val="left"/>
+                    <w:jc w:val="center"/>
+                  </w:pPr>
+                  <w:r>
+                    <w:t xml:space="preserve">HPV11</w:t>
+                  </w:r>
+                </w:p>
+              </w:tc>
+              <w:tc>
+                <w:tcPr/>
+                <w:p>
+                  <w:pPr>
+                    <w:pStyle w:val="Compact"/>
+                    <w:jc w:val="right"/>
+                    <w:jc w:val="center"/>
+                  </w:pPr>
+                  <w:r>
+                    <w:t xml:space="preserve">0</w:t>
+                  </w:r>
+                </w:p>
+              </w:tc>
+              <w:tc>
+                <w:tcPr/>
+                <w:p>
+                  <w:pPr>
+                    <w:pStyle w:val="Compact"/>
+                    <w:jc w:val="right"/>
+                    <w:jc w:val="center"/>
+                  </w:pPr>
+                  <w:r>
+                    <w:t xml:space="preserve">14 (32%)</w:t>
+                  </w:r>
+                </w:p>
+              </w:tc>
+              <w:tc>
+                <w:tcPr/>
+                <w:p>
+                  <w:pPr>
+                    <w:pStyle w:val="Compact"/>
+                    <w:jc w:val="right"/>
+                    <w:jc w:val="center"/>
+                  </w:pPr>
+                  <w:r>
+                    <w:t xml:space="preserve">0</w:t>
+                  </w:r>
+                </w:p>
+              </w:tc>
+              <w:tc>
+                <w:tcPr/>
+                <w:p>
+                  <w:pPr>
+                    <w:pStyle w:val="Compact"/>
+                    <w:jc w:val="right"/>
+                    <w:jc w:val="center"/>
+                  </w:pPr>
+                  <w:r>
+                    <w:t xml:space="preserve">0</w:t>
+                  </w:r>
+                </w:p>
+              </w:tc>
+              <w:tc>
+                <w:tcPr/>
+                <w:p>
+                  <w:pPr>
+                    <w:pStyle w:val="Compact"/>
+                    <w:jc w:val="right"/>
+                    <w:jc w:val="center"/>
+                  </w:pPr>
+                  <w:r>
+                    <w:t xml:space="preserve">0</w:t>
+                  </w:r>
+                </w:p>
+              </w:tc>
+              <w:tc>
+                <w:tcPr/>
+                <w:p>
+                  <w:pPr>
+                    <w:pStyle w:val="Compact"/>
+                    <w:jc w:val="right"/>
+                    <w:jc w:val="center"/>
+                  </w:pPr>
+                  <w:r>
+                    <w:t xml:space="preserve">8 (0.64%)</w:t>
+                  </w:r>
+                </w:p>
+              </w:tc>
+              <w:tc>
+                <w:tcPr/>
+                <w:p>
+                  <w:pPr>
+                    <w:pStyle w:val="Compact"/>
+                    <w:jc w:val="left"/>
+                    <w:jc w:val="center"/>
+                  </w:pPr>
+                  <w:r>
+                    <w:t xml:space="preserve">22</w:t>
+                  </w:r>
+                </w:p>
+              </w:tc>
+            </w:tr>
+            <w:tr>
+              <w:tc>
+                <w:tcPr/>
+                <w:p>
+                  <w:pPr>
+                    <w:pStyle w:val="Compact"/>
+                    <w:jc w:val="left"/>
+                    <w:jc w:val="center"/>
+                  </w:pPr>
+                  <w:r>
+                    <w:t xml:space="preserve">HPV57</w:t>
+                  </w:r>
+                </w:p>
+              </w:tc>
+              <w:tc>
+                <w:tcPr/>
+                <w:p>
+                  <w:pPr>
+                    <w:pStyle w:val="Compact"/>
+                    <w:jc w:val="right"/>
+                    <w:jc w:val="center"/>
+                  </w:pPr>
+                  <w:r>
+                    <w:t xml:space="preserve">0</w:t>
+                  </w:r>
+                </w:p>
+              </w:tc>
+              <w:tc>
+                <w:tcPr/>
+                <w:p>
+                  <w:pPr>
+                    <w:pStyle w:val="Compact"/>
+                    <w:jc w:val="right"/>
+                    <w:jc w:val="center"/>
+                  </w:pPr>
+                  <w:r>
+                    <w:t xml:space="preserve">10 (23%)</w:t>
+                  </w:r>
+                </w:p>
+              </w:tc>
+              <w:tc>
+                <w:tcPr/>
+                <w:p>
+                  <w:pPr>
+                    <w:pStyle w:val="Compact"/>
+                    <w:jc w:val="right"/>
+                    <w:jc w:val="center"/>
+                  </w:pPr>
+                  <w:r>
+                    <w:t xml:space="preserve">0</w:t>
+                  </w:r>
+                </w:p>
+              </w:tc>
+              <w:tc>
+                <w:tcPr/>
+                <w:p>
+                  <w:pPr>
+                    <w:pStyle w:val="Compact"/>
+                    <w:jc w:val="right"/>
+                    <w:jc w:val="center"/>
+                  </w:pPr>
+                  <w:r>
+                    <w:t xml:space="preserve">0</w:t>
+                  </w:r>
+                </w:p>
+              </w:tc>
+              <w:tc>
+                <w:tcPr/>
+                <w:p>
+                  <w:pPr>
+                    <w:pStyle w:val="Compact"/>
+                    <w:jc w:val="right"/>
+                    <w:jc w:val="center"/>
+                  </w:pPr>
+                  <w:r>
+                    <w:t xml:space="preserve">0</w:t>
+                  </w:r>
+                </w:p>
+              </w:tc>
+              <w:tc>
+                <w:tcPr/>
+                <w:p>
+                  <w:pPr>
+                    <w:pStyle w:val="Compact"/>
+                    <w:jc w:val="right"/>
+                    <w:jc w:val="center"/>
+                  </w:pPr>
+                  <w:r>
+                    <w:t xml:space="preserve">0</w:t>
+                  </w:r>
+                </w:p>
+              </w:tc>
+              <w:tc>
+                <w:tcPr/>
+                <w:p>
+                  <w:pPr>
+                    <w:pStyle w:val="Compact"/>
+                    <w:jc w:val="left"/>
+                    <w:jc w:val="center"/>
+                  </w:pPr>
+                  <w:r>
+                    <w:t xml:space="preserve">10</w:t>
+                  </w:r>
+                </w:p>
+              </w:tc>
+            </w:tr>
+            <w:tr>
+              <w:tc>
+                <w:tcPr/>
+                <w:p>
+                  <w:pPr>
+                    <w:pStyle w:val="Compact"/>
+                    <w:jc w:val="left"/>
+                    <w:jc w:val="center"/>
+                  </w:pPr>
+                  <w:r>
+                    <w:t xml:space="preserve">HPV42</w:t>
+                  </w:r>
+                </w:p>
+              </w:tc>
+              <w:tc>
+                <w:tcPr/>
+                <w:p>
+                  <w:pPr>
+                    <w:pStyle w:val="Compact"/>
+                    <w:jc w:val="right"/>
+                    <w:jc w:val="center"/>
+                  </w:pPr>
+                  <w:r>
+                    <w:t xml:space="preserve">0</w:t>
+                  </w:r>
+                </w:p>
+              </w:tc>
+              <w:tc>
+                <w:tcPr/>
+                <w:p>
+                  <w:pPr>
+                    <w:pStyle w:val="Compact"/>
+                    <w:jc w:val="right"/>
+                    <w:jc w:val="center"/>
+                  </w:pPr>
+                  <w:r>
+                    <w:t xml:space="preserve">9 (21%)</w:t>
+                  </w:r>
+                </w:p>
+              </w:tc>
+              <w:tc>
+                <w:tcPr/>
+                <w:p>
+                  <w:pPr>
+                    <w:pStyle w:val="Compact"/>
+                    <w:jc w:val="right"/>
+                    <w:jc w:val="center"/>
+                  </w:pPr>
+                  <w:r>
+                    <w:t xml:space="preserve">0</w:t>
+                  </w:r>
+                </w:p>
+              </w:tc>
+              <w:tc>
+                <w:tcPr/>
+                <w:p>
+                  <w:pPr>
+                    <w:pStyle w:val="Compact"/>
+                    <w:jc w:val="right"/>
+                    <w:jc w:val="center"/>
+                  </w:pPr>
+                  <w:r>
+                    <w:t xml:space="preserve">0</w:t>
+                  </w:r>
+                </w:p>
+              </w:tc>
+              <w:tc>
+                <w:tcPr/>
+                <w:p>
+                  <w:pPr>
+                    <w:pStyle w:val="Compact"/>
+                    <w:jc w:val="right"/>
+                    <w:jc w:val="center"/>
+                  </w:pPr>
+                  <w:r>
+                    <w:t xml:space="preserve">0</w:t>
+                  </w:r>
+                </w:p>
+              </w:tc>
+              <w:tc>
+                <w:tcPr/>
+                <w:p>
+                  <w:pPr>
+                    <w:pStyle w:val="Compact"/>
+                    <w:jc w:val="right"/>
+                    <w:jc w:val="center"/>
+                  </w:pPr>
+                  <w:r>
+                    <w:t xml:space="preserve">0</w:t>
+                  </w:r>
+                </w:p>
+              </w:tc>
+              <w:tc>
+                <w:tcPr/>
+                <w:p>
+                  <w:pPr>
+                    <w:pStyle w:val="Compact"/>
+                    <w:jc w:val="left"/>
+                    <w:jc w:val="center"/>
+                  </w:pPr>
+                  <w:r>
+                    <w:t xml:space="preserve">9</w:t>
+                  </w:r>
+                </w:p>
+              </w:tc>
+            </w:tr>
+            <w:tr>
+              <w:tc>
+                <w:tcPr/>
+                <w:p>
+                  <w:pPr>
+                    <w:pStyle w:val="Compact"/>
+                    <w:jc w:val="left"/>
+                    <w:jc w:val="center"/>
+                  </w:pPr>
+                  <w:r>
+                    <w:t xml:space="preserve">HPV6</w:t>
+                  </w:r>
+                </w:p>
+              </w:tc>
+              <w:tc>
+                <w:tcPr/>
+                <w:p>
+                  <w:pPr>
+                    <w:pStyle w:val="Compact"/>
+                    <w:jc w:val="right"/>
+                    <w:jc w:val="center"/>
+                  </w:pPr>
+                  <w:r>
+                    <w:t xml:space="preserve">0</w:t>
+                  </w:r>
+                </w:p>
+              </w:tc>
+              <w:tc>
+                <w:tcPr/>
+                <w:p>
+                  <w:pPr>
+                    <w:pStyle w:val="Compact"/>
+                    <w:jc w:val="right"/>
+                    <w:jc w:val="center"/>
+                  </w:pPr>
+                  <w:r>
+                    <w:t xml:space="preserve">3 (7.8%)</w:t>
+                  </w:r>
+                </w:p>
+              </w:tc>
+              <w:tc>
+                <w:tcPr/>
+                <w:p>
+                  <w:pPr>
+                    <w:pStyle w:val="Compact"/>
+                    <w:jc w:val="right"/>
+                    <w:jc w:val="center"/>
+                  </w:pPr>
+                  <w:r>
+                    <w:t xml:space="preserve">0</w:t>
+                  </w:r>
+                </w:p>
+              </w:tc>
+              <w:tc>
+                <w:tcPr/>
+                <w:p>
+                  <w:pPr>
+                    <w:pStyle w:val="Compact"/>
+                    <w:jc w:val="right"/>
+                    <w:jc w:val="center"/>
+                  </w:pPr>
+                  <w:r>
+                    <w:t xml:space="preserve">0</w:t>
+                  </w:r>
+                </w:p>
+              </w:tc>
+              <w:tc>
+                <w:tcPr/>
+                <w:p>
+                  <w:pPr>
+                    <w:pStyle w:val="Compact"/>
+                    <w:jc w:val="right"/>
+                    <w:jc w:val="center"/>
+                  </w:pPr>
+                  <w:r>
+                    <w:t xml:space="preserve">0</w:t>
+                  </w:r>
+                </w:p>
+              </w:tc>
+              <w:tc>
+                <w:tcPr/>
+                <w:p>
+                  <w:pPr>
+                    <w:pStyle w:val="Compact"/>
+                    <w:jc w:val="right"/>
+                    <w:jc w:val="center"/>
+                  </w:pPr>
+                  <w:r>
+                    <w:t xml:space="preserve">6 (0.49%)</w:t>
+                  </w:r>
+                </w:p>
+              </w:tc>
+              <w:tc>
+                <w:tcPr/>
+                <w:p>
+                  <w:pPr>
+                    <w:pStyle w:val="Compact"/>
+                    <w:jc w:val="left"/>
+                    <w:jc w:val="center"/>
+                  </w:pPr>
+                  <w:r>
+                    <w:t xml:space="preserve">9</w:t>
+                  </w:r>
+                </w:p>
+              </w:tc>
+            </w:tr>
+            <w:tr>
+              <w:tc>
+                <w:tcPr/>
+                <w:p>
+                  <w:pPr>
+                    <w:pStyle w:val="Compact"/>
+                    <w:jc w:val="left"/>
+                    <w:jc w:val="center"/>
+                  </w:pPr>
+                  <w:r>
+                    <w:t xml:space="preserve">HPV2</w:t>
+                  </w:r>
+                </w:p>
+              </w:tc>
+              <w:tc>
+                <w:tcPr/>
+                <w:p>
+                  <w:pPr>
+                    <w:pStyle w:val="Compact"/>
+                    <w:jc w:val="right"/>
+                    <w:jc w:val="center"/>
+                  </w:pPr>
+                  <w:r>
+                    <w:t xml:space="preserve">0</w:t>
+                  </w:r>
+                </w:p>
+              </w:tc>
+              <w:tc>
+                <w:tcPr/>
+                <w:p>
+                  <w:pPr>
+                    <w:pStyle w:val="Compact"/>
+                    <w:jc w:val="right"/>
+                    <w:jc w:val="center"/>
+                  </w:pPr>
+                  <w:r>
+                    <w:t xml:space="preserve">7 (17%)</w:t>
+                  </w:r>
+                </w:p>
+              </w:tc>
+              <w:tc>
+                <w:tcPr/>
+                <w:p>
+                  <w:pPr>
+                    <w:pStyle w:val="Compact"/>
+                    <w:jc w:val="right"/>
+                    <w:jc w:val="center"/>
+                  </w:pPr>
+                  <w:r>
+                    <w:t xml:space="preserve">1 (14%)</w:t>
+                  </w:r>
+                </w:p>
+              </w:tc>
+              <w:tc>
+                <w:tcPr/>
+                <w:p>
+                  <w:pPr>
+                    <w:pStyle w:val="Compact"/>
+                    <w:jc w:val="right"/>
+                    <w:jc w:val="center"/>
+                  </w:pPr>
+                  <w:r>
+                    <w:t xml:space="preserve">0</w:t>
+                  </w:r>
+                </w:p>
+              </w:tc>
+              <w:tc>
+                <w:tcPr/>
+                <w:p>
+                  <w:pPr>
+                    <w:pStyle w:val="Compact"/>
+                    <w:jc w:val="right"/>
+                    <w:jc w:val="center"/>
+                  </w:pPr>
+                  <w:r>
+                    <w:t xml:space="preserve">0</w:t>
+                  </w:r>
+                </w:p>
+              </w:tc>
+              <w:tc>
+                <w:tcPr/>
+                <w:p>
+                  <w:pPr>
+                    <w:pStyle w:val="Compact"/>
+                    <w:jc w:val="right"/>
+                    <w:jc w:val="center"/>
+                  </w:pPr>
+                  <w:r>
+                    <w:t xml:space="preserve">0</w:t>
+                  </w:r>
+                </w:p>
+              </w:tc>
+              <w:tc>
+                <w:tcPr/>
+                <w:p>
+                  <w:pPr>
+                    <w:pStyle w:val="Compact"/>
+                    <w:jc w:val="left"/>
+                    <w:jc w:val="center"/>
+                  </w:pPr>
+                  <w:r>
+                    <w:t xml:space="preserve">8</w:t>
+                  </w:r>
+                </w:p>
+              </w:tc>
+            </w:tr>
+            <w:tr>
+              <w:tc>
+                <w:tcPr/>
+                <w:p>
+                  <w:pPr>
+                    <w:pStyle w:val="Compact"/>
+                    <w:jc w:val="left"/>
+                    <w:jc w:val="center"/>
+                  </w:pPr>
+                  <w:r>
+                    <w:t xml:space="preserve">HPV31</w:t>
+                  </w:r>
+                </w:p>
+              </w:tc>
+              <w:tc>
+                <w:tcPr/>
+                <w:p>
+                  <w:pPr>
+                    <w:pStyle w:val="Compact"/>
+                    <w:jc w:val="right"/>
+                    <w:jc w:val="center"/>
+                  </w:pPr>
+                  <w:r>
+                    <w:t xml:space="preserve">0</w:t>
+                  </w:r>
+                </w:p>
+              </w:tc>
+              <w:tc>
+                <w:tcPr/>
+                <w:p>
+                  <w:pPr>
+                    <w:pStyle w:val="Compact"/>
+                    <w:jc w:val="right"/>
+                    <w:jc w:val="center"/>
+                  </w:pPr>
+                  <w:r>
+                    <w:t xml:space="preserve">0</w:t>
+                  </w:r>
+                </w:p>
+              </w:tc>
+              <w:tc>
+                <w:tcPr/>
+                <w:p>
+                  <w:pPr>
+                    <w:pStyle w:val="Compact"/>
+                    <w:jc w:val="right"/>
+                    <w:jc w:val="center"/>
+                  </w:pPr>
+                  <w:r>
+                    <w:t xml:space="preserve">0</w:t>
+                  </w:r>
+                </w:p>
+              </w:tc>
+              <w:tc>
+                <w:tcPr/>
+                <w:p>
+                  <w:pPr>
+                    <w:pStyle w:val="Compact"/>
+                    <w:jc w:val="right"/>
+                    <w:jc w:val="center"/>
+                  </w:pPr>
+                  <w:r>
+                    <w:t xml:space="preserve">0</w:t>
+                  </w:r>
+                </w:p>
+              </w:tc>
+              <w:tc>
+                <w:tcPr/>
+                <w:p>
+                  <w:pPr>
+                    <w:pStyle w:val="Compact"/>
+                    <w:jc w:val="right"/>
+                    <w:jc w:val="center"/>
+                  </w:pPr>
+                  <w:r>
+                    <w:t xml:space="preserve">6 (0.93%)</w:t>
+                  </w:r>
+                </w:p>
+              </w:tc>
+              <w:tc>
+                <w:tcPr/>
+                <w:p>
+                  <w:pPr>
+                    <w:pStyle w:val="Compact"/>
+                    <w:jc w:val="right"/>
+                    <w:jc w:val="center"/>
+                  </w:pPr>
+                  <w:r>
+                    <w:t xml:space="preserve">0</w:t>
+                  </w:r>
+                </w:p>
+              </w:tc>
+              <w:tc>
+                <w:tcPr/>
+                <w:p>
+                  <w:pPr>
+                    <w:pStyle w:val="Compact"/>
+                    <w:jc w:val="left"/>
+                    <w:jc w:val="center"/>
+                  </w:pPr>
+                  <w:r>
+                    <w:t xml:space="preserve">6</w:t>
+                  </w:r>
+                </w:p>
+              </w:tc>
+            </w:tr>
+            <w:tr>
+              <w:tc>
+                <w:tcPr/>
+                <w:p>
+                  <w:pPr>
+                    <w:pStyle w:val="Compact"/>
+                    <w:jc w:val="left"/>
+                    <w:jc w:val="center"/>
+                  </w:pPr>
+                  <w:r>
+                    <w:t xml:space="preserve">HPV27</w:t>
+                  </w:r>
+                </w:p>
+              </w:tc>
+              <w:tc>
+                <w:tcPr/>
+                <w:p>
+                  <w:pPr>
+                    <w:pStyle w:val="Compact"/>
+                    <w:jc w:val="right"/>
+                    <w:jc w:val="center"/>
+                  </w:pPr>
+                  <w:r>
+                    <w:t xml:space="preserve">0</w:t>
+                  </w:r>
+                </w:p>
+              </w:tc>
+              <w:tc>
+                <w:tcPr/>
+                <w:p>
+                  <w:pPr>
+                    <w:pStyle w:val="Compact"/>
+                    <w:jc w:val="right"/>
+                    <w:jc w:val="center"/>
+                  </w:pPr>
+                  <w:r>
+                    <w:t xml:space="preserve">4 (10%)</w:t>
+                  </w:r>
+                </w:p>
+              </w:tc>
+              <w:tc>
+                <w:tcPr/>
+                <w:p>
+                  <w:pPr>
+                    <w:pStyle w:val="Compact"/>
+                    <w:jc w:val="right"/>
+                    <w:jc w:val="center"/>
+                  </w:pPr>
+                  <w:r>
+                    <w:t xml:space="preserve">0</w:t>
+                  </w:r>
+                </w:p>
+              </w:tc>
+              <w:tc>
+                <w:tcPr/>
+                <w:p>
+                  <w:pPr>
+                    <w:pStyle w:val="Compact"/>
+                    <w:jc w:val="right"/>
+                    <w:jc w:val="center"/>
+                  </w:pPr>
+                  <w:r>
+                    <w:t xml:space="preserve">1 (0.37%)</w:t>
+                  </w:r>
+                </w:p>
+              </w:tc>
+              <w:tc>
+                <w:tcPr/>
+                <w:p>
+                  <w:pPr>
+                    <w:pStyle w:val="Compact"/>
+                    <w:jc w:val="right"/>
+                    <w:jc w:val="center"/>
+                  </w:pPr>
+                  <w:r>
+                    <w:t xml:space="preserve">0</w:t>
+                  </w:r>
+                </w:p>
+              </w:tc>
+              <w:tc>
+                <w:tcPr/>
+                <w:p>
+                  <w:pPr>
+                    <w:pStyle w:val="Compact"/>
+                    <w:jc w:val="right"/>
+                    <w:jc w:val="center"/>
+                  </w:pPr>
+                  <w:r>
+                    <w:t xml:space="preserve">0</w:t>
+                  </w:r>
+                </w:p>
+              </w:tc>
+              <w:tc>
+                <w:tcPr/>
+                <w:p>
+                  <w:pPr>
+                    <w:pStyle w:val="Compact"/>
+                    <w:jc w:val="left"/>
+                    <w:jc w:val="center"/>
+                  </w:pPr>
+                  <w:r>
+                    <w:t xml:space="preserve">5</w:t>
+                  </w:r>
+                </w:p>
+              </w:tc>
+            </w:tr>
+            <w:tr>
+              <w:tc>
+                <w:tcPr/>
+                <w:p>
+                  <w:pPr>
+                    <w:pStyle w:val="Compact"/>
+                    <w:jc w:val="left"/>
+                    <w:jc w:val="center"/>
+                  </w:pPr>
+                  <w:r>
+                    <w:t xml:space="preserve">HPV182</w:t>
+                  </w:r>
+                </w:p>
+              </w:tc>
+              <w:tc>
+                <w:tcPr/>
+                <w:p>
+                  <w:pPr>
+                    <w:pStyle w:val="Compact"/>
+                    <w:jc w:val="right"/>
+                    <w:jc w:val="center"/>
+                  </w:pPr>
+                  <w:r>
+                    <w:t xml:space="preserve">1 (0.02%)</w:t>
+                  </w:r>
+                </w:p>
+              </w:tc>
+              <w:tc>
+                <w:tcPr/>
+                <w:p>
+                  <w:pPr>
+                    <w:pStyle w:val="Compact"/>
+                    <w:jc w:val="right"/>
+                    <w:jc w:val="center"/>
+                  </w:pPr>
+                  <w:r>
+                    <w:t xml:space="preserve">0</w:t>
+                  </w:r>
+                </w:p>
+              </w:tc>
+              <w:tc>
+                <w:tcPr/>
+                <w:p>
+                  <w:pPr>
+                    <w:pStyle w:val="Compact"/>
+                    <w:jc w:val="right"/>
+                    <w:jc w:val="center"/>
+                  </w:pPr>
+                  <w:r>
+                    <w:t xml:space="preserve">0</w:t>
+                  </w:r>
+                </w:p>
+              </w:tc>
+              <w:tc>
+                <w:tcPr/>
+                <w:p>
+                  <w:pPr>
+                    <w:pStyle w:val="Compact"/>
+                    <w:jc w:val="right"/>
+                    <w:jc w:val="center"/>
+                  </w:pPr>
+                  <w:r>
+                    <w:t xml:space="preserve">2 (0.61%)</w:t>
+                  </w:r>
+                </w:p>
+              </w:tc>
+              <w:tc>
+                <w:tcPr/>
+                <w:p>
+                  <w:pPr>
+                    <w:pStyle w:val="Compact"/>
+                    <w:jc w:val="right"/>
+                    <w:jc w:val="center"/>
+                  </w:pPr>
+                  <w:r>
+                    <w:t xml:space="preserve">0</w:t>
+                  </w:r>
+                </w:p>
+              </w:tc>
+              <w:tc>
+                <w:tcPr/>
+                <w:p>
+                  <w:pPr>
+                    <w:pStyle w:val="Compact"/>
+                    <w:jc w:val="right"/>
+                    <w:jc w:val="center"/>
+                  </w:pPr>
+                  <w:r>
+                    <w:t xml:space="preserve">0</w:t>
+                  </w:r>
+                </w:p>
+              </w:tc>
+              <w:tc>
+                <w:tcPr/>
+                <w:p>
+                  <w:pPr>
+                    <w:pStyle w:val="Compact"/>
+                    <w:jc w:val="left"/>
+                    <w:jc w:val="center"/>
+                  </w:pPr>
+                  <w:r>
+                    <w:t xml:space="preserve">3</w:t>
+                  </w:r>
+                </w:p>
+              </w:tc>
+            </w:tr>
+            <w:tr>
+              <w:tc>
+                <w:tcPr/>
+                <w:p>
+                  <w:pPr>
+                    <w:pStyle w:val="Compact"/>
+                    <w:jc w:val="left"/>
+                    <w:jc w:val="center"/>
+                  </w:pPr>
+                  <w:r>
+                    <w:t xml:space="preserve">HPV44</w:t>
+                  </w:r>
+                </w:p>
+              </w:tc>
+              <w:tc>
+                <w:tcPr/>
+                <w:p>
+                  <w:pPr>
+                    <w:pStyle w:val="Compact"/>
+                    <w:jc w:val="right"/>
+                    <w:jc w:val="center"/>
+                  </w:pPr>
+                  <w:r>
+                    <w:t xml:space="preserve">0</w:t>
+                  </w:r>
+                </w:p>
+              </w:tc>
+              <w:tc>
+                <w:tcPr/>
+                <w:p>
+                  <w:pPr>
+                    <w:pStyle w:val="Compact"/>
+                    <w:jc w:val="right"/>
+                    <w:jc w:val="center"/>
+                  </w:pPr>
+                  <w:r>
+                    <w:t xml:space="preserve">3 (7.8%)</w:t>
+                  </w:r>
+                </w:p>
+              </w:tc>
+              <w:tc>
+                <w:tcPr/>
+                <w:p>
+                  <w:pPr>
+                    <w:pStyle w:val="Compact"/>
+                    <w:jc w:val="right"/>
+                    <w:jc w:val="center"/>
+                  </w:pPr>
+                  <w:r>
+                    <w:t xml:space="preserve">0</w:t>
+                  </w:r>
+                </w:p>
+              </w:tc>
+              <w:tc>
+                <w:tcPr/>
+                <w:p>
+                  <w:pPr>
+                    <w:pStyle w:val="Compact"/>
+                    <w:jc w:val="right"/>
+                    <w:jc w:val="center"/>
+                  </w:pPr>
+                  <w:r>
+                    <w:t xml:space="preserve">0</w:t>
+                  </w:r>
+                </w:p>
+              </w:tc>
+              <w:tc>
+                <w:tcPr/>
+                <w:p>
+                  <w:pPr>
+                    <w:pStyle w:val="Compact"/>
+                    <w:jc w:val="right"/>
+                    <w:jc w:val="center"/>
+                  </w:pPr>
+                  <w:r>
+                    <w:t xml:space="preserve">0</w:t>
+                  </w:r>
+                </w:p>
+              </w:tc>
+              <w:tc>
+                <w:tcPr/>
+                <w:p>
+                  <w:pPr>
+                    <w:pStyle w:val="Compact"/>
+                    <w:jc w:val="right"/>
+                    <w:jc w:val="center"/>
+                  </w:pPr>
+                  <w:r>
+                    <w:t xml:space="preserve">0</w:t>
+                  </w:r>
+                </w:p>
+              </w:tc>
+              <w:tc>
+                <w:tcPr/>
+                <w:p>
+                  <w:pPr>
+                    <w:pStyle w:val="Compact"/>
+                    <w:jc w:val="left"/>
+                    <w:jc w:val="center"/>
+                  </w:pPr>
+                  <w:r>
+                    <w:t xml:space="preserve">3</w:t>
+                  </w:r>
+                </w:p>
+              </w:tc>
+            </w:tr>
+            <w:tr>
+              <w:tc>
+                <w:tcPr/>
+                <w:p>
+                  <w:pPr>
+                    <w:pStyle w:val="Compact"/>
+                    <w:jc w:val="left"/>
+                    <w:jc w:val="center"/>
+                  </w:pPr>
+                  <w:r>
+                    <w:t xml:space="preserve">HPV52</w:t>
+                  </w:r>
+                </w:p>
+              </w:tc>
+              <w:tc>
+                <w:tcPr/>
+                <w:p>
+                  <w:pPr>
+                    <w:pStyle w:val="Compact"/>
+                    <w:jc w:val="right"/>
+                    <w:jc w:val="center"/>
+                  </w:pPr>
+                  <w:r>
+                    <w:t xml:space="preserve">0</w:t>
+                  </w:r>
+                </w:p>
+              </w:tc>
+              <w:tc>
+                <w:tcPr/>
+                <w:p>
+                  <w:pPr>
+                    <w:pStyle w:val="Compact"/>
+                    <w:jc w:val="right"/>
+                    <w:jc w:val="center"/>
+                  </w:pPr>
+                  <w:r>
+                    <w:t xml:space="preserve">3 (7.8%)</w:t>
+                  </w:r>
+                </w:p>
+              </w:tc>
+              <w:tc>
+                <w:tcPr/>
+                <w:p>
+                  <w:pPr>
+                    <w:pStyle w:val="Compact"/>
+                    <w:jc w:val="right"/>
+                    <w:jc w:val="center"/>
+                  </w:pPr>
+                  <w:r>
+                    <w:t xml:space="preserve">0</w:t>
+                  </w:r>
+                </w:p>
+              </w:tc>
+              <w:tc>
+                <w:tcPr/>
+                <w:p>
+                  <w:pPr>
+                    <w:pStyle w:val="Compact"/>
+                    <w:jc w:val="right"/>
+                    <w:jc w:val="center"/>
+                  </w:pPr>
+                  <w:r>
+                    <w:t xml:space="preserve">0</w:t>
+                  </w:r>
+                </w:p>
+              </w:tc>
+              <w:tc>
+                <w:tcPr/>
+                <w:p>
+                  <w:pPr>
+                    <w:pStyle w:val="Compact"/>
+                    <w:jc w:val="right"/>
+                    <w:jc w:val="center"/>
+                  </w:pPr>
+                  <w:r>
+                    <w:t xml:space="preserve">0</w:t>
+                  </w:r>
+                </w:p>
+              </w:tc>
+              <w:tc>
+                <w:tcPr/>
+                <w:p>
+                  <w:pPr>
+                    <w:pStyle w:val="Compact"/>
+                    <w:jc w:val="right"/>
+                    <w:jc w:val="center"/>
+                  </w:pPr>
+                  <w:r>
+                    <w:t xml:space="preserve">0</w:t>
+                  </w:r>
+                </w:p>
+              </w:tc>
+              <w:tc>
+                <w:tcPr/>
+                <w:p>
+                  <w:pPr>
+                    <w:pStyle w:val="Compact"/>
+                    <w:jc w:val="left"/>
+                    <w:jc w:val="center"/>
+                  </w:pPr>
+                  <w:r>
+                    <w:t xml:space="preserve">3</w:t>
+                  </w:r>
+                </w:p>
+              </w:tc>
+            </w:tr>
+            <w:tr>
+              <w:tc>
+                <w:tcPr/>
+                <w:p>
+                  <w:pPr>
+                    <w:pStyle w:val="Compact"/>
+                    <w:jc w:val="left"/>
+                    <w:jc w:val="center"/>
+                  </w:pPr>
+                  <w:r>
+                    <w:t xml:space="preserve">HPV80</w:t>
+                  </w:r>
+                </w:p>
+              </w:tc>
+              <w:tc>
+                <w:tcPr/>
+                <w:p>
+                  <w:pPr>
+                    <w:pStyle w:val="Compact"/>
+                    <w:jc w:val="right"/>
+                    <w:jc w:val="center"/>
+                  </w:pPr>
+                  <w:r>
+                    <w:t xml:space="preserve">0</w:t>
+                  </w:r>
+                </w:p>
+              </w:tc>
+              <w:tc>
+                <w:tcPr/>
+                <w:p>
+                  <w:pPr>
+                    <w:pStyle w:val="Compact"/>
+                    <w:jc w:val="right"/>
+                    <w:jc w:val="center"/>
+                  </w:pPr>
+                  <w:r>
+                    <w:t xml:space="preserve">0</w:t>
+                  </w:r>
+                </w:p>
+              </w:tc>
+              <w:tc>
+                <w:tcPr/>
+                <w:p>
+                  <w:pPr>
+                    <w:pStyle w:val="Compact"/>
+                    <w:jc w:val="right"/>
+                    <w:jc w:val="center"/>
+                  </w:pPr>
+                  <w:r>
+                    <w:t xml:space="preserve">0</w:t>
+                  </w:r>
+                </w:p>
+              </w:tc>
+              <w:tc>
+                <w:tcPr/>
+                <w:p>
+                  <w:pPr>
+                    <w:pStyle w:val="Compact"/>
+                    <w:jc w:val="right"/>
+                    <w:jc w:val="center"/>
+                  </w:pPr>
+                  <w:r>
+                    <w:t xml:space="preserve">0</w:t>
+                  </w:r>
+                </w:p>
+              </w:tc>
+              <w:tc>
+                <w:tcPr/>
+                <w:p>
+                  <w:pPr>
+                    <w:pStyle w:val="Compact"/>
+                    <w:jc w:val="right"/>
+                    <w:jc w:val="center"/>
+                  </w:pPr>
+                  <w:r>
+                    <w:t xml:space="preserve">0</w:t>
+                  </w:r>
+                </w:p>
+              </w:tc>
+              <w:tc>
+                <w:tcPr/>
+                <w:p>
+                  <w:pPr>
+                    <w:pStyle w:val="Compact"/>
+                    <w:jc w:val="right"/>
+                    <w:jc w:val="center"/>
+                  </w:pPr>
+                  <w:r>
+                    <w:t xml:space="preserve">0</w:t>
+                  </w:r>
+                </w:p>
+              </w:tc>
+              <w:tc>
+                <w:tcPr/>
+                <w:p>
+                  <w:pPr>
+                    <w:pStyle w:val="Compact"/>
+                    <w:jc w:val="left"/>
+                    <w:jc w:val="center"/>
+                  </w:pPr>
+                  <w:r>
+                    <w:t xml:space="preserve">3</w:t>
+                  </w:r>
+                </w:p>
+              </w:tc>
+            </w:tr>
+            <w:tr>
+              <w:tc>
+                <w:tcPr/>
+                <w:p>
+                  <w:pPr>
+                    <w:pStyle w:val="Compact"/>
+                    <w:jc w:val="left"/>
+                    <w:jc w:val="center"/>
+                  </w:pPr>
+                  <w:r>
+                    <w:t xml:space="preserve">HPV90</w:t>
+                  </w:r>
+                </w:p>
+              </w:tc>
+              <w:tc>
+                <w:tcPr/>
+                <w:p>
+                  <w:pPr>
+                    <w:pStyle w:val="Compact"/>
+                    <w:jc w:val="right"/>
+                    <w:jc w:val="center"/>
+                  </w:pPr>
+                  <w:r>
+                    <w:t xml:space="preserve">0</w:t>
+                  </w:r>
+                </w:p>
+              </w:tc>
+              <w:tc>
+                <w:tcPr/>
+                <w:p>
+                  <w:pPr>
+                    <w:pStyle w:val="Compact"/>
+                    <w:jc w:val="right"/>
+                    <w:jc w:val="center"/>
+                  </w:pPr>
+                  <w:r>
+                    <w:t xml:space="preserve">3 (7.8%)</w:t>
+                  </w:r>
+                </w:p>
+              </w:tc>
+              <w:tc>
+                <w:tcPr/>
+                <w:p>
+                  <w:pPr>
+                    <w:pStyle w:val="Compact"/>
+                    <w:jc w:val="right"/>
+                    <w:jc w:val="center"/>
+                  </w:pPr>
+                  <w:r>
+                    <w:t xml:space="preserve">0</w:t>
+                  </w:r>
+                </w:p>
+              </w:tc>
+              <w:tc>
+                <w:tcPr/>
+                <w:p>
+                  <w:pPr>
+                    <w:pStyle w:val="Compact"/>
+                    <w:jc w:val="right"/>
+                    <w:jc w:val="center"/>
+                  </w:pPr>
+                  <w:r>
+                    <w:t xml:space="preserve">0</w:t>
+                  </w:r>
+                </w:p>
+              </w:tc>
+              <w:tc>
+                <w:tcPr/>
+                <w:p>
+                  <w:pPr>
+                    <w:pStyle w:val="Compact"/>
+                    <w:jc w:val="right"/>
+                    <w:jc w:val="center"/>
+                  </w:pPr>
+                  <w:r>
+                    <w:t xml:space="preserve">0</w:t>
+                  </w:r>
+                </w:p>
+              </w:tc>
+              <w:tc>
+                <w:tcPr/>
+                <w:p>
+                  <w:pPr>
+                    <w:pStyle w:val="Compact"/>
+                    <w:jc w:val="right"/>
+                    <w:jc w:val="center"/>
+                  </w:pPr>
+                  <w:r>
+                    <w:t xml:space="preserve">0</w:t>
+                  </w:r>
+                </w:p>
+              </w:tc>
+              <w:tc>
+                <w:tcPr/>
+                <w:p>
+                  <w:pPr>
+                    <w:pStyle w:val="Compact"/>
+                    <w:jc w:val="left"/>
+                    <w:jc w:val="center"/>
+                  </w:pPr>
+                  <w:r>
+                    <w:t xml:space="preserve">3</w:t>
+                  </w:r>
+                </w:p>
+              </w:tc>
+            </w:tr>
+            <w:tr>
+              <w:tc>
+                <w:tcPr/>
+                <w:p>
+                  <w:pPr>
+                    <w:pStyle w:val="Compact"/>
+                    <w:jc w:val="left"/>
+                    <w:jc w:val="center"/>
+                  </w:pPr>
+                  <w:r>
+                    <w:t xml:space="preserve">HPV91</w:t>
+                  </w:r>
+                </w:p>
+              </w:tc>
+              <w:tc>
+                <w:tcPr/>
+                <w:p>
+                  <w:pPr>
+                    <w:pStyle w:val="Compact"/>
+                    <w:jc w:val="right"/>
+                    <w:jc w:val="center"/>
+                  </w:pPr>
+                  <w:r>
+                    <w:t xml:space="preserve">0</w:t>
+                  </w:r>
+                </w:p>
+              </w:tc>
+              <w:tc>
+                <w:tcPr/>
+                <w:p>
+                  <w:pPr>
+                    <w:pStyle w:val="Compact"/>
+                    <w:jc w:val="right"/>
+                    <w:jc w:val="center"/>
+                  </w:pPr>
+                  <w:r>
+                    <w:t xml:space="preserve">3 (7.8%)</w:t>
+                  </w:r>
+                </w:p>
+              </w:tc>
+              <w:tc>
+                <w:tcPr/>
+                <w:p>
+                  <w:pPr>
+                    <w:pStyle w:val="Compact"/>
+                    <w:jc w:val="right"/>
+                    <w:jc w:val="center"/>
+                  </w:pPr>
+                  <w:r>
+                    <w:t xml:space="preserve">0</w:t>
+                  </w:r>
+                </w:p>
+              </w:tc>
+              <w:tc>
+                <w:tcPr/>
+                <w:p>
+                  <w:pPr>
+                    <w:pStyle w:val="Compact"/>
+                    <w:jc w:val="right"/>
+                    <w:jc w:val="center"/>
+                  </w:pPr>
+                  <w:r>
+                    <w:t xml:space="preserve">0</w:t>
+                  </w:r>
+                </w:p>
+              </w:tc>
+              <w:tc>
+                <w:tcPr/>
+                <w:p>
+                  <w:pPr>
+                    <w:pStyle w:val="Compact"/>
+                    <w:jc w:val="right"/>
+                    <w:jc w:val="center"/>
+                  </w:pPr>
+                  <w:r>
+                    <w:t xml:space="preserve">0</w:t>
+                  </w:r>
+                </w:p>
+              </w:tc>
+              <w:tc>
+                <w:tcPr/>
+                <w:p>
+                  <w:pPr>
+                    <w:pStyle w:val="Compact"/>
+                    <w:jc w:val="right"/>
+                    <w:jc w:val="center"/>
+                  </w:pPr>
+                  <w:r>
+                    <w:t xml:space="preserve">0</w:t>
+                  </w:r>
+                </w:p>
+              </w:tc>
+              <w:tc>
+                <w:tcPr/>
+                <w:p>
+                  <w:pPr>
+                    <w:pStyle w:val="Compact"/>
+                    <w:jc w:val="left"/>
+                    <w:jc w:val="center"/>
+                  </w:pPr>
+                  <w:r>
+                    <w:t xml:space="preserve">3</w:t>
+                  </w:r>
+                </w:p>
+              </w:tc>
+            </w:tr>
+            <w:tr>
+              <w:tc>
+                <w:tcPr/>
+                <w:p>
+                  <w:pPr>
+                    <w:pStyle w:val="Compact"/>
+                    <w:jc w:val="left"/>
+                    <w:jc w:val="center"/>
+                  </w:pPr>
+                  <w:r>
+                    <w:t xml:space="preserve">HPV-mKN1</w:t>
+                  </w:r>
+                </w:p>
+              </w:tc>
+              <w:tc>
+                <w:tcPr/>
+                <w:p>
+                  <w:pPr>
+                    <w:pStyle w:val="Compact"/>
+                    <w:jc w:val="right"/>
+                    <w:jc w:val="center"/>
+                  </w:pPr>
+                  <w:r>
+                    <w:t xml:space="preserve">0</w:t>
+                  </w:r>
+                </w:p>
+              </w:tc>
+              <w:tc>
+                <w:tcPr/>
+                <w:p>
+                  <w:pPr>
+                    <w:pStyle w:val="Compact"/>
+                    <w:jc w:val="right"/>
+                    <w:jc w:val="center"/>
+                  </w:pPr>
+                  <w:r>
+                    <w:t xml:space="preserve">2 (5.6%)</w:t>
+                  </w:r>
+                </w:p>
+              </w:tc>
+              <w:tc>
+                <w:tcPr/>
+                <w:p>
+                  <w:pPr>
+                    <w:pStyle w:val="Compact"/>
+                    <w:jc w:val="right"/>
+                    <w:jc w:val="center"/>
+                  </w:pPr>
+                  <w:r>
+                    <w:t xml:space="preserve">0</w:t>
+                  </w:r>
+                </w:p>
+              </w:tc>
+              <w:tc>
+                <w:tcPr/>
+                <w:p>
+                  <w:pPr>
+                    <w:pStyle w:val="Compact"/>
+                    <w:jc w:val="right"/>
+                    <w:jc w:val="center"/>
+                  </w:pPr>
+                  <w:r>
+                    <w:t xml:space="preserve">0</w:t>
+                  </w:r>
+                </w:p>
+              </w:tc>
+              <w:tc>
+                <w:tcPr/>
+                <w:p>
+                  <w:pPr>
+                    <w:pStyle w:val="Compact"/>
+                    <w:jc w:val="right"/>
+                    <w:jc w:val="center"/>
+                  </w:pPr>
+                  <w:r>
+                    <w:t xml:space="preserve">0</w:t>
+                  </w:r>
+                </w:p>
+              </w:tc>
+              <w:tc>
+                <w:tcPr/>
+                <w:p>
+                  <w:pPr>
+                    <w:pStyle w:val="Compact"/>
+                    <w:jc w:val="right"/>
+                    <w:jc w:val="center"/>
+                  </w:pPr>
+                  <w:r>
+                    <w:t xml:space="preserve">0</w:t>
+                  </w:r>
+                </w:p>
+              </w:tc>
+              <w:tc>
+                <w:tcPr/>
+                <w:p>
+                  <w:pPr>
+                    <w:pStyle w:val="Compact"/>
+                    <w:jc w:val="left"/>
+                    <w:jc w:val="center"/>
+                  </w:pPr>
+                  <w:r>
+                    <w:t xml:space="preserve">2</w:t>
+                  </w:r>
+                </w:p>
+              </w:tc>
+            </w:tr>
+            <w:tr>
+              <w:tc>
+                <w:tcPr/>
+                <w:p>
+                  <w:pPr>
+                    <w:pStyle w:val="Compact"/>
+                    <w:jc w:val="left"/>
+                    <w:jc w:val="center"/>
+                  </w:pPr>
+                  <w:r>
+                    <w:t xml:space="preserve">HPV14</w:t>
+                  </w:r>
+                </w:p>
+              </w:tc>
+              <w:tc>
+                <w:tcPr/>
+                <w:p>
+                  <w:pPr>
+                    <w:pStyle w:val="Compact"/>
+                    <w:jc w:val="right"/>
+                    <w:jc w:val="center"/>
+                  </w:pPr>
+                  <w:r>
+                    <w:t xml:space="preserve">0</w:t>
+                  </w:r>
+                </w:p>
+              </w:tc>
+              <w:tc>
+                <w:tcPr/>
+                <w:p>
+                  <w:pPr>
+                    <w:pStyle w:val="Compact"/>
+                    <w:jc w:val="right"/>
+                    <w:jc w:val="center"/>
+                  </w:pPr>
+                  <w:r>
+                    <w:t xml:space="preserve">0</w:t>
+                  </w:r>
+                </w:p>
+              </w:tc>
+              <w:tc>
+                <w:tcPr/>
+                <w:p>
+                  <w:pPr>
+                    <w:pStyle w:val="Compact"/>
+                    <w:jc w:val="right"/>
+                    <w:jc w:val="center"/>
+                  </w:pPr>
+                  <w:r>
+                    <w:t xml:space="preserve">2 (23%)</w:t>
+                  </w:r>
+                </w:p>
+              </w:tc>
+              <w:tc>
+                <w:tcPr/>
+                <w:p>
+                  <w:pPr>
+                    <w:pStyle w:val="Compact"/>
+                    <w:jc w:val="right"/>
+                    <w:jc w:val="center"/>
+                  </w:pPr>
+                  <w:r>
+                    <w:t xml:space="preserve">0</w:t>
+                  </w:r>
+                </w:p>
+              </w:tc>
+              <w:tc>
+                <w:tcPr/>
+                <w:p>
+                  <w:pPr>
+                    <w:pStyle w:val="Compact"/>
+                    <w:jc w:val="right"/>
+                    <w:jc w:val="center"/>
+                  </w:pPr>
+                  <w:r>
+                    <w:t xml:space="preserve">0</w:t>
+                  </w:r>
+                </w:p>
+              </w:tc>
+              <w:tc>
+                <w:tcPr/>
+                <w:p>
+                  <w:pPr>
+                    <w:pStyle w:val="Compact"/>
+                    <w:jc w:val="right"/>
+                    <w:jc w:val="center"/>
+                  </w:pPr>
+                  <w:r>
+                    <w:t xml:space="preserve">0</w:t>
+                  </w:r>
+                </w:p>
+              </w:tc>
+              <w:tc>
+                <w:tcPr/>
+                <w:p>
+                  <w:pPr>
+                    <w:pStyle w:val="Compact"/>
+                    <w:jc w:val="left"/>
+                    <w:jc w:val="center"/>
+                  </w:pPr>
+                  <w:r>
+                    <w:t xml:space="preserve">2</w:t>
+                  </w:r>
+                </w:p>
+              </w:tc>
+            </w:tr>
+            <w:tr>
+              <w:tc>
+                <w:tcPr/>
+                <w:p>
+                  <w:pPr>
+                    <w:pStyle w:val="Compact"/>
+                    <w:jc w:val="left"/>
+                    <w:jc w:val="center"/>
+                  </w:pPr>
+                  <w:r>
+                    <w:t xml:space="preserve">HPV20</w:t>
+                  </w:r>
+                </w:p>
+              </w:tc>
+              <w:tc>
+                <w:tcPr/>
+                <w:p>
+                  <w:pPr>
+                    <w:pStyle w:val="Compact"/>
+                    <w:jc w:val="right"/>
+                    <w:jc w:val="center"/>
+                  </w:pPr>
+                  <w:r>
+                    <w:t xml:space="preserve">0</w:t>
+                  </w:r>
+                </w:p>
+              </w:tc>
+              <w:tc>
+                <w:tcPr/>
+                <w:p>
+                  <w:pPr>
+                    <w:pStyle w:val="Compact"/>
+                    <w:jc w:val="right"/>
+                    <w:jc w:val="center"/>
+                  </w:pPr>
+                  <w:r>
+                    <w:t xml:space="preserve">0</w:t>
+                  </w:r>
+                </w:p>
+              </w:tc>
+              <w:tc>
+                <w:tcPr/>
+                <w:p>
+                  <w:pPr>
+                    <w:pStyle w:val="Compact"/>
+                    <w:jc w:val="right"/>
+                    <w:jc w:val="center"/>
+                  </w:pPr>
+                  <w:r>
+                    <w:t xml:space="preserve">1 (14%)</w:t>
+                  </w:r>
+                </w:p>
+              </w:tc>
+              <w:tc>
+                <w:tcPr/>
+                <w:p>
+                  <w:pPr>
+                    <w:pStyle w:val="Compact"/>
+                    <w:jc w:val="right"/>
+                    <w:jc w:val="center"/>
+                  </w:pPr>
+                  <w:r>
+                    <w:t xml:space="preserve">1 (0.37%)</w:t>
+                  </w:r>
+                </w:p>
+              </w:tc>
+              <w:tc>
+                <w:tcPr/>
+                <w:p>
+                  <w:pPr>
+                    <w:pStyle w:val="Compact"/>
+                    <w:jc w:val="right"/>
+                    <w:jc w:val="center"/>
+                  </w:pPr>
+                  <w:r>
+                    <w:t xml:space="preserve">0</w:t>
+                  </w:r>
+                </w:p>
+              </w:tc>
+              <w:tc>
+                <w:tcPr/>
+                <w:p>
+                  <w:pPr>
+                    <w:pStyle w:val="Compact"/>
+                    <w:jc w:val="right"/>
+                    <w:jc w:val="center"/>
+                  </w:pPr>
+                  <w:r>
+                    <w:t xml:space="preserve">0</w:t>
+                  </w:r>
+                </w:p>
+              </w:tc>
+              <w:tc>
+                <w:tcPr/>
+                <w:p>
+                  <w:pPr>
+                    <w:pStyle w:val="Compact"/>
+                    <w:jc w:val="left"/>
+                    <w:jc w:val="center"/>
+                  </w:pPr>
+                  <w:r>
+                    <w:t xml:space="preserve">2</w:t>
+                  </w:r>
+                </w:p>
+              </w:tc>
+            </w:tr>
+            <w:tr>
+              <w:tc>
+                <w:tcPr/>
+                <w:p>
+                  <w:pPr>
+                    <w:pStyle w:val="Compact"/>
+                    <w:jc w:val="left"/>
+                    <w:jc w:val="center"/>
+                  </w:pPr>
+                  <w:r>
+                    <w:t xml:space="preserve">HPV25</w:t>
+                  </w:r>
+                </w:p>
+              </w:tc>
+              <w:tc>
+                <w:tcPr/>
+                <w:p>
+                  <w:pPr>
+                    <w:pStyle w:val="Compact"/>
+                    <w:jc w:val="right"/>
+                    <w:jc w:val="center"/>
+                  </w:pPr>
+                  <w:r>
+                    <w:t xml:space="preserve">0</w:t>
+                  </w:r>
+                </w:p>
+              </w:tc>
+              <w:tc>
+                <w:tcPr/>
+                <w:p>
+                  <w:pPr>
+                    <w:pStyle w:val="Compact"/>
+                    <w:jc w:val="right"/>
+                    <w:jc w:val="center"/>
+                  </w:pPr>
+                  <w:r>
+                    <w:t xml:space="preserve">0</w:t>
+                  </w:r>
+                </w:p>
+              </w:tc>
+              <w:tc>
+                <w:tcPr/>
+                <w:p>
+                  <w:pPr>
+                    <w:pStyle w:val="Compact"/>
+                    <w:jc w:val="right"/>
+                    <w:jc w:val="center"/>
+                  </w:pPr>
+                  <w:r>
+                    <w:t xml:space="preserve">2 (23%)</w:t>
+                  </w:r>
+                </w:p>
+              </w:tc>
+              <w:tc>
+                <w:tcPr/>
+                <w:p>
+                  <w:pPr>
+                    <w:pStyle w:val="Compact"/>
+                    <w:jc w:val="right"/>
+                    <w:jc w:val="center"/>
+                  </w:pPr>
+                  <w:r>
+                    <w:t xml:space="preserve">0</w:t>
+                  </w:r>
+                </w:p>
+              </w:tc>
+              <w:tc>
+                <w:tcPr/>
+                <w:p>
+                  <w:pPr>
+                    <w:pStyle w:val="Compact"/>
+                    <w:jc w:val="right"/>
+                    <w:jc w:val="center"/>
+                  </w:pPr>
+                  <w:r>
+                    <w:t xml:space="preserve">0</w:t>
+                  </w:r>
+                </w:p>
+              </w:tc>
+              <w:tc>
+                <w:tcPr/>
+                <w:p>
+                  <w:pPr>
+                    <w:pStyle w:val="Compact"/>
+                    <w:jc w:val="right"/>
+                    <w:jc w:val="center"/>
+                  </w:pPr>
+                  <w:r>
+                    <w:t xml:space="preserve">0</w:t>
+                  </w:r>
+                </w:p>
+              </w:tc>
+              <w:tc>
+                <w:tcPr/>
+                <w:p>
+                  <w:pPr>
+                    <w:pStyle w:val="Compact"/>
+                    <w:jc w:val="left"/>
+                    <w:jc w:val="center"/>
+                  </w:pPr>
+                  <w:r>
+                    <w:t xml:space="preserve">2</w:t>
+                  </w:r>
+                </w:p>
+              </w:tc>
+            </w:tr>
+            <w:tr>
+              <w:tc>
+                <w:tcPr/>
+                <w:p>
+                  <w:pPr>
+                    <w:pStyle w:val="Compact"/>
+                    <w:jc w:val="left"/>
+                    <w:jc w:val="center"/>
+                  </w:pPr>
+                  <w:r>
+                    <w:t xml:space="preserve">HPV47</w:t>
+                  </w:r>
+                </w:p>
+              </w:tc>
+              <w:tc>
+                <w:tcPr/>
+                <w:p>
+                  <w:pPr>
+                    <w:pStyle w:val="Compact"/>
+                    <w:jc w:val="right"/>
+                    <w:jc w:val="center"/>
+                  </w:pPr>
+                  <w:r>
+                    <w:t xml:space="preserve">0</w:t>
+                  </w:r>
+                </w:p>
+              </w:tc>
+              <w:tc>
+                <w:tcPr/>
+                <w:p>
+                  <w:pPr>
+                    <w:pStyle w:val="Compact"/>
+                    <w:jc w:val="right"/>
+                    <w:jc w:val="center"/>
+                  </w:pPr>
+                  <w:r>
+                    <w:t xml:space="preserve">0</w:t>
+                  </w:r>
+                </w:p>
+              </w:tc>
+              <w:tc>
+                <w:tcPr/>
+                <w:p>
+                  <w:pPr>
+                    <w:pStyle w:val="Compact"/>
+                    <w:jc w:val="right"/>
+                    <w:jc w:val="center"/>
+                  </w:pPr>
+                  <w:r>
+                    <w:t xml:space="preserve">2 (23%)</w:t>
+                  </w:r>
+                </w:p>
+              </w:tc>
+              <w:tc>
+                <w:tcPr/>
+                <w:p>
+                  <w:pPr>
+                    <w:pStyle w:val="Compact"/>
+                    <w:jc w:val="right"/>
+                    <w:jc w:val="center"/>
+                  </w:pPr>
+                  <w:r>
+                    <w:t xml:space="preserve">0</w:t>
+                  </w:r>
+                </w:p>
+              </w:tc>
+              <w:tc>
+                <w:tcPr/>
+                <w:p>
+                  <w:pPr>
+                    <w:pStyle w:val="Compact"/>
+                    <w:jc w:val="right"/>
+                    <w:jc w:val="center"/>
+                  </w:pPr>
+                  <w:r>
+                    <w:t xml:space="preserve">0</w:t>
+                  </w:r>
+                </w:p>
+              </w:tc>
+              <w:tc>
+                <w:tcPr/>
+                <w:p>
+                  <w:pPr>
+                    <w:pStyle w:val="Compact"/>
+                    <w:jc w:val="right"/>
+                    <w:jc w:val="center"/>
+                  </w:pPr>
+                  <w:r>
+                    <w:t xml:space="preserve">0</w:t>
+                  </w:r>
+                </w:p>
+              </w:tc>
+              <w:tc>
+                <w:tcPr/>
+                <w:p>
+                  <w:pPr>
+                    <w:pStyle w:val="Compact"/>
+                    <w:jc w:val="left"/>
+                    <w:jc w:val="center"/>
+                  </w:pPr>
+                  <w:r>
+                    <w:t xml:space="preserve">2</w:t>
+                  </w:r>
+                </w:p>
+              </w:tc>
+            </w:tr>
+            <w:tr>
+              <w:tc>
+                <w:tcPr/>
+                <w:p>
+                  <w:pPr>
+                    <w:pStyle w:val="Compact"/>
+                    <w:jc w:val="left"/>
+                    <w:jc w:val="center"/>
+                  </w:pPr>
+                  <w:r>
+                    <w:t xml:space="preserve">HPV4</w:t>
+                  </w:r>
+                </w:p>
+              </w:tc>
+              <w:tc>
+                <w:tcPr/>
+                <w:p>
+                  <w:pPr>
+                    <w:pStyle w:val="Compact"/>
+                    <w:jc w:val="right"/>
+                    <w:jc w:val="center"/>
+                  </w:pPr>
+                  <w:r>
+                    <w:t xml:space="preserve">0</w:t>
+                  </w:r>
+                </w:p>
+              </w:tc>
+              <w:tc>
+                <w:tcPr/>
+                <w:p>
+                  <w:pPr>
+                    <w:pStyle w:val="Compact"/>
+                    <w:jc w:val="right"/>
+                    <w:jc w:val="center"/>
+                  </w:pPr>
+                  <w:r>
+                    <w:t xml:space="preserve">2 (5.6%)</w:t>
+                  </w:r>
+                </w:p>
+              </w:tc>
+              <w:tc>
+                <w:tcPr/>
+                <w:p>
+                  <w:pPr>
+                    <w:pStyle w:val="Compact"/>
+                    <w:jc w:val="right"/>
+                    <w:jc w:val="center"/>
+                  </w:pPr>
+                  <w:r>
+                    <w:t xml:space="preserve">0</w:t>
+                  </w:r>
+                </w:p>
+              </w:tc>
+              <w:tc>
+                <w:tcPr/>
+                <w:p>
+                  <w:pPr>
+                    <w:pStyle w:val="Compact"/>
+                    <w:jc w:val="right"/>
+                    <w:jc w:val="center"/>
+                  </w:pPr>
+                  <w:r>
+                    <w:t xml:space="preserve">0</w:t>
+                  </w:r>
+                </w:p>
+              </w:tc>
+              <w:tc>
+                <w:tcPr/>
+                <w:p>
+                  <w:pPr>
+                    <w:pStyle w:val="Compact"/>
+                    <w:jc w:val="right"/>
+                    <w:jc w:val="center"/>
+                  </w:pPr>
+                  <w:r>
+                    <w:t xml:space="preserve">0</w:t>
+                  </w:r>
+                </w:p>
+              </w:tc>
+              <w:tc>
+                <w:tcPr/>
+                <w:p>
+                  <w:pPr>
+                    <w:pStyle w:val="Compact"/>
+                    <w:jc w:val="right"/>
+                    <w:jc w:val="center"/>
+                  </w:pPr>
+                  <w:r>
+                    <w:t xml:space="preserve">0</w:t>
+                  </w:r>
+                </w:p>
+              </w:tc>
+              <w:tc>
+                <w:tcPr/>
+                <w:p>
+                  <w:pPr>
+                    <w:pStyle w:val="Compact"/>
+                    <w:jc w:val="left"/>
+                    <w:jc w:val="center"/>
+                  </w:pPr>
+                  <w:r>
+                    <w:t xml:space="preserve">2</w:t>
+                  </w:r>
+                </w:p>
+              </w:tc>
+            </w:tr>
+            <w:tr>
+              <w:tc>
+                <w:tcPr/>
+                <w:p>
+                  <w:pPr>
+                    <w:pStyle w:val="Compact"/>
+                    <w:jc w:val="left"/>
+                    <w:jc w:val="center"/>
+                  </w:pPr>
+                  <w:r>
+                    <w:t xml:space="preserve">HPV78</w:t>
+                  </w:r>
+                </w:p>
+              </w:tc>
+              <w:tc>
+                <w:tcPr/>
+                <w:p>
+                  <w:pPr>
+                    <w:pStyle w:val="Compact"/>
+                    <w:jc w:val="right"/>
+                    <w:jc w:val="center"/>
+                  </w:pPr>
+                  <w:r>
+                    <w:t xml:space="preserve">0</w:t>
+                  </w:r>
+                </w:p>
+              </w:tc>
+              <w:tc>
+                <w:tcPr/>
+                <w:p>
+                  <w:pPr>
+                    <w:pStyle w:val="Compact"/>
+                    <w:jc w:val="right"/>
+                    <w:jc w:val="center"/>
+                  </w:pPr>
+                  <w:r>
+                    <w:t xml:space="preserve">2 (5.6%)</w:t>
+                  </w:r>
+                </w:p>
+              </w:tc>
+              <w:tc>
+                <w:tcPr/>
+                <w:p>
+                  <w:pPr>
+                    <w:pStyle w:val="Compact"/>
+                    <w:jc w:val="right"/>
+                    <w:jc w:val="center"/>
+                  </w:pPr>
+                  <w:r>
+                    <w:t xml:space="preserve">0</w:t>
+                  </w:r>
+                </w:p>
+              </w:tc>
+              <w:tc>
+                <w:tcPr/>
+                <w:p>
+                  <w:pPr>
+                    <w:pStyle w:val="Compact"/>
+                    <w:jc w:val="right"/>
+                    <w:jc w:val="center"/>
+                  </w:pPr>
+                  <w:r>
+                    <w:t xml:space="preserve">0</w:t>
+                  </w:r>
+                </w:p>
+              </w:tc>
+              <w:tc>
+                <w:tcPr/>
+                <w:p>
+                  <w:pPr>
+                    <w:pStyle w:val="Compact"/>
+                    <w:jc w:val="right"/>
+                    <w:jc w:val="center"/>
+                  </w:pPr>
+                  <w:r>
+                    <w:t xml:space="preserve">0</w:t>
+                  </w:r>
+                </w:p>
+              </w:tc>
+              <w:tc>
+                <w:tcPr/>
+                <w:p>
+                  <w:pPr>
+                    <w:pStyle w:val="Compact"/>
+                    <w:jc w:val="right"/>
+                    <w:jc w:val="center"/>
+                  </w:pPr>
+                  <w:r>
+                    <w:t xml:space="preserve">0</w:t>
+                  </w:r>
+                </w:p>
+              </w:tc>
+              <w:tc>
+                <w:tcPr/>
+                <w:p>
+                  <w:pPr>
+                    <w:pStyle w:val="Compact"/>
+                    <w:jc w:val="left"/>
+                    <w:jc w:val="center"/>
+                  </w:pPr>
+                  <w:r>
+                    <w:t xml:space="preserve">2</w:t>
+                  </w:r>
+                </w:p>
+              </w:tc>
+            </w:tr>
+            <w:tr>
+              <w:tc>
+                <w:tcPr/>
+                <w:p>
+                  <w:pPr>
+                    <w:pStyle w:val="Compact"/>
+                    <w:jc w:val="left"/>
+                    <w:jc w:val="center"/>
+                  </w:pPr>
+                  <w:r>
+                    <w:t xml:space="preserve">HPV96</w:t>
+                  </w:r>
+                </w:p>
+              </w:tc>
+              <w:tc>
+                <w:tcPr/>
+                <w:p>
+                  <w:pPr>
+                    <w:pStyle w:val="Compact"/>
+                    <w:jc w:val="right"/>
+                    <w:jc w:val="center"/>
+                  </w:pPr>
+                  <w:r>
+                    <w:t xml:space="preserve">0</w:t>
+                  </w:r>
+                </w:p>
+              </w:tc>
+              <w:tc>
+                <w:tcPr/>
+                <w:p>
+                  <w:pPr>
+                    <w:pStyle w:val="Compact"/>
+                    <w:jc w:val="right"/>
+                    <w:jc w:val="center"/>
+                  </w:pPr>
+                  <w:r>
+                    <w:t xml:space="preserve">0</w:t>
+                  </w:r>
+                </w:p>
+              </w:tc>
+              <w:tc>
+                <w:tcPr/>
+                <w:p>
+                  <w:pPr>
+                    <w:pStyle w:val="Compact"/>
+                    <w:jc w:val="right"/>
+                    <w:jc w:val="center"/>
+                  </w:pPr>
+                  <w:r>
+                    <w:t xml:space="preserve">0</w:t>
+                  </w:r>
+                </w:p>
+              </w:tc>
+              <w:tc>
+                <w:tcPr/>
+                <w:p>
+                  <w:pPr>
+                    <w:pStyle w:val="Compact"/>
+                    <w:jc w:val="right"/>
+                    <w:jc w:val="center"/>
+                  </w:pPr>
+                  <w:r>
+                    <w:t xml:space="preserve">2 (0.61%)</w:t>
+                  </w:r>
+                </w:p>
+              </w:tc>
+              <w:tc>
+                <w:tcPr/>
+                <w:p>
+                  <w:pPr>
+                    <w:pStyle w:val="Compact"/>
+                    <w:jc w:val="right"/>
+                    <w:jc w:val="center"/>
+                  </w:pPr>
+                  <w:r>
+                    <w:t xml:space="preserve">0</w:t>
+                  </w:r>
+                </w:p>
+              </w:tc>
+              <w:tc>
+                <w:tcPr/>
+                <w:p>
+                  <w:pPr>
+                    <w:pStyle w:val="Compact"/>
+                    <w:jc w:val="right"/>
+                    <w:jc w:val="center"/>
+                  </w:pPr>
+                  <w:r>
+                    <w:t xml:space="preserve">0</w:t>
+                  </w:r>
+                </w:p>
+              </w:tc>
+              <w:tc>
+                <w:tcPr/>
+                <w:p>
+                  <w:pPr>
+                    <w:pStyle w:val="Compact"/>
+                    <w:jc w:val="left"/>
+                    <w:jc w:val="center"/>
+                  </w:pPr>
+                  <w:r>
+                    <w:t xml:space="preserve">2</w:t>
+                  </w:r>
+                </w:p>
+              </w:tc>
+            </w:tr>
+            <w:tr>
+              <w:tc>
+                <w:tcPr/>
+                <w:p>
+                  <w:pPr>
+                    <w:pStyle w:val="Compact"/>
+                    <w:jc w:val="left"/>
+                    <w:jc w:val="center"/>
+                  </w:pPr>
+                  <w:r>
+                    <w:t xml:space="preserve">HPV9</w:t>
+                  </w:r>
+                </w:p>
+              </w:tc>
+              <w:tc>
+                <w:tcPr/>
+                <w:p>
+                  <w:pPr>
+                    <w:pStyle w:val="Compact"/>
+                    <w:jc w:val="right"/>
+                    <w:jc w:val="center"/>
+                  </w:pPr>
+                  <w:r>
+                    <w:t xml:space="preserve">0</w:t>
+                  </w:r>
+                </w:p>
+              </w:tc>
+              <w:tc>
+                <w:tcPr/>
+                <w:p>
+                  <w:pPr>
+                    <w:pStyle w:val="Compact"/>
+                    <w:jc w:val="right"/>
+                    <w:jc w:val="center"/>
+                  </w:pPr>
+                  <w:r>
+                    <w:t xml:space="preserve">0</w:t>
+                  </w:r>
+                </w:p>
+              </w:tc>
+              <w:tc>
+                <w:tcPr/>
+                <w:p>
+                  <w:pPr>
+                    <w:pStyle w:val="Compact"/>
+                    <w:jc w:val="right"/>
+                    <w:jc w:val="center"/>
+                  </w:pPr>
+                  <w:r>
+                    <w:t xml:space="preserve">2 (23%)</w:t>
+                  </w:r>
+                </w:p>
+              </w:tc>
+              <w:tc>
+                <w:tcPr/>
+                <w:p>
+                  <w:pPr>
+                    <w:pStyle w:val="Compact"/>
+                    <w:jc w:val="right"/>
+                    <w:jc w:val="center"/>
+                  </w:pPr>
+                  <w:r>
+                    <w:t xml:space="preserve">0</w:t>
+                  </w:r>
+                </w:p>
+              </w:tc>
+              <w:tc>
+                <w:tcPr/>
+                <w:p>
+                  <w:pPr>
+                    <w:pStyle w:val="Compact"/>
+                    <w:jc w:val="right"/>
+                    <w:jc w:val="center"/>
+                  </w:pPr>
+                  <w:r>
+                    <w:t xml:space="preserve">0</w:t>
+                  </w:r>
+                </w:p>
+              </w:tc>
+              <w:tc>
+                <w:tcPr/>
+                <w:p>
+                  <w:pPr>
+                    <w:pStyle w:val="Compact"/>
+                    <w:jc w:val="right"/>
+                    <w:jc w:val="center"/>
+                  </w:pPr>
+                  <w:r>
+                    <w:t xml:space="preserve">0</w:t>
+                  </w:r>
+                </w:p>
+              </w:tc>
+              <w:tc>
+                <w:tcPr/>
+                <w:p>
+                  <w:pPr>
+                    <w:pStyle w:val="Compact"/>
+                    <w:jc w:val="left"/>
+                    <w:jc w:val="center"/>
+                  </w:pPr>
+                  <w:r>
+                    <w:t xml:space="preserve">2</w:t>
+                  </w:r>
+                </w:p>
+              </w:tc>
+            </w:tr>
+          </w:tbl>
+          <w:p>
+            <w:pPr>
+              <w:jc w:val="center"/>
+            </w:pPr>
+            <w:pPr>
+              <w:jc w:val="start"/>
+              <w:spacing w:before="200"/>
+              <w:pStyle w:val="ImageCaption"/>
+            </w:pPr>
+            <w:r>
+              <w:t xml:space="preserve">Table S1: Number of libraries assigned to each HPV reference type across sample groups (types with ≥2 assigned libraries shown).</w:t>
+            </w:r>
+            <w:r>
+              <w:t xml:space="preserve"> </w:t>
+            </w:r>
+            <w:hyperlink w:anchor="suppfig-types">
+              <w:r>
+                <w:rPr>
+                  <w:rStyle w:val="Hyperlink"/>
+                </w:rPr>
+                <w:t xml:space="preserve">Figure S3</w:t>
+              </w:r>
+            </w:hyperlink>
+            <w:r>
+              <w:t xml:space="preserve"> </w:t>
+            </w:r>
+            <w:r>
+              <w:t xml:space="preserve">shows this catalog and that of</w:t>
+            </w:r>
+            <w:r>
+              <w:t xml:space="preserve"> </w:t>
+            </w:r>
+            <w:hyperlink w:anchor="supptbl-trace">
+              <w:r>
+                <w:rPr>
+                  <w:rStyle w:val="Hyperlink"/>
+                </w:rPr>
+                <w:t xml:space="preserve">Table S6</w:t>
+              </w:r>
+            </w:hyperlink>
+            <w:r>
+              <w:t xml:space="preserve"> </w:t>
+            </w:r>
+            <w:r>
+              <w:t xml:space="preserve">together as a single grid. Each cell also gives, in parentheses, the prevalence</w:t>
+            </w:r>
+            <w:r>
+              <w:t xml:space="preserve"> </w:t>
+            </w:r>
+            <w:r>
+              <w:rPr>
+                <w:i/>
+                <w:iCs/>
+              </w:rPr>
+              <w:t xml:space="preserve">within</w:t>
+            </w:r>
+            <w:r>
+              <w:t xml:space="preserve"> </w:t>
+            </w:r>
+            <w:r>
+              <w:t xml:space="preserve">that group, the library count divided by the group size in the column header, estimated as a Beta-Binomial posterior mean under a weakly-informative Beta(0.5, 0.5) prior. Because group sizes span more than two orders of magnitude, raw counts are not comparable across groups: the 14 HPV11 detections in productive controls represent a far higher prevalence than the 24 HPV16 detections in the much larger cell-line group (32% [20–46] versus 3.5% [2.3–5.0]; posterior mean with 95% credible interval), and the high-risk mucosal types HPV16 and HPV18 are confined almost entirely to cell-line material (3.5% [2.3–5.0] and 4.7% [3.2–6.3] of cell-line libraries, versus below 0.1% of skin libraries for both), the signature of integrated-HPV cell-line contamination. Productive controls are dominated by cutaneous wart and low-risk types (HPV57, HPV2, HPV27, HPV6/11, HPV42); the EV group by the beta-types that define the syndrome (HPV9, HPV14, HPV20, HPV25, HPV47). The neoplasia-associated infections are the beta- and alpha-types HPV12, HPV16, HPV96 and HPV182. Unselected skin contributes no type above the two-library display threshold apart from two HPV18 contamination calls: its beta/gamma reservoir lies below the breadth-and-depth assignment criterion and appears instead in</w:t>
+            </w:r>
+            <w:r>
+              <w:t xml:space="preserve"> </w:t>
+            </w:r>
+            <w:hyperlink w:anchor="supptbl-trace">
+              <w:r>
+                <w:rPr>
+                  <w:rStyle w:val="Hyperlink"/>
+                </w:rPr>
+                <w:t xml:space="preserve">Table S6</w:t>
+              </w:r>
+            </w:hyperlink>
+            <w:r>
+              <w:t xml:space="preserve">.</w:t>
+            </w:r>
+            <w:r>
+              <w:t xml:space="preserve"> </w:t>
+            </w:r>
+            <w:hyperlink w:anchor="fig-genus">
+              <w:r>
+                <w:rPr>
+                  <w:rStyle w:val="Hyperlink"/>
+                </w:rPr>
+                <w:t xml:space="preserve">Figure 4</w:t>
+              </w:r>
+            </w:hyperlink>
+            <w:r>
+              <w:t xml:space="preserve"> </w:t>
+            </w:r>
+            <w:r>
+              <w:t xml:space="preserve">summarizes this table, and</w:t>
+            </w:r>
+            <w:r>
+              <w:t xml:space="preserve"> </w:t>
+            </w:r>
+            <w:hyperlink w:anchor="supptbl-trace">
+              <w:r>
+                <w:rPr>
+                  <w:rStyle w:val="Hyperlink"/>
+                </w:rPr>
+                <w:t xml:space="preserve">Table S6</w:t>
+              </w:r>
+            </w:hyperlink>
+            <w:r>
+              <w:t xml:space="preserve">, at the level of HPV genus.</w:t>
+            </w:r>
+          </w:p>
+          <w:bookmarkEnd w:id="189"/>
+        </w:tc>
+      </w:tr>
+    </w:tbl>
+    <w:p>
+      <w:pPr>
+        <w:pStyle w:val="BodyText"/>
+      </w:pPr>
+      <w:r>
+        <w:t xml:space="preserve"> </w:t>
+      </w:r>
+    </w:p>
+    <w:tbl>
+      <w:tblPr>
+        <w:tblStyle w:val="Table"/>
+        <w:tblW w:type="pct" w:w="5000"/>
+        <w:tblLayout w:type="fixed"/>
+        <w:tblLook w:firstRow="0" w:lastRow="0" w:firstColumn="0" w:lastColumn="0" w:noHBand="0" w:noVBand="0" w:val="0000"/>
+      </w:tblPr>
+      <w:tblGrid>
+        <w:gridCol w:w="7920"/>
+      </w:tblGrid>
+      <w:tr>
+        <w:tc>
+          <w:tcPr/>
+          <w:bookmarkStart w:id="190" w:name="supptbl-productive"/>
           <w:tbl>
             <w:tblPr>
               <w:tblStyle w:val="Table"/>
@@ -10596,7 +11042,7 @@
               <w:t xml:space="preserve">).</w:t>
             </w:r>
           </w:p>
-          <w:bookmarkEnd w:id="171"/>
+          <w:bookmarkEnd w:id="190"/>
         </w:tc>
       </w:tr>
     </w:tbl>
@@ -10621,7 +11067,7 @@
       <w:tr>
         <w:tc>
           <w:tcPr/>
-          <w:bookmarkStart w:id="172" w:name="supptbl-bayes"/>
+          <w:bookmarkStart w:id="191" w:name="supptbl-bayes"/>
           <w:tbl>
             <w:tblPr>
               <w:tblStyle w:val="Table"/>
@@ -11201,7 +11647,7 @@
               <w:t xml:space="preserve">(3) prior gives an even larger posterior OR, 14,515 [3,961, 77,562], confirming robustness). Sequencing depth is modeled per 10-fold (log₁₀) change in library size.</w:t>
             </w:r>
           </w:p>
-          <w:bookmarkEnd w:id="172"/>
+          <w:bookmarkEnd w:id="191"/>
         </w:tc>
       </w:tr>
     </w:tbl>
@@ -11226,7 +11672,7 @@
       <w:tr>
         <w:tc>
           <w:tcPr/>
-          <w:bookmarkStart w:id="173" w:name="supptbl-cin"/>
+          <w:bookmarkStart w:id="192" w:name="supptbl-cin"/>
           <w:tbl>
             <w:tblPr>
               <w:tblStyle w:val="Table"/>
@@ -11575,7 +12021,7 @@
               <w:pStyle w:val="ImageCaption"/>
             </w:pPr>
             <w:r>
-              <w:t xml:space="preserve">Table S4: High-risk mucosal HPV16 cases captured by the broadened cutaneous-neoplasia query and conservatively retained in the neoplasia tier. All 3 are typed as the mucosal high-risk type HPV16 (dominant assigned reference) while carrying squamous-cell-carcinoma diagnoses at a cutaneous or unrecorded site, and all exceed the control-calibrated detection floor (13.2 RPM), so they make up 3 of the 6 above-floor detections in the whole tier. Excluding them halves cutaneous-neoplasia floor-level detection, from 1.5% to 0.7% (versus unselected skin: OR 7.5,</w:t>
+              <w:t xml:space="preserve">Table S4: High-risk mucosal HPV16 cases captured by the broadened cutaneous-neoplasia query and conservatively retained in the neoplasia group. All 3 are typed as the mucosal high-risk type HPV16 (dominant assigned reference) while carrying squamous-cell-carcinoma diagnoses at a cutaneous or unrecorded site, and all exceed the control-calibrated detection floor (13.2 RPM), so they make up 3 of the 6 above-floor detections in the whole group. Excluding them halves cutaneous-neoplasia floor-level detection, from 1.5% to 0.7% (versus unselected skin: OR 7.5,</w:t>
             </w:r>
             <w:r>
               <w:t xml:space="preserve"> </w:t>
@@ -11607,7 +12053,7 @@
               <w:t xml:space="preserve">= 0.0038). Retaining them is therefore the conservative analytical choice: the small floor-level excess of neoplasia over skin reported in the main text is an upper bound. Virus–host junction calling supports the same reading from an independent direction: the members of this set that carry enough viral reads to test are integration-positive, whereas the cutaneous-neoplasia libraries outside it are not. Integration is the expected state of mucosal HPV16 in carcinoma and is not a property of the cutaneous reservoir, so the assignment of these libraries to a mucosal origin rests on genome state as well as on type.</w:t>
             </w:r>
           </w:p>
-          <w:bookmarkEnd w:id="173"/>
+          <w:bookmarkEnd w:id="192"/>
         </w:tc>
       </w:tr>
     </w:tbl>
@@ -11632,7 +12078,7 @@
       <w:tr>
         <w:tc>
           <w:tcPr/>
-          <w:bookmarkStart w:id="174" w:name="supptbl-chem"/>
+          <w:bookmarkStart w:id="193" w:name="supptbl-chem"/>
           <w:tbl>
             <w:tblPr>
               <w:tblStyle w:val="Table"/>
@@ -11662,7 +12108,7 @@
                     <w:jc w:val="center"/>
                   </w:pPr>
                   <w:r>
-                    <w:t xml:space="preserve">Tier</w:t>
+                    <w:t xml:space="preserve">Sample group</w:t>
                   </w:r>
                 </w:p>
               </w:tc>
@@ -12087,99 +12533,6 @@
                   </w:pPr>
                   <w:r>
                     <w:t xml:space="preserve">100</w:t>
-                  </w:r>
-                </w:p>
-              </w:tc>
-              <w:tc>
-                <w:tcPr/>
-                <w:p>
-                  <w:pPr>
-                    <w:pStyle w:val="Compact"/>
-                    <w:jc w:val="right"/>
-                    <w:jc w:val="center"/>
-                  </w:pPr>
-                  <w:r>
-                    <w:t xml:space="preserve">0</w:t>
-                  </w:r>
-                </w:p>
-              </w:tc>
-              <w:tc>
-                <w:tcPr/>
-                <w:p>
-                  <w:pPr>
-                    <w:pStyle w:val="Compact"/>
-                    <w:jc w:val="right"/>
-                    <w:jc w:val="center"/>
-                  </w:pPr>
-                  <w:r>
-                    <w:t xml:space="preserve">0</w:t>
-                  </w:r>
-                </w:p>
-              </w:tc>
-            </w:tr>
-            <w:tr>
-              <w:tc>
-                <w:tcPr/>
-                <w:p>
-                  <w:pPr>
-                    <w:pStyle w:val="Compact"/>
-                    <w:jc w:val="left"/>
-                    <w:jc w:val="center"/>
-                  </w:pPr>
-                  <w:r>
-                    <w:t xml:space="preserve">Peri-lesional mucosa (15)</w:t>
-                  </w:r>
-                </w:p>
-              </w:tc>
-              <w:tc>
-                <w:tcPr/>
-                <w:p>
-                  <w:pPr>
-                    <w:pStyle w:val="Compact"/>
-                    <w:jc w:val="right"/>
-                    <w:jc w:val="center"/>
-                  </w:pPr>
-                  <w:r>
-                    <w:t xml:space="preserve">0</w:t>
-                  </w:r>
-                </w:p>
-              </w:tc>
-              <w:tc>
-                <w:tcPr/>
-                <w:p>
-                  <w:pPr>
-                    <w:pStyle w:val="Compact"/>
-                    <w:jc w:val="right"/>
-                    <w:jc w:val="center"/>
-                  </w:pPr>
-                  <w:r>
-                    <w:t xml:space="preserve">100</w:t>
-                  </w:r>
-                </w:p>
-              </w:tc>
-              <w:tc>
-                <w:tcPr/>
-                <w:p>
-                  <w:pPr>
-                    <w:pStyle w:val="Compact"/>
-                    <w:jc w:val="right"/>
-                    <w:jc w:val="center"/>
-                  </w:pPr>
-                  <w:r>
-                    <w:t xml:space="preserve">0</w:t>
-                  </w:r>
-                </w:p>
-              </w:tc>
-              <w:tc>
-                <w:tcPr/>
-                <w:p>
-                  <w:pPr>
-                    <w:pStyle w:val="Compact"/>
-                    <w:jc w:val="right"/>
-                    <w:jc w:val="center"/>
-                  </w:pPr>
-                  <w:r>
-                    <w:t xml:space="preserve">0</w:t>
                   </w:r>
                 </w:p>
               </w:tc>
@@ -12593,7 +12946,7 @@
               <w:pStyle w:val="ImageCaption"/>
             </w:pPr>
             <w:r>
-              <w:t xml:space="preserve">Table S5: Library-selection chemistry by population tier, as a percentage of the libraries in each tier (tier size in parentheses). Chemistry was called from SRA</w:t>
+              <w:t xml:space="preserve">Table S5: Library-selection chemistry by sample group, as a percentage of the libraries in each group (group size in parentheses). Chemistry was called from SRA</w:t>
             </w:r>
             <w:r>
               <w:t xml:space="preserve"> </w:t>
@@ -12608,7 +12961,7 @@
               <w:t xml:space="preserve"> </w:t>
             </w:r>
             <w:r>
-              <w:t xml:space="preserve">where that field carries a specific value, and otherwise from the free-text library-construction protocol (Methods); 62.2% of the 10,849 libraries resolved, the remainder being records in which neither source states how the library was selected. The table exists because poly-A capture is the chemistry least favorable to viral-transcript recovery, so an unbalanced distribution of chemistry across tiers could in principle manufacture the productivity contrast reported in the main text. It does not: the imbalance runs the other way. The neoplasia tier, in which no productive infection is found, is rRNA-depleted in 22.9% of libraries against 7.2% of unselected skin, while the productive controls, in which productive infection is abundant, contain no rRNA-depleted libraries at all. The two selection chemistries are in any case indistinguishable in their yield of trace HPV reads once depth and tier are accounted for (rRNA-depleted versus poly-A, OR 1.0, 95% CI 0.8–1.2,</w:t>
+              <w:t xml:space="preserve">where that field carries a specific value, and otherwise from the free-text library-construction protocol (Methods); 62.2% of the 10,834 libraries resolved, the remainder being records in which neither source states how the library was selected. The table exists because poly-A capture is the chemistry least favorable to viral-transcript recovery, so an unbalanced distribution of chemistry across groups could in principle manufacture the productivity contrast reported in the main text. It does not: the imbalance runs the other way. The neoplasia group, in which no productive infection is found, is rRNA-depleted in 22.9% of libraries against 7.2% of unselected skin, while the productive controls, in which productive infection is abundant, contain no rRNA-depleted libraries at all. The two selection chemistries are in any case indistinguishable in their yield of trace HPV reads once depth and group are accounted for (rRNA-depleted versus poly-A, OR 1.0, 95% CI 0.8–1.2,</w:t>
             </w:r>
             <w:r>
               <w:t xml:space="preserve"> </w:t>
@@ -12640,10 +12993,10 @@
               <w:t xml:space="preserve"> </w:t>
             </w:r>
             <w:r>
-              <w:t xml:space="preserve">= 7.2×10⁻¹²) and yields no above-floor library in either tier.</w:t>
+              <w:t xml:space="preserve">= 7.2×10⁻¹²) and yields no above-floor library in either group.</w:t>
             </w:r>
           </w:p>
-          <w:bookmarkEnd w:id="174"/>
+          <w:bookmarkEnd w:id="193"/>
         </w:tc>
       </w:tr>
     </w:tbl>
@@ -12668,7 +13021,7 @@
       <w:tr>
         <w:tc>
           <w:tcPr/>
-          <w:bookmarkStart w:id="175" w:name="supptbl-trace"/>
+          <w:bookmarkStart w:id="194" w:name="supptbl-trace"/>
           <w:tbl>
             <w:tblPr>
               <w:tblStyle w:val="Table"/>
@@ -15200,7 +15553,7 @@
               <w:pStyle w:val="ImageCaption"/>
             </w:pPr>
             <w:r>
-              <w:t xml:space="preserve">Table S6: Detection-tier HPV type catalog, shown alongside</w:t>
+              <w:t xml:space="preserve">Table S6: Detection-level HPV type catalog, shown alongside</w:t>
             </w:r>
             <w:r>
               <w:t xml:space="preserve"> </w:t>
@@ -15227,7 +15580,7 @@
                 <w:rPr>
                   <w:rStyle w:val="Hyperlink"/>
                 </w:rPr>
-                <w:t xml:space="preserve">Figure S2</w:t>
+                <w:t xml:space="preserve">Figure S3</w:t>
               </w:r>
             </w:hyperlink>
             <w:r>
@@ -15275,7 +15628,7 @@
               </w:r>
             </w:hyperlink>
             <w:r>
-              <w:t xml:space="preserve">. A library appears in exactly one of the two tables. That is why tiers dominated by high-coverage infection are nearly empty here: of the 44 productive-control libraries, 39 are assigned a type in</w:t>
+              <w:t xml:space="preserve">. A library appears in exactly one of the two tables. That is why groups dominated by high-coverage infection are nearly empty here: of the 44 productive-control libraries, 39 are assigned a type in</w:t>
             </w:r>
             <w:r>
               <w:t xml:space="preserve"> </w:t>
@@ -15292,7 +15645,7 @@
               <w:t xml:space="preserve"> </w:t>
             </w:r>
             <w:r>
-              <w:t xml:space="preserve">and only 5 remain eligible for this table, of which 2 resolve; the peri-lesional tier contributes none at all. The near-absence of productive controls from the detection tier is a positive control on the assignment criterion, not a missing signal. For each eligible library the best-hit reference was taken from unique STAR primary alignments (MAPQ 255); 137 resolved to a confident low-coverage type spanning 42 types (those with ≥ 2 resolved calls shown), with genus from the complete PaVE lookup. These are low-coverage, non-productive detections: the type is confidently identified but genome coverage is below the assignment breadth, so they extend the descriptive type catalog without bearing on productivity. As in</w:t>
+              <w:t xml:space="preserve">and only 5 remain eligible for this table, of which 2 resolve. The near-absence of productive controls from the detection level is a positive control on the assignment criterion, not a missing signal. For each eligible library the best-hit reference was taken from unique STAR primary alignments (MAPQ 255); 137 resolved to a confident low-coverage type spanning 42 types (those with ≥ 2 resolved calls shown), with genus from the complete PaVE lookup. These are low-coverage, non-productive detections: the type is confidently identified but genome coverage is below the assignment breadth, so they extend the descriptive type catalog without bearing on productivity. As in</w:t>
             </w:r>
             <w:r>
               <w:t xml:space="preserve"> </w:t>
@@ -15322,7 +15675,7 @@
               <w:t xml:space="preserve"> </w:t>
             </w:r>
             <w:r>
-              <w:t xml:space="preserve">libraries of that tier in parentheses (Beta-Binomial posterior mean, Beta(0.5, 0.5) prior; tier sizes in the headers), keeping both tables on one denominator; the trace-eligible counts per tier are Unselected skin 209, Neoplasia 17, Productive controls 5, EV 1, Site not recorded 46, Cell line 35. Healthy skin is dominated by cutaneous beta/gamma/nu types (40 of 51 resolved skin calls), whereas the mucosal types HPV16 and HPV18 concentrate in cell-line and other material (HPV16 trace prevalence 2.7% [1.6–4.0] in cell lines versus 0.04% [0.01–0.10] in skin), reproducing the contamination pattern of</w:t>
+              <w:t xml:space="preserve">libraries of that group in parentheses (Beta-Binomial posterior mean, Beta(0.5, 0.5) prior; group sizes in the headers), keeping both tables on one denominator; the trace-eligible counts per group are Unselected skin 209, Neoplasia 17, Productive controls 5, EV 1, Site not recorded 46, Cell line 35. Healthy skin is dominated by cutaneous beta/gamma/nu types (40 of 51 resolved skin calls), whereas the mucosal types HPV16 and HPV18 concentrate in cell-line and other material (HPV16 trace prevalence 2.7% [1.6–4.0] in cell lines versus 0.04% [0.01–0.10] in skin), reproducing the contamination pattern of</w:t>
             </w:r>
             <w:r>
               <w:t xml:space="preserve"> </w:t>
@@ -15373,7 +15726,7 @@
               <w:t xml:space="preserve">, from HPV type to HPV genus.</w:t>
             </w:r>
           </w:p>
-          <w:bookmarkEnd w:id="175"/>
+          <w:bookmarkEnd w:id="194"/>
         </w:tc>
       </w:tr>
     </w:tbl>
@@ -15398,7 +15751,7 @@
       <w:tr>
         <w:tc>
           <w:tcPr/>
-          <w:bookmarkStart w:id="176" w:name="supptbl-coinf"/>
+          <w:bookmarkStart w:id="195" w:name="supptbl-coinf"/>
           <w:tbl>
             <w:tblPr>
               <w:tblStyle w:val="Table"/>
@@ -15407,10 +15760,10 @@
               <w:tblLook w:firstRow="1" w:lastRow="0" w:firstColumn="0" w:lastColumn="0" w:noHBand="0" w:noVBand="0" w:val="0020"/>
             </w:tblPr>
             <w:tblGrid>
-              <w:gridCol w:w="693"/>
-              <w:gridCol w:w="1214"/>
-              <w:gridCol w:w="578"/>
-              <w:gridCol w:w="5434"/>
+              <w:gridCol w:w="772"/>
+              <w:gridCol w:w="1287"/>
+              <w:gridCol w:w="643"/>
+              <w:gridCol w:w="5215"/>
             </w:tblGrid>
             <w:tr>
               <w:trPr>
@@ -15438,7 +15791,7 @@
                     <w:jc w:val="center"/>
                   </w:pPr>
                   <w:r>
-                    <w:t xml:space="preserve">Tier</w:t>
+                    <w:t xml:space="preserve">Sample group</w:t>
                   </w:r>
                 </w:p>
               </w:tc>
@@ -16599,654 +16952,6 @@
                   </w:pPr>
                   <w:r>
                     <w:t xml:space="preserve">HPV9 (0.98, 48×) + HPV2 (0.89, 19×)</w:t>
-                  </w:r>
-                </w:p>
-              </w:tc>
-            </w:tr>
-            <w:tr>
-              <w:tc>
-                <w:tcPr/>
-                <w:p>
-                  <w:pPr>
-                    <w:pStyle w:val="Compact"/>
-                    <w:jc w:val="left"/>
-                    <w:jc w:val="center"/>
-                  </w:pPr>
-                  <w:r>
-                    <w:t xml:space="preserve">SRR14243794</w:t>
-                  </w:r>
-                </w:p>
-              </w:tc>
-              <w:tc>
-                <w:tcPr/>
-                <w:p>
-                  <w:pPr>
-                    <w:pStyle w:val="Compact"/>
-                    <w:jc w:val="left"/>
-                    <w:jc w:val="center"/>
-                  </w:pPr>
-                  <w:r>
-                    <w:t xml:space="preserve">Peri-lesional mucosa</w:t>
-                  </w:r>
-                </w:p>
-              </w:tc>
-              <w:tc>
-                <w:tcPr/>
-                <w:p>
-                  <w:pPr>
-                    <w:pStyle w:val="Compact"/>
-                    <w:jc w:val="left"/>
-                    <w:jc w:val="center"/>
-                  </w:pPr>
-                  <w:r>
-                    <w:t xml:space="preserve">SRP314961</w:t>
-                  </w:r>
-                </w:p>
-              </w:tc>
-              <w:tc>
-                <w:tcPr/>
-                <w:p>
-                  <w:pPr>
-                    <w:pStyle w:val="Compact"/>
-                    <w:jc w:val="left"/>
-                    <w:jc w:val="center"/>
-                  </w:pPr>
-                  <w:r>
-                    <w:t xml:space="preserve">HPV42 (0.99, 3,816×) + HPV11 (0.79, 8×)</w:t>
-                  </w:r>
-                </w:p>
-              </w:tc>
-            </w:tr>
-            <w:tr>
-              <w:tc>
-                <w:tcPr/>
-                <w:p>
-                  <w:pPr>
-                    <w:pStyle w:val="Compact"/>
-                    <w:jc w:val="left"/>
-                    <w:jc w:val="center"/>
-                  </w:pPr>
-                  <w:r>
-                    <w:t xml:space="preserve">SRR14243752</w:t>
-                  </w:r>
-                </w:p>
-              </w:tc>
-              <w:tc>
-                <w:tcPr/>
-                <w:p>
-                  <w:pPr>
-                    <w:pStyle w:val="Compact"/>
-                    <w:jc w:val="left"/>
-                    <w:jc w:val="center"/>
-                  </w:pPr>
-                  <w:r>
-                    <w:t xml:space="preserve">Peri-lesional mucosa</w:t>
-                  </w:r>
-                </w:p>
-              </w:tc>
-              <w:tc>
-                <w:tcPr/>
-                <w:p>
-                  <w:pPr>
-                    <w:pStyle w:val="Compact"/>
-                    <w:jc w:val="left"/>
-                    <w:jc w:val="center"/>
-                  </w:pPr>
-                  <w:r>
-                    <w:t xml:space="preserve">SRP314958</w:t>
-                  </w:r>
-                </w:p>
-              </w:tc>
-              <w:tc>
-                <w:tcPr/>
-                <w:p>
-                  <w:pPr>
-                    <w:pStyle w:val="Compact"/>
-                    <w:jc w:val="left"/>
-                    <w:jc w:val="center"/>
-                  </w:pPr>
-                  <w:r>
-                    <w:t xml:space="preserve">HPV42 (1.00, 2,942×) + HPV11 (0.72, 9×) + HPV74 (0.16, 3×)</w:t>
-                  </w:r>
-                </w:p>
-              </w:tc>
-            </w:tr>
-            <w:tr>
-              <w:tc>
-                <w:tcPr/>
-                <w:p>
-                  <w:pPr>
-                    <w:pStyle w:val="Compact"/>
-                    <w:jc w:val="left"/>
-                    <w:jc w:val="center"/>
-                  </w:pPr>
-                  <w:r>
-                    <w:t xml:space="preserve">SRR14243793</w:t>
-                  </w:r>
-                </w:p>
-              </w:tc>
-              <w:tc>
-                <w:tcPr/>
-                <w:p>
-                  <w:pPr>
-                    <w:pStyle w:val="Compact"/>
-                    <w:jc w:val="left"/>
-                    <w:jc w:val="center"/>
-                  </w:pPr>
-                  <w:r>
-                    <w:t xml:space="preserve">Peri-lesional mucosa</w:t>
-                  </w:r>
-                </w:p>
-              </w:tc>
-              <w:tc>
-                <w:tcPr/>
-                <w:p>
-                  <w:pPr>
-                    <w:pStyle w:val="Compact"/>
-                    <w:jc w:val="left"/>
-                    <w:jc w:val="center"/>
-                  </w:pPr>
-                  <w:r>
-                    <w:t xml:space="preserve">SRP314961</w:t>
-                  </w:r>
-                </w:p>
-              </w:tc>
-              <w:tc>
-                <w:tcPr/>
-                <w:p>
-                  <w:pPr>
-                    <w:pStyle w:val="Compact"/>
-                    <w:jc w:val="left"/>
-                    <w:jc w:val="center"/>
-                  </w:pPr>
-                  <w:r>
-                    <w:t xml:space="preserve">HPV42 (1.00, 2,942×) + HPV11 (0.72, 9×) + HPV74 (0.16, 3×)</w:t>
-                  </w:r>
-                </w:p>
-              </w:tc>
-            </w:tr>
-            <w:tr>
-              <w:tc>
-                <w:tcPr/>
-                <w:p>
-                  <w:pPr>
-                    <w:pStyle w:val="Compact"/>
-                    <w:jc w:val="left"/>
-                    <w:jc w:val="center"/>
-                  </w:pPr>
-                  <w:r>
-                    <w:t xml:space="preserve">SRR14243790</w:t>
-                  </w:r>
-                </w:p>
-              </w:tc>
-              <w:tc>
-                <w:tcPr/>
-                <w:p>
-                  <w:pPr>
-                    <w:pStyle w:val="Compact"/>
-                    <w:jc w:val="left"/>
-                    <w:jc w:val="center"/>
-                  </w:pPr>
-                  <w:r>
-                    <w:t xml:space="preserve">Peri-lesional mucosa</w:t>
-                  </w:r>
-                </w:p>
-              </w:tc>
-              <w:tc>
-                <w:tcPr/>
-                <w:p>
-                  <w:pPr>
-                    <w:pStyle w:val="Compact"/>
-                    <w:jc w:val="left"/>
-                    <w:jc w:val="center"/>
-                  </w:pPr>
-                  <w:r>
-                    <w:t xml:space="preserve">SRP314961</w:t>
-                  </w:r>
-                </w:p>
-              </w:tc>
-              <w:tc>
-                <w:tcPr/>
-                <w:p>
-                  <w:pPr>
-                    <w:pStyle w:val="Compact"/>
-                    <w:jc w:val="left"/>
-                    <w:jc w:val="center"/>
-                  </w:pPr>
-                  <w:r>
-                    <w:t xml:space="preserve">HPV42 (0.99, 955×) + HPV90 (0.97, 273×) + HPV11 (0.93, 138×)</w:t>
-                  </w:r>
-                </w:p>
-              </w:tc>
-            </w:tr>
-            <w:tr>
-              <w:tc>
-                <w:tcPr/>
-                <w:p>
-                  <w:pPr>
-                    <w:pStyle w:val="Compact"/>
-                    <w:jc w:val="left"/>
-                    <w:jc w:val="center"/>
-                  </w:pPr>
-                  <w:r>
-                    <w:t xml:space="preserve">SRR14243750</w:t>
-                  </w:r>
-                </w:p>
-              </w:tc>
-              <w:tc>
-                <w:tcPr/>
-                <w:p>
-                  <w:pPr>
-                    <w:pStyle w:val="Compact"/>
-                    <w:jc w:val="left"/>
-                    <w:jc w:val="center"/>
-                  </w:pPr>
-                  <w:r>
-                    <w:t xml:space="preserve">Peri-lesional mucosa</w:t>
-                  </w:r>
-                </w:p>
-              </w:tc>
-              <w:tc>
-                <w:tcPr/>
-                <w:p>
-                  <w:pPr>
-                    <w:pStyle w:val="Compact"/>
-                    <w:jc w:val="left"/>
-                    <w:jc w:val="center"/>
-                  </w:pPr>
-                  <w:r>
-                    <w:t xml:space="preserve">SRP314958</w:t>
-                  </w:r>
-                </w:p>
-              </w:tc>
-              <w:tc>
-                <w:tcPr/>
-                <w:p>
-                  <w:pPr>
-                    <w:pStyle w:val="Compact"/>
-                    <w:jc w:val="left"/>
-                    <w:jc w:val="center"/>
-                  </w:pPr>
-                  <w:r>
-                    <w:t xml:space="preserve">HPV42 (1.00, 572×) + HPV90 (0.98, 272×) + HPV11 (0.98, 115×)</w:t>
-                  </w:r>
-                </w:p>
-              </w:tc>
-            </w:tr>
-            <w:tr>
-              <w:tc>
-                <w:tcPr/>
-                <w:p>
-                  <w:pPr>
-                    <w:pStyle w:val="Compact"/>
-                    <w:jc w:val="left"/>
-                    <w:jc w:val="center"/>
-                  </w:pPr>
-                  <w:r>
-                    <w:t xml:space="preserve">SRR14243789</w:t>
-                  </w:r>
-                </w:p>
-              </w:tc>
-              <w:tc>
-                <w:tcPr/>
-                <w:p>
-                  <w:pPr>
-                    <w:pStyle w:val="Compact"/>
-                    <w:jc w:val="left"/>
-                    <w:jc w:val="center"/>
-                  </w:pPr>
-                  <w:r>
-                    <w:t xml:space="preserve">Peri-lesional mucosa</w:t>
-                  </w:r>
-                </w:p>
-              </w:tc>
-              <w:tc>
-                <w:tcPr/>
-                <w:p>
-                  <w:pPr>
-                    <w:pStyle w:val="Compact"/>
-                    <w:jc w:val="left"/>
-                    <w:jc w:val="center"/>
-                  </w:pPr>
-                  <w:r>
-                    <w:t xml:space="preserve">SRP314961</w:t>
-                  </w:r>
-                </w:p>
-              </w:tc>
-              <w:tc>
-                <w:tcPr/>
-                <w:p>
-                  <w:pPr>
-                    <w:pStyle w:val="Compact"/>
-                    <w:jc w:val="left"/>
-                    <w:jc w:val="center"/>
-                  </w:pPr>
-                  <w:r>
-                    <w:t xml:space="preserve">HPV42 (1.00, 572×) + HPV90 (0.98, 272×) + HPV11 (0.98, 115×)</w:t>
-                  </w:r>
-                </w:p>
-              </w:tc>
-            </w:tr>
-            <w:tr>
-              <w:tc>
-                <w:tcPr/>
-                <w:p>
-                  <w:pPr>
-                    <w:pStyle w:val="Compact"/>
-                    <w:jc w:val="left"/>
-                    <w:jc w:val="center"/>
-                  </w:pPr>
-                  <w:r>
-                    <w:t xml:space="preserve">SRR14243792</w:t>
-                  </w:r>
-                </w:p>
-              </w:tc>
-              <w:tc>
-                <w:tcPr/>
-                <w:p>
-                  <w:pPr>
-                    <w:pStyle w:val="Compact"/>
-                    <w:jc w:val="left"/>
-                    <w:jc w:val="center"/>
-                  </w:pPr>
-                  <w:r>
-                    <w:t xml:space="preserve">Peri-lesional mucosa</w:t>
-                  </w:r>
-                </w:p>
-              </w:tc>
-              <w:tc>
-                <w:tcPr/>
-                <w:p>
-                  <w:pPr>
-                    <w:pStyle w:val="Compact"/>
-                    <w:jc w:val="left"/>
-                    <w:jc w:val="center"/>
-                  </w:pPr>
-                  <w:r>
-                    <w:t xml:space="preserve">SRP314961</w:t>
-                  </w:r>
-                </w:p>
-              </w:tc>
-              <w:tc>
-                <w:tcPr/>
-                <w:p>
-                  <w:pPr>
-                    <w:pStyle w:val="Compact"/>
-                    <w:jc w:val="left"/>
-                    <w:jc w:val="center"/>
-                  </w:pPr>
-                  <w:r>
-                    <w:t xml:space="preserve">HPV74 (0.76, 35×) + HPV6 (0.45, 13×) + HPV42 (0.20, 3×) + HPV91 (0.40, 2×) + HPV11 (0.32, 2×)</w:t>
-                  </w:r>
-                </w:p>
-              </w:tc>
-            </w:tr>
-            <w:tr>
-              <w:tc>
-                <w:tcPr/>
-                <w:p>
-                  <w:pPr>
-                    <w:pStyle w:val="Compact"/>
-                    <w:jc w:val="left"/>
-                    <w:jc w:val="center"/>
-                  </w:pPr>
-                  <w:r>
-                    <w:t xml:space="preserve">SRR14243796</w:t>
-                  </w:r>
-                </w:p>
-              </w:tc>
-              <w:tc>
-                <w:tcPr/>
-                <w:p>
-                  <w:pPr>
-                    <w:pStyle w:val="Compact"/>
-                    <w:jc w:val="left"/>
-                    <w:jc w:val="center"/>
-                  </w:pPr>
-                  <w:r>
-                    <w:t xml:space="preserve">Peri-lesional mucosa</w:t>
-                  </w:r>
-                </w:p>
-              </w:tc>
-              <w:tc>
-                <w:tcPr/>
-                <w:p>
-                  <w:pPr>
-                    <w:pStyle w:val="Compact"/>
-                    <w:jc w:val="left"/>
-                    <w:jc w:val="center"/>
-                  </w:pPr>
-                  <w:r>
-                    <w:t xml:space="preserve">SRP314961</w:t>
-                  </w:r>
-                </w:p>
-              </w:tc>
-              <w:tc>
-                <w:tcPr/>
-                <w:p>
-                  <w:pPr>
-                    <w:pStyle w:val="Compact"/>
-                    <w:jc w:val="left"/>
-                    <w:jc w:val="center"/>
-                  </w:pPr>
-                  <w:r>
-                    <w:t xml:space="preserve">HPV11 (0.61, 31×) + HPV42 (0.37, 3×)</w:t>
-                  </w:r>
-                </w:p>
-              </w:tc>
-            </w:tr>
-            <w:tr>
-              <w:tc>
-                <w:tcPr/>
-                <w:p>
-                  <w:pPr>
-                    <w:pStyle w:val="Compact"/>
-                    <w:jc w:val="left"/>
-                    <w:jc w:val="center"/>
-                  </w:pPr>
-                  <w:r>
-                    <w:t xml:space="preserve">SRR14243751</w:t>
-                  </w:r>
-                </w:p>
-              </w:tc>
-              <w:tc>
-                <w:tcPr/>
-                <w:p>
-                  <w:pPr>
-                    <w:pStyle w:val="Compact"/>
-                    <w:jc w:val="left"/>
-                    <w:jc w:val="center"/>
-                  </w:pPr>
-                  <w:r>
-                    <w:t xml:space="preserve">Peri-lesional mucosa</w:t>
-                  </w:r>
-                </w:p>
-              </w:tc>
-              <w:tc>
-                <w:tcPr/>
-                <w:p>
-                  <w:pPr>
-                    <w:pStyle w:val="Compact"/>
-                    <w:jc w:val="left"/>
-                    <w:jc w:val="center"/>
-                  </w:pPr>
-                  <w:r>
-                    <w:t xml:space="preserve">SRP314958</w:t>
-                  </w:r>
-                </w:p>
-              </w:tc>
-              <w:tc>
-                <w:tcPr/>
-                <w:p>
-                  <w:pPr>
-                    <w:pStyle w:val="Compact"/>
-                    <w:jc w:val="left"/>
-                    <w:jc w:val="center"/>
-                  </w:pPr>
-                  <w:r>
-                    <w:t xml:space="preserve">HPV74 (0.91, 24×) + HPV11 (0.78, 10×) + HPV6 (0.55, 6×) + HPV42 (0.51, 2×)</w:t>
-                  </w:r>
-                </w:p>
-              </w:tc>
-            </w:tr>
-            <w:tr>
-              <w:tc>
-                <w:tcPr/>
-                <w:p>
-                  <w:pPr>
-                    <w:pStyle w:val="Compact"/>
-                    <w:jc w:val="left"/>
-                    <w:jc w:val="center"/>
-                  </w:pPr>
-                  <w:r>
-                    <w:t xml:space="preserve">SRR14243791</w:t>
-                  </w:r>
-                </w:p>
-              </w:tc>
-              <w:tc>
-                <w:tcPr/>
-                <w:p>
-                  <w:pPr>
-                    <w:pStyle w:val="Compact"/>
-                    <w:jc w:val="left"/>
-                    <w:jc w:val="center"/>
-                  </w:pPr>
-                  <w:r>
-                    <w:t xml:space="preserve">Peri-lesional mucosa</w:t>
-                  </w:r>
-                </w:p>
-              </w:tc>
-              <w:tc>
-                <w:tcPr/>
-                <w:p>
-                  <w:pPr>
-                    <w:pStyle w:val="Compact"/>
-                    <w:jc w:val="left"/>
-                    <w:jc w:val="center"/>
-                  </w:pPr>
-                  <w:r>
-                    <w:t xml:space="preserve">SRP314961</w:t>
-                  </w:r>
-                </w:p>
-              </w:tc>
-              <w:tc>
-                <w:tcPr/>
-                <w:p>
-                  <w:pPr>
-                    <w:pStyle w:val="Compact"/>
-                    <w:jc w:val="left"/>
-                    <w:jc w:val="center"/>
-                  </w:pPr>
-                  <w:r>
-                    <w:t xml:space="preserve">HPV74 (0.91, 24×) + HPV11 (0.78, 10×) + HPV6 (0.55, 6×) + HPV42 (0.51, 2×)</w:t>
-                  </w:r>
-                </w:p>
-              </w:tc>
-            </w:tr>
-            <w:tr>
-              <w:tc>
-                <w:tcPr/>
-                <w:p>
-                  <w:pPr>
-                    <w:pStyle w:val="Compact"/>
-                    <w:jc w:val="left"/>
-                    <w:jc w:val="center"/>
-                  </w:pPr>
-                  <w:r>
-                    <w:t xml:space="preserve">SRR14243753</w:t>
-                  </w:r>
-                </w:p>
-              </w:tc>
-              <w:tc>
-                <w:tcPr/>
-                <w:p>
-                  <w:pPr>
-                    <w:pStyle w:val="Compact"/>
-                    <w:jc w:val="left"/>
-                    <w:jc w:val="center"/>
-                  </w:pPr>
-                  <w:r>
-                    <w:t xml:space="preserve">Peri-lesional mucosa</w:t>
-                  </w:r>
-                </w:p>
-              </w:tc>
-              <w:tc>
-                <w:tcPr/>
-                <w:p>
-                  <w:pPr>
-                    <w:pStyle w:val="Compact"/>
-                    <w:jc w:val="left"/>
-                    <w:jc w:val="center"/>
-                  </w:pPr>
-                  <w:r>
-                    <w:t xml:space="preserve">SRP314958</w:t>
-                  </w:r>
-                </w:p>
-              </w:tc>
-              <w:tc>
-                <w:tcPr/>
-                <w:p>
-                  <w:pPr>
-                    <w:pStyle w:val="Compact"/>
-                    <w:jc w:val="left"/>
-                    <w:jc w:val="center"/>
-                  </w:pPr>
-                  <w:r>
-                    <w:t xml:space="preserve">HPV11 (0.90, 20×) + HPV42 (0.53, 2×)</w:t>
-                  </w:r>
-                </w:p>
-              </w:tc>
-            </w:tr>
-            <w:tr>
-              <w:tc>
-                <w:tcPr/>
-                <w:p>
-                  <w:pPr>
-                    <w:pStyle w:val="Compact"/>
-                    <w:jc w:val="left"/>
-                    <w:jc w:val="center"/>
-                  </w:pPr>
-                  <w:r>
-                    <w:t xml:space="preserve">SRR14243795</w:t>
-                  </w:r>
-                </w:p>
-              </w:tc>
-              <w:tc>
-                <w:tcPr/>
-                <w:p>
-                  <w:pPr>
-                    <w:pStyle w:val="Compact"/>
-                    <w:jc w:val="left"/>
-                    <w:jc w:val="center"/>
-                  </w:pPr>
-                  <w:r>
-                    <w:t xml:space="preserve">Peri-lesional mucosa</w:t>
-                  </w:r>
-                </w:p>
-              </w:tc>
-              <w:tc>
-                <w:tcPr/>
-                <w:p>
-                  <w:pPr>
-                    <w:pStyle w:val="Compact"/>
-                    <w:jc w:val="left"/>
-                    <w:jc w:val="center"/>
-                  </w:pPr>
-                  <w:r>
-                    <w:t xml:space="preserve">SRP314961</w:t>
-                  </w:r>
-                </w:p>
-              </w:tc>
-              <w:tc>
-                <w:tcPr/>
-                <w:p>
-                  <w:pPr>
-                    <w:pStyle w:val="Compact"/>
-                    <w:jc w:val="left"/>
-                    <w:jc w:val="center"/>
-                  </w:pPr>
-                  <w:r>
-                    <w:t xml:space="preserve">HPV11 (0.90, 20×) + HPV42 (0.53, 2×)</w:t>
                   </w:r>
                 </w:p>
               </w:tc>
@@ -17548,7 +17253,7 @@
               <w:t xml:space="preserve"> </w:t>
             </w:r>
             <w:r>
-              <w:t xml:space="preserve">mean depth ≥ 2) is listed, with each type’s breadth and mean depth, ordered by depth; 38 of the 163 typed libraries qualify (24 with two types, 7 with three, 6 with four, 1 with five). Coverage is computed by</w:t>
+              <w:t xml:space="preserve">mean depth ≥ 2) is listed, with each type’s breadth and mean depth, ordered by depth; 26 of the 148 typed libraries qualify (20 with two types, 2 with three, 4 with four, 0 with five). Coverage is computed by</w:t>
             </w:r>
             <w:r>
               <w:t xml:space="preserve"> </w:t>
@@ -17560,28 +17265,15 @@
               <w:t xml:space="preserve">samtools coverage -q 10</w:t>
             </w:r>
             <w:r>
-              <w:t xml:space="preserve">, which retains only uniquely-mapped reads, since STAR assigns MAPQ ≤ 3 to any read placing equally well on two references, so cross-mapping between similar types cannot manufacture a co-infection call: each type in a row is supported by reads that map to it and to nothing else. Three cautions govern how far the table can be read. First, the rows are not independent observations: 25 of the 38 come from the paired studies SRP314958 (RNA-seq) and SRP314961 (MeRIP-seq), which are the same 9 donors, five condyloma lesions (CA_1 to CA_5) and four matched peri-lesional specimens (CON_1 to CON_4), each sequenced as an RNA-seq library plus a MeRIP input and IP fraction, so rows sharing a donor carry near-identical read profiles. Second, the secondary types often sit close to the threshold: across all non-dominant calls the median depth is 6.8× and 40% fall below 5×, so which type is called second can depend on the library fraction, and in donor CA_2 the RNA-seq and MeRIP input fractions call HPV6 + HPV11 while the IP fraction of the same specimen calls HPV6 + HPV42. Third, the deepest type in a co-infected library typically dominates its partner, by a median of 22-fold (interquartile range 3.9 to 330), so most rows describe one established infection alongside a minor second type rather than two comparable ones. Where both partners are unambiguous the pairings are biologically coherent: two carcinoma and actinic-keratosis libraries whose SRA records carry no tissue field (ERR2274877, ERR1971044) carry the beta-types HPV96 and HPV182 together at 98–99% breadth and 61–245× depth, and an EV biopsy (SRR21205038) carries the beta-types HPV20 and HPV9 at 18,558× and 736×; both are two full genomes in one library, not a genome plus a fragment. The most frequent pairing in the study is HPV11 with HPV42: 20 libraries carry both, 16 carry HPV11 without HPV42, and only 2 carry HPV42 without HPV11; in the peri-lesional tier the association is forced by the marginals of</w:t>
-            </w:r>
-            <w:r>
-              <w:t xml:space="preserve"> </w:t>
-            </w:r>
-            <w:hyperlink w:anchor="supptbl-types">
-              <w:r>
-                <w:rPr>
-                  <w:rStyle w:val="Hyperlink"/>
-                </w:rPr>
-                <w:t xml:space="preserve">Table S1</w:t>
-              </w:r>
-            </w:hyperlink>
-            <w:r>
-              <w:t xml:space="preserve">, where 14 HPV11 and 13 HPV42 calls are distributed over 15 libraries. Requiring both partners to clear a stricter bar (breadth ≥ 0.70 and depth ≥ 5× for each) leaves 9 libraries from 3 donors: one condyloma lesion (CA_1) and two peri-lesional specimens (CON_1, CON_3). Their dominance relation is asymmetric but not cleanly so. HPV11 is the deeper type in all five condyloma lesions, exceeding HPV42 48- to 4,100-fold in the three with a strong HPV11 signal (CA_1, CA_4, CA_5) and 2- to 4-fold in the other two; in peri-lesional mucosa HPV42 is the deeper type in CON_1 and CON_3, the two specimens where it is unambiguous (955× versus 138×, and 3,816× versus 9×, i.e. 7-fold and 410-fold), whereas in CON_2, CON_4 and CON_5, where HPV42 barely clears the assignment threshold, HPV11 remains the deeper type. Whether that reflects a genuine tissue difference in which type predominates, or merely that HPV42 clears the threshold only where it happens to be abundant, cannot be settled from three donors of one study: it is a hypothesis the data motivate, not a result they support.</w:t>
+              <w:t xml:space="preserve">, which retains only uniquely-mapped reads, since STAR assigns MAPQ ≤ 3 to any read placing equally well on two references, so cross-mapping between similar types cannot manufacture a co-infection call: each type in a row is supported by reads that map to it and to nothing else. Three cautions govern how far the table can be read. First, the rows are not independent observations: 13 of the 26 come from the paired studies SRP314958 (RNA-seq) and SRP314961 (MeRIP-seq), which are condyloma lesions from 5 donors (CA_1 to CA_5), each sequenced as an RNA-seq library plus a MeRIP input and IP fraction, so rows sharing a donor carry near-identical read profiles. Second, the secondary types often sit close to the threshold: across all non-dominant calls the median depth is 9.0× and 39% fall below 5×, so which type is called second can depend on the library fraction, and in donor CA_2 the RNA-seq and MeRIP input fractions call HPV6 + HPV11 while the IP fraction of the same specimen calls HPV6 + HPV42. Third, the deepest type in a co-infected library typically dominates its partner, by a median of 45-fold (interquartile range 14 to 2,175), so most rows describe one established infection alongside a minor second type rather than two comparable ones. Where both partners are unambiguous the pairings are biologically coherent: two carcinoma and actinic-keratosis libraries whose SRA records carry no tissue field (ERR2274877, ERR1971044) carry the beta-types HPV96 and HPV182 together at 98–99% breadth and 61–245× depth, and an EV biopsy (SRR21205038) carries the beta-types HPV20 and HPV9 at 18,558× and 736×; both are two full genomes in one library, not a genome plus a fragment. The most frequent pairing in the study is HPV11 with HPV42: 8 libraries carry both, against 14 with HPV11 alone and 1 with HPV42 alone. Requiring both partners to clear a stricter bar (breadth ≥ 0.70 and depth ≥ 5× for each) leaves 3 libraries from 1 of those donors (CA_1). Their dominance relation is asymmetric: HPV11 is the deeper type in all five condyloma lesions, exceeding HPV42 48- to 4,100-fold in the three with a strong HPV11 signal (CA_1, CA_4, CA_5) and 2- to 4-fold in the other two, so HPV42 is the minor partner throughout and clears the assignment threshold only where it happens to be abundant. Whether the pairing is a genuine dual infection or an artifact of that sensitivity limit cannot be settled from five donors of one study: it is a hypothesis the data motivate, not a result they support.</w:t>
             </w:r>
           </w:p>
-          <w:bookmarkEnd w:id="176"/>
+          <w:bookmarkEnd w:id="195"/>
         </w:tc>
       </w:tr>
     </w:tbl>
-    <w:bookmarkStart w:id="178" w:name="sec-s-crosstalk"/>
+    <w:bookmarkEnd w:id="196"/>
+    <w:bookmarkStart w:id="198" w:name="sec-s-crosstalk"/>
     <w:p>
       <w:pPr>
         <w:pStyle w:val="Heading2"/>
@@ -17595,7 +17287,7 @@
         <w:pStyle w:val="FirstParagraph"/>
       </w:pPr>
       <w:r>
-        <w:t xml:space="preserve">The non-permissive tissue tier is defined by biology, not by its HPV content, so</w:t>
+        <w:t xml:space="preserve">The non-permissive tissue group is defined by biology, not by its HPV content, so</w:t>
       </w:r>
       <w:r>
         <w:t xml:space="preserve"> </w:t>
@@ -17629,7 +17321,7 @@
         <w:t xml:space="preserve"> </w:t>
       </w:r>
       <w:r>
-        <w:t xml:space="preserve">control tier for that reason.</w:t>
+        <w:t xml:space="preserve">control group for that reason.</w:t>
       </w:r>
     </w:p>
     <w:p>
@@ -17811,7 +17503,7 @@
       <w:tr>
         <w:tc>
           <w:tcPr/>
-          <w:bookmarkStart w:id="177" w:name="supptbl-e2"/>
+          <w:bookmarkStart w:id="197" w:name="supptbl-e2"/>
           <w:tbl>
             <w:tblPr>
               <w:tblStyle w:val="Table"/>
@@ -18339,12 +18031,12 @@
               <w:t xml:space="preserve">against RefSeq papillomavirus open reading frames, and scored for whether E2 is present given that E1 is present. The comparison that matters is between the two right-hand columns and the two left-hand ones. Across all contigs, E2 recovery tracks assembly quality rather than biology: it is lowest in cervical CIN (79.3%) and cervical carcinoma (83.6%), which are also the arms with the shortest contigs, and highest in the vaginal and gut metagenomes, which assemble best. Once the question is restricted to near-complete contigs (≥7 kb), where E2 presence can actually be assessed, every category converges on 100%, and cervical carcinoma, in which integration and E2 disruption are the rule, returns 99.3% against 99.9% for skin. That convergence is not a biological result. An integrated genome cannot assemble across the virus-host junction, so conditioning on completeness selects episomal genomes in every category, and the statistic is structurally incapable of detecting the event it was built to detect. This table is reported because the inference is an inviting one to draw from a public contig catalog, and because it bounds what the DNA axis can contribute: presence of a papillomavirus in such a catalog is presence of a detectable L1, and carries no information about the state of the genome (Discussion).</w:t>
             </w:r>
           </w:p>
-          <w:bookmarkEnd w:id="177"/>
+          <w:bookmarkEnd w:id="197"/>
         </w:tc>
       </w:tr>
     </w:tbl>
-    <w:bookmarkEnd w:id="178"/>
-    <w:bookmarkEnd w:id="179"/>
+    <w:bookmarkEnd w:id="198"/>
+    <w:bookmarkEnd w:id="199"/>
     <w:sectPr>
       <w:headerReference r:id="rId9" w:type="default"/>
       <w:pgSz w:h="15840" w:w="12240"/>

--- a/manuscript/manuscript_short.docx
+++ b/manuscript/manuscript_short.docx
@@ -23,15 +23,31 @@
         <w:pStyle w:val="Author"/>
       </w:pPr>
       <w:r>
-        <w:t xml:space="preserve">[Authors to be added]</w:t>
+        <w:t xml:space="preserve">Taavi Päll</w:t>
       </w:r>
     </w:p>
     <w:p>
       <w:pPr>
+        <w:pStyle w:val="Author"/>
+      </w:pPr>
+      <w:r>
+        <w:t xml:space="preserve">Alla Piirsoo</w:t>
+      </w:r>
+    </w:p>
+    <w:p>
+      <w:pPr>
+        <w:pStyle w:val="Author"/>
+      </w:pPr>
+      <w:r>
+        <w:t xml:space="preserve">Marko Piirsoo</w:t>
+      </w:r>
+    </w:p>
+    <w:p>
+      <w:pPr>
         <w:pStyle w:val="Date"/>
       </w:pPr>
       <w:r>
-        <w:t xml:space="preserve">2026-08-24</w:t>
+        <w:t xml:space="preserve">2026-08-28</w:t>
       </w:r>
     </w:p>
     <w:bookmarkStart w:id="20" w:name="abstract"/>
@@ -61,7 +77,7 @@
         <w:t xml:space="preserve"> </w:t>
       </w:r>
       <w:r>
-        <w:t xml:space="preserve">&lt; 10⁻⁸), dominated by integrated HPV16/HPV18, whereas primary skin carried HPV at 2–4%. Productive infection was abundant in warts and epidermodysplasia verruciformis (93.2% above a control-calibrated floor). cSCC and actinic keratosis, though sequenced four times more deeply, reached that floor in 1.5% of libraries, with median burden six orders of magnitude lower, and were indistinguishable from each other. The deficit was explained neither by depth nor by library chemistry. A minority of primary lesions carried genuine productive beta- and alpha-HPV infection. Cutaneous HPV is productive in warts but transcriptionally quiet in healthy skin and carcinoma: a trace, non-productive footprint that any account of beta-HPV in skin cancer must accommodate.</w:t>
+        <w:t xml:space="preserve">&lt; 10⁻⁸), dominated by integrated HPV16/HPV18, whereas primary skin carried HPV at 2–4%. Productive infection was abundant in warts and epidermodysplasia verruciformis (93.2% above a control-calibrated floor). cSCC and actinic keratosis, though sequenced four times more deeply, reached that floor in 1.5% of libraries, with median burden six orders of magnitude lower, and were indistinguishable from each other. The deficit was explained neither by depth nor by library chemistry. A minority of carcinoma and keratosis specimens carried genuine productive beta- and alpha-HPV infection. Cutaneous HPV is productive in warts but transcriptionally quiet in healthy skin and carcinoma: a trace, non-productive footprint that any account of beta-HPV in skin cancer must accommodate.</w:t>
       </w:r>
     </w:p>
     <w:p>
@@ -79,7 +95,7 @@
         <w:t xml:space="preserve"> </w:t>
       </w:r>
       <w:r>
-        <w:t xml:space="preserve">human papillomavirus; beta-papillomavirus; cutaneous squamous cell carcinoma; productive infection; RNA-seq; public data re-mining; contamination</w:t>
+        <w:t xml:space="preserve">human papillomavirus; beta-papillomavirus; cutaneous squamous cell carcinoma; productive infection; contamination</w:t>
       </w:r>
     </w:p>
     <w:bookmarkEnd w:id="20"/>
@@ -121,7 +137,7 @@
         <w:t xml:space="preserve"> </w:t>
       </w:r>
       <w:r>
-        <w:t xml:space="preserve">(Rollison, Schell, et al. 2019)</w:t>
+        <w:t xml:space="preserve">(Rollison et al. 2019a)</w:t>
       </w:r>
       <w:r>
         <w:t xml:space="preserve">. This viral community is incredibly diverse, spanning 396 distinct types, 229 of which were previously unknown</w:t>
@@ -147,7 +163,7 @@
         <w:t xml:space="preserve"> </w:t>
       </w:r>
       <w:r>
-        <w:t xml:space="preserve">(Howley and Pfister 2015; Rollison, Viarisio, et al. 2019)</w:t>
+        <w:t xml:space="preserve">(Howley and Pfister 2015; Rollison et al. 2019b)</w:t>
       </w:r>
       <w:r>
         <w:t xml:space="preserve">. Three distinct, mutually compatible theories explain this role using the same data. Under the</w:t>
@@ -168,7 +184,7 @@
         <w:t xml:space="preserve"> </w:t>
       </w:r>
       <w:r>
-        <w:t xml:space="preserve">(Viarisio et al. 2018; Dorfer et al. 2021)</w:t>
+        <w:t xml:space="preserve">(Dorfer et al. 2021; Viarisio et al. 2018)</w:t>
       </w:r>
       <w:r>
         <w:t xml:space="preserve">. Alternatively, the protective-immunity theory suggests T-cell immunity to regular papillomaviruses actively suppresses skin cancer, meaning viral loss reflects immune selection</w:t>
@@ -177,7 +193,7 @@
         <w:t xml:space="preserve"> </w:t>
       </w:r>
       <w:r>
-        <w:t xml:space="preserve">(Strickley et al. 2019, 2021; Lambert et al. 2021)</w:t>
+        <w:t xml:space="preserve">(Lambert et al. 2021; Strickley et al. 2021; Strickley et al. 2019)</w:t>
       </w:r>
       <w:r>
         <w:t xml:space="preserve">. This idea now includes evidence that viral colonization blocks mutant p53 clone expansion, with beta-HPV disappearing as those clones grow</w:t>
@@ -196,6 +212,15 @@
       </w:r>
       <w:r>
         <w:t xml:space="preserve">(Rehm et al. 2022)</w:t>
+      </w:r>
+      <w:r>
+        <w:t xml:space="preserve">. Under hit-and-run the decline is not predicted by dispensability itself, which is a claim about requirement rather than persistence, but follows from it: papillomavirus episomes are maintained only by active tethering to mitotic chromosomes, so a genome nothing selects for is diluted out of the expanding clone</w:t>
+      </w:r>
+      <w:r>
+        <w:t xml:space="preserve"> </w:t>
+      </w:r>
+      <w:r>
+        <w:t xml:space="preserve">(You et al. 2004)</w:t>
       </w:r>
       <w:r>
         <w:t xml:space="preserve">. Ultimately, all three models predict declining viral activity from healthy skin to carcinoma, which is why measuring that decline more precisely cannot separate them.</w:t>
@@ -242,7 +267,7 @@
         <w:t xml:space="preserve"> </w:t>
       </w:r>
       <w:r>
-        <w:t xml:space="preserve">(Arroyo Mühr, Hultin, and Dillner 2021)</w:t>
+        <w:t xml:space="preserve">(Arroyo Mühr et al. 2021)</w:t>
       </w:r>
       <w:r>
         <w:t xml:space="preserve">. Another study of 23 risk-stratified biopsies showed zero viral expression, despite a 64% DNA positivity rate</w:t>
@@ -295,7 +320,7 @@
         <w:t xml:space="preserve"> </w:t>
       </w:r>
       <w:r>
-        <w:t xml:space="preserve">(Leiendecker et al. 2023; Bhargava et al. 2025)</w:t>
+        <w:t xml:space="preserve">(Bhargava et al. 2025; Leiendecker et al. 2023)</w:t>
       </w:r>
       <w:r>
         <w:t xml:space="preserve">. However, the method is booby-trapped. HeLa-derived HPV18 contaminates archived data extensively</w:t>
@@ -304,7 +329,7 @@
         <w:t xml:space="preserve"> </w:t>
       </w:r>
       <w:r>
-        <w:t xml:space="preserve">(Cantalupo, Katz, and Pipas 2015; Kazemian et al. 2015; Adey et al. 2013)</w:t>
+        <w:t xml:space="preserve">(Adey et al. 2013; Cantalupo et al. 2015; Kazemian et al. 2015)</w:t>
       </w:r>
       <w:r>
         <w:t xml:space="preserve">. Additionally, sequencing depth and library chemistry both limit what any survey can reliably detect. Here, we re-mine public human RNA-seq data across the entire skin spectrum. We ask at what rate cutaneous HPV is transcribed, which specific types are present, and whether the infection is productive.</w:t>
@@ -377,7 +402,7 @@
         <w:t xml:space="preserve"> </w:t>
       </w:r>
       <w:r>
-        <w:t xml:space="preserve">= 9.9×10⁻²²). These positives were almost entirely mucosal alpha types: HPV18 accounted for 32/34 of its calls in cell lines and HPV16 for 24/28, the signature of integrated-HPV lines and their documented contamination of archived data. Genuine primary skin therefore carries HPV at only 2–4%, and the apparent abundance of HPV in public transcriptomes is largely a laboratory artifact that must be partitioned out before any prevalence claim.</w:t>
+        <w:t xml:space="preserve">= 9.9×10⁻²²). These positives were almost entirely mucosal alpha types. HPV18 met the assignment criterion in 34 libraries cohort-wide, of which 32 were cell lines and none were tissue; HPV16 in 28, of which 24 were cell lines. This is the signature of integrated-HPV lines and their documented contamination of archived data. Genuine primary skin therefore carries HPV at only 2–4%, and the apparent abundance of HPV in public transcriptomes is largely a laboratory artifact that must be partitioned out before any prevalence claim.</w:t>
       </w:r>
     </w:p>
     <w:tbl>
@@ -810,7 +835,7 @@
         </w:r>
       </w:hyperlink>
       <w:r>
-        <w:t xml:space="preserve">). Virus-host junction calling confirms it where scored as clustering rather than raw count, and the ratio moves monotonically with grade across an independent HPV16-positive cervical series spanning normal epithelium, high-grade lesion and carcinoma, so it reads integration as biology rather than culture as provenance: on the log</w:t>
+        <w:t xml:space="preserve">). Virus-host junction calling confirms it, provided junctions are scored as clustering rather than raw count. The ratio also rises monotonically with grade in an independent HPV16-positive cervical series: on the log</w:t>
       </w:r>
       <w:r>
         <w:rPr>
@@ -839,7 +864,7 @@
         <w:t xml:space="preserve"> </w:t>
       </w:r>
       <w:r>
-        <w:t xml:space="preserve">C the median rises from -1.48 in normal epithelium through -0.36 in high-grade lesion to 1.47 in carcinoma, roughly eightfold in the ratio itself, with late transcription falling away along the same axis.</w:t>
+        <w:t xml:space="preserve">c the median runs from -1.48 in normal epithelium through -0.36 in high-grade lesion to 1.47 in carcinoma, roughly eightfold in the ratio itself, with late transcription falling away along the same axis. That rise in primary tissue is what shows the marker reads integration as biology rather than culture as provenance.</w:t>
       </w:r>
     </w:p>
     <w:tbl>
@@ -921,7 +946,7 @@
                 <w:b/>
                 <w:bCs/>
               </w:rPr>
-              <w:t xml:space="preserve">A</w:t>
+              <w:t xml:space="preserve">a</w:t>
             </w:r>
             <w:r>
               <w:t xml:space="preserve">) E1:E2 transcript ratio by group, log</w:t>
@@ -940,20 +965,30 @@
                 <w:b/>
                 <w:bCs/>
               </w:rPr>
-              <w:t xml:space="preserve">B</w:t>
-            </w:r>
-            <w:r>
-              <w:t xml:space="preserve">) Virus-host chimeric junctions, plotted as the fraction falling at a library’s most-supported coordinate pair against the raw junction count. Clustering separates the groups completely; raw counts do not, and run the other way. (</w:t>
+              <w:t xml:space="preserve">b</w:t>
+            </w:r>
+            <w:r>
+              <w:t xml:space="preserve">) Virus-host chimeric junctions, plotted as the fraction falling at a library’s most-supported coordinate pair against the raw junction count. Clustering separates the groups completely; raw counts do not, and run the other way. The dashed gray line is the 0.2 clustering threshold. (</w:t>
             </w:r>
             <w:r>
               <w:rPr>
                 <w:b/>
                 <w:bCs/>
               </w:rPr>
-              <w:t xml:space="preserve">C</w:t>
-            </w:r>
-            <w:r>
-              <w:t xml:space="preserve">) The ratio rises monotonically with grade across a graded HPV16-positive cervical series of normal epithelium, high-grade lesion and carcinoma; the red line joins arm medians.</w:t>
+              <w:t xml:space="preserve">c</w:t>
+            </w:r>
+            <w:r>
+              <w:t xml:space="preserve">) The ratio rises monotonically with grade across a graded cervical series (SRP252916) of HPV16-positive normal epithelium, high-grade squamous intraepithelial lesion (HSIL) and carcinoma, sequenced under one protocol with no cell line in the series; open circles are libraries and filled diamonds the arm medians, joined by a solid line, and the dashed line at zero is parity as in (</w:t>
+            </w:r>
+            <w:r>
+              <w:rPr>
+                <w:b/>
+                <w:bCs/>
+              </w:rPr>
+              <w:t xml:space="preserve">a</w:t>
+            </w:r>
+            <w:r>
+              <w:t xml:space="preserve">).</w:t>
             </w:r>
           </w:p>
           <w:bookmarkEnd w:id="26"/>
@@ -1278,7 +1313,52 @@
         </w:r>
       </w:hyperlink>
       <w:r>
-        <w:t xml:space="preserve">). Productive groups run the complete viral program, capsid genes included (L1 in 90% of productive controls, 95.5% of EV). Skin and neoplasia are not a truncated program but a uniformly faint one, low across all six frames alike (unselected skin 10.3% for E6, 18.6% for L1). Cell lines are the third shape: E6 and E7 in 90.4% and 93.4% against E2 in 33.8% and L2 in 10.6%. In composition, productive controls place 34.9% of viral reads on late genes against 6.4% on the oncogenes; cell lines invert this exactly.</w:t>
+        <w:t xml:space="preserve">). Productive groups run the complete viral program, capsid genes included (L1 in 90% of productive controls, 95.5% of EV;</w:t>
+      </w:r>
+      <w:r>
+        <w:t xml:space="preserve"> </w:t>
+      </w:r>
+      <w:hyperlink w:anchor="fig-orf">
+        <w:r>
+          <w:rPr>
+            <w:rStyle w:val="Hyperlink"/>
+          </w:rPr>
+          <w:t xml:space="preserve">Figure 3</w:t>
+        </w:r>
+      </w:hyperlink>
+      <w:r>
+        <w:t xml:space="preserve"> </w:t>
+      </w:r>
+      <w:r>
+        <w:t xml:space="preserve">a). Skin and neoplasia are not a truncated program but a uniformly faint one, low across all six frames alike (unselected skin 10.3% for E6, 18.6% for L1). Cell lines are the third shape: E6 and E7 in 90.4% and 93.4% against E2 in 33.8% and L2 in 10.6%. In composition (</w:t>
+      </w:r>
+      <w:hyperlink w:anchor="fig-orf">
+        <w:r>
+          <w:rPr>
+            <w:rStyle w:val="Hyperlink"/>
+          </w:rPr>
+          <w:t xml:space="preserve">Figure 3</w:t>
+        </w:r>
+      </w:hyperlink>
+      <w:r>
+        <w:t xml:space="preserve"> </w:t>
+      </w:r>
+      <w:r>
+        <w:t xml:space="preserve">b), productive controls place 34.9% of viral reads on late genes against 6.4% on the oncogenes; cell lines invert this exactly. Read one library at a time, the same split falls out of the criterion itself, productive controls and EV above the L1 ≥ 3 threshold and skin and neoplasia below (</w:t>
+      </w:r>
+      <w:hyperlink w:anchor="fig-orf">
+        <w:r>
+          <w:rPr>
+            <w:rStyle w:val="Hyperlink"/>
+          </w:rPr>
+          <w:t xml:space="preserve">Figure 3</w:t>
+        </w:r>
+      </w:hyperlink>
+      <w:r>
+        <w:t xml:space="preserve"> </w:t>
+      </w:r>
+      <w:r>
+        <w:t xml:space="preserve">c).</w:t>
       </w:r>
     </w:p>
     <w:tbl>
@@ -1376,7 +1456,7 @@
                 <w:b/>
                 <w:bCs/>
               </w:rPr>
-              <w:t xml:space="preserve">A</w:t>
+              <w:t xml:space="preserve">a</w:t>
             </w:r>
             <w:r>
               <w:t xml:space="preserve">) Percentage of a group’s libraries carrying at least one read on each open reading frame, as a Beta-Binomial posterior mean. Productive groups transcribe the whole genome including the capsid genes, skin and neoplasia are uniformly low across all frames, and cultured material retains the oncogenes while losing E2 and the late genes. (</w:t>
@@ -1386,7 +1466,7 @@
                 <w:b/>
                 <w:bCs/>
               </w:rPr>
-              <w:t xml:space="preserve">B</w:t>
+              <w:t xml:space="preserve">b</w:t>
             </w:r>
             <w:r>
               <w:t xml:space="preserve">) Mean share of viral reads per frame, among libraries with at least 20 viral reads. (</w:t>
@@ -1396,7 +1476,7 @@
                 <w:b/>
                 <w:bCs/>
               </w:rPr>
-              <w:t xml:space="preserve">C</w:t>
+              <w:t xml:space="preserve">c</w:t>
             </w:r>
             <w:r>
               <w:t xml:space="preserve">) Early-region against L1 reads per library, with the L1 ≥ 3 productive threshold drawn.</w:t>
@@ -1642,7 +1722,7 @@
         <w:t xml:space="preserve"> </w:t>
       </w:r>
       <w:r>
-        <w:t xml:space="preserve">(J. Y. Q. Shen et al. 2026; Chikhi et al. 2024)</w:t>
+        <w:t xml:space="preserve">(Chikhi et al. 2024; Shen et al. 2026)</w:t>
       </w:r>
       <w:r>
         <w:t xml:space="preserve"> </w:t>
@@ -1673,7 +1753,7 @@
         <w:t xml:space="preserve"> </w:t>
       </w:r>
       <w:r>
-        <w:t xml:space="preserve">A). Across all 130 types the disagreement is general: 102 of the 115 types present in the reservoir are productive in no library here, and HPV2 alone is both abundant in skin DNA and productive in our RNA (</w:t>
+        <w:t xml:space="preserve">a). Across all 130 types the disagreement is general: 102 of the 115 types present in the reservoir are productive in no library here, and HPV2 alone is both abundant in skin DNA and productive in our RNA (</w:t>
       </w:r>
       <w:hyperlink w:anchor="fig-reservoir">
         <w:r>
@@ -1687,7 +1767,7 @@
         <w:t xml:space="preserve"> </w:t>
       </w:r>
       <w:r>
-        <w:t xml:space="preserve">B). HPV8, the beta type most often named as the cutaneous carcinoma candidate in serological and DNA studies, is the sharpest case: it is the eighth commonest type in the reservoir, carried by 63 of the 1,735 HPV-positive skin DNA libraries, yet it appears in 0 of the 10,834 RNA libraries screened here, at any level and whether assigned or trace.</w:t>
+        <w:t xml:space="preserve">b). HPV8, the beta type most often named as the cutaneous carcinoma candidate in serological and DNA studies, is the sharpest case: it is the eighth commonest type in the reservoir, carried by 63 of the 1,735 HPV-positive skin DNA libraries, yet it appears in 0 of the 10,834 RNA libraries screened here, at any level and whether assigned or trace.</w:t>
       </w:r>
     </w:p>
     <w:tbl>
@@ -1768,7 +1848,7 @@
               <w:t xml:space="preserve"> </w:t>
             </w:r>
             <w:r>
-              <w:t xml:space="preserve">(J. Y. Q. Shen et al. 2026)</w:t>
+              <w:t xml:space="preserve">(Shen et al. 2026)</w:t>
             </w:r>
             <w:r>
               <w:t xml:space="preserve"> </w:t>
@@ -1795,7 +1875,7 @@
                 <w:b/>
                 <w:bCs/>
               </w:rPr>
-              <w:t xml:space="preserve">A</w:t>
+              <w:t xml:space="preserve">a</w:t>
             </w:r>
             <w:r>
               <w:t xml:space="preserve">) The 14 commonest types in the skin reservoir, as a percentage of the 1,735 HPV-positive skin DNA libraries. HPV2 is the only alpha type among them. A co-infected library contributes to more than one genus, so this is composition, not prevalence. The two cells beside each bar are that type’s assigned and detection-level counts among the 7,800 unselected-skin RNA libraries here, shaded only where non-zero; the assigned column is empty throughout. (</w:t>
@@ -1805,7 +1885,7 @@
                 <w:b/>
                 <w:bCs/>
               </w:rPr>
-              <w:t xml:space="preserve">B</w:t>
+              <w:t xml:space="preserve">b</w:t>
             </w:r>
             <w:r>
               <w:t xml:space="preserve">) All 130 types resolved in either modality: skin DNA libraries carrying the type against libraries transcribing it productively (warts and EV), log</w:t>
@@ -1883,7 +1963,7 @@
         <w:t xml:space="preserve"> </w:t>
       </w:r>
       <w:r>
-        <w:t xml:space="preserve">(Arron et al. 2011; Hultin et al. 2019; Arroyo Mühr, Hultin, and Dillner 2021; Vandiver et al. 2021)</w:t>
+        <w:t xml:space="preserve">(Arron et al. 2011; Arroyo Mühr et al. 2021; Hultin et al. 2019; Vandiver et al. 2021)</w:t>
       </w:r>
       <w:r>
         <w:t xml:space="preserve">. In situ hybridization in similar cohort sizes supports these findings</w:t>
@@ -1915,13 +1995,22 @@
         <w:pStyle w:val="BodyText"/>
       </w:pPr>
       <w:r>
-        <w:t xml:space="preserve">This result does not settle the underlying mechanism. All three models predict a declining viral signal along the progression axis. The hit-and-run model works because the virus becomes dispensable. Protective immunity works because virus-positive cells face negative selection</w:t>
-      </w:r>
-      <w:r>
-        <w:t xml:space="preserve"> </w:t>
-      </w:r>
-      <w:r>
-        <w:t xml:space="preserve">(Strickley et al. 2019; Son et al. 2025)</w:t>
+        <w:t xml:space="preserve">This result does not settle the underlying mechanism. All three models predict a declining viral signal along the progression axis. The hit-and-run model works because a genome that nothing selects for is lost from the expanding clone, dispensability being what permits that loss rather than what causes it</w:t>
+      </w:r>
+      <w:r>
+        <w:t xml:space="preserve"> </w:t>
+      </w:r>
+      <w:r>
+        <w:t xml:space="preserve">(You et al. 2004)</w:t>
+      </w:r>
+      <w:r>
+        <w:t xml:space="preserve">. Protective immunity works because virus-positive cells face negative selection</w:t>
+      </w:r>
+      <w:r>
+        <w:t xml:space="preserve"> </w:t>
+      </w:r>
+      <w:r>
+        <w:t xml:space="preserve">(Son et al. 2025; Strickley et al. 2019)</w:t>
       </w:r>
       <w:r>
         <w:t xml:space="preserve">. Cis-restriction works because quiescence is the viral default</w:t>
@@ -1933,7 +2022,27 @@
         <w:t xml:space="preserve">(Rehm et al. 2022)</w:t>
       </w:r>
       <w:r>
-        <w:t xml:space="preserve">. Our data measure this exact axis and cannot separate the three. Son and colleagues found elevated beta-HPV activity in sun-exposed skin. This finding does not conflict with our quiet reservoir. Their study observed local activity in keratinocyte clones. Our study used whole biopsies without sorting for ultraviolet exposure. A wide biopsy average dilutes a small clonal signal. The same logic applies to the HPV8-driven expansion of Lrig1⁺ follicular stem cells in actinic keratosis</w:t>
+        <w:t xml:space="preserve">. A fourth consideration is not a model but a property of the readout: late transcription requires terminal differentiation</w:t>
+      </w:r>
+      <w:r>
+        <w:t xml:space="preserve"> </w:t>
+      </w:r>
+      <w:r>
+        <w:t xml:space="preserve">(Doorbar et al. 2012)</w:t>
+      </w:r>
+      <w:r>
+        <w:t xml:space="preserve">, so a poorly differentiated tumor cannot run the late program regardless. Our trace decomposition answers it, since 63% of below-floor skin and neoplasia libraries carry no reads on any HPV gene at all, not merely no late ones (</w:t>
+      </w:r>
+      <w:hyperlink w:anchor="suppfig-trace">
+        <w:r>
+          <w:rPr>
+            <w:rStyle w:val="Hyperlink"/>
+          </w:rPr>
+          <w:t xml:space="preserve">Figure S2</w:t>
+        </w:r>
+      </w:hyperlink>
+      <w:r>
+        <w:t xml:space="preserve">). Our data measure this exact axis and cannot separate the three. Son and colleagues found elevated beta-HPV activity in sun-exposed skin. This finding does not conflict with our quiet reservoir. Their study observed local activity in keratinocyte clones. Our study used whole biopsies without sorting for ultraviolet exposure. A wide biopsy average dilutes a small clonal signal. The same logic applies to the HPV8-driven expansion of Lrig1⁺ follicular stem cells in actinic keratosis</w:t>
       </w:r>
       <w:r>
         <w:t xml:space="preserve"> </w:t>
@@ -1982,7 +2091,7 @@
         <w:t xml:space="preserve"> </w:t>
       </w:r>
       <w:r>
-        <w:t xml:space="preserve">(Rollison, Schell, et al. 2019)</w:t>
+        <w:t xml:space="preserve">(Rollison et al. 2019a)</w:t>
       </w:r>
       <w:r>
         <w:t xml:space="preserve">, while RNA-seq uses deep biopsies that miss surface and hair follicle layers. Third, screening panels miss 229 skin types that lack reference genomes</w:t>
@@ -2026,7 +2135,7 @@
         <w:t xml:space="preserve"> </w:t>
       </w:r>
       <w:r>
-        <w:t xml:space="preserve">(Cantalupo, Katz, and Pipas 2015; Kazemian et al. 2015; Adey et al. 2013)</w:t>
+        <w:t xml:space="preserve">(Adey et al. 2013; Cantalupo et al. 2015; Kazemian et al. 2015)</w:t>
       </w:r>
       <w:r>
         <w:t xml:space="preserve">, traced in one facility to a quality-control cell pool run with tumors</w:t>
@@ -2275,59 +2384,132 @@
       </w:r>
     </w:p>
     <w:bookmarkEnd w:id="49"/>
-    <w:bookmarkStart w:id="52" w:name="data-availability-statement"/>
+    <w:bookmarkStart w:id="50" w:name="affiliations"/>
     <w:p>
       <w:pPr>
         <w:pStyle w:val="Heading2"/>
       </w:pPr>
       <w:r>
-        <w:t xml:space="preserve">Data Availability Statement</w:t>
+        <w:t xml:space="preserve">Affiliations</w:t>
       </w:r>
     </w:p>
     <w:p>
       <w:pPr>
+        <w:pStyle w:val="Compact"/>
+        <w:numPr>
+          <w:ilvl w:val="0"/>
+          <w:numId w:val="1001"/>
+        </w:numPr>
+      </w:pPr>
+      <w:r>
+        <w:t xml:space="preserve">Institute of Biomedicine and Translational Medicine, University of Tartu, Tartu, Estonia</w:t>
+      </w:r>
+    </w:p>
+    <w:p>
+      <w:pPr>
+        <w:pStyle w:val="Compact"/>
+        <w:numPr>
+          <w:ilvl w:val="0"/>
+          <w:numId w:val="1001"/>
+        </w:numPr>
+      </w:pPr>
+      <w:r>
+        <w:t xml:space="preserve">Institute of Technology, University of Tartu, Tartu, Estonia</w:t>
+      </w:r>
+    </w:p>
+    <w:p>
+      <w:pPr>
         <w:pStyle w:val="FirstParagraph"/>
       </w:pPr>
       <w:r>
-        <w:t xml:space="preserve">The complete analysis pipeline, comprising the Nextflow workflow, the per-process software environments and container definitions, the reference-construction and SRA-discovery scripts, and the downstream R analysis and statistical-inference code, is openly available at</w:t>
-      </w:r>
-      <w:r>
-        <w:t xml:space="preserve"> </w:t>
-      </w:r>
-      <w:hyperlink r:id="rId50">
-        <w:r>
-          <w:rPr>
-            <w:rStyle w:val="Hyperlink"/>
-          </w:rPr>
-          <w:t xml:space="preserve">https://github.com/tpall/hpv-human-skin</w:t>
+        <w:t xml:space="preserve">Taavi Päll</w:t>
+      </w:r>
+      <w:r>
+        <w:rPr>
+          <w:vertAlign w:val="superscript"/>
+        </w:rPr>
+        <w:t xml:space="preserve">1</w:t>
+      </w:r>
+      <w:r>
+        <w:t xml:space="preserve">, Alla Piirsoo</w:t>
+      </w:r>
+      <w:r>
+        <w:rPr>
+          <w:vertAlign w:val="superscript"/>
+        </w:rPr>
+        <w:t xml:space="preserve">2</w:t>
+      </w:r>
+      <w:r>
+        <w:t xml:space="preserve">, Marko Piirsoo</w:t>
+      </w:r>
+      <w:r>
+        <w:rPr>
+          <w:vertAlign w:val="superscript"/>
+        </w:rPr>
+        <w:t xml:space="preserve">2</w:t>
+      </w:r>
+    </w:p>
+    <w:p>
+      <w:pPr>
+        <w:pStyle w:val="BodyText"/>
+      </w:pPr>
+      <w:r>
+        <w:t xml:space="preserve">Correspondence: Taavi Päll, Institute of Biomedicine and Translational Medicine, Biomeedikum, Ravila 19, 50411 Tartu, Estonia. Email: taavi.pall@ut.ee. Telephone: +372 737 4185</w:t>
+      </w:r>
+    </w:p>
+    <w:bookmarkEnd w:id="50"/>
+    <w:bookmarkStart w:id="52" w:name="orcids"/>
+    <w:p>
+      <w:pPr>
+        <w:pStyle w:val="Heading2"/>
+      </w:pPr>
+      <w:r>
+        <w:t xml:space="preserve">ORCiDs</w:t>
+      </w:r>
+    </w:p>
+    <w:p>
+      <w:pPr>
+        <w:pStyle w:val="FirstParagraph"/>
+      </w:pPr>
+      <w:r>
+        <w:t xml:space="preserve">Taavi Päll:</w:t>
+      </w:r>
+      <w:r>
+        <w:t xml:space="preserve"> </w:t>
+      </w:r>
+      <w:hyperlink r:id="rId51">
+        <w:r>
+          <w:rPr>
+            <w:rStyle w:val="Hyperlink"/>
+          </w:rPr>
+          <w:t xml:space="preserve">https://orcid.org/0000-0001-7606-675X</w:t>
         </w:r>
       </w:hyperlink>
-      <w:r>
-        <w:t xml:space="preserve">. All sequencing data analyzed here are public and were obtained from the NCBI Sequence Read Archive; the per-cohort lists of accessions (SRR/SRX), with assigned tissue category, diagnosis, and cell-line/engineered annotations, are provided as Supplementary Data. Reference genomes were retrieved from the Papillomavirus Episteme (PaVE;</w:t>
-      </w:r>
-      <w:r>
-        <w:t xml:space="preserve"> </w:t>
-      </w:r>
-      <w:hyperlink r:id="rId51">
-        <w:r>
-          <w:rPr>
-            <w:rStyle w:val="Hyperlink"/>
-          </w:rPr>
-          <w:t xml:space="preserve">https://pave.niaid.nih.gov</w:t>
-        </w:r>
-      </w:hyperlink>
-      <w:r>
-        <w:t xml:space="preserve">) and NCBI RefSeq. No new sequencing data were generated.</w:t>
+    </w:p>
+    <w:p>
+      <w:pPr>
+        <w:pStyle w:val="BodyText"/>
+      </w:pPr>
+      <w:r>
+        <w:t xml:space="preserve">Alla Piirsoo: [to be completed]</w:t>
+      </w:r>
+    </w:p>
+    <w:p>
+      <w:pPr>
+        <w:pStyle w:val="BodyText"/>
+      </w:pPr>
+      <w:r>
+        <w:t xml:space="preserve">Marko Piirsoo: [to be completed]</w:t>
       </w:r>
     </w:p>
     <w:bookmarkEnd w:id="52"/>
-    <w:bookmarkStart w:id="53" w:name="orcids"/>
+    <w:bookmarkStart w:id="53" w:name="ethics-statement"/>
     <w:p>
       <w:pPr>
         <w:pStyle w:val="Heading2"/>
       </w:pPr>
       <w:r>
-        <w:t xml:space="preserve">ORCiDs</w:t>
+        <w:t xml:space="preserve">Ethics Statement</w:t>
       </w:r>
     </w:p>
     <w:p>
@@ -2335,17 +2517,17 @@
         <w:pStyle w:val="FirstParagraph"/>
       </w:pPr>
       <w:r>
-        <w:t xml:space="preserve">[To be completed: ORCiD for each author.]</w:t>
+        <w:t xml:space="preserve">This study analyzed only publicly archived, de-identified human sequencing data retrieved from the NCBI Sequence Read Archive, and generated no new human or animal material. Institutional review board approval and informed consent were therefore not required for the work reported here. Ethical approval and participant consent for the primary studies were the responsibility of their submitting investigators and are recorded in the corresponding BioProject entries.</w:t>
       </w:r>
     </w:p>
     <w:bookmarkEnd w:id="53"/>
-    <w:bookmarkStart w:id="54" w:name="conflict-of-interest"/>
+    <w:bookmarkStart w:id="56" w:name="data-availability-statement"/>
     <w:p>
       <w:pPr>
         <w:pStyle w:val="Heading2"/>
       </w:pPr>
       <w:r>
-        <w:t xml:space="preserve">Conflict of Interest</w:t>
+        <w:t xml:space="preserve">Data Availability Statement</w:t>
       </w:r>
     </w:p>
     <w:p>
@@ -2353,26 +2535,45 @@
         <w:pStyle w:val="FirstParagraph"/>
       </w:pPr>
       <w:r>
-        <w:t xml:space="preserve">[To be completed. If none:</w:t>
-      </w:r>
-      <w:r>
-        <w:t xml:space="preserve"> </w:t>
-      </w:r>
-      <w:r>
-        <w:t xml:space="preserve">“The authors state no conflict of interest.”</w:t>
-      </w:r>
-      <w:r>
-        <w:t xml:space="preserve">]</w:t>
+        <w:t xml:space="preserve">The complete analysis pipeline, comprising the Nextflow workflow, the per-process software environments and container definitions, the reference-construction and SRA-discovery scripts, and the downstream R analysis and statistical-inference code, is openly available at</w:t>
+      </w:r>
+      <w:r>
+        <w:t xml:space="preserve"> </w:t>
+      </w:r>
+      <w:hyperlink r:id="rId54">
+        <w:r>
+          <w:rPr>
+            <w:rStyle w:val="Hyperlink"/>
+          </w:rPr>
+          <w:t xml:space="preserve">https://github.com/tpall/hpv-human-skin</w:t>
+        </w:r>
+      </w:hyperlink>
+      <w:r>
+        <w:t xml:space="preserve">. All sequencing data analyzed here are public and were obtained from the NCBI Sequence Read Archive; the per-cohort lists of accessions (SRR/SRX), with assigned tissue category, diagnosis, and cell-line/engineered annotations, are provided as Supplementary Data. Reference genomes were retrieved from the Papillomavirus Episteme (PaVE;</w:t>
+      </w:r>
+      <w:r>
+        <w:t xml:space="preserve"> </w:t>
+      </w:r>
+      <w:hyperlink r:id="rId55">
+        <w:r>
+          <w:rPr>
+            <w:rStyle w:val="Hyperlink"/>
+          </w:rPr>
+          <w:t xml:space="preserve">https://pave.niaid.nih.gov</w:t>
+        </w:r>
+      </w:hyperlink>
+      <w:r>
+        <w:t xml:space="preserve">) and NCBI RefSeq. No new sequencing data were generated.</w:t>
       </w:r>
     </w:p>
-    <w:bookmarkEnd w:id="54"/>
-    <w:bookmarkStart w:id="55" w:name="acknowledgements"/>
+    <w:bookmarkEnd w:id="56"/>
+    <w:bookmarkStart w:id="57" w:name="conflict-of-interest"/>
     <w:p>
       <w:pPr>
         <w:pStyle w:val="Heading2"/>
       </w:pPr>
       <w:r>
-        <w:t xml:space="preserve">Acknowledgements</w:t>
+        <w:t xml:space="preserve">Conflict of Interest</w:t>
       </w:r>
     </w:p>
     <w:p>
@@ -2380,15 +2581,25 @@
         <w:pStyle w:val="FirstParagraph"/>
       </w:pPr>
       <w:r>
-        <w:t xml:space="preserve">This research was supported by the Estonian Research Council grant (PRG2707).</w:t>
+        <w:t xml:space="preserve">The authors state no conflict of interest.</w:t>
+      </w:r>
+    </w:p>
+    <w:bookmarkEnd w:id="57"/>
+    <w:bookmarkStart w:id="58" w:name="acknowledgments"/>
+    <w:p>
+      <w:pPr>
+        <w:pStyle w:val="Heading2"/>
+      </w:pPr>
+      <w:r>
+        <w:t xml:space="preserve">Acknowledgments</w:t>
       </w:r>
     </w:p>
     <w:p>
       <w:pPr>
-        <w:pStyle w:val="BodyText"/>
-      </w:pPr>
-      <w:r>
-        <w:t xml:space="preserve">This research was co-financed through the DURABLE project. The DURABLE project has been co-funded by the European Union, under the EU4Health Programme (EU4H), Project no. 101102733. Views and opinions expressed are however those of the authors only and do not necessarily reflect those of the European Union or the European Health and Digital Executive Agency. Neither the European Union nor the granting authority can be held responsible for them.</w:t>
+        <w:pStyle w:val="FirstParagraph"/>
+      </w:pPr>
+      <w:r>
+        <w:t xml:space="preserve">This research was supported by the Estonian Research Council grant (PRG2707).</w:t>
       </w:r>
     </w:p>
     <w:p>
@@ -2396,1081 +2607,701 @@
         <w:pStyle w:val="BodyText"/>
       </w:pPr>
       <w:r>
-        <w:t xml:space="preserve">The computations were performed on the High Performance Computing Center of the University of Tartu. We thank the submitting investigators of the studies re-analyzed here, whose deposition of raw sequencing data to public archives made this work possible.</w:t>
-      </w:r>
-    </w:p>
-    <w:bookmarkEnd w:id="55"/>
-    <w:bookmarkStart w:id="56" w:name="author-contributions-statement"/>
-    <w:p>
-      <w:pPr>
-        <w:pStyle w:val="Heading2"/>
-      </w:pPr>
-      <w:r>
-        <w:t xml:space="preserve">Author Contributions Statement</w:t>
+        <w:t xml:space="preserve">This research was co-financed through the DURABLE project. The DURABLE project has been co-funded by the European Union, under the EU4Health Programme (EU4H), Project no. 101102733. Views and opinions expressed are however those of the authors only and do not necessarily reflect those of the European Union or the European Health and Digital Executive Agency. Neither the European Union nor the granting authority can be held responsible for them.</w:t>
       </w:r>
     </w:p>
     <w:p>
       <w:pPr>
-        <w:pStyle w:val="FirstParagraph"/>
-      </w:pPr>
-      <w:r>
-        <w:t xml:space="preserve">[To be completed, CRediT-compliant.] Conceptualization: ; Data Curation: ; Formal Analysis: ; Funding Acquisition: ; Investigation: ; Methodology: ; Project Administration: ; Resources: ; Software: ; Supervision: ; Validation: ; Visualization: ; Writing - Original Draft Preparation: ; Writing - Review and Editing: .</w:t>
-      </w:r>
-    </w:p>
-    <w:bookmarkEnd w:id="56"/>
-    <w:bookmarkStart w:id="153" w:name="references"/>
-    <w:p>
-      <w:pPr>
-        <w:pStyle w:val="Heading2"/>
-      </w:pPr>
-      <w:r>
-        <w:t xml:space="preserve">References</w:t>
-      </w:r>
-    </w:p>
-    <w:bookmarkStart w:id="152" w:name="refs"/>
-    <w:bookmarkStart w:id="58" w:name="ref-adey2013"/>
-    <w:p>
-      <w:pPr>
-        <w:pStyle w:val="Bibliography"/>
-      </w:pPr>
-      <w:r>
-        <w:t xml:space="preserve">Adey, Andrew et al. 2013.</w:t>
-      </w:r>
-      <w:r>
-        <w:t xml:space="preserve"> </w:t>
-      </w:r>
-      <w:r>
-        <w:t xml:space="preserve">“The Haplotype-Resolved Genome and Epigenome of the Aneuploid</w:t>
-      </w:r>
-      <w:r>
-        <w:t xml:space="preserve"> </w:t>
-      </w:r>
-      <w:r>
-        <w:t xml:space="preserve">HeLa</w:t>
-      </w:r>
-      <w:r>
-        <w:t xml:space="preserve"> </w:t>
-      </w:r>
-      <w:r>
-        <w:t xml:space="preserve">Cancer Cell Line.”</w:t>
-      </w:r>
-      <w:r>
-        <w:t xml:space="preserve"> </w:t>
-      </w:r>
-      <w:r>
-        <w:rPr>
-          <w:i/>
-          <w:iCs/>
-        </w:rPr>
-        <w:t xml:space="preserve">Nature</w:t>
-      </w:r>
-      <w:r>
-        <w:t xml:space="preserve"> </w:t>
-      </w:r>
-      <w:r>
-        <w:t xml:space="preserve">500: 207–11.</w:t>
-      </w:r>
-      <w:r>
-        <w:t xml:space="preserve"> </w:t>
-      </w:r>
-      <w:hyperlink r:id="rId57">
-        <w:r>
-          <w:rPr>
-            <w:rStyle w:val="Hyperlink"/>
-          </w:rPr>
-          <w:t xml:space="preserve">https://doi.org/10.1038/nature12064</w:t>
-        </w:r>
-      </w:hyperlink>
-      <w:r>
-        <w:t xml:space="preserve">.</w:t>
+        <w:pStyle w:val="BodyText"/>
+      </w:pPr>
+      <w:r>
+        <w:t xml:space="preserve">The computations were performed on the High Performance Computing Center of the University of Tartu. We thank the submitting investigators of the studies re-analyzed here, whose deposition of raw sequencing data to public archives made this work possible.</w:t>
       </w:r>
     </w:p>
     <w:bookmarkEnd w:id="58"/>
-    <w:bookmarkStart w:id="60" w:name="ref-antonsson2000"/>
+    <w:bookmarkStart w:id="59" w:name="author-contributions-statement"/>
     <w:p>
       <w:pPr>
+        <w:pStyle w:val="Heading2"/>
+      </w:pPr>
+      <w:r>
+        <w:t xml:space="preserve">Author Contributions Statement</w:t>
+      </w:r>
+    </w:p>
+    <w:p>
+      <w:pPr>
+        <w:pStyle w:val="FirstParagraph"/>
+      </w:pPr>
+      <w:r>
+        <w:t xml:space="preserve">[To be completed, CRediT-compliant.] Conceptualization: ; Data Curation: ; Formal Analysis: ; Funding Acquisition: ; Investigation: ; Methodology: ; Project Administration: ; Resources: ; Software: ; Supervision: ; Validation: ; Visualization: ; Writing - Original Draft Preparation: ; Writing - Review and Editing: .</w:t>
+      </w:r>
+    </w:p>
+    <w:bookmarkEnd w:id="59"/>
+    <w:bookmarkStart w:id="159" w:name="references"/>
+    <w:p>
+      <w:pPr>
+        <w:pStyle w:val="Heading2"/>
+      </w:pPr>
+      <w:r>
+        <w:t xml:space="preserve">References</w:t>
+      </w:r>
+    </w:p>
+    <w:bookmarkStart w:id="158" w:name="refs"/>
+    <w:bookmarkStart w:id="61" w:name="ref-adey2013"/>
+    <w:p>
+      <w:pPr>
         <w:pStyle w:val="Bibliography"/>
       </w:pPr>
       <w:r>
-        <w:t xml:space="preserve">Antonsson, Annika, Ola Forslund, Henrik Ekberg, Gunnar Sterner, and Bo G. Hansson. 2000.</w:t>
-      </w:r>
-      <w:r>
-        <w:t xml:space="preserve"> </w:t>
-      </w:r>
-      <w:r>
-        <w:t xml:space="preserve">“The Ubiquity and Impressive Genomic Diversity of Human Skin Papillomaviruses Suggest a Commensalic Nature of These Viruses.”</w:t>
-      </w:r>
-      <w:r>
-        <w:t xml:space="preserve"> </w:t>
-      </w:r>
-      <w:r>
-        <w:rPr>
-          <w:i/>
-          <w:iCs/>
-        </w:rPr>
-        <w:t xml:space="preserve">Journal of Virology</w:t>
-      </w:r>
-      <w:r>
-        <w:t xml:space="preserve"> </w:t>
-      </w:r>
-      <w:r>
-        <w:t xml:space="preserve">74 (24): 11636–41.</w:t>
-      </w:r>
-      <w:r>
-        <w:t xml:space="preserve"> </w:t>
-      </w:r>
-      <w:hyperlink r:id="rId59">
-        <w:r>
-          <w:rPr>
-            <w:rStyle w:val="Hyperlink"/>
-          </w:rPr>
-          <w:t xml:space="preserve">https://doi.org/10.1128/JVI.74.24.11636-11641.2000</w:t>
+        <w:t xml:space="preserve">Adey A, Burton JN, Kitzman JO, Hiatt JB, Lewis AP, Martin BK, et al.</w:t>
+      </w:r>
+      <w:r>
+        <w:t xml:space="preserve"> </w:t>
+      </w:r>
+      <w:hyperlink r:id="rId60">
+        <w:r>
+          <w:rPr>
+            <w:rStyle w:val="Hyperlink"/>
+          </w:rPr>
+          <w:t xml:space="preserve">The haplotype-resolved genome and epigenome of the aneuploid</w:t>
+        </w:r>
+        <w:r>
+          <w:rPr>
+            <w:rStyle w:val="Hyperlink"/>
+          </w:rPr>
+          <w:t xml:space="preserve"> </w:t>
+        </w:r>
+        <w:r>
+          <w:rPr>
+            <w:rStyle w:val="Hyperlink"/>
+          </w:rPr>
+          <w:t xml:space="preserve">HeLa</w:t>
+        </w:r>
+        <w:r>
+          <w:rPr>
+            <w:rStyle w:val="Hyperlink"/>
+          </w:rPr>
+          <w:t xml:space="preserve"> </w:t>
+        </w:r>
+        <w:r>
+          <w:rPr>
+            <w:rStyle w:val="Hyperlink"/>
+          </w:rPr>
+          <w:t xml:space="preserve">cancer cell line</w:t>
         </w:r>
       </w:hyperlink>
       <w:r>
-        <w:t xml:space="preserve">.</w:t>
+        <w:t xml:space="preserve">. Nature. 2013;500:207–11</w:t>
       </w:r>
     </w:p>
-    <w:bookmarkEnd w:id="60"/>
-    <w:bookmarkStart w:id="62" w:name="ref-arron2011"/>
+    <w:bookmarkEnd w:id="61"/>
+    <w:bookmarkStart w:id="63" w:name="ref-antonsson2000"/>
     <w:p>
       <w:pPr>
         <w:pStyle w:val="Bibliography"/>
       </w:pPr>
       <w:r>
-        <w:t xml:space="preserve">Arron, Sarah T. et al. 2011.</w:t>
-      </w:r>
-      <w:r>
-        <w:t xml:space="preserve"> </w:t>
-      </w:r>
-      <w:r>
-        <w:t xml:space="preserve">“Transcriptome Sequencing Demonstrates That Human Papillomavirus Is Not Active in Cutaneous Squamous Cell Carcinoma.”</w:t>
-      </w:r>
-      <w:r>
-        <w:t xml:space="preserve"> </w:t>
-      </w:r>
-      <w:r>
-        <w:rPr>
-          <w:i/>
-          <w:iCs/>
-        </w:rPr>
-        <w:t xml:space="preserve">Journal of Investigative Dermatology</w:t>
-      </w:r>
-      <w:r>
-        <w:t xml:space="preserve"> </w:t>
-      </w:r>
-      <w:r>
-        <w:t xml:space="preserve">131 (8): 1745–53.</w:t>
-      </w:r>
-      <w:r>
-        <w:t xml:space="preserve"> </w:t>
-      </w:r>
-      <w:hyperlink r:id="rId61">
-        <w:r>
-          <w:rPr>
-            <w:rStyle w:val="Hyperlink"/>
-          </w:rPr>
-          <w:t xml:space="preserve">https://doi.org/10.1038/jid.2011.91</w:t>
+        <w:t xml:space="preserve">Antonsson A, Forslund O, Ekberg H, Sterner G, Hansson BG.</w:t>
+      </w:r>
+      <w:r>
+        <w:t xml:space="preserve"> </w:t>
+      </w:r>
+      <w:hyperlink r:id="rId62">
+        <w:r>
+          <w:rPr>
+            <w:rStyle w:val="Hyperlink"/>
+          </w:rPr>
+          <w:t xml:space="preserve">The ubiquity and impressive genomic diversity of human skin papillomaviruses suggest a commensalic nature of these viruses</w:t>
         </w:r>
       </w:hyperlink>
       <w:r>
-        <w:t xml:space="preserve">.</w:t>
+        <w:t xml:space="preserve">. Journal of Virology. 2000;74(24):11636–41</w:t>
       </w:r>
     </w:p>
-    <w:bookmarkEnd w:id="62"/>
-    <w:bookmarkStart w:id="64" w:name="ref-arroyomuhr2021"/>
+    <w:bookmarkEnd w:id="63"/>
+    <w:bookmarkStart w:id="65" w:name="ref-arron2011"/>
     <w:p>
       <w:pPr>
         <w:pStyle w:val="Bibliography"/>
       </w:pPr>
       <w:r>
-        <w:t xml:space="preserve">Arroyo Mühr, Laila Sara, Emilie Hultin, and Joakim Dillner. 2021.</w:t>
-      </w:r>
-      <w:r>
-        <w:t xml:space="preserve"> </w:t>
-      </w:r>
-      <w:r>
-        <w:t xml:space="preserve">“Transcription of Human Papillomaviruses in Nonmelanoma Skin Cancers of the Immunosuppressed.”</w:t>
-      </w:r>
-      <w:r>
-        <w:t xml:space="preserve"> </w:t>
-      </w:r>
-      <w:r>
-        <w:rPr>
-          <w:i/>
-          <w:iCs/>
-        </w:rPr>
-        <w:t xml:space="preserve">International Journal of Cancer</w:t>
-      </w:r>
-      <w:r>
-        <w:t xml:space="preserve"> </w:t>
-      </w:r>
-      <w:r>
-        <w:t xml:space="preserve">149 (6): 1341–47.</w:t>
-      </w:r>
-      <w:r>
-        <w:t xml:space="preserve"> </w:t>
-      </w:r>
-      <w:hyperlink r:id="rId63">
-        <w:r>
-          <w:rPr>
-            <w:rStyle w:val="Hyperlink"/>
-          </w:rPr>
-          <w:t xml:space="preserve">https://doi.org/10.1002/ijc.33683</w:t>
+        <w:t xml:space="preserve">Arron ST, Graham Ruby J, Dybbro E, Ganem D, DeRisi JL.</w:t>
+      </w:r>
+      <w:r>
+        <w:t xml:space="preserve"> </w:t>
+      </w:r>
+      <w:hyperlink r:id="rId64">
+        <w:r>
+          <w:rPr>
+            <w:rStyle w:val="Hyperlink"/>
+          </w:rPr>
+          <w:t xml:space="preserve">Transcriptome sequencing demonstrates that human papillomavirus is not active in cutaneous squamous cell carcinoma</w:t>
         </w:r>
       </w:hyperlink>
       <w:r>
-        <w:t xml:space="preserve">.</w:t>
+        <w:t xml:space="preserve">. Journal of Investigative Dermatology. 2011;131(8):1745–53</w:t>
       </w:r>
     </w:p>
-    <w:bookmarkEnd w:id="64"/>
-    <w:bookmarkStart w:id="66" w:name="ref-asplund2019"/>
+    <w:bookmarkEnd w:id="65"/>
+    <w:bookmarkStart w:id="67" w:name="ref-arroyomuhr2021"/>
     <w:p>
       <w:pPr>
         <w:pStyle w:val="Bibliography"/>
       </w:pPr>
       <w:r>
-        <w:t xml:space="preserve">Asplund, Maria, Kristín R. Kjartansdóttir, Sarah Mollerup, Lasse Vinner, Helena Fridholm, Jose A. R. Herrera, Jens Friis-Nielsen, et al. 2019.</w:t>
-      </w:r>
-      <w:r>
-        <w:t xml:space="preserve"> </w:t>
-      </w:r>
-      <w:r>
-        <w:t xml:space="preserve">“Contaminating Viral Sequences in High-Throughput Sequencing Viromics: A Linkage Study of 700 Sequencing Libraries.”</w:t>
-      </w:r>
-      <w:r>
-        <w:t xml:space="preserve"> </w:t>
-      </w:r>
-      <w:r>
-        <w:rPr>
-          <w:i/>
-          <w:iCs/>
-        </w:rPr>
-        <w:t xml:space="preserve">Clinical Microbiology and Infection</w:t>
-      </w:r>
-      <w:r>
-        <w:t xml:space="preserve"> </w:t>
-      </w:r>
-      <w:r>
-        <w:t xml:space="preserve">25 (10): 1277–85.</w:t>
-      </w:r>
-      <w:r>
-        <w:t xml:space="preserve"> </w:t>
-      </w:r>
-      <w:hyperlink r:id="rId65">
-        <w:r>
-          <w:rPr>
-            <w:rStyle w:val="Hyperlink"/>
-          </w:rPr>
-          <w:t xml:space="preserve">https://doi.org/10.1016/j.cmi.2019.04.028</w:t>
+        <w:t xml:space="preserve">Arroyo Mühr LS, Hultin E, Dillner J.</w:t>
+      </w:r>
+      <w:r>
+        <w:t xml:space="preserve"> </w:t>
+      </w:r>
+      <w:hyperlink r:id="rId66">
+        <w:r>
+          <w:rPr>
+            <w:rStyle w:val="Hyperlink"/>
+          </w:rPr>
+          <w:t xml:space="preserve">Transcription of human papillomaviruses in nonmelanoma skin cancers of the immunosuppressed</w:t>
         </w:r>
       </w:hyperlink>
       <w:r>
-        <w:t xml:space="preserve">.</w:t>
+        <w:t xml:space="preserve">. International Journal of Cancer. 2021;149(6):1341–7</w:t>
       </w:r>
     </w:p>
-    <w:bookmarkEnd w:id="66"/>
-    <w:bookmarkStart w:id="68" w:name="ref-bhargava2025"/>
+    <w:bookmarkEnd w:id="67"/>
+    <w:bookmarkStart w:id="69" w:name="ref-asplund2019"/>
     <w:p>
       <w:pPr>
         <w:pStyle w:val="Bibliography"/>
       </w:pPr>
       <w:r>
-        <w:t xml:space="preserve">Bhargava, Devika, Alexandra Labadie, Rachel L. Hanson-Rios-Stutz, Austin Goodyke, Emily M. Moses, Amrita S. Das, Sarah Vanderweele, et al. 2025.</w:t>
-      </w:r>
-      <w:r>
-        <w:t xml:space="preserve"> </w:t>
-      </w:r>
-      <w:r>
-        <w:t xml:space="preserve">“From Castaways to Discoveries: Unveiling Treasures in Skin</w:t>
-      </w:r>
-      <w:r>
-        <w:t xml:space="preserve"> </w:t>
-      </w:r>
-      <w:r>
-        <w:t xml:space="preserve">RNAseq</w:t>
-      </w:r>
-      <w:r>
-        <w:t xml:space="preserve"> </w:t>
-      </w:r>
-      <w:r>
-        <w:t xml:space="preserve">Using a Novel Multidimensional Data Processing Workflow Including Infection-Host Dynamics.”</w:t>
-      </w:r>
-      <w:r>
-        <w:t xml:space="preserve"> </w:t>
-      </w:r>
-      <w:r>
-        <w:rPr>
-          <w:i/>
-          <w:iCs/>
-        </w:rPr>
-        <w:t xml:space="preserve">Physiological Genomics</w:t>
-      </w:r>
-      <w:r>
-        <w:t xml:space="preserve"> </w:t>
-      </w:r>
-      <w:r>
-        <w:t xml:space="preserve">57 (5): 343–56.</w:t>
-      </w:r>
-      <w:r>
-        <w:t xml:space="preserve"> </w:t>
-      </w:r>
-      <w:hyperlink r:id="rId67">
-        <w:r>
-          <w:rPr>
-            <w:rStyle w:val="Hyperlink"/>
-          </w:rPr>
-          <w:t xml:space="preserve">https://doi.org/10.1152/physiolgenomics.00093.2024</w:t>
+        <w:t xml:space="preserve">Asplund M, Kjartansdóttir KR, Mollerup S, Vinner L, Fridholm H, Herrera JAR, et al.</w:t>
+      </w:r>
+      <w:r>
+        <w:t xml:space="preserve"> </w:t>
+      </w:r>
+      <w:hyperlink r:id="rId68">
+        <w:r>
+          <w:rPr>
+            <w:rStyle w:val="Hyperlink"/>
+          </w:rPr>
+          <w:t xml:space="preserve">Contaminating viral sequences in high-throughput sequencing viromics: A linkage study of 700 sequencing libraries</w:t>
         </w:r>
       </w:hyperlink>
       <w:r>
-        <w:t xml:space="preserve">.</w:t>
+        <w:t xml:space="preserve">. Clinical Microbiology and Infection. 2019;25(10):1277–85</w:t>
       </w:r>
     </w:p>
-    <w:bookmarkEnd w:id="68"/>
-    <w:bookmarkStart w:id="70" w:name="ref-bzhalava2014"/>
+    <w:bookmarkEnd w:id="69"/>
+    <w:bookmarkStart w:id="71" w:name="ref-bhargava2025"/>
     <w:p>
       <w:pPr>
         <w:pStyle w:val="Bibliography"/>
       </w:pPr>
       <w:r>
-        <w:t xml:space="preserve">Bzhalava, Davit, Laila Sara Arroyo Mühr, Camilla Lagheden, Johanna Ekström, Ola Forslund, Joakim Dillner, and Emilie Hultin. 2014.</w:t>
-      </w:r>
-      <w:r>
-        <w:t xml:space="preserve"> </w:t>
-      </w:r>
-      <w:r>
-        <w:t xml:space="preserve">“Deep Sequencing Extends the Diversity of Human Papillomaviruses in Human Skin.”</w:t>
-      </w:r>
-      <w:r>
-        <w:t xml:space="preserve"> </w:t>
-      </w:r>
-      <w:r>
-        <w:rPr>
-          <w:i/>
-          <w:iCs/>
-        </w:rPr>
-        <w:t xml:space="preserve">Scientific Reports</w:t>
-      </w:r>
-      <w:r>
-        <w:t xml:space="preserve"> </w:t>
-      </w:r>
-      <w:r>
-        <w:t xml:space="preserve">4: 5807.</w:t>
-      </w:r>
-      <w:r>
-        <w:t xml:space="preserve"> </w:t>
-      </w:r>
-      <w:hyperlink r:id="rId69">
-        <w:r>
-          <w:rPr>
-            <w:rStyle w:val="Hyperlink"/>
-          </w:rPr>
-          <w:t xml:space="preserve">https://doi.org/10.1038/srep05807</w:t>
+        <w:t xml:space="preserve">Bhargava D, Labadie A, Hanson-Rios-Stutz RL, Goodyke A, Moses EM, Das AS, et al.</w:t>
+      </w:r>
+      <w:r>
+        <w:t xml:space="preserve"> </w:t>
+      </w:r>
+      <w:hyperlink r:id="rId70">
+        <w:r>
+          <w:rPr>
+            <w:rStyle w:val="Hyperlink"/>
+          </w:rPr>
+          <w:t xml:space="preserve">From castaways to discoveries: Unveiling treasures in skin</w:t>
+        </w:r>
+        <w:r>
+          <w:rPr>
+            <w:rStyle w:val="Hyperlink"/>
+          </w:rPr>
+          <w:t xml:space="preserve"> </w:t>
+        </w:r>
+        <w:r>
+          <w:rPr>
+            <w:rStyle w:val="Hyperlink"/>
+          </w:rPr>
+          <w:t xml:space="preserve">RNAseq</w:t>
+        </w:r>
+        <w:r>
+          <w:rPr>
+            <w:rStyle w:val="Hyperlink"/>
+          </w:rPr>
+          <w:t xml:space="preserve"> </w:t>
+        </w:r>
+        <w:r>
+          <w:rPr>
+            <w:rStyle w:val="Hyperlink"/>
+          </w:rPr>
+          <w:t xml:space="preserve">using a novel multidimensional data processing workflow including infection-host dynamics</w:t>
         </w:r>
       </w:hyperlink>
       <w:r>
-        <w:t xml:space="preserve">.</w:t>
+        <w:t xml:space="preserve">. Physiological Genomics. 2025;57(5):343–56</w:t>
       </w:r>
     </w:p>
-    <w:bookmarkEnd w:id="70"/>
-    <w:bookmarkStart w:id="72" w:name="ref-cantalupo2015"/>
+    <w:bookmarkEnd w:id="71"/>
+    <w:bookmarkStart w:id="73" w:name="ref-bzhalava2014"/>
     <w:p>
       <w:pPr>
         <w:pStyle w:val="Bibliography"/>
       </w:pPr>
       <w:r>
-        <w:t xml:space="preserve">Cantalupo, Paul G., Joshua P. Katz, and James M. Pipas. 2015.</w:t>
-      </w:r>
-      <w:r>
-        <w:t xml:space="preserve"> </w:t>
-      </w:r>
-      <w:r>
-        <w:t xml:space="preserve">“</w:t>
-      </w:r>
-      <w:r>
-        <w:t xml:space="preserve">HeLa</w:t>
-      </w:r>
-      <w:r>
-        <w:t xml:space="preserve"> </w:t>
-      </w:r>
-      <w:r>
-        <w:t xml:space="preserve">Nucleic Acid Contamination in</w:t>
-      </w:r>
-      <w:r>
-        <w:t xml:space="preserve"> </w:t>
-      </w:r>
-      <w:r>
-        <w:t xml:space="preserve">The Cancer Genome Atlas</w:t>
-      </w:r>
-      <w:r>
-        <w:t xml:space="preserve"> </w:t>
-      </w:r>
-      <w:r>
-        <w:t xml:space="preserve">Leads to the Misidentification of Human Papillomavirus 18.”</w:t>
-      </w:r>
-      <w:r>
-        <w:t xml:space="preserve"> </w:t>
-      </w:r>
-      <w:r>
-        <w:rPr>
-          <w:i/>
-          <w:iCs/>
-        </w:rPr>
-        <w:t xml:space="preserve">Journal of Virology</w:t>
-      </w:r>
-      <w:r>
-        <w:t xml:space="preserve"> </w:t>
-      </w:r>
-      <w:r>
-        <w:t xml:space="preserve">89 (8): 4051–57.</w:t>
-      </w:r>
-      <w:r>
-        <w:t xml:space="preserve"> </w:t>
-      </w:r>
-      <w:hyperlink r:id="rId71">
-        <w:r>
-          <w:rPr>
-            <w:rStyle w:val="Hyperlink"/>
-          </w:rPr>
-          <w:t xml:space="preserve">https://doi.org/10.1128/JVI.03365-14</w:t>
+        <w:t xml:space="preserve">Bzhalava D, Arroyo Mühr LS, Lagheden C, Ekström J, Forslund O, Dillner J, et al.</w:t>
+      </w:r>
+      <w:r>
+        <w:t xml:space="preserve"> </w:t>
+      </w:r>
+      <w:hyperlink r:id="rId72">
+        <w:r>
+          <w:rPr>
+            <w:rStyle w:val="Hyperlink"/>
+          </w:rPr>
+          <w:t xml:space="preserve">Deep sequencing extends the diversity of human papillomaviruses in human skin</w:t>
         </w:r>
       </w:hyperlink>
       <w:r>
-        <w:t xml:space="preserve">.</w:t>
+        <w:t xml:space="preserve">. Scientific Reports. 2014;4:5807</w:t>
       </w:r>
     </w:p>
-    <w:bookmarkEnd w:id="72"/>
-    <w:bookmarkStart w:id="74" w:name="ref-cantalupo2019"/>
+    <w:bookmarkEnd w:id="73"/>
+    <w:bookmarkStart w:id="75" w:name="ref-cantalupo2015"/>
     <w:p>
       <w:pPr>
         <w:pStyle w:val="Bibliography"/>
       </w:pPr>
       <w:r>
-        <w:t xml:space="preserve">Cantalupo, Paul G., and James M. Pipas. 2019.</w:t>
-      </w:r>
-      <w:r>
-        <w:t xml:space="preserve"> </w:t>
-      </w:r>
-      <w:r>
-        <w:t xml:space="preserve">“Detecting Viral Sequences in</w:t>
-      </w:r>
-      <w:r>
-        <w:t xml:space="preserve"> </w:t>
-      </w:r>
-      <w:r>
-        <w:t xml:space="preserve">NGS</w:t>
-      </w:r>
-      <w:r>
-        <w:t xml:space="preserve"> </w:t>
-      </w:r>
-      <w:r>
-        <w:t xml:space="preserve">Data.”</w:t>
-      </w:r>
-      <w:r>
-        <w:t xml:space="preserve"> </w:t>
-      </w:r>
-      <w:r>
-        <w:rPr>
-          <w:i/>
-          <w:iCs/>
-        </w:rPr>
-        <w:t xml:space="preserve">Current Opinion in Virology</w:t>
-      </w:r>
-      <w:r>
-        <w:t xml:space="preserve"> </w:t>
-      </w:r>
-      <w:r>
-        <w:t xml:space="preserve">39: 41–48.</w:t>
-      </w:r>
-      <w:r>
-        <w:t xml:space="preserve"> </w:t>
-      </w:r>
-      <w:hyperlink r:id="rId73">
-        <w:r>
-          <w:rPr>
-            <w:rStyle w:val="Hyperlink"/>
-          </w:rPr>
-          <w:t xml:space="preserve">https://doi.org/10.1016/j.coviro.2019.07.010</w:t>
+        <w:t xml:space="preserve">Cantalupo PG, Katz JP, Pipas JM.</w:t>
+      </w:r>
+      <w:r>
+        <w:t xml:space="preserve"> </w:t>
+      </w:r>
+      <w:hyperlink r:id="rId74">
+        <w:r>
+          <w:rPr>
+            <w:rStyle w:val="Hyperlink"/>
+          </w:rPr>
+          <w:t xml:space="preserve">HeLa</w:t>
+        </w:r>
+        <w:r>
+          <w:rPr>
+            <w:rStyle w:val="Hyperlink"/>
+          </w:rPr>
+          <w:t xml:space="preserve"> </w:t>
+        </w:r>
+        <w:r>
+          <w:rPr>
+            <w:rStyle w:val="Hyperlink"/>
+          </w:rPr>
+          <w:t xml:space="preserve">nucleic acid contamination in</w:t>
+        </w:r>
+        <w:r>
+          <w:rPr>
+            <w:rStyle w:val="Hyperlink"/>
+          </w:rPr>
+          <w:t xml:space="preserve"> </w:t>
+        </w:r>
+        <w:r>
+          <w:rPr>
+            <w:rStyle w:val="Hyperlink"/>
+          </w:rPr>
+          <w:t xml:space="preserve">The Cancer Genome Atlas</w:t>
+        </w:r>
+        <w:r>
+          <w:rPr>
+            <w:rStyle w:val="Hyperlink"/>
+          </w:rPr>
+          <w:t xml:space="preserve"> </w:t>
+        </w:r>
+        <w:r>
+          <w:rPr>
+            <w:rStyle w:val="Hyperlink"/>
+          </w:rPr>
+          <w:t xml:space="preserve">leads to the misidentification of human papillomavirus 18</w:t>
         </w:r>
       </w:hyperlink>
       <w:r>
-        <w:t xml:space="preserve">.</w:t>
+        <w:t xml:space="preserve">. Journal of Virology. 2015;89(8):4051–7</w:t>
       </w:r>
     </w:p>
-    <w:bookmarkEnd w:id="74"/>
-    <w:bookmarkStart w:id="76" w:name="ref-chen2018"/>
+    <w:bookmarkEnd w:id="75"/>
+    <w:bookmarkStart w:id="77" w:name="ref-cantalupo2019"/>
     <w:p>
       <w:pPr>
         <w:pStyle w:val="Bibliography"/>
       </w:pPr>
       <w:r>
-        <w:t xml:space="preserve">Chen, Shifu, Yanqing Zhou, Yaru Chen, and Jia Gu. 2018.</w:t>
-      </w:r>
-      <w:r>
-        <w:t xml:space="preserve"> </w:t>
-      </w:r>
-      <w:r>
-        <w:t xml:space="preserve">“Fastp: An Ultra-Fast All-in-One</w:t>
-      </w:r>
-      <w:r>
-        <w:t xml:space="preserve"> </w:t>
-      </w:r>
-      <w:r>
-        <w:t xml:space="preserve">FASTQ</w:t>
-      </w:r>
-      <w:r>
-        <w:t xml:space="preserve"> </w:t>
-      </w:r>
-      <w:r>
-        <w:t xml:space="preserve">Preprocessor.”</w:t>
-      </w:r>
-      <w:r>
-        <w:t xml:space="preserve"> </w:t>
-      </w:r>
-      <w:r>
-        <w:rPr>
-          <w:i/>
-          <w:iCs/>
-        </w:rPr>
-        <w:t xml:space="preserve">Bioinformatics</w:t>
-      </w:r>
-      <w:r>
-        <w:t xml:space="preserve"> </w:t>
-      </w:r>
-      <w:r>
-        <w:t xml:space="preserve">34 (17): i884–90.</w:t>
-      </w:r>
-      <w:r>
-        <w:t xml:space="preserve"> </w:t>
-      </w:r>
-      <w:hyperlink r:id="rId75">
-        <w:r>
-          <w:rPr>
-            <w:rStyle w:val="Hyperlink"/>
-          </w:rPr>
-          <w:t xml:space="preserve">https://doi.org/10.1093/bioinformatics/bty560</w:t>
+        <w:t xml:space="preserve">Cantalupo PG, Pipas JM.</w:t>
+      </w:r>
+      <w:r>
+        <w:t xml:space="preserve"> </w:t>
+      </w:r>
+      <w:hyperlink r:id="rId76">
+        <w:r>
+          <w:rPr>
+            <w:rStyle w:val="Hyperlink"/>
+          </w:rPr>
+          <w:t xml:space="preserve">Detecting viral sequences in</w:t>
+        </w:r>
+        <w:r>
+          <w:rPr>
+            <w:rStyle w:val="Hyperlink"/>
+          </w:rPr>
+          <w:t xml:space="preserve"> </w:t>
+        </w:r>
+        <w:r>
+          <w:rPr>
+            <w:rStyle w:val="Hyperlink"/>
+          </w:rPr>
+          <w:t xml:space="preserve">NGS</w:t>
+        </w:r>
+        <w:r>
+          <w:rPr>
+            <w:rStyle w:val="Hyperlink"/>
+          </w:rPr>
+          <w:t xml:space="preserve"> </w:t>
+        </w:r>
+        <w:r>
+          <w:rPr>
+            <w:rStyle w:val="Hyperlink"/>
+          </w:rPr>
+          <w:t xml:space="preserve">data</w:t>
         </w:r>
       </w:hyperlink>
       <w:r>
-        <w:t xml:space="preserve">.</w:t>
+        <w:t xml:space="preserve">. Current Opinion in Virology. 2019;39:41–8</w:t>
       </w:r>
     </w:p>
-    <w:bookmarkEnd w:id="76"/>
-    <w:bookmarkStart w:id="78" w:name="ref-chikhi2024"/>
+    <w:bookmarkEnd w:id="77"/>
+    <w:bookmarkStart w:id="79" w:name="ref-chen2018"/>
     <w:p>
       <w:pPr>
         <w:pStyle w:val="Bibliography"/>
       </w:pPr>
       <w:r>
-        <w:t xml:space="preserve">Chikhi, Rayan, Brice Raffestin, Anton Korobeynikov, Robert Edgar, and Artem Babaian. 2024.</w:t>
-      </w:r>
-      <w:r>
-        <w:t xml:space="preserve"> </w:t>
-      </w:r>
-      <w:r>
-        <w:t xml:space="preserve">“Logan: Planetary-Scale Genome Assembly Surveys Life’s Diversity.”</w:t>
-      </w:r>
-      <w:r>
-        <w:t xml:space="preserve"> </w:t>
-      </w:r>
-      <w:r>
-        <w:rPr>
-          <w:i/>
-          <w:iCs/>
-        </w:rPr>
-        <w:t xml:space="preserve">bioRxiv</w:t>
-      </w:r>
-      <w:r>
-        <w:t xml:space="preserve">.</w:t>
-      </w:r>
-      <w:r>
-        <w:t xml:space="preserve"> </w:t>
-      </w:r>
-      <w:hyperlink r:id="rId77">
-        <w:r>
-          <w:rPr>
-            <w:rStyle w:val="Hyperlink"/>
-          </w:rPr>
-          <w:t xml:space="preserve">https://doi.org/10.1101/2024.07.30.605881</w:t>
+        <w:t xml:space="preserve">Chen S, Zhou Y, Chen Y, Gu J.</w:t>
+      </w:r>
+      <w:r>
+        <w:t xml:space="preserve"> </w:t>
+      </w:r>
+      <w:hyperlink r:id="rId78">
+        <w:r>
+          <w:rPr>
+            <w:rStyle w:val="Hyperlink"/>
+          </w:rPr>
+          <w:t xml:space="preserve">Fastp: An ultra-fast all-in-one</w:t>
+        </w:r>
+        <w:r>
+          <w:rPr>
+            <w:rStyle w:val="Hyperlink"/>
+          </w:rPr>
+          <w:t xml:space="preserve"> </w:t>
+        </w:r>
+        <w:r>
+          <w:rPr>
+            <w:rStyle w:val="Hyperlink"/>
+          </w:rPr>
+          <w:t xml:space="preserve">FASTQ</w:t>
+        </w:r>
+        <w:r>
+          <w:rPr>
+            <w:rStyle w:val="Hyperlink"/>
+          </w:rPr>
+          <w:t xml:space="preserve"> </w:t>
+        </w:r>
+        <w:r>
+          <w:rPr>
+            <w:rStyle w:val="Hyperlink"/>
+          </w:rPr>
+          <w:t xml:space="preserve">preprocessor</w:t>
         </w:r>
       </w:hyperlink>
       <w:r>
-        <w:t xml:space="preserve">.</w:t>
+        <w:t xml:space="preserve">. Bioinformatics. 2018;34(17):i884–90</w:t>
       </w:r>
     </w:p>
-    <w:bookmarkEnd w:id="78"/>
-    <w:bookmarkStart w:id="80" w:name="ref-danecek2021"/>
+    <w:bookmarkEnd w:id="79"/>
+    <w:bookmarkStart w:id="81" w:name="ref-chikhi2024"/>
     <w:p>
       <w:pPr>
         <w:pStyle w:val="Bibliography"/>
       </w:pPr>
       <w:r>
-        <w:t xml:space="preserve">Danecek, Petr, James K. Bonfield, Jennifer Liddle, John Marshall, Valeriu Ohan, Martin O. Pollard, Andrew Whitwham, et al. 2021.</w:t>
-      </w:r>
-      <w:r>
-        <w:t xml:space="preserve"> </w:t>
-      </w:r>
-      <w:r>
-        <w:t xml:space="preserve">“Twelve Years of</w:t>
-      </w:r>
-      <w:r>
-        <w:t xml:space="preserve"> </w:t>
-      </w:r>
-      <w:r>
-        <w:t xml:space="preserve">SAMtools</w:t>
-      </w:r>
-      <w:r>
-        <w:t xml:space="preserve"> </w:t>
-      </w:r>
-      <w:r>
-        <w:t xml:space="preserve">and</w:t>
-      </w:r>
-      <w:r>
-        <w:t xml:space="preserve"> </w:t>
-      </w:r>
-      <w:r>
-        <w:t xml:space="preserve">BCFtools</w:t>
-      </w:r>
-      <w:r>
-        <w:t xml:space="preserve">.”</w:t>
-      </w:r>
-      <w:r>
-        <w:t xml:space="preserve"> </w:t>
-      </w:r>
-      <w:r>
-        <w:rPr>
-          <w:i/>
-          <w:iCs/>
-        </w:rPr>
-        <w:t xml:space="preserve">GigaScience</w:t>
-      </w:r>
-      <w:r>
-        <w:t xml:space="preserve"> </w:t>
-      </w:r>
-      <w:r>
-        <w:t xml:space="preserve">10 (2): giab008.</w:t>
-      </w:r>
-      <w:r>
-        <w:t xml:space="preserve"> </w:t>
-      </w:r>
-      <w:hyperlink r:id="rId79">
-        <w:r>
-          <w:rPr>
-            <w:rStyle w:val="Hyperlink"/>
-          </w:rPr>
-          <w:t xml:space="preserve">https://doi.org/10.1093/gigascience/giab008</w:t>
+        <w:t xml:space="preserve">Chikhi R, Raffestin B, Korobeynikov A, Edgar R, Babaian A.</w:t>
+      </w:r>
+      <w:r>
+        <w:t xml:space="preserve"> </w:t>
+      </w:r>
+      <w:hyperlink r:id="rId80">
+        <w:r>
+          <w:rPr>
+            <w:rStyle w:val="Hyperlink"/>
+          </w:rPr>
+          <w:t xml:space="preserve">Logan: Planetary-scale genome assembly surveys life’s diversity</w:t>
         </w:r>
       </w:hyperlink>
       <w:r>
-        <w:t xml:space="preserve">.</w:t>
+        <w:t xml:space="preserve">. bioRxiv. 2024;</w:t>
       </w:r>
     </w:p>
-    <w:bookmarkEnd w:id="80"/>
-    <w:bookmarkStart w:id="82" w:name="ref-devitt2019"/>
+    <w:bookmarkEnd w:id="81"/>
+    <w:bookmarkStart w:id="83" w:name="ref-danecek2021"/>
     <w:p>
       <w:pPr>
         <w:pStyle w:val="Bibliography"/>
       </w:pPr>
       <w:r>
-        <w:t xml:space="preserve">Devitt, Katharina, Sarah J. Hanson, Zewen K. Tuong, Erin McMeniman, H. Peter Soyer, Ian H. Frazer, and Samuel W. Lukowski. 2019.</w:t>
-      </w:r>
-      <w:r>
-        <w:t xml:space="preserve"> </w:t>
-      </w:r>
-      <w:r>
-        <w:t xml:space="preserve">“Single-Cell</w:t>
-      </w:r>
-      <w:r>
-        <w:t xml:space="preserve"> </w:t>
-      </w:r>
-      <w:r>
-        <w:t xml:space="preserve">RNA</w:t>
-      </w:r>
-      <w:r>
-        <w:t xml:space="preserve"> </w:t>
-      </w:r>
-      <w:r>
-        <w:t xml:space="preserve">Sequencing Reveals Cell Type-Specific</w:t>
-      </w:r>
-      <w:r>
-        <w:t xml:space="preserve"> </w:t>
-      </w:r>
-      <w:r>
-        <w:t xml:space="preserve">HPV</w:t>
-      </w:r>
-      <w:r>
-        <w:t xml:space="preserve"> </w:t>
-      </w:r>
-      <w:r>
-        <w:t xml:space="preserve">Expression in Hyperplastic Skin Lesions.”</w:t>
-      </w:r>
-      <w:r>
-        <w:t xml:space="preserve"> </w:t>
-      </w:r>
-      <w:r>
-        <w:rPr>
-          <w:i/>
-          <w:iCs/>
-        </w:rPr>
-        <w:t xml:space="preserve">Virology</w:t>
-      </w:r>
-      <w:r>
-        <w:t xml:space="preserve"> </w:t>
-      </w:r>
-      <w:r>
-        <w:t xml:space="preserve">537: 14–19.</w:t>
-      </w:r>
-      <w:r>
-        <w:t xml:space="preserve"> </w:t>
-      </w:r>
-      <w:hyperlink r:id="rId81">
-        <w:r>
-          <w:rPr>
-            <w:rStyle w:val="Hyperlink"/>
-          </w:rPr>
-          <w:t xml:space="preserve">https://doi.org/10.1016/j.virol.2019.08.007</w:t>
+        <w:t xml:space="preserve">Danecek P, Bonfield JK, Liddle J, Marshall J, Ohan V, Pollard MO, et al.</w:t>
+      </w:r>
+      <w:r>
+        <w:t xml:space="preserve"> </w:t>
+      </w:r>
+      <w:hyperlink r:id="rId82">
+        <w:r>
+          <w:rPr>
+            <w:rStyle w:val="Hyperlink"/>
+          </w:rPr>
+          <w:t xml:space="preserve">Twelve years of</w:t>
+        </w:r>
+        <w:r>
+          <w:rPr>
+            <w:rStyle w:val="Hyperlink"/>
+          </w:rPr>
+          <w:t xml:space="preserve"> </w:t>
+        </w:r>
+        <w:r>
+          <w:rPr>
+            <w:rStyle w:val="Hyperlink"/>
+          </w:rPr>
+          <w:t xml:space="preserve">SAMtools</w:t>
+        </w:r>
+        <w:r>
+          <w:rPr>
+            <w:rStyle w:val="Hyperlink"/>
+          </w:rPr>
+          <w:t xml:space="preserve"> </w:t>
+        </w:r>
+        <w:r>
+          <w:rPr>
+            <w:rStyle w:val="Hyperlink"/>
+          </w:rPr>
+          <w:t xml:space="preserve">and</w:t>
+        </w:r>
+        <w:r>
+          <w:rPr>
+            <w:rStyle w:val="Hyperlink"/>
+          </w:rPr>
+          <w:t xml:space="preserve"> </w:t>
+        </w:r>
+        <w:r>
+          <w:rPr>
+            <w:rStyle w:val="Hyperlink"/>
+          </w:rPr>
+          <w:t xml:space="preserve">BCFtools</w:t>
         </w:r>
       </w:hyperlink>
       <w:r>
-        <w:t xml:space="preserve">.</w:t>
+        <w:t xml:space="preserve">. GigaScience. 2021;10(2):giab008</w:t>
       </w:r>
     </w:p>
-    <w:bookmarkEnd w:id="82"/>
-    <w:bookmarkStart w:id="84" w:name="ref-ditommaso2017"/>
+    <w:bookmarkEnd w:id="83"/>
+    <w:bookmarkStart w:id="85" w:name="ref-devitt2019"/>
     <w:p>
       <w:pPr>
         <w:pStyle w:val="Bibliography"/>
       </w:pPr>
       <w:r>
-        <w:t xml:space="preserve">Di Tommaso, Paolo, Maria Chatzou, Evan W. Floden, Pablo Prieto Barja, Emilio Palumbo, and Cedric Notredame. 2017.</w:t>
-      </w:r>
-      <w:r>
-        <w:t xml:space="preserve"> </w:t>
-      </w:r>
-      <w:r>
-        <w:t xml:space="preserve">“Nextflow Enables Reproducible Computational Workflows.”</w:t>
-      </w:r>
-      <w:r>
-        <w:t xml:space="preserve"> </w:t>
-      </w:r>
-      <w:r>
-        <w:rPr>
-          <w:i/>
-          <w:iCs/>
-        </w:rPr>
-        <w:t xml:space="preserve">Nature Biotechnology</w:t>
-      </w:r>
-      <w:r>
-        <w:t xml:space="preserve"> </w:t>
-      </w:r>
-      <w:r>
-        <w:t xml:space="preserve">35 (4): 316–19.</w:t>
-      </w:r>
-      <w:r>
-        <w:t xml:space="preserve"> </w:t>
-      </w:r>
-      <w:hyperlink r:id="rId83">
-        <w:r>
-          <w:rPr>
-            <w:rStyle w:val="Hyperlink"/>
-          </w:rPr>
-          <w:t xml:space="preserve">https://doi.org/10.1038/nbt.3820</w:t>
+        <w:t xml:space="preserve">Devitt K, Hanson SJ, Tuong ZK, McMeniman E, Soyer HP, Frazer IH, et al.</w:t>
+      </w:r>
+      <w:r>
+        <w:t xml:space="preserve"> </w:t>
+      </w:r>
+      <w:hyperlink r:id="rId84">
+        <w:r>
+          <w:rPr>
+            <w:rStyle w:val="Hyperlink"/>
+          </w:rPr>
+          <w:t xml:space="preserve">Single-cell</w:t>
+        </w:r>
+        <w:r>
+          <w:rPr>
+            <w:rStyle w:val="Hyperlink"/>
+          </w:rPr>
+          <w:t xml:space="preserve"> </w:t>
+        </w:r>
+        <w:r>
+          <w:rPr>
+            <w:rStyle w:val="Hyperlink"/>
+          </w:rPr>
+          <w:t xml:space="preserve">RNA</w:t>
+        </w:r>
+        <w:r>
+          <w:rPr>
+            <w:rStyle w:val="Hyperlink"/>
+          </w:rPr>
+          <w:t xml:space="preserve"> </w:t>
+        </w:r>
+        <w:r>
+          <w:rPr>
+            <w:rStyle w:val="Hyperlink"/>
+          </w:rPr>
+          <w:t xml:space="preserve">sequencing reveals cell type-specific</w:t>
+        </w:r>
+        <w:r>
+          <w:rPr>
+            <w:rStyle w:val="Hyperlink"/>
+          </w:rPr>
+          <w:t xml:space="preserve"> </w:t>
+        </w:r>
+        <w:r>
+          <w:rPr>
+            <w:rStyle w:val="Hyperlink"/>
+          </w:rPr>
+          <w:t xml:space="preserve">HPV</w:t>
+        </w:r>
+        <w:r>
+          <w:rPr>
+            <w:rStyle w:val="Hyperlink"/>
+          </w:rPr>
+          <w:t xml:space="preserve"> </w:t>
+        </w:r>
+        <w:r>
+          <w:rPr>
+            <w:rStyle w:val="Hyperlink"/>
+          </w:rPr>
+          <w:t xml:space="preserve">expression in hyperplastic skin lesions</w:t>
         </w:r>
       </w:hyperlink>
       <w:r>
-        <w:t xml:space="preserve">.</w:t>
+        <w:t xml:space="preserve">. Virology. 2019;537:14–9</w:t>
       </w:r>
     </w:p>
-    <w:bookmarkEnd w:id="84"/>
-    <w:bookmarkStart w:id="86" w:name="ref-dobin2013"/>
+    <w:bookmarkEnd w:id="85"/>
+    <w:bookmarkStart w:id="87" w:name="ref-ditommaso2017"/>
     <w:p>
       <w:pPr>
         <w:pStyle w:val="Bibliography"/>
       </w:pPr>
       <w:r>
-        <w:t xml:space="preserve">Dobin, Alexander, Carrie A. Davis, Felix Schlesinger, Jorg Drenkow, Chris Zaleski, Sonali Jha, Philippe Batut, Mark Chaisson, and Thomas R. Gingeras. 2013.</w:t>
-      </w:r>
-      <w:r>
-        <w:t xml:space="preserve"> </w:t>
-      </w:r>
-      <w:r>
-        <w:t xml:space="preserve">“</w:t>
-      </w:r>
-      <w:r>
-        <w:t xml:space="preserve">STAR</w:t>
-      </w:r>
-      <w:r>
-        <w:t xml:space="preserve">: Ultrafast Universal</w:t>
-      </w:r>
-      <w:r>
-        <w:t xml:space="preserve"> </w:t>
-      </w:r>
-      <w:r>
-        <w:t xml:space="preserve">RNA-seq</w:t>
-      </w:r>
-      <w:r>
-        <w:t xml:space="preserve"> </w:t>
-      </w:r>
-      <w:r>
-        <w:t xml:space="preserve">Aligner.”</w:t>
-      </w:r>
-      <w:r>
-        <w:t xml:space="preserve"> </w:t>
-      </w:r>
-      <w:r>
-        <w:rPr>
-          <w:i/>
-          <w:iCs/>
-        </w:rPr>
-        <w:t xml:space="preserve">Bioinformatics</w:t>
-      </w:r>
-      <w:r>
-        <w:t xml:space="preserve"> </w:t>
-      </w:r>
-      <w:r>
-        <w:t xml:space="preserve">29 (1): 15–21.</w:t>
-      </w:r>
-      <w:r>
-        <w:t xml:space="preserve"> </w:t>
-      </w:r>
-      <w:hyperlink r:id="rId85">
-        <w:r>
-          <w:rPr>
-            <w:rStyle w:val="Hyperlink"/>
-          </w:rPr>
-          <w:t xml:space="preserve">https://doi.org/10.1093/bioinformatics/bts635</w:t>
+        <w:t xml:space="preserve">Di Tommaso P, Chatzou M, Floden EW, Prieto Barja P, Palumbo E, Notredame C.</w:t>
+      </w:r>
+      <w:r>
+        <w:t xml:space="preserve"> </w:t>
+      </w:r>
+      <w:hyperlink r:id="rId86">
+        <w:r>
+          <w:rPr>
+            <w:rStyle w:val="Hyperlink"/>
+          </w:rPr>
+          <w:t xml:space="preserve">Nextflow enables reproducible computational workflows</w:t>
         </w:r>
       </w:hyperlink>
       <w:r>
-        <w:t xml:space="preserve">.</w:t>
-      </w:r>
-    </w:p>
-    <w:bookmarkEnd w:id="86"/>
-    <w:bookmarkStart w:id="87" w:name="ref-doorbar2023"/>
-    <w:p>
-      <w:pPr>
-        <w:pStyle w:val="Bibliography"/>
-      </w:pPr>
-      <w:r>
-        <w:t xml:space="preserve">Doorbar, John. 2023.</w:t>
-      </w:r>
-      <w:r>
-        <w:t xml:space="preserve"> </w:t>
-      </w:r>
-      <w:r>
-        <w:t xml:space="preserve">“The Human Papillomavirus Twilight Zone: Latency, Immune Control and Subclinical Infection.”</w:t>
-      </w:r>
-      <w:r>
-        <w:t xml:space="preserve"> </w:t>
-      </w:r>
-      <w:r>
-        <w:rPr>
-          <w:i/>
-          <w:iCs/>
-        </w:rPr>
-        <w:t xml:space="preserve">Tumour Virus Research</w:t>
-      </w:r>
-      <w:r>
-        <w:t xml:space="preserve"> </w:t>
-      </w:r>
-      <w:r>
-        <w:t xml:space="preserve">16: 200268.</w:t>
+        <w:t xml:space="preserve">. Nature Biotechnology. 2017;35(4):316–9</w:t>
       </w:r>
     </w:p>
     <w:bookmarkEnd w:id="87"/>
-    <w:bookmarkStart w:id="88" w:name="ref-dorfer2021"/>
+    <w:bookmarkStart w:id="89" w:name="ref-dobin2013"/>
     <w:p>
       <w:pPr>
         <w:pStyle w:val="Bibliography"/>
       </w:pPr>
       <w:r>
-        <w:t xml:space="preserve">Dorfer, Sonja et al. 2021.</w:t>
-      </w:r>
-      <w:r>
-        <w:t xml:space="preserve"> </w:t>
-      </w:r>
-      <w:r>
-        <w:t xml:space="preserve">“</w:t>
-      </w:r>
-      <w:r>
-        <w:t xml:space="preserve">MmuPV1</w:t>
-      </w:r>
-      <w:r>
-        <w:t xml:space="preserve"> </w:t>
-      </w:r>
-      <w:r>
-        <w:t xml:space="preserve">Is a Key Driver of Skin Cancer Development Upon Immunosuppression.”</w:t>
-      </w:r>
-      <w:r>
-        <w:t xml:space="preserve"> </w:t>
-      </w:r>
-      <w:r>
-        <w:rPr>
-          <w:i/>
-          <w:iCs/>
-        </w:rPr>
-        <w:t xml:space="preserve">American Journal of Transplantation</w:t>
-      </w:r>
-      <w:r>
-        <w:t xml:space="preserve"> </w:t>
-      </w:r>
-      <w:r>
-        <w:t xml:space="preserve">21 (2): 525–39.</w:t>
+        <w:t xml:space="preserve">Dobin A, Davis CA, Schlesinger F, Drenkow J, Zaleski C, Jha S, et al.</w:t>
+      </w:r>
+      <w:r>
+        <w:t xml:space="preserve"> </w:t>
+      </w:r>
+      <w:hyperlink r:id="rId88">
+        <w:r>
+          <w:rPr>
+            <w:rStyle w:val="Hyperlink"/>
+          </w:rPr>
+          <w:t xml:space="preserve">STAR</w:t>
+        </w:r>
+        <w:r>
+          <w:rPr>
+            <w:rStyle w:val="Hyperlink"/>
+          </w:rPr>
+          <w:t xml:space="preserve">: Ultrafast universal</w:t>
+        </w:r>
+        <w:r>
+          <w:rPr>
+            <w:rStyle w:val="Hyperlink"/>
+          </w:rPr>
+          <w:t xml:space="preserve"> </w:t>
+        </w:r>
+        <w:r>
+          <w:rPr>
+            <w:rStyle w:val="Hyperlink"/>
+          </w:rPr>
+          <w:t xml:space="preserve">RNA-seq</w:t>
+        </w:r>
+        <w:r>
+          <w:rPr>
+            <w:rStyle w:val="Hyperlink"/>
+          </w:rPr>
+          <w:t xml:space="preserve"> </w:t>
+        </w:r>
+        <w:r>
+          <w:rPr>
+            <w:rStyle w:val="Hyperlink"/>
+          </w:rPr>
+          <w:t xml:space="preserve">aligner</w:t>
+        </w:r>
+      </w:hyperlink>
+      <w:r>
+        <w:t xml:space="preserve">. Bioinformatics. 2013;29(1):15–21</w:t>
       </w:r>
     </w:p>
-    <w:bookmarkEnd w:id="88"/>
-    <w:bookmarkStart w:id="90" w:name="ref-edgar2022"/>
+    <w:bookmarkEnd w:id="89"/>
+    <w:bookmarkStart w:id="90" w:name="ref-doorbar2023"/>
     <w:p>
       <w:pPr>
         <w:pStyle w:val="Bibliography"/>
       </w:pPr>
       <w:r>
-        <w:t xml:space="preserve">Edgar, Robert C. et al. 2022.</w:t>
-      </w:r>
-      <w:r>
-        <w:t xml:space="preserve"> </w:t>
-      </w:r>
-      <w:r>
-        <w:t xml:space="preserve">“Petabase-Scale Sequence Alignment Catalyses Viral Discovery.”</w:t>
-      </w:r>
-      <w:r>
-        <w:t xml:space="preserve"> </w:t>
-      </w:r>
-      <w:r>
-        <w:rPr>
-          <w:i/>
-          <w:iCs/>
-        </w:rPr>
-        <w:t xml:space="preserve">Nature</w:t>
-      </w:r>
-      <w:r>
-        <w:t xml:space="preserve"> </w:t>
-      </w:r>
-      <w:r>
-        <w:t xml:space="preserve">602: 142–47.</w:t>
-      </w:r>
-      <w:r>
-        <w:t xml:space="preserve"> </w:t>
-      </w:r>
-      <w:hyperlink r:id="rId89">
-        <w:r>
-          <w:rPr>
-            <w:rStyle w:val="Hyperlink"/>
-          </w:rPr>
-          <w:t xml:space="preserve">https://doi.org/10.1038/s41586-021-04332-2</w:t>
-        </w:r>
-      </w:hyperlink>
-      <w:r>
-        <w:t xml:space="preserve">.</w:t>
+        <w:t xml:space="preserve">Doorbar J. The human papillomavirus twilight zone: Latency, immune control and subclinical infection. Tumour Virus Research. 2023;16:200268</w:t>
       </w:r>
     </w:p>
     <w:bookmarkEnd w:id="90"/>
-    <w:bookmarkStart w:id="92" w:name="ref-fujimoto2019"/>
+    <w:bookmarkStart w:id="91" w:name="ref-doorbar2012"/>
     <w:p>
       <w:pPr>
         <w:pStyle w:val="Bibliography"/>
       </w:pPr>
       <w:r>
-        <w:t xml:space="preserve">Fujimoto, Masakazu, Ibu Matsuzaki, Yuki Takahashi, Yuichi Iwahashi, Kenji Warigaya, Fumiyoshi Kojima, Masatoshi Jinnin, and Shin-ichi Murata. 2019.</w:t>
-      </w:r>
-      <w:r>
-        <w:t xml:space="preserve"> </w:t>
-      </w:r>
-      <w:r>
-        <w:t xml:space="preserve">“High-Risk Human Papillomavirus</w:t>
-      </w:r>
-      <w:r>
-        <w:t xml:space="preserve"> </w:t>
-      </w:r>
-      <w:r>
-        <w:t xml:space="preserve">E6/E7</w:t>
-      </w:r>
-      <w:r>
-        <w:t xml:space="preserve"> </w:t>
-      </w:r>
-      <w:r>
-        <w:t xml:space="preserve">mRNA</w:t>
-      </w:r>
-      <w:r>
-        <w:t xml:space="preserve"> </w:t>
-      </w:r>
-      <w:r>
-        <w:t xml:space="preserve">Is Rarely Detected in Nonanogenital Cutaneous Squamous Cell Carcinoma: An</w:t>
-      </w:r>
-      <w:r>
-        <w:t xml:space="preserve"> </w:t>
-      </w:r>
-      <w:r>
-        <w:t xml:space="preserve">RNA</w:t>
-      </w:r>
-      <w:r>
-        <w:t xml:space="preserve"> </w:t>
-      </w:r>
-      <w:r>
-        <w:t xml:space="preserve">in Situ Hybridization-Based Tissue Microarray Study.”</w:t>
-      </w:r>
-      <w:r>
-        <w:t xml:space="preserve"> </w:t>
-      </w:r>
-      <w:r>
-        <w:rPr>
-          <w:i/>
-          <w:iCs/>
-        </w:rPr>
-        <w:t xml:space="preserve">The American Journal of Dermatopathology</w:t>
-      </w:r>
-      <w:r>
-        <w:t xml:space="preserve"> </w:t>
-      </w:r>
-      <w:r>
-        <w:t xml:space="preserve">41 (3): 205–10.</w:t>
-      </w:r>
-      <w:r>
-        <w:t xml:space="preserve"> </w:t>
-      </w:r>
-      <w:hyperlink r:id="rId91">
-        <w:r>
-          <w:rPr>
-            <w:rStyle w:val="Hyperlink"/>
-          </w:rPr>
-          <w:t xml:space="preserve">https://doi.org/10.1097/DAD.0000000000001289</w:t>
-        </w:r>
-      </w:hyperlink>
-      <w:r>
-        <w:t xml:space="preserve">.</w:t>
+        <w:t xml:space="preserve">Doorbar J, Quint W, Banks L, Bravo IG, Stoler M, Broker TR, et al. The biology and life-cycle of human papillomaviruses. Vaccine. 2012;30(Suppl 5):F55–70</w:t>
+      </w:r>
+    </w:p>
+    <w:bookmarkEnd w:id="91"/>
+    <w:bookmarkStart w:id="92" w:name="ref-dorfer2021"/>
+    <w:p>
+      <w:pPr>
+        <w:pStyle w:val="Bibliography"/>
+      </w:pPr>
+      <w:r>
+        <w:t xml:space="preserve">Dorfer S, Strasser K, Schröckenfuchs G, Bonelli M, Bauer W, Kittler H, et al.</w:t>
+      </w:r>
+      <w:r>
+        <w:t xml:space="preserve"> </w:t>
+      </w:r>
+      <w:r>
+        <w:t xml:space="preserve">MmuPV1</w:t>
+      </w:r>
+      <w:r>
+        <w:t xml:space="preserve"> </w:t>
+      </w:r>
+      <w:r>
+        <w:t xml:space="preserve">is a key driver of skin cancer development upon immunosuppression. American Journal of Transplantation. 2021;21(2):525–39</w:t>
       </w:r>
     </w:p>
     <w:bookmarkEnd w:id="92"/>
-    <w:bookmarkStart w:id="94" w:name="ref-gihawi2023"/>
+    <w:bookmarkStart w:id="94" w:name="ref-edgar2022"/>
     <w:p>
       <w:pPr>
         <w:pStyle w:val="Bibliography"/>
       </w:pPr>
       <w:r>
-        <w:t xml:space="preserve">Gihawi, Abraham, Yuchen Ge, Jennifer Lu, Daniela Puiu, Amanda Xu, Colin S. Cooper, Daniel S. Brewer, Mihaela Pertea, and Steven L. Salzberg. 2023.</w:t>
-      </w:r>
-      <w:r>
-        <w:t xml:space="preserve"> </w:t>
-      </w:r>
-      <w:r>
-        <w:t xml:space="preserve">“Major Data Analysis Errors Invalidate Cancer Microbiome Findings.”</w:t>
-      </w:r>
-      <w:r>
-        <w:t xml:space="preserve"> </w:t>
-      </w:r>
-      <w:r>
-        <w:rPr>
-          <w:i/>
-          <w:iCs/>
-        </w:rPr>
-        <w:t xml:space="preserve">mBio</w:t>
-      </w:r>
-      <w:r>
-        <w:t xml:space="preserve"> </w:t>
-      </w:r>
-      <w:r>
-        <w:t xml:space="preserve">14 (5): e0160723.</w:t>
+        <w:t xml:space="preserve">Edgar RC, Taylor B, Lin V, Altman T, Barbera P, Meleshko D, et al.</w:t>
       </w:r>
       <w:r>
         <w:t xml:space="preserve"> </w:t>
@@ -3480,83 +3311,21 @@
           <w:rPr>
             <w:rStyle w:val="Hyperlink"/>
           </w:rPr>
-          <w:t xml:space="preserve">https://doi.org/10.1128/mbio.01607-23</w:t>
+          <w:t xml:space="preserve">Petabase-scale sequence alignment catalyses viral discovery</w:t>
         </w:r>
       </w:hyperlink>
       <w:r>
-        <w:t xml:space="preserve">.</w:t>
+        <w:t xml:space="preserve">. Nature. 2022;602:142–7</w:t>
       </w:r>
     </w:p>
     <w:bookmarkEnd w:id="94"/>
-    <w:bookmarkStart w:id="96" w:name="ref-rstanarm"/>
+    <w:bookmarkStart w:id="96" w:name="ref-fujimoto2019"/>
     <w:p>
       <w:pPr>
         <w:pStyle w:val="Bibliography"/>
       </w:pPr>
       <w:r>
-        <w:t xml:space="preserve">Goodrich, Ben, Jonah Gabry, Imad Ali, and Sam Brilleman. 2024.</w:t>
-      </w:r>
-      <w:r>
-        <w:t xml:space="preserve"> </w:t>
-      </w:r>
-      <w:r>
-        <w:rPr>
-          <w:i/>
-          <w:iCs/>
-        </w:rPr>
-        <w:t xml:space="preserve">rstanarm</w:t>
-      </w:r>
-      <w:r>
-        <w:rPr>
-          <w:i/>
-          <w:iCs/>
-        </w:rPr>
-        <w:t xml:space="preserve">:</w:t>
-      </w:r>
-      <w:r>
-        <w:rPr>
-          <w:i/>
-          <w:iCs/>
-        </w:rPr>
-        <w:t xml:space="preserve"> </w:t>
-      </w:r>
-      <w:r>
-        <w:rPr>
-          <w:i/>
-          <w:iCs/>
-        </w:rPr>
-        <w:t xml:space="preserve">Bayesian</w:t>
-      </w:r>
-      <w:r>
-        <w:rPr>
-          <w:i/>
-          <w:iCs/>
-        </w:rPr>
-        <w:t xml:space="preserve"> </w:t>
-      </w:r>
-      <w:r>
-        <w:rPr>
-          <w:i/>
-          <w:iCs/>
-        </w:rPr>
-        <w:t xml:space="preserve">Applied Regression Modeling via</w:t>
-      </w:r>
-      <w:r>
-        <w:rPr>
-          <w:i/>
-          <w:iCs/>
-        </w:rPr>
-        <w:t xml:space="preserve"> </w:t>
-      </w:r>
-      <w:r>
-        <w:rPr>
-          <w:i/>
-          <w:iCs/>
-        </w:rPr>
-        <w:t xml:space="preserve">Stan</w:t>
-      </w:r>
-      <w:r>
-        <w:t xml:space="preserve">.</w:t>
+        <w:t xml:space="preserve">Fujimoto M, Matsuzaki I, Takahashi Y, Iwahashi Y, Warigaya K, Kojima F, et al.</w:t>
       </w:r>
       <w:r>
         <w:t xml:space="preserve"> </w:t>
@@ -3566,197 +3335,169 @@
           <w:rPr>
             <w:rStyle w:val="Hyperlink"/>
           </w:rPr>
-          <w:t xml:space="preserve">https://mc-stan.org/rstanarm/</w:t>
+          <w:t xml:space="preserve">High-risk human papillomavirus</w:t>
+        </w:r>
+        <w:r>
+          <w:rPr>
+            <w:rStyle w:val="Hyperlink"/>
+          </w:rPr>
+          <w:t xml:space="preserve"> </w:t>
+        </w:r>
+        <w:r>
+          <w:rPr>
+            <w:rStyle w:val="Hyperlink"/>
+          </w:rPr>
+          <w:t xml:space="preserve">E6/E7</w:t>
+        </w:r>
+        <w:r>
+          <w:rPr>
+            <w:rStyle w:val="Hyperlink"/>
+          </w:rPr>
+          <w:t xml:space="preserve"> </w:t>
+        </w:r>
+        <w:r>
+          <w:rPr>
+            <w:rStyle w:val="Hyperlink"/>
+          </w:rPr>
+          <w:t xml:space="preserve">mRNA</w:t>
+        </w:r>
+        <w:r>
+          <w:rPr>
+            <w:rStyle w:val="Hyperlink"/>
+          </w:rPr>
+          <w:t xml:space="preserve"> </w:t>
+        </w:r>
+        <w:r>
+          <w:rPr>
+            <w:rStyle w:val="Hyperlink"/>
+          </w:rPr>
+          <w:t xml:space="preserve">is rarely detected in nonanogenital cutaneous squamous cell carcinoma: An</w:t>
+        </w:r>
+        <w:r>
+          <w:rPr>
+            <w:rStyle w:val="Hyperlink"/>
+          </w:rPr>
+          <w:t xml:space="preserve"> </w:t>
+        </w:r>
+        <w:r>
+          <w:rPr>
+            <w:rStyle w:val="Hyperlink"/>
+          </w:rPr>
+          <w:t xml:space="preserve">RNA</w:t>
+        </w:r>
+        <w:r>
+          <w:rPr>
+            <w:rStyle w:val="Hyperlink"/>
+          </w:rPr>
+          <w:t xml:space="preserve"> </w:t>
+        </w:r>
+        <w:r>
+          <w:rPr>
+            <w:rStyle w:val="Hyperlink"/>
+          </w:rPr>
+          <w:t xml:space="preserve">in situ hybridization-based tissue microarray study</w:t>
         </w:r>
       </w:hyperlink>
       <w:r>
-        <w:t xml:space="preserve">.</w:t>
+        <w:t xml:space="preserve">. The American Journal of Dermatopathology. 2019;41(3):205–10</w:t>
       </w:r>
     </w:p>
     <w:bookmarkEnd w:id="96"/>
-    <w:bookmarkStart w:id="97" w:name="ref-howley2015"/>
+    <w:bookmarkStart w:id="98" w:name="ref-gihawi2023"/>
     <w:p>
       <w:pPr>
         <w:pStyle w:val="Bibliography"/>
       </w:pPr>
       <w:r>
-        <w:t xml:space="preserve">Howley, Peter M., and Herbert J. Pfister. 2015.</w:t>
-      </w:r>
-      <w:r>
-        <w:t xml:space="preserve"> </w:t>
-      </w:r>
-      <w:r>
-        <w:t xml:space="preserve">“Beta Genus Papillomaviruses and Skin Cancer.”</w:t>
-      </w:r>
-      <w:r>
-        <w:t xml:space="preserve"> </w:t>
-      </w:r>
-      <w:r>
-        <w:rPr>
-          <w:i/>
-          <w:iCs/>
-        </w:rPr>
-        <w:t xml:space="preserve">Virology</w:t>
-      </w:r>
-      <w:r>
-        <w:t xml:space="preserve"> </w:t>
-      </w:r>
-      <w:r>
-        <w:t xml:space="preserve">479-480: 290–96.</w:t>
+        <w:t xml:space="preserve">Gihawi A, Ge Y, Lu J, Puiu D, Xu A, Cooper CS, et al.</w:t>
+      </w:r>
+      <w:r>
+        <w:t xml:space="preserve"> </w:t>
+      </w:r>
+      <w:hyperlink r:id="rId97">
+        <w:r>
+          <w:rPr>
+            <w:rStyle w:val="Hyperlink"/>
+          </w:rPr>
+          <w:t xml:space="preserve">Major data analysis errors invalidate cancer microbiome findings</w:t>
+        </w:r>
+      </w:hyperlink>
+      <w:r>
+        <w:t xml:space="preserve">. mBio. 2023;14(5):e0160723</w:t>
       </w:r>
     </w:p>
-    <w:bookmarkEnd w:id="97"/>
-    <w:bookmarkStart w:id="99" w:name="ref-hultin2019"/>
+    <w:bookmarkEnd w:id="98"/>
+    <w:bookmarkStart w:id="100" w:name="ref-rstanarm"/>
     <w:p>
       <w:pPr>
         <w:pStyle w:val="Bibliography"/>
       </w:pPr>
       <w:r>
-        <w:t xml:space="preserve">Hultin, Emilie, Laila Sara Arroyo Mühr, Camilla Lagheden, and Joakim Dillner. 2019.</w:t>
-      </w:r>
-      <w:r>
-        <w:t xml:space="preserve"> </w:t>
-      </w:r>
-      <w:r>
-        <w:t xml:space="preserve">“</w:t>
-      </w:r>
-      <w:r>
-        <w:t xml:space="preserve">HPV</w:t>
-      </w:r>
-      <w:r>
-        <w:t xml:space="preserve"> </w:t>
-      </w:r>
-      <w:r>
-        <w:t xml:space="preserve">Transcription in Skin Tumors.”</w:t>
-      </w:r>
-      <w:r>
-        <w:t xml:space="preserve"> </w:t>
-      </w:r>
-      <w:r>
-        <w:rPr>
-          <w:i/>
-          <w:iCs/>
-        </w:rPr>
-        <w:t xml:space="preserve">PLOS ONE</w:t>
-      </w:r>
-      <w:r>
-        <w:t xml:space="preserve"> </w:t>
-      </w:r>
-      <w:r>
-        <w:t xml:space="preserve">14 (5): e0217942.</w:t>
-      </w:r>
-      <w:r>
-        <w:t xml:space="preserve"> </w:t>
-      </w:r>
-      <w:hyperlink r:id="rId98">
-        <w:r>
-          <w:rPr>
-            <w:rStyle w:val="Hyperlink"/>
-          </w:rPr>
-          <w:t xml:space="preserve">https://doi.org/10.1371/journal.pone.0217942</w:t>
+        <w:t xml:space="preserve">Goodrich B, Gabry J, Ali I, Brilleman S.</w:t>
+      </w:r>
+      <w:r>
+        <w:t xml:space="preserve"> </w:t>
+      </w:r>
+      <w:r>
+        <w:t xml:space="preserve">rstanarm</w:t>
+      </w:r>
+      <w:r>
+        <w:t xml:space="preserve">:</w:t>
+      </w:r>
+      <w:r>
+        <w:t xml:space="preserve"> </w:t>
+      </w:r>
+      <w:r>
+        <w:t xml:space="preserve">Bayesian</w:t>
+      </w:r>
+      <w:r>
+        <w:t xml:space="preserve"> </w:t>
+      </w:r>
+      <w:r>
+        <w:t xml:space="preserve">applied regression modeling via</w:t>
+      </w:r>
+      <w:r>
+        <w:t xml:space="preserve"> </w:t>
+      </w:r>
+      <w:r>
+        <w:t xml:space="preserve">Stan</w:t>
+      </w:r>
+      <w:r>
+        <w:t xml:space="preserve"> </w:t>
+      </w:r>
+      <w:r>
+        <w:t xml:space="preserve">[Internet]. 2024. Available from:</w:t>
+      </w:r>
+      <w:r>
+        <w:t xml:space="preserve"> </w:t>
+      </w:r>
+      <w:hyperlink r:id="rId99">
+        <w:r>
+          <w:rPr>
+            <w:rStyle w:val="Hyperlink"/>
+          </w:rPr>
+          <w:t xml:space="preserve">https://mc-stan.org/rstanarm/</w:t>
         </w:r>
       </w:hyperlink>
-      <w:r>
-        <w:t xml:space="preserve">.</w:t>
-      </w:r>
     </w:p>
-    <w:bookmarkEnd w:id="99"/>
-    <w:bookmarkStart w:id="101" w:name="ref-kazemian2015"/>
+    <w:bookmarkEnd w:id="100"/>
+    <w:bookmarkStart w:id="101" w:name="ref-howley2015"/>
     <w:p>
       <w:pPr>
         <w:pStyle w:val="Bibliography"/>
       </w:pPr>
       <w:r>
-        <w:t xml:space="preserve">Kazemian, Majid et al. 2015.</w:t>
-      </w:r>
-      <w:r>
-        <w:t xml:space="preserve"> </w:t>
-      </w:r>
-      <w:r>
-        <w:t xml:space="preserve">“Possible Human Papillomavirus 38 Contamination of Endometrial Cancer</w:t>
-      </w:r>
-      <w:r>
-        <w:t xml:space="preserve"> </w:t>
-      </w:r>
-      <w:r>
-        <w:t xml:space="preserve">RNA-sequencing</w:t>
-      </w:r>
-      <w:r>
-        <w:t xml:space="preserve"> </w:t>
-      </w:r>
-      <w:r>
-        <w:t xml:space="preserve">Samples in</w:t>
-      </w:r>
-      <w:r>
-        <w:t xml:space="preserve"> </w:t>
-      </w:r>
-      <w:r>
-        <w:t xml:space="preserve">TCGA</w:t>
-      </w:r>
-      <w:r>
-        <w:t xml:space="preserve">.”</w:t>
-      </w:r>
-      <w:r>
-        <w:t xml:space="preserve"> </w:t>
-      </w:r>
-      <w:r>
-        <w:rPr>
-          <w:i/>
-          <w:iCs/>
-        </w:rPr>
-        <w:t xml:space="preserve">Journal of Virology</w:t>
-      </w:r>
-      <w:r>
-        <w:t xml:space="preserve"> </w:t>
-      </w:r>
-      <w:r>
-        <w:t xml:space="preserve">89 (17): 8967–73.</w:t>
-      </w:r>
-      <w:r>
-        <w:t xml:space="preserve"> </w:t>
-      </w:r>
-      <w:hyperlink r:id="rId100">
-        <w:r>
-          <w:rPr>
-            <w:rStyle w:val="Hyperlink"/>
-          </w:rPr>
-          <w:t xml:space="preserve">https://doi.org/10.1128/JVI.00822-15</w:t>
-        </w:r>
-      </w:hyperlink>
-      <w:r>
-        <w:t xml:space="preserve">.</w:t>
+        <w:t xml:space="preserve">Howley PM, Pfister HJ. Beta genus papillomaviruses and skin cancer. Virology. 2015;479-480:290–6</w:t>
       </w:r>
     </w:p>
     <w:bookmarkEnd w:id="101"/>
-    <w:bookmarkStart w:id="103" w:name="ref-lambert2021"/>
+    <w:bookmarkStart w:id="103" w:name="ref-hultin2019"/>
     <w:p>
       <w:pPr>
         <w:pStyle w:val="Bibliography"/>
       </w:pPr>
       <w:r>
-        <w:t xml:space="preserve">Lambert, Paul F., Karl Münger, Frank Rösl, Daniel Hasche, and Massimo Tommasino. 2021.</w:t>
-      </w:r>
-      <w:r>
-        <w:t xml:space="preserve"> </w:t>
-      </w:r>
-      <w:r>
-        <w:t xml:space="preserve">“Beta Human Papillomaviruses and Skin Cancer.”</w:t>
-      </w:r>
-      <w:r>
-        <w:t xml:space="preserve"> </w:t>
-      </w:r>
-      <w:r>
-        <w:rPr>
-          <w:i/>
-          <w:iCs/>
-        </w:rPr>
-        <w:t xml:space="preserve">Nature</w:t>
-      </w:r>
-      <w:r>
-        <w:t xml:space="preserve"> </w:t>
-      </w:r>
-      <w:r>
-        <w:t xml:space="preserve">588 (7838): E20–21.</w:t>
+        <w:t xml:space="preserve">Hultin E, Arroyo Mühr LS, Lagheden C, Dillner J.</w:t>
       </w:r>
       <w:r>
         <w:t xml:space="preserve"> </w:t>
@@ -3766,52 +3507,33 @@
           <w:rPr>
             <w:rStyle w:val="Hyperlink"/>
           </w:rPr>
-          <w:t xml:space="preserve">https://doi.org/10.1038/s41586-020-3023-0</w:t>
+          <w:t xml:space="preserve">HPV</w:t>
+        </w:r>
+        <w:r>
+          <w:rPr>
+            <w:rStyle w:val="Hyperlink"/>
+          </w:rPr>
+          <w:t xml:space="preserve"> </w:t>
+        </w:r>
+        <w:r>
+          <w:rPr>
+            <w:rStyle w:val="Hyperlink"/>
+          </w:rPr>
+          <w:t xml:space="preserve">transcription in skin tumors</w:t>
         </w:r>
       </w:hyperlink>
       <w:r>
-        <w:t xml:space="preserve">.</w:t>
+        <w:t xml:space="preserve">. PLOS ONE. 2019;14(5):e0217942</w:t>
       </w:r>
     </w:p>
     <w:bookmarkEnd w:id="103"/>
-    <w:bookmarkStart w:id="105" w:name="ref-leiendecker2023"/>
+    <w:bookmarkStart w:id="105" w:name="ref-kazemian2015"/>
     <w:p>
       <w:pPr>
         <w:pStyle w:val="Bibliography"/>
       </w:pPr>
       <w:r>
-        <w:t xml:space="preserve">Leiendecker, Lukas, Tobias Neumann, Pauline S. Jung, Shona M. Cronin, Thomas L. Steinacker, Alexander Schleiffer, Michael Schutzbier, et al. 2023.</w:t>
-      </w:r>
-      <w:r>
-        <w:t xml:space="preserve"> </w:t>
-      </w:r>
-      <w:r>
-        <w:t xml:space="preserve">“Human Papillomavirus 42 Drives Digital Papillary Adenocarcinoma and Elicits a Germ Cell-Like Program Conserved in</w:t>
-      </w:r>
-      <w:r>
-        <w:t xml:space="preserve"> </w:t>
-      </w:r>
-      <w:r>
-        <w:t xml:space="preserve">HPV</w:t>
-      </w:r>
-      <w:r>
-        <w:t xml:space="preserve">-Positive Cancers.”</w:t>
-      </w:r>
-      <w:r>
-        <w:t xml:space="preserve"> </w:t>
-      </w:r>
-      <w:r>
-        <w:rPr>
-          <w:i/>
-          <w:iCs/>
-        </w:rPr>
-        <w:t xml:space="preserve">Cancer Discovery</w:t>
-      </w:r>
-      <w:r>
-        <w:t xml:space="preserve"> </w:t>
-      </w:r>
-      <w:r>
-        <w:t xml:space="preserve">13 (1): 70–84.</w:t>
+        <w:t xml:space="preserve">Kazemian M, Ren M, Lin J-X, Liao W, Spolski R, Leonard WJ.</w:t>
       </w:r>
       <w:r>
         <w:t xml:space="preserve"> </w:t>
@@ -3821,52 +3543,57 @@
           <w:rPr>
             <w:rStyle w:val="Hyperlink"/>
           </w:rPr>
-          <w:t xml:space="preserve">https://doi.org/10.1158/2159-8290.CD-22-0489</w:t>
+          <w:t xml:space="preserve">Possible human papillomavirus 38 contamination of endometrial cancer</w:t>
+        </w:r>
+        <w:r>
+          <w:rPr>
+            <w:rStyle w:val="Hyperlink"/>
+          </w:rPr>
+          <w:t xml:space="preserve"> </w:t>
+        </w:r>
+        <w:r>
+          <w:rPr>
+            <w:rStyle w:val="Hyperlink"/>
+          </w:rPr>
+          <w:t xml:space="preserve">RNA-sequencing</w:t>
+        </w:r>
+        <w:r>
+          <w:rPr>
+            <w:rStyle w:val="Hyperlink"/>
+          </w:rPr>
+          <w:t xml:space="preserve"> </w:t>
+        </w:r>
+        <w:r>
+          <w:rPr>
+            <w:rStyle w:val="Hyperlink"/>
+          </w:rPr>
+          <w:t xml:space="preserve">samples in</w:t>
+        </w:r>
+        <w:r>
+          <w:rPr>
+            <w:rStyle w:val="Hyperlink"/>
+          </w:rPr>
+          <w:t xml:space="preserve"> </w:t>
+        </w:r>
+        <w:r>
+          <w:rPr>
+            <w:rStyle w:val="Hyperlink"/>
+          </w:rPr>
+          <w:t xml:space="preserve">TCGA</w:t>
         </w:r>
       </w:hyperlink>
       <w:r>
-        <w:t xml:space="preserve">.</w:t>
+        <w:t xml:space="preserve">. Journal of Virology. 2015;89(17):8967–73</w:t>
       </w:r>
     </w:p>
     <w:bookmarkEnd w:id="105"/>
-    <w:bookmarkStart w:id="107" w:name="ref-leinonen2011"/>
+    <w:bookmarkStart w:id="107" w:name="ref-lambert2021"/>
     <w:p>
       <w:pPr>
         <w:pStyle w:val="Bibliography"/>
       </w:pPr>
       <w:r>
-        <w:t xml:space="preserve">Leinonen, Rasko, Hideaki Sugawara, and Martin Shumway. 2011.</w:t>
-      </w:r>
-      <w:r>
-        <w:t xml:space="preserve"> </w:t>
-      </w:r>
-      <w:r>
-        <w:t xml:space="preserve">“The</w:t>
-      </w:r>
-      <w:r>
-        <w:t xml:space="preserve"> </w:t>
-      </w:r>
-      <w:r>
-        <w:t xml:space="preserve">Sequence Read Archive</w:t>
-      </w:r>
-      <w:r>
-        <w:t xml:space="preserve">.”</w:t>
-      </w:r>
-      <w:r>
-        <w:t xml:space="preserve"> </w:t>
-      </w:r>
-      <w:r>
-        <w:rPr>
-          <w:i/>
-          <w:iCs/>
-        </w:rPr>
-        <w:t xml:space="preserve">Nucleic Acids Research</w:t>
-      </w:r>
-      <w:r>
-        <w:t xml:space="preserve"> </w:t>
-      </w:r>
-      <w:r>
-        <w:t xml:space="preserve">39 (Database issue): D19–21.</w:t>
+        <w:t xml:space="preserve">Lambert PF, Münger K, Rösl F, Hasche D, Tommasino M.</w:t>
       </w:r>
       <w:r>
         <w:t xml:space="preserve"> </w:t>
@@ -3876,43 +3603,21 @@
           <w:rPr>
             <w:rStyle w:val="Hyperlink"/>
           </w:rPr>
-          <w:t xml:space="preserve">https://doi.org/10.1093/nar/gkq1019</w:t>
+          <w:t xml:space="preserve">Beta human papillomaviruses and skin cancer</w:t>
         </w:r>
       </w:hyperlink>
       <w:r>
-        <w:t xml:space="preserve">.</w:t>
+        <w:t xml:space="preserve">. Nature. 2021;588(7838):E20–1</w:t>
       </w:r>
     </w:p>
     <w:bookmarkEnd w:id="107"/>
-    <w:bookmarkStart w:id="109" w:name="ref-liao2014"/>
+    <w:bookmarkStart w:id="109" w:name="ref-leiendecker2023"/>
     <w:p>
       <w:pPr>
         <w:pStyle w:val="Bibliography"/>
       </w:pPr>
       <w:r>
-        <w:t xml:space="preserve">Liao, Yang, Gordon K. Smyth, and Wei Shi. 2014.</w:t>
-      </w:r>
-      <w:r>
-        <w:t xml:space="preserve"> </w:t>
-      </w:r>
-      <w:r>
-        <w:t xml:space="preserve">“featureCounts: An Efficient General Purpose Program for Assigning Sequence Reads to Genomic Features.”</w:t>
-      </w:r>
-      <w:r>
-        <w:t xml:space="preserve"> </w:t>
-      </w:r>
-      <w:r>
-        <w:rPr>
-          <w:i/>
-          <w:iCs/>
-        </w:rPr>
-        <w:t xml:space="preserve">Bioinformatics</w:t>
-      </w:r>
-      <w:r>
-        <w:t xml:space="preserve"> </w:t>
-      </w:r>
-      <w:r>
-        <w:t xml:space="preserve">30 (7): 923–30.</w:t>
+        <w:t xml:space="preserve">Leiendecker L, Neumann T, Jung PS, Cronin SM, Steinacker TL, Schleiffer A, et al.</w:t>
       </w:r>
       <w:r>
         <w:t xml:space="preserve"> </w:t>
@@ -3922,43 +3627,39 @@
           <w:rPr>
             <w:rStyle w:val="Hyperlink"/>
           </w:rPr>
-          <w:t xml:space="preserve">https://doi.org/10.1093/bioinformatics/btt656</w:t>
+          <w:t xml:space="preserve">Human papillomavirus 42 drives digital papillary adenocarcinoma and elicits a germ cell-like program conserved in</w:t>
+        </w:r>
+        <w:r>
+          <w:rPr>
+            <w:rStyle w:val="Hyperlink"/>
+          </w:rPr>
+          <w:t xml:space="preserve"> </w:t>
+        </w:r>
+        <w:r>
+          <w:rPr>
+            <w:rStyle w:val="Hyperlink"/>
+          </w:rPr>
+          <w:t xml:space="preserve">HPV</w:t>
+        </w:r>
+        <w:r>
+          <w:rPr>
+            <w:rStyle w:val="Hyperlink"/>
+          </w:rPr>
+          <w:t xml:space="preserve">-positive cancers</w:t>
         </w:r>
       </w:hyperlink>
       <w:r>
-        <w:t xml:space="preserve">.</w:t>
+        <w:t xml:space="preserve">. Cancer Discovery. 2023;13(1):70–84</w:t>
       </w:r>
     </w:p>
     <w:bookmarkEnd w:id="109"/>
-    <w:bookmarkStart w:id="111" w:name="ref-ma2014"/>
+    <w:bookmarkStart w:id="111" w:name="ref-leinonen2011"/>
     <w:p>
       <w:pPr>
         <w:pStyle w:val="Bibliography"/>
       </w:pPr>
       <w:r>
-        <w:t xml:space="preserve">Ma, Yingfei, Ramana Madupu, Ulas Karaoz, Carlos W. Nossa, Liying Yang, Shibu Yooseph, Patrick S. Yachimski, Eoin L. Brodie, Karen E. Nelson, and Zhiheng Pei. 2014.</w:t>
-      </w:r>
-      <w:r>
-        <w:t xml:space="preserve"> </w:t>
-      </w:r>
-      <w:r>
-        <w:t xml:space="preserve">“Human Papillomavirus Community in Healthy Persons, Defined by Metagenomics Analysis of Human Microbiome Project Shotgun Sequencing Data Sets.”</w:t>
-      </w:r>
-      <w:r>
-        <w:t xml:space="preserve"> </w:t>
-      </w:r>
-      <w:r>
-        <w:rPr>
-          <w:i/>
-          <w:iCs/>
-        </w:rPr>
-        <w:t xml:space="preserve">Journal of Virology</w:t>
-      </w:r>
-      <w:r>
-        <w:t xml:space="preserve"> </w:t>
-      </w:r>
-      <w:r>
-        <w:t xml:space="preserve">88 (9): 4786–97.</w:t>
+        <w:t xml:space="preserve">Leinonen R, Sugawara H, Shumway M.</w:t>
       </w:r>
       <w:r>
         <w:t xml:space="preserve"> </w:t>
@@ -3968,61 +3669,33 @@
           <w:rPr>
             <w:rStyle w:val="Hyperlink"/>
           </w:rPr>
-          <w:t xml:space="preserve">https://doi.org/10.1128/JVI.00093-14</w:t>
+          <w:t xml:space="preserve">The</w:t>
+        </w:r>
+        <w:r>
+          <w:rPr>
+            <w:rStyle w:val="Hyperlink"/>
+          </w:rPr>
+          <w:t xml:space="preserve"> </w:t>
+        </w:r>
+        <w:r>
+          <w:rPr>
+            <w:rStyle w:val="Hyperlink"/>
+          </w:rPr>
+          <w:t xml:space="preserve">Sequence Read Archive</w:t>
         </w:r>
       </w:hyperlink>
       <w:r>
-        <w:t xml:space="preserve">.</w:t>
+        <w:t xml:space="preserve">. Nucleic Acids Research. 2011;39(Database issue):D19–21</w:t>
       </w:r>
     </w:p>
     <w:bookmarkEnd w:id="111"/>
-    <w:bookmarkStart w:id="113" w:name="ref-morgan2024"/>
+    <w:bookmarkStart w:id="113" w:name="ref-liao2014"/>
     <w:p>
       <w:pPr>
         <w:pStyle w:val="Bibliography"/>
       </w:pPr>
       <w:r>
-        <w:t xml:space="preserve">Morgan, Huw J., Carlotta Olivero, Boris Y. Shorning, Alex Gibbs, Alexandra L. Phillips, Lokapriya Ananthan, Annabelle Xiao Hui Lim, et al. 2024.</w:t>
-      </w:r>
-      <w:r>
-        <w:t xml:space="preserve"> </w:t>
-      </w:r>
-      <w:r>
-        <w:t xml:space="preserve">“</w:t>
-      </w:r>
-      <w:r>
-        <w:t xml:space="preserve">HPV8</w:t>
-      </w:r>
-      <w:r>
-        <w:t xml:space="preserve">-Induced</w:t>
-      </w:r>
-      <w:r>
-        <w:t xml:space="preserve"> </w:t>
-      </w:r>
-      <w:r>
-        <w:t xml:space="preserve">STAT3</w:t>
-      </w:r>
-      <w:r>
-        <w:t xml:space="preserve"> </w:t>
-      </w:r>
-      <w:r>
-        <w:t xml:space="preserve">Activation Led Keratinocyte Stem Cell Expansion in Human Actinic Keratoses.”</w:t>
-      </w:r>
-      <w:r>
-        <w:t xml:space="preserve"> </w:t>
-      </w:r>
-      <w:r>
-        <w:rPr>
-          <w:i/>
-          <w:iCs/>
-        </w:rPr>
-        <w:t xml:space="preserve">JCI Insight</w:t>
-      </w:r>
-      <w:r>
-        <w:t xml:space="preserve"> </w:t>
-      </w:r>
-      <w:r>
-        <w:t xml:space="preserve">9 (15): e177898.</w:t>
+        <w:t xml:space="preserve">Liao Y, Smyth GK, Shi W.</w:t>
       </w:r>
       <w:r>
         <w:t xml:space="preserve"> </w:t>
@@ -4032,43 +3705,21 @@
           <w:rPr>
             <w:rStyle w:val="Hyperlink"/>
           </w:rPr>
-          <w:t xml:space="preserve">https://doi.org/10.1172/jci.insight.177898</w:t>
+          <w:t xml:space="preserve">featureCounts: An efficient general purpose program for assigning sequence reads to genomic features</w:t>
         </w:r>
       </w:hyperlink>
       <w:r>
-        <w:t xml:space="preserve">.</w:t>
+        <w:t xml:space="preserve">. Bioinformatics. 2014;30(7):923–30</w:t>
       </w:r>
     </w:p>
     <w:bookmarkEnd w:id="113"/>
-    <w:bookmarkStart w:id="115" w:name="ref-oh2026"/>
+    <w:bookmarkStart w:id="115" w:name="ref-ma2014"/>
     <w:p>
       <w:pPr>
         <w:pStyle w:val="Bibliography"/>
       </w:pPr>
       <w:r>
-        <w:t xml:space="preserve">Oh, Choon Chiat, Gek San Tan, Jeremy Wee Kiat Ng, Tony Kiat Hon Lim, Fan Foon Cheo, Po Yin Tang, N. Gopalakrishna Iyer, et al. 2026.</w:t>
-      </w:r>
-      <w:r>
-        <w:t xml:space="preserve"> </w:t>
-      </w:r>
-      <w:r>
-        <w:t xml:space="preserve">“Human Papillomavirus Diversity in Asian Individuals with Cutaneous Squamous Cell Carcinoma.”</w:t>
-      </w:r>
-      <w:r>
-        <w:t xml:space="preserve"> </w:t>
-      </w:r>
-      <w:r>
-        <w:rPr>
-          <w:i/>
-          <w:iCs/>
-        </w:rPr>
-        <w:t xml:space="preserve">JAMA Dermatology</w:t>
-      </w:r>
-      <w:r>
-        <w:t xml:space="preserve"> </w:t>
-      </w:r>
-      <w:r>
-        <w:t xml:space="preserve">162 (5): 509–14.</w:t>
+        <w:t xml:space="preserve">Ma Y, Madupu R, Karaoz U, Nossa CW, Yang L, Yooseph S, et al.</w:t>
       </w:r>
       <w:r>
         <w:t xml:space="preserve"> </w:t>
@@ -4078,43 +3729,21 @@
           <w:rPr>
             <w:rStyle w:val="Hyperlink"/>
           </w:rPr>
-          <w:t xml:space="preserve">https://doi.org/10.1001/jamadermatol.2026.0308</w:t>
+          <w:t xml:space="preserve">Human papillomavirus community in healthy persons, defined by metagenomics analysis of human microbiome project shotgun sequencing data sets</w:t>
         </w:r>
       </w:hyperlink>
       <w:r>
-        <w:t xml:space="preserve">.</w:t>
+        <w:t xml:space="preserve">. Journal of Virology. 2014;88(9):4786–97</w:t>
       </w:r>
     </w:p>
     <w:bookmarkEnd w:id="115"/>
-    <w:bookmarkStart w:id="117" w:name="ref-purdie2005"/>
+    <w:bookmarkStart w:id="117" w:name="ref-morgan2024"/>
     <w:p>
       <w:pPr>
         <w:pStyle w:val="Bibliography"/>
       </w:pPr>
       <w:r>
-        <w:t xml:space="preserve">Purdie, Karin J., Tharsi Surentheran, Jane C. Sterling, Lucy Bell, Jane M. McGregor, Charlotte M. Proby, Catherine A. Harwood, and Judith Breuer. 2005.</w:t>
-      </w:r>
-      <w:r>
-        <w:t xml:space="preserve"> </w:t>
-      </w:r>
-      <w:r>
-        <w:t xml:space="preserve">“Human Papillomavirus Gene Expression in Cutaneous Squamous Cell Carcinomas from Immunosuppressed and Immunocompetent Individuals.”</w:t>
-      </w:r>
-      <w:r>
-        <w:t xml:space="preserve"> </w:t>
-      </w:r>
-      <w:r>
-        <w:rPr>
-          <w:i/>
-          <w:iCs/>
-        </w:rPr>
-        <w:t xml:space="preserve">Journal of Investigative Dermatology</w:t>
-      </w:r>
-      <w:r>
-        <w:t xml:space="preserve"> </w:t>
-      </w:r>
-      <w:r>
-        <w:t xml:space="preserve">125 (1): 98–107.</w:t>
+        <w:t xml:space="preserve">Morgan HJ, Olivero C, Shorning BY, Gibbs A, Phillips AL, Ananthan L, et al.</w:t>
       </w:r>
       <w:r>
         <w:t xml:space="preserve"> </w:t>
@@ -4124,43 +3753,51 @@
           <w:rPr>
             <w:rStyle w:val="Hyperlink"/>
           </w:rPr>
-          <w:t xml:space="preserve">https://doi.org/10.1111/j.0022-202X.2005.23635.x</w:t>
+          <w:t xml:space="preserve">HPV8</w:t>
+        </w:r>
+        <w:r>
+          <w:rPr>
+            <w:rStyle w:val="Hyperlink"/>
+          </w:rPr>
+          <w:t xml:space="preserve">-induced</w:t>
+        </w:r>
+        <w:r>
+          <w:rPr>
+            <w:rStyle w:val="Hyperlink"/>
+          </w:rPr>
+          <w:t xml:space="preserve"> </w:t>
+        </w:r>
+        <w:r>
+          <w:rPr>
+            <w:rStyle w:val="Hyperlink"/>
+          </w:rPr>
+          <w:t xml:space="preserve">STAT3</w:t>
+        </w:r>
+        <w:r>
+          <w:rPr>
+            <w:rStyle w:val="Hyperlink"/>
+          </w:rPr>
+          <w:t xml:space="preserve"> </w:t>
+        </w:r>
+        <w:r>
+          <w:rPr>
+            <w:rStyle w:val="Hyperlink"/>
+          </w:rPr>
+          <w:t xml:space="preserve">activation led keratinocyte stem cell expansion in human actinic keratoses</w:t>
         </w:r>
       </w:hyperlink>
       <w:r>
-        <w:t xml:space="preserve">.</w:t>
+        <w:t xml:space="preserve">. JCI Insight. 2024;9(15):e177898</w:t>
       </w:r>
     </w:p>
     <w:bookmarkEnd w:id="117"/>
-    <w:bookmarkStart w:id="119" w:name="ref-rehm2022"/>
+    <w:bookmarkStart w:id="119" w:name="ref-oh2026"/>
     <w:p>
       <w:pPr>
         <w:pStyle w:val="Bibliography"/>
       </w:pPr>
       <w:r>
-        <w:t xml:space="preserve">Rehm, Tina M., Elke Straub, Thomas Iftner, and Frank Stubenrauch. 2022.</w:t>
-      </w:r>
-      <w:r>
-        <w:t xml:space="preserve"> </w:t>
-      </w:r>
-      <w:r>
-        <w:t xml:space="preserve">“Restriction of Viral Gene Expression and Replication Prevents Immortalization of Human Keratinocytes by a Beta-Human Papillomavirus.”</w:t>
-      </w:r>
-      <w:r>
-        <w:t xml:space="preserve"> </w:t>
-      </w:r>
-      <w:r>
-        <w:rPr>
-          <w:i/>
-          <w:iCs/>
-        </w:rPr>
-        <w:t xml:space="preserve">Proceedings of the National Academy of Sciences</w:t>
-      </w:r>
-      <w:r>
-        <w:t xml:space="preserve"> </w:t>
-      </w:r>
-      <w:r>
-        <w:t xml:space="preserve">119 (11): e2118930119.</w:t>
+        <w:t xml:space="preserve">Oh CC, Tan GS, Ng JWK, Lim TKH, Cheo FF, Tang PY, et al.</w:t>
       </w:r>
       <w:r>
         <w:t xml:space="preserve"> </w:t>
@@ -4170,43 +3807,21 @@
           <w:rPr>
             <w:rStyle w:val="Hyperlink"/>
           </w:rPr>
-          <w:t xml:space="preserve">https://doi.org/10.1073/pnas.2118930119</w:t>
+          <w:t xml:space="preserve">Human papillomavirus diversity in asian individuals with cutaneous squamous cell carcinoma</w:t>
         </w:r>
       </w:hyperlink>
       <w:r>
-        <w:t xml:space="preserve">.</w:t>
+        <w:t xml:space="preserve">. JAMA Dermatology. 2026;162(5):509–14</w:t>
       </w:r>
     </w:p>
     <w:bookmarkEnd w:id="119"/>
-    <w:bookmarkStart w:id="121" w:name="ref-rollison2021"/>
+    <w:bookmarkStart w:id="121" w:name="ref-purdie2005"/>
     <w:p>
       <w:pPr>
         <w:pStyle w:val="Bibliography"/>
       </w:pPr>
       <w:r>
-        <w:t xml:space="preserve">Rollison, Dana E., Rossybelle P. Amorrortu, Yayi Zhao, Jane L. Messina, Michael J. Schell, Neil A. Fenske, Basil S. Cherpelis, et al. 2021.</w:t>
-      </w:r>
-      <w:r>
-        <w:t xml:space="preserve"> </w:t>
-      </w:r>
-      <w:r>
-        <w:t xml:space="preserve">“Cutaneous Human Papillomaviruses and the Risk of Keratinocyte Carcinomas.”</w:t>
-      </w:r>
-      <w:r>
-        <w:t xml:space="preserve"> </w:t>
-      </w:r>
-      <w:r>
-        <w:rPr>
-          <w:i/>
-          <w:iCs/>
-        </w:rPr>
-        <w:t xml:space="preserve">Cancer Research</w:t>
-      </w:r>
-      <w:r>
-        <w:t xml:space="preserve"> </w:t>
-      </w:r>
-      <w:r>
-        <w:t xml:space="preserve">81 (17): 4628–38.</w:t>
+        <w:t xml:space="preserve">Purdie KJ, Surentheran T, Sterling JC, Bell L, McGregor JM, Proby CM, et al.</w:t>
       </w:r>
       <w:r>
         <w:t xml:space="preserve"> </w:t>
@@ -4216,43 +3831,21 @@
           <w:rPr>
             <w:rStyle w:val="Hyperlink"/>
           </w:rPr>
-          <w:t xml:space="preserve">https://doi.org/10.1158/0008-5472.CAN-21-0805</w:t>
+          <w:t xml:space="preserve">Human papillomavirus gene expression in cutaneous squamous cell carcinomas from immunosuppressed and immunocompetent individuals</w:t>
         </w:r>
       </w:hyperlink>
       <w:r>
-        <w:t xml:space="preserve">.</w:t>
+        <w:t xml:space="preserve">. Journal of Investigative Dermatology. 2005;125(1):98–107</w:t>
       </w:r>
     </w:p>
     <w:bookmarkEnd w:id="121"/>
-    <w:bookmarkStart w:id="123" w:name="ref-rollison2019sites"/>
+    <w:bookmarkStart w:id="123" w:name="ref-rehm2022"/>
     <w:p>
       <w:pPr>
         <w:pStyle w:val="Bibliography"/>
       </w:pPr>
       <w:r>
-        <w:t xml:space="preserve">Rollison, Dana E., Michael J. Schell, Neil A. Fenske, Basil Cherpelis, Jane L. Messina, Anna R. Giuliano, Pearlie K. Epling-Burnette, et al. 2019.</w:t>
-      </w:r>
-      <w:r>
-        <w:t xml:space="preserve"> </w:t>
-      </w:r>
-      <w:r>
-        <w:t xml:space="preserve">“Cutaneous Viral Infections Across 2 Anatomic Sites Among a Cohort of Patients Undergoing Skin Cancer Screening.”</w:t>
-      </w:r>
-      <w:r>
-        <w:t xml:space="preserve"> </w:t>
-      </w:r>
-      <w:r>
-        <w:rPr>
-          <w:i/>
-          <w:iCs/>
-        </w:rPr>
-        <w:t xml:space="preserve">The Journal of Infectious Diseases</w:t>
-      </w:r>
-      <w:r>
-        <w:t xml:space="preserve"> </w:t>
-      </w:r>
-      <w:r>
-        <w:t xml:space="preserve">219 (5): 711–22.</w:t>
+        <w:t xml:space="preserve">Rehm TM, Straub E, Iftner T, Stubenrauch F.</w:t>
       </w:r>
       <w:r>
         <w:t xml:space="preserve"> </w:t>
@@ -4262,43 +3855,21 @@
           <w:rPr>
             <w:rStyle w:val="Hyperlink"/>
           </w:rPr>
-          <w:t xml:space="preserve">https://doi.org/10.1093/infdis/jiy577</w:t>
+          <w:t xml:space="preserve">Restriction of viral gene expression and replication prevents immortalization of human keratinocytes by a beta-human papillomavirus</w:t>
         </w:r>
       </w:hyperlink>
       <w:r>
-        <w:t xml:space="preserve">.</w:t>
+        <w:t xml:space="preserve">. Proceedings of the National Academy of Sciences. 2022;119(11):e2118930119</w:t>
       </w:r>
     </w:p>
     <w:bookmarkEnd w:id="123"/>
-    <w:bookmarkStart w:id="125" w:name="ref-rollison2019"/>
+    <w:bookmarkStart w:id="125" w:name="ref-rollison2021"/>
     <w:p>
       <w:pPr>
         <w:pStyle w:val="Bibliography"/>
       </w:pPr>
       <w:r>
-        <w:t xml:space="preserve">Rollison, Dana E., Daniele Viarisio, Rossybelle P. Amorrortu, Tarik Gheit, and Massimo Tommasino. 2019.</w:t>
-      </w:r>
-      <w:r>
-        <w:t xml:space="preserve"> </w:t>
-      </w:r>
-      <w:r>
-        <w:t xml:space="preserve">“An Emerging Issue in Oncogenic Virology: The Role of Beta Human Papillomavirus Types in the Development of Cutaneous Squamous Cell Carcinoma.”</w:t>
-      </w:r>
-      <w:r>
-        <w:t xml:space="preserve"> </w:t>
-      </w:r>
-      <w:r>
-        <w:rPr>
-          <w:i/>
-          <w:iCs/>
-        </w:rPr>
-        <w:t xml:space="preserve">Journal of Virology</w:t>
-      </w:r>
-      <w:r>
-        <w:t xml:space="preserve"> </w:t>
-      </w:r>
-      <w:r>
-        <w:t xml:space="preserve">93 (7): e01003–18.</w:t>
+        <w:t xml:space="preserve">Rollison DE, Amorrortu RP, Zhao Y, Messina JL, Schell MJ, Fenske NA, et al.</w:t>
       </w:r>
       <w:r>
         <w:t xml:space="preserve"> </w:t>
@@ -4308,85 +3879,21 @@
           <w:rPr>
             <w:rStyle w:val="Hyperlink"/>
           </w:rPr>
-          <w:t xml:space="preserve">https://doi.org/10.1128/JVI.01003-18</w:t>
+          <w:t xml:space="preserve">Cutaneous human papillomaviruses and the risk of keratinocyte carcinomas</w:t>
         </w:r>
       </w:hyperlink>
       <w:r>
-        <w:t xml:space="preserve">.</w:t>
+        <w:t xml:space="preserve">. Cancer Research. 2021;81(17):4628–38</w:t>
       </w:r>
     </w:p>
     <w:bookmarkEnd w:id="125"/>
-    <w:bookmarkStart w:id="127" w:name="ref-saeidian2023"/>
+    <w:bookmarkStart w:id="127" w:name="ref-rollison2019sites"/>
     <w:p>
       <w:pPr>
         <w:pStyle w:val="Bibliography"/>
       </w:pPr>
       <w:r>
-        <w:t xml:space="preserve">Saeidian, Amir Hossein, Leila Youssefian, Maryam Naji, others, Jouni Uitto, and Hassan Vahidnezhad. 2023.</w:t>
-      </w:r>
-      <w:r>
-        <w:t xml:space="preserve"> </w:t>
-      </w:r>
-      <w:r>
-        <w:t xml:space="preserve">“Whole Transcriptome–Based Skin Virome Profiling in Typical Epidermodysplasia Verruciformis Reveals</w:t>
-      </w:r>
-      <w:r>
-        <w:t xml:space="preserve"> </w:t>
-      </w:r>
-      <m:oMath>
-        <m:r>
-          <m:t>α</m:t>
-        </m:r>
-      </m:oMath>
-      <w:r>
-        <w:t xml:space="preserve">-,</w:t>
-      </w:r>
-      <w:r>
-        <w:t xml:space="preserve"> </w:t>
-      </w:r>
-      <m:oMath>
-        <m:r>
-          <m:t>β</m:t>
-        </m:r>
-      </m:oMath>
-      <w:r>
-        <w:t xml:space="preserve">-, and</w:t>
-      </w:r>
-      <w:r>
-        <w:t xml:space="preserve"> </w:t>
-      </w:r>
-      <m:oMath>
-        <m:r>
-          <m:t>γ</m:t>
-        </m:r>
-      </m:oMath>
-      <w:r>
-        <w:t xml:space="preserve">-</w:t>
-      </w:r>
-      <w:r>
-        <w:t xml:space="preserve">HPV</w:t>
-      </w:r>
-      <w:r>
-        <w:t xml:space="preserve"> </w:t>
-      </w:r>
-      <w:r>
-        <w:t xml:space="preserve">Infections.”</w:t>
-      </w:r>
-      <w:r>
-        <w:t xml:space="preserve"> </w:t>
-      </w:r>
-      <w:r>
-        <w:rPr>
-          <w:i/>
-          <w:iCs/>
-        </w:rPr>
-        <w:t xml:space="preserve">JCI Insight</w:t>
-      </w:r>
-      <w:r>
-        <w:t xml:space="preserve"> </w:t>
-      </w:r>
-      <w:r>
-        <w:t xml:space="preserve">8 (5): e162558.</w:t>
+        <w:t xml:space="preserve">Rollison DE, Schell MJ, Fenske NA, Cherpelis B, Messina JL, Giuliano AR, et al.</w:t>
       </w:r>
       <w:r>
         <w:t xml:space="preserve"> </w:t>
@@ -4396,61 +3903,21 @@
           <w:rPr>
             <w:rStyle w:val="Hyperlink"/>
           </w:rPr>
-          <w:t xml:space="preserve">https://doi.org/10.1172/jci.insight.162558</w:t>
+          <w:t xml:space="preserve">Cutaneous viral infections across 2 anatomic sites among a cohort of patients undergoing skin cancer screening</w:t>
         </w:r>
       </w:hyperlink>
       <w:r>
-        <w:t xml:space="preserve">.</w:t>
+        <w:t xml:space="preserve">. The Journal of Infectious Diseases. 2019 a;219(5):711–22</w:t>
       </w:r>
     </w:p>
     <w:bookmarkEnd w:id="127"/>
-    <w:bookmarkStart w:id="129" w:name="ref-selitsky2020"/>
+    <w:bookmarkStart w:id="129" w:name="ref-rollison2019"/>
     <w:p>
       <w:pPr>
         <w:pStyle w:val="Bibliography"/>
       </w:pPr>
       <w:r>
-        <w:t xml:space="preserve">Selitsky, Sara R., David Marron, Daniel Hollern, Lisle E. Mose, Katherine A. Hoadley, Corbin Jones, Joel S. Parker, Dirk P. Dittmer, and Charles M. Perou. 2020.</w:t>
-      </w:r>
-      <w:r>
-        <w:t xml:space="preserve"> </w:t>
-      </w:r>
-      <w:r>
-        <w:t xml:space="preserve">“Virus Expression Detection Reveals</w:t>
-      </w:r>
-      <w:r>
-        <w:t xml:space="preserve"> </w:t>
-      </w:r>
-      <w:r>
-        <w:t xml:space="preserve">RNA</w:t>
-      </w:r>
-      <w:r>
-        <w:t xml:space="preserve">-Sequencing Contamination in</w:t>
-      </w:r>
-      <w:r>
-        <w:t xml:space="preserve"> </w:t>
-      </w:r>
-      <w:r>
-        <w:t xml:space="preserve">TCGA</w:t>
-      </w:r>
-      <w:r>
-        <w:t xml:space="preserve">.”</w:t>
-      </w:r>
-      <w:r>
-        <w:t xml:space="preserve"> </w:t>
-      </w:r>
-      <w:r>
-        <w:rPr>
-          <w:i/>
-          <w:iCs/>
-        </w:rPr>
-        <w:t xml:space="preserve">BMC Genomics</w:t>
-      </w:r>
-      <w:r>
-        <w:t xml:space="preserve"> </w:t>
-      </w:r>
-      <w:r>
-        <w:t xml:space="preserve">21 (1): 79.</w:t>
+        <w:t xml:space="preserve">Rollison DE, Viarisio D, Amorrortu RP, Gheit T, Tommasino M.</w:t>
       </w:r>
       <w:r>
         <w:t xml:space="preserve"> </w:t>
@@ -4460,40 +3927,21 @@
           <w:rPr>
             <w:rStyle w:val="Hyperlink"/>
           </w:rPr>
-          <w:t xml:space="preserve">https://doi.org/10.1186/s12864-020-6483-6</w:t>
+          <w:t xml:space="preserve">An emerging issue in oncogenic virology: The role of beta human papillomavirus types in the development of cutaneous squamous cell carcinoma</w:t>
         </w:r>
       </w:hyperlink>
       <w:r>
-        <w:t xml:space="preserve">.</w:t>
+        <w:t xml:space="preserve">. Journal of Virology. 2019 b;93(7):e01003–18</w:t>
       </w:r>
     </w:p>
     <w:bookmarkEnd w:id="129"/>
-    <w:bookmarkStart w:id="131" w:name="ref-shenpv2026"/>
+    <w:bookmarkStart w:id="131" w:name="ref-saeidian2023"/>
     <w:p>
       <w:pPr>
         <w:pStyle w:val="Bibliography"/>
       </w:pPr>
       <w:r>
-        <w:t xml:space="preserve">Shen, Jessica Y. Q., Rayan Chikhi, Anton Korobeynikov, and Artem Babaian. 2026.</w:t>
-      </w:r>
-      <w:r>
-        <w:t xml:space="preserve"> </w:t>
-      </w:r>
-      <w:r>
-        <w:t xml:space="preserve">“Petabase-Scale Papillomavirus Discovery.”</w:t>
-      </w:r>
-      <w:r>
-        <w:t xml:space="preserve"> </w:t>
-      </w:r>
-      <w:r>
-        <w:rPr>
-          <w:i/>
-          <w:iCs/>
-        </w:rPr>
-        <w:t xml:space="preserve">bioRxiv</w:t>
-      </w:r>
-      <w:r>
-        <w:t xml:space="preserve">.</w:t>
+        <w:t xml:space="preserve">Saeidian AH, Youssefian L, Naji M, Mahmoudi H, Barnada SM, Huang C, et al.</w:t>
       </w:r>
       <w:r>
         <w:t xml:space="preserve"> </w:t>
@@ -4503,61 +3951,90 @@
           <w:rPr>
             <w:rStyle w:val="Hyperlink"/>
           </w:rPr>
-          <w:t xml:space="preserve">https://doi.org/10.64898/2026.04.21.719858</w:t>
+          <w:t xml:space="preserve">Whole transcriptome–based skin virome profiling in typical epidermodysplasia verruciformis reveals</w:t>
+        </w:r>
+        <w:r>
+          <w:rPr>
+            <w:rStyle w:val="Hyperlink"/>
+          </w:rPr>
+          <w:t xml:space="preserve"> </w:t>
+        </w:r>
+        <m:oMath>
+          <m:r>
+            <m:t>α</m:t>
+          </m:r>
+        </m:oMath>
+        <w:r>
+          <w:rPr>
+            <w:rStyle w:val="Hyperlink"/>
+          </w:rPr>
+          <w:t xml:space="preserve">-,</w:t>
+        </w:r>
+        <w:r>
+          <w:rPr>
+            <w:rStyle w:val="Hyperlink"/>
+          </w:rPr>
+          <w:t xml:space="preserve"> </w:t>
+        </w:r>
+        <m:oMath>
+          <m:r>
+            <m:t>β</m:t>
+          </m:r>
+        </m:oMath>
+        <w:r>
+          <w:rPr>
+            <w:rStyle w:val="Hyperlink"/>
+          </w:rPr>
+          <w:t xml:space="preserve">-, and</w:t>
+        </w:r>
+        <w:r>
+          <w:rPr>
+            <w:rStyle w:val="Hyperlink"/>
+          </w:rPr>
+          <w:t xml:space="preserve"> </w:t>
+        </w:r>
+        <m:oMath>
+          <m:r>
+            <m:t>γ</m:t>
+          </m:r>
+        </m:oMath>
+        <w:r>
+          <w:rPr>
+            <w:rStyle w:val="Hyperlink"/>
+          </w:rPr>
+          <w:t xml:space="preserve">-</w:t>
+        </w:r>
+        <w:r>
+          <w:rPr>
+            <w:rStyle w:val="Hyperlink"/>
+          </w:rPr>
+          <w:t xml:space="preserve">HPV</w:t>
+        </w:r>
+        <w:r>
+          <w:rPr>
+            <w:rStyle w:val="Hyperlink"/>
+          </w:rPr>
+          <w:t xml:space="preserve"> </w:t>
+        </w:r>
+        <w:r>
+          <w:rPr>
+            <w:rStyle w:val="Hyperlink"/>
+          </w:rPr>
+          <w:t xml:space="preserve">infections</w:t>
         </w:r>
       </w:hyperlink>
       <w:r>
-        <w:t xml:space="preserve">.</w:t>
+        <w:t xml:space="preserve">. JCI Insight. 2023;8(5):e162558</w:t>
       </w:r>
     </w:p>
     <w:bookmarkEnd w:id="131"/>
-    <w:bookmarkStart w:id="133" w:name="ref-shen2016"/>
+    <w:bookmarkStart w:id="133" w:name="ref-selitsky2020"/>
     <w:p>
       <w:pPr>
         <w:pStyle w:val="Bibliography"/>
       </w:pPr>
       <w:r>
-        <w:t xml:space="preserve">Shen, Wei, Shuai Le, Yan Li, and Fuquan Hu. 2016.</w:t>
-      </w:r>
-      <w:r>
-        <w:t xml:space="preserve"> </w:t>
-      </w:r>
-      <w:r>
-        <w:t xml:space="preserve">“</w:t>
-      </w:r>
-      <w:r>
-        <w:t xml:space="preserve">SeqKit</w:t>
-      </w:r>
-      <w:r>
-        <w:t xml:space="preserve">: A Cross-Platform and Ultrafast Toolkit for</w:t>
-      </w:r>
-      <w:r>
-        <w:t xml:space="preserve"> </w:t>
-      </w:r>
-      <w:r>
-        <w:t xml:space="preserve">FASTA/Q</w:t>
-      </w:r>
-      <w:r>
-        <w:t xml:space="preserve"> </w:t>
-      </w:r>
-      <w:r>
-        <w:t xml:space="preserve">File Manipulation.”</w:t>
-      </w:r>
-      <w:r>
-        <w:t xml:space="preserve"> </w:t>
-      </w:r>
-      <w:r>
-        <w:rPr>
-          <w:i/>
-          <w:iCs/>
-        </w:rPr>
-        <w:t xml:space="preserve">PLoS ONE</w:t>
-      </w:r>
-      <w:r>
-        <w:t xml:space="preserve"> </w:t>
-      </w:r>
-      <w:r>
-        <w:t xml:space="preserve">11 (10): e0163962.</w:t>
+        <w:t xml:space="preserve">Selitsky SR, Marron D, Hollern D, Mose LE, Hoadley KA, Jones C, et al.</w:t>
       </w:r>
       <w:r>
         <w:t xml:space="preserve"> </w:t>
@@ -4567,43 +4044,51 @@
           <w:rPr>
             <w:rStyle w:val="Hyperlink"/>
           </w:rPr>
-          <w:t xml:space="preserve">https://doi.org/10.1371/journal.pone.0163962</w:t>
+          <w:t xml:space="preserve">Virus expression detection reveals</w:t>
+        </w:r>
+        <w:r>
+          <w:rPr>
+            <w:rStyle w:val="Hyperlink"/>
+          </w:rPr>
+          <w:t xml:space="preserve"> </w:t>
+        </w:r>
+        <w:r>
+          <w:rPr>
+            <w:rStyle w:val="Hyperlink"/>
+          </w:rPr>
+          <w:t xml:space="preserve">RNA</w:t>
+        </w:r>
+        <w:r>
+          <w:rPr>
+            <w:rStyle w:val="Hyperlink"/>
+          </w:rPr>
+          <w:t xml:space="preserve">-sequencing contamination in</w:t>
+        </w:r>
+        <w:r>
+          <w:rPr>
+            <w:rStyle w:val="Hyperlink"/>
+          </w:rPr>
+          <w:t xml:space="preserve"> </w:t>
+        </w:r>
+        <w:r>
+          <w:rPr>
+            <w:rStyle w:val="Hyperlink"/>
+          </w:rPr>
+          <w:t xml:space="preserve">TCGA</w:t>
         </w:r>
       </w:hyperlink>
       <w:r>
-        <w:t xml:space="preserve">.</w:t>
+        <w:t xml:space="preserve">. BMC Genomics. 2020;21(1):79</w:t>
       </w:r>
     </w:p>
     <w:bookmarkEnd w:id="133"/>
-    <w:bookmarkStart w:id="135" w:name="ref-son2025"/>
+    <w:bookmarkStart w:id="135" w:name="ref-shenpv2026"/>
     <w:p>
       <w:pPr>
         <w:pStyle w:val="Bibliography"/>
       </w:pPr>
       <w:r>
-        <w:t xml:space="preserve">Son, Heehwa G., Dat Thinh Ha, Yun Xia, Tiancheng Li, Jasmine Blandin, Tomonori Oka, Marjan Azin, et al. 2025.</w:t>
-      </w:r>
-      <w:r>
-        <w:t xml:space="preserve"> </w:t>
-      </w:r>
-      <w:r>
-        <w:t xml:space="preserve">“Commensal Papillomavirus Immunity Preserves the Homeostasis of Highly Mutated Normal Skin.”</w:t>
-      </w:r>
-      <w:r>
-        <w:t xml:space="preserve"> </w:t>
-      </w:r>
-      <w:r>
-        <w:rPr>
-          <w:i/>
-          <w:iCs/>
-        </w:rPr>
-        <w:t xml:space="preserve">Cancer Cell</w:t>
-      </w:r>
-      <w:r>
-        <w:t xml:space="preserve"> </w:t>
-      </w:r>
-      <w:r>
-        <w:t xml:space="preserve">43 (1): 36–48.e10.</w:t>
+        <w:t xml:space="preserve">Shen JYQ, Chikhi R, Korobeynikov A, Babaian A.</w:t>
       </w:r>
       <w:r>
         <w:t xml:space="preserve"> </w:t>
@@ -4613,43 +4098,21 @@
           <w:rPr>
             <w:rStyle w:val="Hyperlink"/>
           </w:rPr>
-          <w:t xml:space="preserve">https://doi.org/10.1016/j.ccell.2024.11.013</w:t>
+          <w:t xml:space="preserve">Petabase-scale papillomavirus discovery</w:t>
         </w:r>
       </w:hyperlink>
       <w:r>
-        <w:t xml:space="preserve">.</w:t>
+        <w:t xml:space="preserve">. bioRxiv. 2026;</w:t>
       </w:r>
     </w:p>
     <w:bookmarkEnd w:id="135"/>
-    <w:bookmarkStart w:id="137" w:name="ref-strickley2019"/>
+    <w:bookmarkStart w:id="137" w:name="ref-shen2016"/>
     <w:p>
       <w:pPr>
         <w:pStyle w:val="Bibliography"/>
       </w:pPr>
       <w:r>
-        <w:t xml:space="preserve">Strickley, John D. et al. 2019.</w:t>
-      </w:r>
-      <w:r>
-        <w:t xml:space="preserve"> </w:t>
-      </w:r>
-      <w:r>
-        <w:t xml:space="preserve">“Immunity to Commensal Papillomaviruses Protects Against Skin Cancer.”</w:t>
-      </w:r>
-      <w:r>
-        <w:t xml:space="preserve"> </w:t>
-      </w:r>
-      <w:r>
-        <w:rPr>
-          <w:i/>
-          <w:iCs/>
-        </w:rPr>
-        <w:t xml:space="preserve">Nature</w:t>
-      </w:r>
-      <w:r>
-        <w:t xml:space="preserve"> </w:t>
-      </w:r>
-      <w:r>
-        <w:t xml:space="preserve">575 (7783): 519–22.</w:t>
+        <w:t xml:space="preserve">Shen W, Le S, Li Y, Hu F.</w:t>
       </w:r>
       <w:r>
         <w:t xml:space="preserve"> </w:t>
@@ -4659,43 +4122,51 @@
           <w:rPr>
             <w:rStyle w:val="Hyperlink"/>
           </w:rPr>
-          <w:t xml:space="preserve">https://doi.org/10.1038/s41586-019-1719-9</w:t>
+          <w:t xml:space="preserve">SeqKit</w:t>
+        </w:r>
+        <w:r>
+          <w:rPr>
+            <w:rStyle w:val="Hyperlink"/>
+          </w:rPr>
+          <w:t xml:space="preserve">: A cross-platform and ultrafast toolkit for</w:t>
+        </w:r>
+        <w:r>
+          <w:rPr>
+            <w:rStyle w:val="Hyperlink"/>
+          </w:rPr>
+          <w:t xml:space="preserve"> </w:t>
+        </w:r>
+        <w:r>
+          <w:rPr>
+            <w:rStyle w:val="Hyperlink"/>
+          </w:rPr>
+          <w:t xml:space="preserve">FASTA/Q</w:t>
+        </w:r>
+        <w:r>
+          <w:rPr>
+            <w:rStyle w:val="Hyperlink"/>
+          </w:rPr>
+          <w:t xml:space="preserve"> </w:t>
+        </w:r>
+        <w:r>
+          <w:rPr>
+            <w:rStyle w:val="Hyperlink"/>
+          </w:rPr>
+          <w:t xml:space="preserve">file manipulation</w:t>
         </w:r>
       </w:hyperlink>
       <w:r>
-        <w:t xml:space="preserve">.</w:t>
+        <w:t xml:space="preserve">. PLoS ONE. 2016;11(10):e0163962</w:t>
       </w:r>
     </w:p>
     <w:bookmarkEnd w:id="137"/>
-    <w:bookmarkStart w:id="139" w:name="ref-strickley2021"/>
+    <w:bookmarkStart w:id="139" w:name="ref-son2025"/>
     <w:p>
       <w:pPr>
         <w:pStyle w:val="Bibliography"/>
       </w:pPr>
       <w:r>
-        <w:t xml:space="preserve">Strickley, John D., Jonathan L. Messerschmidt, Alfred Bennett Jenson, Joongho Joh, and Shadmehr Demehri. 2021.</w:t>
-      </w:r>
-      <w:r>
-        <w:t xml:space="preserve"> </w:t>
-      </w:r>
-      <w:r>
-        <w:t xml:space="preserve">“Reply to: Beta Human Papillomaviruses and Skin Cancer.”</w:t>
-      </w:r>
-      <w:r>
-        <w:t xml:space="preserve"> </w:t>
-      </w:r>
-      <w:r>
-        <w:rPr>
-          <w:i/>
-          <w:iCs/>
-        </w:rPr>
-        <w:t xml:space="preserve">Nature</w:t>
-      </w:r>
-      <w:r>
-        <w:t xml:space="preserve"> </w:t>
-      </w:r>
-      <w:r>
-        <w:t xml:space="preserve">588 (7838): E22–23.</w:t>
+        <w:t xml:space="preserve">Son HG, Ha DT, Xia Y, Li T, Blandin J, Oka T, et al.</w:t>
       </w:r>
       <w:r>
         <w:t xml:space="preserve"> </w:t>
@@ -4705,52 +4176,21 @@
           <w:rPr>
             <w:rStyle w:val="Hyperlink"/>
           </w:rPr>
-          <w:t xml:space="preserve">https://doi.org/10.1038/s41586-020-3024-z</w:t>
+          <w:t xml:space="preserve">Commensal papillomavirus immunity preserves the homeostasis of highly mutated normal skin</w:t>
         </w:r>
       </w:hyperlink>
       <w:r>
-        <w:t xml:space="preserve">.</w:t>
+        <w:t xml:space="preserve">. Cancer Cell. 2025;43(1):36–48.e10</w:t>
       </w:r>
     </w:p>
     <w:bookmarkEnd w:id="139"/>
-    <w:bookmarkStart w:id="141" w:name="ref-vandoorslaer2017"/>
+    <w:bookmarkStart w:id="141" w:name="ref-strickley2019"/>
     <w:p>
       <w:pPr>
         <w:pStyle w:val="Bibliography"/>
       </w:pPr>
       <w:r>
-        <w:t xml:space="preserve">Van Doorslaer, Koenraad et al. 2017.</w:t>
-      </w:r>
-      <w:r>
-        <w:t xml:space="preserve"> </w:t>
-      </w:r>
-      <w:r>
-        <w:t xml:space="preserve">“The</w:t>
-      </w:r>
-      <w:r>
-        <w:t xml:space="preserve"> </w:t>
-      </w:r>
-      <w:r>
-        <w:t xml:space="preserve">Papillomavirus Episteme</w:t>
-      </w:r>
-      <w:r>
-        <w:t xml:space="preserve">: A Major Update to the Papillomavirus Sequence Database.”</w:t>
-      </w:r>
-      <w:r>
-        <w:t xml:space="preserve"> </w:t>
-      </w:r>
-      <w:r>
-        <w:rPr>
-          <w:i/>
-          <w:iCs/>
-        </w:rPr>
-        <w:t xml:space="preserve">Nucleic Acids Research</w:t>
-      </w:r>
-      <w:r>
-        <w:t xml:space="preserve"> </w:t>
-      </w:r>
-      <w:r>
-        <w:t xml:space="preserve">45 (D1): D499–506.</w:t>
+        <w:t xml:space="preserve">Strickley JD, Messerschmidt JL, Awad ME, Li T, Hasegawa T, Ha DT, et al.</w:t>
       </w:r>
       <w:r>
         <w:t xml:space="preserve"> </w:t>
@@ -4760,55 +4200,21 @@
           <w:rPr>
             <w:rStyle w:val="Hyperlink"/>
           </w:rPr>
-          <w:t xml:space="preserve">https://doi.org/10.1093/nar/gkw879</w:t>
+          <w:t xml:space="preserve">Immunity to commensal papillomaviruses protects against skin cancer</w:t>
         </w:r>
       </w:hyperlink>
       <w:r>
-        <w:t xml:space="preserve">.</w:t>
+        <w:t xml:space="preserve">. Nature. 2019;575(7783):519–22</w:t>
       </w:r>
     </w:p>
     <w:bookmarkEnd w:id="141"/>
-    <w:bookmarkStart w:id="143" w:name="ref-vandiver2021"/>
+    <w:bookmarkStart w:id="143" w:name="ref-strickley2021"/>
     <w:p>
       <w:pPr>
         <w:pStyle w:val="Bibliography"/>
       </w:pPr>
       <w:r>
-        <w:t xml:space="preserve">Vandiver, Amy R., Bennett J. Thomas, Mehrdad Karimzada, Byron C. Knowles, Giovanni A. Botten, Roberto Spreafico, Jeremy N. Rotman, et al. 2021.</w:t>
-      </w:r>
-      <w:r>
-        <w:t xml:space="preserve"> </w:t>
-      </w:r>
-      <w:r>
-        <w:t xml:space="preserve">“Detection of Viral Gene Expression in Risk-Stratified Biopsies Reveals No Active</w:t>
-      </w:r>
-      <w:r>
-        <w:t xml:space="preserve"> </w:t>
-      </w:r>
-      <w:r>
-        <w:t xml:space="preserve">HPV</w:t>
-      </w:r>
-      <w:r>
-        <w:t xml:space="preserve"> </w:t>
-      </w:r>
-      <w:r>
-        <w:t xml:space="preserve">in Cutaneous Squamous Cell Carcinoma.”</w:t>
-      </w:r>
-      <w:r>
-        <w:t xml:space="preserve"> </w:t>
-      </w:r>
-      <w:r>
-        <w:rPr>
-          <w:i/>
-          <w:iCs/>
-        </w:rPr>
-        <w:t xml:space="preserve">Experimental Dermatology</w:t>
-      </w:r>
-      <w:r>
-        <w:t xml:space="preserve"> </w:t>
-      </w:r>
-      <w:r>
-        <w:t xml:space="preserve">30 (11): 1711–16.</w:t>
+        <w:t xml:space="preserve">Strickley JD, Messerschmidt JL, Jenson AB, Joh J, Demehri S.</w:t>
       </w:r>
       <w:r>
         <w:t xml:space="preserve"> </w:t>
@@ -4818,55 +4224,21 @@
           <w:rPr>
             <w:rStyle w:val="Hyperlink"/>
           </w:rPr>
-          <w:t xml:space="preserve">https://doi.org/10.1111/exd.14385</w:t>
+          <w:t xml:space="preserve">Reply to: Beta human papillomaviruses and skin cancer</w:t>
         </w:r>
       </w:hyperlink>
       <w:r>
-        <w:t xml:space="preserve">.</w:t>
+        <w:t xml:space="preserve">. Nature. 2021;588(7838):E22–3</w:t>
       </w:r>
     </w:p>
     <w:bookmarkEnd w:id="143"/>
-    <w:bookmarkStart w:id="145" w:name="ref-viarisio2018"/>
+    <w:bookmarkStart w:id="145" w:name="ref-vandoorslaer2017"/>
     <w:p>
       <w:pPr>
         <w:pStyle w:val="Bibliography"/>
       </w:pPr>
       <w:r>
-        <w:t xml:space="preserve">Viarisio, Daniele et al. 2018.</w:t>
-      </w:r>
-      <w:r>
-        <w:t xml:space="preserve"> </w:t>
-      </w:r>
-      <w:r>
-        <w:t xml:space="preserve">“Beta</w:t>
-      </w:r>
-      <w:r>
-        <w:t xml:space="preserve"> </w:t>
-      </w:r>
-      <w:r>
-        <w:t xml:space="preserve">HPV38</w:t>
-      </w:r>
-      <w:r>
-        <w:t xml:space="preserve"> </w:t>
-      </w:r>
-      <w:r>
-        <w:t xml:space="preserve">Oncoproteins Act with a Hit-and-Run Mechanism in Ultraviolet Radiation-Induced Skin Carcinogenesis in Mice.”</w:t>
-      </w:r>
-      <w:r>
-        <w:t xml:space="preserve"> </w:t>
-      </w:r>
-      <w:r>
-        <w:rPr>
-          <w:i/>
-          <w:iCs/>
-        </w:rPr>
-        <w:t xml:space="preserve">PLoS Pathogens</w:t>
-      </w:r>
-      <w:r>
-        <w:t xml:space="preserve"> </w:t>
-      </w:r>
-      <w:r>
-        <w:t xml:space="preserve">14 (1): e1006783.</w:t>
+        <w:t xml:space="preserve">Van Doorslaer K, Li Z, Xirasagar S, Maes P, Kaminsky D, Liou D, et al.</w:t>
       </w:r>
       <w:r>
         <w:t xml:space="preserve"> </w:t>
@@ -4876,55 +4248,39 @@
           <w:rPr>
             <w:rStyle w:val="Hyperlink"/>
           </w:rPr>
-          <w:t xml:space="preserve">https://doi.org/10.1371/journal.ppat.1006783</w:t>
+          <w:t xml:space="preserve">The</w:t>
+        </w:r>
+        <w:r>
+          <w:rPr>
+            <w:rStyle w:val="Hyperlink"/>
+          </w:rPr>
+          <w:t xml:space="preserve"> </w:t>
+        </w:r>
+        <w:r>
+          <w:rPr>
+            <w:rStyle w:val="Hyperlink"/>
+          </w:rPr>
+          <w:t xml:space="preserve">Papillomavirus Episteme</w:t>
+        </w:r>
+        <w:r>
+          <w:rPr>
+            <w:rStyle w:val="Hyperlink"/>
+          </w:rPr>
+          <w:t xml:space="preserve">: A major update to the papillomavirus sequence database</w:t>
         </w:r>
       </w:hyperlink>
       <w:r>
-        <w:t xml:space="preserve">.</w:t>
+        <w:t xml:space="preserve">. Nucleic Acids Research. 2017;45(D1):D499–506</w:t>
       </w:r>
     </w:p>
     <w:bookmarkEnd w:id="145"/>
-    <w:bookmarkStart w:id="147" w:name="ref-weissenborn2012"/>
+    <w:bookmarkStart w:id="147" w:name="ref-vandiver2021"/>
     <w:p>
       <w:pPr>
         <w:pStyle w:val="Bibliography"/>
       </w:pPr>
       <w:r>
-        <w:t xml:space="preserve">Weissenborn, Sönke, Rachel E. Neale, Tim Waterboer, Damiano Abeni, Jan Nico Bouwes Bavinck, Adele C. Green, Catherine A. Harwood, et al. 2012.</w:t>
-      </w:r>
-      <w:r>
-        <w:t xml:space="preserve"> </w:t>
-      </w:r>
-      <w:r>
-        <w:t xml:space="preserve">“Beta-Papillomavirus</w:t>
-      </w:r>
-      <w:r>
-        <w:t xml:space="preserve"> </w:t>
-      </w:r>
-      <w:r>
-        <w:t xml:space="preserve">DNA</w:t>
-      </w:r>
-      <w:r>
-        <w:t xml:space="preserve"> </w:t>
-      </w:r>
-      <w:r>
-        <w:t xml:space="preserve">Loads in Hair Follicles of Immunocompetent People and Organ Transplant Recipients.”</w:t>
-      </w:r>
-      <w:r>
-        <w:t xml:space="preserve"> </w:t>
-      </w:r>
-      <w:r>
-        <w:rPr>
-          <w:i/>
-          <w:iCs/>
-        </w:rPr>
-        <w:t xml:space="preserve">Medical Microbiology and Immunology</w:t>
-      </w:r>
-      <w:r>
-        <w:t xml:space="preserve"> </w:t>
-      </w:r>
-      <w:r>
-        <w:t xml:space="preserve">201 (2): 117–25.</w:t>
+        <w:t xml:space="preserve">Vandiver AR, Thomas BJ, Karimzada M, Knowles BC, Botten GA, Spreafico R, et al.</w:t>
       </w:r>
       <w:r>
         <w:t xml:space="preserve"> </w:t>
@@ -4934,55 +4290,45 @@
           <w:rPr>
             <w:rStyle w:val="Hyperlink"/>
           </w:rPr>
-          <w:t xml:space="preserve">https://doi.org/10.1007/s00430-011-0212-3</w:t>
+          <w:t xml:space="preserve">Detection of viral gene expression in risk-stratified biopsies reveals no active</w:t>
+        </w:r>
+        <w:r>
+          <w:rPr>
+            <w:rStyle w:val="Hyperlink"/>
+          </w:rPr>
+          <w:t xml:space="preserve"> </w:t>
+        </w:r>
+        <w:r>
+          <w:rPr>
+            <w:rStyle w:val="Hyperlink"/>
+          </w:rPr>
+          <w:t xml:space="preserve">HPV</w:t>
+        </w:r>
+        <w:r>
+          <w:rPr>
+            <w:rStyle w:val="Hyperlink"/>
+          </w:rPr>
+          <w:t xml:space="preserve"> </w:t>
+        </w:r>
+        <w:r>
+          <w:rPr>
+            <w:rStyle w:val="Hyperlink"/>
+          </w:rPr>
+          <w:t xml:space="preserve">in cutaneous squamous cell carcinoma</w:t>
         </w:r>
       </w:hyperlink>
       <w:r>
-        <w:t xml:space="preserve">.</w:t>
+        <w:t xml:space="preserve">. Experimental Dermatology. 2021;30(11):1711–6</w:t>
       </w:r>
     </w:p>
     <w:bookmarkEnd w:id="147"/>
-    <w:bookmarkStart w:id="149" w:name="ref-wenande2025"/>
+    <w:bookmarkStart w:id="149" w:name="ref-viarisio2018"/>
     <w:p>
       <w:pPr>
         <w:pStyle w:val="Bibliography"/>
       </w:pPr>
       <w:r>
-        <w:t xml:space="preserve">Wenande, Emily, Anna Hastrup, Stine Wiegell, Peter A. Philipsen, Niels Bech Thomsen, Shadmehr Demehri, Susanne K. Kjaer, and Merete Haedersdal. 2025.</w:t>
-      </w:r>
-      <w:r>
-        <w:t xml:space="preserve"> </w:t>
-      </w:r>
-      <w:r>
-        <w:t xml:space="preserve">“Human Papillomavirus Vaccination and Actinic Keratosis Burden: The</w:t>
-      </w:r>
-      <w:r>
-        <w:t xml:space="preserve"> </w:t>
-      </w:r>
-      <w:r>
-        <w:t xml:space="preserve">VAXAK</w:t>
-      </w:r>
-      <w:r>
-        <w:t xml:space="preserve"> </w:t>
-      </w:r>
-      <w:r>
-        <w:t xml:space="preserve">Randomized Clinical Trial.”</w:t>
-      </w:r>
-      <w:r>
-        <w:t xml:space="preserve"> </w:t>
-      </w:r>
-      <w:r>
-        <w:rPr>
-          <w:i/>
-          <w:iCs/>
-        </w:rPr>
-        <w:t xml:space="preserve">JAMA Dermatology</w:t>
-      </w:r>
-      <w:r>
-        <w:t xml:space="preserve"> </w:t>
-      </w:r>
-      <w:r>
-        <w:t xml:space="preserve">161 (6): 605–14.</w:t>
+        <w:t xml:space="preserve">Viarisio D, Müller-Decker K, Accardi R, Robitaille A, Dürst M, Beer K, et al.</w:t>
       </w:r>
       <w:r>
         <w:t xml:space="preserve"> </w:t>
@@ -4992,52 +4338,45 @@
           <w:rPr>
             <w:rStyle w:val="Hyperlink"/>
           </w:rPr>
-          <w:t xml:space="preserve">https://doi.org/10.1001/jamadermatol.2025.0531</w:t>
+          <w:t xml:space="preserve">Beta</w:t>
+        </w:r>
+        <w:r>
+          <w:rPr>
+            <w:rStyle w:val="Hyperlink"/>
+          </w:rPr>
+          <w:t xml:space="preserve"> </w:t>
+        </w:r>
+        <w:r>
+          <w:rPr>
+            <w:rStyle w:val="Hyperlink"/>
+          </w:rPr>
+          <w:t xml:space="preserve">HPV38</w:t>
+        </w:r>
+        <w:r>
+          <w:rPr>
+            <w:rStyle w:val="Hyperlink"/>
+          </w:rPr>
+          <w:t xml:space="preserve"> </w:t>
+        </w:r>
+        <w:r>
+          <w:rPr>
+            <w:rStyle w:val="Hyperlink"/>
+          </w:rPr>
+          <w:t xml:space="preserve">oncoproteins act with a hit-and-run mechanism in ultraviolet radiation-induced skin carcinogenesis in mice</w:t>
         </w:r>
       </w:hyperlink>
       <w:r>
-        <w:t xml:space="preserve">.</w:t>
+        <w:t xml:space="preserve">. PLoS Pathogens. 2018;14(1):e1006783</w:t>
       </w:r>
     </w:p>
     <w:bookmarkEnd w:id="149"/>
-    <w:bookmarkStart w:id="151" w:name="ref-wood2019"/>
+    <w:bookmarkStart w:id="151" w:name="ref-weissenborn2012"/>
     <w:p>
       <w:pPr>
         <w:pStyle w:val="Bibliography"/>
       </w:pPr>
       <w:r>
-        <w:t xml:space="preserve">Wood, Derrick E., Jennifer Lu, and Ben Langmead. 2019.</w:t>
-      </w:r>
-      <w:r>
-        <w:t xml:space="preserve"> </w:t>
-      </w:r>
-      <w:r>
-        <w:t xml:space="preserve">“Improved Metagenomic Analysis with</w:t>
-      </w:r>
-      <w:r>
-        <w:t xml:space="preserve"> </w:t>
-      </w:r>
-      <w:r>
-        <w:t xml:space="preserve">Kraken 2</w:t>
-      </w:r>
-      <w:r>
-        <w:t xml:space="preserve">.”</w:t>
-      </w:r>
-      <w:r>
-        <w:t xml:space="preserve"> </w:t>
-      </w:r>
-      <w:r>
-        <w:rPr>
-          <w:i/>
-          <w:iCs/>
-        </w:rPr>
-        <w:t xml:space="preserve">Genome Biology</w:t>
-      </w:r>
-      <w:r>
-        <w:t xml:space="preserve"> </w:t>
-      </w:r>
-      <w:r>
-        <w:t xml:space="preserve">20: 257.</w:t>
+        <w:t xml:space="preserve">Weissenborn S, Neale RE, Waterboer T, Abeni D, Bouwes Bavinck JN, Green AC, et al.</w:t>
       </w:r>
       <w:r>
         <w:t xml:space="preserve"> </w:t>
@@ -5047,26 +4386,230 @@
           <w:rPr>
             <w:rStyle w:val="Hyperlink"/>
           </w:rPr>
-          <w:t xml:space="preserve">https://doi.org/10.1186/s13059-019-1891-0</w:t>
+          <w:t xml:space="preserve">Beta-papillomavirus</w:t>
+        </w:r>
+        <w:r>
+          <w:rPr>
+            <w:rStyle w:val="Hyperlink"/>
+          </w:rPr>
+          <w:t xml:space="preserve"> </w:t>
+        </w:r>
+        <w:r>
+          <w:rPr>
+            <w:rStyle w:val="Hyperlink"/>
+          </w:rPr>
+          <w:t xml:space="preserve">DNA</w:t>
+        </w:r>
+        <w:r>
+          <w:rPr>
+            <w:rStyle w:val="Hyperlink"/>
+          </w:rPr>
+          <w:t xml:space="preserve"> </w:t>
+        </w:r>
+        <w:r>
+          <w:rPr>
+            <w:rStyle w:val="Hyperlink"/>
+          </w:rPr>
+          <w:t xml:space="preserve">loads in hair follicles of immunocompetent people and organ transplant recipients</w:t>
         </w:r>
       </w:hyperlink>
       <w:r>
-        <w:t xml:space="preserve">.</w:t>
+        <w:t xml:space="preserve">. Medical Microbiology and Immunology. 2012;201(2):117–25</w:t>
       </w:r>
     </w:p>
     <w:bookmarkEnd w:id="151"/>
-    <w:bookmarkEnd w:id="152"/>
+    <w:bookmarkStart w:id="153" w:name="ref-wenande2025"/>
+    <w:p>
+      <w:pPr>
+        <w:pStyle w:val="Bibliography"/>
+      </w:pPr>
+      <w:r>
+        <w:t xml:space="preserve">Wenande E, Hastrup A, Wiegell S, Philipsen PA, Thomsen NB, Demehri S, et al.</w:t>
+      </w:r>
+      <w:r>
+        <w:t xml:space="preserve"> </w:t>
+      </w:r>
+      <w:hyperlink r:id="rId152">
+        <w:r>
+          <w:rPr>
+            <w:rStyle w:val="Hyperlink"/>
+          </w:rPr>
+          <w:t xml:space="preserve">Human papillomavirus vaccination and actinic keratosis burden: The</w:t>
+        </w:r>
+        <w:r>
+          <w:rPr>
+            <w:rStyle w:val="Hyperlink"/>
+          </w:rPr>
+          <w:t xml:space="preserve"> </w:t>
+        </w:r>
+        <w:r>
+          <w:rPr>
+            <w:rStyle w:val="Hyperlink"/>
+          </w:rPr>
+          <w:t xml:space="preserve">VAXAK</w:t>
+        </w:r>
+        <w:r>
+          <w:rPr>
+            <w:rStyle w:val="Hyperlink"/>
+          </w:rPr>
+          <w:t xml:space="preserve"> </w:t>
+        </w:r>
+        <w:r>
+          <w:rPr>
+            <w:rStyle w:val="Hyperlink"/>
+          </w:rPr>
+          <w:t xml:space="preserve">randomized clinical trial</w:t>
+        </w:r>
+      </w:hyperlink>
+      <w:r>
+        <w:t xml:space="preserve">. JAMA Dermatology. 2025;161(6):605–14</w:t>
+      </w:r>
+    </w:p>
     <w:bookmarkEnd w:id="153"/>
-    <w:bookmarkStart w:id="199" w:name="supplementary-material"/>
+    <w:bookmarkStart w:id="155" w:name="ref-wood2019"/>
     <w:p>
       <w:pPr>
+        <w:pStyle w:val="Bibliography"/>
+      </w:pPr>
+      <w:r>
+        <w:t xml:space="preserve">Wood DE, Lu J, Langmead B.</w:t>
+      </w:r>
+      <w:r>
+        <w:t xml:space="preserve"> </w:t>
+      </w:r>
+      <w:hyperlink r:id="rId154">
+        <w:r>
+          <w:rPr>
+            <w:rStyle w:val="Hyperlink"/>
+          </w:rPr>
+          <w:t xml:space="preserve">Improved metagenomic analysis with</w:t>
+        </w:r>
+        <w:r>
+          <w:rPr>
+            <w:rStyle w:val="Hyperlink"/>
+          </w:rPr>
+          <w:t xml:space="preserve"> </w:t>
+        </w:r>
+        <w:r>
+          <w:rPr>
+            <w:rStyle w:val="Hyperlink"/>
+          </w:rPr>
+          <w:t xml:space="preserve">Kraken 2</w:t>
+        </w:r>
+      </w:hyperlink>
+      <w:r>
+        <w:t xml:space="preserve">. Genome Biology. 2019;20:257</w:t>
+      </w:r>
+    </w:p>
+    <w:bookmarkEnd w:id="155"/>
+    <w:bookmarkStart w:id="157" w:name="ref-you2004"/>
+    <w:p>
+      <w:pPr>
+        <w:pStyle w:val="Bibliography"/>
+      </w:pPr>
+      <w:r>
+        <w:t xml:space="preserve">You J, Croyle JL, Nishimura A, Ozato K, Howley PM.</w:t>
+      </w:r>
+      <w:r>
+        <w:t xml:space="preserve"> </w:t>
+      </w:r>
+      <w:hyperlink r:id="rId156">
+        <w:r>
+          <w:rPr>
+            <w:rStyle w:val="Hyperlink"/>
+          </w:rPr>
+          <w:t xml:space="preserve">Interaction of the bovine papillomavirus</w:t>
+        </w:r>
+        <w:r>
+          <w:rPr>
+            <w:rStyle w:val="Hyperlink"/>
+          </w:rPr>
+          <w:t xml:space="preserve"> </w:t>
+        </w:r>
+        <w:r>
+          <w:rPr>
+            <w:rStyle w:val="Hyperlink"/>
+          </w:rPr>
+          <w:t xml:space="preserve">E2</w:t>
+        </w:r>
+        <w:r>
+          <w:rPr>
+            <w:rStyle w:val="Hyperlink"/>
+          </w:rPr>
+          <w:t xml:space="preserve"> </w:t>
+        </w:r>
+        <w:r>
+          <w:rPr>
+            <w:rStyle w:val="Hyperlink"/>
+          </w:rPr>
+          <w:t xml:space="preserve">protein with</w:t>
+        </w:r>
+        <w:r>
+          <w:rPr>
+            <w:rStyle w:val="Hyperlink"/>
+          </w:rPr>
+          <w:t xml:space="preserve"> </w:t>
+        </w:r>
+        <w:r>
+          <w:rPr>
+            <w:rStyle w:val="Hyperlink"/>
+          </w:rPr>
+          <w:t xml:space="preserve">Brd4</w:t>
+        </w:r>
+        <w:r>
+          <w:rPr>
+            <w:rStyle w:val="Hyperlink"/>
+          </w:rPr>
+          <w:t xml:space="preserve"> </w:t>
+        </w:r>
+        <w:r>
+          <w:rPr>
+            <w:rStyle w:val="Hyperlink"/>
+          </w:rPr>
+          <w:t xml:space="preserve">tethers the viral</w:t>
+        </w:r>
+        <w:r>
+          <w:rPr>
+            <w:rStyle w:val="Hyperlink"/>
+          </w:rPr>
+          <w:t xml:space="preserve"> </w:t>
+        </w:r>
+        <w:r>
+          <w:rPr>
+            <w:rStyle w:val="Hyperlink"/>
+          </w:rPr>
+          <w:t xml:space="preserve">DNA</w:t>
+        </w:r>
+        <w:r>
+          <w:rPr>
+            <w:rStyle w:val="Hyperlink"/>
+          </w:rPr>
+          <w:t xml:space="preserve"> </w:t>
+        </w:r>
+        <w:r>
+          <w:rPr>
+            <w:rStyle w:val="Hyperlink"/>
+          </w:rPr>
+          <w:t xml:space="preserve">to host mitotic chromosomes</w:t>
+        </w:r>
+      </w:hyperlink>
+      <w:r>
+        <w:t xml:space="preserve">. Cell. 2004;117(3):349–60</w:t>
+      </w:r>
+    </w:p>
+    <w:bookmarkEnd w:id="157"/>
+    <w:bookmarkEnd w:id="158"/>
+    <w:bookmarkEnd w:id="159"/>
+    <w:bookmarkStart w:id="205" w:name="supplementary-material"/>
+    <w:p>
+      <w:pPr>
         <w:pStyle w:val="Heading1"/>
       </w:pPr>
       <w:r>
         <w:t xml:space="preserve">Supplementary Material</w:t>
       </w:r>
     </w:p>
-    <w:bookmarkStart w:id="154" w:name="supplementary-materials-and-methods"/>
+    <w:bookmarkStart w:id="160" w:name="supplementary-materials-and-methods"/>
     <w:p>
       <w:pPr>
         <w:pStyle w:val="Heading2"/>
@@ -5075,8 +4618,8 @@
         <w:t xml:space="preserve">Supplementary Materials and Methods</w:t>
       </w:r>
     </w:p>
-    <w:bookmarkEnd w:id="154"/>
-    <w:bookmarkStart w:id="168" w:name="methods"/>
+    <w:bookmarkEnd w:id="160"/>
+    <w:bookmarkStart w:id="174" w:name="methods"/>
     <w:p>
       <w:pPr>
         <w:pStyle w:val="Heading2"/>
@@ -5085,7 +4628,7 @@
         <w:t xml:space="preserve">Methods</w:t>
       </w:r>
     </w:p>
-    <w:bookmarkStart w:id="155" w:name="overview-and-implementation"/>
+    <w:bookmarkStart w:id="161" w:name="overview-and-implementation"/>
     <w:p>
       <w:pPr>
         <w:pStyle w:val="Heading3"/>
@@ -5134,8 +4677,8 @@
         <w:t xml:space="preserve">The workflow comprises a one-time reference-construction stage followed by a per-sample pipeline: SRA discovery → FASTQ download → quality control → Kraken2 papillomavirus screen → branch on HPV status (only HPV-positive libraries proceed) → STAR alignment to the HPV reference panel → coverage-based HPV typing → early/late transcript classification → aggregation and reporting.</w:t>
       </w:r>
     </w:p>
-    <w:bookmarkEnd w:id="155"/>
-    <w:bookmarkStart w:id="156" w:name="hpv-reference-panel-and-kraken2-database"/>
+    <w:bookmarkEnd w:id="161"/>
+    <w:bookmarkStart w:id="162" w:name="hpv-reference-panel-and-kraken2-database"/>
     <w:p>
       <w:pPr>
         <w:pStyle w:val="Heading3"/>
@@ -5215,7 +4758,7 @@
         <w:t xml:space="preserve"> </w:t>
       </w:r>
       <w:r>
-        <w:t xml:space="preserve">W. Shen et al. (2016)</w:t>
+        <w:t xml:space="preserve">Shen et al. (2016)</w:t>
       </w:r>
       <w:r>
         <w:t xml:space="preserve">) to yield the final panel (</w:t>
@@ -5272,14 +4815,14 @@
         <w:t xml:space="preserve"> </w:t>
       </w:r>
       <w:r>
-        <w:t xml:space="preserve">Wood, Lu, and Langmead (2019)</w:t>
+        <w:t xml:space="preserve">Wood et al. (2019)</w:t>
       </w:r>
       <w:r>
         <w:t xml:space="preserve">) was constructed from the NCBI taxonomy and the human reference library (GRCh38), to which all panel HPV genomes were added under a Papillomaviridae taxon, so that human and HPV reads are jointly classified and HPV reads are resolved within the papillomavirus clade.</w:t>
       </w:r>
     </w:p>
-    <w:bookmarkEnd w:id="156"/>
-    <w:bookmarkStart w:id="157" w:name="dataset-assembly-and-sra-discovery"/>
+    <w:bookmarkEnd w:id="162"/>
+    <w:bookmarkStart w:id="163" w:name="dataset-assembly-and-sra-discovery"/>
     <w:p>
       <w:pPr>
         <w:pStyle w:val="Heading3"/>
@@ -5334,8 +4877,8 @@
         <w:t xml:space="preserve">. Library layout (single- vs paired-end) was taken from the SRA record. To enable robust downstream parsing, comma-containing free-text fields were retained in a raw samplesheet and stripped from the slim samplesheet consumed by the workflow.</w:t>
       </w:r>
     </w:p>
-    <w:bookmarkEnd w:id="157"/>
-    <w:bookmarkStart w:id="158" w:name="read-download-and-quality-control"/>
+    <w:bookmarkEnd w:id="163"/>
+    <w:bookmarkStart w:id="164" w:name="read-download-and-quality-control"/>
     <w:p>
       <w:pPr>
         <w:pStyle w:val="Heading3"/>
@@ -5355,7 +4898,7 @@
         <w:t xml:space="preserve"> </w:t>
       </w:r>
       <w:r>
-        <w:t xml:space="preserve">(Leinonen, Sugawara, and Shumway 2011)</w:t>
+        <w:t xml:space="preserve">(Leinonen et al. 2011)</w:t>
       </w:r>
       <w:r>
         <w:t xml:space="preserve"> </w:t>
@@ -5445,8 +4988,8 @@
         <w:t xml:space="preserve">was run without a spot limit. This matters more than it may appear, because reads deposited from a coordinate-sorted alignment emerge from the SRA in reference order, which places unmapped, and therefore viral, reads at the end of the run; screening only the leading portion of such a library would miss the signal entirely and would do so non-randomly. As a check on the whole path from download to classification, the reads reaching the Kraken2 screen correspond to a median 98.6% of the SRA-reported spot count across the 10,834 screened libraries (5th percentile 85.5%), the small shortfall being fastp quality and length filtering, and the per-group medians span 95.8% to 99.5%, so no sample group was read less completely than another.</w:t>
       </w:r>
     </w:p>
-    <w:bookmarkEnd w:id="158"/>
-    <w:bookmarkStart w:id="159" w:name="hpv-screening-and-positivity-calling"/>
+    <w:bookmarkEnd w:id="164"/>
+    <w:bookmarkStart w:id="165" w:name="hpv-screening-and-positivity-calling"/>
     <w:p>
       <w:pPr>
         <w:pStyle w:val="Heading3"/>
@@ -5472,8 +5015,8 @@
         <w:t xml:space="preserve">), and HPV-negative otherwise; HPV-negative libraries were recorded for rate estimation but proceeded no further. HPV-classified reads from positive libraries were extracted (seqtk 1.4), keeping paired mates in register, for targeted alignment. This split, in which every screened library contributes to positivity rates but only positives advance to typing, is the central branch point of the workflow.</w:t>
       </w:r>
     </w:p>
-    <w:bookmarkEnd w:id="159"/>
-    <w:bookmarkStart w:id="160" w:name="hpv-typing"/>
+    <w:bookmarkEnd w:id="165"/>
+    <w:bookmarkStart w:id="166" w:name="hpv-typing"/>
     <w:p>
       <w:pPr>
         <w:pStyle w:val="Heading3"/>
@@ -5583,8 +5126,8 @@
         <w:t xml:space="preserve">); the full per-reference coverage table was retained regardless of assignment. The dual breadth-and-depth criterion guards against spurious assignment from a few reads piling up on a short, conserved region.</w:t>
       </w:r>
     </w:p>
-    <w:bookmarkEnd w:id="160"/>
-    <w:bookmarkStart w:id="161" w:name="earlylate-transcript-classification"/>
+    <w:bookmarkEnd w:id="166"/>
+    <w:bookmarkStart w:id="167" w:name="earlylate-transcript-classification"/>
     <w:p>
       <w:pPr>
         <w:pStyle w:val="Heading3"/>
@@ -5604,7 +5147,7 @@
         <w:t xml:space="preserve"> </w:t>
       </w:r>
       <w:r>
-        <w:t xml:space="preserve">Liao, Smyth, and Shi (2014)</w:t>
+        <w:t xml:space="preserve">Liao et al. (2014)</w:t>
       </w:r>
       <w:r>
         <w:t xml:space="preserve">) against the PaVE-derived gene annotation (</w:t>
@@ -5628,8 +5171,8 @@
         <w:t xml:space="preserve">). Productivity was gated on L1 specifically, rather than on combined L1+L2 signal, because L1 capsid expression is the more stringent marker of virion-producing late-stage infection, whereas isolated L2 signal can arise from low-level transcription or cross-mapping; this single rule was applied uniformly across all samples and run batches.</w:t>
       </w:r>
     </w:p>
-    <w:bookmarkEnd w:id="161"/>
-    <w:bookmarkStart w:id="162" w:name="Xb7b52261b13d214b61be4d17d32a361ca9d534d"/>
+    <w:bookmarkEnd w:id="167"/>
+    <w:bookmarkStart w:id="168" w:name="Xb7b52261b13d214b61be4d17d32a361ca9d534d"/>
     <w:p>
       <w:pPr>
         <w:pStyle w:val="Heading3"/>
@@ -5649,7 +5192,7 @@
         <w:t xml:space="preserve"> </w:t>
       </w:r>
       <w:r>
-        <w:t xml:space="preserve">(Cantalupo, Katz, and Pipas 2015; Kazemian et al. 2015)</w:t>
+        <w:t xml:space="preserve">(Cantalupo et al. 2015; Kazemian et al. 2015)</w:t>
       </w:r>
       <w:r>
         <w:t xml:space="preserve">, every sample was annotated along three independent axes from its metadata using a shared pattern library: is_cell_line (named lines such as HeLa, SiHa, CaSki, HaCaT, A431, plus generic markers like</w:t>
@@ -5707,8 +5250,8 @@
         <w:t xml:space="preserve">annotations were treated as non-cell-line. These flags annotate rather than exclude samples, so that cell-line positives are retained as positive controls but can be separated from primary-tissue signal at analysis. For the prevalence-sweep cohort, study-level heuristic calls were additionally refined by manual curation through a structured workbook, with precedence sample &gt; study &gt; heuristic, and a provenance label recorded for each overridden call. As a further contaminant guard, low-coverage-breadth assignments (breadth &lt; 0.15) and alpha-genus/HPV16/HPV18 calls were tabulated by study to surface project-level contamination.</w:t>
       </w:r>
     </w:p>
-    <w:bookmarkEnd w:id="162"/>
-    <w:bookmarkStart w:id="163" w:name="X7eaa2f8331f5c25e50e9f6c362aa899cbb1292c"/>
+    <w:bookmarkEnd w:id="168"/>
+    <w:bookmarkStart w:id="169" w:name="X7eaa2f8331f5c25e50e9f6c362aa899cbb1292c"/>
     <w:p>
       <w:pPr>
         <w:pStyle w:val="Heading3"/>
@@ -6108,8 +5651,8 @@
         <w:t xml:space="preserve">).</w:t>
       </w:r>
     </w:p>
-    <w:bookmarkEnd w:id="163"/>
-    <w:bookmarkStart w:id="164" w:name="library-selection-chemistry"/>
+    <w:bookmarkEnd w:id="169"/>
+    <w:bookmarkStart w:id="170" w:name="library-selection-chemistry"/>
     <w:p>
       <w:pPr>
         <w:pStyle w:val="Heading3"/>
@@ -6278,8 +5821,8 @@
         <w:t xml:space="preserve">. Run as a blind test, the classifier recovers rRNA depletion for 15/15 of them from protocol text alone, which is also the independent confirmation that the series is rRNA-depleted rather than poly-A-selected.</w:t>
       </w:r>
     </w:p>
-    <w:bookmarkEnd w:id="164"/>
-    <w:bookmarkStart w:id="165" w:name="X092d6aa339a1e20488094a4b56c0474ffc2644c"/>
+    <w:bookmarkEnd w:id="170"/>
+    <w:bookmarkStart w:id="171" w:name="X092d6aa339a1e20488094a4b56c0474ffc2644c"/>
     <w:p>
       <w:pPr>
         <w:pStyle w:val="Heading3"/>
@@ -6610,8 +6153,8 @@
         <w:t xml:space="preserve">rather than downsampled.</w:t>
       </w:r>
     </w:p>
-    <w:bookmarkEnd w:id="165"/>
-    <w:bookmarkStart w:id="166" w:name="X100e545f3d9e395267e0fa4a0c685cbdafc7ff0"/>
+    <w:bookmarkEnd w:id="171"/>
+    <w:bookmarkStart w:id="172" w:name="X100e545f3d9e395267e0fa4a0c685cbdafc7ff0"/>
     <w:p>
       <w:pPr>
         <w:pStyle w:val="Heading3"/>
@@ -6643,7 +6186,7 @@
         <w:t xml:space="preserve"> </w:t>
       </w:r>
       <w:r>
-        <w:t xml:space="preserve">(J. Y. Q. Shen et al. 2026)</w:t>
+        <w:t xml:space="preserve">(Shen et al. 2026)</w:t>
       </w:r>
       <w:r>
         <w:t xml:space="preserve">; we re-tabulated their released cluster-by-library table by body site. Libraries were bucketed by the BioSample organism field into skin (</w:t>
@@ -6794,8 +6337,8 @@
         <w:t xml:space="preserve">.</w:t>
       </w:r>
     </w:p>
-    <w:bookmarkEnd w:id="166"/>
-    <w:bookmarkStart w:id="167" w:name="execution-at-scale"/>
+    <w:bookmarkEnd w:id="172"/>
+    <w:bookmarkStart w:id="173" w:name="execution-at-scale"/>
     <w:p>
       <w:pPr>
         <w:pStyle w:val="Heading3"/>
@@ -6812,9 +6355,9 @@
         <w:t xml:space="preserve">For cohorts of thousands of libraries, a chunked driver processed the samplesheet in fixed-size batches (default 100 libraries per chunk). After each successful chunk, per-sample outputs (Kraken2 reports, HPV typing and transcript tables, and HPV status) were aggregated and the chunk’s working directory was deleted to bound disk use; a failed chunk was left intact for inspection and resumed on rerun. A single combined report was generated over the aggregated outputs at completion. Summary tables and figures were produced in R (tidyverse), and the depth-normalized burden analysis was implemented as a standalone R script operating on the aggregated Kraken2 reports, typing tables, and curated sample flags.</w:t>
       </w:r>
     </w:p>
-    <w:bookmarkEnd w:id="167"/>
-    <w:bookmarkEnd w:id="168"/>
-    <w:bookmarkStart w:id="196" w:name="supplementary-figures-and-tables"/>
+    <w:bookmarkEnd w:id="173"/>
+    <w:bookmarkEnd w:id="174"/>
+    <w:bookmarkStart w:id="202" w:name="supplementary-figures-and-tables"/>
     <w:p>
       <w:pPr>
         <w:pStyle w:val="Heading2"/>
@@ -6836,7 +6379,7 @@
       <w:tr>
         <w:tc>
           <w:tcPr/>
-          <w:bookmarkStart w:id="172" w:name="suppfig-depth"/>
+          <w:bookmarkStart w:id="178" w:name="suppfig-depth"/>
           <w:p>
             <w:pPr>
               <w:pStyle w:val="Compact"/>
@@ -6847,18 +6390,18 @@
                 <wp:inline>
                   <wp:extent cx="5943600" cy="3714749"/>
                   <wp:effectExtent b="0" l="0" r="0" t="0"/>
-                  <wp:docPr descr="" title="" id="170" name="Picture"/>
+                  <wp:docPr descr="" title="" id="176" name="Picture"/>
                   <a:graphic>
                     <a:graphicData uri="http://schemas.openxmlformats.org/drawingml/2006/picture">
                       <pic:pic>
                         <pic:nvPicPr>
-                          <pic:cNvPr descr="figureS1.png" id="171" name="Picture"/>
+                          <pic:cNvPr descr="figureS1.png" id="177" name="Picture"/>
                           <pic:cNvPicPr>
                             <a:picLocks noChangeArrowheads="1" noChangeAspect="1"/>
                           </pic:cNvPicPr>
                         </pic:nvPicPr>
                         <pic:blipFill>
-                          <a:blip r:embed="rId169"/>
+                          <a:blip r:embed="rId175"/>
                           <a:stretch>
                             <a:fillRect/>
                           </a:stretch>
@@ -6915,7 +6458,7 @@
               <w:t xml:space="preserve">is not produced by differences in sequencing depth: the groups that reach the floor do so at every depth, and the groups that do not never reach it, however deeply sequenced. Point size is proportional to the number of libraries in each group × bin.</w:t>
             </w:r>
           </w:p>
-          <w:bookmarkEnd w:id="172"/>
+          <w:bookmarkEnd w:id="178"/>
         </w:tc>
       </w:tr>
     </w:tbl>
@@ -6940,7 +6483,7 @@
       <w:tr>
         <w:tc>
           <w:tcPr/>
-          <w:bookmarkStart w:id="176" w:name="suppfig-trace"/>
+          <w:bookmarkStart w:id="182" w:name="suppfig-trace"/>
           <w:p>
             <w:pPr>
               <w:pStyle w:val="Compact"/>
@@ -6951,18 +6494,18 @@
                 <wp:inline>
                   <wp:extent cx="5943600" cy="3302000"/>
                   <wp:effectExtent b="0" l="0" r="0" t="0"/>
-                  <wp:docPr descr="" title="" id="174" name="Picture"/>
+                  <wp:docPr descr="" title="" id="180" name="Picture"/>
                   <a:graphic>
                     <a:graphicData uri="http://schemas.openxmlformats.org/drawingml/2006/picture">
                       <pic:pic>
                         <pic:nvPicPr>
-                          <pic:cNvPr descr="figureS2.png" id="175" name="Picture"/>
+                          <pic:cNvPr descr="figureS2.png" id="181" name="Picture"/>
                           <pic:cNvPicPr>
                             <a:picLocks noChangeArrowheads="1" noChangeAspect="1"/>
                           </pic:cNvPicPr>
                         </pic:nvPicPr>
                         <pic:blipFill>
-                          <a:blip r:embed="rId173"/>
+                          <a:blip r:embed="rId179"/>
                           <a:stretch>
                             <a:fillRect/>
                           </a:stretch>
@@ -7028,10 +6571,10 @@
               <w:t xml:space="preserve"> </w:t>
             </w:r>
             <w:r>
-              <w:t xml:space="preserve">= 54), split into three exclusive classes from the per-gene read counts the pipeline already writes: libraries with no reads on any HPV gene, libraries with gene-mapped reads that do not reach the productive threshold, and productive libraries (L1 ≥ 3 reads). Cell-line and engineered libraries are excluded throughout. The classes are assigned in that order of precedence, so a library appears in exactly one. The residual sample group with no recorded site is not in the denominator: the claim is about skin and neoplasia. Of the 57 gene-mapped but non-productive trace libraries, 52 carry early-gene reads with the late programme absent and 5 carry only L2 reads below the productive bar; the median late-read fraction across the whole trace is 0, against 0.367 in the controls, which is the differentiation-coupled capsid burst the controls are there to show.</w:t>
+              <w:t xml:space="preserve">= 54), split into three exclusive classes from the per-gene read counts the pipeline already writes: libraries with no reads on any HPV gene, libraries with gene-mapped reads that do not reach the productive threshold, and productive libraries (L1 ≥ 3 reads). Cell-line and engineered libraries are excluded throughout. The classes are assigned in that order of precedence, so a library appears in exactly one. The residual sample group with no recorded site is not in the denominator: the claim is about skin and neoplasia. Of the 57 gene-mapped but non-productive trace libraries, 52 carry early-gene reads with the late program absent and 5 carry only L2 reads below the productive bar; the median late-read fraction across the whole trace is 0, against 0.367 in the controls, which is the differentiation-coupled capsid burst the controls are there to show.</w:t>
             </w:r>
           </w:p>
-          <w:bookmarkEnd w:id="176"/>
+          <w:bookmarkEnd w:id="182"/>
         </w:tc>
       </w:tr>
     </w:tbl>
@@ -7056,7 +6599,7 @@
       <w:tr>
         <w:tc>
           <w:tcPr/>
-          <w:bookmarkStart w:id="180" w:name="suppfig-types"/>
+          <w:bookmarkStart w:id="186" w:name="suppfig-types"/>
           <w:p>
             <w:pPr>
               <w:pStyle w:val="Compact"/>
@@ -7067,18 +6610,18 @@
                 <wp:inline>
                   <wp:extent cx="5943600" cy="2993813"/>
                   <wp:effectExtent b="0" l="0" r="0" t="0"/>
-                  <wp:docPr descr="" title="" id="178" name="Picture"/>
+                  <wp:docPr descr="" title="" id="184" name="Picture"/>
                   <a:graphic>
                     <a:graphicData uri="http://schemas.openxmlformats.org/drawingml/2006/picture">
                       <pic:pic>
                         <pic:nvPicPr>
-                          <pic:cNvPr descr="figureS3.png" id="179" name="Picture"/>
+                          <pic:cNvPr descr="figureS3.png" id="185" name="Picture"/>
                           <pic:cNvPicPr>
                             <a:picLocks noChangeArrowheads="1" noChangeAspect="1"/>
                           </pic:cNvPicPr>
                         </pic:nvPicPr>
                         <pic:blipFill>
-                          <a:blip r:embed="rId177"/>
+                          <a:blip r:embed="rId183"/>
                           <a:stretch>
                             <a:fillRect/>
                           </a:stretch>
@@ -7213,7 +6756,7 @@
               <w:t xml:space="preserve">collapses both panels from type to genus.</w:t>
             </w:r>
           </w:p>
-          <w:bookmarkEnd w:id="180"/>
+          <w:bookmarkEnd w:id="186"/>
         </w:tc>
       </w:tr>
     </w:tbl>
@@ -7238,7 +6781,7 @@
       <w:tr>
         <w:tc>
           <w:tcPr/>
-          <w:bookmarkStart w:id="184" w:name="suppfig-reservoir-gut"/>
+          <w:bookmarkStart w:id="190" w:name="suppfig-reservoir-gut"/>
           <w:p>
             <w:pPr>
               <w:pStyle w:val="Compact"/>
@@ -7249,18 +6792,18 @@
                 <wp:inline>
                   <wp:extent cx="5943600" cy="4302034"/>
                   <wp:effectExtent b="0" l="0" r="0" t="0"/>
-                  <wp:docPr descr="" title="" id="182" name="Picture"/>
+                  <wp:docPr descr="" title="" id="188" name="Picture"/>
                   <a:graphic>
                     <a:graphicData uri="http://schemas.openxmlformats.org/drawingml/2006/picture">
                       <pic:pic>
                         <pic:nvPicPr>
-                          <pic:cNvPr descr="figureS4.png" id="183" name="Picture"/>
+                          <pic:cNvPr descr="figureS4.png" id="189" name="Picture"/>
                           <pic:cNvPicPr>
                             <a:picLocks noChangeArrowheads="1" noChangeAspect="1"/>
                           </pic:cNvPicPr>
                         </pic:nvPicPr>
                         <pic:blipFill>
-                          <a:blip r:embed="rId181"/>
+                          <a:blip r:embed="rId187"/>
                           <a:stretch>
                             <a:fillRect/>
                           </a:stretch>
@@ -7318,7 +6861,7 @@
                 <w:b/>
                 <w:bCs/>
               </w:rPr>
-              <w:t xml:space="preserve">A</w:t>
+              <w:t xml:space="preserve">a</w:t>
             </w:r>
             <w:r>
               <w:t xml:space="preserve">) Genus composition of each site’s HPV-positive libraries. A library carrying two types of different genera contributes to both, so the panel is normalized within site and shows the composition of type detections rather than prevalence.</w:t>
@@ -7360,7 +6903,7 @@
                 <w:b/>
                 <w:bCs/>
               </w:rPr>
-              <w:t xml:space="preserve">B</w:t>
+              <w:t xml:space="preserve">b</w:t>
             </w:r>
             <w:r>
               <w:t xml:space="preserve">) The ten most frequent types at each site; the numbers beside the skin bars are that type’s assigned / trace detections among the 7,800 unselected-skin RNA libraries of this study, as in</w:t>
@@ -7380,7 +6923,7 @@
               <w:t xml:space="preserve"> </w:t>
             </w:r>
             <w:r>
-              <w:t xml:space="preserve">A. This figure is what licenses the skin composition in</w:t>
+              <w:t xml:space="preserve">a. This figure is what licenses the skin composition in</w:t>
             </w:r>
             <w:r>
               <w:t xml:space="preserve"> </w:t>
@@ -7400,7 +6943,7 @@
               <w:t xml:space="preserve">to be read as biology: the identical procedure applied to vaginal libraries recovers an overwhelmingly alpha mucosal niche, which assembly noise could not produce. Only skin is carried into the main figure, since the paper’s subject is skin. Its composition is a mixture of mucosal alpha (30.5%) and cutaneous beta (34.9%), and its commonest types interleave the two (HPV16, HPV6 and HPV56 with HPV24, HPV124 and HPV37), which is the expected signature of a collection route that crosses perianal skin rather than of papillomavirus carriage in the gut; the same pattern is seen independently in rectal-swab cohorts. Read that way the site is a useful control, since it shows the catalog recovering the genus of whatever epithelium the sampling route touches, and its novel-cluster fraction (9.6%) sits with skin’s (14.5%) rather than with the vaginal site’s (0.2%), as expected if its beta/gamma content is cutaneous in origin.</w:t>
             </w:r>
           </w:p>
-          <w:bookmarkEnd w:id="184"/>
+          <w:bookmarkEnd w:id="190"/>
         </w:tc>
       </w:tr>
     </w:tbl>
@@ -7425,7 +6968,7 @@
       <w:tr>
         <w:tc>
           <w:tcPr/>
-          <w:bookmarkStart w:id="188" w:name="suppfig-bayes"/>
+          <w:bookmarkStart w:id="194" w:name="suppfig-bayes"/>
           <w:p>
             <w:pPr>
               <w:pStyle w:val="Compact"/>
@@ -7436,18 +6979,18 @@
                 <wp:inline>
                   <wp:extent cx="5943600" cy="2905759"/>
                   <wp:effectExtent b="0" l="0" r="0" t="0"/>
-                  <wp:docPr descr="" title="" id="186" name="Picture"/>
+                  <wp:docPr descr="" title="" id="192" name="Picture"/>
                   <a:graphic>
                     <a:graphicData uri="http://schemas.openxmlformats.org/drawingml/2006/picture">
                       <pic:pic>
                         <pic:nvPicPr>
-                          <pic:cNvPr descr="figureS5.png" id="187" name="Picture"/>
+                          <pic:cNvPr descr="figureS5.png" id="193" name="Picture"/>
                           <pic:cNvPicPr>
                             <a:picLocks noChangeArrowheads="1" noChangeAspect="1"/>
                           </pic:cNvPicPr>
                         </pic:nvPicPr>
                         <pic:blipFill>
-                          <a:blip r:embed="rId185"/>
+                          <a:blip r:embed="rId191"/>
                           <a:stretch>
                             <a:fillRect/>
                           </a:stretch>
@@ -7525,7 +7068,7 @@
               <w:t xml:space="preserve">(3) row is the prior-sensitivity refit of the contrast immediately above it, reported in that table’s caption rather than as a row of its own, and it sits further from 1 rather than nearer, which is what makes the productive-controls gap a finding rather than an artifact of the Normal prior. The axis spans five orders of magnitude because that contrast genuinely does.</w:t>
             </w:r>
           </w:p>
-          <w:bookmarkEnd w:id="188"/>
+          <w:bookmarkEnd w:id="194"/>
         </w:tc>
       </w:tr>
     </w:tbl>
@@ -7550,7 +7093,7 @@
       <w:tr>
         <w:tc>
           <w:tcPr/>
-          <w:bookmarkStart w:id="189" w:name="supptbl-types"/>
+          <w:bookmarkStart w:id="195" w:name="supptbl-types"/>
           <w:tbl>
             <w:tblPr>
               <w:tblStyle w:val="Table"/>
@@ -10330,7 +9873,7 @@
               <w:t xml:space="preserve">, at the level of HPV genus.</w:t>
             </w:r>
           </w:p>
-          <w:bookmarkEnd w:id="189"/>
+          <w:bookmarkEnd w:id="195"/>
         </w:tc>
       </w:tr>
     </w:tbl>
@@ -10355,7 +9898,7 @@
       <w:tr>
         <w:tc>
           <w:tcPr/>
-          <w:bookmarkStart w:id="190" w:name="supptbl-productive"/>
+          <w:bookmarkStart w:id="196" w:name="supptbl-productive"/>
           <w:tbl>
             <w:tblPr>
               <w:tblStyle w:val="Table"/>
@@ -11042,7 +10585,7 @@
               <w:t xml:space="preserve">).</w:t>
             </w:r>
           </w:p>
-          <w:bookmarkEnd w:id="190"/>
+          <w:bookmarkEnd w:id="196"/>
         </w:tc>
       </w:tr>
     </w:tbl>
@@ -11067,7 +10610,7 @@
       <w:tr>
         <w:tc>
           <w:tcPr/>
-          <w:bookmarkStart w:id="191" w:name="supptbl-bayes"/>
+          <w:bookmarkStart w:id="197" w:name="supptbl-bayes"/>
           <w:tbl>
             <w:tblPr>
               <w:tblStyle w:val="Table"/>
@@ -11647,7 +11190,7 @@
               <w:t xml:space="preserve">(3) prior gives an even larger posterior OR, 14,515 [3,961, 77,562], confirming robustness). Sequencing depth is modeled per 10-fold (log₁₀) change in library size.</w:t>
             </w:r>
           </w:p>
-          <w:bookmarkEnd w:id="191"/>
+          <w:bookmarkEnd w:id="197"/>
         </w:tc>
       </w:tr>
     </w:tbl>
@@ -11672,7 +11215,7 @@
       <w:tr>
         <w:tc>
           <w:tcPr/>
-          <w:bookmarkStart w:id="192" w:name="supptbl-cin"/>
+          <w:bookmarkStart w:id="198" w:name="supptbl-cin"/>
           <w:tbl>
             <w:tblPr>
               <w:tblStyle w:val="Table"/>
@@ -12053,7 +11596,7 @@
               <w:t xml:space="preserve">= 0.0038). Retaining them is therefore the conservative analytical choice: the small floor-level excess of neoplasia over skin reported in the main text is an upper bound. Virus–host junction calling supports the same reading from an independent direction: the members of this set that carry enough viral reads to test are integration-positive, whereas the cutaneous-neoplasia libraries outside it are not. Integration is the expected state of mucosal HPV16 in carcinoma and is not a property of the cutaneous reservoir, so the assignment of these libraries to a mucosal origin rests on genome state as well as on type.</w:t>
             </w:r>
           </w:p>
-          <w:bookmarkEnd w:id="192"/>
+          <w:bookmarkEnd w:id="198"/>
         </w:tc>
       </w:tr>
     </w:tbl>
@@ -12078,7 +11621,7 @@
       <w:tr>
         <w:tc>
           <w:tcPr/>
-          <w:bookmarkStart w:id="193" w:name="supptbl-chem"/>
+          <w:bookmarkStart w:id="199" w:name="supptbl-chem"/>
           <w:tbl>
             <w:tblPr>
               <w:tblStyle w:val="Table"/>
@@ -12996,7 +12539,7 @@
               <w:t xml:space="preserve">= 7.2×10⁻¹²) and yields no above-floor library in either group.</w:t>
             </w:r>
           </w:p>
-          <w:bookmarkEnd w:id="193"/>
+          <w:bookmarkEnd w:id="199"/>
         </w:tc>
       </w:tr>
     </w:tbl>
@@ -13021,7 +12564,7 @@
       <w:tr>
         <w:tc>
           <w:tcPr/>
-          <w:bookmarkStart w:id="194" w:name="supptbl-trace"/>
+          <w:bookmarkStart w:id="200" w:name="supptbl-trace"/>
           <w:tbl>
             <w:tblPr>
               <w:tblStyle w:val="Table"/>
@@ -15726,7 +15269,7 @@
               <w:t xml:space="preserve">, from HPV type to HPV genus.</w:t>
             </w:r>
           </w:p>
-          <w:bookmarkEnd w:id="194"/>
+          <w:bookmarkEnd w:id="200"/>
         </w:tc>
       </w:tr>
     </w:tbl>
@@ -15751,7 +15294,7 @@
       <w:tr>
         <w:tc>
           <w:tcPr/>
-          <w:bookmarkStart w:id="195" w:name="supptbl-coinf"/>
+          <w:bookmarkStart w:id="201" w:name="supptbl-coinf"/>
           <w:tbl>
             <w:tblPr>
               <w:tblStyle w:val="Table"/>
@@ -17268,12 +16811,12 @@
               <w:t xml:space="preserve">, which retains only uniquely-mapped reads, since STAR assigns MAPQ ≤ 3 to any read placing equally well on two references, so cross-mapping between similar types cannot manufacture a co-infection call: each type in a row is supported by reads that map to it and to nothing else. Three cautions govern how far the table can be read. First, the rows are not independent observations: 13 of the 26 come from the paired studies SRP314958 (RNA-seq) and SRP314961 (MeRIP-seq), which are condyloma lesions from 5 donors (CA_1 to CA_5), each sequenced as an RNA-seq library plus a MeRIP input and IP fraction, so rows sharing a donor carry near-identical read profiles. Second, the secondary types often sit close to the threshold: across all non-dominant calls the median depth is 9.0× and 39% fall below 5×, so which type is called second can depend on the library fraction, and in donor CA_2 the RNA-seq and MeRIP input fractions call HPV6 + HPV11 while the IP fraction of the same specimen calls HPV6 + HPV42. Third, the deepest type in a co-infected library typically dominates its partner, by a median of 45-fold (interquartile range 14 to 2,175), so most rows describe one established infection alongside a minor second type rather than two comparable ones. Where both partners are unambiguous the pairings are biologically coherent: two carcinoma and actinic-keratosis libraries whose SRA records carry no tissue field (ERR2274877, ERR1971044) carry the beta-types HPV96 and HPV182 together at 98–99% breadth and 61–245× depth, and an EV biopsy (SRR21205038) carries the beta-types HPV20 and HPV9 at 18,558× and 736×; both are two full genomes in one library, not a genome plus a fragment. The most frequent pairing in the study is HPV11 with HPV42: 8 libraries carry both, against 14 with HPV11 alone and 1 with HPV42 alone. Requiring both partners to clear a stricter bar (breadth ≥ 0.70 and depth ≥ 5× for each) leaves 3 libraries from 1 of those donors (CA_1). Their dominance relation is asymmetric: HPV11 is the deeper type in all five condyloma lesions, exceeding HPV42 48- to 4,100-fold in the three with a strong HPV11 signal (CA_1, CA_4, CA_5) and 2- to 4-fold in the other two, so HPV42 is the minor partner throughout and clears the assignment threshold only where it happens to be abundant. Whether the pairing is a genuine dual infection or an artifact of that sensitivity limit cannot be settled from five donors of one study: it is a hypothesis the data motivate, not a result they support.</w:t>
             </w:r>
           </w:p>
-          <w:bookmarkEnd w:id="195"/>
+          <w:bookmarkEnd w:id="201"/>
         </w:tc>
       </w:tr>
     </w:tbl>
-    <w:bookmarkEnd w:id="196"/>
-    <w:bookmarkStart w:id="198" w:name="sec-s-crosstalk"/>
+    <w:bookmarkEnd w:id="202"/>
+    <w:bookmarkStart w:id="204" w:name="sec-s-crosstalk"/>
     <w:p>
       <w:pPr>
         <w:pStyle w:val="Heading2"/>
@@ -17503,7 +17046,7 @@
       <w:tr>
         <w:tc>
           <w:tcPr/>
-          <w:bookmarkStart w:id="197" w:name="supptbl-e2"/>
+          <w:bookmarkStart w:id="203" w:name="supptbl-e2"/>
           <w:tbl>
             <w:tblPr>
               <w:tblStyle w:val="Table"/>
@@ -18007,7 +17550,7 @@
               <w:t xml:space="preserve"> </w:t>
             </w:r>
             <w:r>
-              <w:t xml:space="preserve">(J. Y. Q. Shen et al. 2026)</w:t>
+              <w:t xml:space="preserve">(Shen et al. 2026)</w:t>
             </w:r>
             <w:r>
               <w:t xml:space="preserve"> </w:t>
@@ -18031,12 +17574,12 @@
               <w:t xml:space="preserve">against RefSeq papillomavirus open reading frames, and scored for whether E2 is present given that E1 is present. The comparison that matters is between the two right-hand columns and the two left-hand ones. Across all contigs, E2 recovery tracks assembly quality rather than biology: it is lowest in cervical CIN (79.3%) and cervical carcinoma (83.6%), which are also the arms with the shortest contigs, and highest in the vaginal and gut metagenomes, which assemble best. Once the question is restricted to near-complete contigs (≥7 kb), where E2 presence can actually be assessed, every category converges on 100%, and cervical carcinoma, in which integration and E2 disruption are the rule, returns 99.3% against 99.9% for skin. That convergence is not a biological result. An integrated genome cannot assemble across the virus-host junction, so conditioning on completeness selects episomal genomes in every category, and the statistic is structurally incapable of detecting the event it was built to detect. This table is reported because the inference is an inviting one to draw from a public contig catalog, and because it bounds what the DNA axis can contribute: presence of a papillomavirus in such a catalog is presence of a detectable L1, and carries no information about the state of the genome (Discussion).</w:t>
             </w:r>
           </w:p>
-          <w:bookmarkEnd w:id="197"/>
+          <w:bookmarkEnd w:id="203"/>
         </w:tc>
       </w:tr>
     </w:tbl>
-    <w:bookmarkEnd w:id="198"/>
-    <w:bookmarkEnd w:id="199"/>
+    <w:bookmarkEnd w:id="204"/>
+    <w:bookmarkEnd w:id="205"/>
     <w:sectPr>
       <w:headerReference r:id="rId9" w:type="default"/>
       <w:pgSz w:h="15840" w:w="12240"/>
@@ -18262,11 +17805,126 @@
       </w:pPr>
     </w:lvl>
   </w:abstractNum>
+  <w:abstractNum w:abstractNumId="99411">
+    <w:nsid w:val="00A99411"/>
+    <w:multiLevelType w:val="multilevel"/>
+    <w:lvl w:ilvl="0">
+      <w:start w:val="1"/>
+      <w:numFmt w:val="decimal"/>
+      <w:lvlText w:val="%1."/>
+      <w:lvlJc w:val="left"/>
+      <w:pPr>
+        <w:ind w:left="720" w:hanging="360"/>
+      </w:pPr>
+    </w:lvl>
+    <w:lvl w:ilvl="1">
+      <w:start w:val="1"/>
+      <w:numFmt w:val="decimal"/>
+      <w:lvlText w:val="%2."/>
+      <w:lvlJc w:val="left"/>
+      <w:pPr>
+        <w:ind w:left="1440" w:hanging="360"/>
+      </w:pPr>
+    </w:lvl>
+    <w:lvl w:ilvl="2">
+      <w:start w:val="1"/>
+      <w:numFmt w:val="decimal"/>
+      <w:lvlText w:val="%3."/>
+      <w:lvlJc w:val="left"/>
+      <w:pPr>
+        <w:ind w:left="2160" w:hanging="360"/>
+      </w:pPr>
+    </w:lvl>
+    <w:lvl w:ilvl="3">
+      <w:start w:val="1"/>
+      <w:numFmt w:val="decimal"/>
+      <w:lvlText w:val="%4."/>
+      <w:lvlJc w:val="left"/>
+      <w:pPr>
+        <w:ind w:left="2880" w:hanging="360"/>
+      </w:pPr>
+    </w:lvl>
+    <w:lvl w:ilvl="4">
+      <w:start w:val="1"/>
+      <w:numFmt w:val="decimal"/>
+      <w:lvlText w:val="%5."/>
+      <w:lvlJc w:val="left"/>
+      <w:pPr>
+        <w:ind w:left="3600" w:hanging="360"/>
+      </w:pPr>
+    </w:lvl>
+    <w:lvl w:ilvl="5">
+      <w:start w:val="1"/>
+      <w:numFmt w:val="decimal"/>
+      <w:lvlText w:val="%6."/>
+      <w:lvlJc w:val="left"/>
+      <w:pPr>
+        <w:ind w:left="4320" w:hanging="360"/>
+      </w:pPr>
+    </w:lvl>
+    <w:lvl w:ilvl="6">
+      <w:start w:val="1"/>
+      <w:numFmt w:val="decimal"/>
+      <w:lvlText w:val="%7."/>
+      <w:lvlJc w:val="left"/>
+      <w:pPr>
+        <w:ind w:left="5040" w:hanging="360"/>
+      </w:pPr>
+    </w:lvl>
+    <w:lvl w:ilvl="7">
+      <w:start w:val="1"/>
+      <w:numFmt w:val="decimal"/>
+      <w:lvlText w:val="%8."/>
+      <w:lvlJc w:val="left"/>
+      <w:pPr>
+        <w:ind w:left="5760" w:hanging="360"/>
+      </w:pPr>
+    </w:lvl>
+    <w:lvl w:ilvl="8">
+      <w:start w:val="1"/>
+      <w:numFmt w:val="decimal"/>
+      <w:lvlText w:val="%9."/>
+      <w:lvlJc w:val="left"/>
+      <w:pPr>
+        <w:ind w:left="6480" w:hanging="360"/>
+      </w:pPr>
+    </w:lvl>
+  </w:abstractNum>
   <w:num w:numId="1">
     <w:abstractNumId w:val="0"/>
   </w:num>
   <w:num w:numId="1000">
     <w:abstractNumId w:val="990"/>
+  </w:num>
+  <w:num w:numId="1001">
+    <w:abstractNumId w:val="99411"/>
+    <w:lvlOverride w:ilvl="0">
+      <w:startOverride w:val="1"/>
+    </w:lvlOverride>
+    <w:lvlOverride w:ilvl="1">
+      <w:startOverride w:val="1"/>
+    </w:lvlOverride>
+    <w:lvlOverride w:ilvl="2">
+      <w:startOverride w:val="1"/>
+    </w:lvlOverride>
+    <w:lvlOverride w:ilvl="3">
+      <w:startOverride w:val="1"/>
+    </w:lvlOverride>
+    <w:lvlOverride w:ilvl="4">
+      <w:startOverride w:val="1"/>
+    </w:lvlOverride>
+    <w:lvlOverride w:ilvl="5">
+      <w:startOverride w:val="1"/>
+    </w:lvlOverride>
+    <w:lvlOverride w:ilvl="6">
+      <w:startOverride w:val="1"/>
+    </w:lvlOverride>
+    <w:lvlOverride w:ilvl="7">
+      <w:startOverride w:val="1"/>
+    </w:lvlOverride>
+    <w:lvlOverride w:ilvl="8">
+      <w:startOverride w:val="1"/>
+    </w:lvlOverride>
   </w:num>
 </w:numbering>
 </file>

--- a/manuscript/manuscript_short.docx
+++ b/manuscript/manuscript_short.docx
@@ -47,7 +47,7 @@
         <w:pStyle w:val="Date"/>
       </w:pPr>
       <w:r>
-        <w:t xml:space="preserve">2026-08-28</w:t>
+        <w:t xml:space="preserve">2026-10-13</w:t>
       </w:r>
     </w:p>
     <w:bookmarkStart w:id="20" w:name="abstract"/>
@@ -402,7 +402,7 @@
         <w:t xml:space="preserve"> </w:t>
       </w:r>
       <w:r>
-        <w:t xml:space="preserve">= 9.9×10⁻²²). These positives were almost entirely mucosal alpha types. HPV18 met the assignment criterion in 34 libraries cohort-wide, of which 32 were cell lines and none were tissue; HPV16 in 28, of which 24 were cell lines. This is the signature of integrated-HPV lines and their documented contamination of archived data. Genuine primary skin therefore carries HPV at only 2–4%, and the apparent abundance of HPV in public transcriptomes is largely a laboratory artifact that must be partitioned out before any prevalence claim.</w:t>
+        <w:t xml:space="preserve">= 9.9×10⁻²²). These positives were almost entirely mucosal alpha types. HPV18 met the assignment criterion in 34 libraries cohort-wide, of which 32 were cell lines and none were tissue; HPV16 in 28, of which 24 were cell lines. This is the signature of integrated-HPV lines and their documented contamination of archived data. Genuine primary skin therefore shows detectable HPV transcription in only 2–4% of libraries, and much of the apparent HPV signal in public transcriptomes likely reflects laboratory-derived artifact, which must be partitioned out before any prevalence claim.</w:t>
       </w:r>
     </w:p>
     <w:tbl>
@@ -835,22 +835,7 @@
         </w:r>
       </w:hyperlink>
       <w:r>
-        <w:t xml:space="preserve">). Virus-host junction calling confirms it, provided junctions are scored as clustering rather than raw count. The ratio also rises monotonically with grade in an independent HPV16-positive cervical series: on the log</w:t>
-      </w:r>
-      <w:r>
-        <w:rPr>
-          <w:vertAlign w:val="subscript"/>
-        </w:rPr>
-        <w:t xml:space="preserve">2</w:t>
-      </w:r>
-      <w:r>
-        <w:t xml:space="preserve"> </w:t>
-      </w:r>
-      <w:r>
-        <w:t xml:space="preserve">scale of</w:t>
-      </w:r>
-      <w:r>
-        <w:t xml:space="preserve"> </w:t>
+        <w:t xml:space="preserve">). Virus-host junction calling confirms it, provided junctions are scored as clustering rather than raw count. The ratio also rises monotonically with grade in an independent HPV16-positive cervical series: the median ratio runs from 0.36 in normal epithelium through 0.78 in high-grade lesion to 2.77 in carcinoma (</w:t>
       </w:r>
       <w:hyperlink w:anchor="fig-integration">
         <w:r>
@@ -864,7 +849,7 @@
         <w:t xml:space="preserve"> </w:t>
       </w:r>
       <w:r>
-        <w:t xml:space="preserve">c the median runs from -1.48 in normal epithelium through -0.36 in high-grade lesion to 1.47 in carcinoma, roughly eightfold in the ratio itself, with late transcription falling away along the same axis. That rise in primary tissue is what shows the marker reads integration as biology rather than culture as provenance.</w:t>
+        <w:t xml:space="preserve">c), roughly eightfold, with late transcription falling away along the same axis. That carcinoma median sits far below the cell-line median, consistent with a mix of integrated and episomal genomes within the tumor. The rise in primary tissue suggests that the marker reflects viral integration as a biological process rather than merely culture-derived artifact.</w:t>
       </w:r>
     </w:p>
     <w:tbl>
@@ -2042,7 +2027,7 @@
         </w:r>
       </w:hyperlink>
       <w:r>
-        <w:t xml:space="preserve">). Our data measure this exact axis and cannot separate the three. Son and colleagues found elevated beta-HPV activity in sun-exposed skin. This finding does not conflict with our quiet reservoir. Their study observed local activity in keratinocyte clones. Our study used whole biopsies without sorting for ultraviolet exposure. A wide biopsy average dilutes a small clonal signal. The same logic applies to the HPV8-driven expansion of Lrig1⁺ follicular stem cells in actinic keratosis</w:t>
+        <w:t xml:space="preserve">). Our data measure this exact axis and cannot separate the three. Nor does absent transcription imply clearance: episomal genomes may persist silently or with intermittent activity below the detection limit of bulk RNA sequencing, and the absence of productive transcription in established lesions does not exclude a transient viral contribution at earlier stages of carcinogenesis. Son and colleagues found elevated beta-HPV activity in sun-exposed skin. This finding does not conflict with our quiet reservoir. Their study observed local activity in keratinocyte clones. Our study used whole biopsies without sorting for ultraviolet exposure. A signal arising from small keratinocyte clones is diluted when averaged across an entire biopsy. The same logic applies to the HPV8-driven expansion of Lrig1⁺ follicular stem cells in actinic keratosis</w:t>
       </w:r>
       <w:r>
         <w:t xml:space="preserve"> </w:t>
@@ -2051,7 +2036,18 @@
         <w:t xml:space="preserve">(Morgan et al. 2024)</w:t>
       </w:r>
       <w:r>
-        <w:t xml:space="preserve">. We agree on viral presence, as we recovered trace HPV from 62.5% of AK libraries. An E6-driven stem cell mechanism requires oncogene function, not capsid production. This matches our non-productive footprint. A randomized trial shows that the nine-valent vaccine reduces the burden of actinic keratosis</w:t>
+        <w:t xml:space="preserve">. We nevertheless agree on viral presence, as we recovered trace HPV from 62.5% of AK libraries, although HPV8 itself, among the commonest beta types in skin DNA, was absent from every RNA library screened here (</w:t>
+      </w:r>
+      <w:hyperlink w:anchor="fig-reservoir">
+        <w:r>
+          <w:rPr>
+            <w:rStyle w:val="Hyperlink"/>
+          </w:rPr>
+          <w:t xml:space="preserve">Figure 5</w:t>
+        </w:r>
+      </w:hyperlink>
+      <w:r>
+        <w:t xml:space="preserve">). That absence argues against persistent productive HPV8 transcription in established lesions while remaining compatible with transient, focal or latent activity. An E6-driven stem cell mechanism requires oncogene function, not capsid production. This matches our non-productive footprint. A randomized trial shows that the nine-valent vaccine reduces the burden of actinic keratosis</w:t>
       </w:r>
       <w:r>
         <w:t xml:space="preserve"> </w:t>
@@ -2068,7 +2064,7 @@
         <w:pStyle w:val="BodyText"/>
       </w:pPr>
       <w:r>
-        <w:t xml:space="preserve">The rare productive infections we do find are beta-HPV, which constrains how the trace result should be read. Outside warts and EV, three primary-skin lesions carry unambiguous productive infection: an HPV12-productive cSCC, and two actinic-keratosis/cSCC libraries co-infected with HPV96 and HPV182 at near-complete genome coverage and high depth. These are Betapapillomavirus 1, 5 and 2 respectively, so the genus running a complete productive program in these lesions is the same genus the cofactor debate concerns. Productive beta-HPV infection of primary skin is therefore possible and simply rare. The silence we report in cutaneous neoplasia is consequently not a ceiling on what beta-HPV can do in skin, because the same assay detects it doing exactly that in a handful of libraries. We are not aware of productive HPV12, HPV96 or HPV182 being reported from public RNA-seq of primary skin before.</w:t>
+        <w:t xml:space="preserve">The rare productive infections we do find are beta-HPV, which constrains how the trace result should be read. Outside warts and EV, three primary-skin lesions carry unambiguous productive infection: an HPV12-productive cSCC, and two actinic-keratosis/cSCC libraries co-infected with HPV96 and HPV182 at near-complete genome coverage and high depth. These are Betapapillomavirus 1, 5 and 2 respectively, so the genus running a complete productive program in these lesions is the same genus the cofactor debate concerns. Productive beta-HPV infection of primary skin is therefore possible and simply rare. The silence we report in cutaneous neoplasia is consequently not a ceiling on what beta-HPV can do in skin, because the same assay detects it doing exactly that in a handful of libraries. We are not aware of productive HPV12, HPV96 or HPV182 being reported from public RNA-seq of primary skin before. HPV2 makes the same point from the reservoir side: abundant in skin DNA and productive in warts, it shows that the assay detects productive transcription when present and that silence is not intrinsic to all cutaneous papillomaviruses.</w:t>
       </w:r>
     </w:p>
     <w:p>
@@ -2414,7 +2410,7 @@
         </w:numPr>
       </w:pPr>
       <w:r>
-        <w:t xml:space="preserve">Institute of Technology, University of Tartu, Tartu, Estonia</w:t>
+        <w:t xml:space="preserve">Institute of Bioengineering, University of Tartu, Tartu, Estonia</w:t>
       </w:r>
     </w:p>
     <w:p>
@@ -2458,7 +2454,7 @@
       </w:r>
     </w:p>
     <w:bookmarkEnd w:id="50"/>
-    <w:bookmarkStart w:id="52" w:name="orcids"/>
+    <w:bookmarkStart w:id="53" w:name="orcids"/>
     <w:p>
       <w:pPr>
         <w:pStyle w:val="Heading2"/>
@@ -2491,8 +2487,19 @@
         <w:pStyle w:val="BodyText"/>
       </w:pPr>
       <w:r>
-        <w:t xml:space="preserve">Alla Piirsoo: [to be completed]</w:t>
-      </w:r>
+        <w:t xml:space="preserve">Alla Piirsoo:</w:t>
+      </w:r>
+      <w:r>
+        <w:t xml:space="preserve"> </w:t>
+      </w:r>
+      <w:hyperlink r:id="rId52">
+        <w:r>
+          <w:rPr>
+            <w:rStyle w:val="Hyperlink"/>
+          </w:rPr>
+          <w:t xml:space="preserve">https://orcid.org/0000-0001-6843-7127</w:t>
+        </w:r>
+      </w:hyperlink>
     </w:p>
     <w:p>
       <w:pPr>
@@ -2502,8 +2509,8 @@
         <w:t xml:space="preserve">Marko Piirsoo: [to be completed]</w:t>
       </w:r>
     </w:p>
-    <w:bookmarkEnd w:id="52"/>
-    <w:bookmarkStart w:id="53" w:name="ethics-statement"/>
+    <w:bookmarkEnd w:id="53"/>
+    <w:bookmarkStart w:id="54" w:name="ethics-statement"/>
     <w:p>
       <w:pPr>
         <w:pStyle w:val="Heading2"/>
@@ -2520,8 +2527,8 @@
         <w:t xml:space="preserve">This study analyzed only publicly archived, de-identified human sequencing data retrieved from the NCBI Sequence Read Archive, and generated no new human or animal material. Institutional review board approval and informed consent were therefore not required for the work reported here. Ethical approval and participant consent for the primary studies were the responsibility of their submitting investigators and are recorded in the corresponding BioProject entries.</w:t>
       </w:r>
     </w:p>
-    <w:bookmarkEnd w:id="53"/>
-    <w:bookmarkStart w:id="56" w:name="data-availability-statement"/>
+    <w:bookmarkEnd w:id="54"/>
+    <w:bookmarkStart w:id="57" w:name="data-availability-statement"/>
     <w:p>
       <w:pPr>
         <w:pStyle w:val="Heading2"/>
@@ -2540,7 +2547,7 @@
       <w:r>
         <w:t xml:space="preserve"> </w:t>
       </w:r>
-      <w:hyperlink r:id="rId54">
+      <w:hyperlink r:id="rId55">
         <w:r>
           <w:rPr>
             <w:rStyle w:val="Hyperlink"/>
@@ -2554,7 +2561,7 @@
       <w:r>
         <w:t xml:space="preserve"> </w:t>
       </w:r>
-      <w:hyperlink r:id="rId55">
+      <w:hyperlink r:id="rId56">
         <w:r>
           <w:rPr>
             <w:rStyle w:val="Hyperlink"/>
@@ -2566,8 +2573,8 @@
         <w:t xml:space="preserve">) and NCBI RefSeq. No new sequencing data were generated.</w:t>
       </w:r>
     </w:p>
-    <w:bookmarkEnd w:id="56"/>
-    <w:bookmarkStart w:id="57" w:name="conflict-of-interest"/>
+    <w:bookmarkEnd w:id="57"/>
+    <w:bookmarkStart w:id="58" w:name="conflict-of-interest"/>
     <w:p>
       <w:pPr>
         <w:pStyle w:val="Heading2"/>
@@ -2584,8 +2591,8 @@
         <w:t xml:space="preserve">The authors state no conflict of interest.</w:t>
       </w:r>
     </w:p>
-    <w:bookmarkEnd w:id="57"/>
-    <w:bookmarkStart w:id="58" w:name="acknowledgments"/>
+    <w:bookmarkEnd w:id="58"/>
+    <w:bookmarkStart w:id="59" w:name="acknowledgments"/>
     <w:p>
       <w:pPr>
         <w:pStyle w:val="Heading2"/>
@@ -2618,8 +2625,8 @@
         <w:t xml:space="preserve">The computations were performed on the High Performance Computing Center of the University of Tartu. We thank the submitting investigators of the studies re-analyzed here, whose deposition of raw sequencing data to public archives made this work possible.</w:t>
       </w:r>
     </w:p>
-    <w:bookmarkEnd w:id="58"/>
-    <w:bookmarkStart w:id="59" w:name="author-contributions-statement"/>
+    <w:bookmarkEnd w:id="59"/>
+    <w:bookmarkStart w:id="60" w:name="author-contributions-statement"/>
     <w:p>
       <w:pPr>
         <w:pStyle w:val="Heading2"/>
@@ -2633,11 +2640,11 @@
         <w:pStyle w:val="FirstParagraph"/>
       </w:pPr>
       <w:r>
-        <w:t xml:space="preserve">[To be completed, CRediT-compliant.] Conceptualization: ; Data Curation: ; Formal Analysis: ; Funding Acquisition: ; Investigation: ; Methodology: ; Project Administration: ; Resources: ; Software: ; Supervision: ; Validation: ; Visualization: ; Writing - Original Draft Preparation: ; Writing - Review and Editing: .</w:t>
+        <w:t xml:space="preserve">[To be completed, CRediT-compliant.] Conceptualization: AP; Data Curation: ; Formal Analysis: ; Funding Acquisition: ; Investigation: ; Methodology: ; Project Administration: ; Resources: ; Software: ; Supervision: ; Validation: AP; Visualization: ; Writing - Original Draft Preparation: ; Writing - Review and Editing: AP.</w:t>
       </w:r>
     </w:p>
-    <w:bookmarkEnd w:id="59"/>
-    <w:bookmarkStart w:id="159" w:name="references"/>
+    <w:bookmarkEnd w:id="60"/>
+    <w:bookmarkStart w:id="160" w:name="references"/>
     <w:p>
       <w:pPr>
         <w:pStyle w:val="Heading2"/>
@@ -2646,8 +2653,8 @@
         <w:t xml:space="preserve">References</w:t>
       </w:r>
     </w:p>
-    <w:bookmarkStart w:id="158" w:name="refs"/>
-    <w:bookmarkStart w:id="61" w:name="ref-adey2013"/>
+    <w:bookmarkStart w:id="159" w:name="refs"/>
+    <w:bookmarkStart w:id="62" w:name="ref-adey2013"/>
     <w:p>
       <w:pPr>
         <w:pStyle w:val="Bibliography"/>
@@ -2658,7 +2665,7 @@
       <w:r>
         <w:t xml:space="preserve"> </w:t>
       </w:r>
-      <w:hyperlink r:id="rId60">
+      <w:hyperlink r:id="rId61">
         <w:r>
           <w:rPr>
             <w:rStyle w:val="Hyperlink"/>
@@ -2694,8 +2701,8 @@
         <w:t xml:space="preserve">. Nature. 2013;500:207–11</w:t>
       </w:r>
     </w:p>
-    <w:bookmarkEnd w:id="61"/>
-    <w:bookmarkStart w:id="63" w:name="ref-antonsson2000"/>
+    <w:bookmarkEnd w:id="62"/>
+    <w:bookmarkStart w:id="64" w:name="ref-antonsson2000"/>
     <w:p>
       <w:pPr>
         <w:pStyle w:val="Bibliography"/>
@@ -2706,7 +2713,7 @@
       <w:r>
         <w:t xml:space="preserve"> </w:t>
       </w:r>
-      <w:hyperlink r:id="rId62">
+      <w:hyperlink r:id="rId63">
         <w:r>
           <w:rPr>
             <w:rStyle w:val="Hyperlink"/>
@@ -2718,8 +2725,8 @@
         <w:t xml:space="preserve">. Journal of Virology. 2000;74(24):11636–41</w:t>
       </w:r>
     </w:p>
-    <w:bookmarkEnd w:id="63"/>
-    <w:bookmarkStart w:id="65" w:name="ref-arron2011"/>
+    <w:bookmarkEnd w:id="64"/>
+    <w:bookmarkStart w:id="66" w:name="ref-arron2011"/>
     <w:p>
       <w:pPr>
         <w:pStyle w:val="Bibliography"/>
@@ -2730,7 +2737,7 @@
       <w:r>
         <w:t xml:space="preserve"> </w:t>
       </w:r>
-      <w:hyperlink r:id="rId64">
+      <w:hyperlink r:id="rId65">
         <w:r>
           <w:rPr>
             <w:rStyle w:val="Hyperlink"/>
@@ -2742,8 +2749,8 @@
         <w:t xml:space="preserve">. Journal of Investigative Dermatology. 2011;131(8):1745–53</w:t>
       </w:r>
     </w:p>
-    <w:bookmarkEnd w:id="65"/>
-    <w:bookmarkStart w:id="67" w:name="ref-arroyomuhr2021"/>
+    <w:bookmarkEnd w:id="66"/>
+    <w:bookmarkStart w:id="68" w:name="ref-arroyomuhr2021"/>
     <w:p>
       <w:pPr>
         <w:pStyle w:val="Bibliography"/>
@@ -2754,7 +2761,7 @@
       <w:r>
         <w:t xml:space="preserve"> </w:t>
       </w:r>
-      <w:hyperlink r:id="rId66">
+      <w:hyperlink r:id="rId67">
         <w:r>
           <w:rPr>
             <w:rStyle w:val="Hyperlink"/>
@@ -2766,8 +2773,8 @@
         <w:t xml:space="preserve">. International Journal of Cancer. 2021;149(6):1341–7</w:t>
       </w:r>
     </w:p>
-    <w:bookmarkEnd w:id="67"/>
-    <w:bookmarkStart w:id="69" w:name="ref-asplund2019"/>
+    <w:bookmarkEnd w:id="68"/>
+    <w:bookmarkStart w:id="70" w:name="ref-asplund2019"/>
     <w:p>
       <w:pPr>
         <w:pStyle w:val="Bibliography"/>
@@ -2778,7 +2785,7 @@
       <w:r>
         <w:t xml:space="preserve"> </w:t>
       </w:r>
-      <w:hyperlink r:id="rId68">
+      <w:hyperlink r:id="rId69">
         <w:r>
           <w:rPr>
             <w:rStyle w:val="Hyperlink"/>
@@ -2790,8 +2797,8 @@
         <w:t xml:space="preserve">. Clinical Microbiology and Infection. 2019;25(10):1277–85</w:t>
       </w:r>
     </w:p>
-    <w:bookmarkEnd w:id="69"/>
-    <w:bookmarkStart w:id="71" w:name="ref-bhargava2025"/>
+    <w:bookmarkEnd w:id="70"/>
+    <w:bookmarkStart w:id="72" w:name="ref-bhargava2025"/>
     <w:p>
       <w:pPr>
         <w:pStyle w:val="Bibliography"/>
@@ -2802,7 +2809,7 @@
       <w:r>
         <w:t xml:space="preserve"> </w:t>
       </w:r>
-      <w:hyperlink r:id="rId70">
+      <w:hyperlink r:id="rId71">
         <w:r>
           <w:rPr>
             <w:rStyle w:val="Hyperlink"/>
@@ -2838,8 +2845,8 @@
         <w:t xml:space="preserve">. Physiological Genomics. 2025;57(5):343–56</w:t>
       </w:r>
     </w:p>
-    <w:bookmarkEnd w:id="71"/>
-    <w:bookmarkStart w:id="73" w:name="ref-bzhalava2014"/>
+    <w:bookmarkEnd w:id="72"/>
+    <w:bookmarkStart w:id="74" w:name="ref-bzhalava2014"/>
     <w:p>
       <w:pPr>
         <w:pStyle w:val="Bibliography"/>
@@ -2850,7 +2857,7 @@
       <w:r>
         <w:t xml:space="preserve"> </w:t>
       </w:r>
-      <w:hyperlink r:id="rId72">
+      <w:hyperlink r:id="rId73">
         <w:r>
           <w:rPr>
             <w:rStyle w:val="Hyperlink"/>
@@ -2862,8 +2869,8 @@
         <w:t xml:space="preserve">. Scientific Reports. 2014;4:5807</w:t>
       </w:r>
     </w:p>
-    <w:bookmarkEnd w:id="73"/>
-    <w:bookmarkStart w:id="75" w:name="ref-cantalupo2015"/>
+    <w:bookmarkEnd w:id="74"/>
+    <w:bookmarkStart w:id="76" w:name="ref-cantalupo2015"/>
     <w:p>
       <w:pPr>
         <w:pStyle w:val="Bibliography"/>
@@ -2874,7 +2881,7 @@
       <w:r>
         <w:t xml:space="preserve"> </w:t>
       </w:r>
-      <w:hyperlink r:id="rId74">
+      <w:hyperlink r:id="rId75">
         <w:r>
           <w:rPr>
             <w:rStyle w:val="Hyperlink"/>
@@ -2922,8 +2929,8 @@
         <w:t xml:space="preserve">. Journal of Virology. 2015;89(8):4051–7</w:t>
       </w:r>
     </w:p>
-    <w:bookmarkEnd w:id="75"/>
-    <w:bookmarkStart w:id="77" w:name="ref-cantalupo2019"/>
+    <w:bookmarkEnd w:id="76"/>
+    <w:bookmarkStart w:id="78" w:name="ref-cantalupo2019"/>
     <w:p>
       <w:pPr>
         <w:pStyle w:val="Bibliography"/>
@@ -2934,7 +2941,7 @@
       <w:r>
         <w:t xml:space="preserve"> </w:t>
       </w:r>
-      <w:hyperlink r:id="rId76">
+      <w:hyperlink r:id="rId77">
         <w:r>
           <w:rPr>
             <w:rStyle w:val="Hyperlink"/>
@@ -2970,8 +2977,8 @@
         <w:t xml:space="preserve">. Current Opinion in Virology. 2019;39:41–8</w:t>
       </w:r>
     </w:p>
-    <w:bookmarkEnd w:id="77"/>
-    <w:bookmarkStart w:id="79" w:name="ref-chen2018"/>
+    <w:bookmarkEnd w:id="78"/>
+    <w:bookmarkStart w:id="80" w:name="ref-chen2018"/>
     <w:p>
       <w:pPr>
         <w:pStyle w:val="Bibliography"/>
@@ -2982,7 +2989,7 @@
       <w:r>
         <w:t xml:space="preserve"> </w:t>
       </w:r>
-      <w:hyperlink r:id="rId78">
+      <w:hyperlink r:id="rId79">
         <w:r>
           <w:rPr>
             <w:rStyle w:val="Hyperlink"/>
@@ -3018,8 +3025,8 @@
         <w:t xml:space="preserve">. Bioinformatics. 2018;34(17):i884–90</w:t>
       </w:r>
     </w:p>
-    <w:bookmarkEnd w:id="79"/>
-    <w:bookmarkStart w:id="81" w:name="ref-chikhi2024"/>
+    <w:bookmarkEnd w:id="80"/>
+    <w:bookmarkStart w:id="82" w:name="ref-chikhi2024"/>
     <w:p>
       <w:pPr>
         <w:pStyle w:val="Bibliography"/>
@@ -3030,7 +3037,7 @@
       <w:r>
         <w:t xml:space="preserve"> </w:t>
       </w:r>
-      <w:hyperlink r:id="rId80">
+      <w:hyperlink r:id="rId81">
         <w:r>
           <w:rPr>
             <w:rStyle w:val="Hyperlink"/>
@@ -3042,8 +3049,8 @@
         <w:t xml:space="preserve">. bioRxiv. 2024;</w:t>
       </w:r>
     </w:p>
-    <w:bookmarkEnd w:id="81"/>
-    <w:bookmarkStart w:id="83" w:name="ref-danecek2021"/>
+    <w:bookmarkEnd w:id="82"/>
+    <w:bookmarkStart w:id="84" w:name="ref-danecek2021"/>
     <w:p>
       <w:pPr>
         <w:pStyle w:val="Bibliography"/>
@@ -3054,7 +3061,7 @@
       <w:r>
         <w:t xml:space="preserve"> </w:t>
       </w:r>
-      <w:hyperlink r:id="rId82">
+      <w:hyperlink r:id="rId83">
         <w:r>
           <w:rPr>
             <w:rStyle w:val="Hyperlink"/>
@@ -3102,8 +3109,8 @@
         <w:t xml:space="preserve">. GigaScience. 2021;10(2):giab008</w:t>
       </w:r>
     </w:p>
-    <w:bookmarkEnd w:id="83"/>
-    <w:bookmarkStart w:id="85" w:name="ref-devitt2019"/>
+    <w:bookmarkEnd w:id="84"/>
+    <w:bookmarkStart w:id="86" w:name="ref-devitt2019"/>
     <w:p>
       <w:pPr>
         <w:pStyle w:val="Bibliography"/>
@@ -3114,7 +3121,7 @@
       <w:r>
         <w:t xml:space="preserve"> </w:t>
       </w:r>
-      <w:hyperlink r:id="rId84">
+      <w:hyperlink r:id="rId85">
         <w:r>
           <w:rPr>
             <w:rStyle w:val="Hyperlink"/>
@@ -3174,8 +3181,8 @@
         <w:t xml:space="preserve">. Virology. 2019;537:14–9</w:t>
       </w:r>
     </w:p>
-    <w:bookmarkEnd w:id="85"/>
-    <w:bookmarkStart w:id="87" w:name="ref-ditommaso2017"/>
+    <w:bookmarkEnd w:id="86"/>
+    <w:bookmarkStart w:id="88" w:name="ref-ditommaso2017"/>
     <w:p>
       <w:pPr>
         <w:pStyle w:val="Bibliography"/>
@@ -3186,7 +3193,7 @@
       <w:r>
         <w:t xml:space="preserve"> </w:t>
       </w:r>
-      <w:hyperlink r:id="rId86">
+      <w:hyperlink r:id="rId87">
         <w:r>
           <w:rPr>
             <w:rStyle w:val="Hyperlink"/>
@@ -3198,8 +3205,8 @@
         <w:t xml:space="preserve">. Nature Biotechnology. 2017;35(4):316–9</w:t>
       </w:r>
     </w:p>
-    <w:bookmarkEnd w:id="87"/>
-    <w:bookmarkStart w:id="89" w:name="ref-dobin2013"/>
+    <w:bookmarkEnd w:id="88"/>
+    <w:bookmarkStart w:id="90" w:name="ref-dobin2013"/>
     <w:p>
       <w:pPr>
         <w:pStyle w:val="Bibliography"/>
@@ -3210,7 +3217,7 @@
       <w:r>
         <w:t xml:space="preserve"> </w:t>
       </w:r>
-      <w:hyperlink r:id="rId88">
+      <w:hyperlink r:id="rId89">
         <w:r>
           <w:rPr>
             <w:rStyle w:val="Hyperlink"/>
@@ -3250,63 +3257,63 @@
       </w:hyperlink>
       <w:r>
         <w:t xml:space="preserve">. Bioinformatics. 2013;29(1):15–21</w:t>
-      </w:r>
-    </w:p>
-    <w:bookmarkEnd w:id="89"/>
-    <w:bookmarkStart w:id="90" w:name="ref-doorbar2023"/>
-    <w:p>
-      <w:pPr>
-        <w:pStyle w:val="Bibliography"/>
-      </w:pPr>
-      <w:r>
-        <w:t xml:space="preserve">Doorbar J. The human papillomavirus twilight zone: Latency, immune control and subclinical infection. Tumour Virus Research. 2023;16:200268</w:t>
       </w:r>
     </w:p>
     <w:bookmarkEnd w:id="90"/>
-    <w:bookmarkStart w:id="91" w:name="ref-doorbar2012"/>
+    <w:bookmarkStart w:id="91" w:name="ref-doorbar2023"/>
     <w:p>
       <w:pPr>
         <w:pStyle w:val="Bibliography"/>
       </w:pPr>
       <w:r>
-        <w:t xml:space="preserve">Doorbar J, Quint W, Banks L, Bravo IG, Stoler M, Broker TR, et al. The biology and life-cycle of human papillomaviruses. Vaccine. 2012;30(Suppl 5):F55–70</w:t>
+        <w:t xml:space="preserve">Doorbar J. The human papillomavirus twilight zone: Latency, immune control and subclinical infection. Tumour Virus Research. 2023;16:200268</w:t>
       </w:r>
     </w:p>
     <w:bookmarkEnd w:id="91"/>
-    <w:bookmarkStart w:id="92" w:name="ref-dorfer2021"/>
+    <w:bookmarkStart w:id="92" w:name="ref-doorbar2012"/>
     <w:p>
       <w:pPr>
         <w:pStyle w:val="Bibliography"/>
       </w:pPr>
       <w:r>
-        <w:t xml:space="preserve">Dorfer S, Strasser K, Schröckenfuchs G, Bonelli M, Bauer W, Kittler H, et al.</w:t>
-      </w:r>
-      <w:r>
-        <w:t xml:space="preserve"> </w:t>
-      </w:r>
-      <w:r>
-        <w:t xml:space="preserve">MmuPV1</w:t>
-      </w:r>
-      <w:r>
-        <w:t xml:space="preserve"> </w:t>
-      </w:r>
-      <w:r>
-        <w:t xml:space="preserve">is a key driver of skin cancer development upon immunosuppression. American Journal of Transplantation. 2021;21(2):525–39</w:t>
+        <w:t xml:space="preserve">Doorbar J, Quint W, Banks L, Bravo IG, Stoler M, Broker TR, et al. The biology and life-cycle of human papillomaviruses. Vaccine. 2012;30(Suppl 5):F55–70</w:t>
       </w:r>
     </w:p>
     <w:bookmarkEnd w:id="92"/>
-    <w:bookmarkStart w:id="94" w:name="ref-edgar2022"/>
+    <w:bookmarkStart w:id="93" w:name="ref-dorfer2021"/>
     <w:p>
       <w:pPr>
         <w:pStyle w:val="Bibliography"/>
       </w:pPr>
       <w:r>
+        <w:t xml:space="preserve">Dorfer S, Strasser K, Schröckenfuchs G, Bonelli M, Bauer W, Kittler H, et al.</w:t>
+      </w:r>
+      <w:r>
+        <w:t xml:space="preserve"> </w:t>
+      </w:r>
+      <w:r>
+        <w:t xml:space="preserve">MmuPV1</w:t>
+      </w:r>
+      <w:r>
+        <w:t xml:space="preserve"> </w:t>
+      </w:r>
+      <w:r>
+        <w:t xml:space="preserve">is a key driver of skin cancer development upon immunosuppression. American Journal of Transplantation. 2021;21(2):525–39</w:t>
+      </w:r>
+    </w:p>
+    <w:bookmarkEnd w:id="93"/>
+    <w:bookmarkStart w:id="95" w:name="ref-edgar2022"/>
+    <w:p>
+      <w:pPr>
+        <w:pStyle w:val="Bibliography"/>
+      </w:pPr>
+      <w:r>
         <w:t xml:space="preserve">Edgar RC, Taylor B, Lin V, Altman T, Barbera P, Meleshko D, et al.</w:t>
       </w:r>
       <w:r>
         <w:t xml:space="preserve"> </w:t>
       </w:r>
-      <w:hyperlink r:id="rId93">
+      <w:hyperlink r:id="rId94">
         <w:r>
           <w:rPr>
             <w:rStyle w:val="Hyperlink"/>
@@ -3318,8 +3325,8 @@
         <w:t xml:space="preserve">. Nature. 2022;602:142–7</w:t>
       </w:r>
     </w:p>
-    <w:bookmarkEnd w:id="94"/>
-    <w:bookmarkStart w:id="96" w:name="ref-fujimoto2019"/>
+    <w:bookmarkEnd w:id="95"/>
+    <w:bookmarkStart w:id="97" w:name="ref-fujimoto2019"/>
     <w:p>
       <w:pPr>
         <w:pStyle w:val="Bibliography"/>
@@ -3330,7 +3337,7 @@
       <w:r>
         <w:t xml:space="preserve"> </w:t>
       </w:r>
-      <w:hyperlink r:id="rId95">
+      <w:hyperlink r:id="rId96">
         <w:r>
           <w:rPr>
             <w:rStyle w:val="Hyperlink"/>
@@ -3402,8 +3409,8 @@
         <w:t xml:space="preserve">. The American Journal of Dermatopathology. 2019;41(3):205–10</w:t>
       </w:r>
     </w:p>
-    <w:bookmarkEnd w:id="96"/>
-    <w:bookmarkStart w:id="98" w:name="ref-gihawi2023"/>
+    <w:bookmarkEnd w:id="97"/>
+    <w:bookmarkStart w:id="99" w:name="ref-gihawi2023"/>
     <w:p>
       <w:pPr>
         <w:pStyle w:val="Bibliography"/>
@@ -3414,7 +3421,7 @@
       <w:r>
         <w:t xml:space="preserve"> </w:t>
       </w:r>
-      <w:hyperlink r:id="rId97">
+      <w:hyperlink r:id="rId98">
         <w:r>
           <w:rPr>
             <w:rStyle w:val="Hyperlink"/>
@@ -3426,8 +3433,8 @@
         <w:t xml:space="preserve">. mBio. 2023;14(5):e0160723</w:t>
       </w:r>
     </w:p>
-    <w:bookmarkEnd w:id="98"/>
-    <w:bookmarkStart w:id="100" w:name="ref-rstanarm"/>
+    <w:bookmarkEnd w:id="99"/>
+    <w:bookmarkStart w:id="101" w:name="ref-rstanarm"/>
     <w:p>
       <w:pPr>
         <w:pStyle w:val="Bibliography"/>
@@ -3471,7 +3478,7 @@
       <w:r>
         <w:t xml:space="preserve"> </w:t>
       </w:r>
-      <w:hyperlink r:id="rId99">
+      <w:hyperlink r:id="rId100">
         <w:r>
           <w:rPr>
             <w:rStyle w:val="Hyperlink"/>
@@ -3480,8 +3487,8 @@
         </w:r>
       </w:hyperlink>
     </w:p>
-    <w:bookmarkEnd w:id="100"/>
-    <w:bookmarkStart w:id="101" w:name="ref-howley2015"/>
+    <w:bookmarkEnd w:id="101"/>
+    <w:bookmarkStart w:id="102" w:name="ref-howley2015"/>
     <w:p>
       <w:pPr>
         <w:pStyle w:val="Bibliography"/>
@@ -3490,8 +3497,8 @@
         <w:t xml:space="preserve">Howley PM, Pfister HJ. Beta genus papillomaviruses and skin cancer. Virology. 2015;479-480:290–6</w:t>
       </w:r>
     </w:p>
-    <w:bookmarkEnd w:id="101"/>
-    <w:bookmarkStart w:id="103" w:name="ref-hultin2019"/>
+    <w:bookmarkEnd w:id="102"/>
+    <w:bookmarkStart w:id="104" w:name="ref-hultin2019"/>
     <w:p>
       <w:pPr>
         <w:pStyle w:val="Bibliography"/>
@@ -3502,7 +3509,7 @@
       <w:r>
         <w:t xml:space="preserve"> </w:t>
       </w:r>
-      <w:hyperlink r:id="rId102">
+      <w:hyperlink r:id="rId103">
         <w:r>
           <w:rPr>
             <w:rStyle w:val="Hyperlink"/>
@@ -3526,8 +3533,8 @@
         <w:t xml:space="preserve">. PLOS ONE. 2019;14(5):e0217942</w:t>
       </w:r>
     </w:p>
-    <w:bookmarkEnd w:id="103"/>
-    <w:bookmarkStart w:id="105" w:name="ref-kazemian2015"/>
+    <w:bookmarkEnd w:id="104"/>
+    <w:bookmarkStart w:id="106" w:name="ref-kazemian2015"/>
     <w:p>
       <w:pPr>
         <w:pStyle w:val="Bibliography"/>
@@ -3538,7 +3545,7 @@
       <w:r>
         <w:t xml:space="preserve"> </w:t>
       </w:r>
-      <w:hyperlink r:id="rId104">
+      <w:hyperlink r:id="rId105">
         <w:r>
           <w:rPr>
             <w:rStyle w:val="Hyperlink"/>
@@ -3586,8 +3593,8 @@
         <w:t xml:space="preserve">. Journal of Virology. 2015;89(17):8967–73</w:t>
       </w:r>
     </w:p>
-    <w:bookmarkEnd w:id="105"/>
-    <w:bookmarkStart w:id="107" w:name="ref-lambert2021"/>
+    <w:bookmarkEnd w:id="106"/>
+    <w:bookmarkStart w:id="108" w:name="ref-lambert2021"/>
     <w:p>
       <w:pPr>
         <w:pStyle w:val="Bibliography"/>
@@ -3598,7 +3605,7 @@
       <w:r>
         <w:t xml:space="preserve"> </w:t>
       </w:r>
-      <w:hyperlink r:id="rId106">
+      <w:hyperlink r:id="rId107">
         <w:r>
           <w:rPr>
             <w:rStyle w:val="Hyperlink"/>
@@ -3610,8 +3617,8 @@
         <w:t xml:space="preserve">. Nature. 2021;588(7838):E20–1</w:t>
       </w:r>
     </w:p>
-    <w:bookmarkEnd w:id="107"/>
-    <w:bookmarkStart w:id="109" w:name="ref-leiendecker2023"/>
+    <w:bookmarkEnd w:id="108"/>
+    <w:bookmarkStart w:id="110" w:name="ref-leiendecker2023"/>
     <w:p>
       <w:pPr>
         <w:pStyle w:val="Bibliography"/>
@@ -3622,7 +3629,7 @@
       <w:r>
         <w:t xml:space="preserve"> </w:t>
       </w:r>
-      <w:hyperlink r:id="rId108">
+      <w:hyperlink r:id="rId109">
         <w:r>
           <w:rPr>
             <w:rStyle w:val="Hyperlink"/>
@@ -3652,8 +3659,8 @@
         <w:t xml:space="preserve">. Cancer Discovery. 2023;13(1):70–84</w:t>
       </w:r>
     </w:p>
-    <w:bookmarkEnd w:id="109"/>
-    <w:bookmarkStart w:id="111" w:name="ref-leinonen2011"/>
+    <w:bookmarkEnd w:id="110"/>
+    <w:bookmarkStart w:id="112" w:name="ref-leinonen2011"/>
     <w:p>
       <w:pPr>
         <w:pStyle w:val="Bibliography"/>
@@ -3664,7 +3671,7 @@
       <w:r>
         <w:t xml:space="preserve"> </w:t>
       </w:r>
-      <w:hyperlink r:id="rId110">
+      <w:hyperlink r:id="rId111">
         <w:r>
           <w:rPr>
             <w:rStyle w:val="Hyperlink"/>
@@ -3688,8 +3695,8 @@
         <w:t xml:space="preserve">. Nucleic Acids Research. 2011;39(Database issue):D19–21</w:t>
       </w:r>
     </w:p>
-    <w:bookmarkEnd w:id="111"/>
-    <w:bookmarkStart w:id="113" w:name="ref-liao2014"/>
+    <w:bookmarkEnd w:id="112"/>
+    <w:bookmarkStart w:id="114" w:name="ref-liao2014"/>
     <w:p>
       <w:pPr>
         <w:pStyle w:val="Bibliography"/>
@@ -3700,7 +3707,7 @@
       <w:r>
         <w:t xml:space="preserve"> </w:t>
       </w:r>
-      <w:hyperlink r:id="rId112">
+      <w:hyperlink r:id="rId113">
         <w:r>
           <w:rPr>
             <w:rStyle w:val="Hyperlink"/>
@@ -3712,8 +3719,8 @@
         <w:t xml:space="preserve">. Bioinformatics. 2014;30(7):923–30</w:t>
       </w:r>
     </w:p>
-    <w:bookmarkEnd w:id="113"/>
-    <w:bookmarkStart w:id="115" w:name="ref-ma2014"/>
+    <w:bookmarkEnd w:id="114"/>
+    <w:bookmarkStart w:id="116" w:name="ref-ma2014"/>
     <w:p>
       <w:pPr>
         <w:pStyle w:val="Bibliography"/>
@@ -3724,7 +3731,7 @@
       <w:r>
         <w:t xml:space="preserve"> </w:t>
       </w:r>
-      <w:hyperlink r:id="rId114">
+      <w:hyperlink r:id="rId115">
         <w:r>
           <w:rPr>
             <w:rStyle w:val="Hyperlink"/>
@@ -3736,8 +3743,8 @@
         <w:t xml:space="preserve">. Journal of Virology. 2014;88(9):4786–97</w:t>
       </w:r>
     </w:p>
-    <w:bookmarkEnd w:id="115"/>
-    <w:bookmarkStart w:id="117" w:name="ref-morgan2024"/>
+    <w:bookmarkEnd w:id="116"/>
+    <w:bookmarkStart w:id="118" w:name="ref-morgan2024"/>
     <w:p>
       <w:pPr>
         <w:pStyle w:val="Bibliography"/>
@@ -3748,7 +3755,7 @@
       <w:r>
         <w:t xml:space="preserve"> </w:t>
       </w:r>
-      <w:hyperlink r:id="rId116">
+      <w:hyperlink r:id="rId117">
         <w:r>
           <w:rPr>
             <w:rStyle w:val="Hyperlink"/>
@@ -3790,8 +3797,8 @@
         <w:t xml:space="preserve">. JCI Insight. 2024;9(15):e177898</w:t>
       </w:r>
     </w:p>
-    <w:bookmarkEnd w:id="117"/>
-    <w:bookmarkStart w:id="119" w:name="ref-oh2026"/>
+    <w:bookmarkEnd w:id="118"/>
+    <w:bookmarkStart w:id="120" w:name="ref-oh2026"/>
     <w:p>
       <w:pPr>
         <w:pStyle w:val="Bibliography"/>
@@ -3802,7 +3809,7 @@
       <w:r>
         <w:t xml:space="preserve"> </w:t>
       </w:r>
-      <w:hyperlink r:id="rId118">
+      <w:hyperlink r:id="rId119">
         <w:r>
           <w:rPr>
             <w:rStyle w:val="Hyperlink"/>
@@ -3814,8 +3821,8 @@
         <w:t xml:space="preserve">. JAMA Dermatology. 2026;162(5):509–14</w:t>
       </w:r>
     </w:p>
-    <w:bookmarkEnd w:id="119"/>
-    <w:bookmarkStart w:id="121" w:name="ref-purdie2005"/>
+    <w:bookmarkEnd w:id="120"/>
+    <w:bookmarkStart w:id="122" w:name="ref-purdie2005"/>
     <w:p>
       <w:pPr>
         <w:pStyle w:val="Bibliography"/>
@@ -3826,7 +3833,7 @@
       <w:r>
         <w:t xml:space="preserve"> </w:t>
       </w:r>
-      <w:hyperlink r:id="rId120">
+      <w:hyperlink r:id="rId121">
         <w:r>
           <w:rPr>
             <w:rStyle w:val="Hyperlink"/>
@@ -3838,8 +3845,8 @@
         <w:t xml:space="preserve">. Journal of Investigative Dermatology. 2005;125(1):98–107</w:t>
       </w:r>
     </w:p>
-    <w:bookmarkEnd w:id="121"/>
-    <w:bookmarkStart w:id="123" w:name="ref-rehm2022"/>
+    <w:bookmarkEnd w:id="122"/>
+    <w:bookmarkStart w:id="124" w:name="ref-rehm2022"/>
     <w:p>
       <w:pPr>
         <w:pStyle w:val="Bibliography"/>
@@ -3850,7 +3857,7 @@
       <w:r>
         <w:t xml:space="preserve"> </w:t>
       </w:r>
-      <w:hyperlink r:id="rId122">
+      <w:hyperlink r:id="rId123">
         <w:r>
           <w:rPr>
             <w:rStyle w:val="Hyperlink"/>
@@ -3862,8 +3869,8 @@
         <w:t xml:space="preserve">. Proceedings of the National Academy of Sciences. 2022;119(11):e2118930119</w:t>
       </w:r>
     </w:p>
-    <w:bookmarkEnd w:id="123"/>
-    <w:bookmarkStart w:id="125" w:name="ref-rollison2021"/>
+    <w:bookmarkEnd w:id="124"/>
+    <w:bookmarkStart w:id="126" w:name="ref-rollison2021"/>
     <w:p>
       <w:pPr>
         <w:pStyle w:val="Bibliography"/>
@@ -3874,7 +3881,7 @@
       <w:r>
         <w:t xml:space="preserve"> </w:t>
       </w:r>
-      <w:hyperlink r:id="rId124">
+      <w:hyperlink r:id="rId125">
         <w:r>
           <w:rPr>
             <w:rStyle w:val="Hyperlink"/>
@@ -3886,8 +3893,8 @@
         <w:t xml:space="preserve">. Cancer Research. 2021;81(17):4628–38</w:t>
       </w:r>
     </w:p>
-    <w:bookmarkEnd w:id="125"/>
-    <w:bookmarkStart w:id="127" w:name="ref-rollison2019sites"/>
+    <w:bookmarkEnd w:id="126"/>
+    <w:bookmarkStart w:id="128" w:name="ref-rollison2019sites"/>
     <w:p>
       <w:pPr>
         <w:pStyle w:val="Bibliography"/>
@@ -3898,7 +3905,7 @@
       <w:r>
         <w:t xml:space="preserve"> </w:t>
       </w:r>
-      <w:hyperlink r:id="rId126">
+      <w:hyperlink r:id="rId127">
         <w:r>
           <w:rPr>
             <w:rStyle w:val="Hyperlink"/>
@@ -3910,8 +3917,8 @@
         <w:t xml:space="preserve">. The Journal of Infectious Diseases. 2019 a;219(5):711–22</w:t>
       </w:r>
     </w:p>
-    <w:bookmarkEnd w:id="127"/>
-    <w:bookmarkStart w:id="129" w:name="ref-rollison2019"/>
+    <w:bookmarkEnd w:id="128"/>
+    <w:bookmarkStart w:id="130" w:name="ref-rollison2019"/>
     <w:p>
       <w:pPr>
         <w:pStyle w:val="Bibliography"/>
@@ -3922,7 +3929,7 @@
       <w:r>
         <w:t xml:space="preserve"> </w:t>
       </w:r>
-      <w:hyperlink r:id="rId128">
+      <w:hyperlink r:id="rId129">
         <w:r>
           <w:rPr>
             <w:rStyle w:val="Hyperlink"/>
@@ -3934,8 +3941,8 @@
         <w:t xml:space="preserve">. Journal of Virology. 2019 b;93(7):e01003–18</w:t>
       </w:r>
     </w:p>
-    <w:bookmarkEnd w:id="129"/>
-    <w:bookmarkStart w:id="131" w:name="ref-saeidian2023"/>
+    <w:bookmarkEnd w:id="130"/>
+    <w:bookmarkStart w:id="132" w:name="ref-saeidian2023"/>
     <w:p>
       <w:pPr>
         <w:pStyle w:val="Bibliography"/>
@@ -3946,7 +3953,7 @@
       <w:r>
         <w:t xml:space="preserve"> </w:t>
       </w:r>
-      <w:hyperlink r:id="rId130">
+      <w:hyperlink r:id="rId131">
         <w:r>
           <w:rPr>
             <w:rStyle w:val="Hyperlink"/>
@@ -4027,8 +4034,8 @@
         <w:t xml:space="preserve">. JCI Insight. 2023;8(5):e162558</w:t>
       </w:r>
     </w:p>
-    <w:bookmarkEnd w:id="131"/>
-    <w:bookmarkStart w:id="133" w:name="ref-selitsky2020"/>
+    <w:bookmarkEnd w:id="132"/>
+    <w:bookmarkStart w:id="134" w:name="ref-selitsky2020"/>
     <w:p>
       <w:pPr>
         <w:pStyle w:val="Bibliography"/>
@@ -4039,7 +4046,7 @@
       <w:r>
         <w:t xml:space="preserve"> </w:t>
       </w:r>
-      <w:hyperlink r:id="rId132">
+      <w:hyperlink r:id="rId133">
         <w:r>
           <w:rPr>
             <w:rStyle w:val="Hyperlink"/>
@@ -4081,8 +4088,8 @@
         <w:t xml:space="preserve">. BMC Genomics. 2020;21(1):79</w:t>
       </w:r>
     </w:p>
-    <w:bookmarkEnd w:id="133"/>
-    <w:bookmarkStart w:id="135" w:name="ref-shenpv2026"/>
+    <w:bookmarkEnd w:id="134"/>
+    <w:bookmarkStart w:id="136" w:name="ref-shenpv2026"/>
     <w:p>
       <w:pPr>
         <w:pStyle w:val="Bibliography"/>
@@ -4093,7 +4100,7 @@
       <w:r>
         <w:t xml:space="preserve"> </w:t>
       </w:r>
-      <w:hyperlink r:id="rId134">
+      <w:hyperlink r:id="rId135">
         <w:r>
           <w:rPr>
             <w:rStyle w:val="Hyperlink"/>
@@ -4105,8 +4112,8 @@
         <w:t xml:space="preserve">. bioRxiv. 2026;</w:t>
       </w:r>
     </w:p>
-    <w:bookmarkEnd w:id="135"/>
-    <w:bookmarkStart w:id="137" w:name="ref-shen2016"/>
+    <w:bookmarkEnd w:id="136"/>
+    <w:bookmarkStart w:id="138" w:name="ref-shen2016"/>
     <w:p>
       <w:pPr>
         <w:pStyle w:val="Bibliography"/>
@@ -4117,7 +4124,7 @@
       <w:r>
         <w:t xml:space="preserve"> </w:t>
       </w:r>
-      <w:hyperlink r:id="rId136">
+      <w:hyperlink r:id="rId137">
         <w:r>
           <w:rPr>
             <w:rStyle w:val="Hyperlink"/>
@@ -4159,8 +4166,8 @@
         <w:t xml:space="preserve">. PLoS ONE. 2016;11(10):e0163962</w:t>
       </w:r>
     </w:p>
-    <w:bookmarkEnd w:id="137"/>
-    <w:bookmarkStart w:id="139" w:name="ref-son2025"/>
+    <w:bookmarkEnd w:id="138"/>
+    <w:bookmarkStart w:id="140" w:name="ref-son2025"/>
     <w:p>
       <w:pPr>
         <w:pStyle w:val="Bibliography"/>
@@ -4171,7 +4178,7 @@
       <w:r>
         <w:t xml:space="preserve"> </w:t>
       </w:r>
-      <w:hyperlink r:id="rId138">
+      <w:hyperlink r:id="rId139">
         <w:r>
           <w:rPr>
             <w:rStyle w:val="Hyperlink"/>
@@ -4183,8 +4190,8 @@
         <w:t xml:space="preserve">. Cancer Cell. 2025;43(1):36–48.e10</w:t>
       </w:r>
     </w:p>
-    <w:bookmarkEnd w:id="139"/>
-    <w:bookmarkStart w:id="141" w:name="ref-strickley2019"/>
+    <w:bookmarkEnd w:id="140"/>
+    <w:bookmarkStart w:id="142" w:name="ref-strickley2019"/>
     <w:p>
       <w:pPr>
         <w:pStyle w:val="Bibliography"/>
@@ -4195,7 +4202,7 @@
       <w:r>
         <w:t xml:space="preserve"> </w:t>
       </w:r>
-      <w:hyperlink r:id="rId140">
+      <w:hyperlink r:id="rId141">
         <w:r>
           <w:rPr>
             <w:rStyle w:val="Hyperlink"/>
@@ -4207,8 +4214,8 @@
         <w:t xml:space="preserve">. Nature. 2019;575(7783):519–22</w:t>
       </w:r>
     </w:p>
-    <w:bookmarkEnd w:id="141"/>
-    <w:bookmarkStart w:id="143" w:name="ref-strickley2021"/>
+    <w:bookmarkEnd w:id="142"/>
+    <w:bookmarkStart w:id="144" w:name="ref-strickley2021"/>
     <w:p>
       <w:pPr>
         <w:pStyle w:val="Bibliography"/>
@@ -4219,7 +4226,7 @@
       <w:r>
         <w:t xml:space="preserve"> </w:t>
       </w:r>
-      <w:hyperlink r:id="rId142">
+      <w:hyperlink r:id="rId143">
         <w:r>
           <w:rPr>
             <w:rStyle w:val="Hyperlink"/>
@@ -4231,8 +4238,8 @@
         <w:t xml:space="preserve">. Nature. 2021;588(7838):E22–3</w:t>
       </w:r>
     </w:p>
-    <w:bookmarkEnd w:id="143"/>
-    <w:bookmarkStart w:id="145" w:name="ref-vandoorslaer2017"/>
+    <w:bookmarkEnd w:id="144"/>
+    <w:bookmarkStart w:id="146" w:name="ref-vandoorslaer2017"/>
     <w:p>
       <w:pPr>
         <w:pStyle w:val="Bibliography"/>
@@ -4243,7 +4250,7 @@
       <w:r>
         <w:t xml:space="preserve"> </w:t>
       </w:r>
-      <w:hyperlink r:id="rId144">
+      <w:hyperlink r:id="rId145">
         <w:r>
           <w:rPr>
             <w:rStyle w:val="Hyperlink"/>
@@ -4273,8 +4280,8 @@
         <w:t xml:space="preserve">. Nucleic Acids Research. 2017;45(D1):D499–506</w:t>
       </w:r>
     </w:p>
-    <w:bookmarkEnd w:id="145"/>
-    <w:bookmarkStart w:id="147" w:name="ref-vandiver2021"/>
+    <w:bookmarkEnd w:id="146"/>
+    <w:bookmarkStart w:id="148" w:name="ref-vandiver2021"/>
     <w:p>
       <w:pPr>
         <w:pStyle w:val="Bibliography"/>
@@ -4285,7 +4292,7 @@
       <w:r>
         <w:t xml:space="preserve"> </w:t>
       </w:r>
-      <w:hyperlink r:id="rId146">
+      <w:hyperlink r:id="rId147">
         <w:r>
           <w:rPr>
             <w:rStyle w:val="Hyperlink"/>
@@ -4321,8 +4328,8 @@
         <w:t xml:space="preserve">. Experimental Dermatology. 2021;30(11):1711–6</w:t>
       </w:r>
     </w:p>
-    <w:bookmarkEnd w:id="147"/>
-    <w:bookmarkStart w:id="149" w:name="ref-viarisio2018"/>
+    <w:bookmarkEnd w:id="148"/>
+    <w:bookmarkStart w:id="150" w:name="ref-viarisio2018"/>
     <w:p>
       <w:pPr>
         <w:pStyle w:val="Bibliography"/>
@@ -4333,7 +4340,7 @@
       <w:r>
         <w:t xml:space="preserve"> </w:t>
       </w:r>
-      <w:hyperlink r:id="rId148">
+      <w:hyperlink r:id="rId149">
         <w:r>
           <w:rPr>
             <w:rStyle w:val="Hyperlink"/>
@@ -4369,8 +4376,8 @@
         <w:t xml:space="preserve">. PLoS Pathogens. 2018;14(1):e1006783</w:t>
       </w:r>
     </w:p>
-    <w:bookmarkEnd w:id="149"/>
-    <w:bookmarkStart w:id="151" w:name="ref-weissenborn2012"/>
+    <w:bookmarkEnd w:id="150"/>
+    <w:bookmarkStart w:id="152" w:name="ref-weissenborn2012"/>
     <w:p>
       <w:pPr>
         <w:pStyle w:val="Bibliography"/>
@@ -4381,7 +4388,7 @@
       <w:r>
         <w:t xml:space="preserve"> </w:t>
       </w:r>
-      <w:hyperlink r:id="rId150">
+      <w:hyperlink r:id="rId151">
         <w:r>
           <w:rPr>
             <w:rStyle w:val="Hyperlink"/>
@@ -4417,8 +4424,8 @@
         <w:t xml:space="preserve">. Medical Microbiology and Immunology. 2012;201(2):117–25</w:t>
       </w:r>
     </w:p>
-    <w:bookmarkEnd w:id="151"/>
-    <w:bookmarkStart w:id="153" w:name="ref-wenande2025"/>
+    <w:bookmarkEnd w:id="152"/>
+    <w:bookmarkStart w:id="154" w:name="ref-wenande2025"/>
     <w:p>
       <w:pPr>
         <w:pStyle w:val="Bibliography"/>
@@ -4429,7 +4436,7 @@
       <w:r>
         <w:t xml:space="preserve"> </w:t>
       </w:r>
-      <w:hyperlink r:id="rId152">
+      <w:hyperlink r:id="rId153">
         <w:r>
           <w:rPr>
             <w:rStyle w:val="Hyperlink"/>
@@ -4465,8 +4472,8 @@
         <w:t xml:space="preserve">. JAMA Dermatology. 2025;161(6):605–14</w:t>
       </w:r>
     </w:p>
-    <w:bookmarkEnd w:id="153"/>
-    <w:bookmarkStart w:id="155" w:name="ref-wood2019"/>
+    <w:bookmarkEnd w:id="154"/>
+    <w:bookmarkStart w:id="156" w:name="ref-wood2019"/>
     <w:p>
       <w:pPr>
         <w:pStyle w:val="Bibliography"/>
@@ -4477,7 +4484,7 @@
       <w:r>
         <w:t xml:space="preserve"> </w:t>
       </w:r>
-      <w:hyperlink r:id="rId154">
+      <w:hyperlink r:id="rId155">
         <w:r>
           <w:rPr>
             <w:rStyle w:val="Hyperlink"/>
@@ -4501,8 +4508,8 @@
         <w:t xml:space="preserve">. Genome Biology. 2019;20:257</w:t>
       </w:r>
     </w:p>
-    <w:bookmarkEnd w:id="155"/>
-    <w:bookmarkStart w:id="157" w:name="ref-you2004"/>
+    <w:bookmarkEnd w:id="156"/>
+    <w:bookmarkStart w:id="158" w:name="ref-you2004"/>
     <w:p>
       <w:pPr>
         <w:pStyle w:val="Bibliography"/>
@@ -4513,7 +4520,7 @@
       <w:r>
         <w:t xml:space="preserve"> </w:t>
       </w:r>
-      <w:hyperlink r:id="rId156">
+      <w:hyperlink r:id="rId157">
         <w:r>
           <w:rPr>
             <w:rStyle w:val="Hyperlink"/>
@@ -4597,10 +4604,10 @@
         <w:t xml:space="preserve">. Cell. 2004;117(3):349–60</w:t>
       </w:r>
     </w:p>
-    <w:bookmarkEnd w:id="157"/>
     <w:bookmarkEnd w:id="158"/>
     <w:bookmarkEnd w:id="159"/>
-    <w:bookmarkStart w:id="205" w:name="supplementary-material"/>
+    <w:bookmarkEnd w:id="160"/>
+    <w:bookmarkStart w:id="206" w:name="supplementary-material"/>
     <w:p>
       <w:pPr>
         <w:pStyle w:val="Heading1"/>
@@ -4609,7 +4616,7 @@
         <w:t xml:space="preserve">Supplementary Material</w:t>
       </w:r>
     </w:p>
-    <w:bookmarkStart w:id="160" w:name="supplementary-materials-and-methods"/>
+    <w:bookmarkStart w:id="161" w:name="supplementary-materials-and-methods"/>
     <w:p>
       <w:pPr>
         <w:pStyle w:val="Heading2"/>
@@ -4618,8 +4625,8 @@
         <w:t xml:space="preserve">Supplementary Materials and Methods</w:t>
       </w:r>
     </w:p>
-    <w:bookmarkEnd w:id="160"/>
-    <w:bookmarkStart w:id="174" w:name="methods"/>
+    <w:bookmarkEnd w:id="161"/>
+    <w:bookmarkStart w:id="175" w:name="methods"/>
     <w:p>
       <w:pPr>
         <w:pStyle w:val="Heading2"/>
@@ -4628,7 +4635,7 @@
         <w:t xml:space="preserve">Methods</w:t>
       </w:r>
     </w:p>
-    <w:bookmarkStart w:id="161" w:name="overview-and-implementation"/>
+    <w:bookmarkStart w:id="162" w:name="overview-and-implementation"/>
     <w:p>
       <w:pPr>
         <w:pStyle w:val="Heading3"/>
@@ -4677,8 +4684,8 @@
         <w:t xml:space="preserve">The workflow comprises a one-time reference-construction stage followed by a per-sample pipeline: SRA discovery → FASTQ download → quality control → Kraken2 papillomavirus screen → branch on HPV status (only HPV-positive libraries proceed) → STAR alignment to the HPV reference panel → coverage-based HPV typing → early/late transcript classification → aggregation and reporting.</w:t>
       </w:r>
     </w:p>
-    <w:bookmarkEnd w:id="161"/>
-    <w:bookmarkStart w:id="162" w:name="hpv-reference-panel-and-kraken2-database"/>
+    <w:bookmarkEnd w:id="162"/>
+    <w:bookmarkStart w:id="163" w:name="hpv-reference-panel-and-kraken2-database"/>
     <w:p>
       <w:pPr>
         <w:pStyle w:val="Heading3"/>
@@ -4821,8 +4828,8 @@
         <w:t xml:space="preserve">) was constructed from the NCBI taxonomy and the human reference library (GRCh38), to which all panel HPV genomes were added under a Papillomaviridae taxon, so that human and HPV reads are jointly classified and HPV reads are resolved within the papillomavirus clade.</w:t>
       </w:r>
     </w:p>
-    <w:bookmarkEnd w:id="162"/>
-    <w:bookmarkStart w:id="163" w:name="dataset-assembly-and-sra-discovery"/>
+    <w:bookmarkEnd w:id="163"/>
+    <w:bookmarkStart w:id="164" w:name="dataset-assembly-and-sra-discovery"/>
     <w:p>
       <w:pPr>
         <w:pStyle w:val="Heading3"/>
@@ -4877,8 +4884,8 @@
         <w:t xml:space="preserve">. Library layout (single- vs paired-end) was taken from the SRA record. To enable robust downstream parsing, comma-containing free-text fields were retained in a raw samplesheet and stripped from the slim samplesheet consumed by the workflow.</w:t>
       </w:r>
     </w:p>
-    <w:bookmarkEnd w:id="163"/>
-    <w:bookmarkStart w:id="164" w:name="read-download-and-quality-control"/>
+    <w:bookmarkEnd w:id="164"/>
+    <w:bookmarkStart w:id="165" w:name="read-download-and-quality-control"/>
     <w:p>
       <w:pPr>
         <w:pStyle w:val="Heading3"/>
@@ -4988,8 +4995,8 @@
         <w:t xml:space="preserve">was run without a spot limit. This matters more than it may appear, because reads deposited from a coordinate-sorted alignment emerge from the SRA in reference order, which places unmapped, and therefore viral, reads at the end of the run; screening only the leading portion of such a library would miss the signal entirely and would do so non-randomly. As a check on the whole path from download to classification, the reads reaching the Kraken2 screen correspond to a median 98.6% of the SRA-reported spot count across the 10,834 screened libraries (5th percentile 85.5%), the small shortfall being fastp quality and length filtering, and the per-group medians span 95.8% to 99.5%, so no sample group was read less completely than another.</w:t>
       </w:r>
     </w:p>
-    <w:bookmarkEnd w:id="164"/>
-    <w:bookmarkStart w:id="165" w:name="hpv-screening-and-positivity-calling"/>
+    <w:bookmarkEnd w:id="165"/>
+    <w:bookmarkStart w:id="166" w:name="hpv-screening-and-positivity-calling"/>
     <w:p>
       <w:pPr>
         <w:pStyle w:val="Heading3"/>
@@ -5015,8 +5022,8 @@
         <w:t xml:space="preserve">), and HPV-negative otherwise; HPV-negative libraries were recorded for rate estimation but proceeded no further. HPV-classified reads from positive libraries were extracted (seqtk 1.4), keeping paired mates in register, for targeted alignment. This split, in which every screened library contributes to positivity rates but only positives advance to typing, is the central branch point of the workflow.</w:t>
       </w:r>
     </w:p>
-    <w:bookmarkEnd w:id="165"/>
-    <w:bookmarkStart w:id="166" w:name="hpv-typing"/>
+    <w:bookmarkEnd w:id="166"/>
+    <w:bookmarkStart w:id="167" w:name="hpv-typing"/>
     <w:p>
       <w:pPr>
         <w:pStyle w:val="Heading3"/>
@@ -5126,8 +5133,8 @@
         <w:t xml:space="preserve">); the full per-reference coverage table was retained regardless of assignment. The dual breadth-and-depth criterion guards against spurious assignment from a few reads piling up on a short, conserved region.</w:t>
       </w:r>
     </w:p>
-    <w:bookmarkEnd w:id="166"/>
-    <w:bookmarkStart w:id="167" w:name="earlylate-transcript-classification"/>
+    <w:bookmarkEnd w:id="167"/>
+    <w:bookmarkStart w:id="168" w:name="earlylate-transcript-classification"/>
     <w:p>
       <w:pPr>
         <w:pStyle w:val="Heading3"/>
@@ -5171,8 +5178,8 @@
         <w:t xml:space="preserve">). Productivity was gated on L1 specifically, rather than on combined L1+L2 signal, because L1 capsid expression is the more stringent marker of virion-producing late-stage infection, whereas isolated L2 signal can arise from low-level transcription or cross-mapping; this single rule was applied uniformly across all samples and run batches.</w:t>
       </w:r>
     </w:p>
-    <w:bookmarkEnd w:id="167"/>
-    <w:bookmarkStart w:id="168" w:name="Xb7b52261b13d214b61be4d17d32a361ca9d534d"/>
+    <w:bookmarkEnd w:id="168"/>
+    <w:bookmarkStart w:id="169" w:name="Xb7b52261b13d214b61be4d17d32a361ca9d534d"/>
     <w:p>
       <w:pPr>
         <w:pStyle w:val="Heading3"/>
@@ -5250,8 +5257,8 @@
         <w:t xml:space="preserve">annotations were treated as non-cell-line. These flags annotate rather than exclude samples, so that cell-line positives are retained as positive controls but can be separated from primary-tissue signal at analysis. For the prevalence-sweep cohort, study-level heuristic calls were additionally refined by manual curation through a structured workbook, with precedence sample &gt; study &gt; heuristic, and a provenance label recorded for each overridden call. As a further contaminant guard, low-coverage-breadth assignments (breadth &lt; 0.15) and alpha-genus/HPV16/HPV18 calls were tabulated by study to surface project-level contamination.</w:t>
       </w:r>
     </w:p>
-    <w:bookmarkEnd w:id="168"/>
-    <w:bookmarkStart w:id="169" w:name="X7eaa2f8331f5c25e50e9f6c362aa899cbb1292c"/>
+    <w:bookmarkEnd w:id="169"/>
+    <w:bookmarkStart w:id="170" w:name="X7eaa2f8331f5c25e50e9f6c362aa899cbb1292c"/>
     <w:p>
       <w:pPr>
         <w:pStyle w:val="Heading3"/>
@@ -5651,8 +5658,8 @@
         <w:t xml:space="preserve">).</w:t>
       </w:r>
     </w:p>
-    <w:bookmarkEnd w:id="169"/>
-    <w:bookmarkStart w:id="170" w:name="library-selection-chemistry"/>
+    <w:bookmarkEnd w:id="170"/>
+    <w:bookmarkStart w:id="171" w:name="library-selection-chemistry"/>
     <w:p>
       <w:pPr>
         <w:pStyle w:val="Heading3"/>
@@ -5821,8 +5828,8 @@
         <w:t xml:space="preserve">. Run as a blind test, the classifier recovers rRNA depletion for 15/15 of them from protocol text alone, which is also the independent confirmation that the series is rRNA-depleted rather than poly-A-selected.</w:t>
       </w:r>
     </w:p>
-    <w:bookmarkEnd w:id="170"/>
-    <w:bookmarkStart w:id="171" w:name="X092d6aa339a1e20488094a4b56c0474ffc2644c"/>
+    <w:bookmarkEnd w:id="171"/>
+    <w:bookmarkStart w:id="172" w:name="X092d6aa339a1e20488094a4b56c0474ffc2644c"/>
     <w:p>
       <w:pPr>
         <w:pStyle w:val="Heading3"/>
@@ -6153,8 +6160,8 @@
         <w:t xml:space="preserve">rather than downsampled.</w:t>
       </w:r>
     </w:p>
-    <w:bookmarkEnd w:id="171"/>
-    <w:bookmarkStart w:id="172" w:name="X100e545f3d9e395267e0fa4a0c685cbdafc7ff0"/>
+    <w:bookmarkEnd w:id="172"/>
+    <w:bookmarkStart w:id="173" w:name="X100e545f3d9e395267e0fa4a0c685cbdafc7ff0"/>
     <w:p>
       <w:pPr>
         <w:pStyle w:val="Heading3"/>
@@ -6337,8 +6344,8 @@
         <w:t xml:space="preserve">.</w:t>
       </w:r>
     </w:p>
-    <w:bookmarkEnd w:id="172"/>
-    <w:bookmarkStart w:id="173" w:name="execution-at-scale"/>
+    <w:bookmarkEnd w:id="173"/>
+    <w:bookmarkStart w:id="174" w:name="execution-at-scale"/>
     <w:p>
       <w:pPr>
         <w:pStyle w:val="Heading3"/>
@@ -6355,9 +6362,9 @@
         <w:t xml:space="preserve">For cohorts of thousands of libraries, a chunked driver processed the samplesheet in fixed-size batches (default 100 libraries per chunk). After each successful chunk, per-sample outputs (Kraken2 reports, HPV typing and transcript tables, and HPV status) were aggregated and the chunk’s working directory was deleted to bound disk use; a failed chunk was left intact for inspection and resumed on rerun. A single combined report was generated over the aggregated outputs at completion. Summary tables and figures were produced in R (tidyverse), and the depth-normalized burden analysis was implemented as a standalone R script operating on the aggregated Kraken2 reports, typing tables, and curated sample flags.</w:t>
       </w:r>
     </w:p>
-    <w:bookmarkEnd w:id="173"/>
     <w:bookmarkEnd w:id="174"/>
-    <w:bookmarkStart w:id="202" w:name="supplementary-figures-and-tables"/>
+    <w:bookmarkEnd w:id="175"/>
+    <w:bookmarkStart w:id="203" w:name="supplementary-figures-and-tables"/>
     <w:p>
       <w:pPr>
         <w:pStyle w:val="Heading2"/>
@@ -6379,7 +6386,7 @@
       <w:tr>
         <w:tc>
           <w:tcPr/>
-          <w:bookmarkStart w:id="178" w:name="suppfig-depth"/>
+          <w:bookmarkStart w:id="179" w:name="suppfig-depth"/>
           <w:p>
             <w:pPr>
               <w:pStyle w:val="Compact"/>
@@ -6390,18 +6397,18 @@
                 <wp:inline>
                   <wp:extent cx="5943600" cy="3714749"/>
                   <wp:effectExtent b="0" l="0" r="0" t="0"/>
-                  <wp:docPr descr="" title="" id="176" name="Picture"/>
+                  <wp:docPr descr="" title="" id="177" name="Picture"/>
                   <a:graphic>
                     <a:graphicData uri="http://schemas.openxmlformats.org/drawingml/2006/picture">
                       <pic:pic>
                         <pic:nvPicPr>
-                          <pic:cNvPr descr="figureS1.png" id="177" name="Picture"/>
+                          <pic:cNvPr descr="figureS1.png" id="178" name="Picture"/>
                           <pic:cNvPicPr>
                             <a:picLocks noChangeArrowheads="1" noChangeAspect="1"/>
                           </pic:cNvPicPr>
                         </pic:nvPicPr>
                         <pic:blipFill>
-                          <a:blip r:embed="rId175"/>
+                          <a:blip r:embed="rId176"/>
                           <a:stretch>
                             <a:fillRect/>
                           </a:stretch>
@@ -6458,7 +6465,7 @@
               <w:t xml:space="preserve">is not produced by differences in sequencing depth: the groups that reach the floor do so at every depth, and the groups that do not never reach it, however deeply sequenced. Point size is proportional to the number of libraries in each group × bin.</w:t>
             </w:r>
           </w:p>
-          <w:bookmarkEnd w:id="178"/>
+          <w:bookmarkEnd w:id="179"/>
         </w:tc>
       </w:tr>
     </w:tbl>
@@ -6483,7 +6490,7 @@
       <w:tr>
         <w:tc>
           <w:tcPr/>
-          <w:bookmarkStart w:id="182" w:name="suppfig-trace"/>
+          <w:bookmarkStart w:id="183" w:name="suppfig-trace"/>
           <w:p>
             <w:pPr>
               <w:pStyle w:val="Compact"/>
@@ -6494,18 +6501,18 @@
                 <wp:inline>
                   <wp:extent cx="5943600" cy="3302000"/>
                   <wp:effectExtent b="0" l="0" r="0" t="0"/>
-                  <wp:docPr descr="" title="" id="180" name="Picture"/>
+                  <wp:docPr descr="" title="" id="181" name="Picture"/>
                   <a:graphic>
                     <a:graphicData uri="http://schemas.openxmlformats.org/drawingml/2006/picture">
                       <pic:pic>
                         <pic:nvPicPr>
-                          <pic:cNvPr descr="figureS2.png" id="181" name="Picture"/>
+                          <pic:cNvPr descr="figureS2.png" id="182" name="Picture"/>
                           <pic:cNvPicPr>
                             <a:picLocks noChangeArrowheads="1" noChangeAspect="1"/>
                           </pic:cNvPicPr>
                         </pic:nvPicPr>
                         <pic:blipFill>
-                          <a:blip r:embed="rId179"/>
+                          <a:blip r:embed="rId180"/>
                           <a:stretch>
                             <a:fillRect/>
                           </a:stretch>
@@ -6574,7 +6581,7 @@
               <w:t xml:space="preserve">= 54), split into three exclusive classes from the per-gene read counts the pipeline already writes: libraries with no reads on any HPV gene, libraries with gene-mapped reads that do not reach the productive threshold, and productive libraries (L1 ≥ 3 reads). Cell-line and engineered libraries are excluded throughout. The classes are assigned in that order of precedence, so a library appears in exactly one. The residual sample group with no recorded site is not in the denominator: the claim is about skin and neoplasia. Of the 57 gene-mapped but non-productive trace libraries, 52 carry early-gene reads with the late program absent and 5 carry only L2 reads below the productive bar; the median late-read fraction across the whole trace is 0, against 0.367 in the controls, which is the differentiation-coupled capsid burst the controls are there to show.</w:t>
             </w:r>
           </w:p>
-          <w:bookmarkEnd w:id="182"/>
+          <w:bookmarkEnd w:id="183"/>
         </w:tc>
       </w:tr>
     </w:tbl>
@@ -6599,7 +6606,7 @@
       <w:tr>
         <w:tc>
           <w:tcPr/>
-          <w:bookmarkStart w:id="186" w:name="suppfig-types"/>
+          <w:bookmarkStart w:id="187" w:name="suppfig-types"/>
           <w:p>
             <w:pPr>
               <w:pStyle w:val="Compact"/>
@@ -6610,18 +6617,18 @@
                 <wp:inline>
                   <wp:extent cx="5943600" cy="2993813"/>
                   <wp:effectExtent b="0" l="0" r="0" t="0"/>
-                  <wp:docPr descr="" title="" id="184" name="Picture"/>
+                  <wp:docPr descr="" title="" id="185" name="Picture"/>
                   <a:graphic>
                     <a:graphicData uri="http://schemas.openxmlformats.org/drawingml/2006/picture">
                       <pic:pic>
                         <pic:nvPicPr>
-                          <pic:cNvPr descr="figureS3.png" id="185" name="Picture"/>
+                          <pic:cNvPr descr="figureS3.png" id="186" name="Picture"/>
                           <pic:cNvPicPr>
                             <a:picLocks noChangeArrowheads="1" noChangeAspect="1"/>
                           </pic:cNvPicPr>
                         </pic:nvPicPr>
                         <pic:blipFill>
-                          <a:blip r:embed="rId183"/>
+                          <a:blip r:embed="rId184"/>
                           <a:stretch>
                             <a:fillRect/>
                           </a:stretch>
@@ -6756,7 +6763,7 @@
               <w:t xml:space="preserve">collapses both panels from type to genus.</w:t>
             </w:r>
           </w:p>
-          <w:bookmarkEnd w:id="186"/>
+          <w:bookmarkEnd w:id="187"/>
         </w:tc>
       </w:tr>
     </w:tbl>
@@ -6781,7 +6788,7 @@
       <w:tr>
         <w:tc>
           <w:tcPr/>
-          <w:bookmarkStart w:id="190" w:name="suppfig-reservoir-gut"/>
+          <w:bookmarkStart w:id="191" w:name="suppfig-reservoir-gut"/>
           <w:p>
             <w:pPr>
               <w:pStyle w:val="Compact"/>
@@ -6792,18 +6799,18 @@
                 <wp:inline>
                   <wp:extent cx="5943600" cy="4302034"/>
                   <wp:effectExtent b="0" l="0" r="0" t="0"/>
-                  <wp:docPr descr="" title="" id="188" name="Picture"/>
+                  <wp:docPr descr="" title="" id="189" name="Picture"/>
                   <a:graphic>
                     <a:graphicData uri="http://schemas.openxmlformats.org/drawingml/2006/picture">
                       <pic:pic>
                         <pic:nvPicPr>
-                          <pic:cNvPr descr="figureS4.png" id="189" name="Picture"/>
+                          <pic:cNvPr descr="figureS4.png" id="190" name="Picture"/>
                           <pic:cNvPicPr>
                             <a:picLocks noChangeArrowheads="1" noChangeAspect="1"/>
                           </pic:cNvPicPr>
                         </pic:nvPicPr>
                         <pic:blipFill>
-                          <a:blip r:embed="rId187"/>
+                          <a:blip r:embed="rId188"/>
                           <a:stretch>
                             <a:fillRect/>
                           </a:stretch>
@@ -6943,7 +6950,7 @@
               <w:t xml:space="preserve">to be read as biology: the identical procedure applied to vaginal libraries recovers an overwhelmingly alpha mucosal niche, which assembly noise could not produce. Only skin is carried into the main figure, since the paper’s subject is skin. Its composition is a mixture of mucosal alpha (30.5%) and cutaneous beta (34.9%), and its commonest types interleave the two (HPV16, HPV6 and HPV56 with HPV24, HPV124 and HPV37), which is the expected signature of a collection route that crosses perianal skin rather than of papillomavirus carriage in the gut; the same pattern is seen independently in rectal-swab cohorts. Read that way the site is a useful control, since it shows the catalog recovering the genus of whatever epithelium the sampling route touches, and its novel-cluster fraction (9.6%) sits with skin’s (14.5%) rather than with the vaginal site’s (0.2%), as expected if its beta/gamma content is cutaneous in origin.</w:t>
             </w:r>
           </w:p>
-          <w:bookmarkEnd w:id="190"/>
+          <w:bookmarkEnd w:id="191"/>
         </w:tc>
       </w:tr>
     </w:tbl>
@@ -6968,7 +6975,7 @@
       <w:tr>
         <w:tc>
           <w:tcPr/>
-          <w:bookmarkStart w:id="194" w:name="suppfig-bayes"/>
+          <w:bookmarkStart w:id="195" w:name="suppfig-bayes"/>
           <w:p>
             <w:pPr>
               <w:pStyle w:val="Compact"/>
@@ -6979,18 +6986,18 @@
                 <wp:inline>
                   <wp:extent cx="5943600" cy="2905759"/>
                   <wp:effectExtent b="0" l="0" r="0" t="0"/>
-                  <wp:docPr descr="" title="" id="192" name="Picture"/>
+                  <wp:docPr descr="" title="" id="193" name="Picture"/>
                   <a:graphic>
                     <a:graphicData uri="http://schemas.openxmlformats.org/drawingml/2006/picture">
                       <pic:pic>
                         <pic:nvPicPr>
-                          <pic:cNvPr descr="figureS5.png" id="193" name="Picture"/>
+                          <pic:cNvPr descr="figureS5.png" id="194" name="Picture"/>
                           <pic:cNvPicPr>
                             <a:picLocks noChangeArrowheads="1" noChangeAspect="1"/>
                           </pic:cNvPicPr>
                         </pic:nvPicPr>
                         <pic:blipFill>
-                          <a:blip r:embed="rId191"/>
+                          <a:blip r:embed="rId192"/>
                           <a:stretch>
                             <a:fillRect/>
                           </a:stretch>
@@ -7068,7 +7075,7 @@
               <w:t xml:space="preserve">(3) row is the prior-sensitivity refit of the contrast immediately above it, reported in that table’s caption rather than as a row of its own, and it sits further from 1 rather than nearer, which is what makes the productive-controls gap a finding rather than an artifact of the Normal prior. The axis spans five orders of magnitude because that contrast genuinely does.</w:t>
             </w:r>
           </w:p>
-          <w:bookmarkEnd w:id="194"/>
+          <w:bookmarkEnd w:id="195"/>
         </w:tc>
       </w:tr>
     </w:tbl>
@@ -7093,7 +7100,7 @@
       <w:tr>
         <w:tc>
           <w:tcPr/>
-          <w:bookmarkStart w:id="195" w:name="supptbl-types"/>
+          <w:bookmarkStart w:id="196" w:name="supptbl-types"/>
           <w:tbl>
             <w:tblPr>
               <w:tblStyle w:val="Table"/>
@@ -9873,7 +9880,7 @@
               <w:t xml:space="preserve">, at the level of HPV genus.</w:t>
             </w:r>
           </w:p>
-          <w:bookmarkEnd w:id="195"/>
+          <w:bookmarkEnd w:id="196"/>
         </w:tc>
       </w:tr>
     </w:tbl>
@@ -9898,7 +9905,7 @@
       <w:tr>
         <w:tc>
           <w:tcPr/>
-          <w:bookmarkStart w:id="196" w:name="supptbl-productive"/>
+          <w:bookmarkStart w:id="197" w:name="supptbl-productive"/>
           <w:tbl>
             <w:tblPr>
               <w:tblStyle w:val="Table"/>
@@ -10585,7 +10592,7 @@
               <w:t xml:space="preserve">).</w:t>
             </w:r>
           </w:p>
-          <w:bookmarkEnd w:id="196"/>
+          <w:bookmarkEnd w:id="197"/>
         </w:tc>
       </w:tr>
     </w:tbl>
@@ -10610,7 +10617,7 @@
       <w:tr>
         <w:tc>
           <w:tcPr/>
-          <w:bookmarkStart w:id="197" w:name="supptbl-bayes"/>
+          <w:bookmarkStart w:id="198" w:name="supptbl-bayes"/>
           <w:tbl>
             <w:tblPr>
               <w:tblStyle w:val="Table"/>
@@ -11190,7 +11197,7 @@
               <w:t xml:space="preserve">(3) prior gives an even larger posterior OR, 14,515 [3,961, 77,562], confirming robustness). Sequencing depth is modeled per 10-fold (log₁₀) change in library size.</w:t>
             </w:r>
           </w:p>
-          <w:bookmarkEnd w:id="197"/>
+          <w:bookmarkEnd w:id="198"/>
         </w:tc>
       </w:tr>
     </w:tbl>
@@ -11215,7 +11222,7 @@
       <w:tr>
         <w:tc>
           <w:tcPr/>
-          <w:bookmarkStart w:id="198" w:name="supptbl-cin"/>
+          <w:bookmarkStart w:id="199" w:name="supptbl-cin"/>
           <w:tbl>
             <w:tblPr>
               <w:tblStyle w:val="Table"/>
@@ -11596,7 +11603,7 @@
               <w:t xml:space="preserve">= 0.0038). Retaining them is therefore the conservative analytical choice: the small floor-level excess of neoplasia over skin reported in the main text is an upper bound. Virus–host junction calling supports the same reading from an independent direction: the members of this set that carry enough viral reads to test are integration-positive, whereas the cutaneous-neoplasia libraries outside it are not. Integration is the expected state of mucosal HPV16 in carcinoma and is not a property of the cutaneous reservoir, so the assignment of these libraries to a mucosal origin rests on genome state as well as on type.</w:t>
             </w:r>
           </w:p>
-          <w:bookmarkEnd w:id="198"/>
+          <w:bookmarkEnd w:id="199"/>
         </w:tc>
       </w:tr>
     </w:tbl>
@@ -11621,7 +11628,7 @@
       <w:tr>
         <w:tc>
           <w:tcPr/>
-          <w:bookmarkStart w:id="199" w:name="supptbl-chem"/>
+          <w:bookmarkStart w:id="200" w:name="supptbl-chem"/>
           <w:tbl>
             <w:tblPr>
               <w:tblStyle w:val="Table"/>
@@ -12539,7 +12546,7 @@
               <w:t xml:space="preserve">= 7.2×10⁻¹²) and yields no above-floor library in either group.</w:t>
             </w:r>
           </w:p>
-          <w:bookmarkEnd w:id="199"/>
+          <w:bookmarkEnd w:id="200"/>
         </w:tc>
       </w:tr>
     </w:tbl>
@@ -12564,7 +12571,7 @@
       <w:tr>
         <w:tc>
           <w:tcPr/>
-          <w:bookmarkStart w:id="200" w:name="supptbl-trace"/>
+          <w:bookmarkStart w:id="201" w:name="supptbl-trace"/>
           <w:tbl>
             <w:tblPr>
               <w:tblStyle w:val="Table"/>
@@ -15269,7 +15276,7 @@
               <w:t xml:space="preserve">, from HPV type to HPV genus.</w:t>
             </w:r>
           </w:p>
-          <w:bookmarkEnd w:id="200"/>
+          <w:bookmarkEnd w:id="201"/>
         </w:tc>
       </w:tr>
     </w:tbl>
@@ -15294,7 +15301,7 @@
       <w:tr>
         <w:tc>
           <w:tcPr/>
-          <w:bookmarkStart w:id="201" w:name="supptbl-coinf"/>
+          <w:bookmarkStart w:id="202" w:name="supptbl-coinf"/>
           <w:tbl>
             <w:tblPr>
               <w:tblStyle w:val="Table"/>
@@ -16811,12 +16818,12 @@
               <w:t xml:space="preserve">, which retains only uniquely-mapped reads, since STAR assigns MAPQ ≤ 3 to any read placing equally well on two references, so cross-mapping between similar types cannot manufacture a co-infection call: each type in a row is supported by reads that map to it and to nothing else. Three cautions govern how far the table can be read. First, the rows are not independent observations: 13 of the 26 come from the paired studies SRP314958 (RNA-seq) and SRP314961 (MeRIP-seq), which are condyloma lesions from 5 donors (CA_1 to CA_5), each sequenced as an RNA-seq library plus a MeRIP input and IP fraction, so rows sharing a donor carry near-identical read profiles. Second, the secondary types often sit close to the threshold: across all non-dominant calls the median depth is 9.0× and 39% fall below 5×, so which type is called second can depend on the library fraction, and in donor CA_2 the RNA-seq and MeRIP input fractions call HPV6 + HPV11 while the IP fraction of the same specimen calls HPV6 + HPV42. Third, the deepest type in a co-infected library typically dominates its partner, by a median of 45-fold (interquartile range 14 to 2,175), so most rows describe one established infection alongside a minor second type rather than two comparable ones. Where both partners are unambiguous the pairings are biologically coherent: two carcinoma and actinic-keratosis libraries whose SRA records carry no tissue field (ERR2274877, ERR1971044) carry the beta-types HPV96 and HPV182 together at 98–99% breadth and 61–245× depth, and an EV biopsy (SRR21205038) carries the beta-types HPV20 and HPV9 at 18,558× and 736×; both are two full genomes in one library, not a genome plus a fragment. The most frequent pairing in the study is HPV11 with HPV42: 8 libraries carry both, against 14 with HPV11 alone and 1 with HPV42 alone. Requiring both partners to clear a stricter bar (breadth ≥ 0.70 and depth ≥ 5× for each) leaves 3 libraries from 1 of those donors (CA_1). Their dominance relation is asymmetric: HPV11 is the deeper type in all five condyloma lesions, exceeding HPV42 48- to 4,100-fold in the three with a strong HPV11 signal (CA_1, CA_4, CA_5) and 2- to 4-fold in the other two, so HPV42 is the minor partner throughout and clears the assignment threshold only where it happens to be abundant. Whether the pairing is a genuine dual infection or an artifact of that sensitivity limit cannot be settled from five donors of one study: it is a hypothesis the data motivate, not a result they support.</w:t>
             </w:r>
           </w:p>
-          <w:bookmarkEnd w:id="201"/>
+          <w:bookmarkEnd w:id="202"/>
         </w:tc>
       </w:tr>
     </w:tbl>
-    <w:bookmarkEnd w:id="202"/>
-    <w:bookmarkStart w:id="204" w:name="sec-s-crosstalk"/>
+    <w:bookmarkEnd w:id="203"/>
+    <w:bookmarkStart w:id="205" w:name="sec-s-crosstalk"/>
     <w:p>
       <w:pPr>
         <w:pStyle w:val="Heading2"/>
@@ -17046,7 +17053,7 @@
       <w:tr>
         <w:tc>
           <w:tcPr/>
-          <w:bookmarkStart w:id="203" w:name="supptbl-e2"/>
+          <w:bookmarkStart w:id="204" w:name="supptbl-e2"/>
           <w:tbl>
             <w:tblPr>
               <w:tblStyle w:val="Table"/>
@@ -17574,12 +17581,12 @@
               <w:t xml:space="preserve">against RefSeq papillomavirus open reading frames, and scored for whether E2 is present given that E1 is present. The comparison that matters is between the two right-hand columns and the two left-hand ones. Across all contigs, E2 recovery tracks assembly quality rather than biology: it is lowest in cervical CIN (79.3%) and cervical carcinoma (83.6%), which are also the arms with the shortest contigs, and highest in the vaginal and gut metagenomes, which assemble best. Once the question is restricted to near-complete contigs (≥7 kb), where E2 presence can actually be assessed, every category converges on 100%, and cervical carcinoma, in which integration and E2 disruption are the rule, returns 99.3% against 99.9% for skin. That convergence is not a biological result. An integrated genome cannot assemble across the virus-host junction, so conditioning on completeness selects episomal genomes in every category, and the statistic is structurally incapable of detecting the event it was built to detect. This table is reported because the inference is an inviting one to draw from a public contig catalog, and because it bounds what the DNA axis can contribute: presence of a papillomavirus in such a catalog is presence of a detectable L1, and carries no information about the state of the genome (Discussion).</w:t>
             </w:r>
           </w:p>
-          <w:bookmarkEnd w:id="203"/>
+          <w:bookmarkEnd w:id="204"/>
         </w:tc>
       </w:tr>
     </w:tbl>
-    <w:bookmarkEnd w:id="204"/>
     <w:bookmarkEnd w:id="205"/>
+    <w:bookmarkEnd w:id="206"/>
     <w:sectPr>
       <w:headerReference r:id="rId9" w:type="default"/>
       <w:pgSz w:h="15840" w:w="12240"/>

--- a/manuscript/manuscript_short.docx
+++ b/manuscript/manuscript_short.docx
@@ -402,7 +402,7 @@
         <w:t xml:space="preserve"> </w:t>
       </w:r>
       <w:r>
-        <w:t xml:space="preserve">= 9.9×10⁻²²). These positives were almost entirely mucosal alpha types. HPV18 met the assignment criterion in 34 libraries cohort-wide, of which 32 were cell lines and none were tissue; HPV16 in 28, of which 24 were cell lines. This is the signature of integrated-HPV lines and their documented contamination of archived data. Genuine primary skin therefore shows detectable HPV transcription in only 2–4% of libraries, and much of the apparent HPV signal in public transcriptomes likely reflects laboratory-derived artifact, which must be partitioned out before any prevalence claim.</w:t>
+        <w:t xml:space="preserve">= 9.9×10⁻²²). These positives were almost entirely mucosal alpha types. HPV18 met the assignment criterion in 34 libraries cohort-wide, of which 32 were cell lines and none were tissue; HPV16 in 28, of which 24 were cell lines. This is the signature of integrated-HPV lines and their documented contamination of archived data. Genuine primary skin therefore shows detectable HPV transcription in only 2–4% of libraries. Much of the apparent HPV signal in public transcriptomes likely reflects laboratory-derived artifacts, which must be separated out before any prevalence claim.</w:t>
       </w:r>
     </w:p>
     <w:tbl>
@@ -835,7 +835,7 @@
         </w:r>
       </w:hyperlink>
       <w:r>
-        <w:t xml:space="preserve">). Virus-host junction calling confirms it, provided junctions are scored as clustering rather than raw count. The ratio also rises monotonically with grade in an independent HPV16-positive cervical series: the median ratio runs from 0.36 in normal epithelium through 0.78 in high-grade lesion to 2.77 in carcinoma (</w:t>
+        <w:t xml:space="preserve">). Virus-host junction calling confirms it, provided junctions are scored as clustering rather than raw count. The ratio also rises monotonically with grade in an independent HPV16-positive cervical series: the median ratio runs from 0.36 in normal epithelium through 0.78 in high-grade lesion to 2.77 in carcinoma, a 7.7-fold rise (</w:t>
       </w:r>
       <w:hyperlink w:anchor="fig-integration">
         <w:r>
@@ -849,7 +849,19 @@
         <w:t xml:space="preserve"> </w:t>
       </w:r>
       <w:r>
-        <w:t xml:space="preserve">c), roughly eightfold, with late transcription falling away along the same axis. That carcinoma median sits far below the cell-line median, consistent with a mix of integrated and episomal genomes within the tumor. The rise in primary tissue suggests that the marker reflects viral integration as a biological process rather than merely culture-derived artifact.</w:t>
+        <w:t xml:space="preserve">c, plotted on the log</w:t>
+      </w:r>
+      <w:r>
+        <w:rPr>
+          <w:vertAlign w:val="subscript"/>
+        </w:rPr>
+        <w:t xml:space="preserve">2</w:t>
+      </w:r>
+      <w:r>
+        <w:t xml:space="preserve"> </w:t>
+      </w:r>
+      <w:r>
+        <w:t xml:space="preserve">scale). Late transcription falls away along the same axis. The carcinoma median still sits well below the cell-line median. This fits either a mixture of integrated and episomal genomes or admixture of non-tumor epithelium in a bulk biopsy. The rise in primary tissue suggests that the marker reflects viral integration as a biological process rather than merely culture-derived artifacts.</w:t>
       </w:r>
     </w:p>
     <w:tbl>
@@ -963,7 +975,20 @@
               <w:t xml:space="preserve">c</w:t>
             </w:r>
             <w:r>
-              <w:t xml:space="preserve">) The ratio rises monotonically with grade across a graded cervical series (SRP252916) of HPV16-positive normal epithelium, high-grade squamous intraepithelial lesion (HSIL) and carcinoma, sequenced under one protocol with no cell line in the series; open circles are libraries and filled diamonds the arm medians, joined by a solid line, and the dashed line at zero is parity as in (</w:t>
+              <w:t xml:space="preserve">) The ratio rises monotonically with grade across a graded cervical series (SRP252916) of HPV16-positive normal epithelium, high-grade squamous intraepithelial lesion (HSIL) and carcinoma, sequenced under one protocol with no cell line in the series; open circles are libraries (</w:t>
+            </w:r>
+            <w:r>
+              <w:rPr>
+                <w:i/>
+                <w:iCs/>
+              </w:rPr>
+              <w:t xml:space="preserve">n</w:t>
+            </w:r>
+            <w:r>
+              <w:t xml:space="preserve"> </w:t>
+            </w:r>
+            <w:r>
+              <w:t xml:space="preserve">= 3, 6 and 6 by grade; the series’ HPV-negative normal controls returned no HPV and are not plotted) and filled diamonds the arm medians, joined by a solid line, and the dashed line at zero is parity as in (</w:t>
             </w:r>
             <w:r>
               <w:rPr>
@@ -1942,37 +1967,7 @@
         <w:pStyle w:val="BodyText"/>
       </w:pPr>
       <w:r>
-        <w:t xml:space="preserve">Previous studies have reported transcriptional silence of HPV in cutaneous carcinoma across four independent RNA-sequencing cohorts</w:t>
-      </w:r>
-      <w:r>
-        <w:t xml:space="preserve"> </w:t>
-      </w:r>
-      <w:r>
-        <w:t xml:space="preserve">(Arron et al. 2011; Arroyo Mühr et al. 2021; Hultin et al. 2019; Vandiver et al. 2021)</w:t>
-      </w:r>
-      <w:r>
-        <w:t xml:space="preserve">. In situ hybridization in similar cohort sizes supports these findings</w:t>
-      </w:r>
-      <w:r>
-        <w:t xml:space="preserve"> </w:t>
-      </w:r>
-      <w:r>
-        <w:t xml:space="preserve">(Fujimoto et al. 2019)</w:t>
-      </w:r>
-      <w:r>
-        <w:t xml:space="preserve">. Because two prior series reached median depths of 35 and 66 million reads, shallow sequencing does not explain the negative results. Our study adds rigorous controls, a clear denominator, and a defined metric. While past work evaluated 11 to 345 specimens, we jointly analyze 406 cSCC/AK libraries and 7,800 unselected-skin libraries in one pipeline. This changes a simple absence report into a quantified case-control comparison with an effect size. Instead of only scoring viral presence or transcription, we measure productive replication against a calibrated baseline. We anchor this baseline using lesions with confirmed productive infection. We evaluate</w:t>
-      </w:r>
-      <w:r>
-        <w:t xml:space="preserve"> </w:t>
-      </w:r>
-      <w:r>
-        <w:t xml:space="preserve">“no productive infection in cSCC/AK”</w:t>
-      </w:r>
-      <w:r>
-        <w:t xml:space="preserve"> </w:t>
-      </w:r>
-      <w:r>
-        <w:t xml:space="preserve">using an instrument that reports 93.2% productivity in warts.</w:t>
+        <w:t xml:space="preserve">Against the prior RNA-seq and in situ reports of silence in cutaneous carcinoma (Introduction), our study adds rigorous controls, a clear denominator, and a defined metric. While past work evaluated 11 to 345 specimens, we jointly analyze 406 cSCC/AK libraries and 7,800 unselected-skin libraries in one pipeline. This turns an absence report into a case-control comparison with an effect size. We score productive replication, not just presence, against a baseline of confirmed productive lesions: the same instrument that finds no productive infection in cSCC/AK reports 93.2% productivity in warts.</w:t>
       </w:r>
     </w:p>
     <w:p>
@@ -1980,7 +1975,7 @@
         <w:pStyle w:val="BodyText"/>
       </w:pPr>
       <w:r>
-        <w:t xml:space="preserve">This result does not settle the underlying mechanism. All three models predict a declining viral signal along the progression axis. The hit-and-run model works because a genome that nothing selects for is lost from the expanding clone, dispensability being what permits that loss rather than what causes it</w:t>
+        <w:t xml:space="preserve">This result does not settle the mechanism, because all three models predict a declining viral signal along the progression axis. The hit-and-run model works because a genome that nothing selects for is lost from the expanding clone, dispensability being what permits that loss rather than what causes it</w:t>
       </w:r>
       <w:r>
         <w:t xml:space="preserve"> </w:t>
@@ -2027,36 +2022,7 @@
         </w:r>
       </w:hyperlink>
       <w:r>
-        <w:t xml:space="preserve">). Our data measure this exact axis and cannot separate the three. Nor does absent transcription imply clearance: episomal genomes may persist silently or with intermittent activity below the detection limit of bulk RNA sequencing, and the absence of productive transcription in established lesions does not exclude a transient viral contribution at earlier stages of carcinogenesis. Son and colleagues found elevated beta-HPV activity in sun-exposed skin. This finding does not conflict with our quiet reservoir. Their study observed local activity in keratinocyte clones. Our study used whole biopsies without sorting for ultraviolet exposure. A signal arising from small keratinocyte clones is diluted when averaged across an entire biopsy. The same logic applies to the HPV8-driven expansion of Lrig1⁺ follicular stem cells in actinic keratosis</w:t>
-      </w:r>
-      <w:r>
-        <w:t xml:space="preserve"> </w:t>
-      </w:r>
-      <w:r>
-        <w:t xml:space="preserve">(Morgan et al. 2024)</w:t>
-      </w:r>
-      <w:r>
-        <w:t xml:space="preserve">. We nevertheless agree on viral presence, as we recovered trace HPV from 62.5% of AK libraries, although HPV8 itself, among the commonest beta types in skin DNA, was absent from every RNA library screened here (</w:t>
-      </w:r>
-      <w:hyperlink w:anchor="fig-reservoir">
-        <w:r>
-          <w:rPr>
-            <w:rStyle w:val="Hyperlink"/>
-          </w:rPr>
-          <w:t xml:space="preserve">Figure 5</w:t>
-        </w:r>
-      </w:hyperlink>
-      <w:r>
-        <w:t xml:space="preserve">). That absence argues against persistent productive HPV8 transcription in established lesions while remaining compatible with transient, focal or latent activity. An E6-driven stem cell mechanism requires oncogene function, not capsid production. This matches our non-productive footprint. A randomized trial shows that the nine-valent vaccine reduces the burden of actinic keratosis</w:t>
-      </w:r>
-      <w:r>
-        <w:t xml:space="preserve"> </w:t>
-      </w:r>
-      <w:r>
-        <w:t xml:space="preserve">(Wenande et al. 2025)</w:t>
-      </w:r>
-      <w:r>
-        <w:t xml:space="preserve">. This vaccine targets mucosal alpha types rather than the resident beta reservoir. Therefore, any protective effect likely depends on cross-reactive or non-specific immunity.</w:t>
+        <w:t xml:space="preserve">). Our data measure this exact axis and cannot separate the three models. Nor does absent transcription imply clearance: episomal genomes may persist silently, or with intermittent activity, below the detection limit of bulk RNA sequencing. Likewise, absent productive transcription in established lesions does not exclude a transient viral contribution earlier in carcinogenesis.</w:t>
       </w:r>
     </w:p>
     <w:p>
@@ -2064,7 +2030,46 @@
         <w:pStyle w:val="BodyText"/>
       </w:pPr>
       <w:r>
-        <w:t xml:space="preserve">The rare productive infections we do find are beta-HPV, which constrains how the trace result should be read. Outside warts and EV, three primary-skin lesions carry unambiguous productive infection: an HPV12-productive cSCC, and two actinic-keratosis/cSCC libraries co-infected with HPV96 and HPV182 at near-complete genome coverage and high depth. These are Betapapillomavirus 1, 5 and 2 respectively, so the genus running a complete productive program in these lesions is the same genus the cofactor debate concerns. Productive beta-HPV infection of primary skin is therefore possible and simply rare. The silence we report in cutaneous neoplasia is consequently not a ceiling on what beta-HPV can do in skin, because the same assay detects it doing exactly that in a handful of libraries. We are not aware of productive HPV12, HPV96 or HPV182 being reported from public RNA-seq of primary skin before. HPV2 makes the same point from the reservoir side: abundant in skin DNA and productive in warts, it shows that the assay detects productive transcription when present and that silence is not intrinsic to all cutaneous papillomaviruses.</w:t>
+        <w:t xml:space="preserve">The elevated beta-HPV activity that Son and colleagues found in keratinocyte clones of sun-exposed skin</w:t>
+      </w:r>
+      <w:r>
+        <w:t xml:space="preserve"> </w:t>
+      </w:r>
+      <w:r>
+        <w:t xml:space="preserve">(Son et al. 2025)</w:t>
+      </w:r>
+      <w:r>
+        <w:t xml:space="preserve"> </w:t>
+      </w:r>
+      <w:r>
+        <w:t xml:space="preserve">does not conflict with our quiet reservoir, because we sequenced whole biopsies without sorting for ultraviolet exposure. A signal arising from small keratinocyte clones is diluted when averaged across an entire biopsy, a documented effect for cutaneous HPV</w:t>
+      </w:r>
+      <w:r>
+        <w:t xml:space="preserve"> </w:t>
+      </w:r>
+      <w:r>
+        <w:t xml:space="preserve">(Purdie et al. 2005)</w:t>
+      </w:r>
+      <w:r>
+        <w:t xml:space="preserve">. The same logic applies to the HPV8-driven expansion of Lrig1⁺ follicular stem cells in actinic keratosis</w:t>
+      </w:r>
+      <w:r>
+        <w:t xml:space="preserve"> </w:t>
+      </w:r>
+      <w:r>
+        <w:t xml:space="preserve">(Morgan et al. 2024)</w:t>
+      </w:r>
+      <w:r>
+        <w:t xml:space="preserve">. We nevertheless agree on viral presence: we recovered trace HPV from 62.5% of AK libraries. HPV8 itself, however, was absent at any level from all 10,834 analyzed RNA libraries. That absence argues against persistent productive HPV8 transcription in established lesions while remaining compatible with transient, focal or latent activity. An E6-driven stem cell mechanism requires oncogene function, not capsid production, which matches our non-productive footprint. The nine-valent vaccine reduced the burden of actinic keratosis in a randomized trial</w:t>
+      </w:r>
+      <w:r>
+        <w:t xml:space="preserve"> </w:t>
+      </w:r>
+      <w:r>
+        <w:t xml:space="preserve">(Wenande et al. 2025)</w:t>
+      </w:r>
+      <w:r>
+        <w:t xml:space="preserve">. It targets mucosal alpha types, not the resident beta reservoir, so any protective effect likely depends on cross-reactive or non-specific immunity.</w:t>
       </w:r>
     </w:p>
     <w:p>
@@ -2072,52 +2077,7 @@
         <w:pStyle w:val="BodyText"/>
       </w:pPr>
       <w:r>
-        <w:t xml:space="preserve">A 2–4% active transcription rate does not contradict a 90% viral DNA reservoir. Three factors reconcile this gap. First, beta-HPV DNA loads sit below one copy per 60 cells</w:t>
-      </w:r>
-      <w:r>
-        <w:t xml:space="preserve"> </w:t>
-      </w:r>
-      <w:r>
-        <w:t xml:space="preserve">(Weissenborn et al. 2012)</w:t>
-      </w:r>
-      <w:r>
-        <w:t xml:space="preserve">, falling beneath the detection limit of bulk RNA sequencing. Second, the tissue sources differ: skin epidemiology studies test surface swabs and hair bulbs (92% and 73% prevalence)</w:t>
-      </w:r>
-      <w:r>
-        <w:t xml:space="preserve"> </w:t>
-      </w:r>
-      <w:r>
-        <w:t xml:space="preserve">(Rollison et al. 2019a)</w:t>
-      </w:r>
-      <w:r>
-        <w:t xml:space="preserve">, while RNA-seq uses deep biopsies that miss surface and hair follicle layers. Third, screening panels miss 229 skin types that lack reference genomes</w:t>
-      </w:r>
-      <w:r>
-        <w:t xml:space="preserve"> </w:t>
-      </w:r>
-      <w:r>
-        <w:t xml:space="preserve">(Bzhalava et al. 2014)</w:t>
-      </w:r>
-      <w:r>
-        <w:t xml:space="preserve">. Ultimately, our figure reflects the actively transcribed portion of a widespread reservoir. DNA data confirms that the general reservoir differs from tumor-driving viruses: fewer than 5% of skin types match later cSCC</w:t>
-      </w:r>
-      <w:r>
-        <w:t xml:space="preserve"> </w:t>
-      </w:r>
-      <w:r>
-        <w:t xml:space="preserve">(Rollison et al. 2021)</w:t>
-      </w:r>
-      <w:r>
-        <w:t xml:space="preserve">, and paired eyebrow hair and cSCC showed only 9.1% genotype concordance in another cohort</w:t>
-      </w:r>
-      <w:r>
-        <w:t xml:space="preserve"> </w:t>
-      </w:r>
-      <w:r>
-        <w:t xml:space="preserve">(Oh et al. 2026)</w:t>
-      </w:r>
-      <w:r>
-        <w:t xml:space="preserve">.</w:t>
+        <w:t xml:space="preserve">The rare productive infections we do find are beta-HPV, which constrains how the trace result should be read. Outside warts and EV, three primary-skin lesions carry unambiguous productive infection: an HPV12-productive cSCC, and two actinic-keratosis/cSCC libraries co-infected with HPV96 and HPV182 at near-complete genome coverage and high depth. These are Betapapillomavirus 1, 5 and 2 respectively, so the genus running a complete productive program in these lesions is the same genus the cofactor debate concerns. Productive beta-HPV infection of primary skin is therefore possible and simply rare. The silence we report in cutaneous neoplasia is thus not a ceiling on what beta-HPV can do in skin. No productive HPV12, HPV96 or HPV182 has to our knowledge been described from public RNA-seq of primary skin.</w:t>
       </w:r>
     </w:p>
     <w:p>
@@ -2125,52 +2085,52 @@
         <w:pStyle w:val="BodyText"/>
       </w:pPr>
       <w:r>
-        <w:t xml:space="preserve">Unadjusted analyses are heavily dominated by contamination. For instance, cultured materials show a five-fold enrichment that reflects known HeLa cell contamination in archives</w:t>
-      </w:r>
-      <w:r>
-        <w:t xml:space="preserve"> </w:t>
-      </w:r>
-      <w:r>
-        <w:t xml:space="preserve">(Adey et al. 2013; Cantalupo et al. 2015; Kazemian et al. 2015)</w:t>
-      </w:r>
-      <w:r>
-        <w:t xml:space="preserve">, traced in one facility to a quality-control cell pool run with tumors</w:t>
-      </w:r>
-      <w:r>
-        <w:t xml:space="preserve"> </w:t>
-      </w:r>
-      <w:r>
-        <w:t xml:space="preserve">(Selitsky et al. 2020)</w:t>
-      </w:r>
-      <w:r>
-        <w:t xml:space="preserve">. Furthermore, over 65% of viral sequences from 712 libraries group with reagents or protocols instead of actual specimens</w:t>
-      </w:r>
-      <w:r>
-        <w:t xml:space="preserve"> </w:t>
-      </w:r>
-      <w:r>
-        <w:t xml:space="preserve">(Asplund et al. 2019)</w:t>
-      </w:r>
-      <w:r>
-        <w:t xml:space="preserve">, and re-analyses have completely invalidated major archive-scale microbial findings</w:t>
-      </w:r>
-      <w:r>
-        <w:t xml:space="preserve"> </w:t>
-      </w:r>
-      <w:r>
-        <w:t xml:space="preserve">(Gihawi et al. 2023)</w:t>
-      </w:r>
-      <w:r>
-        <w:t xml:space="preserve">. While our safeguards are not individually new</w:t>
-      </w:r>
-      <w:r>
-        <w:t xml:space="preserve"> </w:t>
-      </w:r>
-      <w:r>
-        <w:t xml:space="preserve">(Cantalupo and Pipas 2019)</w:t>
-      </w:r>
-      <w:r>
-        <w:t xml:space="preserve">, our contribution lies in operationalizing them by quantifying the size of each artifact rather than merely asserting it.</w:t>
+        <w:t xml:space="preserve">A 2–4% active transcription rate does not contradict a 90% viral DNA reservoir. Three factors reconcile this gap. First, beta-HPV DNA loads sit below one copy per 60 cells</w:t>
+      </w:r>
+      <w:r>
+        <w:t xml:space="preserve"> </w:t>
+      </w:r>
+      <w:r>
+        <w:t xml:space="preserve">(Weissenborn et al. 2012)</w:t>
+      </w:r>
+      <w:r>
+        <w:t xml:space="preserve">, falling beneath the detection limit of bulk RNA sequencing. Second, the tissue sources differ: skin epidemiology studies test surface swabs and hair bulbs (92% and 73% prevalence)</w:t>
+      </w:r>
+      <w:r>
+        <w:t xml:space="preserve"> </w:t>
+      </w:r>
+      <w:r>
+        <w:t xml:space="preserve">(Rollison et al. 2019a)</w:t>
+      </w:r>
+      <w:r>
+        <w:t xml:space="preserve">, while RNA-seq uses deep biopsies that miss surface and hair follicle layers. Third, screening panels miss 229 skin types that lack reference genomes</w:t>
+      </w:r>
+      <w:r>
+        <w:t xml:space="preserve"> </w:t>
+      </w:r>
+      <w:r>
+        <w:t xml:space="preserve">(Bzhalava et al. 2014)</w:t>
+      </w:r>
+      <w:r>
+        <w:t xml:space="preserve">. Ultimately, our figure reflects the actively transcribed portion of a widespread reservoir. DNA data confirms that the general reservoir differs from tumor-driving viruses: fewer than 5% of skin types match later cSCC</w:t>
+      </w:r>
+      <w:r>
+        <w:t xml:space="preserve"> </w:t>
+      </w:r>
+      <w:r>
+        <w:t xml:space="preserve">(Rollison et al. 2021)</w:t>
+      </w:r>
+      <w:r>
+        <w:t xml:space="preserve">, and paired eyebrow hair and cSCC showed only 9.1% genotype concordance in another cohort</w:t>
+      </w:r>
+      <w:r>
+        <w:t xml:space="preserve"> </w:t>
+      </w:r>
+      <w:r>
+        <w:t xml:space="preserve">(Oh et al. 2026)</w:t>
+      </w:r>
+      <w:r>
+        <w:t xml:space="preserve">.</w:t>
       </w:r>
     </w:p>
     <w:p>
@@ -2178,18 +2138,52 @@
         <w:pStyle w:val="BodyText"/>
       </w:pPr>
       <w:r>
-        <w:t xml:space="preserve">While petabase-scale surveys are now the standard method for establishing viral presence across body sites, a presence catalog cannot measure biological activity. Because these surveys rely on sequence assembly, integrated genomes fail to assemble across the virus-host junction. Consequently, the viral genome state must be inferred from individual reads or transcription rather than catalog membership alone. For example, conditioning data on near-complete L1-anchored contigs yields an intact E2 gene in 99.3% of cervical carcinoma contigs compared to 99.9% in skin (</w:t>
-      </w:r>
-      <w:hyperlink w:anchor="supptbl-e2">
-        <w:r>
-          <w:rPr>
-            <w:rStyle w:val="Hyperlink"/>
-          </w:rPr>
-          <w:t xml:space="preserve">Table S8</w:t>
-        </w:r>
-      </w:hyperlink>
-      <w:r>
-        <w:t xml:space="preserve">). This finding approaches a tautology, as the completeness criterion itself inherently selects for episomal genomes in both tissues.</w:t>
+        <w:t xml:space="preserve">Unadjusted analyses are dominated by contamination. Cultured materials show a five-fold enrichment that reflects known HeLa cell contamination in archives</w:t>
+      </w:r>
+      <w:r>
+        <w:t xml:space="preserve"> </w:t>
+      </w:r>
+      <w:r>
+        <w:t xml:space="preserve">(Adey et al. 2013; Cantalupo et al. 2015; Kazemian et al. 2015)</w:t>
+      </w:r>
+      <w:r>
+        <w:t xml:space="preserve">, traced in one facility to a quality-control cell pool run with tumors</w:t>
+      </w:r>
+      <w:r>
+        <w:t xml:space="preserve"> </w:t>
+      </w:r>
+      <w:r>
+        <w:t xml:space="preserve">(Selitsky et al. 2020)</w:t>
+      </w:r>
+      <w:r>
+        <w:t xml:space="preserve">. Furthermore, over 65% of viral sequences from 712 libraries group with reagents or protocols instead of actual specimens</w:t>
+      </w:r>
+      <w:r>
+        <w:t xml:space="preserve"> </w:t>
+      </w:r>
+      <w:r>
+        <w:t xml:space="preserve">(Asplund et al. 2019)</w:t>
+      </w:r>
+      <w:r>
+        <w:t xml:space="preserve">, and re-analyses have invalidated major archive-scale microbial findings</w:t>
+      </w:r>
+      <w:r>
+        <w:t xml:space="preserve"> </w:t>
+      </w:r>
+      <w:r>
+        <w:t xml:space="preserve">(Gihawi et al. 2023)</w:t>
+      </w:r>
+      <w:r>
+        <w:t xml:space="preserve">. While our safeguards are not individually new</w:t>
+      </w:r>
+      <w:r>
+        <w:t xml:space="preserve"> </w:t>
+      </w:r>
+      <w:r>
+        <w:t xml:space="preserve">(Cantalupo and Pipas 2019)</w:t>
+      </w:r>
+      <w:r>
+        <w:t xml:space="preserve">, our contribution lies in operationalizing them by quantifying the size of each artifact rather than merely asserting it.</w:t>
       </w:r>
     </w:p>
     <w:p>
@@ -2197,19 +2191,18 @@
         <w:pStyle w:val="BodyText"/>
       </w:pPr>
       <w:r>
-        <w:t xml:space="preserve">Several limitations affect these findings, starting with the non-random nature of archival sampling, which makes the absolute healthy-skin rate an estimate. Furthermore, sequencing chemistry could only be resolved for 62.2% of libraries, while input amount, RNA integrity, and fragment selection are entirely unrecoverable from the archived metadata. Additionally, bulk sequencing averages data across an entire biopsy, which dilutes focal transcription. This dilution is a documented reality for cutaneous HPV</w:t>
-      </w:r>
-      <w:r>
-        <w:t xml:space="preserve"> </w:t>
-      </w:r>
-      <w:r>
-        <w:t xml:space="preserve">(Purdie et al. 2005)</w:t>
-      </w:r>
-      <w:r>
-        <w:t xml:space="preserve"> </w:t>
-      </w:r>
-      <w:r>
-        <w:t xml:space="preserve">and means our productivity estimates represent a conservative lower bound. Finally, because tissue and diagnosis labels are programmatic and imperfect, viral typing is constrained by the reference panel, and the data are cross-sectional, these results describe productive-status phenomenology rather than prove a definitive mechanism.</w:t>
+        <w:t xml:space="preserve">While petabase-scale surveys are now the standard method for establishing viral presence across body sites, a presence catalog cannot measure biological activity. Because these surveys rely on sequence assembly, integrated genomes fail to assemble across the virus-host junction. Consequently, the viral genome state must be inferred from individual reads or transcription rather than catalog membership alone. For example, conditioning data on near-complete L1-anchored contigs yields an intact E2 gene in 99.3% of cervical carcinoma contigs compared to 99.9% in skin (</w:t>
+      </w:r>
+      <w:hyperlink w:anchor="supptbl-e2">
+        <w:r>
+          <w:rPr>
+            <w:rStyle w:val="Hyperlink"/>
+          </w:rPr>
+          <w:t xml:space="preserve">Table S8</w:t>
+        </w:r>
+      </w:hyperlink>
+      <w:r>
+        <w:t xml:space="preserve">). This finding approaches a tautology, as the completeness criterion itself inherently selects for episomal genomes in both tissues.</w:t>
       </w:r>
     </w:p>
     <w:p>
@@ -2217,7 +2210,15 @@
         <w:pStyle w:val="BodyText"/>
       </w:pPr>
       <w:r>
-        <w:t xml:space="preserve">Ultimately, cutaneous HPV presents a active, productive infection in warts and epidermodysplasia verruciformis, but leaves only a trace, non-productive footprint in cutaneous squamous neoplasia, regardless of sequencing depth or library chemistry. This distinct phenotype forms the fundamental baseline that any current theory of beta-HPV in skin cancer must address. Because all major hypotheses predict this exact outcome, simply measuring viral activity with higher precision will not differentiate between them. Instead, distinguishing these mechanisms will require study designs that disrupt this shared prediction. Crucial approaches include matched DNA and RNA profiling across the precursor-to-carcinoma transition, precise spatial resolution of residual viral particles relative to mutant clones and infiltrating T cells, and ongoing interventional studies. While single-cell resolution has already been demonstrated in cutaneous lesions</w:t>
+        <w:t xml:space="preserve">Several limitations affect these findings, starting with the non-random nature of archival sampling, which makes the absolute healthy-skin rate an estimate. Furthermore, sequencing chemistry could only be resolved for 62.2% of libraries, while input amount, RNA integrity, and fragment selection are entirely unrecoverable from the archived metadata. Because a biopsy average dilutes focal transcription (above), our productivity estimates are a conservative lower bound. Finally, because tissue and diagnosis labels are programmatic and imperfect, viral typing is constrained by the reference panel, and the data are cross-sectional, these results describe productive-status phenomenology rather than prove a definitive mechanism.</w:t>
+      </w:r>
+    </w:p>
+    <w:p>
+      <w:pPr>
+        <w:pStyle w:val="BodyText"/>
+      </w:pPr>
+      <w:r>
+        <w:t xml:space="preserve">Ultimately, cutaneous HPV is productive in warts and epidermodysplasia verruciformis, but leaves only a trace, non-productive footprint in cutaneous squamous neoplasia, regardless of sequencing depth or library chemistry. This distinct phenotype forms the fundamental baseline that any current theory of beta-HPV in skin cancer must address. Because all major hypotheses predict this outcome, more precise measurement of viral activity will not separate them. That requires study designs that break the shared prediction. Crucial approaches include matched DNA and RNA profiling across the precursor-to-carcinoma transition, precise spatial resolution of residual viral particles relative to mutant clones and infiltrating T cells, and ongoing interventional studies. While single-cell resolution has already been demonstrated in cutaneous lesions</w:t>
       </w:r>
       <w:r>
         <w:t xml:space="preserve"> </w:t>
@@ -2644,17 +2645,35 @@
       </w:r>
     </w:p>
     <w:bookmarkEnd w:id="60"/>
-    <w:bookmarkStart w:id="160" w:name="references"/>
+    <w:bookmarkStart w:id="61" w:name="declaration-of-generative-ai-use"/>
     <w:p>
       <w:pPr>
         <w:pStyle w:val="Heading2"/>
       </w:pPr>
       <w:r>
+        <w:t xml:space="preserve">Declaration of Generative AI Use</w:t>
+      </w:r>
+    </w:p>
+    <w:p>
+      <w:pPr>
+        <w:pStyle w:val="FirstParagraph"/>
+      </w:pPr>
+      <w:r>
+        <w:t xml:space="preserve">During this work the authors used Claude (Anthropic) to assist with writing and debugging the analysis pipeline and statistical code, and with editing the manuscript text, and Microsoft Copilot to help draft review comments on the manuscript. The authors reviewed and edited all output and take full responsibility for the content of the publication.</w:t>
+      </w:r>
+    </w:p>
+    <w:bookmarkEnd w:id="61"/>
+    <w:bookmarkStart w:id="161" w:name="references"/>
+    <w:p>
+      <w:pPr>
+        <w:pStyle w:val="Heading2"/>
+      </w:pPr>
+      <w:r>
         <w:t xml:space="preserve">References</w:t>
       </w:r>
     </w:p>
-    <w:bookmarkStart w:id="159" w:name="refs"/>
-    <w:bookmarkStart w:id="62" w:name="ref-adey2013"/>
+    <w:bookmarkStart w:id="160" w:name="refs"/>
+    <w:bookmarkStart w:id="63" w:name="ref-adey2013"/>
     <w:p>
       <w:pPr>
         <w:pStyle w:val="Bibliography"/>
@@ -2665,7 +2684,7 @@
       <w:r>
         <w:t xml:space="preserve"> </w:t>
       </w:r>
-      <w:hyperlink r:id="rId61">
+      <w:hyperlink r:id="rId62">
         <w:r>
           <w:rPr>
             <w:rStyle w:val="Hyperlink"/>
@@ -2701,8 +2720,8 @@
         <w:t xml:space="preserve">. Nature. 2013;500:207–11</w:t>
       </w:r>
     </w:p>
-    <w:bookmarkEnd w:id="62"/>
-    <w:bookmarkStart w:id="64" w:name="ref-antonsson2000"/>
+    <w:bookmarkEnd w:id="63"/>
+    <w:bookmarkStart w:id="65" w:name="ref-antonsson2000"/>
     <w:p>
       <w:pPr>
         <w:pStyle w:val="Bibliography"/>
@@ -2713,7 +2732,7 @@
       <w:r>
         <w:t xml:space="preserve"> </w:t>
       </w:r>
-      <w:hyperlink r:id="rId63">
+      <w:hyperlink r:id="rId64">
         <w:r>
           <w:rPr>
             <w:rStyle w:val="Hyperlink"/>
@@ -2725,8 +2744,8 @@
         <w:t xml:space="preserve">. Journal of Virology. 2000;74(24):11636–41</w:t>
       </w:r>
     </w:p>
-    <w:bookmarkEnd w:id="64"/>
-    <w:bookmarkStart w:id="66" w:name="ref-arron2011"/>
+    <w:bookmarkEnd w:id="65"/>
+    <w:bookmarkStart w:id="67" w:name="ref-arron2011"/>
     <w:p>
       <w:pPr>
         <w:pStyle w:val="Bibliography"/>
@@ -2737,7 +2756,7 @@
       <w:r>
         <w:t xml:space="preserve"> </w:t>
       </w:r>
-      <w:hyperlink r:id="rId65">
+      <w:hyperlink r:id="rId66">
         <w:r>
           <w:rPr>
             <w:rStyle w:val="Hyperlink"/>
@@ -2749,8 +2768,8 @@
         <w:t xml:space="preserve">. Journal of Investigative Dermatology. 2011;131(8):1745–53</w:t>
       </w:r>
     </w:p>
-    <w:bookmarkEnd w:id="66"/>
-    <w:bookmarkStart w:id="68" w:name="ref-arroyomuhr2021"/>
+    <w:bookmarkEnd w:id="67"/>
+    <w:bookmarkStart w:id="69" w:name="ref-arroyomuhr2021"/>
     <w:p>
       <w:pPr>
         <w:pStyle w:val="Bibliography"/>
@@ -2761,7 +2780,7 @@
       <w:r>
         <w:t xml:space="preserve"> </w:t>
       </w:r>
-      <w:hyperlink r:id="rId67">
+      <w:hyperlink r:id="rId68">
         <w:r>
           <w:rPr>
             <w:rStyle w:val="Hyperlink"/>
@@ -2773,8 +2792,8 @@
         <w:t xml:space="preserve">. International Journal of Cancer. 2021;149(6):1341–7</w:t>
       </w:r>
     </w:p>
-    <w:bookmarkEnd w:id="68"/>
-    <w:bookmarkStart w:id="70" w:name="ref-asplund2019"/>
+    <w:bookmarkEnd w:id="69"/>
+    <w:bookmarkStart w:id="71" w:name="ref-asplund2019"/>
     <w:p>
       <w:pPr>
         <w:pStyle w:val="Bibliography"/>
@@ -2785,7 +2804,7 @@
       <w:r>
         <w:t xml:space="preserve"> </w:t>
       </w:r>
-      <w:hyperlink r:id="rId69">
+      <w:hyperlink r:id="rId70">
         <w:r>
           <w:rPr>
             <w:rStyle w:val="Hyperlink"/>
@@ -2797,8 +2816,8 @@
         <w:t xml:space="preserve">. Clinical Microbiology and Infection. 2019;25(10):1277–85</w:t>
       </w:r>
     </w:p>
-    <w:bookmarkEnd w:id="70"/>
-    <w:bookmarkStart w:id="72" w:name="ref-bhargava2025"/>
+    <w:bookmarkEnd w:id="71"/>
+    <w:bookmarkStart w:id="73" w:name="ref-bhargava2025"/>
     <w:p>
       <w:pPr>
         <w:pStyle w:val="Bibliography"/>
@@ -2809,7 +2828,7 @@
       <w:r>
         <w:t xml:space="preserve"> </w:t>
       </w:r>
-      <w:hyperlink r:id="rId71">
+      <w:hyperlink r:id="rId72">
         <w:r>
           <w:rPr>
             <w:rStyle w:val="Hyperlink"/>
@@ -2845,8 +2864,8 @@
         <w:t xml:space="preserve">. Physiological Genomics. 2025;57(5):343–56</w:t>
       </w:r>
     </w:p>
-    <w:bookmarkEnd w:id="72"/>
-    <w:bookmarkStart w:id="74" w:name="ref-bzhalava2014"/>
+    <w:bookmarkEnd w:id="73"/>
+    <w:bookmarkStart w:id="75" w:name="ref-bzhalava2014"/>
     <w:p>
       <w:pPr>
         <w:pStyle w:val="Bibliography"/>
@@ -2857,7 +2876,7 @@
       <w:r>
         <w:t xml:space="preserve"> </w:t>
       </w:r>
-      <w:hyperlink r:id="rId73">
+      <w:hyperlink r:id="rId74">
         <w:r>
           <w:rPr>
             <w:rStyle w:val="Hyperlink"/>
@@ -2869,8 +2888,8 @@
         <w:t xml:space="preserve">. Scientific Reports. 2014;4:5807</w:t>
       </w:r>
     </w:p>
-    <w:bookmarkEnd w:id="74"/>
-    <w:bookmarkStart w:id="76" w:name="ref-cantalupo2015"/>
+    <w:bookmarkEnd w:id="75"/>
+    <w:bookmarkStart w:id="77" w:name="ref-cantalupo2015"/>
     <w:p>
       <w:pPr>
         <w:pStyle w:val="Bibliography"/>
@@ -2881,7 +2900,7 @@
       <w:r>
         <w:t xml:space="preserve"> </w:t>
       </w:r>
-      <w:hyperlink r:id="rId75">
+      <w:hyperlink r:id="rId76">
         <w:r>
           <w:rPr>
             <w:rStyle w:val="Hyperlink"/>
@@ -2929,8 +2948,8 @@
         <w:t xml:space="preserve">. Journal of Virology. 2015;89(8):4051–7</w:t>
       </w:r>
     </w:p>
-    <w:bookmarkEnd w:id="76"/>
-    <w:bookmarkStart w:id="78" w:name="ref-cantalupo2019"/>
+    <w:bookmarkEnd w:id="77"/>
+    <w:bookmarkStart w:id="79" w:name="ref-cantalupo2019"/>
     <w:p>
       <w:pPr>
         <w:pStyle w:val="Bibliography"/>
@@ -2941,7 +2960,7 @@
       <w:r>
         <w:t xml:space="preserve"> </w:t>
       </w:r>
-      <w:hyperlink r:id="rId77">
+      <w:hyperlink r:id="rId78">
         <w:r>
           <w:rPr>
             <w:rStyle w:val="Hyperlink"/>
@@ -2977,8 +2996,8 @@
         <w:t xml:space="preserve">. Current Opinion in Virology. 2019;39:41–8</w:t>
       </w:r>
     </w:p>
-    <w:bookmarkEnd w:id="78"/>
-    <w:bookmarkStart w:id="80" w:name="ref-chen2018"/>
+    <w:bookmarkEnd w:id="79"/>
+    <w:bookmarkStart w:id="81" w:name="ref-chen2018"/>
     <w:p>
       <w:pPr>
         <w:pStyle w:val="Bibliography"/>
@@ -2989,7 +3008,7 @@
       <w:r>
         <w:t xml:space="preserve"> </w:t>
       </w:r>
-      <w:hyperlink r:id="rId79">
+      <w:hyperlink r:id="rId80">
         <w:r>
           <w:rPr>
             <w:rStyle w:val="Hyperlink"/>
@@ -3025,8 +3044,8 @@
         <w:t xml:space="preserve">. Bioinformatics. 2018;34(17):i884–90</w:t>
       </w:r>
     </w:p>
-    <w:bookmarkEnd w:id="80"/>
-    <w:bookmarkStart w:id="82" w:name="ref-chikhi2024"/>
+    <w:bookmarkEnd w:id="81"/>
+    <w:bookmarkStart w:id="83" w:name="ref-chikhi2024"/>
     <w:p>
       <w:pPr>
         <w:pStyle w:val="Bibliography"/>
@@ -3037,7 +3056,7 @@
       <w:r>
         <w:t xml:space="preserve"> </w:t>
       </w:r>
-      <w:hyperlink r:id="rId81">
+      <w:hyperlink r:id="rId82">
         <w:r>
           <w:rPr>
             <w:rStyle w:val="Hyperlink"/>
@@ -3049,8 +3068,8 @@
         <w:t xml:space="preserve">. bioRxiv. 2024;</w:t>
       </w:r>
     </w:p>
-    <w:bookmarkEnd w:id="82"/>
-    <w:bookmarkStart w:id="84" w:name="ref-danecek2021"/>
+    <w:bookmarkEnd w:id="83"/>
+    <w:bookmarkStart w:id="85" w:name="ref-danecek2021"/>
     <w:p>
       <w:pPr>
         <w:pStyle w:val="Bibliography"/>
@@ -3061,7 +3080,7 @@
       <w:r>
         <w:t xml:space="preserve"> </w:t>
       </w:r>
-      <w:hyperlink r:id="rId83">
+      <w:hyperlink r:id="rId84">
         <w:r>
           <w:rPr>
             <w:rStyle w:val="Hyperlink"/>
@@ -3109,8 +3128,8 @@
         <w:t xml:space="preserve">. GigaScience. 2021;10(2):giab008</w:t>
       </w:r>
     </w:p>
-    <w:bookmarkEnd w:id="84"/>
-    <w:bookmarkStart w:id="86" w:name="ref-devitt2019"/>
+    <w:bookmarkEnd w:id="85"/>
+    <w:bookmarkStart w:id="87" w:name="ref-devitt2019"/>
     <w:p>
       <w:pPr>
         <w:pStyle w:val="Bibliography"/>
@@ -3121,7 +3140,7 @@
       <w:r>
         <w:t xml:space="preserve"> </w:t>
       </w:r>
-      <w:hyperlink r:id="rId85">
+      <w:hyperlink r:id="rId86">
         <w:r>
           <w:rPr>
             <w:rStyle w:val="Hyperlink"/>
@@ -3181,8 +3200,8 @@
         <w:t xml:space="preserve">. Virology. 2019;537:14–9</w:t>
       </w:r>
     </w:p>
-    <w:bookmarkEnd w:id="86"/>
-    <w:bookmarkStart w:id="88" w:name="ref-ditommaso2017"/>
+    <w:bookmarkEnd w:id="87"/>
+    <w:bookmarkStart w:id="89" w:name="ref-ditommaso2017"/>
     <w:p>
       <w:pPr>
         <w:pStyle w:val="Bibliography"/>
@@ -3193,7 +3212,7 @@
       <w:r>
         <w:t xml:space="preserve"> </w:t>
       </w:r>
-      <w:hyperlink r:id="rId87">
+      <w:hyperlink r:id="rId88">
         <w:r>
           <w:rPr>
             <w:rStyle w:val="Hyperlink"/>
@@ -3205,8 +3224,8 @@
         <w:t xml:space="preserve">. Nature Biotechnology. 2017;35(4):316–9</w:t>
       </w:r>
     </w:p>
-    <w:bookmarkEnd w:id="88"/>
-    <w:bookmarkStart w:id="90" w:name="ref-dobin2013"/>
+    <w:bookmarkEnd w:id="89"/>
+    <w:bookmarkStart w:id="91" w:name="ref-dobin2013"/>
     <w:p>
       <w:pPr>
         <w:pStyle w:val="Bibliography"/>
@@ -3217,7 +3236,7 @@
       <w:r>
         <w:t xml:space="preserve"> </w:t>
       </w:r>
-      <w:hyperlink r:id="rId89">
+      <w:hyperlink r:id="rId90">
         <w:r>
           <w:rPr>
             <w:rStyle w:val="Hyperlink"/>
@@ -3257,63 +3276,63 @@
       </w:hyperlink>
       <w:r>
         <w:t xml:space="preserve">. Bioinformatics. 2013;29(1):15–21</w:t>
-      </w:r>
-    </w:p>
-    <w:bookmarkEnd w:id="90"/>
-    <w:bookmarkStart w:id="91" w:name="ref-doorbar2023"/>
-    <w:p>
-      <w:pPr>
-        <w:pStyle w:val="Bibliography"/>
-      </w:pPr>
-      <w:r>
-        <w:t xml:space="preserve">Doorbar J. The human papillomavirus twilight zone: Latency, immune control and subclinical infection. Tumour Virus Research. 2023;16:200268</w:t>
       </w:r>
     </w:p>
     <w:bookmarkEnd w:id="91"/>
-    <w:bookmarkStart w:id="92" w:name="ref-doorbar2012"/>
+    <w:bookmarkStart w:id="92" w:name="ref-doorbar2023"/>
     <w:p>
       <w:pPr>
         <w:pStyle w:val="Bibliography"/>
       </w:pPr>
       <w:r>
-        <w:t xml:space="preserve">Doorbar J, Quint W, Banks L, Bravo IG, Stoler M, Broker TR, et al. The biology and life-cycle of human papillomaviruses. Vaccine. 2012;30(Suppl 5):F55–70</w:t>
+        <w:t xml:space="preserve">Doorbar J. The human papillomavirus twilight zone: Latency, immune control and subclinical infection. Tumour Virus Research. 2023;16:200268</w:t>
       </w:r>
     </w:p>
     <w:bookmarkEnd w:id="92"/>
-    <w:bookmarkStart w:id="93" w:name="ref-dorfer2021"/>
+    <w:bookmarkStart w:id="93" w:name="ref-doorbar2012"/>
     <w:p>
       <w:pPr>
         <w:pStyle w:val="Bibliography"/>
       </w:pPr>
       <w:r>
-        <w:t xml:space="preserve">Dorfer S, Strasser K, Schröckenfuchs G, Bonelli M, Bauer W, Kittler H, et al.</w:t>
-      </w:r>
-      <w:r>
-        <w:t xml:space="preserve"> </w:t>
-      </w:r>
-      <w:r>
-        <w:t xml:space="preserve">MmuPV1</w:t>
-      </w:r>
-      <w:r>
-        <w:t xml:space="preserve"> </w:t>
-      </w:r>
-      <w:r>
-        <w:t xml:space="preserve">is a key driver of skin cancer development upon immunosuppression. American Journal of Transplantation. 2021;21(2):525–39</w:t>
+        <w:t xml:space="preserve">Doorbar J, Quint W, Banks L, Bravo IG, Stoler M, Broker TR, et al. The biology and life-cycle of human papillomaviruses. Vaccine. 2012;30(Suppl 5):F55–70</w:t>
       </w:r>
     </w:p>
     <w:bookmarkEnd w:id="93"/>
-    <w:bookmarkStart w:id="95" w:name="ref-edgar2022"/>
+    <w:bookmarkStart w:id="94" w:name="ref-dorfer2021"/>
     <w:p>
       <w:pPr>
         <w:pStyle w:val="Bibliography"/>
       </w:pPr>
       <w:r>
+        <w:t xml:space="preserve">Dorfer S, Strasser K, Schröckenfuchs G, Bonelli M, Bauer W, Kittler H, et al.</w:t>
+      </w:r>
+      <w:r>
+        <w:t xml:space="preserve"> </w:t>
+      </w:r>
+      <w:r>
+        <w:t xml:space="preserve">MmuPV1</w:t>
+      </w:r>
+      <w:r>
+        <w:t xml:space="preserve"> </w:t>
+      </w:r>
+      <w:r>
+        <w:t xml:space="preserve">is a key driver of skin cancer development upon immunosuppression. American Journal of Transplantation. 2021;21(2):525–39</w:t>
+      </w:r>
+    </w:p>
+    <w:bookmarkEnd w:id="94"/>
+    <w:bookmarkStart w:id="96" w:name="ref-edgar2022"/>
+    <w:p>
+      <w:pPr>
+        <w:pStyle w:val="Bibliography"/>
+      </w:pPr>
+      <w:r>
         <w:t xml:space="preserve">Edgar RC, Taylor B, Lin V, Altman T, Barbera P, Meleshko D, et al.</w:t>
       </w:r>
       <w:r>
         <w:t xml:space="preserve"> </w:t>
       </w:r>
-      <w:hyperlink r:id="rId94">
+      <w:hyperlink r:id="rId95">
         <w:r>
           <w:rPr>
             <w:rStyle w:val="Hyperlink"/>
@@ -3325,8 +3344,8 @@
         <w:t xml:space="preserve">. Nature. 2022;602:142–7</w:t>
       </w:r>
     </w:p>
-    <w:bookmarkEnd w:id="95"/>
-    <w:bookmarkStart w:id="97" w:name="ref-fujimoto2019"/>
+    <w:bookmarkEnd w:id="96"/>
+    <w:bookmarkStart w:id="98" w:name="ref-fujimoto2019"/>
     <w:p>
       <w:pPr>
         <w:pStyle w:val="Bibliography"/>
@@ -3337,7 +3356,7 @@
       <w:r>
         <w:t xml:space="preserve"> </w:t>
       </w:r>
-      <w:hyperlink r:id="rId96">
+      <w:hyperlink r:id="rId97">
         <w:r>
           <w:rPr>
             <w:rStyle w:val="Hyperlink"/>
@@ -3409,8 +3428,8 @@
         <w:t xml:space="preserve">. The American Journal of Dermatopathology. 2019;41(3):205–10</w:t>
       </w:r>
     </w:p>
-    <w:bookmarkEnd w:id="97"/>
-    <w:bookmarkStart w:id="99" w:name="ref-gihawi2023"/>
+    <w:bookmarkEnd w:id="98"/>
+    <w:bookmarkStart w:id="100" w:name="ref-gihawi2023"/>
     <w:p>
       <w:pPr>
         <w:pStyle w:val="Bibliography"/>
@@ -3421,7 +3440,7 @@
       <w:r>
         <w:t xml:space="preserve"> </w:t>
       </w:r>
-      <w:hyperlink r:id="rId98">
+      <w:hyperlink r:id="rId99">
         <w:r>
           <w:rPr>
             <w:rStyle w:val="Hyperlink"/>
@@ -3433,8 +3452,8 @@
         <w:t xml:space="preserve">. mBio. 2023;14(5):e0160723</w:t>
       </w:r>
     </w:p>
-    <w:bookmarkEnd w:id="99"/>
-    <w:bookmarkStart w:id="101" w:name="ref-rstanarm"/>
+    <w:bookmarkEnd w:id="100"/>
+    <w:bookmarkStart w:id="102" w:name="ref-rstanarm"/>
     <w:p>
       <w:pPr>
         <w:pStyle w:val="Bibliography"/>
@@ -3478,7 +3497,7 @@
       <w:r>
         <w:t xml:space="preserve"> </w:t>
       </w:r>
-      <w:hyperlink r:id="rId100">
+      <w:hyperlink r:id="rId101">
         <w:r>
           <w:rPr>
             <w:rStyle w:val="Hyperlink"/>
@@ -3487,8 +3506,8 @@
         </w:r>
       </w:hyperlink>
     </w:p>
-    <w:bookmarkEnd w:id="101"/>
-    <w:bookmarkStart w:id="102" w:name="ref-howley2015"/>
+    <w:bookmarkEnd w:id="102"/>
+    <w:bookmarkStart w:id="103" w:name="ref-howley2015"/>
     <w:p>
       <w:pPr>
         <w:pStyle w:val="Bibliography"/>
@@ -3497,8 +3516,8 @@
         <w:t xml:space="preserve">Howley PM, Pfister HJ. Beta genus papillomaviruses and skin cancer. Virology. 2015;479-480:290–6</w:t>
       </w:r>
     </w:p>
-    <w:bookmarkEnd w:id="102"/>
-    <w:bookmarkStart w:id="104" w:name="ref-hultin2019"/>
+    <w:bookmarkEnd w:id="103"/>
+    <w:bookmarkStart w:id="105" w:name="ref-hultin2019"/>
     <w:p>
       <w:pPr>
         <w:pStyle w:val="Bibliography"/>
@@ -3509,7 +3528,7 @@
       <w:r>
         <w:t xml:space="preserve"> </w:t>
       </w:r>
-      <w:hyperlink r:id="rId103">
+      <w:hyperlink r:id="rId104">
         <w:r>
           <w:rPr>
             <w:rStyle w:val="Hyperlink"/>
@@ -3533,8 +3552,8 @@
         <w:t xml:space="preserve">. PLOS ONE. 2019;14(5):e0217942</w:t>
       </w:r>
     </w:p>
-    <w:bookmarkEnd w:id="104"/>
-    <w:bookmarkStart w:id="106" w:name="ref-kazemian2015"/>
+    <w:bookmarkEnd w:id="105"/>
+    <w:bookmarkStart w:id="107" w:name="ref-kazemian2015"/>
     <w:p>
       <w:pPr>
         <w:pStyle w:val="Bibliography"/>
@@ -3545,7 +3564,7 @@
       <w:r>
         <w:t xml:space="preserve"> </w:t>
       </w:r>
-      <w:hyperlink r:id="rId105">
+      <w:hyperlink r:id="rId106">
         <w:r>
           <w:rPr>
             <w:rStyle w:val="Hyperlink"/>
@@ -3593,8 +3612,8 @@
         <w:t xml:space="preserve">. Journal of Virology. 2015;89(17):8967–73</w:t>
       </w:r>
     </w:p>
-    <w:bookmarkEnd w:id="106"/>
-    <w:bookmarkStart w:id="108" w:name="ref-lambert2021"/>
+    <w:bookmarkEnd w:id="107"/>
+    <w:bookmarkStart w:id="109" w:name="ref-lambert2021"/>
     <w:p>
       <w:pPr>
         <w:pStyle w:val="Bibliography"/>
@@ -3605,7 +3624,7 @@
       <w:r>
         <w:t xml:space="preserve"> </w:t>
       </w:r>
-      <w:hyperlink r:id="rId107">
+      <w:hyperlink r:id="rId108">
         <w:r>
           <w:rPr>
             <w:rStyle w:val="Hyperlink"/>
@@ -3617,8 +3636,8 @@
         <w:t xml:space="preserve">. Nature. 2021;588(7838):E20–1</w:t>
       </w:r>
     </w:p>
-    <w:bookmarkEnd w:id="108"/>
-    <w:bookmarkStart w:id="110" w:name="ref-leiendecker2023"/>
+    <w:bookmarkEnd w:id="109"/>
+    <w:bookmarkStart w:id="111" w:name="ref-leiendecker2023"/>
     <w:p>
       <w:pPr>
         <w:pStyle w:val="Bibliography"/>
@@ -3629,7 +3648,7 @@
       <w:r>
         <w:t xml:space="preserve"> </w:t>
       </w:r>
-      <w:hyperlink r:id="rId109">
+      <w:hyperlink r:id="rId110">
         <w:r>
           <w:rPr>
             <w:rStyle w:val="Hyperlink"/>
@@ -3659,8 +3678,8 @@
         <w:t xml:space="preserve">. Cancer Discovery. 2023;13(1):70–84</w:t>
       </w:r>
     </w:p>
-    <w:bookmarkEnd w:id="110"/>
-    <w:bookmarkStart w:id="112" w:name="ref-leinonen2011"/>
+    <w:bookmarkEnd w:id="111"/>
+    <w:bookmarkStart w:id="113" w:name="ref-leinonen2011"/>
     <w:p>
       <w:pPr>
         <w:pStyle w:val="Bibliography"/>
@@ -3671,7 +3690,7 @@
       <w:r>
         <w:t xml:space="preserve"> </w:t>
       </w:r>
-      <w:hyperlink r:id="rId111">
+      <w:hyperlink r:id="rId112">
         <w:r>
           <w:rPr>
             <w:rStyle w:val="Hyperlink"/>
@@ -3695,8 +3714,8 @@
         <w:t xml:space="preserve">. Nucleic Acids Research. 2011;39(Database issue):D19–21</w:t>
       </w:r>
     </w:p>
-    <w:bookmarkEnd w:id="112"/>
-    <w:bookmarkStart w:id="114" w:name="ref-liao2014"/>
+    <w:bookmarkEnd w:id="113"/>
+    <w:bookmarkStart w:id="115" w:name="ref-liao2014"/>
     <w:p>
       <w:pPr>
         <w:pStyle w:val="Bibliography"/>
@@ -3707,7 +3726,7 @@
       <w:r>
         <w:t xml:space="preserve"> </w:t>
       </w:r>
-      <w:hyperlink r:id="rId113">
+      <w:hyperlink r:id="rId114">
         <w:r>
           <w:rPr>
             <w:rStyle w:val="Hyperlink"/>
@@ -3719,8 +3738,8 @@
         <w:t xml:space="preserve">. Bioinformatics. 2014;30(7):923–30</w:t>
       </w:r>
     </w:p>
-    <w:bookmarkEnd w:id="114"/>
-    <w:bookmarkStart w:id="116" w:name="ref-ma2014"/>
+    <w:bookmarkEnd w:id="115"/>
+    <w:bookmarkStart w:id="117" w:name="ref-ma2014"/>
     <w:p>
       <w:pPr>
         <w:pStyle w:val="Bibliography"/>
@@ -3731,7 +3750,7 @@
       <w:r>
         <w:t xml:space="preserve"> </w:t>
       </w:r>
-      <w:hyperlink r:id="rId115">
+      <w:hyperlink r:id="rId116">
         <w:r>
           <w:rPr>
             <w:rStyle w:val="Hyperlink"/>
@@ -3743,8 +3762,8 @@
         <w:t xml:space="preserve">. Journal of Virology. 2014;88(9):4786–97</w:t>
       </w:r>
     </w:p>
-    <w:bookmarkEnd w:id="116"/>
-    <w:bookmarkStart w:id="118" w:name="ref-morgan2024"/>
+    <w:bookmarkEnd w:id="117"/>
+    <w:bookmarkStart w:id="119" w:name="ref-morgan2024"/>
     <w:p>
       <w:pPr>
         <w:pStyle w:val="Bibliography"/>
@@ -3755,7 +3774,7 @@
       <w:r>
         <w:t xml:space="preserve"> </w:t>
       </w:r>
-      <w:hyperlink r:id="rId117">
+      <w:hyperlink r:id="rId118">
         <w:r>
           <w:rPr>
             <w:rStyle w:val="Hyperlink"/>
@@ -3797,8 +3816,8 @@
         <w:t xml:space="preserve">. JCI Insight. 2024;9(15):e177898</w:t>
       </w:r>
     </w:p>
-    <w:bookmarkEnd w:id="118"/>
-    <w:bookmarkStart w:id="120" w:name="ref-oh2026"/>
+    <w:bookmarkEnd w:id="119"/>
+    <w:bookmarkStart w:id="121" w:name="ref-oh2026"/>
     <w:p>
       <w:pPr>
         <w:pStyle w:val="Bibliography"/>
@@ -3809,7 +3828,7 @@
       <w:r>
         <w:t xml:space="preserve"> </w:t>
       </w:r>
-      <w:hyperlink r:id="rId119">
+      <w:hyperlink r:id="rId120">
         <w:r>
           <w:rPr>
             <w:rStyle w:val="Hyperlink"/>
@@ -3821,8 +3840,8 @@
         <w:t xml:space="preserve">. JAMA Dermatology. 2026;162(5):509–14</w:t>
       </w:r>
     </w:p>
-    <w:bookmarkEnd w:id="120"/>
-    <w:bookmarkStart w:id="122" w:name="ref-purdie2005"/>
+    <w:bookmarkEnd w:id="121"/>
+    <w:bookmarkStart w:id="123" w:name="ref-purdie2005"/>
     <w:p>
       <w:pPr>
         <w:pStyle w:val="Bibliography"/>
@@ -3833,7 +3852,7 @@
       <w:r>
         <w:t xml:space="preserve"> </w:t>
       </w:r>
-      <w:hyperlink r:id="rId121">
+      <w:hyperlink r:id="rId122">
         <w:r>
           <w:rPr>
             <w:rStyle w:val="Hyperlink"/>
@@ -3845,8 +3864,8 @@
         <w:t xml:space="preserve">. Journal of Investigative Dermatology. 2005;125(1):98–107</w:t>
       </w:r>
     </w:p>
-    <w:bookmarkEnd w:id="122"/>
-    <w:bookmarkStart w:id="124" w:name="ref-rehm2022"/>
+    <w:bookmarkEnd w:id="123"/>
+    <w:bookmarkStart w:id="125" w:name="ref-rehm2022"/>
     <w:p>
       <w:pPr>
         <w:pStyle w:val="Bibliography"/>
@@ -3857,7 +3876,7 @@
       <w:r>
         <w:t xml:space="preserve"> </w:t>
       </w:r>
-      <w:hyperlink r:id="rId123">
+      <w:hyperlink r:id="rId124">
         <w:r>
           <w:rPr>
             <w:rStyle w:val="Hyperlink"/>
@@ -3869,8 +3888,8 @@
         <w:t xml:space="preserve">. Proceedings of the National Academy of Sciences. 2022;119(11):e2118930119</w:t>
       </w:r>
     </w:p>
-    <w:bookmarkEnd w:id="124"/>
-    <w:bookmarkStart w:id="126" w:name="ref-rollison2021"/>
+    <w:bookmarkEnd w:id="125"/>
+    <w:bookmarkStart w:id="127" w:name="ref-rollison2021"/>
     <w:p>
       <w:pPr>
         <w:pStyle w:val="Bibliography"/>
@@ -3881,7 +3900,7 @@
       <w:r>
         <w:t xml:space="preserve"> </w:t>
       </w:r>
-      <w:hyperlink r:id="rId125">
+      <w:hyperlink r:id="rId126">
         <w:r>
           <w:rPr>
             <w:rStyle w:val="Hyperlink"/>
@@ -3893,8 +3912,8 @@
         <w:t xml:space="preserve">. Cancer Research. 2021;81(17):4628–38</w:t>
       </w:r>
     </w:p>
-    <w:bookmarkEnd w:id="126"/>
-    <w:bookmarkStart w:id="128" w:name="ref-rollison2019sites"/>
+    <w:bookmarkEnd w:id="127"/>
+    <w:bookmarkStart w:id="129" w:name="ref-rollison2019sites"/>
     <w:p>
       <w:pPr>
         <w:pStyle w:val="Bibliography"/>
@@ -3905,7 +3924,7 @@
       <w:r>
         <w:t xml:space="preserve"> </w:t>
       </w:r>
-      <w:hyperlink r:id="rId127">
+      <w:hyperlink r:id="rId128">
         <w:r>
           <w:rPr>
             <w:rStyle w:val="Hyperlink"/>
@@ -3917,8 +3936,8 @@
         <w:t xml:space="preserve">. The Journal of Infectious Diseases. 2019 a;219(5):711–22</w:t>
       </w:r>
     </w:p>
-    <w:bookmarkEnd w:id="128"/>
-    <w:bookmarkStart w:id="130" w:name="ref-rollison2019"/>
+    <w:bookmarkEnd w:id="129"/>
+    <w:bookmarkStart w:id="131" w:name="ref-rollison2019"/>
     <w:p>
       <w:pPr>
         <w:pStyle w:val="Bibliography"/>
@@ -3929,7 +3948,7 @@
       <w:r>
         <w:t xml:space="preserve"> </w:t>
       </w:r>
-      <w:hyperlink r:id="rId129">
+      <w:hyperlink r:id="rId130">
         <w:r>
           <w:rPr>
             <w:rStyle w:val="Hyperlink"/>
@@ -3941,8 +3960,8 @@
         <w:t xml:space="preserve">. Journal of Virology. 2019 b;93(7):e01003–18</w:t>
       </w:r>
     </w:p>
-    <w:bookmarkEnd w:id="130"/>
-    <w:bookmarkStart w:id="132" w:name="ref-saeidian2023"/>
+    <w:bookmarkEnd w:id="131"/>
+    <w:bookmarkStart w:id="133" w:name="ref-saeidian2023"/>
     <w:p>
       <w:pPr>
         <w:pStyle w:val="Bibliography"/>
@@ -3953,7 +3972,7 @@
       <w:r>
         <w:t xml:space="preserve"> </w:t>
       </w:r>
-      <w:hyperlink r:id="rId131">
+      <w:hyperlink r:id="rId132">
         <w:r>
           <w:rPr>
             <w:rStyle w:val="Hyperlink"/>
@@ -4034,8 +4053,8 @@
         <w:t xml:space="preserve">. JCI Insight. 2023;8(5):e162558</w:t>
       </w:r>
     </w:p>
-    <w:bookmarkEnd w:id="132"/>
-    <w:bookmarkStart w:id="134" w:name="ref-selitsky2020"/>
+    <w:bookmarkEnd w:id="133"/>
+    <w:bookmarkStart w:id="135" w:name="ref-selitsky2020"/>
     <w:p>
       <w:pPr>
         <w:pStyle w:val="Bibliography"/>
@@ -4046,7 +4065,7 @@
       <w:r>
         <w:t xml:space="preserve"> </w:t>
       </w:r>
-      <w:hyperlink r:id="rId133">
+      <w:hyperlink r:id="rId134">
         <w:r>
           <w:rPr>
             <w:rStyle w:val="Hyperlink"/>
@@ -4088,8 +4107,8 @@
         <w:t xml:space="preserve">. BMC Genomics. 2020;21(1):79</w:t>
       </w:r>
     </w:p>
-    <w:bookmarkEnd w:id="134"/>
-    <w:bookmarkStart w:id="136" w:name="ref-shenpv2026"/>
+    <w:bookmarkEnd w:id="135"/>
+    <w:bookmarkStart w:id="137" w:name="ref-shenpv2026"/>
     <w:p>
       <w:pPr>
         <w:pStyle w:val="Bibliography"/>
@@ -4100,7 +4119,7 @@
       <w:r>
         <w:t xml:space="preserve"> </w:t>
       </w:r>
-      <w:hyperlink r:id="rId135">
+      <w:hyperlink r:id="rId136">
         <w:r>
           <w:rPr>
             <w:rStyle w:val="Hyperlink"/>
@@ -4112,8 +4131,8 @@
         <w:t xml:space="preserve">. bioRxiv. 2026;</w:t>
       </w:r>
     </w:p>
-    <w:bookmarkEnd w:id="136"/>
-    <w:bookmarkStart w:id="138" w:name="ref-shen2016"/>
+    <w:bookmarkEnd w:id="137"/>
+    <w:bookmarkStart w:id="139" w:name="ref-shen2016"/>
     <w:p>
       <w:pPr>
         <w:pStyle w:val="Bibliography"/>
@@ -4124,7 +4143,7 @@
       <w:r>
         <w:t xml:space="preserve"> </w:t>
       </w:r>
-      <w:hyperlink r:id="rId137">
+      <w:hyperlink r:id="rId138">
         <w:r>
           <w:rPr>
             <w:rStyle w:val="Hyperlink"/>
@@ -4166,8 +4185,8 @@
         <w:t xml:space="preserve">. PLoS ONE. 2016;11(10):e0163962</w:t>
       </w:r>
     </w:p>
-    <w:bookmarkEnd w:id="138"/>
-    <w:bookmarkStart w:id="140" w:name="ref-son2025"/>
+    <w:bookmarkEnd w:id="139"/>
+    <w:bookmarkStart w:id="141" w:name="ref-son2025"/>
     <w:p>
       <w:pPr>
         <w:pStyle w:val="Bibliography"/>
@@ -4178,7 +4197,7 @@
       <w:r>
         <w:t xml:space="preserve"> </w:t>
       </w:r>
-      <w:hyperlink r:id="rId139">
+      <w:hyperlink r:id="rId140">
         <w:r>
           <w:rPr>
             <w:rStyle w:val="Hyperlink"/>
@@ -4190,8 +4209,8 @@
         <w:t xml:space="preserve">. Cancer Cell. 2025;43(1):36–48.e10</w:t>
       </w:r>
     </w:p>
-    <w:bookmarkEnd w:id="140"/>
-    <w:bookmarkStart w:id="142" w:name="ref-strickley2019"/>
+    <w:bookmarkEnd w:id="141"/>
+    <w:bookmarkStart w:id="143" w:name="ref-strickley2019"/>
     <w:p>
       <w:pPr>
         <w:pStyle w:val="Bibliography"/>
@@ -4202,7 +4221,7 @@
       <w:r>
         <w:t xml:space="preserve"> </w:t>
       </w:r>
-      <w:hyperlink r:id="rId141">
+      <w:hyperlink r:id="rId142">
         <w:r>
           <w:rPr>
             <w:rStyle w:val="Hyperlink"/>
@@ -4214,8 +4233,8 @@
         <w:t xml:space="preserve">. Nature. 2019;575(7783):519–22</w:t>
       </w:r>
     </w:p>
-    <w:bookmarkEnd w:id="142"/>
-    <w:bookmarkStart w:id="144" w:name="ref-strickley2021"/>
+    <w:bookmarkEnd w:id="143"/>
+    <w:bookmarkStart w:id="145" w:name="ref-strickley2021"/>
     <w:p>
       <w:pPr>
         <w:pStyle w:val="Bibliography"/>
@@ -4226,7 +4245,7 @@
       <w:r>
         <w:t xml:space="preserve"> </w:t>
       </w:r>
-      <w:hyperlink r:id="rId143">
+      <w:hyperlink r:id="rId144">
         <w:r>
           <w:rPr>
             <w:rStyle w:val="Hyperlink"/>
@@ -4238,8 +4257,8 @@
         <w:t xml:space="preserve">. Nature. 2021;588(7838):E22–3</w:t>
       </w:r>
     </w:p>
-    <w:bookmarkEnd w:id="144"/>
-    <w:bookmarkStart w:id="146" w:name="ref-vandoorslaer2017"/>
+    <w:bookmarkEnd w:id="145"/>
+    <w:bookmarkStart w:id="147" w:name="ref-vandoorslaer2017"/>
     <w:p>
       <w:pPr>
         <w:pStyle w:val="Bibliography"/>
@@ -4250,7 +4269,7 @@
       <w:r>
         <w:t xml:space="preserve"> </w:t>
       </w:r>
-      <w:hyperlink r:id="rId145">
+      <w:hyperlink r:id="rId146">
         <w:r>
           <w:rPr>
             <w:rStyle w:val="Hyperlink"/>
@@ -4280,8 +4299,8 @@
         <w:t xml:space="preserve">. Nucleic Acids Research. 2017;45(D1):D499–506</w:t>
       </w:r>
     </w:p>
-    <w:bookmarkEnd w:id="146"/>
-    <w:bookmarkStart w:id="148" w:name="ref-vandiver2021"/>
+    <w:bookmarkEnd w:id="147"/>
+    <w:bookmarkStart w:id="149" w:name="ref-vandiver2021"/>
     <w:p>
       <w:pPr>
         <w:pStyle w:val="Bibliography"/>
@@ -4292,7 +4311,7 @@
       <w:r>
         <w:t xml:space="preserve"> </w:t>
       </w:r>
-      <w:hyperlink r:id="rId147">
+      <w:hyperlink r:id="rId148">
         <w:r>
           <w:rPr>
             <w:rStyle w:val="Hyperlink"/>
@@ -4328,8 +4347,8 @@
         <w:t xml:space="preserve">. Experimental Dermatology. 2021;30(11):1711–6</w:t>
       </w:r>
     </w:p>
-    <w:bookmarkEnd w:id="148"/>
-    <w:bookmarkStart w:id="150" w:name="ref-viarisio2018"/>
+    <w:bookmarkEnd w:id="149"/>
+    <w:bookmarkStart w:id="151" w:name="ref-viarisio2018"/>
     <w:p>
       <w:pPr>
         <w:pStyle w:val="Bibliography"/>
@@ -4340,7 +4359,7 @@
       <w:r>
         <w:t xml:space="preserve"> </w:t>
       </w:r>
-      <w:hyperlink r:id="rId149">
+      <w:hyperlink r:id="rId150">
         <w:r>
           <w:rPr>
             <w:rStyle w:val="Hyperlink"/>
@@ -4376,8 +4395,8 @@
         <w:t xml:space="preserve">. PLoS Pathogens. 2018;14(1):e1006783</w:t>
       </w:r>
     </w:p>
-    <w:bookmarkEnd w:id="150"/>
-    <w:bookmarkStart w:id="152" w:name="ref-weissenborn2012"/>
+    <w:bookmarkEnd w:id="151"/>
+    <w:bookmarkStart w:id="153" w:name="ref-weissenborn2012"/>
     <w:p>
       <w:pPr>
         <w:pStyle w:val="Bibliography"/>
@@ -4388,7 +4407,7 @@
       <w:r>
         <w:t xml:space="preserve"> </w:t>
       </w:r>
-      <w:hyperlink r:id="rId151">
+      <w:hyperlink r:id="rId152">
         <w:r>
           <w:rPr>
             <w:rStyle w:val="Hyperlink"/>
@@ -4424,8 +4443,8 @@
         <w:t xml:space="preserve">. Medical Microbiology and Immunology. 2012;201(2):117–25</w:t>
       </w:r>
     </w:p>
-    <w:bookmarkEnd w:id="152"/>
-    <w:bookmarkStart w:id="154" w:name="ref-wenande2025"/>
+    <w:bookmarkEnd w:id="153"/>
+    <w:bookmarkStart w:id="155" w:name="ref-wenande2025"/>
     <w:p>
       <w:pPr>
         <w:pStyle w:val="Bibliography"/>
@@ -4436,7 +4455,7 @@
       <w:r>
         <w:t xml:space="preserve"> </w:t>
       </w:r>
-      <w:hyperlink r:id="rId153">
+      <w:hyperlink r:id="rId154">
         <w:r>
           <w:rPr>
             <w:rStyle w:val="Hyperlink"/>
@@ -4472,8 +4491,8 @@
         <w:t xml:space="preserve">. JAMA Dermatology. 2025;161(6):605–14</w:t>
       </w:r>
     </w:p>
-    <w:bookmarkEnd w:id="154"/>
-    <w:bookmarkStart w:id="156" w:name="ref-wood2019"/>
+    <w:bookmarkEnd w:id="155"/>
+    <w:bookmarkStart w:id="157" w:name="ref-wood2019"/>
     <w:p>
       <w:pPr>
         <w:pStyle w:val="Bibliography"/>
@@ -4484,7 +4503,7 @@
       <w:r>
         <w:t xml:space="preserve"> </w:t>
       </w:r>
-      <w:hyperlink r:id="rId155">
+      <w:hyperlink r:id="rId156">
         <w:r>
           <w:rPr>
             <w:rStyle w:val="Hyperlink"/>
@@ -4508,8 +4527,8 @@
         <w:t xml:space="preserve">. Genome Biology. 2019;20:257</w:t>
       </w:r>
     </w:p>
-    <w:bookmarkEnd w:id="156"/>
-    <w:bookmarkStart w:id="158" w:name="ref-you2004"/>
+    <w:bookmarkEnd w:id="157"/>
+    <w:bookmarkStart w:id="159" w:name="ref-you2004"/>
     <w:p>
       <w:pPr>
         <w:pStyle w:val="Bibliography"/>
@@ -4520,7 +4539,7 @@
       <w:r>
         <w:t xml:space="preserve"> </w:t>
       </w:r>
-      <w:hyperlink r:id="rId157">
+      <w:hyperlink r:id="rId158">
         <w:r>
           <w:rPr>
             <w:rStyle w:val="Hyperlink"/>
@@ -4604,10 +4623,10 @@
         <w:t xml:space="preserve">. Cell. 2004;117(3):349–60</w:t>
       </w:r>
     </w:p>
-    <w:bookmarkEnd w:id="158"/>
     <w:bookmarkEnd w:id="159"/>
     <w:bookmarkEnd w:id="160"/>
-    <w:bookmarkStart w:id="206" w:name="supplementary-material"/>
+    <w:bookmarkEnd w:id="161"/>
+    <w:bookmarkStart w:id="207" w:name="supplementary-material"/>
     <w:p>
       <w:pPr>
         <w:pStyle w:val="Heading1"/>
@@ -4616,7 +4635,7 @@
         <w:t xml:space="preserve">Supplementary Material</w:t>
       </w:r>
     </w:p>
-    <w:bookmarkStart w:id="161" w:name="supplementary-materials-and-methods"/>
+    <w:bookmarkStart w:id="162" w:name="supplementary-materials-and-methods"/>
     <w:p>
       <w:pPr>
         <w:pStyle w:val="Heading2"/>
@@ -4625,8 +4644,8 @@
         <w:t xml:space="preserve">Supplementary Materials and Methods</w:t>
       </w:r>
     </w:p>
-    <w:bookmarkEnd w:id="161"/>
-    <w:bookmarkStart w:id="175" w:name="methods"/>
+    <w:bookmarkEnd w:id="162"/>
+    <w:bookmarkStart w:id="176" w:name="methods"/>
     <w:p>
       <w:pPr>
         <w:pStyle w:val="Heading2"/>
@@ -4635,7 +4654,7 @@
         <w:t xml:space="preserve">Methods</w:t>
       </w:r>
     </w:p>
-    <w:bookmarkStart w:id="162" w:name="overview-and-implementation"/>
+    <w:bookmarkStart w:id="163" w:name="overview-and-implementation"/>
     <w:p>
       <w:pPr>
         <w:pStyle w:val="Heading3"/>
@@ -4684,8 +4703,8 @@
         <w:t xml:space="preserve">The workflow comprises a one-time reference-construction stage followed by a per-sample pipeline: SRA discovery → FASTQ download → quality control → Kraken2 papillomavirus screen → branch on HPV status (only HPV-positive libraries proceed) → STAR alignment to the HPV reference panel → coverage-based HPV typing → early/late transcript classification → aggregation and reporting.</w:t>
       </w:r>
     </w:p>
-    <w:bookmarkEnd w:id="162"/>
-    <w:bookmarkStart w:id="163" w:name="hpv-reference-panel-and-kraken2-database"/>
+    <w:bookmarkEnd w:id="163"/>
+    <w:bookmarkStart w:id="164" w:name="hpv-reference-panel-and-kraken2-database"/>
     <w:p>
       <w:pPr>
         <w:pStyle w:val="Heading3"/>
@@ -4828,8 +4847,8 @@
         <w:t xml:space="preserve">) was constructed from the NCBI taxonomy and the human reference library (GRCh38), to which all panel HPV genomes were added under a Papillomaviridae taxon, so that human and HPV reads are jointly classified and HPV reads are resolved within the papillomavirus clade.</w:t>
       </w:r>
     </w:p>
-    <w:bookmarkEnd w:id="163"/>
-    <w:bookmarkStart w:id="164" w:name="dataset-assembly-and-sra-discovery"/>
+    <w:bookmarkEnd w:id="164"/>
+    <w:bookmarkStart w:id="165" w:name="dataset-assembly-and-sra-discovery"/>
     <w:p>
       <w:pPr>
         <w:pStyle w:val="Heading3"/>
@@ -4884,8 +4903,8 @@
         <w:t xml:space="preserve">. Library layout (single- vs paired-end) was taken from the SRA record. To enable robust downstream parsing, comma-containing free-text fields were retained in a raw samplesheet and stripped from the slim samplesheet consumed by the workflow.</w:t>
       </w:r>
     </w:p>
-    <w:bookmarkEnd w:id="164"/>
-    <w:bookmarkStart w:id="165" w:name="read-download-and-quality-control"/>
+    <w:bookmarkEnd w:id="165"/>
+    <w:bookmarkStart w:id="166" w:name="read-download-and-quality-control"/>
     <w:p>
       <w:pPr>
         <w:pStyle w:val="Heading3"/>
@@ -4995,8 +5014,8 @@
         <w:t xml:space="preserve">was run without a spot limit. This matters more than it may appear, because reads deposited from a coordinate-sorted alignment emerge from the SRA in reference order, which places unmapped, and therefore viral, reads at the end of the run; screening only the leading portion of such a library would miss the signal entirely and would do so non-randomly. As a check on the whole path from download to classification, the reads reaching the Kraken2 screen correspond to a median 98.6% of the SRA-reported spot count across the 10,834 screened libraries (5th percentile 85.5%), the small shortfall being fastp quality and length filtering, and the per-group medians span 95.8% to 99.5%, so no sample group was read less completely than another.</w:t>
       </w:r>
     </w:p>
-    <w:bookmarkEnd w:id="165"/>
-    <w:bookmarkStart w:id="166" w:name="hpv-screening-and-positivity-calling"/>
+    <w:bookmarkEnd w:id="166"/>
+    <w:bookmarkStart w:id="167" w:name="hpv-screening-and-positivity-calling"/>
     <w:p>
       <w:pPr>
         <w:pStyle w:val="Heading3"/>
@@ -5022,8 +5041,8 @@
         <w:t xml:space="preserve">), and HPV-negative otherwise; HPV-negative libraries were recorded for rate estimation but proceeded no further. HPV-classified reads from positive libraries were extracted (seqtk 1.4), keeping paired mates in register, for targeted alignment. This split, in which every screened library contributes to positivity rates but only positives advance to typing, is the central branch point of the workflow.</w:t>
       </w:r>
     </w:p>
-    <w:bookmarkEnd w:id="166"/>
-    <w:bookmarkStart w:id="167" w:name="hpv-typing"/>
+    <w:bookmarkEnd w:id="167"/>
+    <w:bookmarkStart w:id="168" w:name="hpv-typing"/>
     <w:p>
       <w:pPr>
         <w:pStyle w:val="Heading3"/>
@@ -5133,8 +5152,8 @@
         <w:t xml:space="preserve">); the full per-reference coverage table was retained regardless of assignment. The dual breadth-and-depth criterion guards against spurious assignment from a few reads piling up on a short, conserved region.</w:t>
       </w:r>
     </w:p>
-    <w:bookmarkEnd w:id="167"/>
-    <w:bookmarkStart w:id="168" w:name="earlylate-transcript-classification"/>
+    <w:bookmarkEnd w:id="168"/>
+    <w:bookmarkStart w:id="169" w:name="earlylate-transcript-classification"/>
     <w:p>
       <w:pPr>
         <w:pStyle w:val="Heading3"/>
@@ -5178,8 +5197,8 @@
         <w:t xml:space="preserve">). Productivity was gated on L1 specifically, rather than on combined L1+L2 signal, because L1 capsid expression is the more stringent marker of virion-producing late-stage infection, whereas isolated L2 signal can arise from low-level transcription or cross-mapping; this single rule was applied uniformly across all samples and run batches.</w:t>
       </w:r>
     </w:p>
-    <w:bookmarkEnd w:id="168"/>
-    <w:bookmarkStart w:id="169" w:name="Xb7b52261b13d214b61be4d17d32a361ca9d534d"/>
+    <w:bookmarkEnd w:id="169"/>
+    <w:bookmarkStart w:id="170" w:name="Xb7b52261b13d214b61be4d17d32a361ca9d534d"/>
     <w:p>
       <w:pPr>
         <w:pStyle w:val="Heading3"/>
@@ -5257,8 +5276,8 @@
         <w:t xml:space="preserve">annotations were treated as non-cell-line. These flags annotate rather than exclude samples, so that cell-line positives are retained as positive controls but can be separated from primary-tissue signal at analysis. For the prevalence-sweep cohort, study-level heuristic calls were additionally refined by manual curation through a structured workbook, with precedence sample &gt; study &gt; heuristic, and a provenance label recorded for each overridden call. As a further contaminant guard, low-coverage-breadth assignments (breadth &lt; 0.15) and alpha-genus/HPV16/HPV18 calls were tabulated by study to surface project-level contamination.</w:t>
       </w:r>
     </w:p>
-    <w:bookmarkEnd w:id="169"/>
-    <w:bookmarkStart w:id="170" w:name="X7eaa2f8331f5c25e50e9f6c362aa899cbb1292c"/>
+    <w:bookmarkEnd w:id="170"/>
+    <w:bookmarkStart w:id="171" w:name="X7eaa2f8331f5c25e50e9f6c362aa899cbb1292c"/>
     <w:p>
       <w:pPr>
         <w:pStyle w:val="Heading3"/>
@@ -5658,8 +5677,8 @@
         <w:t xml:space="preserve">).</w:t>
       </w:r>
     </w:p>
-    <w:bookmarkEnd w:id="170"/>
-    <w:bookmarkStart w:id="171" w:name="library-selection-chemistry"/>
+    <w:bookmarkEnd w:id="171"/>
+    <w:bookmarkStart w:id="172" w:name="library-selection-chemistry"/>
     <w:p>
       <w:pPr>
         <w:pStyle w:val="Heading3"/>
@@ -5828,8 +5847,8 @@
         <w:t xml:space="preserve">. Run as a blind test, the classifier recovers rRNA depletion for 15/15 of them from protocol text alone, which is also the independent confirmation that the series is rRNA-depleted rather than poly-A-selected.</w:t>
       </w:r>
     </w:p>
-    <w:bookmarkEnd w:id="171"/>
-    <w:bookmarkStart w:id="172" w:name="X092d6aa339a1e20488094a4b56c0474ffc2644c"/>
+    <w:bookmarkEnd w:id="172"/>
+    <w:bookmarkStart w:id="173" w:name="X092d6aa339a1e20488094a4b56c0474ffc2644c"/>
     <w:p>
       <w:pPr>
         <w:pStyle w:val="Heading3"/>
@@ -6160,8 +6179,8 @@
         <w:t xml:space="preserve">rather than downsampled.</w:t>
       </w:r>
     </w:p>
-    <w:bookmarkEnd w:id="172"/>
-    <w:bookmarkStart w:id="173" w:name="X100e545f3d9e395267e0fa4a0c685cbdafc7ff0"/>
+    <w:bookmarkEnd w:id="173"/>
+    <w:bookmarkStart w:id="174" w:name="X100e545f3d9e395267e0fa4a0c685cbdafc7ff0"/>
     <w:p>
       <w:pPr>
         <w:pStyle w:val="Heading3"/>
@@ -6344,8 +6363,8 @@
         <w:t xml:space="preserve">.</w:t>
       </w:r>
     </w:p>
-    <w:bookmarkEnd w:id="173"/>
-    <w:bookmarkStart w:id="174" w:name="execution-at-scale"/>
+    <w:bookmarkEnd w:id="174"/>
+    <w:bookmarkStart w:id="175" w:name="execution-at-scale"/>
     <w:p>
       <w:pPr>
         <w:pStyle w:val="Heading3"/>
@@ -6362,9 +6381,9 @@
         <w:t xml:space="preserve">For cohorts of thousands of libraries, a chunked driver processed the samplesheet in fixed-size batches (default 100 libraries per chunk). After each successful chunk, per-sample outputs (Kraken2 reports, HPV typing and transcript tables, and HPV status) were aggregated and the chunk’s working directory was deleted to bound disk use; a failed chunk was left intact for inspection and resumed on rerun. A single combined report was generated over the aggregated outputs at completion. Summary tables and figures were produced in R (tidyverse), and the depth-normalized burden analysis was implemented as a standalone R script operating on the aggregated Kraken2 reports, typing tables, and curated sample flags.</w:t>
       </w:r>
     </w:p>
-    <w:bookmarkEnd w:id="174"/>
     <w:bookmarkEnd w:id="175"/>
-    <w:bookmarkStart w:id="203" w:name="supplementary-figures-and-tables"/>
+    <w:bookmarkEnd w:id="176"/>
+    <w:bookmarkStart w:id="204" w:name="supplementary-figures-and-tables"/>
     <w:p>
       <w:pPr>
         <w:pStyle w:val="Heading2"/>
@@ -6386,7 +6405,7 @@
       <w:tr>
         <w:tc>
           <w:tcPr/>
-          <w:bookmarkStart w:id="179" w:name="suppfig-depth"/>
+          <w:bookmarkStart w:id="180" w:name="suppfig-depth"/>
           <w:p>
             <w:pPr>
               <w:pStyle w:val="Compact"/>
@@ -6397,18 +6416,18 @@
                 <wp:inline>
                   <wp:extent cx="5943600" cy="3714749"/>
                   <wp:effectExtent b="0" l="0" r="0" t="0"/>
-                  <wp:docPr descr="" title="" id="177" name="Picture"/>
+                  <wp:docPr descr="" title="" id="178" name="Picture"/>
                   <a:graphic>
                     <a:graphicData uri="http://schemas.openxmlformats.org/drawingml/2006/picture">
                       <pic:pic>
                         <pic:nvPicPr>
-                          <pic:cNvPr descr="figureS1.png" id="178" name="Picture"/>
+                          <pic:cNvPr descr="figureS1.png" id="179" name="Picture"/>
                           <pic:cNvPicPr>
                             <a:picLocks noChangeArrowheads="1" noChangeAspect="1"/>
                           </pic:cNvPicPr>
                         </pic:nvPicPr>
                         <pic:blipFill>
-                          <a:blip r:embed="rId176"/>
+                          <a:blip r:embed="rId177"/>
                           <a:stretch>
                             <a:fillRect/>
                           </a:stretch>
@@ -6465,7 +6484,7 @@
               <w:t xml:space="preserve">is not produced by differences in sequencing depth: the groups that reach the floor do so at every depth, and the groups that do not never reach it, however deeply sequenced. Point size is proportional to the number of libraries in each group × bin.</w:t>
             </w:r>
           </w:p>
-          <w:bookmarkEnd w:id="179"/>
+          <w:bookmarkEnd w:id="180"/>
         </w:tc>
       </w:tr>
     </w:tbl>
@@ -6490,7 +6509,7 @@
       <w:tr>
         <w:tc>
           <w:tcPr/>
-          <w:bookmarkStart w:id="183" w:name="suppfig-trace"/>
+          <w:bookmarkStart w:id="184" w:name="suppfig-trace"/>
           <w:p>
             <w:pPr>
               <w:pStyle w:val="Compact"/>
@@ -6501,18 +6520,18 @@
                 <wp:inline>
                   <wp:extent cx="5943600" cy="3302000"/>
                   <wp:effectExtent b="0" l="0" r="0" t="0"/>
-                  <wp:docPr descr="" title="" id="181" name="Picture"/>
+                  <wp:docPr descr="" title="" id="182" name="Picture"/>
                   <a:graphic>
                     <a:graphicData uri="http://schemas.openxmlformats.org/drawingml/2006/picture">
                       <pic:pic>
                         <pic:nvPicPr>
-                          <pic:cNvPr descr="figureS2.png" id="182" name="Picture"/>
+                          <pic:cNvPr descr="figureS2.png" id="183" name="Picture"/>
                           <pic:cNvPicPr>
                             <a:picLocks noChangeArrowheads="1" noChangeAspect="1"/>
                           </pic:cNvPicPr>
                         </pic:nvPicPr>
                         <pic:blipFill>
-                          <a:blip r:embed="rId180"/>
+                          <a:blip r:embed="rId181"/>
                           <a:stretch>
                             <a:fillRect/>
                           </a:stretch>
@@ -6581,7 +6600,7 @@
               <w:t xml:space="preserve">= 54), split into three exclusive classes from the per-gene read counts the pipeline already writes: libraries with no reads on any HPV gene, libraries with gene-mapped reads that do not reach the productive threshold, and productive libraries (L1 ≥ 3 reads). Cell-line and engineered libraries are excluded throughout. The classes are assigned in that order of precedence, so a library appears in exactly one. The residual sample group with no recorded site is not in the denominator: the claim is about skin and neoplasia. Of the 57 gene-mapped but non-productive trace libraries, 52 carry early-gene reads with the late program absent and 5 carry only L2 reads below the productive bar; the median late-read fraction across the whole trace is 0, against 0.367 in the controls, which is the differentiation-coupled capsid burst the controls are there to show.</w:t>
             </w:r>
           </w:p>
-          <w:bookmarkEnd w:id="183"/>
+          <w:bookmarkEnd w:id="184"/>
         </w:tc>
       </w:tr>
     </w:tbl>
@@ -6606,7 +6625,7 @@
       <w:tr>
         <w:tc>
           <w:tcPr/>
-          <w:bookmarkStart w:id="187" w:name="suppfig-types"/>
+          <w:bookmarkStart w:id="188" w:name="suppfig-types"/>
           <w:p>
             <w:pPr>
               <w:pStyle w:val="Compact"/>
@@ -6617,18 +6636,18 @@
                 <wp:inline>
                   <wp:extent cx="5943600" cy="2993813"/>
                   <wp:effectExtent b="0" l="0" r="0" t="0"/>
-                  <wp:docPr descr="" title="" id="185" name="Picture"/>
+                  <wp:docPr descr="" title="" id="186" name="Picture"/>
                   <a:graphic>
                     <a:graphicData uri="http://schemas.openxmlformats.org/drawingml/2006/picture">
                       <pic:pic>
                         <pic:nvPicPr>
-                          <pic:cNvPr descr="figureS3.png" id="186" name="Picture"/>
+                          <pic:cNvPr descr="figureS3.png" id="187" name="Picture"/>
                           <pic:cNvPicPr>
                             <a:picLocks noChangeArrowheads="1" noChangeAspect="1"/>
                           </pic:cNvPicPr>
                         </pic:nvPicPr>
                         <pic:blipFill>
-                          <a:blip r:embed="rId184"/>
+                          <a:blip r:embed="rId185"/>
                           <a:stretch>
                             <a:fillRect/>
                           </a:stretch>
@@ -6763,7 +6782,7 @@
               <w:t xml:space="preserve">collapses both panels from type to genus.</w:t>
             </w:r>
           </w:p>
-          <w:bookmarkEnd w:id="187"/>
+          <w:bookmarkEnd w:id="188"/>
         </w:tc>
       </w:tr>
     </w:tbl>
@@ -6788,7 +6807,7 @@
       <w:tr>
         <w:tc>
           <w:tcPr/>
-          <w:bookmarkStart w:id="191" w:name="suppfig-reservoir-gut"/>
+          <w:bookmarkStart w:id="192" w:name="suppfig-reservoir-gut"/>
           <w:p>
             <w:pPr>
               <w:pStyle w:val="Compact"/>
@@ -6799,18 +6818,18 @@
                 <wp:inline>
                   <wp:extent cx="5943600" cy="4302034"/>
                   <wp:effectExtent b="0" l="0" r="0" t="0"/>
-                  <wp:docPr descr="" title="" id="189" name="Picture"/>
+                  <wp:docPr descr="" title="" id="190" name="Picture"/>
                   <a:graphic>
                     <a:graphicData uri="http://schemas.openxmlformats.org/drawingml/2006/picture">
                       <pic:pic>
                         <pic:nvPicPr>
-                          <pic:cNvPr descr="figureS4.png" id="190" name="Picture"/>
+                          <pic:cNvPr descr="figureS4.png" id="191" name="Picture"/>
                           <pic:cNvPicPr>
                             <a:picLocks noChangeArrowheads="1" noChangeAspect="1"/>
                           </pic:cNvPicPr>
                         </pic:nvPicPr>
                         <pic:blipFill>
-                          <a:blip r:embed="rId188"/>
+                          <a:blip r:embed="rId189"/>
                           <a:stretch>
                             <a:fillRect/>
                           </a:stretch>
@@ -6950,7 +6969,7 @@
               <w:t xml:space="preserve">to be read as biology: the identical procedure applied to vaginal libraries recovers an overwhelmingly alpha mucosal niche, which assembly noise could not produce. Only skin is carried into the main figure, since the paper’s subject is skin. Its composition is a mixture of mucosal alpha (30.5%) and cutaneous beta (34.9%), and its commonest types interleave the two (HPV16, HPV6 and HPV56 with HPV24, HPV124 and HPV37), which is the expected signature of a collection route that crosses perianal skin rather than of papillomavirus carriage in the gut; the same pattern is seen independently in rectal-swab cohorts. Read that way the site is a useful control, since it shows the catalog recovering the genus of whatever epithelium the sampling route touches, and its novel-cluster fraction (9.6%) sits with skin’s (14.5%) rather than with the vaginal site’s (0.2%), as expected if its beta/gamma content is cutaneous in origin.</w:t>
             </w:r>
           </w:p>
-          <w:bookmarkEnd w:id="191"/>
+          <w:bookmarkEnd w:id="192"/>
         </w:tc>
       </w:tr>
     </w:tbl>
@@ -6975,7 +6994,7 @@
       <w:tr>
         <w:tc>
           <w:tcPr/>
-          <w:bookmarkStart w:id="195" w:name="suppfig-bayes"/>
+          <w:bookmarkStart w:id="196" w:name="suppfig-bayes"/>
           <w:p>
             <w:pPr>
               <w:pStyle w:val="Compact"/>
@@ -6986,18 +7005,18 @@
                 <wp:inline>
                   <wp:extent cx="5943600" cy="2905759"/>
                   <wp:effectExtent b="0" l="0" r="0" t="0"/>
-                  <wp:docPr descr="" title="" id="193" name="Picture"/>
+                  <wp:docPr descr="" title="" id="194" name="Picture"/>
                   <a:graphic>
                     <a:graphicData uri="http://schemas.openxmlformats.org/drawingml/2006/picture">
                       <pic:pic>
                         <pic:nvPicPr>
-                          <pic:cNvPr descr="figureS5.png" id="194" name="Picture"/>
+                          <pic:cNvPr descr="figureS5.png" id="195" name="Picture"/>
                           <pic:cNvPicPr>
                             <a:picLocks noChangeArrowheads="1" noChangeAspect="1"/>
                           </pic:cNvPicPr>
                         </pic:nvPicPr>
                         <pic:blipFill>
-                          <a:blip r:embed="rId192"/>
+                          <a:blip r:embed="rId193"/>
                           <a:stretch>
                             <a:fillRect/>
                           </a:stretch>
@@ -7075,7 +7094,7 @@
               <w:t xml:space="preserve">(3) row is the prior-sensitivity refit of the contrast immediately above it, reported in that table’s caption rather than as a row of its own, and it sits further from 1 rather than nearer, which is what makes the productive-controls gap a finding rather than an artifact of the Normal prior. The axis spans five orders of magnitude because that contrast genuinely does.</w:t>
             </w:r>
           </w:p>
-          <w:bookmarkEnd w:id="195"/>
+          <w:bookmarkEnd w:id="196"/>
         </w:tc>
       </w:tr>
     </w:tbl>
@@ -7100,7 +7119,7 @@
       <w:tr>
         <w:tc>
           <w:tcPr/>
-          <w:bookmarkStart w:id="196" w:name="supptbl-types"/>
+          <w:bookmarkStart w:id="197" w:name="supptbl-types"/>
           <w:tbl>
             <w:tblPr>
               <w:tblStyle w:val="Table"/>
@@ -9880,7 +9899,7 @@
               <w:t xml:space="preserve">, at the level of HPV genus.</w:t>
             </w:r>
           </w:p>
-          <w:bookmarkEnd w:id="196"/>
+          <w:bookmarkEnd w:id="197"/>
         </w:tc>
       </w:tr>
     </w:tbl>
@@ -9905,7 +9924,7 @@
       <w:tr>
         <w:tc>
           <w:tcPr/>
-          <w:bookmarkStart w:id="197" w:name="supptbl-productive"/>
+          <w:bookmarkStart w:id="198" w:name="supptbl-productive"/>
           <w:tbl>
             <w:tblPr>
               <w:tblStyle w:val="Table"/>
@@ -10592,7 +10611,7 @@
               <w:t xml:space="preserve">).</w:t>
             </w:r>
           </w:p>
-          <w:bookmarkEnd w:id="197"/>
+          <w:bookmarkEnd w:id="198"/>
         </w:tc>
       </w:tr>
     </w:tbl>
@@ -10617,7 +10636,7 @@
       <w:tr>
         <w:tc>
           <w:tcPr/>
-          <w:bookmarkStart w:id="198" w:name="supptbl-bayes"/>
+          <w:bookmarkStart w:id="199" w:name="supptbl-bayes"/>
           <w:tbl>
             <w:tblPr>
               <w:tblStyle w:val="Table"/>
@@ -11197,7 +11216,7 @@
               <w:t xml:space="preserve">(3) prior gives an even larger posterior OR, 14,515 [3,961, 77,562], confirming robustness). Sequencing depth is modeled per 10-fold (log₁₀) change in library size.</w:t>
             </w:r>
           </w:p>
-          <w:bookmarkEnd w:id="198"/>
+          <w:bookmarkEnd w:id="199"/>
         </w:tc>
       </w:tr>
     </w:tbl>
@@ -11222,7 +11241,7 @@
       <w:tr>
         <w:tc>
           <w:tcPr/>
-          <w:bookmarkStart w:id="199" w:name="supptbl-cin"/>
+          <w:bookmarkStart w:id="200" w:name="supptbl-cin"/>
           <w:tbl>
             <w:tblPr>
               <w:tblStyle w:val="Table"/>
@@ -11603,7 +11622,7 @@
               <w:t xml:space="preserve">= 0.0038). Retaining them is therefore the conservative analytical choice: the small floor-level excess of neoplasia over skin reported in the main text is an upper bound. Virus–host junction calling supports the same reading from an independent direction: the members of this set that carry enough viral reads to test are integration-positive, whereas the cutaneous-neoplasia libraries outside it are not. Integration is the expected state of mucosal HPV16 in carcinoma and is not a property of the cutaneous reservoir, so the assignment of these libraries to a mucosal origin rests on genome state as well as on type.</w:t>
             </w:r>
           </w:p>
-          <w:bookmarkEnd w:id="199"/>
+          <w:bookmarkEnd w:id="200"/>
         </w:tc>
       </w:tr>
     </w:tbl>
@@ -11628,7 +11647,7 @@
       <w:tr>
         <w:tc>
           <w:tcPr/>
-          <w:bookmarkStart w:id="200" w:name="supptbl-chem"/>
+          <w:bookmarkStart w:id="201" w:name="supptbl-chem"/>
           <w:tbl>
             <w:tblPr>
               <w:tblStyle w:val="Table"/>
@@ -12546,7 +12565,7 @@
               <w:t xml:space="preserve">= 7.2×10⁻¹²) and yields no above-floor library in either group.</w:t>
             </w:r>
           </w:p>
-          <w:bookmarkEnd w:id="200"/>
+          <w:bookmarkEnd w:id="201"/>
         </w:tc>
       </w:tr>
     </w:tbl>
@@ -12571,7 +12590,7 @@
       <w:tr>
         <w:tc>
           <w:tcPr/>
-          <w:bookmarkStart w:id="201" w:name="supptbl-trace"/>
+          <w:bookmarkStart w:id="202" w:name="supptbl-trace"/>
           <w:tbl>
             <w:tblPr>
               <w:tblStyle w:val="Table"/>
@@ -15276,7 +15295,7 @@
               <w:t xml:space="preserve">, from HPV type to HPV genus.</w:t>
             </w:r>
           </w:p>
-          <w:bookmarkEnd w:id="201"/>
+          <w:bookmarkEnd w:id="202"/>
         </w:tc>
       </w:tr>
     </w:tbl>
@@ -15301,7 +15320,7 @@
       <w:tr>
         <w:tc>
           <w:tcPr/>
-          <w:bookmarkStart w:id="202" w:name="supptbl-coinf"/>
+          <w:bookmarkStart w:id="203" w:name="supptbl-coinf"/>
           <w:tbl>
             <w:tblPr>
               <w:tblStyle w:val="Table"/>
@@ -16818,12 +16837,12 @@
               <w:t xml:space="preserve">, which retains only uniquely-mapped reads, since STAR assigns MAPQ ≤ 3 to any read placing equally well on two references, so cross-mapping between similar types cannot manufacture a co-infection call: each type in a row is supported by reads that map to it and to nothing else. Three cautions govern how far the table can be read. First, the rows are not independent observations: 13 of the 26 come from the paired studies SRP314958 (RNA-seq) and SRP314961 (MeRIP-seq), which are condyloma lesions from 5 donors (CA_1 to CA_5), each sequenced as an RNA-seq library plus a MeRIP input and IP fraction, so rows sharing a donor carry near-identical read profiles. Second, the secondary types often sit close to the threshold: across all non-dominant calls the median depth is 9.0× and 39% fall below 5×, so which type is called second can depend on the library fraction, and in donor CA_2 the RNA-seq and MeRIP input fractions call HPV6 + HPV11 while the IP fraction of the same specimen calls HPV6 + HPV42. Third, the deepest type in a co-infected library typically dominates its partner, by a median of 45-fold (interquartile range 14 to 2,175), so most rows describe one established infection alongside a minor second type rather than two comparable ones. Where both partners are unambiguous the pairings are biologically coherent: two carcinoma and actinic-keratosis libraries whose SRA records carry no tissue field (ERR2274877, ERR1971044) carry the beta-types HPV96 and HPV182 together at 98–99% breadth and 61–245× depth, and an EV biopsy (SRR21205038) carries the beta-types HPV20 and HPV9 at 18,558× and 736×; both are two full genomes in one library, not a genome plus a fragment. The most frequent pairing in the study is HPV11 with HPV42: 8 libraries carry both, against 14 with HPV11 alone and 1 with HPV42 alone. Requiring both partners to clear a stricter bar (breadth ≥ 0.70 and depth ≥ 5× for each) leaves 3 libraries from 1 of those donors (CA_1). Their dominance relation is asymmetric: HPV11 is the deeper type in all five condyloma lesions, exceeding HPV42 48- to 4,100-fold in the three with a strong HPV11 signal (CA_1, CA_4, CA_5) and 2- to 4-fold in the other two, so HPV42 is the minor partner throughout and clears the assignment threshold only where it happens to be abundant. Whether the pairing is a genuine dual infection or an artifact of that sensitivity limit cannot be settled from five donors of one study: it is a hypothesis the data motivate, not a result they support.</w:t>
             </w:r>
           </w:p>
-          <w:bookmarkEnd w:id="202"/>
+          <w:bookmarkEnd w:id="203"/>
         </w:tc>
       </w:tr>
     </w:tbl>
-    <w:bookmarkEnd w:id="203"/>
-    <w:bookmarkStart w:id="205" w:name="sec-s-crosstalk"/>
+    <w:bookmarkEnd w:id="204"/>
+    <w:bookmarkStart w:id="206" w:name="sec-s-crosstalk"/>
     <w:p>
       <w:pPr>
         <w:pStyle w:val="Heading2"/>
@@ -17053,7 +17072,7 @@
       <w:tr>
         <w:tc>
           <w:tcPr/>
-          <w:bookmarkStart w:id="204" w:name="supptbl-e2"/>
+          <w:bookmarkStart w:id="205" w:name="supptbl-e2"/>
           <w:tbl>
             <w:tblPr>
               <w:tblStyle w:val="Table"/>
@@ -17581,12 +17600,12 @@
               <w:t xml:space="preserve">against RefSeq papillomavirus open reading frames, and scored for whether E2 is present given that E1 is present. The comparison that matters is between the two right-hand columns and the two left-hand ones. Across all contigs, E2 recovery tracks assembly quality rather than biology: it is lowest in cervical CIN (79.3%) and cervical carcinoma (83.6%), which are also the arms with the shortest contigs, and highest in the vaginal and gut metagenomes, which assemble best. Once the question is restricted to near-complete contigs (≥7 kb), where E2 presence can actually be assessed, every category converges on 100%, and cervical carcinoma, in which integration and E2 disruption are the rule, returns 99.3% against 99.9% for skin. That convergence is not a biological result. An integrated genome cannot assemble across the virus-host junction, so conditioning on completeness selects episomal genomes in every category, and the statistic is structurally incapable of detecting the event it was built to detect. This table is reported because the inference is an inviting one to draw from a public contig catalog, and because it bounds what the DNA axis can contribute: presence of a papillomavirus in such a catalog is presence of a detectable L1, and carries no information about the state of the genome (Discussion).</w:t>
             </w:r>
           </w:p>
-          <w:bookmarkEnd w:id="204"/>
+          <w:bookmarkEnd w:id="205"/>
         </w:tc>
       </w:tr>
     </w:tbl>
-    <w:bookmarkEnd w:id="205"/>
     <w:bookmarkEnd w:id="206"/>
+    <w:bookmarkEnd w:id="207"/>
     <w:sectPr>
       <w:headerReference r:id="rId9" w:type="default"/>
       <w:pgSz w:h="15840" w:w="12240"/>

--- a/manuscript/manuscript_short.docx
+++ b/manuscript/manuscript_short.docx
@@ -955,7 +955,7 @@
               <w:t xml:space="preserve">2</w:t>
             </w:r>
             <w:r>
-              <w:t xml:space="preserve">((E1 + 0.5)/(E2 + 0.5)) for libraries with at least five combined reads; the dashed line is parity. In-vitro material sits far above parity and primary tissue at or below it, with the episomal HPV31-positive HaCaT derivative falling among primary tissue. (</w:t>
+              <w:t xml:space="preserve">((E1 + 0.5)/(E2 + 0.5)), for libraries with at least five combined reads; dashed line, parity. The episomal HPV31-positive HaCaT derivative falls among primary tissue. (</w:t>
             </w:r>
             <w:r>
               <w:rPr>
@@ -965,7 +965,7 @@
               <w:t xml:space="preserve">b</w:t>
             </w:r>
             <w:r>
-              <w:t xml:space="preserve">) Virus-host chimeric junctions, plotted as the fraction falling at a library’s most-supported coordinate pair against the raw junction count. Clustering separates the groups completely; raw counts do not, and run the other way. The dashed gray line is the 0.2 clustering threshold. (</w:t>
+              <w:t xml:space="preserve">) Virus-host chimeric junctions: the fraction at a library’s most-supported coordinate pair against the raw junction count; dashed gray line, the 0.2 clustering threshold. (</w:t>
             </w:r>
             <w:r>
               <w:rPr>
@@ -975,7 +975,7 @@
               <w:t xml:space="preserve">c</w:t>
             </w:r>
             <w:r>
-              <w:t xml:space="preserve">) The ratio rises monotonically with grade across a graded cervical series (SRP252916) of HPV16-positive normal epithelium, high-grade squamous intraepithelial lesion (HSIL) and carcinoma, sequenced under one protocol with no cell line in the series; open circles are libraries (</w:t>
+              <w:t xml:space="preserve">) E1:E2 ratio in a graded HPV16-positive cervical series (SRP252916) of normal epithelium, high-grade squamous intraepithelial lesion (HSIL) and carcinoma, sequenced under one protocol. Open circles, libraries (</w:t>
             </w:r>
             <w:r>
               <w:rPr>
@@ -988,17 +988,7 @@
               <w:t xml:space="preserve"> </w:t>
             </w:r>
             <w:r>
-              <w:t xml:space="preserve">= 3, 6 and 6 by grade; the series’ HPV-negative normal controls returned no HPV and are not plotted) and filled diamonds the arm medians, joined by a solid line, and the dashed line at zero is parity as in (</w:t>
-            </w:r>
-            <w:r>
-              <w:rPr>
-                <w:b/>
-                <w:bCs/>
-              </w:rPr>
-              <w:t xml:space="preserve">a</w:t>
-            </w:r>
-            <w:r>
-              <w:t xml:space="preserve">).</w:t>
+              <w:t xml:space="preserve">= 3, 6 and 6 by grade; the HPV-negative controls returned no HPV and are not plotted); filled diamonds, arm medians joined by a solid line; dashed line, parity.</w:t>
             </w:r>
           </w:p>
           <w:bookmarkEnd w:id="26"/>
@@ -1691,7 +1681,7 @@
               <w:pStyle w:val="ImageCaption"/>
             </w:pPr>
             <w:r>
-              <w:t xml:space="preserve">Figure 4: HPV genus prevalence by sample group. The assigned-type catalog, the detection-level trace catalog, and their union, collapsed from HPV type to genus, with a library contributing to at most one row. Each point is the percentage of that sample group’s libraries in which the genus was detected, as a Beta-Binomial posterior mean under a Beta(0.5, 0.5) prior, and the bar through it is the 95% credible interval; the number above each point is the count of libraries detected. Gray crosses mark a genus never detected in that group, drawn at the axis floor because the</w:t>
+              <w:t xml:space="preserve">Figure 4: HPV genus prevalence by sample group. Rows show the assigned-type catalog, the detection-level trace catalog and their union, collapsed from type to genus; a library contributes to at most one of the first two rows. Each point is the percentage of the group’s libraries carrying the genus (Beta-Binomial posterior mean, Beta(0.5, 0.5) prior), the bar its 95% credible interval, and the number above it the count of libraries. Gray crosses mark a genus never detected in that group, drawn at the floor of the log-scaled</w:t>
             </w:r>
             <w:r>
               <w:t xml:space="preserve"> </w:t>
@@ -1704,7 +1694,7 @@
               <w:t xml:space="preserve">y</w:t>
             </w:r>
             <w:r>
-              <w:t xml:space="preserve">-axis is log-scaled and its lowest tick, labeled 0, is a placeholder for zero. High-risk mucosal alpha types concentrate in cultured and engineered material, the cutaneous beta and gamma genera dominate healthy skin and EV, and productive controls carry the wart-associated alpha and mu types. The trace level is where the healthy-skin beta/gamma reservoir becomes visible, most of it falling below the criterion for a type assignment.</w:t>
+              <w:t xml:space="preserve">-axis, where the tick labeled 0 stands for zero.</w:t>
             </w:r>
           </w:p>
           <w:bookmarkEnd w:id="40"/>
@@ -1864,7 +1854,7 @@
               <w:t xml:space="preserve"> </w:t>
             </w:r>
             <w:r>
-              <w:t xml:space="preserve">by body site (Methods), restricted to skin; the body-site comparison that validates the read-out is</w:t>
+              <w:t xml:space="preserve">by body site, restricted to skin (Methods; body-site validation in</w:t>
             </w:r>
             <w:r>
               <w:t xml:space="preserve"> </w:t>
@@ -1878,7 +1868,7 @@
               </w:r>
             </w:hyperlink>
             <w:r>
-              <w:t xml:space="preserve">. (</w:t>
+              <w:t xml:space="preserve">). (</w:t>
             </w:r>
             <w:r>
               <w:rPr>
@@ -1888,7 +1878,7 @@
               <w:t xml:space="preserve">a</w:t>
             </w:r>
             <w:r>
-              <w:t xml:space="preserve">) The 14 commonest types in the skin reservoir, as a percentage of the 1,735 HPV-positive skin DNA libraries. HPV2 is the only alpha type among them. A co-infected library contributes to more than one genus, so this is composition, not prevalence. The two cells beside each bar are that type’s assigned and detection-level counts among the 7,800 unselected-skin RNA libraries here, shaded only where non-zero; the assigned column is empty throughout. (</w:t>
+              <w:t xml:space="preserve">) The 14 commonest types in the skin reservoir, as a percentage of the 1,735 HPV-positive skin DNA libraries (composition, not prevalence: a co-infected library counts under each type). Beside each bar are the type’s assigned and detection-level counts among the 7,800 unselected-skin RNA libraries, shaded where non-zero. (</w:t>
             </w:r>
             <w:r>
               <w:rPr>
@@ -1920,7 +1910,7 @@
               <w:t xml:space="preserve"> </w:t>
             </w:r>
             <w:r>
-              <w:t xml:space="preserve">+ 1), jittered. The shaded corner is abundant</w:t>
+              <w:t xml:space="preserve">+ 1), jittered. The shaded corner, abundant</w:t>
             </w:r>
             <w:r>
               <w:t xml:space="preserve"> </w:t>
@@ -1936,7 +1926,7 @@
               <w:t xml:space="preserve"> </w:t>
             </w:r>
             <w:r>
-              <w:t xml:space="preserve">productive, the conjunction the reservoir-to-disease inference assumes; HPV2 is its only occupant. The reservoir is present in DNA and near-absent from the assigned RNA catalog.</w:t>
+              <w:t xml:space="preserve">productive, is the conjunction the reservoir-to-disease inference assumes; HPV2 is its only occupant.</w:t>
             </w:r>
           </w:p>
           <w:bookmarkEnd w:id="45"/>

--- a/manuscript/manuscript_short.docx
+++ b/manuscript/manuscript_short.docx
@@ -178,7 +178,7 @@
         <w:t xml:space="preserve"> </w:t>
       </w:r>
       <w:r>
-        <w:t xml:space="preserve">model, beta-HPV works with ultraviolet radiation during early cancer development but becomes dispensable once the tumor forms</w:t>
+        <w:t xml:space="preserve">model, beta-HPV works with ultraviolet radiation, immunosuppression or chronic inflammation during early cancer development but becomes dispensable once the tumor forms</w:t>
       </w:r>
       <w:r>
         <w:t xml:space="preserve"> </w:t>
@@ -211,16 +211,16 @@
         <w:t xml:space="preserve"> </w:t>
       </w:r>
       <w:r>
-        <w:t xml:space="preserve">(Rehm et al. 2022)</w:t>
-      </w:r>
-      <w:r>
-        <w:t xml:space="preserve">. Under hit-and-run the decline is not predicted by dispensability itself, which is a claim about requirement rather than persistence, but follows from it: papillomavirus episomes are maintained only by active tethering to mitotic chromosomes, so a genome nothing selects for is diluted out of the expanding clone</w:t>
-      </w:r>
-      <w:r>
-        <w:t xml:space="preserve"> </w:t>
-      </w:r>
-      <w:r>
-        <w:t xml:space="preserve">(You et al. 2004)</w:t>
+        <w:t xml:space="preserve">(Rehm et al. 2022b)</w:t>
+      </w:r>
+      <w:r>
+        <w:t xml:space="preserve">. Two routes have been proposed for the loss itself: ultraviolet-driven host mutations, for example in p53 or NOTCH, may make the viral oncogenes redundant so that the genome is no longer selected for, and genomic instability under ultraviolet exposure may impair episome replication and segregation between daughter cells</w:t>
+      </w:r>
+      <w:r>
+        <w:t xml:space="preserve"> </w:t>
+      </w:r>
+      <w:r>
+        <w:t xml:space="preserve">(Bruyere et al. 2026)</w:t>
       </w:r>
       <w:r>
         <w:t xml:space="preserve">. Ultimately, all three models predict declining viral activity from healthy skin to carcinoma, which is why measuring that decline more precisely cannot separate them.</w:t>
@@ -821,7 +821,16 @@
         <w:pStyle w:val="BodyText"/>
       </w:pPr>
       <w:r>
-        <w:t xml:space="preserve">The transcripts carry an independent signature of that artifact. E1 and E2 lie on the same early message, so their counts should track unless integration disrupts E2; cell lines show a median E1:E2 ratio of 129 against 0.27 in productive controls and 0.49 in skin, separating cultured from productive primary infection almost completely (AUC 0.97;</w:t>
+        <w:t xml:space="preserve">Viral transcription gives an independent check on that artifact. E1 is thought to be encoded only on polycistronic early mRNAs that also encode E2</w:t>
+      </w:r>
+      <w:r>
+        <w:t xml:space="preserve"> </w:t>
+      </w:r>
+      <w:r>
+        <w:t xml:space="preserve">(Rehm et al. 2022a; Sankovski et al. 2014)</w:t>
+      </w:r>
+      <w:r>
+        <w:t xml:space="preserve">, so their counts should track one another unless integration disrupts E2. Cell lines carry integrated HPV DNA and show a median E1:E2 ratio of 129 against 0.27 in productive controls and 0.49 in skin, separating cultured from productive primary infection almost completely (AUC 0.97;</w:t>
       </w:r>
       <w:r>
         <w:t xml:space="preserve"> </w:t>
@@ -835,7 +844,7 @@
         </w:r>
       </w:hyperlink>
       <w:r>
-        <w:t xml:space="preserve">). Virus-host junction calling confirms it, provided junctions are scored as clustering rather than raw count. The ratio also rises monotonically with grade in an independent HPV16-positive cervical series: the median ratio runs from 0.36 in normal epithelium through 0.78 in high-grade lesion to 2.77 in carcinoma, a 7.7-fold rise (</w:t>
+        <w:t xml:space="preserve">). Virus-host junction calling confirms it, provided junctions are scored as clustering rather than raw count: raw counts scale with viral load (the two EV libraries have over 12,000 chimeric reads each, spread across about 9,000 sites), whereas integration appears as junctions clustering at a single site. As an independent test of the marker in primary tissue of known progression, we scored a graded HPV16-positive cervical series, where the ratio rises with each grade: the median ratio runs from 0.36 in normal epithelium through 0.78 in high-grade lesion to 2.77 in carcinoma, a 7.7-fold rise (</w:t>
       </w:r>
       <w:hyperlink w:anchor="fig-integration">
         <w:r>
@@ -936,7 +945,7 @@
               <w:pStyle w:val="ImageCaption"/>
             </w:pPr>
             <w:r>
-              <w:t xml:space="preserve">Figure 1: Integration read from viral transcription. (</w:t>
+              <w:t xml:space="preserve">Figure 1: Viral genome state assessed by transcript analysis. (</w:t>
             </w:r>
             <w:r>
               <w:rPr>
@@ -1213,7 +1222,7 @@
         <w:pStyle w:val="BodyText"/>
       </w:pPr>
       <w:r>
-        <w:t xml:space="preserve">Nor is it library chemistry, the other bound on viral recovery. Chemistry was resolved for 6,736 libraries (62.2%) from SRA metadata and construction-protocol text, and its imbalance runs against the negative result: neoplasia is rRNA-depleted in 22.9% of libraries against 7.2% of unselected skin (</w:t>
+        <w:t xml:space="preserve">Library chemistry also limits viral recovery, and it too fails to explain the gap. Chemistry was resolved for 6,736 libraries (62.2%) from SRA metadata and construction-protocol text, and its imbalance runs against the negative result: neoplasia is rRNA-depleted in 22.9% of libraries against 7.2% of unselected skin (</w:t>
       </w:r>
       <w:hyperlink w:anchor="supptbl-chem">
         <w:r>
@@ -1302,7 +1311,7 @@
         <w:pStyle w:val="BodyText"/>
       </w:pPr>
       <w:r>
-        <w:t xml:space="preserve">The transcript program makes the distinction visible (</w:t>
+        <w:t xml:space="preserve">The transcription program makes the distinction visible (</w:t>
       </w:r>
       <w:hyperlink w:anchor="fig-orf">
         <w:r>
@@ -1313,7 +1322,7 @@
         </w:r>
       </w:hyperlink>
       <w:r>
-        <w:t xml:space="preserve">). Productive groups run the complete viral program, capsid genes included (L1 in 90% of productive controls, 95.5% of EV;</w:t>
+        <w:t xml:space="preserve">). Productive groups run the complete viral program, including the late mRNAs that encode the capsid proteins (L1 in 90% of productive controls, 95.5% of EV;</w:t>
       </w:r>
       <w:r>
         <w:t xml:space="preserve"> </w:t>
@@ -1433,7 +1442,7 @@
               <w:pStyle w:val="ImageCaption"/>
             </w:pPr>
             <w:r>
-              <w:t xml:space="preserve">Figure 3: The viral transcriptional program by sample group. All panels are conditional on HPV positivity and successful typing, so none is a prevalence statement; group</w:t>
+              <w:t xml:space="preserve">Figure 3: The viral transcription program by sample group. All panels are conditional on HPV positivity and successful typing, so none is a prevalence statement; group</w:t>
             </w:r>
             <w:r>
               <w:t xml:space="preserve"> </w:t>
@@ -1716,7 +1725,7 @@
         <w:pStyle w:val="FirstParagraph"/>
       </w:pPr>
       <w:r>
-        <w:t xml:space="preserve">Silence is only informative against a reservoir known to exist, so we re-tabulated a petabase-scale papillomavirus catalog of public metagenome assemblies</w:t>
+        <w:t xml:space="preserve">Transcriptional silence of HPV genomes is only informative against a reservoir known to exist, so we re-tabulated a petabase-scale papillomavirus catalog of public metagenome assemblies</w:t>
       </w:r>
       <w:r>
         <w:t xml:space="preserve"> </w:t>
@@ -1842,7 +1851,7 @@
               <w:pStyle w:val="ImageCaption"/>
             </w:pPr>
             <w:r>
-              <w:t xml:space="preserve">Figure 5: The skin HPV DNA reservoir against its transcriptional silence. Re-tabulation of a Logan-wide papillomavirus catalog</w:t>
+              <w:t xml:space="preserve">Figure 5: Most of the skin HPV DNA reservoir is transcriptionally silent. Re-tabulation of a Logan-wide papillomavirus catalog</w:t>
             </w:r>
             <w:r>
               <w:t xml:space="preserve"> </w:t>
@@ -1854,7 +1863,7 @@
               <w:t xml:space="preserve"> </w:t>
             </w:r>
             <w:r>
-              <w:t xml:space="preserve">by body site, restricted to skin (Methods; body-site validation in</w:t>
+              <w:t xml:space="preserve">by body site, restricted to skin (Methods; validation in</w:t>
             </w:r>
             <w:r>
               <w:t xml:space="preserve"> </w:t>
@@ -1926,7 +1935,7 @@
               <w:t xml:space="preserve"> </w:t>
             </w:r>
             <w:r>
-              <w:t xml:space="preserve">productive, is the conjunction the reservoir-to-disease inference assumes; HPV2 is its only occupant.</w:t>
+              <w:t xml:space="preserve">productive, is what the reservoir-to-disease inference assumes; HPV2 is its only occupant.</w:t>
             </w:r>
           </w:p>
           <w:bookmarkEnd w:id="45"/>
@@ -1957,7 +1966,7 @@
         <w:pStyle w:val="BodyText"/>
       </w:pPr>
       <w:r>
-        <w:t xml:space="preserve">Against the prior RNA-seq and in situ reports of silence in cutaneous carcinoma (Introduction), our study adds rigorous controls, a clear denominator, and a defined metric. While past work evaluated 11 to 345 specimens, we jointly analyze 406 cSCC/AK libraries and 7,800 unselected-skin libraries in one pipeline. This turns an absence report into a case-control comparison with an effect size. We score productive replication, not just presence, against a baseline of confirmed productive lesions: the same instrument that finds no productive infection in cSCC/AK reports 93.2% productivity in warts.</w:t>
+        <w:t xml:space="preserve">Against the prior RNA-seq and in situ reports of silence in cutaneous carcinoma (Introduction), our study adds rigorous controls, a clear denominator, and a defined metric. We jointly analyze 406 cSCC/AK libraries and 7,800 unselected-skin libraries in one pipeline. We score productive replication, not just presence, against a baseline of confirmed productive lesions: the same instrument that finds no productive infection in cSCC/AK reports 93.2% productivity in warts.</w:t>
       </w:r>
     </w:p>
     <w:p>
@@ -1965,13 +1974,22 @@
         <w:pStyle w:val="BodyText"/>
       </w:pPr>
       <w:r>
-        <w:t xml:space="preserve">This result does not settle the mechanism, because all three models predict a declining viral signal along the progression axis. The hit-and-run model works because a genome that nothing selects for is lost from the expanding clone, dispensability being what permits that loss rather than what causes it</w:t>
-      </w:r>
-      <w:r>
-        <w:t xml:space="preserve"> </w:t>
-      </w:r>
-      <w:r>
-        <w:t xml:space="preserve">(You et al. 2004)</w:t>
+        <w:t xml:space="preserve">This result does not settle the mechanism, because all three models predict a declining viral signal along the progression axis. The hit-and-run model works because ultraviolet-induced host mutations can make E6 and E7 dispensable once a tumor is established</w:t>
+      </w:r>
+      <w:r>
+        <w:t xml:space="preserve"> </w:t>
+      </w:r>
+      <w:r>
+        <w:t xml:space="preserve">(Dorfer et al. 2021; Viarisio et al. 2018)</w:t>
+      </w:r>
+      <w:r>
+        <w:t xml:space="preserve">, after which a genome nothing selects for may be lost from the expanding clone; impaired episome replication and segregation under ultraviolet exposure is a proposed additional route</w:t>
+      </w:r>
+      <w:r>
+        <w:t xml:space="preserve"> </w:t>
+      </w:r>
+      <w:r>
+        <w:t xml:space="preserve">(Bruyere et al. 2026)</w:t>
       </w:r>
       <w:r>
         <w:t xml:space="preserve">. Protective immunity works because virus-positive cells face negative selection</w:t>
@@ -1989,7 +2007,7 @@
         <w:t xml:space="preserve"> </w:t>
       </w:r>
       <w:r>
-        <w:t xml:space="preserve">(Rehm et al. 2022)</w:t>
+        <w:t xml:space="preserve">(Rehm et al. 2022b)</w:t>
       </w:r>
       <w:r>
         <w:t xml:space="preserve">. A fourth consideration is not a model but a property of the readout: late transcription requires terminal differentiation</w:t>
@@ -2012,7 +2030,7 @@
         </w:r>
       </w:hyperlink>
       <w:r>
-        <w:t xml:space="preserve">). Our data measure this exact axis and cannot separate the three models. Nor does absent transcription imply clearance: episomal genomes may persist silently, or with intermittent activity, below the detection limit of bulk RNA sequencing. Likewise, absent productive transcription in established lesions does not exclude a transient viral contribution earlier in carcinogenesis.</w:t>
+        <w:t xml:space="preserve">). Our data measure this exact axis and cannot separate the three models. Nor does absent transcription imply clearance: episomal genomes may persist silently, or with intermittent activity, below the detection limit of bulk RNA sequencing. Absent productive transcription in established lesions does not exclude a transient viral contribution earlier in carcinogenesis.</w:t>
       </w:r>
     </w:p>
     <w:p>
@@ -2041,16 +2059,7 @@
         <w:t xml:space="preserve">(Purdie et al. 2005)</w:t>
       </w:r>
       <w:r>
-        <w:t xml:space="preserve">. The same logic applies to the HPV8-driven expansion of Lrig1⁺ follicular stem cells in actinic keratosis</w:t>
-      </w:r>
-      <w:r>
-        <w:t xml:space="preserve"> </w:t>
-      </w:r>
-      <w:r>
-        <w:t xml:space="preserve">(Morgan et al. 2024)</w:t>
-      </w:r>
-      <w:r>
-        <w:t xml:space="preserve">. We nevertheless agree on viral presence: we recovered trace HPV from 62.5% of AK libraries. HPV8 itself, however, was absent at any level from all 10,834 analyzed RNA libraries. That absence argues against persistent productive HPV8 transcription in established lesions while remaining compatible with transient, focal or latent activity. An E6-driven stem cell mechanism requires oncogene function, not capsid production, which matches our non-productive footprint. The nine-valent vaccine reduced the burden of actinic keratosis in a randomized trial</w:t>
+        <w:t xml:space="preserve">. We nevertheless agree on viral presence: we recovered trace HPV from 62.5% of AK libraries. HPV8 itself, however, was absent at any level from all 10,834 analyzed RNA libraries. That absence argues against persistent productive HPV8 transcription in established lesions while remaining compatible with transient, focal or latent activity. The nine-valent vaccine reduced the burden of actinic keratosis in a randomized trial</w:t>
       </w:r>
       <w:r>
         <w:t xml:space="preserve"> </w:t>
@@ -2067,7 +2076,7 @@
         <w:pStyle w:val="BodyText"/>
       </w:pPr>
       <w:r>
-        <w:t xml:space="preserve">The rare productive infections we do find are beta-HPV, which constrains how the trace result should be read. Outside warts and EV, three primary-skin lesions carry unambiguous productive infection: an HPV12-productive cSCC, and two actinic-keratosis/cSCC libraries co-infected with HPV96 and HPV182 at near-complete genome coverage and high depth. These are Betapapillomavirus 1, 5 and 2 respectively, so the genus running a complete productive program in these lesions is the same genus the cofactor debate concerns. Productive beta-HPV infection of primary skin is therefore possible and simply rare. The silence we report in cutaneous neoplasia is thus not a ceiling on what beta-HPV can do in skin. No productive HPV12, HPV96 or HPV182 has to our knowledge been described from public RNA-seq of primary skin.</w:t>
+        <w:t xml:space="preserve">The rare productive infections we do find are beta-HPV, which constrains how the trace result should be read. Outside warts and EV, three primary-skin lesions carry unambiguous productive infection: an HPV12-productive cSCC, and two actinic-keratosis/cSCC libraries co-infected with HPV96 and HPV182 at near-complete genome coverage and high depth. HPV12, HPV96 and HPV182 belong to the beta-HPV species Betapapillomavirus 1, 5 and 2, respectively, so the genus running a complete productive program in these lesions is the same genus the cofactor debate concerns. Productive beta-HPV infection of primary skin is therefore possible and simply rare. The silence we report in cutaneous neoplasia is thus not a ceiling on what beta-HPV can do in skin. No productive HPV12, HPV96 or HPV182 has to our knowledge been described from public RNA-seq of primary skin.</w:t>
       </w:r>
     </w:p>
     <w:p>
@@ -2093,7 +2102,7 @@
         <w:t xml:space="preserve">(Rollison et al. 2019a)</w:t>
       </w:r>
       <w:r>
-        <w:t xml:space="preserve">, while RNA-seq uses deep biopsies that miss surface and hair follicle layers. Third, screening panels miss 229 skin types that lack reference genomes</w:t>
+        <w:t xml:space="preserve">, while RNA-seq uses deep biopsies that miss surface and hair follicle layers. Third, screening panels miss 229 skin types lacking reference genomes</w:t>
       </w:r>
       <w:r>
         <w:t xml:space="preserve"> </w:t>
@@ -2102,7 +2111,7 @@
         <w:t xml:space="preserve">(Bzhalava et al. 2014)</w:t>
       </w:r>
       <w:r>
-        <w:t xml:space="preserve">. Ultimately, our figure reflects the actively transcribed portion of a widespread reservoir. DNA data confirms that the general reservoir differs from tumor-driving viruses: fewer than 5% of skin types match later cSCC</w:t>
+        <w:t xml:space="preserve">. DNA data confirm that the general reservoir differs from tumor-driving viruses: fewer than 5% of skin types match later cSCC</w:t>
       </w:r>
       <w:r>
         <w:t xml:space="preserve"> </w:t>
@@ -2146,7 +2155,7 @@
         <w:t xml:space="preserve">(Selitsky et al. 2020)</w:t>
       </w:r>
       <w:r>
-        <w:t xml:space="preserve">. Furthermore, over 65% of viral sequences from 712 libraries group with reagents or protocols instead of actual specimens</w:t>
+        <w:t xml:space="preserve">. Over 65% of viral sequences from 712 libraries group with reagents or protocols instead of actual specimens</w:t>
       </w:r>
       <w:r>
         <w:t xml:space="preserve"> </w:t>
@@ -2164,7 +2173,7 @@
         <w:t xml:space="preserve">(Gihawi et al. 2023)</w:t>
       </w:r>
       <w:r>
-        <w:t xml:space="preserve">. While our safeguards are not individually new</w:t>
+        <w:t xml:space="preserve">. Our safeguards are not individually new</w:t>
       </w:r>
       <w:r>
         <w:t xml:space="preserve"> </w:t>
@@ -2173,7 +2182,7 @@
         <w:t xml:space="preserve">(Cantalupo and Pipas 2019)</w:t>
       </w:r>
       <w:r>
-        <w:t xml:space="preserve">, our contribution lies in operationalizing them by quantifying the size of each artifact rather than merely asserting it.</w:t>
+        <w:t xml:space="preserve">; our contribution is quantifying the size of each artifact rather than merely asserting it.</w:t>
       </w:r>
     </w:p>
     <w:p>
@@ -2181,7 +2190,7 @@
         <w:pStyle w:val="BodyText"/>
       </w:pPr>
       <w:r>
-        <w:t xml:space="preserve">While petabase-scale surveys are now the standard method for establishing viral presence across body sites, a presence catalog cannot measure biological activity. Because these surveys rely on sequence assembly, integrated genomes fail to assemble across the virus-host junction. Consequently, the viral genome state must be inferred from individual reads or transcription rather than catalog membership alone. For example, conditioning data on near-complete L1-anchored contigs yields an intact E2 gene in 99.3% of cervical carcinoma contigs compared to 99.9% in skin (</w:t>
+        <w:t xml:space="preserve">Petabase-scale surveys are now the standard method for establishing viral presence across body sites, but a presence catalog cannot measure biological activity. Because these surveys rely on sequence assembly, integrated genomes fail to assemble across the virus-host junction. The viral genome state must be inferred from individual reads or transcription rather than catalog membership alone. For example, conditioning data on near-complete L1-anchored contigs yields an intact E2 gene in 99.3% of cervical carcinoma contigs compared to 99.9% in skin (</w:t>
       </w:r>
       <w:hyperlink w:anchor="supptbl-e2">
         <w:r>
@@ -2192,7 +2201,7 @@
         </w:r>
       </w:hyperlink>
       <w:r>
-        <w:t xml:space="preserve">). This finding approaches a tautology, as the completeness criterion itself inherently selects for episomal genomes in both tissues.</w:t>
+        <w:t xml:space="preserve">). This approaches a tautology, as the completeness criterion itself selects for episomal genomes in both tissues.</w:t>
       </w:r>
     </w:p>
     <w:p>
@@ -2200,7 +2209,7 @@
         <w:pStyle w:val="BodyText"/>
       </w:pPr>
       <w:r>
-        <w:t xml:space="preserve">Several limitations affect these findings, starting with the non-random nature of archival sampling, which makes the absolute healthy-skin rate an estimate. Furthermore, sequencing chemistry could only be resolved for 62.2% of libraries, while input amount, RNA integrity, and fragment selection are entirely unrecoverable from the archived metadata. Because a biopsy average dilutes focal transcription (above), our productivity estimates are a conservative lower bound. Finally, because tissue and diagnosis labels are programmatic and imperfect, viral typing is constrained by the reference panel, and the data are cross-sectional, these results describe productive-status phenomenology rather than prove a definitive mechanism.</w:t>
+        <w:t xml:space="preserve">Several limitations affect these findings, starting with the non-random nature of archival sampling, which makes the absolute healthy-skin rate an estimate. Sequencing chemistry could only be resolved for 62.2% of libraries, while input amount, RNA integrity, and fragment selection are entirely unrecoverable from the archived metadata. Because biopsy averaging dilutes focal transcription, our productivity estimates are a conservative lower bound. Finally, because tissue and diagnosis labels are programmatic and imperfect, viral typing is constrained by the reference panel, and the data are cross-sectional, these results describe productive-status phenomenology rather than prove a definitive mechanism.</w:t>
       </w:r>
     </w:p>
     <w:p>
@@ -2208,7 +2217,7 @@
         <w:pStyle w:val="BodyText"/>
       </w:pPr>
       <w:r>
-        <w:t xml:space="preserve">Ultimately, cutaneous HPV is productive in warts and epidermodysplasia verruciformis, but leaves only a trace, non-productive footprint in cutaneous squamous neoplasia, regardless of sequencing depth or library chemistry. This distinct phenotype forms the fundamental baseline that any current theory of beta-HPV in skin cancer must address. Because all major hypotheses predict this outcome, more precise measurement of viral activity will not separate them. That requires study designs that break the shared prediction. Crucial approaches include matched DNA and RNA profiling across the precursor-to-carcinoma transition, precise spatial resolution of residual viral particles relative to mutant clones and infiltrating T cells, and ongoing interventional studies. While single-cell resolution has already been demonstrated in cutaneous lesions</w:t>
+        <w:t xml:space="preserve">Ultimately, cutaneous HPV is productive in warts and epidermodysplasia verruciformis, but leaves only a trace, non-productive footprint in cutaneous squamous neoplasia, regardless of sequencing depth or library chemistry. This phenotype is the baseline any theory of beta-HPV in skin cancer must address. Because all major hypotheses predict this outcome, more precise measurement of viral activity will not separate them. That requires study designs that break the shared prediction. Crucial approaches include matched DNA and RNA profiling across the precursor-to-carcinoma transition, precise spatial resolution of residual viral particles relative to mutant clones and infiltrating T cells, and ongoing interventional studies. While single-cell resolution has already been demonstrated in cutaneous lesions</w:t>
       </w:r>
       <w:r>
         <w:t xml:space="preserve"> </w:t>
@@ -2653,7 +2662,7 @@
       </w:r>
     </w:p>
     <w:bookmarkEnd w:id="61"/>
-    <w:bookmarkStart w:id="161" w:name="references"/>
+    <w:bookmarkStart w:id="163" w:name="references"/>
     <w:p>
       <w:pPr>
         <w:pStyle w:val="Heading2"/>
@@ -2662,7 +2671,7 @@
         <w:t xml:space="preserve">References</w:t>
       </w:r>
     </w:p>
-    <w:bookmarkStart w:id="160" w:name="refs"/>
+    <w:bookmarkStart w:id="162" w:name="refs"/>
     <w:bookmarkStart w:id="63" w:name="ref-adey2013"/>
     <w:p>
       <w:pPr>
@@ -2855,18 +2864,42 @@
       </w:r>
     </w:p>
     <w:bookmarkEnd w:id="73"/>
-    <w:bookmarkStart w:id="75" w:name="ref-bzhalava2014"/>
+    <w:bookmarkStart w:id="75" w:name="ref-bruyere2026"/>
     <w:p>
       <w:pPr>
         <w:pStyle w:val="Bibliography"/>
       </w:pPr>
       <w:r>
+        <w:t xml:space="preserve">Bruyere D, Delahaye T, Nikkels A, Herfs M.</w:t>
+      </w:r>
+      <w:r>
+        <w:t xml:space="preserve"> </w:t>
+      </w:r>
+      <w:hyperlink r:id="rId74">
+        <w:r>
+          <w:rPr>
+            <w:rStyle w:val="Hyperlink"/>
+          </w:rPr>
+          <w:t xml:space="preserve">Pathophysiology of cutaneous commensal human papillomaviruses</w:t>
+        </w:r>
+      </w:hyperlink>
+      <w:r>
+        <w:t xml:space="preserve">. Journal of Investigative Dermatology. 2026;146(7):1770–86</w:t>
+      </w:r>
+    </w:p>
+    <w:bookmarkEnd w:id="75"/>
+    <w:bookmarkStart w:id="77" w:name="ref-bzhalava2014"/>
+    <w:p>
+      <w:pPr>
+        <w:pStyle w:val="Bibliography"/>
+      </w:pPr>
+      <w:r>
         <w:t xml:space="preserve">Bzhalava D, Arroyo Mühr LS, Lagheden C, Ekström J, Forslund O, Dillner J, et al.</w:t>
       </w:r>
       <w:r>
         <w:t xml:space="preserve"> </w:t>
       </w:r>
-      <w:hyperlink r:id="rId74">
+      <w:hyperlink r:id="rId76">
         <w:r>
           <w:rPr>
             <w:rStyle w:val="Hyperlink"/>
@@ -2878,8 +2911,8 @@
         <w:t xml:space="preserve">. Scientific Reports. 2014;4:5807</w:t>
       </w:r>
     </w:p>
-    <w:bookmarkEnd w:id="75"/>
-    <w:bookmarkStart w:id="77" w:name="ref-cantalupo2015"/>
+    <w:bookmarkEnd w:id="77"/>
+    <w:bookmarkStart w:id="79" w:name="ref-cantalupo2015"/>
     <w:p>
       <w:pPr>
         <w:pStyle w:val="Bibliography"/>
@@ -2890,7 +2923,7 @@
       <w:r>
         <w:t xml:space="preserve"> </w:t>
       </w:r>
-      <w:hyperlink r:id="rId76">
+      <w:hyperlink r:id="rId78">
         <w:r>
           <w:rPr>
             <w:rStyle w:val="Hyperlink"/>
@@ -2938,8 +2971,8 @@
         <w:t xml:space="preserve">. Journal of Virology. 2015;89(8):4051–7</w:t>
       </w:r>
     </w:p>
-    <w:bookmarkEnd w:id="77"/>
-    <w:bookmarkStart w:id="79" w:name="ref-cantalupo2019"/>
+    <w:bookmarkEnd w:id="79"/>
+    <w:bookmarkStart w:id="81" w:name="ref-cantalupo2019"/>
     <w:p>
       <w:pPr>
         <w:pStyle w:val="Bibliography"/>
@@ -2950,7 +2983,7 @@
       <w:r>
         <w:t xml:space="preserve"> </w:t>
       </w:r>
-      <w:hyperlink r:id="rId78">
+      <w:hyperlink r:id="rId80">
         <w:r>
           <w:rPr>
             <w:rStyle w:val="Hyperlink"/>
@@ -2986,8 +3019,8 @@
         <w:t xml:space="preserve">. Current Opinion in Virology. 2019;39:41–8</w:t>
       </w:r>
     </w:p>
-    <w:bookmarkEnd w:id="79"/>
-    <w:bookmarkStart w:id="81" w:name="ref-chen2018"/>
+    <w:bookmarkEnd w:id="81"/>
+    <w:bookmarkStart w:id="83" w:name="ref-chen2018"/>
     <w:p>
       <w:pPr>
         <w:pStyle w:val="Bibliography"/>
@@ -2998,7 +3031,7 @@
       <w:r>
         <w:t xml:space="preserve"> </w:t>
       </w:r>
-      <w:hyperlink r:id="rId80">
+      <w:hyperlink r:id="rId82">
         <w:r>
           <w:rPr>
             <w:rStyle w:val="Hyperlink"/>
@@ -3034,8 +3067,8 @@
         <w:t xml:space="preserve">. Bioinformatics. 2018;34(17):i884–90</w:t>
       </w:r>
     </w:p>
-    <w:bookmarkEnd w:id="81"/>
-    <w:bookmarkStart w:id="83" w:name="ref-chikhi2024"/>
+    <w:bookmarkEnd w:id="83"/>
+    <w:bookmarkStart w:id="85" w:name="ref-chikhi2024"/>
     <w:p>
       <w:pPr>
         <w:pStyle w:val="Bibliography"/>
@@ -3046,7 +3079,7 @@
       <w:r>
         <w:t xml:space="preserve"> </w:t>
       </w:r>
-      <w:hyperlink r:id="rId82">
+      <w:hyperlink r:id="rId84">
         <w:r>
           <w:rPr>
             <w:rStyle w:val="Hyperlink"/>
@@ -3058,8 +3091,8 @@
         <w:t xml:space="preserve">. bioRxiv. 2024;</w:t>
       </w:r>
     </w:p>
-    <w:bookmarkEnd w:id="83"/>
-    <w:bookmarkStart w:id="85" w:name="ref-danecek2021"/>
+    <w:bookmarkEnd w:id="85"/>
+    <w:bookmarkStart w:id="87" w:name="ref-danecek2021"/>
     <w:p>
       <w:pPr>
         <w:pStyle w:val="Bibliography"/>
@@ -3070,7 +3103,7 @@
       <w:r>
         <w:t xml:space="preserve"> </w:t>
       </w:r>
-      <w:hyperlink r:id="rId84">
+      <w:hyperlink r:id="rId86">
         <w:r>
           <w:rPr>
             <w:rStyle w:val="Hyperlink"/>
@@ -3118,8 +3151,8 @@
         <w:t xml:space="preserve">. GigaScience. 2021;10(2):giab008</w:t>
       </w:r>
     </w:p>
-    <w:bookmarkEnd w:id="85"/>
-    <w:bookmarkStart w:id="87" w:name="ref-devitt2019"/>
+    <w:bookmarkEnd w:id="87"/>
+    <w:bookmarkStart w:id="89" w:name="ref-devitt2019"/>
     <w:p>
       <w:pPr>
         <w:pStyle w:val="Bibliography"/>
@@ -3130,7 +3163,7 @@
       <w:r>
         <w:t xml:space="preserve"> </w:t>
       </w:r>
-      <w:hyperlink r:id="rId86">
+      <w:hyperlink r:id="rId88">
         <w:r>
           <w:rPr>
             <w:rStyle w:val="Hyperlink"/>
@@ -3190,8 +3223,8 @@
         <w:t xml:space="preserve">. Virology. 2019;537:14–9</w:t>
       </w:r>
     </w:p>
-    <w:bookmarkEnd w:id="87"/>
-    <w:bookmarkStart w:id="89" w:name="ref-ditommaso2017"/>
+    <w:bookmarkEnd w:id="89"/>
+    <w:bookmarkStart w:id="91" w:name="ref-ditommaso2017"/>
     <w:p>
       <w:pPr>
         <w:pStyle w:val="Bibliography"/>
@@ -3202,7 +3235,7 @@
       <w:r>
         <w:t xml:space="preserve"> </w:t>
       </w:r>
-      <w:hyperlink r:id="rId88">
+      <w:hyperlink r:id="rId90">
         <w:r>
           <w:rPr>
             <w:rStyle w:val="Hyperlink"/>
@@ -3214,8 +3247,8 @@
         <w:t xml:space="preserve">. Nature Biotechnology. 2017;35(4):316–9</w:t>
       </w:r>
     </w:p>
-    <w:bookmarkEnd w:id="89"/>
-    <w:bookmarkStart w:id="91" w:name="ref-dobin2013"/>
+    <w:bookmarkEnd w:id="91"/>
+    <w:bookmarkStart w:id="93" w:name="ref-dobin2013"/>
     <w:p>
       <w:pPr>
         <w:pStyle w:val="Bibliography"/>
@@ -3226,7 +3259,7 @@
       <w:r>
         <w:t xml:space="preserve"> </w:t>
       </w:r>
-      <w:hyperlink r:id="rId90">
+      <w:hyperlink r:id="rId92">
         <w:r>
           <w:rPr>
             <w:rStyle w:val="Hyperlink"/>
@@ -3268,61 +3301,61 @@
         <w:t xml:space="preserve">. Bioinformatics. 2013;29(1):15–21</w:t>
       </w:r>
     </w:p>
-    <w:bookmarkEnd w:id="91"/>
-    <w:bookmarkStart w:id="92" w:name="ref-doorbar2023"/>
+    <w:bookmarkEnd w:id="93"/>
+    <w:bookmarkStart w:id="94" w:name="ref-doorbar2023"/>
     <w:p>
       <w:pPr>
         <w:pStyle w:val="Bibliography"/>
       </w:pPr>
       <w:r>
         <w:t xml:space="preserve">Doorbar J. The human papillomavirus twilight zone: Latency, immune control and subclinical infection. Tumour Virus Research. 2023;16:200268</w:t>
-      </w:r>
-    </w:p>
-    <w:bookmarkEnd w:id="92"/>
-    <w:bookmarkStart w:id="93" w:name="ref-doorbar2012"/>
-    <w:p>
-      <w:pPr>
-        <w:pStyle w:val="Bibliography"/>
-      </w:pPr>
-      <w:r>
-        <w:t xml:space="preserve">Doorbar J, Quint W, Banks L, Bravo IG, Stoler M, Broker TR, et al. The biology and life-cycle of human papillomaviruses. Vaccine. 2012;30(Suppl 5):F55–70</w:t>
-      </w:r>
-    </w:p>
-    <w:bookmarkEnd w:id="93"/>
-    <w:bookmarkStart w:id="94" w:name="ref-dorfer2021"/>
-    <w:p>
-      <w:pPr>
-        <w:pStyle w:val="Bibliography"/>
-      </w:pPr>
-      <w:r>
-        <w:t xml:space="preserve">Dorfer S, Strasser K, Schröckenfuchs G, Bonelli M, Bauer W, Kittler H, et al.</w:t>
-      </w:r>
-      <w:r>
-        <w:t xml:space="preserve"> </w:t>
-      </w:r>
-      <w:r>
-        <w:t xml:space="preserve">MmuPV1</w:t>
-      </w:r>
-      <w:r>
-        <w:t xml:space="preserve"> </w:t>
-      </w:r>
-      <w:r>
-        <w:t xml:space="preserve">is a key driver of skin cancer development upon immunosuppression. American Journal of Transplantation. 2021;21(2):525–39</w:t>
       </w:r>
     </w:p>
     <w:bookmarkEnd w:id="94"/>
-    <w:bookmarkStart w:id="96" w:name="ref-edgar2022"/>
+    <w:bookmarkStart w:id="95" w:name="ref-doorbar2012"/>
     <w:p>
       <w:pPr>
         <w:pStyle w:val="Bibliography"/>
       </w:pPr>
       <w:r>
+        <w:t xml:space="preserve">Doorbar J, Quint W, Banks L, Bravo IG, Stoler M, Broker TR, et al. The biology and life-cycle of human papillomaviruses. Vaccine. 2012;30(Suppl 5):F55–70</w:t>
+      </w:r>
+    </w:p>
+    <w:bookmarkEnd w:id="95"/>
+    <w:bookmarkStart w:id="96" w:name="ref-dorfer2021"/>
+    <w:p>
+      <w:pPr>
+        <w:pStyle w:val="Bibliography"/>
+      </w:pPr>
+      <w:r>
+        <w:t xml:space="preserve">Dorfer S, Strasser K, Schröckenfuchs G, Bonelli M, Bauer W, Kittler H, et al.</w:t>
+      </w:r>
+      <w:r>
+        <w:t xml:space="preserve"> </w:t>
+      </w:r>
+      <w:r>
+        <w:t xml:space="preserve">MmuPV1</w:t>
+      </w:r>
+      <w:r>
+        <w:t xml:space="preserve"> </w:t>
+      </w:r>
+      <w:r>
+        <w:t xml:space="preserve">is a key driver of skin cancer development upon immunosuppression. American Journal of Transplantation. 2021;21(2):525–39</w:t>
+      </w:r>
+    </w:p>
+    <w:bookmarkEnd w:id="96"/>
+    <w:bookmarkStart w:id="98" w:name="ref-edgar2022"/>
+    <w:p>
+      <w:pPr>
+        <w:pStyle w:val="Bibliography"/>
+      </w:pPr>
+      <w:r>
         <w:t xml:space="preserve">Edgar RC, Taylor B, Lin V, Altman T, Barbera P, Meleshko D, et al.</w:t>
       </w:r>
       <w:r>
         <w:t xml:space="preserve"> </w:t>
       </w:r>
-      <w:hyperlink r:id="rId95">
+      <w:hyperlink r:id="rId97">
         <w:r>
           <w:rPr>
             <w:rStyle w:val="Hyperlink"/>
@@ -3334,8 +3367,8 @@
         <w:t xml:space="preserve">. Nature. 2022;602:142–7</w:t>
       </w:r>
     </w:p>
-    <w:bookmarkEnd w:id="96"/>
-    <w:bookmarkStart w:id="98" w:name="ref-fujimoto2019"/>
+    <w:bookmarkEnd w:id="98"/>
+    <w:bookmarkStart w:id="100" w:name="ref-fujimoto2019"/>
     <w:p>
       <w:pPr>
         <w:pStyle w:val="Bibliography"/>
@@ -3346,7 +3379,7 @@
       <w:r>
         <w:t xml:space="preserve"> </w:t>
       </w:r>
-      <w:hyperlink r:id="rId97">
+      <w:hyperlink r:id="rId99">
         <w:r>
           <w:rPr>
             <w:rStyle w:val="Hyperlink"/>
@@ -3418,8 +3451,8 @@
         <w:t xml:space="preserve">. The American Journal of Dermatopathology. 2019;41(3):205–10</w:t>
       </w:r>
     </w:p>
-    <w:bookmarkEnd w:id="98"/>
-    <w:bookmarkStart w:id="100" w:name="ref-gihawi2023"/>
+    <w:bookmarkEnd w:id="100"/>
+    <w:bookmarkStart w:id="102" w:name="ref-gihawi2023"/>
     <w:p>
       <w:pPr>
         <w:pStyle w:val="Bibliography"/>
@@ -3430,7 +3463,7 @@
       <w:r>
         <w:t xml:space="preserve"> </w:t>
       </w:r>
-      <w:hyperlink r:id="rId99">
+      <w:hyperlink r:id="rId101">
         <w:r>
           <w:rPr>
             <w:rStyle w:val="Hyperlink"/>
@@ -3442,8 +3475,8 @@
         <w:t xml:space="preserve">. mBio. 2023;14(5):e0160723</w:t>
       </w:r>
     </w:p>
-    <w:bookmarkEnd w:id="100"/>
-    <w:bookmarkStart w:id="102" w:name="ref-rstanarm"/>
+    <w:bookmarkEnd w:id="102"/>
+    <w:bookmarkStart w:id="104" w:name="ref-rstanarm"/>
     <w:p>
       <w:pPr>
         <w:pStyle w:val="Bibliography"/>
@@ -3487,7 +3520,7 @@
       <w:r>
         <w:t xml:space="preserve"> </w:t>
       </w:r>
-      <w:hyperlink r:id="rId101">
+      <w:hyperlink r:id="rId103">
         <w:r>
           <w:rPr>
             <w:rStyle w:val="Hyperlink"/>
@@ -3496,8 +3529,8 @@
         </w:r>
       </w:hyperlink>
     </w:p>
-    <w:bookmarkEnd w:id="102"/>
-    <w:bookmarkStart w:id="103" w:name="ref-howley2015"/>
+    <w:bookmarkEnd w:id="104"/>
+    <w:bookmarkStart w:id="105" w:name="ref-howley2015"/>
     <w:p>
       <w:pPr>
         <w:pStyle w:val="Bibliography"/>
@@ -3506,8 +3539,8 @@
         <w:t xml:space="preserve">Howley PM, Pfister HJ. Beta genus papillomaviruses and skin cancer. Virology. 2015;479-480:290–6</w:t>
       </w:r>
     </w:p>
-    <w:bookmarkEnd w:id="103"/>
-    <w:bookmarkStart w:id="105" w:name="ref-hultin2019"/>
+    <w:bookmarkEnd w:id="105"/>
+    <w:bookmarkStart w:id="107" w:name="ref-hultin2019"/>
     <w:p>
       <w:pPr>
         <w:pStyle w:val="Bibliography"/>
@@ -3518,7 +3551,7 @@
       <w:r>
         <w:t xml:space="preserve"> </w:t>
       </w:r>
-      <w:hyperlink r:id="rId104">
+      <w:hyperlink r:id="rId106">
         <w:r>
           <w:rPr>
             <w:rStyle w:val="Hyperlink"/>
@@ -3542,8 +3575,8 @@
         <w:t xml:space="preserve">. PLOS ONE. 2019;14(5):e0217942</w:t>
       </w:r>
     </w:p>
-    <w:bookmarkEnd w:id="105"/>
-    <w:bookmarkStart w:id="107" w:name="ref-kazemian2015"/>
+    <w:bookmarkEnd w:id="107"/>
+    <w:bookmarkStart w:id="109" w:name="ref-kazemian2015"/>
     <w:p>
       <w:pPr>
         <w:pStyle w:val="Bibliography"/>
@@ -3554,7 +3587,7 @@
       <w:r>
         <w:t xml:space="preserve"> </w:t>
       </w:r>
-      <w:hyperlink r:id="rId106">
+      <w:hyperlink r:id="rId108">
         <w:r>
           <w:rPr>
             <w:rStyle w:val="Hyperlink"/>
@@ -3602,8 +3635,8 @@
         <w:t xml:space="preserve">. Journal of Virology. 2015;89(17):8967–73</w:t>
       </w:r>
     </w:p>
-    <w:bookmarkEnd w:id="107"/>
-    <w:bookmarkStart w:id="109" w:name="ref-lambert2021"/>
+    <w:bookmarkEnd w:id="109"/>
+    <w:bookmarkStart w:id="111" w:name="ref-lambert2021"/>
     <w:p>
       <w:pPr>
         <w:pStyle w:val="Bibliography"/>
@@ -3614,7 +3647,7 @@
       <w:r>
         <w:t xml:space="preserve"> </w:t>
       </w:r>
-      <w:hyperlink r:id="rId108">
+      <w:hyperlink r:id="rId110">
         <w:r>
           <w:rPr>
             <w:rStyle w:val="Hyperlink"/>
@@ -3626,8 +3659,8 @@
         <w:t xml:space="preserve">. Nature. 2021;588(7838):E20–1</w:t>
       </w:r>
     </w:p>
-    <w:bookmarkEnd w:id="109"/>
-    <w:bookmarkStart w:id="111" w:name="ref-leiendecker2023"/>
+    <w:bookmarkEnd w:id="111"/>
+    <w:bookmarkStart w:id="113" w:name="ref-leiendecker2023"/>
     <w:p>
       <w:pPr>
         <w:pStyle w:val="Bibliography"/>
@@ -3638,7 +3671,7 @@
       <w:r>
         <w:t xml:space="preserve"> </w:t>
       </w:r>
-      <w:hyperlink r:id="rId110">
+      <w:hyperlink r:id="rId112">
         <w:r>
           <w:rPr>
             <w:rStyle w:val="Hyperlink"/>
@@ -3668,8 +3701,8 @@
         <w:t xml:space="preserve">. Cancer Discovery. 2023;13(1):70–84</w:t>
       </w:r>
     </w:p>
-    <w:bookmarkEnd w:id="111"/>
-    <w:bookmarkStart w:id="113" w:name="ref-leinonen2011"/>
+    <w:bookmarkEnd w:id="113"/>
+    <w:bookmarkStart w:id="115" w:name="ref-leinonen2011"/>
     <w:p>
       <w:pPr>
         <w:pStyle w:val="Bibliography"/>
@@ -3680,7 +3713,7 @@
       <w:r>
         <w:t xml:space="preserve"> </w:t>
       </w:r>
-      <w:hyperlink r:id="rId112">
+      <w:hyperlink r:id="rId114">
         <w:r>
           <w:rPr>
             <w:rStyle w:val="Hyperlink"/>
@@ -3704,8 +3737,8 @@
         <w:t xml:space="preserve">. Nucleic Acids Research. 2011;39(Database issue):D19–21</w:t>
       </w:r>
     </w:p>
-    <w:bookmarkEnd w:id="113"/>
-    <w:bookmarkStart w:id="115" w:name="ref-liao2014"/>
+    <w:bookmarkEnd w:id="115"/>
+    <w:bookmarkStart w:id="117" w:name="ref-liao2014"/>
     <w:p>
       <w:pPr>
         <w:pStyle w:val="Bibliography"/>
@@ -3716,7 +3749,7 @@
       <w:r>
         <w:t xml:space="preserve"> </w:t>
       </w:r>
-      <w:hyperlink r:id="rId114">
+      <w:hyperlink r:id="rId116">
         <w:r>
           <w:rPr>
             <w:rStyle w:val="Hyperlink"/>
@@ -3728,8 +3761,8 @@
         <w:t xml:space="preserve">. Bioinformatics. 2014;30(7):923–30</w:t>
       </w:r>
     </w:p>
-    <w:bookmarkEnd w:id="115"/>
-    <w:bookmarkStart w:id="117" w:name="ref-ma2014"/>
+    <w:bookmarkEnd w:id="117"/>
+    <w:bookmarkStart w:id="119" w:name="ref-ma2014"/>
     <w:p>
       <w:pPr>
         <w:pStyle w:val="Bibliography"/>
@@ -3740,7 +3773,7 @@
       <w:r>
         <w:t xml:space="preserve"> </w:t>
       </w:r>
-      <w:hyperlink r:id="rId116">
+      <w:hyperlink r:id="rId118">
         <w:r>
           <w:rPr>
             <w:rStyle w:val="Hyperlink"/>
@@ -3752,30 +3785,78 @@
         <w:t xml:space="preserve">. Journal of Virology. 2014;88(9):4786–97</w:t>
       </w:r>
     </w:p>
-    <w:bookmarkEnd w:id="117"/>
-    <w:bookmarkStart w:id="119" w:name="ref-morgan2024"/>
+    <w:bookmarkEnd w:id="119"/>
+    <w:bookmarkStart w:id="121" w:name="ref-oh2026"/>
     <w:p>
       <w:pPr>
         <w:pStyle w:val="Bibliography"/>
       </w:pPr>
       <w:r>
-        <w:t xml:space="preserve">Morgan HJ, Olivero C, Shorning BY, Gibbs A, Phillips AL, Ananthan L, et al.</w:t>
-      </w:r>
-      <w:r>
-        <w:t xml:space="preserve"> </w:t>
-      </w:r>
-      <w:hyperlink r:id="rId118">
+        <w:t xml:space="preserve">Oh CC, Tan GS, Ng JWK, Lim TKH, Cheo FF, Tang PY, et al.</w:t>
+      </w:r>
+      <w:r>
+        <w:t xml:space="preserve"> </w:t>
+      </w:r>
+      <w:hyperlink r:id="rId120">
+        <w:r>
+          <w:rPr>
+            <w:rStyle w:val="Hyperlink"/>
+          </w:rPr>
+          <w:t xml:space="preserve">Human papillomavirus diversity in asian individuals with cutaneous squamous cell carcinoma</w:t>
+        </w:r>
+      </w:hyperlink>
+      <w:r>
+        <w:t xml:space="preserve">. JAMA Dermatology. 2026;162(5):509–14</w:t>
+      </w:r>
+    </w:p>
+    <w:bookmarkEnd w:id="121"/>
+    <w:bookmarkStart w:id="123" w:name="ref-purdie2005"/>
+    <w:p>
+      <w:pPr>
+        <w:pStyle w:val="Bibliography"/>
+      </w:pPr>
+      <w:r>
+        <w:t xml:space="preserve">Purdie KJ, Surentheran T, Sterling JC, Bell L, McGregor JM, Proby CM, et al.</w:t>
+      </w:r>
+      <w:r>
+        <w:t xml:space="preserve"> </w:t>
+      </w:r>
+      <w:hyperlink r:id="rId122">
+        <w:r>
+          <w:rPr>
+            <w:rStyle w:val="Hyperlink"/>
+          </w:rPr>
+          <w:t xml:space="preserve">Human papillomavirus gene expression in cutaneous squamous cell carcinomas from immunosuppressed and immunocompetent individuals</w:t>
+        </w:r>
+      </w:hyperlink>
+      <w:r>
+        <w:t xml:space="preserve">. Journal of Investigative Dermatology. 2005;125(1):98–107</w:t>
+      </w:r>
+    </w:p>
+    <w:bookmarkEnd w:id="123"/>
+    <w:bookmarkStart w:id="125" w:name="ref-rehm2022jvi"/>
+    <w:p>
+      <w:pPr>
+        <w:pStyle w:val="Bibliography"/>
+      </w:pPr>
+      <w:r>
+        <w:t xml:space="preserve">Rehm TM, Straub E, Forchhammer S, Leiter U, Iftner T, Stubenrauch F.</w:t>
+      </w:r>
+      <w:r>
+        <w:t xml:space="preserve"> </w:t>
+      </w:r>
+      <w:hyperlink r:id="rId124">
+        <w:r>
+          <w:rPr>
+            <w:rStyle w:val="Hyperlink"/>
+          </w:rPr>
+          <w:t xml:space="preserve">Transcription properties of beta-</w:t>
+        </w:r>
         <w:r>
           <w:rPr>
             <w:rStyle w:val="Hyperlink"/>
           </w:rPr>
           <w:t xml:space="preserve">HPV8</w:t>
-        </w:r>
-        <w:r>
-          <w:rPr>
-            <w:rStyle w:val="Hyperlink"/>
-          </w:rPr>
-          <w:t xml:space="preserve">-induced</w:t>
         </w:r>
         <w:r>
           <w:rPr>
@@ -3787,7 +3868,7 @@
           <w:rPr>
             <w:rStyle w:val="Hyperlink"/>
           </w:rPr>
-          <w:t xml:space="preserve">STAT3</w:t>
+          <w:t xml:space="preserve">and</w:t>
         </w:r>
         <w:r>
           <w:rPr>
@@ -3799,63 +3880,27 @@
           <w:rPr>
             <w:rStyle w:val="Hyperlink"/>
           </w:rPr>
-          <w:t xml:space="preserve">activation led keratinocyte stem cell expansion in human actinic keratoses</w:t>
+          <w:t xml:space="preserve">HPV38</w:t>
         </w:r>
-      </w:hyperlink>
-      <w:r>
-        <w:t xml:space="preserve">. JCI Insight. 2024;9(15):e177898</w:t>
-      </w:r>
-    </w:p>
-    <w:bookmarkEnd w:id="119"/>
-    <w:bookmarkStart w:id="121" w:name="ref-oh2026"/>
-    <w:p>
-      <w:pPr>
-        <w:pStyle w:val="Bibliography"/>
-      </w:pPr>
-      <w:r>
-        <w:t xml:space="preserve">Oh CC, Tan GS, Ng JWK, Lim TKH, Cheo FF, Tang PY, et al.</w:t>
-      </w:r>
-      <w:r>
-        <w:t xml:space="preserve"> </w:t>
-      </w:r>
-      <w:hyperlink r:id="rId120">
         <w:r>
           <w:rPr>
             <w:rStyle w:val="Hyperlink"/>
           </w:rPr>
-          <w:t xml:space="preserve">Human papillomavirus diversity in asian individuals with cutaneous squamous cell carcinoma</w:t>
+          <w:t xml:space="preserve"> </w:t>
         </w:r>
-      </w:hyperlink>
-      <w:r>
-        <w:t xml:space="preserve">. JAMA Dermatology. 2026;162(5):509–14</w:t>
-      </w:r>
-    </w:p>
-    <w:bookmarkEnd w:id="121"/>
-    <w:bookmarkStart w:id="123" w:name="ref-purdie2005"/>
-    <w:p>
-      <w:pPr>
-        <w:pStyle w:val="Bibliography"/>
-      </w:pPr>
-      <w:r>
-        <w:t xml:space="preserve">Purdie KJ, Surentheran T, Sterling JC, Bell L, McGregor JM, Proby CM, et al.</w:t>
-      </w:r>
-      <w:r>
-        <w:t xml:space="preserve"> </w:t>
-      </w:r>
-      <w:hyperlink r:id="rId122">
         <w:r>
           <w:rPr>
             <w:rStyle w:val="Hyperlink"/>
           </w:rPr>
-          <w:t xml:space="preserve">Human papillomavirus gene expression in cutaneous squamous cell carcinomas from immunosuppressed and immunocompetent individuals</w:t>
+          <w:t xml:space="preserve">genomes in human keratinocytes</w:t>
         </w:r>
       </w:hyperlink>
       <w:r>
-        <w:t xml:space="preserve">. Journal of Investigative Dermatology. 2005;125(1):98–107</w:t>
+        <w:t xml:space="preserve">. Journal of Virology. 2022 a;96(23):e01498–22</w:t>
       </w:r>
     </w:p>
-    <w:bookmarkEnd w:id="123"/>
-    <w:bookmarkStart w:id="125" w:name="ref-rehm2022"/>
+    <w:bookmarkEnd w:id="125"/>
+    <w:bookmarkStart w:id="127" w:name="ref-rehm2022"/>
     <w:p>
       <w:pPr>
         <w:pStyle w:val="Bibliography"/>
@@ -3866,7 +3911,7 @@
       <w:r>
         <w:t xml:space="preserve"> </w:t>
       </w:r>
-      <w:hyperlink r:id="rId124">
+      <w:hyperlink r:id="rId126">
         <w:r>
           <w:rPr>
             <w:rStyle w:val="Hyperlink"/>
@@ -3875,11 +3920,11 @@
         </w:r>
       </w:hyperlink>
       <w:r>
-        <w:t xml:space="preserve">. Proceedings of the National Academy of Sciences. 2022;119(11):e2118930119</w:t>
+        <w:t xml:space="preserve">. Proceedings of the National Academy of Sciences. 2022 b;119(11):e2118930119</w:t>
       </w:r>
     </w:p>
-    <w:bookmarkEnd w:id="125"/>
-    <w:bookmarkStart w:id="127" w:name="ref-rollison2021"/>
+    <w:bookmarkEnd w:id="127"/>
+    <w:bookmarkStart w:id="129" w:name="ref-rollison2021"/>
     <w:p>
       <w:pPr>
         <w:pStyle w:val="Bibliography"/>
@@ -3890,7 +3935,7 @@
       <w:r>
         <w:t xml:space="preserve"> </w:t>
       </w:r>
-      <w:hyperlink r:id="rId126">
+      <w:hyperlink r:id="rId128">
         <w:r>
           <w:rPr>
             <w:rStyle w:val="Hyperlink"/>
@@ -3902,8 +3947,8 @@
         <w:t xml:space="preserve">. Cancer Research. 2021;81(17):4628–38</w:t>
       </w:r>
     </w:p>
-    <w:bookmarkEnd w:id="127"/>
-    <w:bookmarkStart w:id="129" w:name="ref-rollison2019sites"/>
+    <w:bookmarkEnd w:id="129"/>
+    <w:bookmarkStart w:id="131" w:name="ref-rollison2019sites"/>
     <w:p>
       <w:pPr>
         <w:pStyle w:val="Bibliography"/>
@@ -3914,7 +3959,7 @@
       <w:r>
         <w:t xml:space="preserve"> </w:t>
       </w:r>
-      <w:hyperlink r:id="rId128">
+      <w:hyperlink r:id="rId130">
         <w:r>
           <w:rPr>
             <w:rStyle w:val="Hyperlink"/>
@@ -3926,8 +3971,8 @@
         <w:t xml:space="preserve">. The Journal of Infectious Diseases. 2019 a;219(5):711–22</w:t>
       </w:r>
     </w:p>
-    <w:bookmarkEnd w:id="129"/>
-    <w:bookmarkStart w:id="131" w:name="ref-rollison2019"/>
+    <w:bookmarkEnd w:id="131"/>
+    <w:bookmarkStart w:id="133" w:name="ref-rollison2019"/>
     <w:p>
       <w:pPr>
         <w:pStyle w:val="Bibliography"/>
@@ -3938,7 +3983,7 @@
       <w:r>
         <w:t xml:space="preserve"> </w:t>
       </w:r>
-      <w:hyperlink r:id="rId130">
+      <w:hyperlink r:id="rId132">
         <w:r>
           <w:rPr>
             <w:rStyle w:val="Hyperlink"/>
@@ -3950,8 +3995,8 @@
         <w:t xml:space="preserve">. Journal of Virology. 2019 b;93(7):e01003–18</w:t>
       </w:r>
     </w:p>
-    <w:bookmarkEnd w:id="131"/>
-    <w:bookmarkStart w:id="133" w:name="ref-saeidian2023"/>
+    <w:bookmarkEnd w:id="133"/>
+    <w:bookmarkStart w:id="135" w:name="ref-saeidian2023"/>
     <w:p>
       <w:pPr>
         <w:pStyle w:val="Bibliography"/>
@@ -3962,7 +4007,7 @@
       <w:r>
         <w:t xml:space="preserve"> </w:t>
       </w:r>
-      <w:hyperlink r:id="rId132">
+      <w:hyperlink r:id="rId134">
         <w:r>
           <w:rPr>
             <w:rStyle w:val="Hyperlink"/>
@@ -4043,19 +4088,43 @@
         <w:t xml:space="preserve">. JCI Insight. 2023;8(5):e162558</w:t>
       </w:r>
     </w:p>
-    <w:bookmarkEnd w:id="133"/>
-    <w:bookmarkStart w:id="135" w:name="ref-selitsky2020"/>
+    <w:bookmarkEnd w:id="135"/>
+    <w:bookmarkStart w:id="137" w:name="ref-sankovski2014"/>
     <w:p>
       <w:pPr>
         <w:pStyle w:val="Bibliography"/>
       </w:pPr>
       <w:r>
+        <w:t xml:space="preserve">Sankovski E, Männik A, Geimanen J, Ustav E, Ustav M.</w:t>
+      </w:r>
+      <w:r>
+        <w:t xml:space="preserve"> </w:t>
+      </w:r>
+      <w:hyperlink r:id="rId136">
+        <w:r>
+          <w:rPr>
+            <w:rStyle w:val="Hyperlink"/>
+          </w:rPr>
+          <w:t xml:space="preserve">Mapping of betapapillomavirus human papillomavirus 5 transcription and characterization of viral-genome replication function</w:t>
+        </w:r>
+      </w:hyperlink>
+      <w:r>
+        <w:t xml:space="preserve">. Journal of Virology. 2014;88(2):961–73</w:t>
+      </w:r>
+    </w:p>
+    <w:bookmarkEnd w:id="137"/>
+    <w:bookmarkStart w:id="139" w:name="ref-selitsky2020"/>
+    <w:p>
+      <w:pPr>
+        <w:pStyle w:val="Bibliography"/>
+      </w:pPr>
+      <w:r>
         <w:t xml:space="preserve">Selitsky SR, Marron D, Hollern D, Mose LE, Hoadley KA, Jones C, et al.</w:t>
       </w:r>
       <w:r>
         <w:t xml:space="preserve"> </w:t>
       </w:r>
-      <w:hyperlink r:id="rId134">
+      <w:hyperlink r:id="rId138">
         <w:r>
           <w:rPr>
             <w:rStyle w:val="Hyperlink"/>
@@ -4097,8 +4166,8 @@
         <w:t xml:space="preserve">. BMC Genomics. 2020;21(1):79</w:t>
       </w:r>
     </w:p>
-    <w:bookmarkEnd w:id="135"/>
-    <w:bookmarkStart w:id="137" w:name="ref-shenpv2026"/>
+    <w:bookmarkEnd w:id="139"/>
+    <w:bookmarkStart w:id="141" w:name="ref-shenpv2026"/>
     <w:p>
       <w:pPr>
         <w:pStyle w:val="Bibliography"/>
@@ -4109,7 +4178,7 @@
       <w:r>
         <w:t xml:space="preserve"> </w:t>
       </w:r>
-      <w:hyperlink r:id="rId136">
+      <w:hyperlink r:id="rId140">
         <w:r>
           <w:rPr>
             <w:rStyle w:val="Hyperlink"/>
@@ -4121,8 +4190,8 @@
         <w:t xml:space="preserve">. bioRxiv. 2026;</w:t>
       </w:r>
     </w:p>
-    <w:bookmarkEnd w:id="137"/>
-    <w:bookmarkStart w:id="139" w:name="ref-shen2016"/>
+    <w:bookmarkEnd w:id="141"/>
+    <w:bookmarkStart w:id="143" w:name="ref-shen2016"/>
     <w:p>
       <w:pPr>
         <w:pStyle w:val="Bibliography"/>
@@ -4133,7 +4202,7 @@
       <w:r>
         <w:t xml:space="preserve"> </w:t>
       </w:r>
-      <w:hyperlink r:id="rId138">
+      <w:hyperlink r:id="rId142">
         <w:r>
           <w:rPr>
             <w:rStyle w:val="Hyperlink"/>
@@ -4175,8 +4244,8 @@
         <w:t xml:space="preserve">. PLoS ONE. 2016;11(10):e0163962</w:t>
       </w:r>
     </w:p>
-    <w:bookmarkEnd w:id="139"/>
-    <w:bookmarkStart w:id="141" w:name="ref-son2025"/>
+    <w:bookmarkEnd w:id="143"/>
+    <w:bookmarkStart w:id="145" w:name="ref-son2025"/>
     <w:p>
       <w:pPr>
         <w:pStyle w:val="Bibliography"/>
@@ -4187,7 +4256,7 @@
       <w:r>
         <w:t xml:space="preserve"> </w:t>
       </w:r>
-      <w:hyperlink r:id="rId140">
+      <w:hyperlink r:id="rId144">
         <w:r>
           <w:rPr>
             <w:rStyle w:val="Hyperlink"/>
@@ -4199,8 +4268,8 @@
         <w:t xml:space="preserve">. Cancer Cell. 2025;43(1):36–48.e10</w:t>
       </w:r>
     </w:p>
-    <w:bookmarkEnd w:id="141"/>
-    <w:bookmarkStart w:id="143" w:name="ref-strickley2019"/>
+    <w:bookmarkEnd w:id="145"/>
+    <w:bookmarkStart w:id="147" w:name="ref-strickley2019"/>
     <w:p>
       <w:pPr>
         <w:pStyle w:val="Bibliography"/>
@@ -4211,7 +4280,7 @@
       <w:r>
         <w:t xml:space="preserve"> </w:t>
       </w:r>
-      <w:hyperlink r:id="rId142">
+      <w:hyperlink r:id="rId146">
         <w:r>
           <w:rPr>
             <w:rStyle w:val="Hyperlink"/>
@@ -4223,8 +4292,8 @@
         <w:t xml:space="preserve">. Nature. 2019;575(7783):519–22</w:t>
       </w:r>
     </w:p>
-    <w:bookmarkEnd w:id="143"/>
-    <w:bookmarkStart w:id="145" w:name="ref-strickley2021"/>
+    <w:bookmarkEnd w:id="147"/>
+    <w:bookmarkStart w:id="149" w:name="ref-strickley2021"/>
     <w:p>
       <w:pPr>
         <w:pStyle w:val="Bibliography"/>
@@ -4235,7 +4304,7 @@
       <w:r>
         <w:t xml:space="preserve"> </w:t>
       </w:r>
-      <w:hyperlink r:id="rId144">
+      <w:hyperlink r:id="rId148">
         <w:r>
           <w:rPr>
             <w:rStyle w:val="Hyperlink"/>
@@ -4247,8 +4316,8 @@
         <w:t xml:space="preserve">. Nature. 2021;588(7838):E22–3</w:t>
       </w:r>
     </w:p>
-    <w:bookmarkEnd w:id="145"/>
-    <w:bookmarkStart w:id="147" w:name="ref-vandoorslaer2017"/>
+    <w:bookmarkEnd w:id="149"/>
+    <w:bookmarkStart w:id="151" w:name="ref-vandoorslaer2017"/>
     <w:p>
       <w:pPr>
         <w:pStyle w:val="Bibliography"/>
@@ -4259,7 +4328,7 @@
       <w:r>
         <w:t xml:space="preserve"> </w:t>
       </w:r>
-      <w:hyperlink r:id="rId146">
+      <w:hyperlink r:id="rId150">
         <w:r>
           <w:rPr>
             <w:rStyle w:val="Hyperlink"/>
@@ -4289,8 +4358,8 @@
         <w:t xml:space="preserve">. Nucleic Acids Research. 2017;45(D1):D499–506</w:t>
       </w:r>
     </w:p>
-    <w:bookmarkEnd w:id="147"/>
-    <w:bookmarkStart w:id="149" w:name="ref-vandiver2021"/>
+    <w:bookmarkEnd w:id="151"/>
+    <w:bookmarkStart w:id="153" w:name="ref-vandiver2021"/>
     <w:p>
       <w:pPr>
         <w:pStyle w:val="Bibliography"/>
@@ -4301,7 +4370,7 @@
       <w:r>
         <w:t xml:space="preserve"> </w:t>
       </w:r>
-      <w:hyperlink r:id="rId148">
+      <w:hyperlink r:id="rId152">
         <w:r>
           <w:rPr>
             <w:rStyle w:val="Hyperlink"/>
@@ -4337,8 +4406,8 @@
         <w:t xml:space="preserve">. Experimental Dermatology. 2021;30(11):1711–6</w:t>
       </w:r>
     </w:p>
-    <w:bookmarkEnd w:id="149"/>
-    <w:bookmarkStart w:id="151" w:name="ref-viarisio2018"/>
+    <w:bookmarkEnd w:id="153"/>
+    <w:bookmarkStart w:id="155" w:name="ref-viarisio2018"/>
     <w:p>
       <w:pPr>
         <w:pStyle w:val="Bibliography"/>
@@ -4349,7 +4418,7 @@
       <w:r>
         <w:t xml:space="preserve"> </w:t>
       </w:r>
-      <w:hyperlink r:id="rId150">
+      <w:hyperlink r:id="rId154">
         <w:r>
           <w:rPr>
             <w:rStyle w:val="Hyperlink"/>
@@ -4385,8 +4454,8 @@
         <w:t xml:space="preserve">. PLoS Pathogens. 2018;14(1):e1006783</w:t>
       </w:r>
     </w:p>
-    <w:bookmarkEnd w:id="151"/>
-    <w:bookmarkStart w:id="153" w:name="ref-weissenborn2012"/>
+    <w:bookmarkEnd w:id="155"/>
+    <w:bookmarkStart w:id="157" w:name="ref-weissenborn2012"/>
     <w:p>
       <w:pPr>
         <w:pStyle w:val="Bibliography"/>
@@ -4397,7 +4466,7 @@
       <w:r>
         <w:t xml:space="preserve"> </w:t>
       </w:r>
-      <w:hyperlink r:id="rId152">
+      <w:hyperlink r:id="rId156">
         <w:r>
           <w:rPr>
             <w:rStyle w:val="Hyperlink"/>
@@ -4433,8 +4502,8 @@
         <w:t xml:space="preserve">. Medical Microbiology and Immunology. 2012;201(2):117–25</w:t>
       </w:r>
     </w:p>
-    <w:bookmarkEnd w:id="153"/>
-    <w:bookmarkStart w:id="155" w:name="ref-wenande2025"/>
+    <w:bookmarkEnd w:id="157"/>
+    <w:bookmarkStart w:id="159" w:name="ref-wenande2025"/>
     <w:p>
       <w:pPr>
         <w:pStyle w:val="Bibliography"/>
@@ -4445,7 +4514,7 @@
       <w:r>
         <w:t xml:space="preserve"> </w:t>
       </w:r>
-      <w:hyperlink r:id="rId154">
+      <w:hyperlink r:id="rId158">
         <w:r>
           <w:rPr>
             <w:rStyle w:val="Hyperlink"/>
@@ -4481,8 +4550,8 @@
         <w:t xml:space="preserve">. JAMA Dermatology. 2025;161(6):605–14</w:t>
       </w:r>
     </w:p>
-    <w:bookmarkEnd w:id="155"/>
-    <w:bookmarkStart w:id="157" w:name="ref-wood2019"/>
+    <w:bookmarkEnd w:id="159"/>
+    <w:bookmarkStart w:id="161" w:name="ref-wood2019"/>
     <w:p>
       <w:pPr>
         <w:pStyle w:val="Bibliography"/>
@@ -4493,7 +4562,7 @@
       <w:r>
         <w:t xml:space="preserve"> </w:t>
       </w:r>
-      <w:hyperlink r:id="rId156">
+      <w:hyperlink r:id="rId160">
         <w:r>
           <w:rPr>
             <w:rStyle w:val="Hyperlink"/>
@@ -4517,134 +4586,38 @@
         <w:t xml:space="preserve">. Genome Biology. 2019;20:257</w:t>
       </w:r>
     </w:p>
-    <w:bookmarkEnd w:id="157"/>
-    <w:bookmarkStart w:id="159" w:name="ref-you2004"/>
+    <w:bookmarkEnd w:id="161"/>
+    <w:bookmarkEnd w:id="162"/>
+    <w:bookmarkEnd w:id="163"/>
+    <w:bookmarkStart w:id="209" w:name="supplementary-material"/>
     <w:p>
       <w:pPr>
-        <w:pStyle w:val="Bibliography"/>
-      </w:pPr>
-      <w:r>
-        <w:t xml:space="preserve">You J, Croyle JL, Nishimura A, Ozato K, Howley PM.</w:t>
-      </w:r>
-      <w:r>
-        <w:t xml:space="preserve"> </w:t>
-      </w:r>
-      <w:hyperlink r:id="rId158">
-        <w:r>
-          <w:rPr>
-            <w:rStyle w:val="Hyperlink"/>
-          </w:rPr>
-          <w:t xml:space="preserve">Interaction of the bovine papillomavirus</w:t>
-        </w:r>
-        <w:r>
-          <w:rPr>
-            <w:rStyle w:val="Hyperlink"/>
-          </w:rPr>
-          <w:t xml:space="preserve"> </w:t>
-        </w:r>
-        <w:r>
-          <w:rPr>
-            <w:rStyle w:val="Hyperlink"/>
-          </w:rPr>
-          <w:t xml:space="preserve">E2</w:t>
-        </w:r>
-        <w:r>
-          <w:rPr>
-            <w:rStyle w:val="Hyperlink"/>
-          </w:rPr>
-          <w:t xml:space="preserve"> </w:t>
-        </w:r>
-        <w:r>
-          <w:rPr>
-            <w:rStyle w:val="Hyperlink"/>
-          </w:rPr>
-          <w:t xml:space="preserve">protein with</w:t>
-        </w:r>
-        <w:r>
-          <w:rPr>
-            <w:rStyle w:val="Hyperlink"/>
-          </w:rPr>
-          <w:t xml:space="preserve"> </w:t>
-        </w:r>
-        <w:r>
-          <w:rPr>
-            <w:rStyle w:val="Hyperlink"/>
-          </w:rPr>
-          <w:t xml:space="preserve">Brd4</w:t>
-        </w:r>
-        <w:r>
-          <w:rPr>
-            <w:rStyle w:val="Hyperlink"/>
-          </w:rPr>
-          <w:t xml:space="preserve"> </w:t>
-        </w:r>
-        <w:r>
-          <w:rPr>
-            <w:rStyle w:val="Hyperlink"/>
-          </w:rPr>
-          <w:t xml:space="preserve">tethers the viral</w:t>
-        </w:r>
-        <w:r>
-          <w:rPr>
-            <w:rStyle w:val="Hyperlink"/>
-          </w:rPr>
-          <w:t xml:space="preserve"> </w:t>
-        </w:r>
-        <w:r>
-          <w:rPr>
-            <w:rStyle w:val="Hyperlink"/>
-          </w:rPr>
-          <w:t xml:space="preserve">DNA</w:t>
-        </w:r>
-        <w:r>
-          <w:rPr>
-            <w:rStyle w:val="Hyperlink"/>
-          </w:rPr>
-          <w:t xml:space="preserve"> </w:t>
-        </w:r>
-        <w:r>
-          <w:rPr>
-            <w:rStyle w:val="Hyperlink"/>
-          </w:rPr>
-          <w:t xml:space="preserve">to host mitotic chromosomes</w:t>
-        </w:r>
-      </w:hyperlink>
-      <w:r>
-        <w:t xml:space="preserve">. Cell. 2004;117(3):349–60</w:t>
+        <w:pStyle w:val="Heading1"/>
+      </w:pPr>
+      <w:r>
+        <w:t xml:space="preserve">Supplementary Material</w:t>
       </w:r>
     </w:p>
-    <w:bookmarkEnd w:id="159"/>
-    <w:bookmarkEnd w:id="160"/>
-    <w:bookmarkEnd w:id="161"/>
-    <w:bookmarkStart w:id="207" w:name="supplementary-material"/>
+    <w:bookmarkStart w:id="164" w:name="supplementary-materials-and-methods"/>
     <w:p>
       <w:pPr>
-        <w:pStyle w:val="Heading1"/>
-      </w:pPr>
-      <w:r>
-        <w:t xml:space="preserve">Supplementary Material</w:t>
+        <w:pStyle w:val="Heading2"/>
+      </w:pPr>
+      <w:r>
+        <w:t xml:space="preserve">Supplementary Materials and Methods</w:t>
       </w:r>
     </w:p>
-    <w:bookmarkStart w:id="162" w:name="supplementary-materials-and-methods"/>
+    <w:bookmarkEnd w:id="164"/>
+    <w:bookmarkStart w:id="178" w:name="methods"/>
     <w:p>
       <w:pPr>
         <w:pStyle w:val="Heading2"/>
       </w:pPr>
       <w:r>
-        <w:t xml:space="preserve">Supplementary Materials and Methods</w:t>
+        <w:t xml:space="preserve">Methods</w:t>
       </w:r>
     </w:p>
-    <w:bookmarkEnd w:id="162"/>
-    <w:bookmarkStart w:id="176" w:name="methods"/>
-    <w:p>
-      <w:pPr>
-        <w:pStyle w:val="Heading2"/>
-      </w:pPr>
-      <w:r>
-        <w:t xml:space="preserve">Methods</w:t>
-      </w:r>
-    </w:p>
-    <w:bookmarkStart w:id="163" w:name="overview-and-implementation"/>
+    <w:bookmarkStart w:id="165" w:name="overview-and-implementation"/>
     <w:p>
       <w:pPr>
         <w:pStyle w:val="Heading3"/>
@@ -4693,8 +4666,8 @@
         <w:t xml:space="preserve">The workflow comprises a one-time reference-construction stage followed by a per-sample pipeline: SRA discovery → FASTQ download → quality control → Kraken2 papillomavirus screen → branch on HPV status (only HPV-positive libraries proceed) → STAR alignment to the HPV reference panel → coverage-based HPV typing → early/late transcript classification → aggregation and reporting.</w:t>
       </w:r>
     </w:p>
-    <w:bookmarkEnd w:id="163"/>
-    <w:bookmarkStart w:id="164" w:name="hpv-reference-panel-and-kraken2-database"/>
+    <w:bookmarkEnd w:id="165"/>
+    <w:bookmarkStart w:id="166" w:name="hpv-reference-panel-and-kraken2-database"/>
     <w:p>
       <w:pPr>
         <w:pStyle w:val="Heading3"/>
@@ -4837,8 +4810,8 @@
         <w:t xml:space="preserve">) was constructed from the NCBI taxonomy and the human reference library (GRCh38), to which all panel HPV genomes were added under a Papillomaviridae taxon, so that human and HPV reads are jointly classified and HPV reads are resolved within the papillomavirus clade.</w:t>
       </w:r>
     </w:p>
-    <w:bookmarkEnd w:id="164"/>
-    <w:bookmarkStart w:id="165" w:name="dataset-assembly-and-sra-discovery"/>
+    <w:bookmarkEnd w:id="166"/>
+    <w:bookmarkStart w:id="167" w:name="dataset-assembly-and-sra-discovery"/>
     <w:p>
       <w:pPr>
         <w:pStyle w:val="Heading3"/>
@@ -4893,8 +4866,8 @@
         <w:t xml:space="preserve">. Library layout (single- vs paired-end) was taken from the SRA record. To enable robust downstream parsing, comma-containing free-text fields were retained in a raw samplesheet and stripped from the slim samplesheet consumed by the workflow.</w:t>
       </w:r>
     </w:p>
-    <w:bookmarkEnd w:id="165"/>
-    <w:bookmarkStart w:id="166" w:name="read-download-and-quality-control"/>
+    <w:bookmarkEnd w:id="167"/>
+    <w:bookmarkStart w:id="168" w:name="read-download-and-quality-control"/>
     <w:p>
       <w:pPr>
         <w:pStyle w:val="Heading3"/>
@@ -5004,8 +4977,8 @@
         <w:t xml:space="preserve">was run without a spot limit. This matters more than it may appear, because reads deposited from a coordinate-sorted alignment emerge from the SRA in reference order, which places unmapped, and therefore viral, reads at the end of the run; screening only the leading portion of such a library would miss the signal entirely and would do so non-randomly. As a check on the whole path from download to classification, the reads reaching the Kraken2 screen correspond to a median 98.6% of the SRA-reported spot count across the 10,834 screened libraries (5th percentile 85.5%), the small shortfall being fastp quality and length filtering, and the per-group medians span 95.8% to 99.5%, so no sample group was read less completely than another.</w:t>
       </w:r>
     </w:p>
-    <w:bookmarkEnd w:id="166"/>
-    <w:bookmarkStart w:id="167" w:name="hpv-screening-and-positivity-calling"/>
+    <w:bookmarkEnd w:id="168"/>
+    <w:bookmarkStart w:id="169" w:name="hpv-screening-and-positivity-calling"/>
     <w:p>
       <w:pPr>
         <w:pStyle w:val="Heading3"/>
@@ -5031,8 +5004,8 @@
         <w:t xml:space="preserve">), and HPV-negative otherwise; HPV-negative libraries were recorded for rate estimation but proceeded no further. HPV-classified reads from positive libraries were extracted (seqtk 1.4), keeping paired mates in register, for targeted alignment. This split, in which every screened library contributes to positivity rates but only positives advance to typing, is the central branch point of the workflow.</w:t>
       </w:r>
     </w:p>
-    <w:bookmarkEnd w:id="167"/>
-    <w:bookmarkStart w:id="168" w:name="hpv-typing"/>
+    <w:bookmarkEnd w:id="169"/>
+    <w:bookmarkStart w:id="170" w:name="hpv-typing"/>
     <w:p>
       <w:pPr>
         <w:pStyle w:val="Heading3"/>
@@ -5142,8 +5115,8 @@
         <w:t xml:space="preserve">); the full per-reference coverage table was retained regardless of assignment. The dual breadth-and-depth criterion guards against spurious assignment from a few reads piling up on a short, conserved region.</w:t>
       </w:r>
     </w:p>
-    <w:bookmarkEnd w:id="168"/>
-    <w:bookmarkStart w:id="169" w:name="earlylate-transcript-classification"/>
+    <w:bookmarkEnd w:id="170"/>
+    <w:bookmarkStart w:id="171" w:name="earlylate-transcript-classification"/>
     <w:p>
       <w:pPr>
         <w:pStyle w:val="Heading3"/>
@@ -5187,8 +5160,8 @@
         <w:t xml:space="preserve">). Productivity was gated on L1 specifically, rather than on combined L1+L2 signal, because L1 capsid expression is the more stringent marker of virion-producing late-stage infection, whereas isolated L2 signal can arise from low-level transcription or cross-mapping; this single rule was applied uniformly across all samples and run batches.</w:t>
       </w:r>
     </w:p>
-    <w:bookmarkEnd w:id="169"/>
-    <w:bookmarkStart w:id="170" w:name="Xb7b52261b13d214b61be4d17d32a361ca9d534d"/>
+    <w:bookmarkEnd w:id="171"/>
+    <w:bookmarkStart w:id="172" w:name="Xb7b52261b13d214b61be4d17d32a361ca9d534d"/>
     <w:p>
       <w:pPr>
         <w:pStyle w:val="Heading3"/>
@@ -5266,8 +5239,8 @@
         <w:t xml:space="preserve">annotations were treated as non-cell-line. These flags annotate rather than exclude samples, so that cell-line positives are retained as positive controls but can be separated from primary-tissue signal at analysis. For the prevalence-sweep cohort, study-level heuristic calls were additionally refined by manual curation through a structured workbook, with precedence sample &gt; study &gt; heuristic, and a provenance label recorded for each overridden call. As a further contaminant guard, low-coverage-breadth assignments (breadth &lt; 0.15) and alpha-genus/HPV16/HPV18 calls were tabulated by study to surface project-level contamination.</w:t>
       </w:r>
     </w:p>
-    <w:bookmarkEnd w:id="170"/>
-    <w:bookmarkStart w:id="171" w:name="X7eaa2f8331f5c25e50e9f6c362aa899cbb1292c"/>
+    <w:bookmarkEnd w:id="172"/>
+    <w:bookmarkStart w:id="173" w:name="X7eaa2f8331f5c25e50e9f6c362aa899cbb1292c"/>
     <w:p>
       <w:pPr>
         <w:pStyle w:val="Heading3"/>
@@ -5667,8 +5640,8 @@
         <w:t xml:space="preserve">).</w:t>
       </w:r>
     </w:p>
-    <w:bookmarkEnd w:id="171"/>
-    <w:bookmarkStart w:id="172" w:name="library-selection-chemistry"/>
+    <w:bookmarkEnd w:id="173"/>
+    <w:bookmarkStart w:id="174" w:name="library-selection-chemistry"/>
     <w:p>
       <w:pPr>
         <w:pStyle w:val="Heading3"/>
@@ -5837,8 +5810,8 @@
         <w:t xml:space="preserve">. Run as a blind test, the classifier recovers rRNA depletion for 15/15 of them from protocol text alone, which is also the independent confirmation that the series is rRNA-depleted rather than poly-A-selected.</w:t>
       </w:r>
     </w:p>
-    <w:bookmarkEnd w:id="172"/>
-    <w:bookmarkStart w:id="173" w:name="X092d6aa339a1e20488094a4b56c0474ffc2644c"/>
+    <w:bookmarkEnd w:id="174"/>
+    <w:bookmarkStart w:id="175" w:name="X092d6aa339a1e20488094a4b56c0474ffc2644c"/>
     <w:p>
       <w:pPr>
         <w:pStyle w:val="Heading3"/>
@@ -6169,8 +6142,8 @@
         <w:t xml:space="preserve">rather than downsampled.</w:t>
       </w:r>
     </w:p>
-    <w:bookmarkEnd w:id="173"/>
-    <w:bookmarkStart w:id="174" w:name="X100e545f3d9e395267e0fa4a0c685cbdafc7ff0"/>
+    <w:bookmarkEnd w:id="175"/>
+    <w:bookmarkStart w:id="176" w:name="X100e545f3d9e395267e0fa4a0c685cbdafc7ff0"/>
     <w:p>
       <w:pPr>
         <w:pStyle w:val="Heading3"/>
@@ -6353,8 +6326,8 @@
         <w:t xml:space="preserve">.</w:t>
       </w:r>
     </w:p>
-    <w:bookmarkEnd w:id="174"/>
-    <w:bookmarkStart w:id="175" w:name="execution-at-scale"/>
+    <w:bookmarkEnd w:id="176"/>
+    <w:bookmarkStart w:id="177" w:name="execution-at-scale"/>
     <w:p>
       <w:pPr>
         <w:pStyle w:val="Heading3"/>
@@ -6371,9 +6344,9 @@
         <w:t xml:space="preserve">For cohorts of thousands of libraries, a chunked driver processed the samplesheet in fixed-size batches (default 100 libraries per chunk). After each successful chunk, per-sample outputs (Kraken2 reports, HPV typing and transcript tables, and HPV status) were aggregated and the chunk’s working directory was deleted to bound disk use; a failed chunk was left intact for inspection and resumed on rerun. A single combined report was generated over the aggregated outputs at completion. Summary tables and figures were produced in R (tidyverse), and the depth-normalized burden analysis was implemented as a standalone R script operating on the aggregated Kraken2 reports, typing tables, and curated sample flags.</w:t>
       </w:r>
     </w:p>
-    <w:bookmarkEnd w:id="175"/>
-    <w:bookmarkEnd w:id="176"/>
-    <w:bookmarkStart w:id="204" w:name="supplementary-figures-and-tables"/>
+    <w:bookmarkEnd w:id="177"/>
+    <w:bookmarkEnd w:id="178"/>
+    <w:bookmarkStart w:id="206" w:name="supplementary-figures-and-tables"/>
     <w:p>
       <w:pPr>
         <w:pStyle w:val="Heading2"/>
@@ -6395,7 +6368,7 @@
       <w:tr>
         <w:tc>
           <w:tcPr/>
-          <w:bookmarkStart w:id="180" w:name="suppfig-depth"/>
+          <w:bookmarkStart w:id="182" w:name="suppfig-depth"/>
           <w:p>
             <w:pPr>
               <w:pStyle w:val="Compact"/>
@@ -6406,18 +6379,18 @@
                 <wp:inline>
                   <wp:extent cx="5943600" cy="3714749"/>
                   <wp:effectExtent b="0" l="0" r="0" t="0"/>
-                  <wp:docPr descr="" title="" id="178" name="Picture"/>
+                  <wp:docPr descr="" title="" id="180" name="Picture"/>
                   <a:graphic>
                     <a:graphicData uri="http://schemas.openxmlformats.org/drawingml/2006/picture">
                       <pic:pic>
                         <pic:nvPicPr>
-                          <pic:cNvPr descr="figureS1.png" id="179" name="Picture"/>
+                          <pic:cNvPr descr="figureS1.png" id="181" name="Picture"/>
                           <pic:cNvPicPr>
                             <a:picLocks noChangeArrowheads="1" noChangeAspect="1"/>
                           </pic:cNvPicPr>
                         </pic:nvPicPr>
                         <pic:blipFill>
-                          <a:blip r:embed="rId177"/>
+                          <a:blip r:embed="rId179"/>
                           <a:stretch>
                             <a:fillRect/>
                           </a:stretch>
@@ -6474,7 +6447,7 @@
               <w:t xml:space="preserve">is not produced by differences in sequencing depth: the groups that reach the floor do so at every depth, and the groups that do not never reach it, however deeply sequenced. Point size is proportional to the number of libraries in each group × bin.</w:t>
             </w:r>
           </w:p>
-          <w:bookmarkEnd w:id="180"/>
+          <w:bookmarkEnd w:id="182"/>
         </w:tc>
       </w:tr>
     </w:tbl>
@@ -6499,7 +6472,7 @@
       <w:tr>
         <w:tc>
           <w:tcPr/>
-          <w:bookmarkStart w:id="184" w:name="suppfig-trace"/>
+          <w:bookmarkStart w:id="186" w:name="suppfig-trace"/>
           <w:p>
             <w:pPr>
               <w:pStyle w:val="Compact"/>
@@ -6510,18 +6483,18 @@
                 <wp:inline>
                   <wp:extent cx="5943600" cy="3302000"/>
                   <wp:effectExtent b="0" l="0" r="0" t="0"/>
-                  <wp:docPr descr="" title="" id="182" name="Picture"/>
+                  <wp:docPr descr="" title="" id="184" name="Picture"/>
                   <a:graphic>
                     <a:graphicData uri="http://schemas.openxmlformats.org/drawingml/2006/picture">
                       <pic:pic>
                         <pic:nvPicPr>
-                          <pic:cNvPr descr="figureS2.png" id="183" name="Picture"/>
+                          <pic:cNvPr descr="figureS2.png" id="185" name="Picture"/>
                           <pic:cNvPicPr>
                             <a:picLocks noChangeArrowheads="1" noChangeAspect="1"/>
                           </pic:cNvPicPr>
                         </pic:nvPicPr>
                         <pic:blipFill>
-                          <a:blip r:embed="rId181"/>
+                          <a:blip r:embed="rId183"/>
                           <a:stretch>
                             <a:fillRect/>
                           </a:stretch>
@@ -6590,7 +6563,7 @@
               <w:t xml:space="preserve">= 54), split into three exclusive classes from the per-gene read counts the pipeline already writes: libraries with no reads on any HPV gene, libraries with gene-mapped reads that do not reach the productive threshold, and productive libraries (L1 ≥ 3 reads). Cell-line and engineered libraries are excluded throughout. The classes are assigned in that order of precedence, so a library appears in exactly one. The residual sample group with no recorded site is not in the denominator: the claim is about skin and neoplasia. Of the 57 gene-mapped but non-productive trace libraries, 52 carry early-gene reads with the late program absent and 5 carry only L2 reads below the productive bar; the median late-read fraction across the whole trace is 0, against 0.367 in the controls, which is the differentiation-coupled capsid burst the controls are there to show.</w:t>
             </w:r>
           </w:p>
-          <w:bookmarkEnd w:id="184"/>
+          <w:bookmarkEnd w:id="186"/>
         </w:tc>
       </w:tr>
     </w:tbl>
@@ -6615,7 +6588,7 @@
       <w:tr>
         <w:tc>
           <w:tcPr/>
-          <w:bookmarkStart w:id="188" w:name="suppfig-types"/>
+          <w:bookmarkStart w:id="190" w:name="suppfig-types"/>
           <w:p>
             <w:pPr>
               <w:pStyle w:val="Compact"/>
@@ -6626,18 +6599,18 @@
                 <wp:inline>
                   <wp:extent cx="5943600" cy="2993813"/>
                   <wp:effectExtent b="0" l="0" r="0" t="0"/>
-                  <wp:docPr descr="" title="" id="186" name="Picture"/>
+                  <wp:docPr descr="" title="" id="188" name="Picture"/>
                   <a:graphic>
                     <a:graphicData uri="http://schemas.openxmlformats.org/drawingml/2006/picture">
                       <pic:pic>
                         <pic:nvPicPr>
-                          <pic:cNvPr descr="figureS3.png" id="187" name="Picture"/>
+                          <pic:cNvPr descr="figureS3.png" id="189" name="Picture"/>
                           <pic:cNvPicPr>
                             <a:picLocks noChangeArrowheads="1" noChangeAspect="1"/>
                           </pic:cNvPicPr>
                         </pic:nvPicPr>
                         <pic:blipFill>
-                          <a:blip r:embed="rId185"/>
+                          <a:blip r:embed="rId187"/>
                           <a:stretch>
                             <a:fillRect/>
                           </a:stretch>
@@ -6772,7 +6745,7 @@
               <w:t xml:space="preserve">collapses both panels from type to genus.</w:t>
             </w:r>
           </w:p>
-          <w:bookmarkEnd w:id="188"/>
+          <w:bookmarkEnd w:id="190"/>
         </w:tc>
       </w:tr>
     </w:tbl>
@@ -6797,7 +6770,7 @@
       <w:tr>
         <w:tc>
           <w:tcPr/>
-          <w:bookmarkStart w:id="192" w:name="suppfig-reservoir-gut"/>
+          <w:bookmarkStart w:id="194" w:name="suppfig-reservoir-gut"/>
           <w:p>
             <w:pPr>
               <w:pStyle w:val="Compact"/>
@@ -6808,18 +6781,18 @@
                 <wp:inline>
                   <wp:extent cx="5943600" cy="4302034"/>
                   <wp:effectExtent b="0" l="0" r="0" t="0"/>
-                  <wp:docPr descr="" title="" id="190" name="Picture"/>
+                  <wp:docPr descr="" title="" id="192" name="Picture"/>
                   <a:graphic>
                     <a:graphicData uri="http://schemas.openxmlformats.org/drawingml/2006/picture">
                       <pic:pic>
                         <pic:nvPicPr>
-                          <pic:cNvPr descr="figureS4.png" id="191" name="Picture"/>
+                          <pic:cNvPr descr="figureS4.png" id="193" name="Picture"/>
                           <pic:cNvPicPr>
                             <a:picLocks noChangeArrowheads="1" noChangeAspect="1"/>
                           </pic:cNvPicPr>
                         </pic:nvPicPr>
                         <pic:blipFill>
-                          <a:blip r:embed="rId189"/>
+                          <a:blip r:embed="rId191"/>
                           <a:stretch>
                             <a:fillRect/>
                           </a:stretch>
@@ -6959,7 +6932,7 @@
               <w:t xml:space="preserve">to be read as biology: the identical procedure applied to vaginal libraries recovers an overwhelmingly alpha mucosal niche, which assembly noise could not produce. Only skin is carried into the main figure, since the paper’s subject is skin. Its composition is a mixture of mucosal alpha (30.5%) and cutaneous beta (34.9%), and its commonest types interleave the two (HPV16, HPV6 and HPV56 with HPV24, HPV124 and HPV37), which is the expected signature of a collection route that crosses perianal skin rather than of papillomavirus carriage in the gut; the same pattern is seen independently in rectal-swab cohorts. Read that way the site is a useful control, since it shows the catalog recovering the genus of whatever epithelium the sampling route touches, and its novel-cluster fraction (9.6%) sits with skin’s (14.5%) rather than with the vaginal site’s (0.2%), as expected if its beta/gamma content is cutaneous in origin.</w:t>
             </w:r>
           </w:p>
-          <w:bookmarkEnd w:id="192"/>
+          <w:bookmarkEnd w:id="194"/>
         </w:tc>
       </w:tr>
     </w:tbl>
@@ -6984,7 +6957,7 @@
       <w:tr>
         <w:tc>
           <w:tcPr/>
-          <w:bookmarkStart w:id="196" w:name="suppfig-bayes"/>
+          <w:bookmarkStart w:id="198" w:name="suppfig-bayes"/>
           <w:p>
             <w:pPr>
               <w:pStyle w:val="Compact"/>
@@ -6995,18 +6968,18 @@
                 <wp:inline>
                   <wp:extent cx="5943600" cy="2905759"/>
                   <wp:effectExtent b="0" l="0" r="0" t="0"/>
-                  <wp:docPr descr="" title="" id="194" name="Picture"/>
+                  <wp:docPr descr="" title="" id="196" name="Picture"/>
                   <a:graphic>
                     <a:graphicData uri="http://schemas.openxmlformats.org/drawingml/2006/picture">
                       <pic:pic>
                         <pic:nvPicPr>
-                          <pic:cNvPr descr="figureS5.png" id="195" name="Picture"/>
+                          <pic:cNvPr descr="figureS5.png" id="197" name="Picture"/>
                           <pic:cNvPicPr>
                             <a:picLocks noChangeArrowheads="1" noChangeAspect="1"/>
                           </pic:cNvPicPr>
                         </pic:nvPicPr>
                         <pic:blipFill>
-                          <a:blip r:embed="rId193"/>
+                          <a:blip r:embed="rId195"/>
                           <a:stretch>
                             <a:fillRect/>
                           </a:stretch>
@@ -7084,7 +7057,7 @@
               <w:t xml:space="preserve">(3) row is the prior-sensitivity refit of the contrast immediately above it, reported in that table’s caption rather than as a row of its own, and it sits further from 1 rather than nearer, which is what makes the productive-controls gap a finding rather than an artifact of the Normal prior. The axis spans five orders of magnitude because that contrast genuinely does.</w:t>
             </w:r>
           </w:p>
-          <w:bookmarkEnd w:id="196"/>
+          <w:bookmarkEnd w:id="198"/>
         </w:tc>
       </w:tr>
     </w:tbl>
@@ -7109,7 +7082,7 @@
       <w:tr>
         <w:tc>
           <w:tcPr/>
-          <w:bookmarkStart w:id="197" w:name="supptbl-types"/>
+          <w:bookmarkStart w:id="199" w:name="supptbl-types"/>
           <w:tbl>
             <w:tblPr>
               <w:tblStyle w:val="Table"/>
@@ -9889,7 +9862,7 @@
               <w:t xml:space="preserve">, at the level of HPV genus.</w:t>
             </w:r>
           </w:p>
-          <w:bookmarkEnd w:id="197"/>
+          <w:bookmarkEnd w:id="199"/>
         </w:tc>
       </w:tr>
     </w:tbl>
@@ -9914,7 +9887,7 @@
       <w:tr>
         <w:tc>
           <w:tcPr/>
-          <w:bookmarkStart w:id="198" w:name="supptbl-productive"/>
+          <w:bookmarkStart w:id="200" w:name="supptbl-productive"/>
           <w:tbl>
             <w:tblPr>
               <w:tblStyle w:val="Table"/>
@@ -10601,7 +10574,7 @@
               <w:t xml:space="preserve">).</w:t>
             </w:r>
           </w:p>
-          <w:bookmarkEnd w:id="198"/>
+          <w:bookmarkEnd w:id="200"/>
         </w:tc>
       </w:tr>
     </w:tbl>
@@ -10626,7 +10599,7 @@
       <w:tr>
         <w:tc>
           <w:tcPr/>
-          <w:bookmarkStart w:id="199" w:name="supptbl-bayes"/>
+          <w:bookmarkStart w:id="201" w:name="supptbl-bayes"/>
           <w:tbl>
             <w:tblPr>
               <w:tblStyle w:val="Table"/>
@@ -11206,7 +11179,7 @@
               <w:t xml:space="preserve">(3) prior gives an even larger posterior OR, 14,515 [3,961, 77,562], confirming robustness). Sequencing depth is modeled per 10-fold (log₁₀) change in library size.</w:t>
             </w:r>
           </w:p>
-          <w:bookmarkEnd w:id="199"/>
+          <w:bookmarkEnd w:id="201"/>
         </w:tc>
       </w:tr>
     </w:tbl>
@@ -11231,7 +11204,7 @@
       <w:tr>
         <w:tc>
           <w:tcPr/>
-          <w:bookmarkStart w:id="200" w:name="supptbl-cin"/>
+          <w:bookmarkStart w:id="202" w:name="supptbl-cin"/>
           <w:tbl>
             <w:tblPr>
               <w:tblStyle w:val="Table"/>
@@ -11612,7 +11585,7 @@
               <w:t xml:space="preserve">= 0.0038). Retaining them is therefore the conservative analytical choice: the small floor-level excess of neoplasia over skin reported in the main text is an upper bound. Virus–host junction calling supports the same reading from an independent direction: the members of this set that carry enough viral reads to test are integration-positive, whereas the cutaneous-neoplasia libraries outside it are not. Integration is the expected state of mucosal HPV16 in carcinoma and is not a property of the cutaneous reservoir, so the assignment of these libraries to a mucosal origin rests on genome state as well as on type.</w:t>
             </w:r>
           </w:p>
-          <w:bookmarkEnd w:id="200"/>
+          <w:bookmarkEnd w:id="202"/>
         </w:tc>
       </w:tr>
     </w:tbl>
@@ -11637,7 +11610,7 @@
       <w:tr>
         <w:tc>
           <w:tcPr/>
-          <w:bookmarkStart w:id="201" w:name="supptbl-chem"/>
+          <w:bookmarkStart w:id="203" w:name="supptbl-chem"/>
           <w:tbl>
             <w:tblPr>
               <w:tblStyle w:val="Table"/>
@@ -12555,7 +12528,7 @@
               <w:t xml:space="preserve">= 7.2×10⁻¹²) and yields no above-floor library in either group.</w:t>
             </w:r>
           </w:p>
-          <w:bookmarkEnd w:id="201"/>
+          <w:bookmarkEnd w:id="203"/>
         </w:tc>
       </w:tr>
     </w:tbl>
@@ -12580,7 +12553,7 @@
       <w:tr>
         <w:tc>
           <w:tcPr/>
-          <w:bookmarkStart w:id="202" w:name="supptbl-trace"/>
+          <w:bookmarkStart w:id="204" w:name="supptbl-trace"/>
           <w:tbl>
             <w:tblPr>
               <w:tblStyle w:val="Table"/>
@@ -15285,7 +15258,7 @@
               <w:t xml:space="preserve">, from HPV type to HPV genus.</w:t>
             </w:r>
           </w:p>
-          <w:bookmarkEnd w:id="202"/>
+          <w:bookmarkEnd w:id="204"/>
         </w:tc>
       </w:tr>
     </w:tbl>
@@ -15310,7 +15283,7 @@
       <w:tr>
         <w:tc>
           <w:tcPr/>
-          <w:bookmarkStart w:id="203" w:name="supptbl-coinf"/>
+          <w:bookmarkStart w:id="205" w:name="supptbl-coinf"/>
           <w:tbl>
             <w:tblPr>
               <w:tblStyle w:val="Table"/>
@@ -16827,12 +16800,12 @@
               <w:t xml:space="preserve">, which retains only uniquely-mapped reads, since STAR assigns MAPQ ≤ 3 to any read placing equally well on two references, so cross-mapping between similar types cannot manufacture a co-infection call: each type in a row is supported by reads that map to it and to nothing else. Three cautions govern how far the table can be read. First, the rows are not independent observations: 13 of the 26 come from the paired studies SRP314958 (RNA-seq) and SRP314961 (MeRIP-seq), which are condyloma lesions from 5 donors (CA_1 to CA_5), each sequenced as an RNA-seq library plus a MeRIP input and IP fraction, so rows sharing a donor carry near-identical read profiles. Second, the secondary types often sit close to the threshold: across all non-dominant calls the median depth is 9.0× and 39% fall below 5×, so which type is called second can depend on the library fraction, and in donor CA_2 the RNA-seq and MeRIP input fractions call HPV6 + HPV11 while the IP fraction of the same specimen calls HPV6 + HPV42. Third, the deepest type in a co-infected library typically dominates its partner, by a median of 45-fold (interquartile range 14 to 2,175), so most rows describe one established infection alongside a minor second type rather than two comparable ones. Where both partners are unambiguous the pairings are biologically coherent: two carcinoma and actinic-keratosis libraries whose SRA records carry no tissue field (ERR2274877, ERR1971044) carry the beta-types HPV96 and HPV182 together at 98–99% breadth and 61–245× depth, and an EV biopsy (SRR21205038) carries the beta-types HPV20 and HPV9 at 18,558× and 736×; both are two full genomes in one library, not a genome plus a fragment. The most frequent pairing in the study is HPV11 with HPV42: 8 libraries carry both, against 14 with HPV11 alone and 1 with HPV42 alone. Requiring both partners to clear a stricter bar (breadth ≥ 0.70 and depth ≥ 5× for each) leaves 3 libraries from 1 of those donors (CA_1). Their dominance relation is asymmetric: HPV11 is the deeper type in all five condyloma lesions, exceeding HPV42 48- to 4,100-fold in the three with a strong HPV11 signal (CA_1, CA_4, CA_5) and 2- to 4-fold in the other two, so HPV42 is the minor partner throughout and clears the assignment threshold only where it happens to be abundant. Whether the pairing is a genuine dual infection or an artifact of that sensitivity limit cannot be settled from five donors of one study: it is a hypothesis the data motivate, not a result they support.</w:t>
             </w:r>
           </w:p>
-          <w:bookmarkEnd w:id="203"/>
+          <w:bookmarkEnd w:id="205"/>
         </w:tc>
       </w:tr>
     </w:tbl>
-    <w:bookmarkEnd w:id="204"/>
-    <w:bookmarkStart w:id="206" w:name="sec-s-crosstalk"/>
+    <w:bookmarkEnd w:id="206"/>
+    <w:bookmarkStart w:id="208" w:name="sec-s-crosstalk"/>
     <w:p>
       <w:pPr>
         <w:pStyle w:val="Heading2"/>
@@ -17062,7 +17035,7 @@
       <w:tr>
         <w:tc>
           <w:tcPr/>
-          <w:bookmarkStart w:id="205" w:name="supptbl-e2"/>
+          <w:bookmarkStart w:id="207" w:name="supptbl-e2"/>
           <w:tbl>
             <w:tblPr>
               <w:tblStyle w:val="Table"/>
@@ -17590,12 +17563,12 @@
               <w:t xml:space="preserve">against RefSeq papillomavirus open reading frames, and scored for whether E2 is present given that E1 is present. The comparison that matters is between the two right-hand columns and the two left-hand ones. Across all contigs, E2 recovery tracks assembly quality rather than biology: it is lowest in cervical CIN (79.3%) and cervical carcinoma (83.6%), which are also the arms with the shortest contigs, and highest in the vaginal and gut metagenomes, which assemble best. Once the question is restricted to near-complete contigs (≥7 kb), where E2 presence can actually be assessed, every category converges on 100%, and cervical carcinoma, in which integration and E2 disruption are the rule, returns 99.3% against 99.9% for skin. That convergence is not a biological result. An integrated genome cannot assemble across the virus-host junction, so conditioning on completeness selects episomal genomes in every category, and the statistic is structurally incapable of detecting the event it was built to detect. This table is reported because the inference is an inviting one to draw from a public contig catalog, and because it bounds what the DNA axis can contribute: presence of a papillomavirus in such a catalog is presence of a detectable L1, and carries no information about the state of the genome (Discussion).</w:t>
             </w:r>
           </w:p>
-          <w:bookmarkEnd w:id="205"/>
+          <w:bookmarkEnd w:id="207"/>
         </w:tc>
       </w:tr>
     </w:tbl>
-    <w:bookmarkEnd w:id="206"/>
-    <w:bookmarkEnd w:id="207"/>
+    <w:bookmarkEnd w:id="208"/>
+    <w:bookmarkEnd w:id="209"/>
     <w:sectPr>
       <w:headerReference r:id="rId9" w:type="default"/>
       <w:pgSz w:h="15840" w:w="12240"/>

--- a/manuscript/manuscript_short.docx
+++ b/manuscript/manuscript_short.docx
@@ -2454,7 +2454,7 @@
       </w:r>
     </w:p>
     <w:bookmarkEnd w:id="50"/>
-    <w:bookmarkStart w:id="53" w:name="orcids"/>
+    <w:bookmarkStart w:id="54" w:name="orcids"/>
     <w:p>
       <w:pPr>
         <w:pStyle w:val="Heading2"/>
@@ -2506,11 +2506,22 @@
         <w:pStyle w:val="BodyText"/>
       </w:pPr>
       <w:r>
-        <w:t xml:space="preserve">Marko Piirsoo: [to be completed]</w:t>
-      </w:r>
+        <w:t xml:space="preserve">Marko Piirsoo:</w:t>
+      </w:r>
+      <w:r>
+        <w:t xml:space="preserve"> </w:t>
+      </w:r>
+      <w:hyperlink r:id="rId53">
+        <w:r>
+          <w:rPr>
+            <w:rStyle w:val="Hyperlink"/>
+          </w:rPr>
+          <w:t xml:space="preserve">https://orcid.org/0000-0002-9447-1350</w:t>
+        </w:r>
+      </w:hyperlink>
     </w:p>
-    <w:bookmarkEnd w:id="53"/>
-    <w:bookmarkStart w:id="54" w:name="ethics-statement"/>
+    <w:bookmarkEnd w:id="54"/>
+    <w:bookmarkStart w:id="55" w:name="ethics-statement"/>
     <w:p>
       <w:pPr>
         <w:pStyle w:val="Heading2"/>
@@ -2527,8 +2538,8 @@
         <w:t xml:space="preserve">This study analyzed only publicly archived, de-identified human sequencing data retrieved from the NCBI Sequence Read Archive, and generated no new human or animal material. Institutional review board approval and informed consent were therefore not required for the work reported here. Ethical approval and participant consent for the primary studies were the responsibility of their submitting investigators and are recorded in the corresponding BioProject entries.</w:t>
       </w:r>
     </w:p>
-    <w:bookmarkEnd w:id="54"/>
-    <w:bookmarkStart w:id="57" w:name="data-availability-statement"/>
+    <w:bookmarkEnd w:id="55"/>
+    <w:bookmarkStart w:id="58" w:name="data-availability-statement"/>
     <w:p>
       <w:pPr>
         <w:pStyle w:val="Heading2"/>
@@ -2547,7 +2558,7 @@
       <w:r>
         <w:t xml:space="preserve"> </w:t>
       </w:r>
-      <w:hyperlink r:id="rId55">
+      <w:hyperlink r:id="rId56">
         <w:r>
           <w:rPr>
             <w:rStyle w:val="Hyperlink"/>
@@ -2561,7 +2572,7 @@
       <w:r>
         <w:t xml:space="preserve"> </w:t>
       </w:r>
-      <w:hyperlink r:id="rId56">
+      <w:hyperlink r:id="rId57">
         <w:r>
           <w:rPr>
             <w:rStyle w:val="Hyperlink"/>
@@ -2573,8 +2584,8 @@
         <w:t xml:space="preserve">) and NCBI RefSeq. No new sequencing data were generated.</w:t>
       </w:r>
     </w:p>
-    <w:bookmarkEnd w:id="57"/>
-    <w:bookmarkStart w:id="58" w:name="conflict-of-interest"/>
+    <w:bookmarkEnd w:id="58"/>
+    <w:bookmarkStart w:id="59" w:name="conflict-of-interest"/>
     <w:p>
       <w:pPr>
         <w:pStyle w:val="Heading2"/>
@@ -2591,8 +2602,8 @@
         <w:t xml:space="preserve">The authors state no conflict of interest.</w:t>
       </w:r>
     </w:p>
-    <w:bookmarkEnd w:id="58"/>
-    <w:bookmarkStart w:id="59" w:name="acknowledgments"/>
+    <w:bookmarkEnd w:id="59"/>
+    <w:bookmarkStart w:id="60" w:name="acknowledgments"/>
     <w:p>
       <w:pPr>
         <w:pStyle w:val="Heading2"/>
@@ -2625,8 +2636,8 @@
         <w:t xml:space="preserve">The computations were performed on the High Performance Computing Center of the University of Tartu. We thank the submitting investigators of the studies re-analyzed here, whose deposition of raw sequencing data to public archives made this work possible.</w:t>
       </w:r>
     </w:p>
-    <w:bookmarkEnd w:id="59"/>
-    <w:bookmarkStart w:id="60" w:name="author-contributions-statement"/>
+    <w:bookmarkEnd w:id="60"/>
+    <w:bookmarkStart w:id="61" w:name="author-contributions-statement"/>
     <w:p>
       <w:pPr>
         <w:pStyle w:val="Heading2"/>
@@ -2643,8 +2654,8 @@
         <w:t xml:space="preserve">[To be completed, CRediT-compliant.] Conceptualization: AP; Data Curation: ; Formal Analysis: ; Funding Acquisition: ; Investigation: ; Methodology: ; Project Administration: ; Resources: ; Software: ; Supervision: ; Validation: AP; Visualization: ; Writing - Original Draft Preparation: ; Writing - Review and Editing: AP.</w:t>
       </w:r>
     </w:p>
-    <w:bookmarkEnd w:id="60"/>
-    <w:bookmarkStart w:id="61" w:name="declaration-of-generative-ai-use"/>
+    <w:bookmarkEnd w:id="61"/>
+    <w:bookmarkStart w:id="62" w:name="declaration-of-generative-ai-use"/>
     <w:p>
       <w:pPr>
         <w:pStyle w:val="Heading2"/>
@@ -2661,8 +2672,8 @@
         <w:t xml:space="preserve">During this work the authors used Claude (Anthropic) to assist with writing and debugging the analysis pipeline and statistical code, and with editing the manuscript text, and Microsoft Copilot to help draft review comments on the manuscript. The authors reviewed and edited all output and take full responsibility for the content of the publication.</w:t>
       </w:r>
     </w:p>
-    <w:bookmarkEnd w:id="61"/>
-    <w:bookmarkStart w:id="163" w:name="references"/>
+    <w:bookmarkEnd w:id="62"/>
+    <w:bookmarkStart w:id="164" w:name="references"/>
     <w:p>
       <w:pPr>
         <w:pStyle w:val="Heading2"/>
@@ -2671,8 +2682,8 @@
         <w:t xml:space="preserve">References</w:t>
       </w:r>
     </w:p>
-    <w:bookmarkStart w:id="162" w:name="refs"/>
-    <w:bookmarkStart w:id="63" w:name="ref-adey2013"/>
+    <w:bookmarkStart w:id="163" w:name="refs"/>
+    <w:bookmarkStart w:id="64" w:name="ref-adey2013"/>
     <w:p>
       <w:pPr>
         <w:pStyle w:val="Bibliography"/>
@@ -2683,7 +2694,7 @@
       <w:r>
         <w:t xml:space="preserve"> </w:t>
       </w:r>
-      <w:hyperlink r:id="rId62">
+      <w:hyperlink r:id="rId63">
         <w:r>
           <w:rPr>
             <w:rStyle w:val="Hyperlink"/>
@@ -2719,8 +2730,8 @@
         <w:t xml:space="preserve">. Nature. 2013;500:207–11</w:t>
       </w:r>
     </w:p>
-    <w:bookmarkEnd w:id="63"/>
-    <w:bookmarkStart w:id="65" w:name="ref-antonsson2000"/>
+    <w:bookmarkEnd w:id="64"/>
+    <w:bookmarkStart w:id="66" w:name="ref-antonsson2000"/>
     <w:p>
       <w:pPr>
         <w:pStyle w:val="Bibliography"/>
@@ -2731,7 +2742,7 @@
       <w:r>
         <w:t xml:space="preserve"> </w:t>
       </w:r>
-      <w:hyperlink r:id="rId64">
+      <w:hyperlink r:id="rId65">
         <w:r>
           <w:rPr>
             <w:rStyle w:val="Hyperlink"/>
@@ -2743,8 +2754,8 @@
         <w:t xml:space="preserve">. Journal of Virology. 2000;74(24):11636–41</w:t>
       </w:r>
     </w:p>
-    <w:bookmarkEnd w:id="65"/>
-    <w:bookmarkStart w:id="67" w:name="ref-arron2011"/>
+    <w:bookmarkEnd w:id="66"/>
+    <w:bookmarkStart w:id="68" w:name="ref-arron2011"/>
     <w:p>
       <w:pPr>
         <w:pStyle w:val="Bibliography"/>
@@ -2755,7 +2766,7 @@
       <w:r>
         <w:t xml:space="preserve"> </w:t>
       </w:r>
-      <w:hyperlink r:id="rId66">
+      <w:hyperlink r:id="rId67">
         <w:r>
           <w:rPr>
             <w:rStyle w:val="Hyperlink"/>
@@ -2767,8 +2778,8 @@
         <w:t xml:space="preserve">. Journal of Investigative Dermatology. 2011;131(8):1745–53</w:t>
       </w:r>
     </w:p>
-    <w:bookmarkEnd w:id="67"/>
-    <w:bookmarkStart w:id="69" w:name="ref-arroyomuhr2021"/>
+    <w:bookmarkEnd w:id="68"/>
+    <w:bookmarkStart w:id="70" w:name="ref-arroyomuhr2021"/>
     <w:p>
       <w:pPr>
         <w:pStyle w:val="Bibliography"/>
@@ -2779,7 +2790,7 @@
       <w:r>
         <w:t xml:space="preserve"> </w:t>
       </w:r>
-      <w:hyperlink r:id="rId68">
+      <w:hyperlink r:id="rId69">
         <w:r>
           <w:rPr>
             <w:rStyle w:val="Hyperlink"/>
@@ -2791,8 +2802,8 @@
         <w:t xml:space="preserve">. International Journal of Cancer. 2021;149(6):1341–7</w:t>
       </w:r>
     </w:p>
-    <w:bookmarkEnd w:id="69"/>
-    <w:bookmarkStart w:id="71" w:name="ref-asplund2019"/>
+    <w:bookmarkEnd w:id="70"/>
+    <w:bookmarkStart w:id="72" w:name="ref-asplund2019"/>
     <w:p>
       <w:pPr>
         <w:pStyle w:val="Bibliography"/>
@@ -2803,7 +2814,7 @@
       <w:r>
         <w:t xml:space="preserve"> </w:t>
       </w:r>
-      <w:hyperlink r:id="rId70">
+      <w:hyperlink r:id="rId71">
         <w:r>
           <w:rPr>
             <w:rStyle w:val="Hyperlink"/>
@@ -2815,8 +2826,8 @@
         <w:t xml:space="preserve">. Clinical Microbiology and Infection. 2019;25(10):1277–85</w:t>
       </w:r>
     </w:p>
-    <w:bookmarkEnd w:id="71"/>
-    <w:bookmarkStart w:id="73" w:name="ref-bhargava2025"/>
+    <w:bookmarkEnd w:id="72"/>
+    <w:bookmarkStart w:id="74" w:name="ref-bhargava2025"/>
     <w:p>
       <w:pPr>
         <w:pStyle w:val="Bibliography"/>
@@ -2827,7 +2838,7 @@
       <w:r>
         <w:t xml:space="preserve"> </w:t>
       </w:r>
-      <w:hyperlink r:id="rId72">
+      <w:hyperlink r:id="rId73">
         <w:r>
           <w:rPr>
             <w:rStyle w:val="Hyperlink"/>
@@ -2863,8 +2874,8 @@
         <w:t xml:space="preserve">. Physiological Genomics. 2025;57(5):343–56</w:t>
       </w:r>
     </w:p>
-    <w:bookmarkEnd w:id="73"/>
-    <w:bookmarkStart w:id="75" w:name="ref-bruyere2026"/>
+    <w:bookmarkEnd w:id="74"/>
+    <w:bookmarkStart w:id="76" w:name="ref-bruyere2026"/>
     <w:p>
       <w:pPr>
         <w:pStyle w:val="Bibliography"/>
@@ -2875,7 +2886,7 @@
       <w:r>
         <w:t xml:space="preserve"> </w:t>
       </w:r>
-      <w:hyperlink r:id="rId74">
+      <w:hyperlink r:id="rId75">
         <w:r>
           <w:rPr>
             <w:rStyle w:val="Hyperlink"/>
@@ -2887,8 +2898,8 @@
         <w:t xml:space="preserve">. Journal of Investigative Dermatology. 2026;146(7):1770–86</w:t>
       </w:r>
     </w:p>
-    <w:bookmarkEnd w:id="75"/>
-    <w:bookmarkStart w:id="77" w:name="ref-bzhalava2014"/>
+    <w:bookmarkEnd w:id="76"/>
+    <w:bookmarkStart w:id="78" w:name="ref-bzhalava2014"/>
     <w:p>
       <w:pPr>
         <w:pStyle w:val="Bibliography"/>
@@ -2899,7 +2910,7 @@
       <w:r>
         <w:t xml:space="preserve"> </w:t>
       </w:r>
-      <w:hyperlink r:id="rId76">
+      <w:hyperlink r:id="rId77">
         <w:r>
           <w:rPr>
             <w:rStyle w:val="Hyperlink"/>
@@ -2911,8 +2922,8 @@
         <w:t xml:space="preserve">. Scientific Reports. 2014;4:5807</w:t>
       </w:r>
     </w:p>
-    <w:bookmarkEnd w:id="77"/>
-    <w:bookmarkStart w:id="79" w:name="ref-cantalupo2015"/>
+    <w:bookmarkEnd w:id="78"/>
+    <w:bookmarkStart w:id="80" w:name="ref-cantalupo2015"/>
     <w:p>
       <w:pPr>
         <w:pStyle w:val="Bibliography"/>
@@ -2923,7 +2934,7 @@
       <w:r>
         <w:t xml:space="preserve"> </w:t>
       </w:r>
-      <w:hyperlink r:id="rId78">
+      <w:hyperlink r:id="rId79">
         <w:r>
           <w:rPr>
             <w:rStyle w:val="Hyperlink"/>
@@ -2971,8 +2982,8 @@
         <w:t xml:space="preserve">. Journal of Virology. 2015;89(8):4051–7</w:t>
       </w:r>
     </w:p>
-    <w:bookmarkEnd w:id="79"/>
-    <w:bookmarkStart w:id="81" w:name="ref-cantalupo2019"/>
+    <w:bookmarkEnd w:id="80"/>
+    <w:bookmarkStart w:id="82" w:name="ref-cantalupo2019"/>
     <w:p>
       <w:pPr>
         <w:pStyle w:val="Bibliography"/>
@@ -2983,7 +2994,7 @@
       <w:r>
         <w:t xml:space="preserve"> </w:t>
       </w:r>
-      <w:hyperlink r:id="rId80">
+      <w:hyperlink r:id="rId81">
         <w:r>
           <w:rPr>
             <w:rStyle w:val="Hyperlink"/>
@@ -3019,8 +3030,8 @@
         <w:t xml:space="preserve">. Current Opinion in Virology. 2019;39:41–8</w:t>
       </w:r>
     </w:p>
-    <w:bookmarkEnd w:id="81"/>
-    <w:bookmarkStart w:id="83" w:name="ref-chen2018"/>
+    <w:bookmarkEnd w:id="82"/>
+    <w:bookmarkStart w:id="84" w:name="ref-chen2018"/>
     <w:p>
       <w:pPr>
         <w:pStyle w:val="Bibliography"/>
@@ -3031,7 +3042,7 @@
       <w:r>
         <w:t xml:space="preserve"> </w:t>
       </w:r>
-      <w:hyperlink r:id="rId82">
+      <w:hyperlink r:id="rId83">
         <w:r>
           <w:rPr>
             <w:rStyle w:val="Hyperlink"/>
@@ -3067,8 +3078,8 @@
         <w:t xml:space="preserve">. Bioinformatics. 2018;34(17):i884–90</w:t>
       </w:r>
     </w:p>
-    <w:bookmarkEnd w:id="83"/>
-    <w:bookmarkStart w:id="85" w:name="ref-chikhi2024"/>
+    <w:bookmarkEnd w:id="84"/>
+    <w:bookmarkStart w:id="86" w:name="ref-chikhi2024"/>
     <w:p>
       <w:pPr>
         <w:pStyle w:val="Bibliography"/>
@@ -3079,7 +3090,7 @@
       <w:r>
         <w:t xml:space="preserve"> </w:t>
       </w:r>
-      <w:hyperlink r:id="rId84">
+      <w:hyperlink r:id="rId85">
         <w:r>
           <w:rPr>
             <w:rStyle w:val="Hyperlink"/>
@@ -3091,8 +3102,8 @@
         <w:t xml:space="preserve">. bioRxiv. 2024;</w:t>
       </w:r>
     </w:p>
-    <w:bookmarkEnd w:id="85"/>
-    <w:bookmarkStart w:id="87" w:name="ref-danecek2021"/>
+    <w:bookmarkEnd w:id="86"/>
+    <w:bookmarkStart w:id="88" w:name="ref-danecek2021"/>
     <w:p>
       <w:pPr>
         <w:pStyle w:val="Bibliography"/>
@@ -3103,7 +3114,7 @@
       <w:r>
         <w:t xml:space="preserve"> </w:t>
       </w:r>
-      <w:hyperlink r:id="rId86">
+      <w:hyperlink r:id="rId87">
         <w:r>
           <w:rPr>
             <w:rStyle w:val="Hyperlink"/>
@@ -3151,8 +3162,8 @@
         <w:t xml:space="preserve">. GigaScience. 2021;10(2):giab008</w:t>
       </w:r>
     </w:p>
-    <w:bookmarkEnd w:id="87"/>
-    <w:bookmarkStart w:id="89" w:name="ref-devitt2019"/>
+    <w:bookmarkEnd w:id="88"/>
+    <w:bookmarkStart w:id="90" w:name="ref-devitt2019"/>
     <w:p>
       <w:pPr>
         <w:pStyle w:val="Bibliography"/>
@@ -3163,7 +3174,7 @@
       <w:r>
         <w:t xml:space="preserve"> </w:t>
       </w:r>
-      <w:hyperlink r:id="rId88">
+      <w:hyperlink r:id="rId89">
         <w:r>
           <w:rPr>
             <w:rStyle w:val="Hyperlink"/>
@@ -3223,8 +3234,8 @@
         <w:t xml:space="preserve">. Virology. 2019;537:14–9</w:t>
       </w:r>
     </w:p>
-    <w:bookmarkEnd w:id="89"/>
-    <w:bookmarkStart w:id="91" w:name="ref-ditommaso2017"/>
+    <w:bookmarkEnd w:id="90"/>
+    <w:bookmarkStart w:id="92" w:name="ref-ditommaso2017"/>
     <w:p>
       <w:pPr>
         <w:pStyle w:val="Bibliography"/>
@@ -3235,7 +3246,7 @@
       <w:r>
         <w:t xml:space="preserve"> </w:t>
       </w:r>
-      <w:hyperlink r:id="rId90">
+      <w:hyperlink r:id="rId91">
         <w:r>
           <w:rPr>
             <w:rStyle w:val="Hyperlink"/>
@@ -3247,8 +3258,8 @@
         <w:t xml:space="preserve">. Nature Biotechnology. 2017;35(4):316–9</w:t>
       </w:r>
     </w:p>
-    <w:bookmarkEnd w:id="91"/>
-    <w:bookmarkStart w:id="93" w:name="ref-dobin2013"/>
+    <w:bookmarkEnd w:id="92"/>
+    <w:bookmarkStart w:id="94" w:name="ref-dobin2013"/>
     <w:p>
       <w:pPr>
         <w:pStyle w:val="Bibliography"/>
@@ -3259,7 +3270,7 @@
       <w:r>
         <w:t xml:space="preserve"> </w:t>
       </w:r>
-      <w:hyperlink r:id="rId92">
+      <w:hyperlink r:id="rId93">
         <w:r>
           <w:rPr>
             <w:rStyle w:val="Hyperlink"/>
@@ -3299,63 +3310,63 @@
       </w:hyperlink>
       <w:r>
         <w:t xml:space="preserve">. Bioinformatics. 2013;29(1):15–21</w:t>
-      </w:r>
-    </w:p>
-    <w:bookmarkEnd w:id="93"/>
-    <w:bookmarkStart w:id="94" w:name="ref-doorbar2023"/>
-    <w:p>
-      <w:pPr>
-        <w:pStyle w:val="Bibliography"/>
-      </w:pPr>
-      <w:r>
-        <w:t xml:space="preserve">Doorbar J. The human papillomavirus twilight zone: Latency, immune control and subclinical infection. Tumour Virus Research. 2023;16:200268</w:t>
       </w:r>
     </w:p>
     <w:bookmarkEnd w:id="94"/>
-    <w:bookmarkStart w:id="95" w:name="ref-doorbar2012"/>
+    <w:bookmarkStart w:id="95" w:name="ref-doorbar2023"/>
     <w:p>
       <w:pPr>
         <w:pStyle w:val="Bibliography"/>
       </w:pPr>
       <w:r>
-        <w:t xml:space="preserve">Doorbar J, Quint W, Banks L, Bravo IG, Stoler M, Broker TR, et al. The biology and life-cycle of human papillomaviruses. Vaccine. 2012;30(Suppl 5):F55–70</w:t>
+        <w:t xml:space="preserve">Doorbar J. The human papillomavirus twilight zone: Latency, immune control and subclinical infection. Tumour Virus Research. 2023;16:200268</w:t>
       </w:r>
     </w:p>
     <w:bookmarkEnd w:id="95"/>
-    <w:bookmarkStart w:id="96" w:name="ref-dorfer2021"/>
+    <w:bookmarkStart w:id="96" w:name="ref-doorbar2012"/>
     <w:p>
       <w:pPr>
         <w:pStyle w:val="Bibliography"/>
       </w:pPr>
       <w:r>
-        <w:t xml:space="preserve">Dorfer S, Strasser K, Schröckenfuchs G, Bonelli M, Bauer W, Kittler H, et al.</w:t>
-      </w:r>
-      <w:r>
-        <w:t xml:space="preserve"> </w:t>
-      </w:r>
-      <w:r>
-        <w:t xml:space="preserve">MmuPV1</w:t>
-      </w:r>
-      <w:r>
-        <w:t xml:space="preserve"> </w:t>
-      </w:r>
-      <w:r>
-        <w:t xml:space="preserve">is a key driver of skin cancer development upon immunosuppression. American Journal of Transplantation. 2021;21(2):525–39</w:t>
+        <w:t xml:space="preserve">Doorbar J, Quint W, Banks L, Bravo IG, Stoler M, Broker TR, et al. The biology and life-cycle of human papillomaviruses. Vaccine. 2012;30(Suppl 5):F55–70</w:t>
       </w:r>
     </w:p>
     <w:bookmarkEnd w:id="96"/>
-    <w:bookmarkStart w:id="98" w:name="ref-edgar2022"/>
+    <w:bookmarkStart w:id="97" w:name="ref-dorfer2021"/>
     <w:p>
       <w:pPr>
         <w:pStyle w:val="Bibliography"/>
       </w:pPr>
       <w:r>
+        <w:t xml:space="preserve">Dorfer S, Strasser K, Schröckenfuchs G, Bonelli M, Bauer W, Kittler H, et al.</w:t>
+      </w:r>
+      <w:r>
+        <w:t xml:space="preserve"> </w:t>
+      </w:r>
+      <w:r>
+        <w:t xml:space="preserve">MmuPV1</w:t>
+      </w:r>
+      <w:r>
+        <w:t xml:space="preserve"> </w:t>
+      </w:r>
+      <w:r>
+        <w:t xml:space="preserve">is a key driver of skin cancer development upon immunosuppression. American Journal of Transplantation. 2021;21(2):525–39</w:t>
+      </w:r>
+    </w:p>
+    <w:bookmarkEnd w:id="97"/>
+    <w:bookmarkStart w:id="99" w:name="ref-edgar2022"/>
+    <w:p>
+      <w:pPr>
+        <w:pStyle w:val="Bibliography"/>
+      </w:pPr>
+      <w:r>
         <w:t xml:space="preserve">Edgar RC, Taylor B, Lin V, Altman T, Barbera P, Meleshko D, et al.</w:t>
       </w:r>
       <w:r>
         <w:t xml:space="preserve"> </w:t>
       </w:r>
-      <w:hyperlink r:id="rId97">
+      <w:hyperlink r:id="rId98">
         <w:r>
           <w:rPr>
             <w:rStyle w:val="Hyperlink"/>
@@ -3367,8 +3378,8 @@
         <w:t xml:space="preserve">. Nature. 2022;602:142–7</w:t>
       </w:r>
     </w:p>
-    <w:bookmarkEnd w:id="98"/>
-    <w:bookmarkStart w:id="100" w:name="ref-fujimoto2019"/>
+    <w:bookmarkEnd w:id="99"/>
+    <w:bookmarkStart w:id="101" w:name="ref-fujimoto2019"/>
     <w:p>
       <w:pPr>
         <w:pStyle w:val="Bibliography"/>
@@ -3379,7 +3390,7 @@
       <w:r>
         <w:t xml:space="preserve"> </w:t>
       </w:r>
-      <w:hyperlink r:id="rId99">
+      <w:hyperlink r:id="rId100">
         <w:r>
           <w:rPr>
             <w:rStyle w:val="Hyperlink"/>
@@ -3451,8 +3462,8 @@
         <w:t xml:space="preserve">. The American Journal of Dermatopathology. 2019;41(3):205–10</w:t>
       </w:r>
     </w:p>
-    <w:bookmarkEnd w:id="100"/>
-    <w:bookmarkStart w:id="102" w:name="ref-gihawi2023"/>
+    <w:bookmarkEnd w:id="101"/>
+    <w:bookmarkStart w:id="103" w:name="ref-gihawi2023"/>
     <w:p>
       <w:pPr>
         <w:pStyle w:val="Bibliography"/>
@@ -3463,7 +3474,7 @@
       <w:r>
         <w:t xml:space="preserve"> </w:t>
       </w:r>
-      <w:hyperlink r:id="rId101">
+      <w:hyperlink r:id="rId102">
         <w:r>
           <w:rPr>
             <w:rStyle w:val="Hyperlink"/>
@@ -3475,8 +3486,8 @@
         <w:t xml:space="preserve">. mBio. 2023;14(5):e0160723</w:t>
       </w:r>
     </w:p>
-    <w:bookmarkEnd w:id="102"/>
-    <w:bookmarkStart w:id="104" w:name="ref-rstanarm"/>
+    <w:bookmarkEnd w:id="103"/>
+    <w:bookmarkStart w:id="105" w:name="ref-rstanarm"/>
     <w:p>
       <w:pPr>
         <w:pStyle w:val="Bibliography"/>
@@ -3520,7 +3531,7 @@
       <w:r>
         <w:t xml:space="preserve"> </w:t>
       </w:r>
-      <w:hyperlink r:id="rId103">
+      <w:hyperlink r:id="rId104">
         <w:r>
           <w:rPr>
             <w:rStyle w:val="Hyperlink"/>
@@ -3529,8 +3540,8 @@
         </w:r>
       </w:hyperlink>
     </w:p>
-    <w:bookmarkEnd w:id="104"/>
-    <w:bookmarkStart w:id="105" w:name="ref-howley2015"/>
+    <w:bookmarkEnd w:id="105"/>
+    <w:bookmarkStart w:id="106" w:name="ref-howley2015"/>
     <w:p>
       <w:pPr>
         <w:pStyle w:val="Bibliography"/>
@@ -3539,8 +3550,8 @@
         <w:t xml:space="preserve">Howley PM, Pfister HJ. Beta genus papillomaviruses and skin cancer. Virology. 2015;479-480:290–6</w:t>
       </w:r>
     </w:p>
-    <w:bookmarkEnd w:id="105"/>
-    <w:bookmarkStart w:id="107" w:name="ref-hultin2019"/>
+    <w:bookmarkEnd w:id="106"/>
+    <w:bookmarkStart w:id="108" w:name="ref-hultin2019"/>
     <w:p>
       <w:pPr>
         <w:pStyle w:val="Bibliography"/>
@@ -3551,7 +3562,7 @@
       <w:r>
         <w:t xml:space="preserve"> </w:t>
       </w:r>
-      <w:hyperlink r:id="rId106">
+      <w:hyperlink r:id="rId107">
         <w:r>
           <w:rPr>
             <w:rStyle w:val="Hyperlink"/>
@@ -3575,8 +3586,8 @@
         <w:t xml:space="preserve">. PLOS ONE. 2019;14(5):e0217942</w:t>
       </w:r>
     </w:p>
-    <w:bookmarkEnd w:id="107"/>
-    <w:bookmarkStart w:id="109" w:name="ref-kazemian2015"/>
+    <w:bookmarkEnd w:id="108"/>
+    <w:bookmarkStart w:id="110" w:name="ref-kazemian2015"/>
     <w:p>
       <w:pPr>
         <w:pStyle w:val="Bibliography"/>
@@ -3587,7 +3598,7 @@
       <w:r>
         <w:t xml:space="preserve"> </w:t>
       </w:r>
-      <w:hyperlink r:id="rId108">
+      <w:hyperlink r:id="rId109">
         <w:r>
           <w:rPr>
             <w:rStyle w:val="Hyperlink"/>
@@ -3635,8 +3646,8 @@
         <w:t xml:space="preserve">. Journal of Virology. 2015;89(17):8967–73</w:t>
       </w:r>
     </w:p>
-    <w:bookmarkEnd w:id="109"/>
-    <w:bookmarkStart w:id="111" w:name="ref-lambert2021"/>
+    <w:bookmarkEnd w:id="110"/>
+    <w:bookmarkStart w:id="112" w:name="ref-lambert2021"/>
     <w:p>
       <w:pPr>
         <w:pStyle w:val="Bibliography"/>
@@ -3647,7 +3658,7 @@
       <w:r>
         <w:t xml:space="preserve"> </w:t>
       </w:r>
-      <w:hyperlink r:id="rId110">
+      <w:hyperlink r:id="rId111">
         <w:r>
           <w:rPr>
             <w:rStyle w:val="Hyperlink"/>
@@ -3659,8 +3670,8 @@
         <w:t xml:space="preserve">. Nature. 2021;588(7838):E20–1</w:t>
       </w:r>
     </w:p>
-    <w:bookmarkEnd w:id="111"/>
-    <w:bookmarkStart w:id="113" w:name="ref-leiendecker2023"/>
+    <w:bookmarkEnd w:id="112"/>
+    <w:bookmarkStart w:id="114" w:name="ref-leiendecker2023"/>
     <w:p>
       <w:pPr>
         <w:pStyle w:val="Bibliography"/>
@@ -3671,7 +3682,7 @@
       <w:r>
         <w:t xml:space="preserve"> </w:t>
       </w:r>
-      <w:hyperlink r:id="rId112">
+      <w:hyperlink r:id="rId113">
         <w:r>
           <w:rPr>
             <w:rStyle w:val="Hyperlink"/>
@@ -3701,8 +3712,8 @@
         <w:t xml:space="preserve">. Cancer Discovery. 2023;13(1):70–84</w:t>
       </w:r>
     </w:p>
-    <w:bookmarkEnd w:id="113"/>
-    <w:bookmarkStart w:id="115" w:name="ref-leinonen2011"/>
+    <w:bookmarkEnd w:id="114"/>
+    <w:bookmarkStart w:id="116" w:name="ref-leinonen2011"/>
     <w:p>
       <w:pPr>
         <w:pStyle w:val="Bibliography"/>
@@ -3713,7 +3724,7 @@
       <w:r>
         <w:t xml:space="preserve"> </w:t>
       </w:r>
-      <w:hyperlink r:id="rId114">
+      <w:hyperlink r:id="rId115">
         <w:r>
           <w:rPr>
             <w:rStyle w:val="Hyperlink"/>
@@ -3737,8 +3748,8 @@
         <w:t xml:space="preserve">. Nucleic Acids Research. 2011;39(Database issue):D19–21</w:t>
       </w:r>
     </w:p>
-    <w:bookmarkEnd w:id="115"/>
-    <w:bookmarkStart w:id="117" w:name="ref-liao2014"/>
+    <w:bookmarkEnd w:id="116"/>
+    <w:bookmarkStart w:id="118" w:name="ref-liao2014"/>
     <w:p>
       <w:pPr>
         <w:pStyle w:val="Bibliography"/>
@@ -3749,7 +3760,7 @@
       <w:r>
         <w:t xml:space="preserve"> </w:t>
       </w:r>
-      <w:hyperlink r:id="rId116">
+      <w:hyperlink r:id="rId117">
         <w:r>
           <w:rPr>
             <w:rStyle w:val="Hyperlink"/>
@@ -3761,8 +3772,8 @@
         <w:t xml:space="preserve">. Bioinformatics. 2014;30(7):923–30</w:t>
       </w:r>
     </w:p>
-    <w:bookmarkEnd w:id="117"/>
-    <w:bookmarkStart w:id="119" w:name="ref-ma2014"/>
+    <w:bookmarkEnd w:id="118"/>
+    <w:bookmarkStart w:id="120" w:name="ref-ma2014"/>
     <w:p>
       <w:pPr>
         <w:pStyle w:val="Bibliography"/>
@@ -3773,7 +3784,7 @@
       <w:r>
         <w:t xml:space="preserve"> </w:t>
       </w:r>
-      <w:hyperlink r:id="rId118">
+      <w:hyperlink r:id="rId119">
         <w:r>
           <w:rPr>
             <w:rStyle w:val="Hyperlink"/>
@@ -3785,8 +3796,8 @@
         <w:t xml:space="preserve">. Journal of Virology. 2014;88(9):4786–97</w:t>
       </w:r>
     </w:p>
-    <w:bookmarkEnd w:id="119"/>
-    <w:bookmarkStart w:id="121" w:name="ref-oh2026"/>
+    <w:bookmarkEnd w:id="120"/>
+    <w:bookmarkStart w:id="122" w:name="ref-oh2026"/>
     <w:p>
       <w:pPr>
         <w:pStyle w:val="Bibliography"/>
@@ -3797,7 +3808,7 @@
       <w:r>
         <w:t xml:space="preserve"> </w:t>
       </w:r>
-      <w:hyperlink r:id="rId120">
+      <w:hyperlink r:id="rId121">
         <w:r>
           <w:rPr>
             <w:rStyle w:val="Hyperlink"/>
@@ -3809,8 +3820,8 @@
         <w:t xml:space="preserve">. JAMA Dermatology. 2026;162(5):509–14</w:t>
       </w:r>
     </w:p>
-    <w:bookmarkEnd w:id="121"/>
-    <w:bookmarkStart w:id="123" w:name="ref-purdie2005"/>
+    <w:bookmarkEnd w:id="122"/>
+    <w:bookmarkStart w:id="124" w:name="ref-purdie2005"/>
     <w:p>
       <w:pPr>
         <w:pStyle w:val="Bibliography"/>
@@ -3821,7 +3832,7 @@
       <w:r>
         <w:t xml:space="preserve"> </w:t>
       </w:r>
-      <w:hyperlink r:id="rId122">
+      <w:hyperlink r:id="rId123">
         <w:r>
           <w:rPr>
             <w:rStyle w:val="Hyperlink"/>
@@ -3833,8 +3844,8 @@
         <w:t xml:space="preserve">. Journal of Investigative Dermatology. 2005;125(1):98–107</w:t>
       </w:r>
     </w:p>
-    <w:bookmarkEnd w:id="123"/>
-    <w:bookmarkStart w:id="125" w:name="ref-rehm2022jvi"/>
+    <w:bookmarkEnd w:id="124"/>
+    <w:bookmarkStart w:id="126" w:name="ref-rehm2022jvi"/>
     <w:p>
       <w:pPr>
         <w:pStyle w:val="Bibliography"/>
@@ -3845,7 +3856,7 @@
       <w:r>
         <w:t xml:space="preserve"> </w:t>
       </w:r>
-      <w:hyperlink r:id="rId124">
+      <w:hyperlink r:id="rId125">
         <w:r>
           <w:rPr>
             <w:rStyle w:val="Hyperlink"/>
@@ -3899,8 +3910,8 @@
         <w:t xml:space="preserve">. Journal of Virology. 2022 a;96(23):e01498–22</w:t>
       </w:r>
     </w:p>
-    <w:bookmarkEnd w:id="125"/>
-    <w:bookmarkStart w:id="127" w:name="ref-rehm2022"/>
+    <w:bookmarkEnd w:id="126"/>
+    <w:bookmarkStart w:id="128" w:name="ref-rehm2022"/>
     <w:p>
       <w:pPr>
         <w:pStyle w:val="Bibliography"/>
@@ -3911,7 +3922,7 @@
       <w:r>
         <w:t xml:space="preserve"> </w:t>
       </w:r>
-      <w:hyperlink r:id="rId126">
+      <w:hyperlink r:id="rId127">
         <w:r>
           <w:rPr>
             <w:rStyle w:val="Hyperlink"/>
@@ -3923,8 +3934,8 @@
         <w:t xml:space="preserve">. Proceedings of the National Academy of Sciences. 2022 b;119(11):e2118930119</w:t>
       </w:r>
     </w:p>
-    <w:bookmarkEnd w:id="127"/>
-    <w:bookmarkStart w:id="129" w:name="ref-rollison2021"/>
+    <w:bookmarkEnd w:id="128"/>
+    <w:bookmarkStart w:id="130" w:name="ref-rollison2021"/>
     <w:p>
       <w:pPr>
         <w:pStyle w:val="Bibliography"/>
@@ -3935,7 +3946,7 @@
       <w:r>
         <w:t xml:space="preserve"> </w:t>
       </w:r>
-      <w:hyperlink r:id="rId128">
+      <w:hyperlink r:id="rId129">
         <w:r>
           <w:rPr>
             <w:rStyle w:val="Hyperlink"/>
@@ -3947,8 +3958,8 @@
         <w:t xml:space="preserve">. Cancer Research. 2021;81(17):4628–38</w:t>
       </w:r>
     </w:p>
-    <w:bookmarkEnd w:id="129"/>
-    <w:bookmarkStart w:id="131" w:name="ref-rollison2019sites"/>
+    <w:bookmarkEnd w:id="130"/>
+    <w:bookmarkStart w:id="132" w:name="ref-rollison2019sites"/>
     <w:p>
       <w:pPr>
         <w:pStyle w:val="Bibliography"/>
@@ -3959,7 +3970,7 @@
       <w:r>
         <w:t xml:space="preserve"> </w:t>
       </w:r>
-      <w:hyperlink r:id="rId130">
+      <w:hyperlink r:id="rId131">
         <w:r>
           <w:rPr>
             <w:rStyle w:val="Hyperlink"/>
@@ -3971,8 +3982,8 @@
         <w:t xml:space="preserve">. The Journal of Infectious Diseases. 2019 a;219(5):711–22</w:t>
       </w:r>
     </w:p>
-    <w:bookmarkEnd w:id="131"/>
-    <w:bookmarkStart w:id="133" w:name="ref-rollison2019"/>
+    <w:bookmarkEnd w:id="132"/>
+    <w:bookmarkStart w:id="134" w:name="ref-rollison2019"/>
     <w:p>
       <w:pPr>
         <w:pStyle w:val="Bibliography"/>
@@ -3983,7 +3994,7 @@
       <w:r>
         <w:t xml:space="preserve"> </w:t>
       </w:r>
-      <w:hyperlink r:id="rId132">
+      <w:hyperlink r:id="rId133">
         <w:r>
           <w:rPr>
             <w:rStyle w:val="Hyperlink"/>
@@ -3995,8 +4006,8 @@
         <w:t xml:space="preserve">. Journal of Virology. 2019 b;93(7):e01003–18</w:t>
       </w:r>
     </w:p>
-    <w:bookmarkEnd w:id="133"/>
-    <w:bookmarkStart w:id="135" w:name="ref-saeidian2023"/>
+    <w:bookmarkEnd w:id="134"/>
+    <w:bookmarkStart w:id="136" w:name="ref-saeidian2023"/>
     <w:p>
       <w:pPr>
         <w:pStyle w:val="Bibliography"/>
@@ -4007,7 +4018,7 @@
       <w:r>
         <w:t xml:space="preserve"> </w:t>
       </w:r>
-      <w:hyperlink r:id="rId134">
+      <w:hyperlink r:id="rId135">
         <w:r>
           <w:rPr>
             <w:rStyle w:val="Hyperlink"/>
@@ -4088,8 +4099,8 @@
         <w:t xml:space="preserve">. JCI Insight. 2023;8(5):e162558</w:t>
       </w:r>
     </w:p>
-    <w:bookmarkEnd w:id="135"/>
-    <w:bookmarkStart w:id="137" w:name="ref-sankovski2014"/>
+    <w:bookmarkEnd w:id="136"/>
+    <w:bookmarkStart w:id="138" w:name="ref-sankovski2014"/>
     <w:p>
       <w:pPr>
         <w:pStyle w:val="Bibliography"/>
@@ -4100,7 +4111,7 @@
       <w:r>
         <w:t xml:space="preserve"> </w:t>
       </w:r>
-      <w:hyperlink r:id="rId136">
+      <w:hyperlink r:id="rId137">
         <w:r>
           <w:rPr>
             <w:rStyle w:val="Hyperlink"/>
@@ -4112,8 +4123,8 @@
         <w:t xml:space="preserve">. Journal of Virology. 2014;88(2):961–73</w:t>
       </w:r>
     </w:p>
-    <w:bookmarkEnd w:id="137"/>
-    <w:bookmarkStart w:id="139" w:name="ref-selitsky2020"/>
+    <w:bookmarkEnd w:id="138"/>
+    <w:bookmarkStart w:id="140" w:name="ref-selitsky2020"/>
     <w:p>
       <w:pPr>
         <w:pStyle w:val="Bibliography"/>
@@ -4124,7 +4135,7 @@
       <w:r>
         <w:t xml:space="preserve"> </w:t>
       </w:r>
-      <w:hyperlink r:id="rId138">
+      <w:hyperlink r:id="rId139">
         <w:r>
           <w:rPr>
             <w:rStyle w:val="Hyperlink"/>
@@ -4166,8 +4177,8 @@
         <w:t xml:space="preserve">. BMC Genomics. 2020;21(1):79</w:t>
       </w:r>
     </w:p>
-    <w:bookmarkEnd w:id="139"/>
-    <w:bookmarkStart w:id="141" w:name="ref-shenpv2026"/>
+    <w:bookmarkEnd w:id="140"/>
+    <w:bookmarkStart w:id="142" w:name="ref-shenpv2026"/>
     <w:p>
       <w:pPr>
         <w:pStyle w:val="Bibliography"/>
@@ -4178,7 +4189,7 @@
       <w:r>
         <w:t xml:space="preserve"> </w:t>
       </w:r>
-      <w:hyperlink r:id="rId140">
+      <w:hyperlink r:id="rId141">
         <w:r>
           <w:rPr>
             <w:rStyle w:val="Hyperlink"/>
@@ -4190,8 +4201,8 @@
         <w:t xml:space="preserve">. bioRxiv. 2026;</w:t>
       </w:r>
     </w:p>
-    <w:bookmarkEnd w:id="141"/>
-    <w:bookmarkStart w:id="143" w:name="ref-shen2016"/>
+    <w:bookmarkEnd w:id="142"/>
+    <w:bookmarkStart w:id="144" w:name="ref-shen2016"/>
     <w:p>
       <w:pPr>
         <w:pStyle w:val="Bibliography"/>
@@ -4202,7 +4213,7 @@
       <w:r>
         <w:t xml:space="preserve"> </w:t>
       </w:r>
-      <w:hyperlink r:id="rId142">
+      <w:hyperlink r:id="rId143">
         <w:r>
           <w:rPr>
             <w:rStyle w:val="Hyperlink"/>
@@ -4244,8 +4255,8 @@
         <w:t xml:space="preserve">. PLoS ONE. 2016;11(10):e0163962</w:t>
       </w:r>
     </w:p>
-    <w:bookmarkEnd w:id="143"/>
-    <w:bookmarkStart w:id="145" w:name="ref-son2025"/>
+    <w:bookmarkEnd w:id="144"/>
+    <w:bookmarkStart w:id="146" w:name="ref-son2025"/>
     <w:p>
       <w:pPr>
         <w:pStyle w:val="Bibliography"/>
@@ -4256,7 +4267,7 @@
       <w:r>
         <w:t xml:space="preserve"> </w:t>
       </w:r>
-      <w:hyperlink r:id="rId144">
+      <w:hyperlink r:id="rId145">
         <w:r>
           <w:rPr>
             <w:rStyle w:val="Hyperlink"/>
@@ -4268,8 +4279,8 @@
         <w:t xml:space="preserve">. Cancer Cell. 2025;43(1):36–48.e10</w:t>
       </w:r>
     </w:p>
-    <w:bookmarkEnd w:id="145"/>
-    <w:bookmarkStart w:id="147" w:name="ref-strickley2019"/>
+    <w:bookmarkEnd w:id="146"/>
+    <w:bookmarkStart w:id="148" w:name="ref-strickley2019"/>
     <w:p>
       <w:pPr>
         <w:pStyle w:val="Bibliography"/>
@@ -4280,7 +4291,7 @@
       <w:r>
         <w:t xml:space="preserve"> </w:t>
       </w:r>
-      <w:hyperlink r:id="rId146">
+      <w:hyperlink r:id="rId147">
         <w:r>
           <w:rPr>
             <w:rStyle w:val="Hyperlink"/>
@@ -4292,8 +4303,8 @@
         <w:t xml:space="preserve">. Nature. 2019;575(7783):519–22</w:t>
       </w:r>
     </w:p>
-    <w:bookmarkEnd w:id="147"/>
-    <w:bookmarkStart w:id="149" w:name="ref-strickley2021"/>
+    <w:bookmarkEnd w:id="148"/>
+    <w:bookmarkStart w:id="150" w:name="ref-strickley2021"/>
     <w:p>
       <w:pPr>
         <w:pStyle w:val="Bibliography"/>
@@ -4304,7 +4315,7 @@
       <w:r>
         <w:t xml:space="preserve"> </w:t>
       </w:r>
-      <w:hyperlink r:id="rId148">
+      <w:hyperlink r:id="rId149">
         <w:r>
           <w:rPr>
             <w:rStyle w:val="Hyperlink"/>
@@ -4316,8 +4327,8 @@
         <w:t xml:space="preserve">. Nature. 2021;588(7838):E22–3</w:t>
       </w:r>
     </w:p>
-    <w:bookmarkEnd w:id="149"/>
-    <w:bookmarkStart w:id="151" w:name="ref-vandoorslaer2017"/>
+    <w:bookmarkEnd w:id="150"/>
+    <w:bookmarkStart w:id="152" w:name="ref-vandoorslaer2017"/>
     <w:p>
       <w:pPr>
         <w:pStyle w:val="Bibliography"/>
@@ -4328,7 +4339,7 @@
       <w:r>
         <w:t xml:space="preserve"> </w:t>
       </w:r>
-      <w:hyperlink r:id="rId150">
+      <w:hyperlink r:id="rId151">
         <w:r>
           <w:rPr>
             <w:rStyle w:val="Hyperlink"/>
@@ -4358,8 +4369,8 @@
         <w:t xml:space="preserve">. Nucleic Acids Research. 2017;45(D1):D499–506</w:t>
       </w:r>
     </w:p>
-    <w:bookmarkEnd w:id="151"/>
-    <w:bookmarkStart w:id="153" w:name="ref-vandiver2021"/>
+    <w:bookmarkEnd w:id="152"/>
+    <w:bookmarkStart w:id="154" w:name="ref-vandiver2021"/>
     <w:p>
       <w:pPr>
         <w:pStyle w:val="Bibliography"/>
@@ -4370,7 +4381,7 @@
       <w:r>
         <w:t xml:space="preserve"> </w:t>
       </w:r>
-      <w:hyperlink r:id="rId152">
+      <w:hyperlink r:id="rId153">
         <w:r>
           <w:rPr>
             <w:rStyle w:val="Hyperlink"/>
@@ -4406,8 +4417,8 @@
         <w:t xml:space="preserve">. Experimental Dermatology. 2021;30(11):1711–6</w:t>
       </w:r>
     </w:p>
-    <w:bookmarkEnd w:id="153"/>
-    <w:bookmarkStart w:id="155" w:name="ref-viarisio2018"/>
+    <w:bookmarkEnd w:id="154"/>
+    <w:bookmarkStart w:id="156" w:name="ref-viarisio2018"/>
     <w:p>
       <w:pPr>
         <w:pStyle w:val="Bibliography"/>
@@ -4418,7 +4429,7 @@
       <w:r>
         <w:t xml:space="preserve"> </w:t>
       </w:r>
-      <w:hyperlink r:id="rId154">
+      <w:hyperlink r:id="rId155">
         <w:r>
           <w:rPr>
             <w:rStyle w:val="Hyperlink"/>
@@ -4454,8 +4465,8 @@
         <w:t xml:space="preserve">. PLoS Pathogens. 2018;14(1):e1006783</w:t>
       </w:r>
     </w:p>
-    <w:bookmarkEnd w:id="155"/>
-    <w:bookmarkStart w:id="157" w:name="ref-weissenborn2012"/>
+    <w:bookmarkEnd w:id="156"/>
+    <w:bookmarkStart w:id="158" w:name="ref-weissenborn2012"/>
     <w:p>
       <w:pPr>
         <w:pStyle w:val="Bibliography"/>
@@ -4466,7 +4477,7 @@
       <w:r>
         <w:t xml:space="preserve"> </w:t>
       </w:r>
-      <w:hyperlink r:id="rId156">
+      <w:hyperlink r:id="rId157">
         <w:r>
           <w:rPr>
             <w:rStyle w:val="Hyperlink"/>
@@ -4502,8 +4513,8 @@
         <w:t xml:space="preserve">. Medical Microbiology and Immunology. 2012;201(2):117–25</w:t>
       </w:r>
     </w:p>
-    <w:bookmarkEnd w:id="157"/>
-    <w:bookmarkStart w:id="159" w:name="ref-wenande2025"/>
+    <w:bookmarkEnd w:id="158"/>
+    <w:bookmarkStart w:id="160" w:name="ref-wenande2025"/>
     <w:p>
       <w:pPr>
         <w:pStyle w:val="Bibliography"/>
@@ -4514,7 +4525,7 @@
       <w:r>
         <w:t xml:space="preserve"> </w:t>
       </w:r>
-      <w:hyperlink r:id="rId158">
+      <w:hyperlink r:id="rId159">
         <w:r>
           <w:rPr>
             <w:rStyle w:val="Hyperlink"/>
@@ -4550,8 +4561,8 @@
         <w:t xml:space="preserve">. JAMA Dermatology. 2025;161(6):605–14</w:t>
       </w:r>
     </w:p>
-    <w:bookmarkEnd w:id="159"/>
-    <w:bookmarkStart w:id="161" w:name="ref-wood2019"/>
+    <w:bookmarkEnd w:id="160"/>
+    <w:bookmarkStart w:id="162" w:name="ref-wood2019"/>
     <w:p>
       <w:pPr>
         <w:pStyle w:val="Bibliography"/>
@@ -4562,7 +4573,7 @@
       <w:r>
         <w:t xml:space="preserve"> </w:t>
       </w:r>
-      <w:hyperlink r:id="rId160">
+      <w:hyperlink r:id="rId161">
         <w:r>
           <w:rPr>
             <w:rStyle w:val="Hyperlink"/>
@@ -4586,10 +4597,10 @@
         <w:t xml:space="preserve">. Genome Biology. 2019;20:257</w:t>
       </w:r>
     </w:p>
-    <w:bookmarkEnd w:id="161"/>
     <w:bookmarkEnd w:id="162"/>
     <w:bookmarkEnd w:id="163"/>
-    <w:bookmarkStart w:id="209" w:name="supplementary-material"/>
+    <w:bookmarkEnd w:id="164"/>
+    <w:bookmarkStart w:id="210" w:name="supplementary-material"/>
     <w:p>
       <w:pPr>
         <w:pStyle w:val="Heading1"/>
@@ -4598,7 +4609,7 @@
         <w:t xml:space="preserve">Supplementary Material</w:t>
       </w:r>
     </w:p>
-    <w:bookmarkStart w:id="164" w:name="supplementary-materials-and-methods"/>
+    <w:bookmarkStart w:id="165" w:name="supplementary-materials-and-methods"/>
     <w:p>
       <w:pPr>
         <w:pStyle w:val="Heading2"/>
@@ -4607,8 +4618,8 @@
         <w:t xml:space="preserve">Supplementary Materials and Methods</w:t>
       </w:r>
     </w:p>
-    <w:bookmarkEnd w:id="164"/>
-    <w:bookmarkStart w:id="178" w:name="methods"/>
+    <w:bookmarkEnd w:id="165"/>
+    <w:bookmarkStart w:id="179" w:name="methods"/>
     <w:p>
       <w:pPr>
         <w:pStyle w:val="Heading2"/>
@@ -4617,7 +4628,7 @@
         <w:t xml:space="preserve">Methods</w:t>
       </w:r>
     </w:p>
-    <w:bookmarkStart w:id="165" w:name="overview-and-implementation"/>
+    <w:bookmarkStart w:id="166" w:name="overview-and-implementation"/>
     <w:p>
       <w:pPr>
         <w:pStyle w:val="Heading3"/>
@@ -4666,8 +4677,8 @@
         <w:t xml:space="preserve">The workflow comprises a one-time reference-construction stage followed by a per-sample pipeline: SRA discovery → FASTQ download → quality control → Kraken2 papillomavirus screen → branch on HPV status (only HPV-positive libraries proceed) → STAR alignment to the HPV reference panel → coverage-based HPV typing → early/late transcript classification → aggregation and reporting.</w:t>
       </w:r>
     </w:p>
-    <w:bookmarkEnd w:id="165"/>
-    <w:bookmarkStart w:id="166" w:name="hpv-reference-panel-and-kraken2-database"/>
+    <w:bookmarkEnd w:id="166"/>
+    <w:bookmarkStart w:id="167" w:name="hpv-reference-panel-and-kraken2-database"/>
     <w:p>
       <w:pPr>
         <w:pStyle w:val="Heading3"/>
@@ -4810,8 +4821,8 @@
         <w:t xml:space="preserve">) was constructed from the NCBI taxonomy and the human reference library (GRCh38), to which all panel HPV genomes were added under a Papillomaviridae taxon, so that human and HPV reads are jointly classified and HPV reads are resolved within the papillomavirus clade.</w:t>
       </w:r>
     </w:p>
-    <w:bookmarkEnd w:id="166"/>
-    <w:bookmarkStart w:id="167" w:name="dataset-assembly-and-sra-discovery"/>
+    <w:bookmarkEnd w:id="167"/>
+    <w:bookmarkStart w:id="168" w:name="dataset-assembly-and-sra-discovery"/>
     <w:p>
       <w:pPr>
         <w:pStyle w:val="Heading3"/>
@@ -4866,8 +4877,8 @@
         <w:t xml:space="preserve">. Library layout (single- vs paired-end) was taken from the SRA record. To enable robust downstream parsing, comma-containing free-text fields were retained in a raw samplesheet and stripped from the slim samplesheet consumed by the workflow.</w:t>
       </w:r>
     </w:p>
-    <w:bookmarkEnd w:id="167"/>
-    <w:bookmarkStart w:id="168" w:name="read-download-and-quality-control"/>
+    <w:bookmarkEnd w:id="168"/>
+    <w:bookmarkStart w:id="169" w:name="read-download-and-quality-control"/>
     <w:p>
       <w:pPr>
         <w:pStyle w:val="Heading3"/>
@@ -4977,8 +4988,8 @@
         <w:t xml:space="preserve">was run without a spot limit. This matters more than it may appear, because reads deposited from a coordinate-sorted alignment emerge from the SRA in reference order, which places unmapped, and therefore viral, reads at the end of the run; screening only the leading portion of such a library would miss the signal entirely and would do so non-randomly. As a check on the whole path from download to classification, the reads reaching the Kraken2 screen correspond to a median 98.6% of the SRA-reported spot count across the 10,834 screened libraries (5th percentile 85.5%), the small shortfall being fastp quality and length filtering, and the per-group medians span 95.8% to 99.5%, so no sample group was read less completely than another.</w:t>
       </w:r>
     </w:p>
-    <w:bookmarkEnd w:id="168"/>
-    <w:bookmarkStart w:id="169" w:name="hpv-screening-and-positivity-calling"/>
+    <w:bookmarkEnd w:id="169"/>
+    <w:bookmarkStart w:id="170" w:name="hpv-screening-and-positivity-calling"/>
     <w:p>
       <w:pPr>
         <w:pStyle w:val="Heading3"/>
@@ -5004,8 +5015,8 @@
         <w:t xml:space="preserve">), and HPV-negative otherwise; HPV-negative libraries were recorded for rate estimation but proceeded no further. HPV-classified reads from positive libraries were extracted (seqtk 1.4), keeping paired mates in register, for targeted alignment. This split, in which every screened library contributes to positivity rates but only positives advance to typing, is the central branch point of the workflow.</w:t>
       </w:r>
     </w:p>
-    <w:bookmarkEnd w:id="169"/>
-    <w:bookmarkStart w:id="170" w:name="hpv-typing"/>
+    <w:bookmarkEnd w:id="170"/>
+    <w:bookmarkStart w:id="171" w:name="hpv-typing"/>
     <w:p>
       <w:pPr>
         <w:pStyle w:val="Heading3"/>
@@ -5115,8 +5126,8 @@
         <w:t xml:space="preserve">); the full per-reference coverage table was retained regardless of assignment. The dual breadth-and-depth criterion guards against spurious assignment from a few reads piling up on a short, conserved region.</w:t>
       </w:r>
     </w:p>
-    <w:bookmarkEnd w:id="170"/>
-    <w:bookmarkStart w:id="171" w:name="earlylate-transcript-classification"/>
+    <w:bookmarkEnd w:id="171"/>
+    <w:bookmarkStart w:id="172" w:name="earlylate-transcript-classification"/>
     <w:p>
       <w:pPr>
         <w:pStyle w:val="Heading3"/>
@@ -5160,8 +5171,8 @@
         <w:t xml:space="preserve">). Productivity was gated on L1 specifically, rather than on combined L1+L2 signal, because L1 capsid expression is the more stringent marker of virion-producing late-stage infection, whereas isolated L2 signal can arise from low-level transcription or cross-mapping; this single rule was applied uniformly across all samples and run batches.</w:t>
       </w:r>
     </w:p>
-    <w:bookmarkEnd w:id="171"/>
-    <w:bookmarkStart w:id="172" w:name="Xb7b52261b13d214b61be4d17d32a361ca9d534d"/>
+    <w:bookmarkEnd w:id="172"/>
+    <w:bookmarkStart w:id="173" w:name="Xb7b52261b13d214b61be4d17d32a361ca9d534d"/>
     <w:p>
       <w:pPr>
         <w:pStyle w:val="Heading3"/>
@@ -5239,8 +5250,8 @@
         <w:t xml:space="preserve">annotations were treated as non-cell-line. These flags annotate rather than exclude samples, so that cell-line positives are retained as positive controls but can be separated from primary-tissue signal at analysis. For the prevalence-sweep cohort, study-level heuristic calls were additionally refined by manual curation through a structured workbook, with precedence sample &gt; study &gt; heuristic, and a provenance label recorded for each overridden call. As a further contaminant guard, low-coverage-breadth assignments (breadth &lt; 0.15) and alpha-genus/HPV16/HPV18 calls were tabulated by study to surface project-level contamination.</w:t>
       </w:r>
     </w:p>
-    <w:bookmarkEnd w:id="172"/>
-    <w:bookmarkStart w:id="173" w:name="X7eaa2f8331f5c25e50e9f6c362aa899cbb1292c"/>
+    <w:bookmarkEnd w:id="173"/>
+    <w:bookmarkStart w:id="174" w:name="X7eaa2f8331f5c25e50e9f6c362aa899cbb1292c"/>
     <w:p>
       <w:pPr>
         <w:pStyle w:val="Heading3"/>
@@ -5640,8 +5651,8 @@
         <w:t xml:space="preserve">).</w:t>
       </w:r>
     </w:p>
-    <w:bookmarkEnd w:id="173"/>
-    <w:bookmarkStart w:id="174" w:name="library-selection-chemistry"/>
+    <w:bookmarkEnd w:id="174"/>
+    <w:bookmarkStart w:id="175" w:name="library-selection-chemistry"/>
     <w:p>
       <w:pPr>
         <w:pStyle w:val="Heading3"/>
@@ -5810,8 +5821,8 @@
         <w:t xml:space="preserve">. Run as a blind test, the classifier recovers rRNA depletion for 15/15 of them from protocol text alone, which is also the independent confirmation that the series is rRNA-depleted rather than poly-A-selected.</w:t>
       </w:r>
     </w:p>
-    <w:bookmarkEnd w:id="174"/>
-    <w:bookmarkStart w:id="175" w:name="X092d6aa339a1e20488094a4b56c0474ffc2644c"/>
+    <w:bookmarkEnd w:id="175"/>
+    <w:bookmarkStart w:id="176" w:name="X092d6aa339a1e20488094a4b56c0474ffc2644c"/>
     <w:p>
       <w:pPr>
         <w:pStyle w:val="Heading3"/>
@@ -6142,8 +6153,8 @@
         <w:t xml:space="preserve">rather than downsampled.</w:t>
       </w:r>
     </w:p>
-    <w:bookmarkEnd w:id="175"/>
-    <w:bookmarkStart w:id="176" w:name="X100e545f3d9e395267e0fa4a0c685cbdafc7ff0"/>
+    <w:bookmarkEnd w:id="176"/>
+    <w:bookmarkStart w:id="177" w:name="X100e545f3d9e395267e0fa4a0c685cbdafc7ff0"/>
     <w:p>
       <w:pPr>
         <w:pStyle w:val="Heading3"/>
@@ -6326,8 +6337,8 @@
         <w:t xml:space="preserve">.</w:t>
       </w:r>
     </w:p>
-    <w:bookmarkEnd w:id="176"/>
-    <w:bookmarkStart w:id="177" w:name="execution-at-scale"/>
+    <w:bookmarkEnd w:id="177"/>
+    <w:bookmarkStart w:id="178" w:name="execution-at-scale"/>
     <w:p>
       <w:pPr>
         <w:pStyle w:val="Heading3"/>
@@ -6344,9 +6355,9 @@
         <w:t xml:space="preserve">For cohorts of thousands of libraries, a chunked driver processed the samplesheet in fixed-size batches (default 100 libraries per chunk). After each successful chunk, per-sample outputs (Kraken2 reports, HPV typing and transcript tables, and HPV status) were aggregated and the chunk’s working directory was deleted to bound disk use; a failed chunk was left intact for inspection and resumed on rerun. A single combined report was generated over the aggregated outputs at completion. Summary tables and figures were produced in R (tidyverse), and the depth-normalized burden analysis was implemented as a standalone R script operating on the aggregated Kraken2 reports, typing tables, and curated sample flags.</w:t>
       </w:r>
     </w:p>
-    <w:bookmarkEnd w:id="177"/>
     <w:bookmarkEnd w:id="178"/>
-    <w:bookmarkStart w:id="206" w:name="supplementary-figures-and-tables"/>
+    <w:bookmarkEnd w:id="179"/>
+    <w:bookmarkStart w:id="207" w:name="supplementary-figures-and-tables"/>
     <w:p>
       <w:pPr>
         <w:pStyle w:val="Heading2"/>
@@ -6368,7 +6379,7 @@
       <w:tr>
         <w:tc>
           <w:tcPr/>
-          <w:bookmarkStart w:id="182" w:name="suppfig-depth"/>
+          <w:bookmarkStart w:id="183" w:name="suppfig-depth"/>
           <w:p>
             <w:pPr>
               <w:pStyle w:val="Compact"/>
@@ -6379,18 +6390,18 @@
                 <wp:inline>
                   <wp:extent cx="5943600" cy="3714749"/>
                   <wp:effectExtent b="0" l="0" r="0" t="0"/>
-                  <wp:docPr descr="" title="" id="180" name="Picture"/>
+                  <wp:docPr descr="" title="" id="181" name="Picture"/>
                   <a:graphic>
                     <a:graphicData uri="http://schemas.openxmlformats.org/drawingml/2006/picture">
                       <pic:pic>
                         <pic:nvPicPr>
-                          <pic:cNvPr descr="figureS1.png" id="181" name="Picture"/>
+                          <pic:cNvPr descr="figureS1.png" id="182" name="Picture"/>
                           <pic:cNvPicPr>
                             <a:picLocks noChangeArrowheads="1" noChangeAspect="1"/>
                           </pic:cNvPicPr>
                         </pic:nvPicPr>
                         <pic:blipFill>
-                          <a:blip r:embed="rId179"/>
+                          <a:blip r:embed="rId180"/>
                           <a:stretch>
                             <a:fillRect/>
                           </a:stretch>
@@ -6447,7 +6458,7 @@
               <w:t xml:space="preserve">is not produced by differences in sequencing depth: the groups that reach the floor do so at every depth, and the groups that do not never reach it, however deeply sequenced. Point size is proportional to the number of libraries in each group × bin.</w:t>
             </w:r>
           </w:p>
-          <w:bookmarkEnd w:id="182"/>
+          <w:bookmarkEnd w:id="183"/>
         </w:tc>
       </w:tr>
     </w:tbl>
@@ -6472,7 +6483,7 @@
       <w:tr>
         <w:tc>
           <w:tcPr/>
-          <w:bookmarkStart w:id="186" w:name="suppfig-trace"/>
+          <w:bookmarkStart w:id="187" w:name="suppfig-trace"/>
           <w:p>
             <w:pPr>
               <w:pStyle w:val="Compact"/>
@@ -6483,18 +6494,18 @@
                 <wp:inline>
                   <wp:extent cx="5943600" cy="3302000"/>
                   <wp:effectExtent b="0" l="0" r="0" t="0"/>
-                  <wp:docPr descr="" title="" id="184" name="Picture"/>
+                  <wp:docPr descr="" title="" id="185" name="Picture"/>
                   <a:graphic>
                     <a:graphicData uri="http://schemas.openxmlformats.org/drawingml/2006/picture">
                       <pic:pic>
                         <pic:nvPicPr>
-                          <pic:cNvPr descr="figureS2.png" id="185" name="Picture"/>
+                          <pic:cNvPr descr="figureS2.png" id="186" name="Picture"/>
                           <pic:cNvPicPr>
                             <a:picLocks noChangeArrowheads="1" noChangeAspect="1"/>
                           </pic:cNvPicPr>
                         </pic:nvPicPr>
                         <pic:blipFill>
-                          <a:blip r:embed="rId183"/>
+                          <a:blip r:embed="rId184"/>
                           <a:stretch>
                             <a:fillRect/>
                           </a:stretch>
@@ -6563,7 +6574,7 @@
               <w:t xml:space="preserve">= 54), split into three exclusive classes from the per-gene read counts the pipeline already writes: libraries with no reads on any HPV gene, libraries with gene-mapped reads that do not reach the productive threshold, and productive libraries (L1 ≥ 3 reads). Cell-line and engineered libraries are excluded throughout. The classes are assigned in that order of precedence, so a library appears in exactly one. The residual sample group with no recorded site is not in the denominator: the claim is about skin and neoplasia. Of the 57 gene-mapped but non-productive trace libraries, 52 carry early-gene reads with the late program absent and 5 carry only L2 reads below the productive bar; the median late-read fraction across the whole trace is 0, against 0.367 in the controls, which is the differentiation-coupled capsid burst the controls are there to show.</w:t>
             </w:r>
           </w:p>
-          <w:bookmarkEnd w:id="186"/>
+          <w:bookmarkEnd w:id="187"/>
         </w:tc>
       </w:tr>
     </w:tbl>
@@ -6588,7 +6599,7 @@
       <w:tr>
         <w:tc>
           <w:tcPr/>
-          <w:bookmarkStart w:id="190" w:name="suppfig-types"/>
+          <w:bookmarkStart w:id="191" w:name="suppfig-types"/>
           <w:p>
             <w:pPr>
               <w:pStyle w:val="Compact"/>
@@ -6599,18 +6610,18 @@
                 <wp:inline>
                   <wp:extent cx="5943600" cy="2993813"/>
                   <wp:effectExtent b="0" l="0" r="0" t="0"/>
-                  <wp:docPr descr="" title="" id="188" name="Picture"/>
+                  <wp:docPr descr="" title="" id="189" name="Picture"/>
                   <a:graphic>
                     <a:graphicData uri="http://schemas.openxmlformats.org/drawingml/2006/picture">
                       <pic:pic>
                         <pic:nvPicPr>
-                          <pic:cNvPr descr="figureS3.png" id="189" name="Picture"/>
+                          <pic:cNvPr descr="figureS3.png" id="190" name="Picture"/>
                           <pic:cNvPicPr>
                             <a:picLocks noChangeArrowheads="1" noChangeAspect="1"/>
                           </pic:cNvPicPr>
                         </pic:nvPicPr>
                         <pic:blipFill>
-                          <a:blip r:embed="rId187"/>
+                          <a:blip r:embed="rId188"/>
                           <a:stretch>
                             <a:fillRect/>
                           </a:stretch>
@@ -6745,7 +6756,7 @@
               <w:t xml:space="preserve">collapses both panels from type to genus.</w:t>
             </w:r>
           </w:p>
-          <w:bookmarkEnd w:id="190"/>
+          <w:bookmarkEnd w:id="191"/>
         </w:tc>
       </w:tr>
     </w:tbl>
@@ -6770,7 +6781,7 @@
       <w:tr>
         <w:tc>
           <w:tcPr/>
-          <w:bookmarkStart w:id="194" w:name="suppfig-reservoir-gut"/>
+          <w:bookmarkStart w:id="195" w:name="suppfig-reservoir-gut"/>
           <w:p>
             <w:pPr>
               <w:pStyle w:val="Compact"/>
@@ -6781,18 +6792,18 @@
                 <wp:inline>
                   <wp:extent cx="5943600" cy="4302034"/>
                   <wp:effectExtent b="0" l="0" r="0" t="0"/>
-                  <wp:docPr descr="" title="" id="192" name="Picture"/>
+                  <wp:docPr descr="" title="" id="193" name="Picture"/>
                   <a:graphic>
                     <a:graphicData uri="http://schemas.openxmlformats.org/drawingml/2006/picture">
                       <pic:pic>
                         <pic:nvPicPr>
-                          <pic:cNvPr descr="figureS4.png" id="193" name="Picture"/>
+                          <pic:cNvPr descr="figureS4.png" id="194" name="Picture"/>
                           <pic:cNvPicPr>
                             <a:picLocks noChangeArrowheads="1" noChangeAspect="1"/>
                           </pic:cNvPicPr>
                         </pic:nvPicPr>
                         <pic:blipFill>
-                          <a:blip r:embed="rId191"/>
+                          <a:blip r:embed="rId192"/>
                           <a:stretch>
                             <a:fillRect/>
                           </a:stretch>
@@ -6932,7 +6943,7 @@
               <w:t xml:space="preserve">to be read as biology: the identical procedure applied to vaginal libraries recovers an overwhelmingly alpha mucosal niche, which assembly noise could not produce. Only skin is carried into the main figure, since the paper’s subject is skin. Its composition is a mixture of mucosal alpha (30.5%) and cutaneous beta (34.9%), and its commonest types interleave the two (HPV16, HPV6 and HPV56 with HPV24, HPV124 and HPV37), which is the expected signature of a collection route that crosses perianal skin rather than of papillomavirus carriage in the gut; the same pattern is seen independently in rectal-swab cohorts. Read that way the site is a useful control, since it shows the catalog recovering the genus of whatever epithelium the sampling route touches, and its novel-cluster fraction (9.6%) sits with skin’s (14.5%) rather than with the vaginal site’s (0.2%), as expected if its beta/gamma content is cutaneous in origin.</w:t>
             </w:r>
           </w:p>
-          <w:bookmarkEnd w:id="194"/>
+          <w:bookmarkEnd w:id="195"/>
         </w:tc>
       </w:tr>
     </w:tbl>
@@ -6957,7 +6968,7 @@
       <w:tr>
         <w:tc>
           <w:tcPr/>
-          <w:bookmarkStart w:id="198" w:name="suppfig-bayes"/>
+          <w:bookmarkStart w:id="199" w:name="suppfig-bayes"/>
           <w:p>
             <w:pPr>
               <w:pStyle w:val="Compact"/>
@@ -6968,18 +6979,18 @@
                 <wp:inline>
                   <wp:extent cx="5943600" cy="2905759"/>
                   <wp:effectExtent b="0" l="0" r="0" t="0"/>
-                  <wp:docPr descr="" title="" id="196" name="Picture"/>
+                  <wp:docPr descr="" title="" id="197" name="Picture"/>
                   <a:graphic>
                     <a:graphicData uri="http://schemas.openxmlformats.org/drawingml/2006/picture">
                       <pic:pic>
                         <pic:nvPicPr>
-                          <pic:cNvPr descr="figureS5.png" id="197" name="Picture"/>
+                          <pic:cNvPr descr="figureS5.png" id="198" name="Picture"/>
                           <pic:cNvPicPr>
                             <a:picLocks noChangeArrowheads="1" noChangeAspect="1"/>
                           </pic:cNvPicPr>
                         </pic:nvPicPr>
                         <pic:blipFill>
-                          <a:blip r:embed="rId195"/>
+                          <a:blip r:embed="rId196"/>
                           <a:stretch>
                             <a:fillRect/>
                           </a:stretch>
@@ -7057,7 +7068,7 @@
               <w:t xml:space="preserve">(3) row is the prior-sensitivity refit of the contrast immediately above it, reported in that table’s caption rather than as a row of its own, and it sits further from 1 rather than nearer, which is what makes the productive-controls gap a finding rather than an artifact of the Normal prior. The axis spans five orders of magnitude because that contrast genuinely does.</w:t>
             </w:r>
           </w:p>
-          <w:bookmarkEnd w:id="198"/>
+          <w:bookmarkEnd w:id="199"/>
         </w:tc>
       </w:tr>
     </w:tbl>
@@ -7082,7 +7093,7 @@
       <w:tr>
         <w:tc>
           <w:tcPr/>
-          <w:bookmarkStart w:id="199" w:name="supptbl-types"/>
+          <w:bookmarkStart w:id="200" w:name="supptbl-types"/>
           <w:tbl>
             <w:tblPr>
               <w:tblStyle w:val="Table"/>
@@ -9862,7 +9873,7 @@
               <w:t xml:space="preserve">, at the level of HPV genus.</w:t>
             </w:r>
           </w:p>
-          <w:bookmarkEnd w:id="199"/>
+          <w:bookmarkEnd w:id="200"/>
         </w:tc>
       </w:tr>
     </w:tbl>
@@ -9887,7 +9898,7 @@
       <w:tr>
         <w:tc>
           <w:tcPr/>
-          <w:bookmarkStart w:id="200" w:name="supptbl-productive"/>
+          <w:bookmarkStart w:id="201" w:name="supptbl-productive"/>
           <w:tbl>
             <w:tblPr>
               <w:tblStyle w:val="Table"/>
@@ -10574,7 +10585,7 @@
               <w:t xml:space="preserve">).</w:t>
             </w:r>
           </w:p>
-          <w:bookmarkEnd w:id="200"/>
+          <w:bookmarkEnd w:id="201"/>
         </w:tc>
       </w:tr>
     </w:tbl>
@@ -10599,7 +10610,7 @@
       <w:tr>
         <w:tc>
           <w:tcPr/>
-          <w:bookmarkStart w:id="201" w:name="supptbl-bayes"/>
+          <w:bookmarkStart w:id="202" w:name="supptbl-bayes"/>
           <w:tbl>
             <w:tblPr>
               <w:tblStyle w:val="Table"/>
@@ -11179,7 +11190,7 @@
               <w:t xml:space="preserve">(3) prior gives an even larger posterior OR, 14,515 [3,961, 77,562], confirming robustness). Sequencing depth is modeled per 10-fold (log₁₀) change in library size.</w:t>
             </w:r>
           </w:p>
-          <w:bookmarkEnd w:id="201"/>
+          <w:bookmarkEnd w:id="202"/>
         </w:tc>
       </w:tr>
     </w:tbl>
@@ -11204,7 +11215,7 @@
       <w:tr>
         <w:tc>
           <w:tcPr/>
-          <w:bookmarkStart w:id="202" w:name="supptbl-cin"/>
+          <w:bookmarkStart w:id="203" w:name="supptbl-cin"/>
           <w:tbl>
             <w:tblPr>
               <w:tblStyle w:val="Table"/>
@@ -11585,7 +11596,7 @@
               <w:t xml:space="preserve">= 0.0038). Retaining them is therefore the conservative analytical choice: the small floor-level excess of neoplasia over skin reported in the main text is an upper bound. Virus–host junction calling supports the same reading from an independent direction: the members of this set that carry enough viral reads to test are integration-positive, whereas the cutaneous-neoplasia libraries outside it are not. Integration is the expected state of mucosal HPV16 in carcinoma and is not a property of the cutaneous reservoir, so the assignment of these libraries to a mucosal origin rests on genome state as well as on type.</w:t>
             </w:r>
           </w:p>
-          <w:bookmarkEnd w:id="202"/>
+          <w:bookmarkEnd w:id="203"/>
         </w:tc>
       </w:tr>
     </w:tbl>
@@ -11610,7 +11621,7 @@
       <w:tr>
         <w:tc>
           <w:tcPr/>
-          <w:bookmarkStart w:id="203" w:name="supptbl-chem"/>
+          <w:bookmarkStart w:id="204" w:name="supptbl-chem"/>
           <w:tbl>
             <w:tblPr>
               <w:tblStyle w:val="Table"/>
@@ -12528,7 +12539,7 @@
               <w:t xml:space="preserve">= 7.2×10⁻¹²) and yields no above-floor library in either group.</w:t>
             </w:r>
           </w:p>
-          <w:bookmarkEnd w:id="203"/>
+          <w:bookmarkEnd w:id="204"/>
         </w:tc>
       </w:tr>
     </w:tbl>
@@ -12553,7 +12564,7 @@
       <w:tr>
         <w:tc>
           <w:tcPr/>
-          <w:bookmarkStart w:id="204" w:name="supptbl-trace"/>
+          <w:bookmarkStart w:id="205" w:name="supptbl-trace"/>
           <w:tbl>
             <w:tblPr>
               <w:tblStyle w:val="Table"/>
@@ -15258,7 +15269,7 @@
               <w:t xml:space="preserve">, from HPV type to HPV genus.</w:t>
             </w:r>
           </w:p>
-          <w:bookmarkEnd w:id="204"/>
+          <w:bookmarkEnd w:id="205"/>
         </w:tc>
       </w:tr>
     </w:tbl>
@@ -15283,7 +15294,7 @@
       <w:tr>
         <w:tc>
           <w:tcPr/>
-          <w:bookmarkStart w:id="205" w:name="supptbl-coinf"/>
+          <w:bookmarkStart w:id="206" w:name="supptbl-coinf"/>
           <w:tbl>
             <w:tblPr>
               <w:tblStyle w:val="Table"/>
@@ -16800,12 +16811,12 @@
               <w:t xml:space="preserve">, which retains only uniquely-mapped reads, since STAR assigns MAPQ ≤ 3 to any read placing equally well on two references, so cross-mapping between similar types cannot manufacture a co-infection call: each type in a row is supported by reads that map to it and to nothing else. Three cautions govern how far the table can be read. First, the rows are not independent observations: 13 of the 26 come from the paired studies SRP314958 (RNA-seq) and SRP314961 (MeRIP-seq), which are condyloma lesions from 5 donors (CA_1 to CA_5), each sequenced as an RNA-seq library plus a MeRIP input and IP fraction, so rows sharing a donor carry near-identical read profiles. Second, the secondary types often sit close to the threshold: across all non-dominant calls the median depth is 9.0× and 39% fall below 5×, so which type is called second can depend on the library fraction, and in donor CA_2 the RNA-seq and MeRIP input fractions call HPV6 + HPV11 while the IP fraction of the same specimen calls HPV6 + HPV42. Third, the deepest type in a co-infected library typically dominates its partner, by a median of 45-fold (interquartile range 14 to 2,175), so most rows describe one established infection alongside a minor second type rather than two comparable ones. Where both partners are unambiguous the pairings are biologically coherent: two carcinoma and actinic-keratosis libraries whose SRA records carry no tissue field (ERR2274877, ERR1971044) carry the beta-types HPV96 and HPV182 together at 98–99% breadth and 61–245× depth, and an EV biopsy (SRR21205038) carries the beta-types HPV20 and HPV9 at 18,558× and 736×; both are two full genomes in one library, not a genome plus a fragment. The most frequent pairing in the study is HPV11 with HPV42: 8 libraries carry both, against 14 with HPV11 alone and 1 with HPV42 alone. Requiring both partners to clear a stricter bar (breadth ≥ 0.70 and depth ≥ 5× for each) leaves 3 libraries from 1 of those donors (CA_1). Their dominance relation is asymmetric: HPV11 is the deeper type in all five condyloma lesions, exceeding HPV42 48- to 4,100-fold in the three with a strong HPV11 signal (CA_1, CA_4, CA_5) and 2- to 4-fold in the other two, so HPV42 is the minor partner throughout and clears the assignment threshold only where it happens to be abundant. Whether the pairing is a genuine dual infection or an artifact of that sensitivity limit cannot be settled from five donors of one study: it is a hypothesis the data motivate, not a result they support.</w:t>
             </w:r>
           </w:p>
-          <w:bookmarkEnd w:id="205"/>
+          <w:bookmarkEnd w:id="206"/>
         </w:tc>
       </w:tr>
     </w:tbl>
-    <w:bookmarkEnd w:id="206"/>
-    <w:bookmarkStart w:id="208" w:name="sec-s-crosstalk"/>
+    <w:bookmarkEnd w:id="207"/>
+    <w:bookmarkStart w:id="209" w:name="sec-s-crosstalk"/>
     <w:p>
       <w:pPr>
         <w:pStyle w:val="Heading2"/>
@@ -17035,7 +17046,7 @@
       <w:tr>
         <w:tc>
           <w:tcPr/>
-          <w:bookmarkStart w:id="207" w:name="supptbl-e2"/>
+          <w:bookmarkStart w:id="208" w:name="supptbl-e2"/>
           <w:tbl>
             <w:tblPr>
               <w:tblStyle w:val="Table"/>
@@ -17563,12 +17574,12 @@
               <w:t xml:space="preserve">against RefSeq papillomavirus open reading frames, and scored for whether E2 is present given that E1 is present. The comparison that matters is between the two right-hand columns and the two left-hand ones. Across all contigs, E2 recovery tracks assembly quality rather than biology: it is lowest in cervical CIN (79.3%) and cervical carcinoma (83.6%), which are also the arms with the shortest contigs, and highest in the vaginal and gut metagenomes, which assemble best. Once the question is restricted to near-complete contigs (≥7 kb), where E2 presence can actually be assessed, every category converges on 100%, and cervical carcinoma, in which integration and E2 disruption are the rule, returns 99.3% against 99.9% for skin. That convergence is not a biological result. An integrated genome cannot assemble across the virus-host junction, so conditioning on completeness selects episomal genomes in every category, and the statistic is structurally incapable of detecting the event it was built to detect. This table is reported because the inference is an inviting one to draw from a public contig catalog, and because it bounds what the DNA axis can contribute: presence of a papillomavirus in such a catalog is presence of a detectable L1, and carries no information about the state of the genome (Discussion).</w:t>
             </w:r>
           </w:p>
-          <w:bookmarkEnd w:id="207"/>
+          <w:bookmarkEnd w:id="208"/>
         </w:tc>
       </w:tr>
     </w:tbl>
-    <w:bookmarkEnd w:id="208"/>
     <w:bookmarkEnd w:id="209"/>
+    <w:bookmarkEnd w:id="210"/>
     <w:sectPr>
       <w:headerReference r:id="rId9" w:type="default"/>
       <w:pgSz w:h="15840" w:w="12240"/>

--- a/manuscript/manuscript_short.docx
+++ b/manuscript/manuscript_short.docx
@@ -2617,7 +2617,7 @@
         <w:pStyle w:val="FirstParagraph"/>
       </w:pPr>
       <w:r>
-        <w:t xml:space="preserve">This research was supported by the Estonian Research Council grant (PRG2707).</w:t>
+        <w:t xml:space="preserve">This research was supported by the Estonian Research Council grant PRG2707, held by Kristi Huik, whom we thank for supporting this work.</w:t>
       </w:r>
     </w:p>
     <w:p>
@@ -2651,7 +2651,7 @@
         <w:pStyle w:val="FirstParagraph"/>
       </w:pPr>
       <w:r>
-        <w:t xml:space="preserve">[To be completed, CRediT-compliant.] Conceptualization: AP; Data Curation: ; Formal Analysis: ; Funding Acquisition: ; Investigation: ; Methodology: ; Project Administration: ; Resources: ; Software: ; Supervision: ; Validation: AP; Visualization: ; Writing - Original Draft Preparation: ; Writing - Review and Editing: AP.</w:t>
+        <w:t xml:space="preserve">Conceptualization: MP (lead), AP (equal), TP (equal); Data Curation: TP (lead); Formal Analysis: TP (lead); Investigation: TP (lead); Methodology: TP (lead); Project Administration: TP (lead); Software: TP (lead); Supervision: MP (lead), AP (supporting); Validation: AP (lead), TP (supporting); Visualization: TP (lead); Writing - Original Draft Preparation: TP (lead); Writing - Review and Editing: AP (equal), MP (equal), TP (equal).</w:t>
       </w:r>
     </w:p>
     <w:bookmarkEnd w:id="61"/>

--- a/manuscript/manuscript_short.docx
+++ b/manuscript/manuscript_short.docx
@@ -214,13 +214,13 @@
         <w:t xml:space="preserve">(Rehm et al. 2022b)</w:t>
       </w:r>
       <w:r>
-        <w:t xml:space="preserve">. Two routes have been proposed for the loss itself: ultraviolet-driven host mutations, for example in p53 or NOTCH, may make the viral oncogenes redundant so that the genome is no longer selected for, and genomic instability under ultraviolet exposure may impair episome replication and segregation between daughter cells</w:t>
-      </w:r>
-      <w:r>
-        <w:t xml:space="preserve"> </w:t>
-      </w:r>
-      <w:r>
-        <w:t xml:space="preserve">(Bruyere et al. 2026)</w:t>
+        <w:t xml:space="preserve">. Dispensability is a claim about requirement rather than persistence, so the decline follows from it only given a route to loss: ultraviolet-driven host mutations, for example in p53 or NOTCH, may make the viral oncogenes redundant, leaving the genome no longer selected for</w:t>
+      </w:r>
+      <w:r>
+        <w:t xml:space="preserve"> </w:t>
+      </w:r>
+      <w:r>
+        <w:t xml:space="preserve">(Viarisio et al. 2018)</w:t>
       </w:r>
       <w:r>
         <w:t xml:space="preserve">. Ultimately, all three models predict declining viral activity from healthy skin to carcinoma, which is why measuring that decline more precisely cannot separate them.</w:t>
@@ -844,7 +844,7 @@
         </w:r>
       </w:hyperlink>
       <w:r>
-        <w:t xml:space="preserve">). Virus-host junction calling confirms it, provided junctions are scored as clustering rather than raw count: raw counts scale with viral load (the two EV libraries have over 12,000 chimeric reads each, spread across about 9,000 sites), whereas integration appears as junctions clustering at a single site. As an independent test of the marker in primary tissue of known progression, we scored a graded HPV16-positive cervical series, where the ratio rises with each grade: the median ratio runs from 0.36 in normal epithelium through 0.78 in high-grade lesion to 2.77 in carcinoma, a 7.7-fold rise (</w:t>
+        <w:t xml:space="preserve">). Virus-host junction calling confirms it, provided junctions are scored as clustering rather than raw count: raw counts scale with viral load (both EV libraries carry over 12,000 chimeric reads, spread across more than 8,000 sites), whereas integration appears as junctions clustering at a single site. As an independent test in primary tissue of known progression, we scored a graded HPV16-positive cervical series, where the ratio rises with each grade: the median ratio runs from 0.36 in normal epithelium through 0.78 in high-grade lesion to 2.77 in carcinoma, a 7.7-fold rise (</w:t>
       </w:r>
       <w:hyperlink w:anchor="fig-integration">
         <w:r>
@@ -964,7 +964,7 @@
               <w:t xml:space="preserve">2</w:t>
             </w:r>
             <w:r>
-              <w:t xml:space="preserve">((E1 + 0.5)/(E2 + 0.5)), for libraries with at least five combined reads; dashed line, parity. The episomal HPV31-positive HaCaT derivative falls among primary tissue. (</w:t>
+              <w:t xml:space="preserve">((E1 + 0.5)/(E2 + 0.5)), for libraries with at least five combined reads; dashed line, parity. In-vitro material sits above parity and primary tissue at or below it, the episomal HPV31-positive HaCaT derivative among the latter. (</w:t>
             </w:r>
             <w:r>
               <w:rPr>
@@ -974,7 +974,7 @@
               <w:t xml:space="preserve">b</w:t>
             </w:r>
             <w:r>
-              <w:t xml:space="preserve">) Virus-host chimeric junctions: the fraction at a library’s most-supported coordinate pair against the raw junction count; dashed gray line, the 0.2 clustering threshold. (</w:t>
+              <w:t xml:space="preserve">) Virus-host chimeric junctions: the fraction at a library’s most-supported coordinate pair against the raw count; dashed gray line, the 0.2 clustering threshold. (</w:t>
             </w:r>
             <w:r>
               <w:rPr>
@@ -984,7 +984,7 @@
               <w:t xml:space="preserve">c</w:t>
             </w:r>
             <w:r>
-              <w:t xml:space="preserve">) E1:E2 ratio in a graded HPV16-positive cervical series (SRP252916) of normal epithelium, high-grade squamous intraepithelial lesion (HSIL) and carcinoma, sequenced under one protocol. Open circles, libraries (</w:t>
+              <w:t xml:space="preserve">) E1:E2 ratio in a graded HPV16-positive cervical series (SRP252916) of normal epithelium, high-grade lesion (HSIL) and carcinoma, under one protocol. Open circles, libraries (</w:t>
             </w:r>
             <w:r>
               <w:rPr>
@@ -1776,7 +1776,7 @@
         <w:t xml:space="preserve"> </w:t>
       </w:r>
       <w:r>
-        <w:t xml:space="preserve">b). HPV8, the beta type most often named as the cutaneous carcinoma candidate in serological and DNA studies, is the sharpest case: it is the eighth commonest type in the reservoir, carried by 63 of the 1,735 HPV-positive skin DNA libraries, yet it appears in 0 of the 10,834 RNA libraries screened here, at any level and whether assigned or trace.</w:t>
+        <w:t xml:space="preserve">b). HPV8, the beta type most often named as the cutaneous carcinoma candidate in serological and DNA studies, is the sharpest case: it is the eighth commonest type in the reservoir, carried by 63 of the 1,735 HPV-positive skin DNA libraries, yet it appears in 0 of the 10,834 RNA libraries analyzed here, at any level and whether assigned or trace.</w:t>
       </w:r>
     </w:p>
     <w:tbl>
@@ -1863,7 +1863,7 @@
               <w:t xml:space="preserve"> </w:t>
             </w:r>
             <w:r>
-              <w:t xml:space="preserve">by body site, restricted to skin (Methods; validation in</w:t>
+              <w:t xml:space="preserve">by body site, skin only (Methods; validation in</w:t>
             </w:r>
             <w:r>
               <w:t xml:space="preserve"> </w:t>
@@ -1966,7 +1966,16 @@
         <w:pStyle w:val="BodyText"/>
       </w:pPr>
       <w:r>
-        <w:t xml:space="preserve">Against the prior RNA-seq and in situ reports of silence in cutaneous carcinoma (Introduction), our study adds rigorous controls, a clear denominator, and a defined metric. We jointly analyze 406 cSCC/AK libraries and 7,800 unselected-skin libraries in one pipeline. We score productive replication, not just presence, against a baseline of confirmed productive lesions: the same instrument that finds no productive infection in cSCC/AK reports 93.2% productivity in warts.</w:t>
+        <w:t xml:space="preserve">Against the prior RNA-seq and in situ reports of silence in cutaneous carcinoma (Introduction), and a recent review reporting beta-HPV as typically transcriptionally inactive in immunocompetent patients</w:t>
+      </w:r>
+      <w:r>
+        <w:t xml:space="preserve"> </w:t>
+      </w:r>
+      <w:r>
+        <w:t xml:space="preserve">(Bruyere et al. 2026)</w:t>
+      </w:r>
+      <w:r>
+        <w:t xml:space="preserve">, our study adds rigorous controls, a clear denominator, and a defined metric. We jointly analyze 406 cSCC/AK libraries and 7,800 unselected-skin libraries in one pipeline. The same instrument that finds no productive infection in cSCC/AK reports 93.2% productivity in warts.</w:t>
       </w:r>
     </w:p>
     <w:p>
@@ -1980,19 +1989,10 @@
         <w:t xml:space="preserve"> </w:t>
       </w:r>
       <w:r>
-        <w:t xml:space="preserve">(Dorfer et al. 2021; Viarisio et al. 2018)</w:t>
-      </w:r>
-      <w:r>
-        <w:t xml:space="preserve">, after which a genome nothing selects for may be lost from the expanding clone; impaired episome replication and segregation under ultraviolet exposure is a proposed additional route</w:t>
-      </w:r>
-      <w:r>
-        <w:t xml:space="preserve"> </w:t>
-      </w:r>
-      <w:r>
-        <w:t xml:space="preserve">(Bruyere et al. 2026)</w:t>
-      </w:r>
-      <w:r>
-        <w:t xml:space="preserve">. Protective immunity works because virus-positive cells face negative selection</w:t>
+        <w:t xml:space="preserve">(Viarisio et al. 2018)</w:t>
+      </w:r>
+      <w:r>
+        <w:t xml:space="preserve">, after which a genome nothing selects for may be lost from the expanding clone. Protective immunity works because virus-positive cells face negative selection</w:t>
       </w:r>
       <w:r>
         <w:t xml:space="preserve"> </w:t>
@@ -2019,7 +2019,7 @@
         <w:t xml:space="preserve">(Doorbar et al. 2012)</w:t>
       </w:r>
       <w:r>
-        <w:t xml:space="preserve">, so a poorly differentiated tumor cannot run the late program regardless. Our trace decomposition answers it, since 63% of below-floor skin and neoplasia libraries carry no reads on any HPV gene at all, not merely no late ones (</w:t>
+        <w:t xml:space="preserve">, so a poorly differentiated tumor cannot run the late program regardless. Our trace decomposition answers that differentiation requirement, since 63% of below-floor skin and neoplasia libraries carry no reads on any HPV gene at all, not merely no late ones (</w:t>
       </w:r>
       <w:hyperlink w:anchor="suppfig-trace">
         <w:r>
@@ -2030,7 +2030,7 @@
         </w:r>
       </w:hyperlink>
       <w:r>
-        <w:t xml:space="preserve">). Our data measure this exact axis and cannot separate the three models. Nor does absent transcription imply clearance: episomal genomes may persist silently, or with intermittent activity, below the detection limit of bulk RNA sequencing. Absent productive transcription in established lesions does not exclude a transient viral contribution earlier in carcinogenesis.</w:t>
+        <w:t xml:space="preserve">). The same decomposition bears on a broader objection: an oncogene-driven mechanism requires E6/E7 function rather than capsid production, so a non-productive footprint does not by itself exclude one, and what counts against it here is that most below-floor libraries carry no viral reads at all rather than early reads without a late program. Our data measure this exact axis and cannot separate the three models. Nor does absent transcription imply clearance: episomal genomes may persist silently, or with intermittent activity, below the detection limit of bulk RNA sequencing. Absent productive transcription in established lesions does not exclude a transient viral contribution earlier in carcinogenesis.</w:t>
       </w:r>
     </w:p>
     <w:p>
@@ -2059,7 +2059,7 @@
         <w:t xml:space="preserve">(Purdie et al. 2005)</w:t>
       </w:r>
       <w:r>
-        <w:t xml:space="preserve">. We nevertheless agree on viral presence: we recovered trace HPV from 62.5% of AK libraries. HPV8 itself, however, was absent at any level from all 10,834 analyzed RNA libraries. That absence argues against persistent productive HPV8 transcription in established lesions while remaining compatible with transient, focal or latent activity. The nine-valent vaccine reduced the burden of actinic keratosis in a randomized trial</w:t>
+        <w:t xml:space="preserve">. We nevertheless agree on viral presence: we recovered trace HPV from 62.5% of AK libraries. HPV8 was absent at any level from all 10,834 analyzed RNA libraries. That absence argues against persistent productive HPV8 transcription in established lesions while remaining compatible with transient, focal or latent activity. The nine-valent vaccine reduced the burden of actinic keratosis in a randomized trial</w:t>
       </w:r>
       <w:r>
         <w:t xml:space="preserve"> </w:t>
@@ -2076,7 +2076,7 @@
         <w:pStyle w:val="BodyText"/>
       </w:pPr>
       <w:r>
-        <w:t xml:space="preserve">The rare productive infections we do find are beta-HPV, which constrains how the trace result should be read. Outside warts and EV, three primary-skin lesions carry unambiguous productive infection: an HPV12-productive cSCC, and two actinic-keratosis/cSCC libraries co-infected with HPV96 and HPV182 at near-complete genome coverage and high depth. HPV12, HPV96 and HPV182 belong to the beta-HPV species Betapapillomavirus 1, 5 and 2, respectively, so the genus running a complete productive program in these lesions is the same genus the cofactor debate concerns. Productive beta-HPV infection of primary skin is therefore possible and simply rare. The silence we report in cutaneous neoplasia is thus not a ceiling on what beta-HPV can do in skin. No productive HPV12, HPV96 or HPV182 has to our knowledge been described from public RNA-seq of primary skin.</w:t>
+        <w:t xml:space="preserve">The rare productive infections we do find are beta-HPV, which constrains how the trace result should be read. Outside warts and EV, three primary-skin lesions carry unambiguous productive infection: an HPV12-productive cSCC, and two actinic-keratosis/cSCC libraries co-infected with HPV96 and HPV182 at near-complete genome coverage and high depth. HPV12, HPV96 and HPV182 belong to the beta-HPV species Betapapillomavirus 1, 5 and 2, respectively, so the genus running a complete productive program in these lesions is the same genus the cofactor debate concerns. Productive beta-HPV infection of primary skin is therefore possible but rare, so the silence we report in cutaneous neoplasia is not a ceiling on what beta-HPV can do in skin. No productive HPV12, HPV96 or HPV182 has to our knowledge been described from public RNA-seq of primary skin.</w:t>
       </w:r>
     </w:p>
     <w:p>
@@ -2190,7 +2190,7 @@
         <w:pStyle w:val="BodyText"/>
       </w:pPr>
       <w:r>
-        <w:t xml:space="preserve">Petabase-scale surveys are now the standard method for establishing viral presence across body sites, but a presence catalog cannot measure biological activity. Because these surveys rely on sequence assembly, integrated genomes fail to assemble across the virus-host junction. The viral genome state must be inferred from individual reads or transcription rather than catalog membership alone. For example, conditioning data on near-complete L1-anchored contigs yields an intact E2 gene in 99.3% of cervical carcinoma contigs compared to 99.9% in skin (</w:t>
+        <w:t xml:space="preserve">Petabase-scale surveys are now the standard method for establishing viral presence across body sites, but a presence catalog cannot measure biological activity. Because these surveys rely on assembly, integrated genomes fail to assemble across the virus-host junction, so genome state must be inferred from reads or transcription rather than catalog membership. For example, conditioning data on near-complete L1-anchored contigs yields an intact E2 gene in 99.3% of cervical carcinoma contigs compared to 99.9% in skin (</w:t>
       </w:r>
       <w:hyperlink w:anchor="supptbl-e2">
         <w:r>
@@ -2217,7 +2217,7 @@
         <w:pStyle w:val="BodyText"/>
       </w:pPr>
       <w:r>
-        <w:t xml:space="preserve">Ultimately, cutaneous HPV is productive in warts and epidermodysplasia verruciformis, but leaves only a trace, non-productive footprint in cutaneous squamous neoplasia, regardless of sequencing depth or library chemistry. This phenotype is the baseline any theory of beta-HPV in skin cancer must address. Because all major hypotheses predict this outcome, more precise measurement of viral activity will not separate them. That requires study designs that break the shared prediction. Crucial approaches include matched DNA and RNA profiling across the precursor-to-carcinoma transition, precise spatial resolution of residual viral particles relative to mutant clones and infiltrating T cells, and ongoing interventional studies. While single-cell resolution has already been demonstrated in cutaneous lesions</w:t>
+        <w:t xml:space="preserve">Ultimately, cutaneous HPV is productive in warts and epidermodysplasia verruciformis, but leaves only a trace, non-productive footprint in cutaneous squamous neoplasia, regardless of sequencing depth or library chemistry. This phenotype is the baseline any theory of beta-HPV in skin cancer must address. Because all major hypotheses predict this outcome, more precise measurement of viral activity will not separate them. That requires study designs that break the shared prediction: matched DNA and RNA profiling across the precursor-to-carcinoma transition, spatial resolution of residual viral particles relative to mutant clones and infiltrating T cells, and interventional studies. While single-cell resolution has already been demonstrated in cutaneous lesions</w:t>
       </w:r>
       <w:r>
         <w:t xml:space="preserve"> </w:t>
